--- a/standards/표준_산출방법서_종신보험.docx
+++ b/standards/표준_산출방법서_종신보험.docx
@@ -739,7 +739,7 @@
         <w:pStyle w:val="Note"/>
       </w:pPr>
       <w:r>
-        <w:t xml:space="preserve">※ 가입 조건은 판매 범위를 적은 정보이며, 보험료·책임준비금 예시는 2. 의 시산 기준으로 계산한다.</w:t>
+        <w:t xml:space="preserve">※ 가입 조건은 판매 범위를 적은 정보이다. 보험료는 이 범위 안의 계약(피보험자·보험기간·납입기간)마다 계산한다.</w:t>
       </w:r>
     </w:p>
     <w:p>
@@ -1640,186 +1640,6 @@
         <w:t xml:space="preserve">2. 계약 단위와 급부</w:t>
       </w:r>
     </w:p>
-    <w:p>
-      <w:r>
-        <w:t xml:space="preserve">시산 기준 — 보험료·책임준비금 예시는 아래 계약으로 계산한다.</w:t>
-      </w:r>
-    </w:p>
-    <w:tbl>
-      <w:tblPr>
-        <w:tblW w:w="5000" w:type="pct"/>
-        <w:tblBorders>
-          <w:top w:val="single" w:sz="4" w:space="0" w:color="A0A0A0"/>
-          <w:left w:val="single" w:sz="4" w:space="0" w:color="A0A0A0"/>
-          <w:bottom w:val="single" w:sz="4" w:space="0" w:color="A0A0A0"/>
-          <w:right w:val="single" w:sz="4" w:space="0" w:color="A0A0A0"/>
-          <w:insideH w:val="single" w:sz="4" w:space="0" w:color="A0A0A0"/>
-          <w:insideV w:val="single" w:sz="4" w:space="0" w:color="A0A0A0"/>
-        </w:tblBorders>
-        <w:tblCellMar>
-          <w:left w:w="80" w:type="dxa"/>
-          <w:right w:w="80" w:type="dxa"/>
-        </w:tblCellMar>
-      </w:tblPr>
-      <w:tblGrid>
-        <w:gridCol w:w="4800"/>
-        <w:gridCol w:w="4800"/>
-      </w:tblGrid>
-      <w:tr>
-        <w:trPr>
-          <w:tblHeader/>
-        </w:trPr>
-        <w:tc>
-          <w:tcPr>
-            <w:tcW w:w="0" w:type="auto"/>
-            <w:shd w:val="clear" w:color="auto" w:fill="EEF1F5"/>
-          </w:tcPr>
-          <w:p>
-            <w:pPr>
-              <w:spacing w:before="20" w:after="20"/>
-            </w:pPr>
-            <w:r>
-              <w:rPr>
-                <w:b/>
-              </w:rPr>
-              <w:t xml:space="preserve">항목</w:t>
-            </w:r>
-          </w:p>
-        </w:tc>
-        <w:tc>
-          <w:tcPr>
-            <w:tcW w:w="0" w:type="auto"/>
-            <w:shd w:val="clear" w:color="auto" w:fill="EEF1F5"/>
-          </w:tcPr>
-          <w:p>
-            <w:pPr>
-              <w:spacing w:before="20" w:after="20"/>
-            </w:pPr>
-            <w:r>
-              <w:rPr>
-                <w:b/>
-              </w:rPr>
-              <w:t xml:space="preserve">내용</w:t>
-            </w:r>
-          </w:p>
-        </w:tc>
-      </w:tr>
-      <w:tr>
-        <w:tc>
-          <w:tcPr>
-            <w:tcW w:w="0" w:type="auto"/>
-          </w:tcPr>
-          <w:p>
-            <w:pPr>
-              <w:spacing w:before="20" w:after="20"/>
-            </w:pPr>
-            <w:r>
-              <w:t xml:space="preserve">피보험자</w:t>
-            </w:r>
-          </w:p>
-        </w:tc>
-        <w:tc>
-          <w:tcPr>
-            <w:tcW w:w="0" w:type="auto"/>
-          </w:tcPr>
-          <w:p>
-            <w:pPr>
-              <w:spacing w:before="20" w:after="20"/>
-            </w:pPr>
-            <w:r>
-              <w:t xml:space="preserve">40세 남</w:t>
-            </w:r>
-          </w:p>
-        </w:tc>
-      </w:tr>
-      <w:tr>
-        <w:tc>
-          <w:tcPr>
-            <w:tcW w:w="0" w:type="auto"/>
-          </w:tcPr>
-          <w:p>
-            <w:pPr>
-              <w:spacing w:before="20" w:after="20"/>
-            </w:pPr>
-            <w:r>
-              <w:t xml:space="preserve">보험기간</w:t>
-            </w:r>
-          </w:p>
-        </w:tc>
-        <w:tc>
-          <w:tcPr>
-            <w:tcW w:w="0" w:type="auto"/>
-          </w:tcPr>
-          <w:p>
-            <w:pPr>
-              <w:spacing w:before="20" w:after="20"/>
-              <w:jc w:val="right"/>
-            </w:pPr>
-            <w:r>
-              <w:t xml:space="preserve">71년</w:t>
-            </w:r>
-          </w:p>
-        </w:tc>
-      </w:tr>
-      <w:tr>
-        <w:tc>
-          <w:tcPr>
-            <w:tcW w:w="0" w:type="auto"/>
-          </w:tcPr>
-          <w:p>
-            <w:pPr>
-              <w:spacing w:before="20" w:after="20"/>
-            </w:pPr>
-            <w:r>
-              <w:t xml:space="preserve">보험료 납입기간</w:t>
-            </w:r>
-          </w:p>
-        </w:tc>
-        <w:tc>
-          <w:tcPr>
-            <w:tcW w:w="0" w:type="auto"/>
-          </w:tcPr>
-          <w:p>
-            <w:pPr>
-              <w:spacing w:before="20" w:after="20"/>
-              <w:jc w:val="right"/>
-            </w:pPr>
-            <w:r>
-              <w:t xml:space="preserve">20년</w:t>
-            </w:r>
-          </w:p>
-        </w:tc>
-      </w:tr>
-      <w:tr>
-        <w:tc>
-          <w:tcPr>
-            <w:tcW w:w="0" w:type="auto"/>
-          </w:tcPr>
-          <w:p>
-            <w:pPr>
-              <w:spacing w:before="20" w:after="20"/>
-            </w:pPr>
-            <w:r>
-              <w:t xml:space="preserve">납입주기</w:t>
-            </w:r>
-          </w:p>
-        </w:tc>
-        <w:tc>
-          <w:tcPr>
-            <w:tcW w:w="0" w:type="auto"/>
-          </w:tcPr>
-          <w:p>
-            <w:pPr>
-              <w:spacing w:before="20" w:after="20"/>
-            </w:pPr>
-            <w:r>
-              <w:t xml:space="preserve">월납</w:t>
-            </w:r>
-          </w:p>
-        </w:tc>
-      </w:tr>
-    </w:tbl>
-    <w:p/>
     <w:tbl>
       <w:tblPr>
         <w:tblW w:w="5000" w:type="pct"/>

--- a/standards/표준_산출방법서_종신보험.docx
+++ b/standards/표준_산출방법서_종신보험.docx
@@ -1,6 +1,6 @@
 
 <file path=word/document.xml><?xml version="1.0" encoding="utf-8"?>
-<w:document xmlns:w="http://schemas.openxmlformats.org/wordprocessingml/2006/main" xmlns:r="http://schemas.openxmlformats.org/officeDocument/2006/relationships">
+<w:document xmlns:w="http://schemas.openxmlformats.org/wordprocessingml/2006/main" xmlns:r="http://schemas.openxmlformats.org/officeDocument/2006/relationships" xmlns:m="http://schemas.openxmlformats.org/officeDocument/2006/math">
   <w:body>
     <w:p>
       <w:pPr>
@@ -22,12 +22,12 @@
           <w:insideV w:val="single" w:sz="4" w:space="0" w:color="A0A0A0"/>
         </w:tblBorders>
         <w:tblCellMar>
-          <w:left w:w="80" w:type="dxa"/>
-          <w:right w:w="80" w:type="dxa"/>
+          <w:left w:w="140" w:type="dxa"/>
+          <w:right w:w="180" w:type="dxa"/>
         </w:tblCellMar>
       </w:tblPr>
       <w:tblGrid>
-        <w:gridCol w:w="9600"/>
+        <w:gridCol w:w="9800"/>
       </w:tblGrid>
       <w:tr>
         <w:trPr>
@@ -40,7 +40,7 @@
           </w:tcPr>
           <w:p>
             <w:pPr>
-              <w:spacing w:before="20" w:after="20"/>
+              <w:spacing w:before="30" w:after="30"/>
             </w:pPr>
             <w:r>
               <w:rPr>
@@ -58,10 +58,10 @@
           </w:tcPr>
           <w:p>
             <w:pPr>
-              <w:spacing w:before="20" w:after="20"/>
-            </w:pPr>
-            <w:r>
-              <w:t xml:space="preserve">이 문서는 표준 산출방법서 v1 양식입니다. 개요 표의 "양식" 행을 지우지 마세요 — 앱은 이 행을 보고 정해진 순서대로 읽습니다.</w:t>
+              <w:spacing w:before="30" w:after="30"/>
+            </w:pPr>
+            <w:r>
+              <w:t xml:space="preserve">이 문서는 표준 산출방법서 v2 양식입니다. 개요 표의 "양식" 행을 지우지 마세요 — 앱은 이 행을 보고 정해진 순서대로 읽습니다.</w:t>
             </w:r>
           </w:p>
         </w:tc>
@@ -73,7 +73,7 @@
           </w:tcPr>
           <w:p>
             <w:pPr>
-              <w:spacing w:before="20" w:after="20"/>
+              <w:spacing w:before="30" w:after="30"/>
             </w:pPr>
             <w:r>
               <w:t xml:space="preserve">표의 머리글(첫 행)과 절 제목(1. 기초율에 관한 사항 …)은 그대로 두고 값 칸을 고칩니다. 표에 행을 더하면 조건에도 더해집니다(위험률 · 사업비 · 담보 · 가입 조건).</w:t>
@@ -88,10 +88,10 @@
           </w:tcPr>
           <w:p>
             <w:pPr>
-              <w:spacing w:before="20" w:after="20"/>
-            </w:pPr>
-            <w:r>
-              <w:t xml:space="preserve">수식은 [식] 으로 시작하는 제목 줄 아래에 한 줄씩 적습니다. 아래첨자는 _{x+t}, 위첨자는 ^{t}, 곱은 × 또는 · 로 씁니다. Word·한글 수식 편집기로 넣은 식도 읽습니다.</w:t>
+              <w:spacing w:before="30" w:after="30"/>
+            </w:pPr>
+            <w:r>
+              <w:t xml:space="preserve">수식은 Word 수식(한글에서는 한글 수식)으로 들어 있습니다. [식] 제목 줄 아래에 설명 한 줄, 그 아래에 식 한 줄씩 둡니다. 식을 고칠 때는 수식을 눌러 고치고, 새 식은 수식 편집기(Word 는 Alt+=)로 넣거나 평문으로 적어도 됩니다 — 평문은 아래첨자 _{x+t}, 위첨자 ^{t}.</w:t>
             </w:r>
           </w:p>
         </w:tc>
@@ -103,7 +103,7 @@
           </w:tcPr>
           <w:p>
             <w:pPr>
-              <w:spacing w:before="20" w:after="20"/>
+              <w:spacing w:before="30" w:after="30"/>
             </w:pPr>
             <w:r>
               <w:t xml:space="preserve">식을 더하려면 알맞은 절(계산기수 · 보험료의 계산 · 책임준비금의 계산 · 해지환급금의 계산)에 [식] 제목 줄과 식 줄을 넣습니다. ※ 로 시작하는 줄은 바로 위 식의 설명입니다.</w:t>
@@ -118,7 +118,7 @@
           </w:tcPr>
           <w:p>
             <w:pPr>
-              <w:spacing w:before="20" w:after="20"/>
+              <w:spacing w:before="30" w:after="30"/>
             </w:pPr>
             <w:r>
               <w:t xml:space="preserve">앱이 조건으로 만드는 식과 같은 식은 조건에 따로 싣지 않고, 고친 식과 새 식만 조건(M08 수식)에 들어갑니다. 자동 식을 지워도 조건에서 다시 만들어집니다.</w:t>
@@ -133,7 +133,7 @@
           </w:tcPr>
           <w:p>
             <w:pPr>
-              <w:spacing w:before="20" w:after="20"/>
+              <w:spacing w:before="30" w:after="30"/>
             </w:pPr>
             <w:r>
               <w:t xml:space="preserve">책임준비금 · 해지환급금 관련 사항 절에는 ※ 로 시작하는 줄로 사항을 더합니다. 번호를 붙인 새 절(예: 9. 기타 사항)을 더하면 원문 절로 보존됩니다.</w:t>
@@ -148,7 +148,7 @@
           </w:tcPr>
           <w:p>
             <w:pPr>
-              <w:spacing w:before="20" w:after="20"/>
+              <w:spacing w:before="30" w:after="30"/>
             </w:pPr>
             <w:r>
               <w:t xml:space="preserve">한글(HWPX)로 고치려면 이 파일을 한글에서 열어 [다른 이름으로 저장 → HWPX 문서] 로 저장한 뒤 고칩니다. 이 안내 표는 지워도 됩니다.</w:t>
@@ -178,13 +178,13 @@
           <w:insideV w:val="single" w:sz="4" w:space="0" w:color="A0A0A0"/>
         </w:tblBorders>
         <w:tblCellMar>
-          <w:left w:w="80" w:type="dxa"/>
-          <w:right w:w="80" w:type="dxa"/>
+          <w:left w:w="140" w:type="dxa"/>
+          <w:right w:w="180" w:type="dxa"/>
         </w:tblCellMar>
       </w:tblPr>
       <w:tblGrid>
-        <w:gridCol w:w="4800"/>
-        <w:gridCol w:w="4800"/>
+        <w:gridCol w:w="2940"/>
+        <w:gridCol w:w="6860"/>
       </w:tblGrid>
       <w:tr>
         <w:trPr>
@@ -197,7 +197,7 @@
           </w:tcPr>
           <w:p>
             <w:pPr>
-              <w:spacing w:before="20" w:after="20"/>
+              <w:spacing w:before="30" w:after="30"/>
             </w:pPr>
             <w:r>
               <w:rPr>
@@ -214,7 +214,7 @@
           </w:tcPr>
           <w:p>
             <w:pPr>
-              <w:spacing w:before="20" w:after="20"/>
+              <w:spacing w:before="30" w:after="30"/>
             </w:pPr>
             <w:r>
               <w:rPr>
@@ -232,7 +232,7 @@
           </w:tcPr>
           <w:p>
             <w:pPr>
-              <w:spacing w:before="20" w:after="20"/>
+              <w:spacing w:before="30" w:after="30"/>
             </w:pPr>
             <w:r>
               <w:t xml:space="preserve">양식</w:t>
@@ -245,10 +245,10 @@
           </w:tcPr>
           <w:p>
             <w:pPr>
-              <w:spacing w:before="20" w:after="20"/>
-            </w:pPr>
-            <w:r>
-              <w:t xml:space="preserve">표준 산출방법서 v1</w:t>
+              <w:spacing w:before="30" w:after="30"/>
+            </w:pPr>
+            <w:r>
+              <w:t xml:space="preserve">표준 산출방법서 v2</w:t>
             </w:r>
           </w:p>
         </w:tc>
@@ -260,7 +260,7 @@
           </w:tcPr>
           <w:p>
             <w:pPr>
-              <w:spacing w:before="20" w:after="20"/>
+              <w:spacing w:before="30" w:after="30"/>
             </w:pPr>
             <w:r>
               <w:t xml:space="preserve">상품명</w:t>
@@ -273,7 +273,7 @@
           </w:tcPr>
           <w:p>
             <w:pPr>
-              <w:spacing w:before="20" w:after="20"/>
+              <w:spacing w:before="30" w:after="30"/>
             </w:pPr>
             <w:r>
               <w:t xml:space="preserve">종신보험</w:t>
@@ -288,7 +288,7 @@
           </w:tcPr>
           <w:p>
             <w:pPr>
-              <w:spacing w:before="20" w:after="20"/>
+              <w:spacing w:before="30" w:after="30"/>
             </w:pPr>
             <w:r>
               <w:t xml:space="preserve">종류</w:t>
@@ -301,7 +301,7 @@
           </w:tcPr>
           <w:p>
             <w:pPr>
-              <w:spacing w:before="20" w:after="20"/>
+              <w:spacing w:before="30" w:after="30"/>
             </w:pPr>
             <w:r>
               <w:t xml:space="preserve">표준형(완전 환급)</w:t>
@@ -316,7 +316,7 @@
           </w:tcPr>
           <w:p>
             <w:pPr>
-              <w:spacing w:before="20" w:after="20"/>
+              <w:spacing w:before="30" w:after="30"/>
             </w:pPr>
             <w:r>
               <w:t xml:space="preserve">작성일</w:t>
@@ -329,10 +329,10 @@
           </w:tcPr>
           <w:p>
             <w:pPr>
-              <w:spacing w:before="20" w:after="20"/>
-            </w:pPr>
-            <w:r>
-              <w:t xml:space="preserve">2026. 9. 21.</w:t>
+              <w:spacing w:before="30" w:after="30"/>
+            </w:pPr>
+            <w:r>
+              <w:t xml:space="preserve">2026. 9. 22.</w:t>
             </w:r>
           </w:p>
         </w:tc>
@@ -344,7 +344,7 @@
           </w:tcPr>
           <w:p>
             <w:pPr>
-              <w:spacing w:before="20" w:after="20"/>
+              <w:spacing w:before="30" w:after="30"/>
             </w:pPr>
             <w:r>
               <w:t xml:space="preserve">계약 단위</w:t>
@@ -357,7 +357,7 @@
           </w:tcPr>
           <w:p>
             <w:pPr>
-              <w:spacing w:before="20" w:after="20"/>
+              <w:spacing w:before="30" w:after="30"/>
             </w:pPr>
             <w:r>
               <w:t xml:space="preserve">주계약</w:t>
@@ -384,13 +384,13 @@
           <w:insideV w:val="single" w:sz="4" w:space="0" w:color="A0A0A0"/>
         </w:tblBorders>
         <w:tblCellMar>
-          <w:left w:w="80" w:type="dxa"/>
-          <w:right w:w="80" w:type="dxa"/>
+          <w:left w:w="140" w:type="dxa"/>
+          <w:right w:w="180" w:type="dxa"/>
         </w:tblCellMar>
       </w:tblPr>
       <w:tblGrid>
-        <w:gridCol w:w="4800"/>
-        <w:gridCol w:w="4800"/>
+        <w:gridCol w:w="2940"/>
+        <w:gridCol w:w="6860"/>
       </w:tblGrid>
       <w:tr>
         <w:trPr>
@@ -403,7 +403,7 @@
           </w:tcPr>
           <w:p>
             <w:pPr>
-              <w:spacing w:before="20" w:after="20"/>
+              <w:spacing w:before="30" w:after="30"/>
             </w:pPr>
             <w:r>
               <w:rPr>
@@ -420,7 +420,7 @@
           </w:tcPr>
           <w:p>
             <w:pPr>
-              <w:spacing w:before="20" w:after="20"/>
+              <w:spacing w:before="30" w:after="30"/>
             </w:pPr>
             <w:r>
               <w:rPr>
@@ -438,7 +438,7 @@
           </w:tcPr>
           <w:p>
             <w:pPr>
-              <w:spacing w:before="20" w:after="20"/>
+              <w:spacing w:before="30" w:after="30"/>
             </w:pPr>
             <w:r>
               <w:t xml:space="preserve">보험의 종류</w:t>
@@ -451,7 +451,7 @@
           </w:tcPr>
           <w:p>
             <w:pPr>
-              <w:spacing w:before="20" w:after="20"/>
+              <w:spacing w:before="30" w:after="30"/>
             </w:pPr>
             <w:r>
               <w:t xml:space="preserve">생명보험 / 종신</w:t>
@@ -466,7 +466,7 @@
           </w:tcPr>
           <w:p>
             <w:pPr>
-              <w:spacing w:before="20" w:after="20"/>
+              <w:spacing w:before="30" w:after="30"/>
             </w:pPr>
             <w:r>
               <w:t xml:space="preserve">보험종목</w:t>
@@ -479,7 +479,7 @@
           </w:tcPr>
           <w:p>
             <w:pPr>
-              <w:spacing w:before="20" w:after="20"/>
+              <w:spacing w:before="30" w:after="30"/>
             </w:pPr>
             <w:r>
               <w:t xml:space="preserve">표준형(완전 환급)</w:t>
@@ -494,7 +494,7 @@
           </w:tcPr>
           <w:p>
             <w:pPr>
-              <w:spacing w:before="20" w:after="20"/>
+              <w:spacing w:before="30" w:after="30"/>
             </w:pPr>
             <w:r>
               <w:t xml:space="preserve">보험료 납입주기</w:t>
@@ -507,7 +507,7 @@
           </w:tcPr>
           <w:p>
             <w:pPr>
-              <w:spacing w:before="20" w:after="20"/>
+              <w:spacing w:before="30" w:after="30"/>
             </w:pPr>
             <w:r>
               <w:t xml:space="preserve">월납 · 연납</w:t>
@@ -522,7 +522,7 @@
           </w:tcPr>
           <w:p>
             <w:pPr>
-              <w:spacing w:before="20" w:after="20"/>
+              <w:spacing w:before="30" w:after="30"/>
             </w:pPr>
             <w:r>
               <w:t xml:space="preserve">보험가입금액 한도</w:t>
@@ -535,7 +535,7 @@
           </w:tcPr>
           <w:p>
             <w:pPr>
-              <w:spacing w:before="20" w:after="20"/>
+              <w:spacing w:before="30" w:after="30"/>
             </w:pPr>
             <w:r>
               <w:t xml:space="preserve">1천만원 ~ 10억원</w:t>
@@ -550,7 +550,7 @@
           </w:tcPr>
           <w:p>
             <w:pPr>
-              <w:spacing w:before="20" w:after="20"/>
+              <w:spacing w:before="30" w:after="30"/>
             </w:pPr>
             <w:r>
               <w:t xml:space="preserve">갱신</w:t>
@@ -563,7 +563,7 @@
           </w:tcPr>
           <w:p>
             <w:pPr>
-              <w:spacing w:before="20" w:after="20"/>
+              <w:spacing w:before="30" w:after="30"/>
             </w:pPr>
             <w:r>
               <w:t xml:space="preserve">비갱신형</w:t>
@@ -585,14 +585,14 @@
           <w:insideV w:val="single" w:sz="4" w:space="0" w:color="A0A0A0"/>
         </w:tblBorders>
         <w:tblCellMar>
-          <w:left w:w="80" w:type="dxa"/>
-          <w:right w:w="80" w:type="dxa"/>
+          <w:left w:w="140" w:type="dxa"/>
+          <w:right w:w="180" w:type="dxa"/>
         </w:tblCellMar>
       </w:tblPr>
       <w:tblGrid>
-        <w:gridCol w:w="3200"/>
-        <w:gridCol w:w="3200"/>
-        <w:gridCol w:w="3200"/>
+        <w:gridCol w:w="3266"/>
+        <w:gridCol w:w="3266"/>
+        <w:gridCol w:w="3266"/>
       </w:tblGrid>
       <w:tr>
         <w:trPr>
@@ -605,7 +605,7 @@
           </w:tcPr>
           <w:p>
             <w:pPr>
-              <w:spacing w:before="20" w:after="20"/>
+              <w:spacing w:before="30" w:after="30"/>
             </w:pPr>
             <w:r>
               <w:rPr>
@@ -622,7 +622,7 @@
           </w:tcPr>
           <w:p>
             <w:pPr>
-              <w:spacing w:before="20" w:after="20"/>
+              <w:spacing w:before="30" w:after="30"/>
             </w:pPr>
             <w:r>
               <w:rPr>
@@ -639,7 +639,7 @@
           </w:tcPr>
           <w:p>
             <w:pPr>
-              <w:spacing w:before="20" w:after="20"/>
+              <w:spacing w:before="30" w:after="30"/>
             </w:pPr>
             <w:r>
               <w:rPr>
@@ -657,7 +657,7 @@
           </w:tcPr>
           <w:p>
             <w:pPr>
-              <w:spacing w:before="20" w:after="20"/>
+              <w:spacing w:before="30" w:after="30"/>
             </w:pPr>
             <w:r>
               <w:t xml:space="preserve">110세만기</w:t>
@@ -670,7 +670,7 @@
           </w:tcPr>
           <w:p>
             <w:pPr>
-              <w:spacing w:before="20" w:after="20"/>
+              <w:spacing w:before="30" w:after="30"/>
             </w:pPr>
             <w:r>
               <w:t xml:space="preserve">10·15·20년납</w:t>
@@ -683,7 +683,7 @@
           </w:tcPr>
           <w:p>
             <w:pPr>
-              <w:spacing w:before="20" w:after="20"/>
+              <w:spacing w:before="30" w:after="30"/>
             </w:pPr>
             <w:r>
               <w:t xml:space="preserve">만15세 ~ 65세</w:t>
@@ -698,7 +698,7 @@
           </w:tcPr>
           <w:p>
             <w:pPr>
-              <w:spacing w:before="20" w:after="20"/>
+              <w:spacing w:before="30" w:after="30"/>
             </w:pPr>
             <w:r>
               <w:t xml:space="preserve">110세만기</w:t>
@@ -711,7 +711,7 @@
           </w:tcPr>
           <w:p>
             <w:pPr>
-              <w:spacing w:before="20" w:after="20"/>
+              <w:spacing w:before="30" w:after="30"/>
             </w:pPr>
             <w:r>
               <w:t xml:space="preserve">30년납</w:t>
@@ -724,7 +724,7 @@
           </w:tcPr>
           <w:p>
             <w:pPr>
-              <w:spacing w:before="20" w:after="20"/>
+              <w:spacing w:before="30" w:after="30"/>
             </w:pPr>
             <w:r>
               <w:t xml:space="preserve">만15세 ~ 50세</w:t>
@@ -770,13 +770,13 @@
           <w:insideV w:val="single" w:sz="4" w:space="0" w:color="A0A0A0"/>
         </w:tblBorders>
         <w:tblCellMar>
-          <w:left w:w="80" w:type="dxa"/>
-          <w:right w:w="80" w:type="dxa"/>
+          <w:left w:w="140" w:type="dxa"/>
+          <w:right w:w="180" w:type="dxa"/>
         </w:tblCellMar>
       </w:tblPr>
       <w:tblGrid>
-        <w:gridCol w:w="4800"/>
-        <w:gridCol w:w="4800"/>
+        <w:gridCol w:w="2940"/>
+        <w:gridCol w:w="6860"/>
       </w:tblGrid>
       <w:tr>
         <w:trPr>
@@ -789,7 +789,7 @@
           </w:tcPr>
           <w:p>
             <w:pPr>
-              <w:spacing w:before="20" w:after="20"/>
+              <w:spacing w:before="30" w:after="30"/>
             </w:pPr>
             <w:r>
               <w:rPr>
@@ -806,7 +806,7 @@
           </w:tcPr>
           <w:p>
             <w:pPr>
-              <w:spacing w:before="20" w:after="20"/>
+              <w:spacing w:before="30" w:after="30"/>
             </w:pPr>
             <w:r>
               <w:rPr>
@@ -824,7 +824,7 @@
           </w:tcPr>
           <w:p>
             <w:pPr>
-              <w:spacing w:before="20" w:after="20"/>
+              <w:spacing w:before="30" w:after="30"/>
             </w:pPr>
             <w:r>
               <w:t xml:space="preserve">적용이율 i</w:t>
@@ -837,8 +837,7 @@
           </w:tcPr>
           <w:p>
             <w:pPr>
-              <w:spacing w:before="20" w:after="20"/>
-              <w:jc w:val="right"/>
+              <w:spacing w:before="30" w:after="30"/>
             </w:pPr>
             <w:r>
               <w:t xml:space="preserve">2.500%</w:t>
@@ -853,7 +852,7 @@
           </w:tcPr>
           <w:p>
             <w:pPr>
-              <w:spacing w:before="20" w:after="20"/>
+              <w:spacing w:before="30" w:after="30"/>
             </w:pPr>
             <w:r>
               <w:t xml:space="preserve">표준이율</w:t>
@@ -866,40 +865,10 @@
           </w:tcPr>
           <w:p>
             <w:pPr>
-              <w:spacing w:before="20" w:after="20"/>
-              <w:jc w:val="right"/>
+              <w:spacing w:before="30" w:after="30"/>
             </w:pPr>
             <w:r>
               <w:t xml:space="preserve">3.250%</w:t>
-            </w:r>
-          </w:p>
-        </w:tc>
-      </w:tr>
-      <w:tr>
-        <w:tc>
-          <w:tcPr>
-            <w:tcW w:w="0" w:type="auto"/>
-          </w:tcPr>
-          <w:p>
-            <w:pPr>
-              <w:spacing w:before="20" w:after="20"/>
-            </w:pPr>
-            <w:r>
-              <w:t xml:space="preserve">현가율 v = 1/(1+i)</w:t>
-            </w:r>
-          </w:p>
-        </w:tc>
-        <w:tc>
-          <w:tcPr>
-            <w:tcW w:w="0" w:type="auto"/>
-          </w:tcPr>
-          <w:p>
-            <w:pPr>
-              <w:spacing w:before="20" w:after="20"/>
-              <w:jc w:val="right"/>
-            </w:pPr>
-            <w:r>
-              <w:t xml:space="preserve">0.975610</w:t>
             </w:r>
           </w:p>
         </w:tc>
@@ -926,16 +895,16 @@
           <w:insideV w:val="single" w:sz="4" w:space="0" w:color="A0A0A0"/>
         </w:tblBorders>
         <w:tblCellMar>
-          <w:left w:w="80" w:type="dxa"/>
-          <w:right w:w="80" w:type="dxa"/>
+          <w:left w:w="140" w:type="dxa"/>
+          <w:right w:w="180" w:type="dxa"/>
         </w:tblCellMar>
       </w:tblPr>
       <w:tblGrid>
-        <w:gridCol w:w="1920"/>
-        <w:gridCol w:w="1920"/>
-        <w:gridCol w:w="1920"/>
-        <w:gridCol w:w="1920"/>
-        <w:gridCol w:w="1920"/>
+        <w:gridCol w:w="1960"/>
+        <w:gridCol w:w="1960"/>
+        <w:gridCol w:w="1960"/>
+        <w:gridCol w:w="1960"/>
+        <w:gridCol w:w="1960"/>
       </w:tblGrid>
       <w:tr>
         <w:trPr>
@@ -948,7 +917,7 @@
           </w:tcPr>
           <w:p>
             <w:pPr>
-              <w:spacing w:before="20" w:after="20"/>
+              <w:spacing w:before="30" w:after="30"/>
             </w:pPr>
             <w:r>
               <w:rPr>
@@ -965,7 +934,7 @@
           </w:tcPr>
           <w:p>
             <w:pPr>
-              <w:spacing w:before="20" w:after="20"/>
+              <w:spacing w:before="30" w:after="30"/>
             </w:pPr>
             <w:r>
               <w:rPr>
@@ -982,7 +951,7 @@
           </w:tcPr>
           <w:p>
             <w:pPr>
-              <w:spacing w:before="20" w:after="20"/>
+              <w:spacing w:before="30" w:after="30"/>
             </w:pPr>
             <w:r>
               <w:rPr>
@@ -999,7 +968,7 @@
           </w:tcPr>
           <w:p>
             <w:pPr>
-              <w:spacing w:before="20" w:after="20"/>
+              <w:spacing w:before="30" w:after="30"/>
             </w:pPr>
             <w:r>
               <w:rPr>
@@ -1016,7 +985,7 @@
           </w:tcPr>
           <w:p>
             <w:pPr>
-              <w:spacing w:before="20" w:after="20"/>
+              <w:spacing w:before="30" w:after="30"/>
             </w:pPr>
             <w:r>
               <w:rPr>
@@ -1034,7 +1003,7 @@
           </w:tcPr>
           <w:p>
             <w:pPr>
-              <w:spacing w:before="20" w:after="20"/>
+              <w:spacing w:before="30" w:after="30"/>
             </w:pPr>
             <w:r>
               <w:t xml:space="preserve">제7회 경험생명표 사망률</w:t>
@@ -1047,7 +1016,7 @@
           </w:tcPr>
           <w:p>
             <w:pPr>
-              <w:spacing w:before="20" w:after="20"/>
+              <w:spacing w:before="30" w:after="30"/>
             </w:pPr>
             <w:r>
               <w:t xml:space="preserve">q</w:t>
@@ -1060,7 +1029,7 @@
           </w:tcPr>
           <w:p>
             <w:pPr>
-              <w:spacing w:before="20" w:after="20"/>
+              <w:spacing w:before="30" w:after="30"/>
             </w:pPr>
             <w:r>
               <w:t xml:space="preserve">사망</w:t>
@@ -1073,7 +1042,7 @@
           </w:tcPr>
           <w:p>
             <w:pPr>
-              <w:spacing w:before="20" w:after="20"/>
+              <w:spacing w:before="30" w:after="30"/>
             </w:pPr>
             <w:r>
               <w:t xml:space="preserve">보험개발원 제7회 경험생명표 사망률</w:t>
@@ -1086,7 +1055,7 @@
           </w:tcPr>
           <w:p>
             <w:pPr>
-              <w:spacing w:before="20" w:after="20"/>
+              <w:spacing w:before="30" w:after="30"/>
             </w:pPr>
             <w:r>
               <w:t xml:space="preserve">별첨</w:t>
@@ -1101,7 +1070,7 @@
           </w:tcPr>
           <w:p>
             <w:pPr>
-              <w:spacing w:before="20" w:after="20"/>
+              <w:spacing w:before="30" w:after="30"/>
             </w:pPr>
             <w:r>
               <w:t xml:space="preserve">80% 이상 장해율</w:t>
@@ -1114,20 +1083,20 @@
           </w:tcPr>
           <w:p>
             <w:pPr>
-              <w:spacing w:before="20" w:after="20"/>
-            </w:pPr>
-            <w:r>
-              <w:t xml:space="preserve">k80</w:t>
-            </w:r>
-          </w:p>
-        </w:tc>
-        <w:tc>
-          <w:tcPr>
-            <w:tcW w:w="0" w:type="auto"/>
-          </w:tcPr>
-          <w:p>
-            <w:pPr>
-              <w:spacing w:before="20" w:after="20"/>
+              <w:spacing w:before="30" w:after="30"/>
+            </w:pPr>
+            <w:r>
+              <w:t xml:space="preserve">r80</w:t>
+            </w:r>
+          </w:p>
+        </w:tc>
+        <w:tc>
+          <w:tcPr>
+            <w:tcW w:w="0" w:type="auto"/>
+          </w:tcPr>
+          <w:p>
+            <w:pPr>
+              <w:spacing w:before="30" w:after="30"/>
             </w:pPr>
             <w:r>
               <w:t xml:space="preserve">최초발생</w:t>
@@ -1140,7 +1109,7 @@
           </w:tcPr>
           <w:p>
             <w:pPr>
-              <w:spacing w:before="20" w:after="20"/>
+              <w:spacing w:before="30" w:after="30"/>
             </w:pPr>
             <w:r>
               <w:t xml:space="preserve">써미트 2014-59호 80%이상 재해장해 + 질병장해발생율</w:t>
@@ -1153,7 +1122,7 @@
           </w:tcPr>
           <w:p>
             <w:pPr>
-              <w:spacing w:before="20" w:after="20"/>
+              <w:spacing w:before="30" w:after="30"/>
             </w:pPr>
             <w:r>
               <w:t xml:space="preserve">별첨</w:t>
@@ -1194,7 +1163,7 @@
     </w:p>
     <w:p>
       <w:r>
-        <w:t xml:space="preserve">별도의 납입면제율을 두지 않는다. 납입자수 l′ 는 각 담보의 탈퇴 사유로 유지자수 l 과 똑같이 줄어든다(3. 계산기수의 담보별 식).</w:t>
+        <w:t xml:space="preserve">별도의 납입면제율을 두지 않는다. 납입자수 l′ 는 각 담보의 탈퇴 사유로 유지자수 l 과 똑같이 줄어든다(계산기수 절의 담보별 식).</w:t>
       </w:r>
     </w:p>
     <w:p>
@@ -1217,15 +1186,15 @@
           <w:insideV w:val="single" w:sz="4" w:space="0" w:color="A0A0A0"/>
         </w:tblBorders>
         <w:tblCellMar>
-          <w:left w:w="80" w:type="dxa"/>
-          <w:right w:w="80" w:type="dxa"/>
+          <w:left w:w="140" w:type="dxa"/>
+          <w:right w:w="180" w:type="dxa"/>
         </w:tblCellMar>
       </w:tblPr>
       <w:tblGrid>
-        <w:gridCol w:w="2400"/>
-        <w:gridCol w:w="2400"/>
-        <w:gridCol w:w="2400"/>
-        <w:gridCol w:w="2400"/>
+        <w:gridCol w:w="2450"/>
+        <w:gridCol w:w="2450"/>
+        <w:gridCol w:w="2450"/>
+        <w:gridCol w:w="2450"/>
       </w:tblGrid>
       <w:tr>
         <w:trPr>
@@ -1238,7 +1207,7 @@
           </w:tcPr>
           <w:p>
             <w:pPr>
-              <w:spacing w:before="20" w:after="20"/>
+              <w:spacing w:before="30" w:after="30"/>
             </w:pPr>
             <w:r>
               <w:rPr>
@@ -1255,7 +1224,7 @@
           </w:tcPr>
           <w:p>
             <w:pPr>
-              <w:spacing w:before="20" w:after="20"/>
+              <w:spacing w:before="30" w:after="30"/>
             </w:pPr>
             <w:r>
               <w:rPr>
@@ -1272,7 +1241,7 @@
           </w:tcPr>
           <w:p>
             <w:pPr>
-              <w:spacing w:before="20" w:after="20"/>
+              <w:spacing w:before="30" w:after="30"/>
             </w:pPr>
             <w:r>
               <w:rPr>
@@ -1289,7 +1258,7 @@
           </w:tcPr>
           <w:p>
             <w:pPr>
-              <w:spacing w:before="20" w:after="20"/>
+              <w:spacing w:before="30" w:after="30"/>
             </w:pPr>
             <w:r>
               <w:rPr>
@@ -1307,7 +1276,7 @@
           </w:tcPr>
           <w:p>
             <w:pPr>
-              <w:spacing w:before="20" w:after="20"/>
+              <w:spacing w:before="30" w:after="30"/>
             </w:pPr>
             <w:r>
               <w:t xml:space="preserve">계약체결비용 (초년도)</w:t>
@@ -1320,20 +1289,26 @@
           </w:tcPr>
           <w:p>
             <w:pPr>
-              <w:spacing w:before="20" w:after="20"/>
-            </w:pPr>
-            <w:r>
-              <w:t xml:space="preserve">α_S</w:t>
-            </w:r>
-          </w:p>
-        </w:tc>
-        <w:tc>
-          <w:tcPr>
-            <w:tcW w:w="0" w:type="auto"/>
-          </w:tcPr>
-          <w:p>
-            <w:pPr>
-              <w:spacing w:before="20" w:after="20"/>
+              <w:spacing w:before="30" w:after="30"/>
+            </w:pPr>
+            <w:r>
+              <w:t xml:space="preserve">α</w:t>
+            </w:r>
+            <w:r>
+              <w:rPr>
+                <w:vertAlign w:val="subscript"/>
+              </w:rPr>
+              <w:t xml:space="preserve">S</w:t>
+            </w:r>
+          </w:p>
+        </w:tc>
+        <w:tc>
+          <w:tcPr>
+            <w:tcW w:w="0" w:type="auto"/>
+          </w:tcPr>
+          <w:p>
+            <w:pPr>
+              <w:spacing w:before="30" w:after="30"/>
             </w:pPr>
             <w:r>
               <w:t xml:space="preserve">보험가입금액</w:t>
@@ -1346,8 +1321,8 @@
           </w:tcPr>
           <w:p>
             <w:pPr>
-              <w:spacing w:before="20" w:after="20"/>
-              <w:jc w:val="right"/>
+              <w:spacing w:before="30" w:after="30"/>
+              <w:jc w:val="center"/>
             </w:pPr>
             <w:r>
               <w:t xml:space="preserve">1.00%</w:t>
@@ -1362,7 +1337,7 @@
           </w:tcPr>
           <w:p>
             <w:pPr>
-              <w:spacing w:before="20" w:after="20"/>
+              <w:spacing w:before="30" w:after="30"/>
             </w:pPr>
             <w:r>
               <w:t xml:space="preserve">계약체결비용 (초년도)</w:t>
@@ -1375,20 +1350,26 @@
           </w:tcPr>
           <w:p>
             <w:pPr>
-              <w:spacing w:before="20" w:after="20"/>
-            </w:pPr>
-            <w:r>
-              <w:t xml:space="preserve">α_P</w:t>
-            </w:r>
-          </w:p>
-        </w:tc>
-        <w:tc>
-          <w:tcPr>
-            <w:tcW w:w="0" w:type="auto"/>
-          </w:tcPr>
-          <w:p>
-            <w:pPr>
-              <w:spacing w:before="20" w:after="20"/>
+              <w:spacing w:before="30" w:after="30"/>
+            </w:pPr>
+            <w:r>
+              <w:t xml:space="preserve">α</w:t>
+            </w:r>
+            <w:r>
+              <w:rPr>
+                <w:vertAlign w:val="subscript"/>
+              </w:rPr>
+              <w:t xml:space="preserve">P</w:t>
+            </w:r>
+          </w:p>
+        </w:tc>
+        <w:tc>
+          <w:tcPr>
+            <w:tcW w:w="0" w:type="auto"/>
+          </w:tcPr>
+          <w:p>
+            <w:pPr>
+              <w:spacing w:before="30" w:after="30"/>
             </w:pPr>
             <w:r>
               <w:t xml:space="preserve">기준연납순보험료</w:t>
@@ -1401,8 +1382,8 @@
           </w:tcPr>
           <w:p>
             <w:pPr>
-              <w:spacing w:before="20" w:after="20"/>
-              <w:jc w:val="right"/>
+              <w:spacing w:before="30" w:after="30"/>
+              <w:jc w:val="center"/>
             </w:pPr>
             <w:r>
               <w:t xml:space="preserve">1배</w:t>
@@ -1417,7 +1398,7 @@
           </w:tcPr>
           <w:p>
             <w:pPr>
-              <w:spacing w:before="20" w:after="20"/>
+              <w:spacing w:before="30" w:after="30"/>
             </w:pPr>
             <w:r>
               <w:t xml:space="preserve">계약관리비용 (납입중)</w:t>
@@ -1430,20 +1411,26 @@
           </w:tcPr>
           <w:p>
             <w:pPr>
-              <w:spacing w:before="20" w:after="20"/>
-            </w:pPr>
-            <w:r>
-              <w:t xml:space="preserve">β_S</w:t>
-            </w:r>
-          </w:p>
-        </w:tc>
-        <w:tc>
-          <w:tcPr>
-            <w:tcW w:w="0" w:type="auto"/>
-          </w:tcPr>
-          <w:p>
-            <w:pPr>
-              <w:spacing w:before="20" w:after="20"/>
+              <w:spacing w:before="30" w:after="30"/>
+            </w:pPr>
+            <w:r>
+              <w:t xml:space="preserve">β</w:t>
+            </w:r>
+            <w:r>
+              <w:rPr>
+                <w:vertAlign w:val="subscript"/>
+              </w:rPr>
+              <w:t xml:space="preserve">S</w:t>
+            </w:r>
+          </w:p>
+        </w:tc>
+        <w:tc>
+          <w:tcPr>
+            <w:tcW w:w="0" w:type="auto"/>
+          </w:tcPr>
+          <w:p>
+            <w:pPr>
+              <w:spacing w:before="30" w:after="30"/>
             </w:pPr>
             <w:r>
               <w:t xml:space="preserve">매년 보험가입금액</w:t>
@@ -1456,8 +1443,8 @@
           </w:tcPr>
           <w:p>
             <w:pPr>
-              <w:spacing w:before="20" w:after="20"/>
-              <w:jc w:val="right"/>
+              <w:spacing w:before="30" w:after="30"/>
+              <w:jc w:val="center"/>
             </w:pPr>
             <w:r>
               <w:t xml:space="preserve">1.50/1,000</w:t>
@@ -1472,7 +1459,7 @@
           </w:tcPr>
           <w:p>
             <w:pPr>
-              <w:spacing w:before="20" w:after="20"/>
+              <w:spacing w:before="30" w:after="30"/>
             </w:pPr>
             <w:r>
               <w:t xml:space="preserve">계약관리비용 (납입중)</w:t>
@@ -1485,20 +1472,26 @@
           </w:tcPr>
           <w:p>
             <w:pPr>
-              <w:spacing w:before="20" w:after="20"/>
-            </w:pPr>
-            <w:r>
-              <w:t xml:space="preserve">β_G</w:t>
-            </w:r>
-          </w:p>
-        </w:tc>
-        <w:tc>
-          <w:tcPr>
-            <w:tcW w:w="0" w:type="auto"/>
-          </w:tcPr>
-          <w:p>
-            <w:pPr>
-              <w:spacing w:before="20" w:after="20"/>
+              <w:spacing w:before="30" w:after="30"/>
+            </w:pPr>
+            <w:r>
+              <w:t xml:space="preserve">β</w:t>
+            </w:r>
+            <w:r>
+              <w:rPr>
+                <w:vertAlign w:val="subscript"/>
+              </w:rPr>
+              <w:t xml:space="preserve">G</w:t>
+            </w:r>
+          </w:p>
+        </w:tc>
+        <w:tc>
+          <w:tcPr>
+            <w:tcW w:w="0" w:type="auto"/>
+          </w:tcPr>
+          <w:p>
+            <w:pPr>
+              <w:spacing w:before="30" w:after="30"/>
             </w:pPr>
             <w:r>
               <w:t xml:space="preserve">영업보험료</w:t>
@@ -1511,8 +1504,8 @@
           </w:tcPr>
           <w:p>
             <w:pPr>
-              <w:spacing w:before="20" w:after="20"/>
-              <w:jc w:val="right"/>
+              <w:spacing w:before="30" w:after="30"/>
+              <w:jc w:val="center"/>
             </w:pPr>
             <w:r>
               <w:t xml:space="preserve">4.50%</w:t>
@@ -1527,7 +1520,7 @@
           </w:tcPr>
           <w:p>
             <w:pPr>
-              <w:spacing w:before="20" w:after="20"/>
+              <w:spacing w:before="30" w:after="30"/>
             </w:pPr>
             <w:r>
               <w:t xml:space="preserve">계약관리비용 (납입후)</w:t>
@@ -1540,7 +1533,7 @@
           </w:tcPr>
           <w:p>
             <w:pPr>
-              <w:spacing w:before="20" w:after="20"/>
+              <w:spacing w:before="30" w:after="30"/>
             </w:pPr>
             <w:r>
               <w:t xml:space="preserve">β′</w:t>
@@ -1553,7 +1546,7 @@
           </w:tcPr>
           <w:p>
             <w:pPr>
-              <w:spacing w:before="20" w:after="20"/>
+              <w:spacing w:before="30" w:after="30"/>
             </w:pPr>
             <w:r>
               <w:t xml:space="preserve">매년 보험가입금액</w:t>
@@ -1566,8 +1559,8 @@
           </w:tcPr>
           <w:p>
             <w:pPr>
-              <w:spacing w:before="20" w:after="20"/>
-              <w:jc w:val="right"/>
+              <w:spacing w:before="30" w:after="30"/>
+              <w:jc w:val="center"/>
             </w:pPr>
             <w:r>
               <w:t xml:space="preserve">1.00/1,000</w:t>
@@ -1582,7 +1575,7 @@
           </w:tcPr>
           <w:p>
             <w:pPr>
-              <w:spacing w:before="20" w:after="20"/>
+              <w:spacing w:before="30" w:after="30"/>
             </w:pPr>
             <w:r>
               <w:t xml:space="preserve">수금비용</w:t>
@@ -1595,7 +1588,7 @@
           </w:tcPr>
           <w:p>
             <w:pPr>
-              <w:spacing w:before="20" w:after="20"/>
+              <w:spacing w:before="30" w:after="30"/>
             </w:pPr>
             <w:r>
               <w:t xml:space="preserve">γ</w:t>
@@ -1608,7 +1601,7 @@
           </w:tcPr>
           <w:p>
             <w:pPr>
-              <w:spacing w:before="20" w:after="20"/>
+              <w:spacing w:before="30" w:after="30"/>
             </w:pPr>
             <w:r>
               <w:t xml:space="preserve">영업보험료</w:t>
@@ -1621,8 +1614,8 @@
           </w:tcPr>
           <w:p>
             <w:pPr>
-              <w:spacing w:before="20" w:after="20"/>
-              <w:jc w:val="right"/>
+              <w:spacing w:before="30" w:after="30"/>
+              <w:jc w:val="center"/>
             </w:pPr>
             <w:r>
               <w:t xml:space="preserve">2.50%</w:t>
@@ -1652,20 +1645,13 @@
           <w:insideV w:val="single" w:sz="4" w:space="0" w:color="A0A0A0"/>
         </w:tblBorders>
         <w:tblCellMar>
-          <w:left w:w="80" w:type="dxa"/>
-          <w:right w:w="80" w:type="dxa"/>
+          <w:left w:w="140" w:type="dxa"/>
+          <w:right w:w="180" w:type="dxa"/>
         </w:tblCellMar>
       </w:tblPr>
       <w:tblGrid>
-        <w:gridCol w:w="1066"/>
-        <w:gridCol w:w="1066"/>
-        <w:gridCol w:w="1066"/>
-        <w:gridCol w:w="1066"/>
-        <w:gridCol w:w="1066"/>
-        <w:gridCol w:w="1066"/>
-        <w:gridCol w:w="1066"/>
-        <w:gridCol w:w="1066"/>
-        <w:gridCol w:w="1066"/>
+        <w:gridCol w:w="2940"/>
+        <w:gridCol w:w="6860"/>
       </w:tblGrid>
       <w:tr>
         <w:trPr>
@@ -1678,13 +1664,11 @@
           </w:tcPr>
           <w:p>
             <w:pPr>
-              <w:spacing w:before="20" w:after="20"/>
+              <w:spacing w:before="30" w:after="30"/>
             </w:pPr>
             <w:r>
               <w:rPr>
                 <w:b/>
-                <w:sz w:val="14"/>
-                <w:szCs w:val="14"/>
               </w:rPr>
               <w:t xml:space="preserve">담보</w:t>
             </w:r>
@@ -1697,148 +1681,13 @@
           </w:tcPr>
           <w:p>
             <w:pPr>
-              <w:spacing w:before="20" w:after="20"/>
+              <w:spacing w:before="30" w:after="30"/>
             </w:pPr>
             <w:r>
               <w:rPr>
                 <w:b/>
-                <w:sz w:val="14"/>
-                <w:szCs w:val="14"/>
               </w:rPr>
-              <w:t xml:space="preserve">단위</w:t>
-            </w:r>
-          </w:p>
-        </w:tc>
-        <w:tc>
-          <w:tcPr>
-            <w:tcW w:w="0" w:type="auto"/>
-            <w:shd w:val="clear" w:color="auto" w:fill="EEF1F5"/>
-          </w:tcPr>
-          <w:p>
-            <w:pPr>
-              <w:spacing w:before="20" w:after="20"/>
-            </w:pPr>
-            <w:r>
-              <w:rPr>
-                <w:b/>
-                <w:sz w:val="14"/>
-                <w:szCs w:val="14"/>
-              </w:rPr>
-              <w:t xml:space="preserve">급부 유형</w:t>
-            </w:r>
-          </w:p>
-        </w:tc>
-        <w:tc>
-          <w:tcPr>
-            <w:tcW w:w="0" w:type="auto"/>
-            <w:shd w:val="clear" w:color="auto" w:fill="EEF1F5"/>
-          </w:tcPr>
-          <w:p>
-            <w:pPr>
-              <w:spacing w:before="20" w:after="20"/>
-            </w:pPr>
-            <w:r>
-              <w:rPr>
-                <w:b/>
-                <w:sz w:val="14"/>
-                <w:szCs w:val="14"/>
-              </w:rPr>
-              <w:t xml:space="preserve">지급 사유</w:t>
-            </w:r>
-          </w:p>
-        </w:tc>
-        <w:tc>
-          <w:tcPr>
-            <w:tcW w:w="0" w:type="auto"/>
-            <w:shd w:val="clear" w:color="auto" w:fill="EEF1F5"/>
-          </w:tcPr>
-          <w:p>
-            <w:pPr>
-              <w:spacing w:before="20" w:after="20"/>
-            </w:pPr>
-            <w:r>
-              <w:rPr>
-                <w:b/>
-                <w:sz w:val="14"/>
-                <w:szCs w:val="14"/>
-              </w:rPr>
-              <w:t xml:space="preserve">보장금액</w:t>
-            </w:r>
-          </w:p>
-        </w:tc>
-        <w:tc>
-          <w:tcPr>
-            <w:tcW w:w="0" w:type="auto"/>
-            <w:shd w:val="clear" w:color="auto" w:fill="EEF1F5"/>
-          </w:tcPr>
-          <w:p>
-            <w:pPr>
-              <w:spacing w:before="20" w:after="20"/>
-            </w:pPr>
-            <w:r>
-              <w:rPr>
-                <w:b/>
-                <w:sz w:val="14"/>
-                <w:szCs w:val="14"/>
-              </w:rPr>
-              <w:t xml:space="preserve">보장 종료</w:t>
-            </w:r>
-          </w:p>
-        </w:tc>
-        <w:tc>
-          <w:tcPr>
-            <w:tcW w:w="0" w:type="auto"/>
-            <w:shd w:val="clear" w:color="auto" w:fill="EEF1F5"/>
-          </w:tcPr>
-          <w:p>
-            <w:pPr>
-              <w:spacing w:before="20" w:after="20"/>
-            </w:pPr>
-            <w:r>
-              <w:rPr>
-                <w:b/>
-                <w:sz w:val="14"/>
-                <w:szCs w:val="14"/>
-              </w:rPr>
-              <w:t xml:space="preserve">면책</w:t>
-            </w:r>
-          </w:p>
-        </w:tc>
-        <w:tc>
-          <w:tcPr>
-            <w:tcW w:w="0" w:type="auto"/>
-            <w:shd w:val="clear" w:color="auto" w:fill="EEF1F5"/>
-          </w:tcPr>
-          <w:p>
-            <w:pPr>
-              <w:spacing w:before="20" w:after="20"/>
-            </w:pPr>
-            <w:r>
-              <w:rPr>
-                <w:b/>
-                <w:sz w:val="14"/>
-                <w:szCs w:val="14"/>
-              </w:rPr>
-              <w:t xml:space="preserve">급부 위험률</w:t>
-            </w:r>
-          </w:p>
-        </w:tc>
-        <w:tc>
-          <w:tcPr>
-            <w:tcW w:w="0" w:type="auto"/>
-            <w:shd w:val="clear" w:color="auto" w:fill="EEF1F5"/>
-          </w:tcPr>
-          <w:p>
-            <w:pPr>
-              <w:spacing w:before="20" w:after="20"/>
-            </w:pPr>
-            <w:r>
-              <w:rPr>
-                <w:b/>
-                <w:sz w:val="14"/>
-                <w:szCs w:val="14"/>
-              </w:rPr>
-              <w:t xml:space="preserve">탈퇴 위험률</w:t>
+              <w:t xml:space="preserve">사망·80% 이상 장해</w:t>
             </w:r>
           </w:p>
         </w:tc>
@@ -1850,151 +1699,218 @@
           </w:tcPr>
           <w:p>
             <w:pPr>
-              <w:spacing w:before="20" w:after="20"/>
-            </w:pPr>
-            <w:r>
-              <w:rPr>
-                <w:sz w:val="14"/>
-                <w:szCs w:val="14"/>
-              </w:rPr>
-              <w:t xml:space="preserve">사망·80% 이상 장해</w:t>
-            </w:r>
-          </w:p>
-        </w:tc>
-        <w:tc>
-          <w:tcPr>
-            <w:tcW w:w="0" w:type="auto"/>
-          </w:tcPr>
-          <w:p>
-            <w:pPr>
-              <w:spacing w:before="20" w:after="20"/>
-            </w:pPr>
-            <w:r>
-              <w:rPr>
-                <w:sz w:val="14"/>
-                <w:szCs w:val="14"/>
-              </w:rPr>
+              <w:spacing w:before="30" w:after="30"/>
+            </w:pPr>
+            <w:r>
+              <w:t xml:space="preserve">단위</w:t>
+            </w:r>
+          </w:p>
+        </w:tc>
+        <w:tc>
+          <w:tcPr>
+            <w:tcW w:w="0" w:type="auto"/>
+          </w:tcPr>
+          <w:p>
+            <w:pPr>
+              <w:spacing w:before="30" w:after="30"/>
+            </w:pPr>
+            <w:r>
               <w:t xml:space="preserve">주계약</w:t>
             </w:r>
           </w:p>
         </w:tc>
-        <w:tc>
-          <w:tcPr>
-            <w:tcW w:w="0" w:type="auto"/>
-          </w:tcPr>
-          <w:p>
-            <w:pPr>
-              <w:spacing w:before="20" w:after="20"/>
-            </w:pPr>
-            <w:r>
-              <w:rPr>
-                <w:sz w:val="14"/>
-                <w:szCs w:val="14"/>
-              </w:rPr>
+      </w:tr>
+      <w:tr>
+        <w:tc>
+          <w:tcPr>
+            <w:tcW w:w="0" w:type="auto"/>
+          </w:tcPr>
+          <w:p>
+            <w:pPr>
+              <w:spacing w:before="30" w:after="30"/>
+            </w:pPr>
+            <w:r>
+              <w:t xml:space="preserve">급부 유형</w:t>
+            </w:r>
+          </w:p>
+        </w:tc>
+        <w:tc>
+          <w:tcPr>
+            <w:tcW w:w="0" w:type="auto"/>
+          </w:tcPr>
+          <w:p>
+            <w:pPr>
+              <w:spacing w:before="30" w:after="30"/>
+            </w:pPr>
+            <w:r>
               <w:t xml:space="preserve">사망</w:t>
             </w:r>
           </w:p>
         </w:tc>
-        <w:tc>
-          <w:tcPr>
-            <w:tcW w:w="0" w:type="auto"/>
-          </w:tcPr>
-          <w:p>
-            <w:pPr>
-              <w:spacing w:before="20" w:after="20"/>
-            </w:pPr>
-            <w:r>
-              <w:rPr>
-                <w:sz w:val="14"/>
-                <w:szCs w:val="14"/>
-              </w:rPr>
+      </w:tr>
+      <w:tr>
+        <w:tc>
+          <w:tcPr>
+            <w:tcW w:w="0" w:type="auto"/>
+          </w:tcPr>
+          <w:p>
+            <w:pPr>
+              <w:spacing w:before="30" w:after="30"/>
+            </w:pPr>
+            <w:r>
+              <w:t xml:space="preserve">지급 사유</w:t>
+            </w:r>
+          </w:p>
+        </w:tc>
+        <w:tc>
+          <w:tcPr>
+            <w:tcW w:w="0" w:type="auto"/>
+          </w:tcPr>
+          <w:p>
+            <w:pPr>
+              <w:spacing w:before="30" w:after="30"/>
+            </w:pPr>
+            <w:r>
               <w:t xml:space="preserve">사망 또는 80% 이상 장해 시</w:t>
             </w:r>
           </w:p>
         </w:tc>
-        <w:tc>
-          <w:tcPr>
-            <w:tcW w:w="0" w:type="auto"/>
-          </w:tcPr>
-          <w:p>
-            <w:pPr>
-              <w:spacing w:before="20" w:after="20"/>
-              <w:jc w:val="right"/>
-            </w:pPr>
-            <w:r>
-              <w:rPr>
-                <w:sz w:val="14"/>
-                <w:szCs w:val="14"/>
-              </w:rPr>
+      </w:tr>
+      <w:tr>
+        <w:tc>
+          <w:tcPr>
+            <w:tcW w:w="0" w:type="auto"/>
+          </w:tcPr>
+          <w:p>
+            <w:pPr>
+              <w:spacing w:before="30" w:after="30"/>
+            </w:pPr>
+            <w:r>
+              <w:t xml:space="preserve">보장금액</w:t>
+            </w:r>
+          </w:p>
+        </w:tc>
+        <w:tc>
+          <w:tcPr>
+            <w:tcW w:w="0" w:type="auto"/>
+          </w:tcPr>
+          <w:p>
+            <w:pPr>
+              <w:spacing w:before="30" w:after="30"/>
+            </w:pPr>
+            <w:r>
               <w:t xml:space="preserve">100,000,000원</w:t>
             </w:r>
           </w:p>
         </w:tc>
-        <w:tc>
-          <w:tcPr>
-            <w:tcW w:w="0" w:type="auto"/>
-          </w:tcPr>
-          <w:p>
-            <w:pPr>
-              <w:spacing w:before="20" w:after="20"/>
-              <w:jc w:val="right"/>
-            </w:pPr>
-            <w:r>
-              <w:rPr>
-                <w:sz w:val="14"/>
-                <w:szCs w:val="14"/>
-              </w:rPr>
+      </w:tr>
+      <w:tr>
+        <w:tc>
+          <w:tcPr>
+            <w:tcW w:w="0" w:type="auto"/>
+          </w:tcPr>
+          <w:p>
+            <w:pPr>
+              <w:spacing w:before="30" w:after="30"/>
+            </w:pPr>
+            <w:r>
+              <w:t xml:space="preserve">보장 종료</w:t>
+            </w:r>
+          </w:p>
+        </w:tc>
+        <w:tc>
+          <w:tcPr>
+            <w:tcW w:w="0" w:type="auto"/>
+          </w:tcPr>
+          <w:p>
+            <w:pPr>
+              <w:spacing w:before="30" w:after="30"/>
+            </w:pPr>
+            <w:r>
               <w:t xml:space="preserve">110세</w:t>
             </w:r>
           </w:p>
         </w:tc>
-        <w:tc>
-          <w:tcPr>
-            <w:tcW w:w="0" w:type="auto"/>
-          </w:tcPr>
-          <w:p>
-            <w:pPr>
-              <w:spacing w:before="20" w:after="20"/>
-            </w:pPr>
-            <w:r>
-              <w:rPr>
-                <w:sz w:val="14"/>
-                <w:szCs w:val="14"/>
-              </w:rPr>
+      </w:tr>
+      <w:tr>
+        <w:tc>
+          <w:tcPr>
+            <w:tcW w:w="0" w:type="auto"/>
+          </w:tcPr>
+          <w:p>
+            <w:pPr>
+              <w:spacing w:before="30" w:after="30"/>
+            </w:pPr>
+            <w:r>
+              <w:t xml:space="preserve">면책</w:t>
+            </w:r>
+          </w:p>
+        </w:tc>
+        <w:tc>
+          <w:tcPr>
+            <w:tcW w:w="0" w:type="auto"/>
+          </w:tcPr>
+          <w:p>
+            <w:pPr>
+              <w:spacing w:before="30" w:after="30"/>
+            </w:pPr>
+            <w:r>
               <w:t xml:space="preserve">없음</w:t>
             </w:r>
           </w:p>
         </w:tc>
-        <w:tc>
-          <w:tcPr>
-            <w:tcW w:w="0" w:type="auto"/>
-          </w:tcPr>
-          <w:p>
-            <w:pPr>
-              <w:spacing w:before="20" w:after="20"/>
-            </w:pPr>
-            <w:r>
-              <w:rPr>
-                <w:sz w:val="14"/>
-                <w:szCs w:val="14"/>
-              </w:rPr>
+      </w:tr>
+      <w:tr>
+        <w:tc>
+          <w:tcPr>
+            <w:tcW w:w="0" w:type="auto"/>
+          </w:tcPr>
+          <w:p>
+            <w:pPr>
+              <w:spacing w:before="30" w:after="30"/>
+            </w:pPr>
+            <w:r>
+              <w:t xml:space="preserve">급부 위험률</w:t>
+            </w:r>
+          </w:p>
+        </w:tc>
+        <w:tc>
+          <w:tcPr>
+            <w:tcW w:w="0" w:type="auto"/>
+          </w:tcPr>
+          <w:p>
+            <w:pPr>
+              <w:spacing w:before="30" w:after="30"/>
+            </w:pPr>
+            <w:r>
               <w:t xml:space="preserve">탈퇴 사유 전부</w:t>
             </w:r>
           </w:p>
         </w:tc>
-        <w:tc>
-          <w:tcPr>
-            <w:tcW w:w="0" w:type="auto"/>
-          </w:tcPr>
-          <w:p>
-            <w:pPr>
-              <w:spacing w:before="20" w:after="20"/>
-            </w:pPr>
-            <w:r>
-              <w:rPr>
-                <w:sz w:val="14"/>
-                <w:szCs w:val="14"/>
-              </w:rPr>
+      </w:tr>
+      <w:tr>
+        <w:tc>
+          <w:tcPr>
+            <w:tcW w:w="0" w:type="auto"/>
+          </w:tcPr>
+          <w:p>
+            <w:pPr>
+              <w:spacing w:before="30" w:after="30"/>
+            </w:pPr>
+            <w:r>
+              <w:t xml:space="preserve">탈퇴 위험률</w:t>
+            </w:r>
+          </w:p>
+        </w:tc>
+        <w:tc>
+          <w:tcPr>
+            <w:tcW w:w="0" w:type="auto"/>
+          </w:tcPr>
+          <w:p>
+            <w:pPr>
+              <w:spacing w:before="30" w:after="30"/>
+            </w:pPr>
+            <w:r>
               <w:t xml:space="preserve">제7회 경험생명표 사망률 및 80% 이상 장해율</w:t>
             </w:r>
           </w:p>
@@ -2007,7 +1923,352 @@
         <w:pStyle w:val="Heading1"/>
       </w:pPr>
       <w:r>
-        <w:t xml:space="preserve">3. 계산기수</w:t>
+        <w:t xml:space="preserve">3. 기호의 정의</w:t>
+      </w:r>
+    </w:p>
+    <w:tbl>
+      <w:tblPr>
+        <w:tblW w:w="5000" w:type="pct"/>
+        <w:tblBorders>
+          <w:top w:val="single" w:sz="4" w:space="0" w:color="A0A0A0"/>
+          <w:left w:val="single" w:sz="4" w:space="0" w:color="A0A0A0"/>
+          <w:bottom w:val="single" w:sz="4" w:space="0" w:color="A0A0A0"/>
+          <w:right w:val="single" w:sz="4" w:space="0" w:color="A0A0A0"/>
+          <w:insideH w:val="single" w:sz="4" w:space="0" w:color="A0A0A0"/>
+          <w:insideV w:val="single" w:sz="4" w:space="0" w:color="A0A0A0"/>
+        </w:tblBorders>
+        <w:tblCellMar>
+          <w:left w:w="140" w:type="dxa"/>
+          <w:right w:w="180" w:type="dxa"/>
+        </w:tblCellMar>
+      </w:tblPr>
+      <w:tblGrid>
+        <w:gridCol w:w="2940"/>
+        <w:gridCol w:w="6860"/>
+      </w:tblGrid>
+      <w:tr>
+        <w:trPr>
+          <w:tblHeader/>
+        </w:trPr>
+        <w:tc>
+          <w:tcPr>
+            <w:tcW w:w="0" w:type="auto"/>
+            <w:shd w:val="clear" w:color="auto" w:fill="EEF1F5"/>
+          </w:tcPr>
+          <w:p>
+            <w:pPr>
+              <w:spacing w:before="30" w:after="30"/>
+            </w:pPr>
+            <w:r>
+              <w:rPr>
+                <w:b/>
+              </w:rPr>
+              <w:t xml:space="preserve">기호</w:t>
+            </w:r>
+          </w:p>
+        </w:tc>
+        <w:tc>
+          <w:tcPr>
+            <w:tcW w:w="0" w:type="auto"/>
+            <w:shd w:val="clear" w:color="auto" w:fill="EEF1F5"/>
+          </w:tcPr>
+          <w:p>
+            <w:pPr>
+              <w:spacing w:before="30" w:after="30"/>
+            </w:pPr>
+            <w:r>
+              <w:rPr>
+                <w:b/>
+              </w:rPr>
+              <w:t xml:space="preserve">뜻</w:t>
+            </w:r>
+          </w:p>
+        </w:tc>
+      </w:tr>
+      <w:tr>
+        <w:tc>
+          <w:tcPr>
+            <w:tcW w:w="0" w:type="auto"/>
+          </w:tcPr>
+          <w:p>
+            <w:pPr>
+              <w:spacing w:before="30" w:after="30"/>
+            </w:pPr>
+            <w:r>
+              <w:t xml:space="preserve">x</w:t>
+            </w:r>
+          </w:p>
+        </w:tc>
+        <w:tc>
+          <w:tcPr>
+            <w:tcW w:w="0" w:type="auto"/>
+          </w:tcPr>
+          <w:p>
+            <w:pPr>
+              <w:spacing w:before="30" w:after="30"/>
+            </w:pPr>
+            <w:r>
+              <w:t xml:space="preserve">피보험자의 가입나이</w:t>
+            </w:r>
+          </w:p>
+        </w:tc>
+      </w:tr>
+      <w:tr>
+        <w:tc>
+          <w:tcPr>
+            <w:tcW w:w="0" w:type="auto"/>
+          </w:tcPr>
+          <w:p>
+            <w:pPr>
+              <w:spacing w:before="30" w:after="30"/>
+            </w:pPr>
+            <w:r>
+              <w:t xml:space="preserve">t</w:t>
+            </w:r>
+          </w:p>
+        </w:tc>
+        <w:tc>
+          <w:tcPr>
+            <w:tcW w:w="0" w:type="auto"/>
+          </w:tcPr>
+          <w:p>
+            <w:pPr>
+              <w:spacing w:before="30" w:after="30"/>
+            </w:pPr>
+            <w:r>
+              <w:t xml:space="preserve">경과기간(년), 0 ≤ t &lt; n</w:t>
+            </w:r>
+          </w:p>
+        </w:tc>
+      </w:tr>
+      <w:tr>
+        <w:tc>
+          <w:tcPr>
+            <w:tcW w:w="0" w:type="auto"/>
+          </w:tcPr>
+          <w:p>
+            <w:pPr>
+              <w:spacing w:before="30" w:after="30"/>
+            </w:pPr>
+            <w:r>
+              <w:t xml:space="preserve">n</w:t>
+            </w:r>
+          </w:p>
+        </w:tc>
+        <w:tc>
+          <w:tcPr>
+            <w:tcW w:w="0" w:type="auto"/>
+          </w:tcPr>
+          <w:p>
+            <w:pPr>
+              <w:spacing w:before="30" w:after="30"/>
+            </w:pPr>
+            <w:r>
+              <w:t xml:space="preserve">보험기간(년)</w:t>
+            </w:r>
+          </w:p>
+        </w:tc>
+      </w:tr>
+      <w:tr>
+        <w:tc>
+          <w:tcPr>
+            <w:tcW w:w="0" w:type="auto"/>
+          </w:tcPr>
+          <w:p>
+            <w:pPr>
+              <w:spacing w:before="30" w:after="30"/>
+            </w:pPr>
+            <w:r>
+              <w:t xml:space="preserve">m</w:t>
+            </w:r>
+          </w:p>
+        </w:tc>
+        <w:tc>
+          <w:tcPr>
+            <w:tcW w:w="0" w:type="auto"/>
+          </w:tcPr>
+          <w:p>
+            <w:pPr>
+              <w:spacing w:before="30" w:after="30"/>
+            </w:pPr>
+            <w:r>
+              <w:t xml:space="preserve">보험료 납입기간(년)</w:t>
+            </w:r>
+          </w:p>
+        </w:tc>
+      </w:tr>
+      <w:tr>
+        <w:tc>
+          <w:tcPr>
+            <w:tcW w:w="0" w:type="auto"/>
+          </w:tcPr>
+          <w:p>
+            <w:pPr>
+              <w:spacing w:before="30" w:after="30"/>
+            </w:pPr>
+            <w:r>
+              <w:t xml:space="preserve">k</w:t>
+            </w:r>
+          </w:p>
+        </w:tc>
+        <w:tc>
+          <w:tcPr>
+            <w:tcW w:w="0" w:type="auto"/>
+          </w:tcPr>
+          <w:p>
+            <w:pPr>
+              <w:spacing w:before="30" w:after="30"/>
+            </w:pPr>
+            <w:r>
+              <w:t xml:space="preserve">납입주기별 계수 — 연 납입횟수 (연납 1, 6개월납 2, 3개월납 4, 월납 12)</w:t>
+            </w:r>
+          </w:p>
+        </w:tc>
+      </w:tr>
+      <w:tr>
+        <w:tc>
+          <w:tcPr>
+            <w:tcW w:w="0" w:type="auto"/>
+          </w:tcPr>
+          <w:p>
+            <w:pPr>
+              <w:spacing w:before="30" w:after="30"/>
+            </w:pPr>
+            <w:r>
+              <w:t xml:space="preserve">i</w:t>
+            </w:r>
+          </w:p>
+        </w:tc>
+        <w:tc>
+          <w:tcPr>
+            <w:tcW w:w="0" w:type="auto"/>
+          </w:tcPr>
+          <w:p>
+            <w:pPr>
+              <w:spacing w:before="30" w:after="30"/>
+            </w:pPr>
+            <w:r>
+              <w:t xml:space="preserve">적용이율 (1.1.)</w:t>
+            </w:r>
+          </w:p>
+        </w:tc>
+      </w:tr>
+      <w:tr>
+        <w:tc>
+          <w:tcPr>
+            <w:tcW w:w="0" w:type="auto"/>
+          </w:tcPr>
+          <w:p>
+            <w:pPr>
+              <w:spacing w:before="30" w:after="30"/>
+            </w:pPr>
+            <w:r>
+              <w:t xml:space="preserve">v</w:t>
+            </w:r>
+          </w:p>
+        </w:tc>
+        <w:tc>
+          <w:tcPr>
+            <w:tcW w:w="0" w:type="auto"/>
+          </w:tcPr>
+          <w:p>
+            <w:pPr>
+              <w:spacing w:before="30" w:after="30"/>
+            </w:pPr>
+            <w:r>
+              <w:t xml:space="preserve">현가율 = 1/(1+i)</w:t>
+            </w:r>
+          </w:p>
+        </w:tc>
+      </w:tr>
+      <w:tr>
+        <w:tc>
+          <w:tcPr>
+            <w:tcW w:w="0" w:type="auto"/>
+          </w:tcPr>
+          <w:p>
+            <w:pPr>
+              <w:spacing w:before="30" w:after="30"/>
+            </w:pPr>
+            <w:r>
+              <w:t xml:space="preserve">l</w:t>
+            </w:r>
+            <w:r>
+              <w:rPr>
+                <w:vertAlign w:val="subscript"/>
+              </w:rPr>
+              <w:t xml:space="preserve">x+t</w:t>
+            </w:r>
+          </w:p>
+        </w:tc>
+        <w:tc>
+          <w:tcPr>
+            <w:tcW w:w="0" w:type="auto"/>
+          </w:tcPr>
+          <w:p>
+            <w:pPr>
+              <w:spacing w:before="30" w:after="30"/>
+            </w:pPr>
+            <w:r>
+              <w:t xml:space="preserve">t시점 유지자수 (기준 인원 </w:t>
+            </w:r>
+            <w:r>
+              <w:t xml:space="preserve">l</w:t>
+            </w:r>
+            <w:r>
+              <w:rPr>
+                <w:vertAlign w:val="subscript"/>
+              </w:rPr>
+              <w:t xml:space="preserve">x</w:t>
+            </w:r>
+            <w:r>
+              <w:t xml:space="preserve"> = 100,000)</w:t>
+            </w:r>
+          </w:p>
+        </w:tc>
+      </w:tr>
+      <w:tr>
+        <w:tc>
+          <w:tcPr>
+            <w:tcW w:w="0" w:type="auto"/>
+          </w:tcPr>
+          <w:p>
+            <w:pPr>
+              <w:spacing w:before="30" w:after="30"/>
+            </w:pPr>
+            <w:r>
+              <w:t xml:space="preserve">l′</w:t>
+            </w:r>
+            <w:r>
+              <w:rPr>
+                <w:vertAlign w:val="subscript"/>
+              </w:rPr>
+              <w:t xml:space="preserve">x+t</w:t>
+            </w:r>
+          </w:p>
+        </w:tc>
+        <w:tc>
+          <w:tcPr>
+            <w:tcW w:w="0" w:type="auto"/>
+          </w:tcPr>
+          <w:p>
+            <w:pPr>
+              <w:spacing w:before="30" w:after="30"/>
+            </w:pPr>
+            <w:r>
+              <w:t xml:space="preserve">t시점 납입자수</w:t>
+            </w:r>
+          </w:p>
+        </w:tc>
+      </w:tr>
+    </w:tbl>
+    <w:p/>
+    <w:p>
+      <w:pPr>
+        <w:pStyle w:val="Heading1"/>
+      </w:pPr>
+      <w:r>
+        <w:t xml:space="preserve">4. 계산기수</w:t>
       </w:r>
     </w:p>
     <w:p>
@@ -2020,66 +2281,2227 @@
     </w:p>
     <w:p>
       <w:pPr>
+        <w:pStyle w:val="FormulaText"/>
+      </w:pPr>
+      <w:r>
+        <w:t xml:space="preserve">q</w:t>
+      </w:r>
+      <w:r>
+        <w:rPr>
+          <w:vertAlign w:val="subscript"/>
+        </w:rPr>
+        <w:t xml:space="preserve">x</w:t>
+      </w:r>
+      <w:r>
+        <w:t xml:space="preserve"> : 제7회 경험생명표 사망률</w:t>
+      </w:r>
+    </w:p>
+    <w:p>
+      <w:pPr>
+        <w:pStyle w:val="FormulaText"/>
+      </w:pPr>
+      <w:r>
+        <w:t xml:space="preserve">r</w:t>
+      </w:r>
+      <w:r>
+        <w:rPr>
+          <w:vertAlign w:val="subscript"/>
+        </w:rPr>
+        <w:t xml:space="preserve">x</w:t>
+      </w:r>
+      <w:r>
+        <w:t xml:space="preserve"> : 80% 이상 장해율</w:t>
+      </w:r>
+    </w:p>
+    <w:p>
+      <w:pPr>
+        <w:pStyle w:val="FormulaText"/>
+      </w:pPr>
+      <w:r>
+        <w:t xml:space="preserve">기준 인원</w:t>
+      </w:r>
+    </w:p>
+    <w:p>
+      <w:pPr>
         <w:pStyle w:val="Formula"/>
       </w:pPr>
+      <m:oMathPara>
+        <m:oMathParaPr>
+          <m:jc m:val="left"/>
+        </m:oMathParaPr>
+        <m:oMath>
+          <m:sSub>
+            <m:e>
+              <m:r>
+                <w:rPr>
+                  <w:rFonts w:ascii="Cambria Math" w:hAnsi="Cambria Math"/>
+                  <w:sz w:val="24"/>
+                  <w:szCs w:val="24"/>
+                </w:rPr>
+                <m:t xml:space="preserve">l</m:t>
+              </m:r>
+            </m:e>
+            <m:sub>
+              <m:r>
+                <w:rPr>
+                  <w:rFonts w:ascii="Cambria Math" w:hAnsi="Cambria Math"/>
+                  <w:sz w:val="24"/>
+                  <w:szCs w:val="24"/>
+                </w:rPr>
+                <m:t xml:space="preserve">x</m:t>
+              </m:r>
+            </m:sub>
+          </m:sSub>
+          <m:r>
+            <w:rPr>
+              <w:rFonts w:ascii="Cambria Math" w:hAnsi="Cambria Math"/>
+              <w:sz w:val="24"/>
+              <w:szCs w:val="24"/>
+            </w:rPr>
+            <m:t xml:space="preserve"> = </m:t>
+          </m:r>
+          <m:sSub>
+            <m:e>
+              <m:r>
+                <w:rPr>
+                  <w:rFonts w:ascii="Cambria Math" w:hAnsi="Cambria Math"/>
+                  <w:sz w:val="24"/>
+                  <w:szCs w:val="24"/>
+                </w:rPr>
+                <m:t xml:space="preserve">l′</m:t>
+              </m:r>
+            </m:e>
+            <m:sub>
+              <m:r>
+                <w:rPr>
+                  <w:rFonts w:ascii="Cambria Math" w:hAnsi="Cambria Math"/>
+                  <w:sz w:val="24"/>
+                  <w:szCs w:val="24"/>
+                </w:rPr>
+                <m:t xml:space="preserve">x</m:t>
+              </m:r>
+            </m:sub>
+          </m:sSub>
+          <m:r>
+            <w:rPr>
+              <w:rFonts w:ascii="Cambria Math" w:hAnsi="Cambria Math"/>
+              <w:sz w:val="24"/>
+              <w:szCs w:val="24"/>
+            </w:rPr>
+            <m:t xml:space="preserve"> = </m:t>
+          </m:r>
+          <m:r>
+            <w:rPr>
+              <w:rFonts w:ascii="Cambria Math" w:hAnsi="Cambria Math"/>
+              <w:sz w:val="24"/>
+              <w:szCs w:val="24"/>
+            </w:rPr>
+            <m:t xml:space="preserve">100</m:t>
+          </m:r>
+          <m:r>
+            <w:rPr>
+              <w:rFonts w:ascii="Cambria Math" w:hAnsi="Cambria Math"/>
+              <w:sz w:val="24"/>
+              <w:szCs w:val="24"/>
+            </w:rPr>
+            <m:t xml:space="preserve">,</m:t>
+          </m:r>
+          <m:r>
+            <w:rPr>
+              <w:rFonts w:ascii="Cambria Math" w:hAnsi="Cambria Math"/>
+              <w:sz w:val="24"/>
+              <w:szCs w:val="24"/>
+            </w:rPr>
+            <m:t xml:space="preserve">000</m:t>
+          </m:r>
+        </m:oMath>
+      </m:oMathPara>
+    </w:p>
+    <w:p>
+      <w:pPr>
+        <w:pStyle w:val="FormulaText"/>
+      </w:pPr>
       <w:r>
-        <w:t xml:space="preserve">q_x : 제7회 경험생명표 사망률</w:t>
+        <w:t xml:space="preserve">유지자수</w:t>
       </w:r>
     </w:p>
     <w:p>
       <w:pPr>
         <w:pStyle w:val="Formula"/>
       </w:pPr>
+      <m:oMathPara>
+        <m:oMathParaPr>
+          <m:jc m:val="left"/>
+        </m:oMathParaPr>
+        <m:oMath>
+          <m:sSub>
+            <m:e>
+              <m:r>
+                <w:rPr>
+                  <w:rFonts w:ascii="Cambria Math" w:hAnsi="Cambria Math"/>
+                  <w:sz w:val="24"/>
+                  <w:szCs w:val="24"/>
+                </w:rPr>
+                <m:t xml:space="preserve">l</m:t>
+              </m:r>
+            </m:e>
+            <m:sub>
+              <m:r>
+                <w:rPr>
+                  <w:rFonts w:ascii="Cambria Math" w:hAnsi="Cambria Math"/>
+                  <w:sz w:val="24"/>
+                  <w:szCs w:val="24"/>
+                </w:rPr>
+                <m:t xml:space="preserve">x</m:t>
+              </m:r>
+              <m:r>
+                <w:rPr>
+                  <w:rFonts w:ascii="Cambria Math" w:hAnsi="Cambria Math"/>
+                  <w:sz w:val="24"/>
+                  <w:szCs w:val="24"/>
+                </w:rPr>
+                <m:t xml:space="preserve">+</m:t>
+              </m:r>
+              <m:r>
+                <w:rPr>
+                  <w:rFonts w:ascii="Cambria Math" w:hAnsi="Cambria Math"/>
+                  <w:sz w:val="24"/>
+                  <w:szCs w:val="24"/>
+                </w:rPr>
+                <m:t xml:space="preserve">t</m:t>
+              </m:r>
+              <m:r>
+                <w:rPr>
+                  <w:rFonts w:ascii="Cambria Math" w:hAnsi="Cambria Math"/>
+                  <w:sz w:val="24"/>
+                  <w:szCs w:val="24"/>
+                </w:rPr>
+                <m:t xml:space="preserve">+</m:t>
+              </m:r>
+              <m:r>
+                <w:rPr>
+                  <w:rFonts w:ascii="Cambria Math" w:hAnsi="Cambria Math"/>
+                  <w:sz w:val="24"/>
+                  <w:szCs w:val="24"/>
+                </w:rPr>
+                <m:t xml:space="preserve">1</m:t>
+              </m:r>
+            </m:sub>
+          </m:sSub>
+          <m:r>
+            <w:rPr>
+              <w:rFonts w:ascii="Cambria Math" w:hAnsi="Cambria Math"/>
+              <w:sz w:val="24"/>
+              <w:szCs w:val="24"/>
+            </w:rPr>
+            <m:t xml:space="preserve"> = </m:t>
+          </m:r>
+          <m:sSub>
+            <m:e>
+              <m:r>
+                <w:rPr>
+                  <w:rFonts w:ascii="Cambria Math" w:hAnsi="Cambria Math"/>
+                  <w:sz w:val="24"/>
+                  <w:szCs w:val="24"/>
+                </w:rPr>
+                <m:t xml:space="preserve">l</m:t>
+              </m:r>
+            </m:e>
+            <m:sub>
+              <m:r>
+                <w:rPr>
+                  <w:rFonts w:ascii="Cambria Math" w:hAnsi="Cambria Math"/>
+                  <w:sz w:val="24"/>
+                  <w:szCs w:val="24"/>
+                </w:rPr>
+                <m:t xml:space="preserve">x</m:t>
+              </m:r>
+              <m:r>
+                <w:rPr>
+                  <w:rFonts w:ascii="Cambria Math" w:hAnsi="Cambria Math"/>
+                  <w:sz w:val="24"/>
+                  <w:szCs w:val="24"/>
+                </w:rPr>
+                <m:t xml:space="preserve">+</m:t>
+              </m:r>
+              <m:r>
+                <w:rPr>
+                  <w:rFonts w:ascii="Cambria Math" w:hAnsi="Cambria Math"/>
+                  <w:sz w:val="24"/>
+                  <w:szCs w:val="24"/>
+                </w:rPr>
+                <m:t xml:space="preserve">t</m:t>
+              </m:r>
+            </m:sub>
+          </m:sSub>
+          <m:r>
+            <w:rPr>
+              <w:rFonts w:ascii="Cambria Math" w:hAnsi="Cambria Math"/>
+              <w:sz w:val="24"/>
+              <w:szCs w:val="24"/>
+            </w:rPr>
+            <m:t xml:space="preserve"> × ( </m:t>
+          </m:r>
+          <m:r>
+            <w:rPr>
+              <w:rFonts w:ascii="Cambria Math" w:hAnsi="Cambria Math"/>
+              <w:sz w:val="24"/>
+              <w:szCs w:val="24"/>
+            </w:rPr>
+            <m:t xml:space="preserve">1</m:t>
+          </m:r>
+          <m:r>
+            <w:rPr>
+              <w:rFonts w:ascii="Cambria Math" w:hAnsi="Cambria Math"/>
+              <w:sz w:val="24"/>
+              <w:szCs w:val="24"/>
+            </w:rPr>
+            <m:t xml:space="preserve"> − </m:t>
+          </m:r>
+          <m:sSub>
+            <m:e>
+              <m:r>
+                <w:rPr>
+                  <w:rFonts w:ascii="Cambria Math" w:hAnsi="Cambria Math"/>
+                  <w:sz w:val="24"/>
+                  <w:szCs w:val="24"/>
+                </w:rPr>
+                <m:t xml:space="preserve">q</m:t>
+              </m:r>
+            </m:e>
+            <m:sub>
+              <m:r>
+                <w:rPr>
+                  <w:rFonts w:ascii="Cambria Math" w:hAnsi="Cambria Math"/>
+                  <w:sz w:val="24"/>
+                  <w:szCs w:val="24"/>
+                </w:rPr>
+                <m:t xml:space="preserve">x</m:t>
+              </m:r>
+              <m:r>
+                <w:rPr>
+                  <w:rFonts w:ascii="Cambria Math" w:hAnsi="Cambria Math"/>
+                  <w:sz w:val="24"/>
+                  <w:szCs w:val="24"/>
+                </w:rPr>
+                <m:t xml:space="preserve">+</m:t>
+              </m:r>
+              <m:r>
+                <w:rPr>
+                  <w:rFonts w:ascii="Cambria Math" w:hAnsi="Cambria Math"/>
+                  <w:sz w:val="24"/>
+                  <w:szCs w:val="24"/>
+                </w:rPr>
+                <m:t xml:space="preserve">t</m:t>
+              </m:r>
+            </m:sub>
+          </m:sSub>
+          <m:r>
+            <w:rPr>
+              <w:rFonts w:ascii="Cambria Math" w:hAnsi="Cambria Math"/>
+              <w:sz w:val="24"/>
+              <w:szCs w:val="24"/>
+            </w:rPr>
+            <m:t xml:space="preserve"> − </m:t>
+          </m:r>
+          <m:sSub>
+            <m:e>
+              <m:r>
+                <w:rPr>
+                  <w:rFonts w:ascii="Cambria Math" w:hAnsi="Cambria Math"/>
+                  <w:sz w:val="24"/>
+                  <w:szCs w:val="24"/>
+                </w:rPr>
+                <m:t xml:space="preserve">r</m:t>
+              </m:r>
+            </m:e>
+            <m:sub>
+              <m:r>
+                <w:rPr>
+                  <w:rFonts w:ascii="Cambria Math" w:hAnsi="Cambria Math"/>
+                  <w:sz w:val="24"/>
+                  <w:szCs w:val="24"/>
+                </w:rPr>
+                <m:t xml:space="preserve">x</m:t>
+              </m:r>
+              <m:r>
+                <w:rPr>
+                  <w:rFonts w:ascii="Cambria Math" w:hAnsi="Cambria Math"/>
+                  <w:sz w:val="24"/>
+                  <w:szCs w:val="24"/>
+                </w:rPr>
+                <m:t xml:space="preserve">+</m:t>
+              </m:r>
+              <m:r>
+                <w:rPr>
+                  <w:rFonts w:ascii="Cambria Math" w:hAnsi="Cambria Math"/>
+                  <w:sz w:val="24"/>
+                  <w:szCs w:val="24"/>
+                </w:rPr>
+                <m:t xml:space="preserve">t</m:t>
+              </m:r>
+            </m:sub>
+          </m:sSub>
+          <m:r>
+            <w:rPr>
+              <w:rFonts w:ascii="Cambria Math" w:hAnsi="Cambria Math"/>
+              <w:sz w:val="24"/>
+              <w:szCs w:val="24"/>
+            </w:rPr>
+            <m:t xml:space="preserve"> + </m:t>
+          </m:r>
+          <m:sSub>
+            <m:e>
+              <m:r>
+                <w:rPr>
+                  <w:rFonts w:ascii="Cambria Math" w:hAnsi="Cambria Math"/>
+                  <w:sz w:val="24"/>
+                  <w:szCs w:val="24"/>
+                </w:rPr>
+                <m:t xml:space="preserve">q</m:t>
+              </m:r>
+            </m:e>
+            <m:sub>
+              <m:r>
+                <w:rPr>
+                  <w:rFonts w:ascii="Cambria Math" w:hAnsi="Cambria Math"/>
+                  <w:sz w:val="24"/>
+                  <w:szCs w:val="24"/>
+                </w:rPr>
+                <m:t xml:space="preserve">x</m:t>
+              </m:r>
+              <m:r>
+                <w:rPr>
+                  <w:rFonts w:ascii="Cambria Math" w:hAnsi="Cambria Math"/>
+                  <w:sz w:val="24"/>
+                  <w:szCs w:val="24"/>
+                </w:rPr>
+                <m:t xml:space="preserve">+</m:t>
+              </m:r>
+              <m:r>
+                <w:rPr>
+                  <w:rFonts w:ascii="Cambria Math" w:hAnsi="Cambria Math"/>
+                  <w:sz w:val="24"/>
+                  <w:szCs w:val="24"/>
+                </w:rPr>
+                <m:t xml:space="preserve">t</m:t>
+              </m:r>
+            </m:sub>
+          </m:sSub>
+          <m:r>
+            <w:rPr>
+              <w:rFonts w:ascii="Cambria Math" w:hAnsi="Cambria Math"/>
+              <w:sz w:val="24"/>
+              <w:szCs w:val="24"/>
+            </w:rPr>
+            <m:t xml:space="preserve">·</m:t>
+          </m:r>
+          <m:sSub>
+            <m:e>
+              <m:r>
+                <w:rPr>
+                  <w:rFonts w:ascii="Cambria Math" w:hAnsi="Cambria Math"/>
+                  <w:sz w:val="24"/>
+                  <w:szCs w:val="24"/>
+                </w:rPr>
+                <m:t xml:space="preserve">r</m:t>
+              </m:r>
+            </m:e>
+            <m:sub>
+              <m:r>
+                <w:rPr>
+                  <w:rFonts w:ascii="Cambria Math" w:hAnsi="Cambria Math"/>
+                  <w:sz w:val="24"/>
+                  <w:szCs w:val="24"/>
+                </w:rPr>
+                <m:t xml:space="preserve">x</m:t>
+              </m:r>
+              <m:r>
+                <w:rPr>
+                  <w:rFonts w:ascii="Cambria Math" w:hAnsi="Cambria Math"/>
+                  <w:sz w:val="24"/>
+                  <w:szCs w:val="24"/>
+                </w:rPr>
+                <m:t xml:space="preserve">+</m:t>
+              </m:r>
+              <m:r>
+                <w:rPr>
+                  <w:rFonts w:ascii="Cambria Math" w:hAnsi="Cambria Math"/>
+                  <w:sz w:val="24"/>
+                  <w:szCs w:val="24"/>
+                </w:rPr>
+                <m:t xml:space="preserve">t</m:t>
+              </m:r>
+            </m:sub>
+          </m:sSub>
+          <m:r>
+            <w:rPr>
+              <w:rFonts w:ascii="Cambria Math" w:hAnsi="Cambria Math"/>
+              <w:sz w:val="24"/>
+              <w:szCs w:val="24"/>
+            </w:rPr>
+            <m:t xml:space="preserve">/</m:t>
+          </m:r>
+          <m:r>
+            <w:rPr>
+              <w:rFonts w:ascii="Cambria Math" w:hAnsi="Cambria Math"/>
+              <w:sz w:val="24"/>
+              <w:szCs w:val="24"/>
+            </w:rPr>
+            <m:t xml:space="preserve">2</m:t>
+          </m:r>
+          <m:r>
+            <w:rPr>
+              <w:rFonts w:ascii="Cambria Math" w:hAnsi="Cambria Math"/>
+              <w:sz w:val="24"/>
+              <w:szCs w:val="24"/>
+            </w:rPr>
+            <m:t xml:space="preserve"> )</m:t>
+          </m:r>
+        </m:oMath>
+      </m:oMathPara>
+    </w:p>
+    <w:p>
+      <w:pPr>
+        <w:pStyle w:val="FormulaText"/>
+      </w:pPr>
       <w:r>
-        <w:t xml:space="preserve">k_x : 80% 이상 장해율</w:t>
+        <w:t xml:space="preserve">납입자수 — 납입만 면제되는 사유가 없어 유지자수와 같다</w:t>
       </w:r>
     </w:p>
     <w:p>
       <w:pPr>
         <w:pStyle w:val="Formula"/>
       </w:pPr>
+      <m:oMathPara>
+        <m:oMathParaPr>
+          <m:jc m:val="left"/>
+        </m:oMathParaPr>
+        <m:oMath>
+          <m:sSub>
+            <m:e>
+              <m:r>
+                <w:rPr>
+                  <w:rFonts w:ascii="Cambria Math" w:hAnsi="Cambria Math"/>
+                  <w:sz w:val="24"/>
+                  <w:szCs w:val="24"/>
+                </w:rPr>
+                <m:t xml:space="preserve">l′</m:t>
+              </m:r>
+            </m:e>
+            <m:sub>
+              <m:r>
+                <w:rPr>
+                  <w:rFonts w:ascii="Cambria Math" w:hAnsi="Cambria Math"/>
+                  <w:sz w:val="24"/>
+                  <w:szCs w:val="24"/>
+                </w:rPr>
+                <m:t xml:space="preserve">x</m:t>
+              </m:r>
+              <m:r>
+                <w:rPr>
+                  <w:rFonts w:ascii="Cambria Math" w:hAnsi="Cambria Math"/>
+                  <w:sz w:val="24"/>
+                  <w:szCs w:val="24"/>
+                </w:rPr>
+                <m:t xml:space="preserve">+</m:t>
+              </m:r>
+              <m:r>
+                <w:rPr>
+                  <w:rFonts w:ascii="Cambria Math" w:hAnsi="Cambria Math"/>
+                  <w:sz w:val="24"/>
+                  <w:szCs w:val="24"/>
+                </w:rPr>
+                <m:t xml:space="preserve">t</m:t>
+              </m:r>
+              <m:r>
+                <w:rPr>
+                  <w:rFonts w:ascii="Cambria Math" w:hAnsi="Cambria Math"/>
+                  <w:sz w:val="24"/>
+                  <w:szCs w:val="24"/>
+                </w:rPr>
+                <m:t xml:space="preserve">+</m:t>
+              </m:r>
+              <m:r>
+                <w:rPr>
+                  <w:rFonts w:ascii="Cambria Math" w:hAnsi="Cambria Math"/>
+                  <w:sz w:val="24"/>
+                  <w:szCs w:val="24"/>
+                </w:rPr>
+                <m:t xml:space="preserve">1</m:t>
+              </m:r>
+            </m:sub>
+          </m:sSub>
+          <m:r>
+            <w:rPr>
+              <w:rFonts w:ascii="Cambria Math" w:hAnsi="Cambria Math"/>
+              <w:sz w:val="24"/>
+              <w:szCs w:val="24"/>
+            </w:rPr>
+            <m:t xml:space="preserve"> = </m:t>
+          </m:r>
+          <m:sSub>
+            <m:e>
+              <m:r>
+                <w:rPr>
+                  <w:rFonts w:ascii="Cambria Math" w:hAnsi="Cambria Math"/>
+                  <w:sz w:val="24"/>
+                  <w:szCs w:val="24"/>
+                </w:rPr>
+                <m:t xml:space="preserve">l′</m:t>
+              </m:r>
+            </m:e>
+            <m:sub>
+              <m:r>
+                <w:rPr>
+                  <w:rFonts w:ascii="Cambria Math" w:hAnsi="Cambria Math"/>
+                  <w:sz w:val="24"/>
+                  <w:szCs w:val="24"/>
+                </w:rPr>
+                <m:t xml:space="preserve">x</m:t>
+              </m:r>
+              <m:r>
+                <w:rPr>
+                  <w:rFonts w:ascii="Cambria Math" w:hAnsi="Cambria Math"/>
+                  <w:sz w:val="24"/>
+                  <w:szCs w:val="24"/>
+                </w:rPr>
+                <m:t xml:space="preserve">+</m:t>
+              </m:r>
+              <m:r>
+                <w:rPr>
+                  <w:rFonts w:ascii="Cambria Math" w:hAnsi="Cambria Math"/>
+                  <w:sz w:val="24"/>
+                  <w:szCs w:val="24"/>
+                </w:rPr>
+                <m:t xml:space="preserve">t</m:t>
+              </m:r>
+            </m:sub>
+          </m:sSub>
+          <m:r>
+            <w:rPr>
+              <w:rFonts w:ascii="Cambria Math" w:hAnsi="Cambria Math"/>
+              <w:sz w:val="24"/>
+              <w:szCs w:val="24"/>
+            </w:rPr>
+            <m:t xml:space="preserve"> × ( </m:t>
+          </m:r>
+          <m:r>
+            <w:rPr>
+              <w:rFonts w:ascii="Cambria Math" w:hAnsi="Cambria Math"/>
+              <w:sz w:val="24"/>
+              <w:szCs w:val="24"/>
+            </w:rPr>
+            <m:t xml:space="preserve">1</m:t>
+          </m:r>
+          <m:r>
+            <w:rPr>
+              <w:rFonts w:ascii="Cambria Math" w:hAnsi="Cambria Math"/>
+              <w:sz w:val="24"/>
+              <w:szCs w:val="24"/>
+            </w:rPr>
+            <m:t xml:space="preserve"> − </m:t>
+          </m:r>
+          <m:sSub>
+            <m:e>
+              <m:r>
+                <w:rPr>
+                  <w:rFonts w:ascii="Cambria Math" w:hAnsi="Cambria Math"/>
+                  <w:sz w:val="24"/>
+                  <w:szCs w:val="24"/>
+                </w:rPr>
+                <m:t xml:space="preserve">q</m:t>
+              </m:r>
+            </m:e>
+            <m:sub>
+              <m:r>
+                <w:rPr>
+                  <w:rFonts w:ascii="Cambria Math" w:hAnsi="Cambria Math"/>
+                  <w:sz w:val="24"/>
+                  <w:szCs w:val="24"/>
+                </w:rPr>
+                <m:t xml:space="preserve">x</m:t>
+              </m:r>
+              <m:r>
+                <w:rPr>
+                  <w:rFonts w:ascii="Cambria Math" w:hAnsi="Cambria Math"/>
+                  <w:sz w:val="24"/>
+                  <w:szCs w:val="24"/>
+                </w:rPr>
+                <m:t xml:space="preserve">+</m:t>
+              </m:r>
+              <m:r>
+                <w:rPr>
+                  <w:rFonts w:ascii="Cambria Math" w:hAnsi="Cambria Math"/>
+                  <w:sz w:val="24"/>
+                  <w:szCs w:val="24"/>
+                </w:rPr>
+                <m:t xml:space="preserve">t</m:t>
+              </m:r>
+            </m:sub>
+          </m:sSub>
+          <m:r>
+            <w:rPr>
+              <w:rFonts w:ascii="Cambria Math" w:hAnsi="Cambria Math"/>
+              <w:sz w:val="24"/>
+              <w:szCs w:val="24"/>
+            </w:rPr>
+            <m:t xml:space="preserve"> − </m:t>
+          </m:r>
+          <m:sSub>
+            <m:e>
+              <m:r>
+                <w:rPr>
+                  <w:rFonts w:ascii="Cambria Math" w:hAnsi="Cambria Math"/>
+                  <w:sz w:val="24"/>
+                  <w:szCs w:val="24"/>
+                </w:rPr>
+                <m:t xml:space="preserve">r</m:t>
+              </m:r>
+            </m:e>
+            <m:sub>
+              <m:r>
+                <w:rPr>
+                  <w:rFonts w:ascii="Cambria Math" w:hAnsi="Cambria Math"/>
+                  <w:sz w:val="24"/>
+                  <w:szCs w:val="24"/>
+                </w:rPr>
+                <m:t xml:space="preserve">x</m:t>
+              </m:r>
+              <m:r>
+                <w:rPr>
+                  <w:rFonts w:ascii="Cambria Math" w:hAnsi="Cambria Math"/>
+                  <w:sz w:val="24"/>
+                  <w:szCs w:val="24"/>
+                </w:rPr>
+                <m:t xml:space="preserve">+</m:t>
+              </m:r>
+              <m:r>
+                <w:rPr>
+                  <w:rFonts w:ascii="Cambria Math" w:hAnsi="Cambria Math"/>
+                  <w:sz w:val="24"/>
+                  <w:szCs w:val="24"/>
+                </w:rPr>
+                <m:t xml:space="preserve">t</m:t>
+              </m:r>
+            </m:sub>
+          </m:sSub>
+          <m:r>
+            <w:rPr>
+              <w:rFonts w:ascii="Cambria Math" w:hAnsi="Cambria Math"/>
+              <w:sz w:val="24"/>
+              <w:szCs w:val="24"/>
+            </w:rPr>
+            <m:t xml:space="preserve"> + </m:t>
+          </m:r>
+          <m:sSub>
+            <m:e>
+              <m:r>
+                <w:rPr>
+                  <w:rFonts w:ascii="Cambria Math" w:hAnsi="Cambria Math"/>
+                  <w:sz w:val="24"/>
+                  <w:szCs w:val="24"/>
+                </w:rPr>
+                <m:t xml:space="preserve">q</m:t>
+              </m:r>
+            </m:e>
+            <m:sub>
+              <m:r>
+                <w:rPr>
+                  <w:rFonts w:ascii="Cambria Math" w:hAnsi="Cambria Math"/>
+                  <w:sz w:val="24"/>
+                  <w:szCs w:val="24"/>
+                </w:rPr>
+                <m:t xml:space="preserve">x</m:t>
+              </m:r>
+              <m:r>
+                <w:rPr>
+                  <w:rFonts w:ascii="Cambria Math" w:hAnsi="Cambria Math"/>
+                  <w:sz w:val="24"/>
+                  <w:szCs w:val="24"/>
+                </w:rPr>
+                <m:t xml:space="preserve">+</m:t>
+              </m:r>
+              <m:r>
+                <w:rPr>
+                  <w:rFonts w:ascii="Cambria Math" w:hAnsi="Cambria Math"/>
+                  <w:sz w:val="24"/>
+                  <w:szCs w:val="24"/>
+                </w:rPr>
+                <m:t xml:space="preserve">t</m:t>
+              </m:r>
+            </m:sub>
+          </m:sSub>
+          <m:r>
+            <w:rPr>
+              <w:rFonts w:ascii="Cambria Math" w:hAnsi="Cambria Math"/>
+              <w:sz w:val="24"/>
+              <w:szCs w:val="24"/>
+            </w:rPr>
+            <m:t xml:space="preserve">·</m:t>
+          </m:r>
+          <m:sSub>
+            <m:e>
+              <m:r>
+                <w:rPr>
+                  <w:rFonts w:ascii="Cambria Math" w:hAnsi="Cambria Math"/>
+                  <w:sz w:val="24"/>
+                  <w:szCs w:val="24"/>
+                </w:rPr>
+                <m:t xml:space="preserve">r</m:t>
+              </m:r>
+            </m:e>
+            <m:sub>
+              <m:r>
+                <w:rPr>
+                  <w:rFonts w:ascii="Cambria Math" w:hAnsi="Cambria Math"/>
+                  <w:sz w:val="24"/>
+                  <w:szCs w:val="24"/>
+                </w:rPr>
+                <m:t xml:space="preserve">x</m:t>
+              </m:r>
+              <m:r>
+                <w:rPr>
+                  <w:rFonts w:ascii="Cambria Math" w:hAnsi="Cambria Math"/>
+                  <w:sz w:val="24"/>
+                  <w:szCs w:val="24"/>
+                </w:rPr>
+                <m:t xml:space="preserve">+</m:t>
+              </m:r>
+              <m:r>
+                <w:rPr>
+                  <w:rFonts w:ascii="Cambria Math" w:hAnsi="Cambria Math"/>
+                  <w:sz w:val="24"/>
+                  <w:szCs w:val="24"/>
+                </w:rPr>
+                <m:t xml:space="preserve">t</m:t>
+              </m:r>
+            </m:sub>
+          </m:sSub>
+          <m:r>
+            <w:rPr>
+              <w:rFonts w:ascii="Cambria Math" w:hAnsi="Cambria Math"/>
+              <w:sz w:val="24"/>
+              <w:szCs w:val="24"/>
+            </w:rPr>
+            <m:t xml:space="preserve">/</m:t>
+          </m:r>
+          <m:r>
+            <w:rPr>
+              <w:rFonts w:ascii="Cambria Math" w:hAnsi="Cambria Math"/>
+              <w:sz w:val="24"/>
+              <w:szCs w:val="24"/>
+            </w:rPr>
+            <m:t xml:space="preserve">2</m:t>
+          </m:r>
+          <m:r>
+            <w:rPr>
+              <w:rFonts w:ascii="Cambria Math" w:hAnsi="Cambria Math"/>
+              <w:sz w:val="24"/>
+              <w:szCs w:val="24"/>
+            </w:rPr>
+            <m:t xml:space="preserve"> )</m:t>
+          </m:r>
+        </m:oMath>
+      </m:oMathPara>
+    </w:p>
+    <w:p>
+      <w:pPr>
+        <w:pStyle w:val="Formula"/>
+      </w:pPr>
+      <m:oMathPara>
+        <m:oMathParaPr>
+          <m:jc m:val="left"/>
+        </m:oMathParaPr>
+        <m:oMath>
+          <m:sSub>
+            <m:e>
+              <m:r>
+                <w:rPr>
+                  <w:rFonts w:ascii="Cambria Math" w:hAnsi="Cambria Math"/>
+                  <w:sz w:val="24"/>
+                  <w:szCs w:val="24"/>
+                </w:rPr>
+                <m:t xml:space="preserve">l′</m:t>
+              </m:r>
+            </m:e>
+            <m:sub>
+              <m:r>
+                <w:rPr>
+                  <w:rFonts w:ascii="Cambria Math" w:hAnsi="Cambria Math"/>
+                  <w:sz w:val="24"/>
+                  <w:szCs w:val="24"/>
+                </w:rPr>
+                <m:t xml:space="preserve">x</m:t>
+              </m:r>
+              <m:r>
+                <w:rPr>
+                  <w:rFonts w:ascii="Cambria Math" w:hAnsi="Cambria Math"/>
+                  <w:sz w:val="24"/>
+                  <w:szCs w:val="24"/>
+                </w:rPr>
+                <m:t xml:space="preserve">+</m:t>
+              </m:r>
+              <m:r>
+                <w:rPr>
+                  <w:rFonts w:ascii="Cambria Math" w:hAnsi="Cambria Math"/>
+                  <w:sz w:val="24"/>
+                  <w:szCs w:val="24"/>
+                </w:rPr>
+                <m:t xml:space="preserve">t</m:t>
+              </m:r>
+            </m:sub>
+          </m:sSub>
+          <m:r>
+            <w:rPr>
+              <w:rFonts w:ascii="Cambria Math" w:hAnsi="Cambria Math"/>
+              <w:sz w:val="24"/>
+              <w:szCs w:val="24"/>
+            </w:rPr>
+            <m:t xml:space="preserve"> = </m:t>
+          </m:r>
+          <m:sSub>
+            <m:e>
+              <m:r>
+                <w:rPr>
+                  <w:rFonts w:ascii="Cambria Math" w:hAnsi="Cambria Math"/>
+                  <w:sz w:val="24"/>
+                  <w:szCs w:val="24"/>
+                </w:rPr>
+                <m:t xml:space="preserve">l</m:t>
+              </m:r>
+            </m:e>
+            <m:sub>
+              <m:r>
+                <w:rPr>
+                  <w:rFonts w:ascii="Cambria Math" w:hAnsi="Cambria Math"/>
+                  <w:sz w:val="24"/>
+                  <w:szCs w:val="24"/>
+                </w:rPr>
+                <m:t xml:space="preserve">x</m:t>
+              </m:r>
+              <m:r>
+                <w:rPr>
+                  <w:rFonts w:ascii="Cambria Math" w:hAnsi="Cambria Math"/>
+                  <w:sz w:val="24"/>
+                  <w:szCs w:val="24"/>
+                </w:rPr>
+                <m:t xml:space="preserve">+</m:t>
+              </m:r>
+              <m:r>
+                <w:rPr>
+                  <w:rFonts w:ascii="Cambria Math" w:hAnsi="Cambria Math"/>
+                  <w:sz w:val="24"/>
+                  <w:szCs w:val="24"/>
+                </w:rPr>
+                <m:t xml:space="preserve">t</m:t>
+              </m:r>
+            </m:sub>
+          </m:sSub>
+        </m:oMath>
+      </m:oMathPara>
+    </w:p>
+    <w:p>
+      <w:pPr>
+        <w:pStyle w:val="FormulaText"/>
+      </w:pPr>
       <w:r>
-        <w:t xml:space="preserve">l_x = l′_x = 100,000</w:t>
+        <w:t xml:space="preserve">급부 발생자</w:t>
       </w:r>
     </w:p>
     <w:p>
       <w:pPr>
         <w:pStyle w:val="Formula"/>
       </w:pPr>
+      <m:oMathPara>
+        <m:oMathParaPr>
+          <m:jc m:val="left"/>
+        </m:oMathParaPr>
+        <m:oMath>
+          <m:sSub>
+            <m:e>
+              <m:r>
+                <w:rPr>
+                  <w:rFonts w:ascii="Cambria Math" w:hAnsi="Cambria Math"/>
+                  <w:sz w:val="24"/>
+                  <w:szCs w:val="24"/>
+                </w:rPr>
+                <m:t xml:space="preserve">C</m:t>
+              </m:r>
+            </m:e>
+            <m:sub>
+              <m:r>
+                <w:rPr>
+                  <w:rFonts w:ascii="Cambria Math" w:hAnsi="Cambria Math"/>
+                  <w:sz w:val="24"/>
+                  <w:szCs w:val="24"/>
+                </w:rPr>
+                <m:t xml:space="preserve">x</m:t>
+              </m:r>
+              <m:r>
+                <w:rPr>
+                  <w:rFonts w:ascii="Cambria Math" w:hAnsi="Cambria Math"/>
+                  <w:sz w:val="24"/>
+                  <w:szCs w:val="24"/>
+                </w:rPr>
+                <m:t xml:space="preserve">+</m:t>
+              </m:r>
+              <m:r>
+                <w:rPr>
+                  <w:rFonts w:ascii="Cambria Math" w:hAnsi="Cambria Math"/>
+                  <w:sz w:val="24"/>
+                  <w:szCs w:val="24"/>
+                </w:rPr>
+                <m:t xml:space="preserve">t</m:t>
+              </m:r>
+            </m:sub>
+          </m:sSub>
+          <m:r>
+            <w:rPr>
+              <w:rFonts w:ascii="Cambria Math" w:hAnsi="Cambria Math"/>
+              <w:sz w:val="24"/>
+              <w:szCs w:val="24"/>
+            </w:rPr>
+            <m:t xml:space="preserve"> = ( </m:t>
+          </m:r>
+          <m:sSub>
+            <m:e>
+              <m:r>
+                <w:rPr>
+                  <w:rFonts w:ascii="Cambria Math" w:hAnsi="Cambria Math"/>
+                  <w:sz w:val="24"/>
+                  <w:szCs w:val="24"/>
+                </w:rPr>
+                <m:t xml:space="preserve">l</m:t>
+              </m:r>
+            </m:e>
+            <m:sub>
+              <m:r>
+                <w:rPr>
+                  <w:rFonts w:ascii="Cambria Math" w:hAnsi="Cambria Math"/>
+                  <w:sz w:val="24"/>
+                  <w:szCs w:val="24"/>
+                </w:rPr>
+                <m:t xml:space="preserve">x</m:t>
+              </m:r>
+              <m:r>
+                <w:rPr>
+                  <w:rFonts w:ascii="Cambria Math" w:hAnsi="Cambria Math"/>
+                  <w:sz w:val="24"/>
+                  <w:szCs w:val="24"/>
+                </w:rPr>
+                <m:t xml:space="preserve">+</m:t>
+              </m:r>
+              <m:r>
+                <w:rPr>
+                  <w:rFonts w:ascii="Cambria Math" w:hAnsi="Cambria Math"/>
+                  <w:sz w:val="24"/>
+                  <w:szCs w:val="24"/>
+                </w:rPr>
+                <m:t xml:space="preserve">t</m:t>
+              </m:r>
+            </m:sub>
+          </m:sSub>
+          <m:r>
+            <w:rPr>
+              <w:rFonts w:ascii="Cambria Math" w:hAnsi="Cambria Math"/>
+              <w:sz w:val="24"/>
+              <w:szCs w:val="24"/>
+            </w:rPr>
+            <m:t xml:space="preserve"> − </m:t>
+          </m:r>
+          <m:sSub>
+            <m:e>
+              <m:r>
+                <w:rPr>
+                  <w:rFonts w:ascii="Cambria Math" w:hAnsi="Cambria Math"/>
+                  <w:sz w:val="24"/>
+                  <w:szCs w:val="24"/>
+                </w:rPr>
+                <m:t xml:space="preserve">l</m:t>
+              </m:r>
+            </m:e>
+            <m:sub>
+              <m:r>
+                <w:rPr>
+                  <w:rFonts w:ascii="Cambria Math" w:hAnsi="Cambria Math"/>
+                  <w:sz w:val="24"/>
+                  <w:szCs w:val="24"/>
+                </w:rPr>
+                <m:t xml:space="preserve">x</m:t>
+              </m:r>
+              <m:r>
+                <w:rPr>
+                  <w:rFonts w:ascii="Cambria Math" w:hAnsi="Cambria Math"/>
+                  <w:sz w:val="24"/>
+                  <w:szCs w:val="24"/>
+                </w:rPr>
+                <m:t xml:space="preserve">+</m:t>
+              </m:r>
+              <m:r>
+                <w:rPr>
+                  <w:rFonts w:ascii="Cambria Math" w:hAnsi="Cambria Math"/>
+                  <w:sz w:val="24"/>
+                  <w:szCs w:val="24"/>
+                </w:rPr>
+                <m:t xml:space="preserve">t</m:t>
+              </m:r>
+              <m:r>
+                <w:rPr>
+                  <w:rFonts w:ascii="Cambria Math" w:hAnsi="Cambria Math"/>
+                  <w:sz w:val="24"/>
+                  <w:szCs w:val="24"/>
+                </w:rPr>
+                <m:t xml:space="preserve">+</m:t>
+              </m:r>
+              <m:r>
+                <w:rPr>
+                  <w:rFonts w:ascii="Cambria Math" w:hAnsi="Cambria Math"/>
+                  <w:sz w:val="24"/>
+                  <w:szCs w:val="24"/>
+                </w:rPr>
+                <m:t xml:space="preserve">1</m:t>
+              </m:r>
+            </m:sub>
+          </m:sSub>
+          <m:r>
+            <w:rPr>
+              <w:rFonts w:ascii="Cambria Math" w:hAnsi="Cambria Math"/>
+              <w:sz w:val="24"/>
+              <w:szCs w:val="24"/>
+            </w:rPr>
+            <m:t xml:space="preserve"> )·</m:t>
+          </m:r>
+          <m:sSup>
+            <m:e>
+              <m:r>
+                <w:rPr>
+                  <w:rFonts w:ascii="Cambria Math" w:hAnsi="Cambria Math"/>
+                  <w:sz w:val="24"/>
+                  <w:szCs w:val="24"/>
+                </w:rPr>
+                <m:t xml:space="preserve">v</m:t>
+              </m:r>
+            </m:e>
+            <m:sup>
+              <m:r>
+                <w:rPr>
+                  <w:rFonts w:ascii="Cambria Math" w:hAnsi="Cambria Math"/>
+                  <w:sz w:val="24"/>
+                  <w:szCs w:val="24"/>
+                </w:rPr>
+                <m:t xml:space="preserve">t</m:t>
+              </m:r>
+              <m:r>
+                <w:rPr>
+                  <w:rFonts w:ascii="Cambria Math" w:hAnsi="Cambria Math"/>
+                  <w:sz w:val="24"/>
+                  <w:szCs w:val="24"/>
+                </w:rPr>
+                <m:t xml:space="preserve">+½</m:t>
+              </m:r>
+            </m:sup>
+          </m:sSup>
+        </m:oMath>
+      </m:oMathPara>
+    </w:p>
+    <w:p>
+      <w:pPr>
+        <w:pStyle w:val="Note"/>
+      </w:pPr>
       <w:r>
-        <w:t xml:space="preserve">유지자수  l_{x+t+1} = l_{x+t} × ( 1 − q_{x+t} − k_{x+t} + q_{x+t}·k_{x+t}/2 )</w:t>
+        <w:t xml:space="preserve">※ 사망·80% 이상 장해 모두 같은 보험금을 지급하므로 탈퇴자 전부가 급부 대상이다. 납입자수는 탈퇴 사유로 유지자수와 똑같이 줄어든다 — 별도의 납입면제율을 곱하지 않는다.</w:t>
       </w:r>
     </w:p>
     <w:p>
       <w:pPr>
+        <w:pStyle w:val="FormulaLabel"/>
+      </w:pPr>
+      <w:r>
+        <w:t xml:space="preserve">[식] 유지자수의 현가 (D)</w:t>
+      </w:r>
+    </w:p>
+    <w:p>
+      <w:pPr>
         <w:pStyle w:val="Formula"/>
       </w:pPr>
+      <m:oMathPara>
+        <m:oMathParaPr>
+          <m:jc m:val="left"/>
+        </m:oMathParaPr>
+        <m:oMath>
+          <m:sSub>
+            <m:e>
+              <m:r>
+                <w:rPr>
+                  <w:rFonts w:ascii="Cambria Math" w:hAnsi="Cambria Math"/>
+                  <w:sz w:val="24"/>
+                  <w:szCs w:val="24"/>
+                </w:rPr>
+                <m:t xml:space="preserve">D</m:t>
+              </m:r>
+            </m:e>
+            <m:sub>
+              <m:r>
+                <w:rPr>
+                  <w:rFonts w:ascii="Cambria Math" w:hAnsi="Cambria Math"/>
+                  <w:sz w:val="24"/>
+                  <w:szCs w:val="24"/>
+                </w:rPr>
+                <m:t xml:space="preserve">x</m:t>
+              </m:r>
+              <m:r>
+                <w:rPr>
+                  <w:rFonts w:ascii="Cambria Math" w:hAnsi="Cambria Math"/>
+                  <w:sz w:val="24"/>
+                  <w:szCs w:val="24"/>
+                </w:rPr>
+                <m:t xml:space="preserve">+</m:t>
+              </m:r>
+              <m:r>
+                <w:rPr>
+                  <w:rFonts w:ascii="Cambria Math" w:hAnsi="Cambria Math"/>
+                  <w:sz w:val="24"/>
+                  <w:szCs w:val="24"/>
+                </w:rPr>
+                <m:t xml:space="preserve">t</m:t>
+              </m:r>
+            </m:sub>
+          </m:sSub>
+          <m:r>
+            <w:rPr>
+              <w:rFonts w:ascii="Cambria Math" w:hAnsi="Cambria Math"/>
+              <w:sz w:val="24"/>
+              <w:szCs w:val="24"/>
+            </w:rPr>
+            <m:t xml:space="preserve"> = </m:t>
+          </m:r>
+          <m:sSub>
+            <m:e>
+              <m:r>
+                <w:rPr>
+                  <w:rFonts w:ascii="Cambria Math" w:hAnsi="Cambria Math"/>
+                  <w:sz w:val="24"/>
+                  <w:szCs w:val="24"/>
+                </w:rPr>
+                <m:t xml:space="preserve">l</m:t>
+              </m:r>
+            </m:e>
+            <m:sub>
+              <m:r>
+                <w:rPr>
+                  <w:rFonts w:ascii="Cambria Math" w:hAnsi="Cambria Math"/>
+                  <w:sz w:val="24"/>
+                  <w:szCs w:val="24"/>
+                </w:rPr>
+                <m:t xml:space="preserve">x</m:t>
+              </m:r>
+              <m:r>
+                <w:rPr>
+                  <w:rFonts w:ascii="Cambria Math" w:hAnsi="Cambria Math"/>
+                  <w:sz w:val="24"/>
+                  <w:szCs w:val="24"/>
+                </w:rPr>
+                <m:t xml:space="preserve">+</m:t>
+              </m:r>
+              <m:r>
+                <w:rPr>
+                  <w:rFonts w:ascii="Cambria Math" w:hAnsi="Cambria Math"/>
+                  <w:sz w:val="24"/>
+                  <w:szCs w:val="24"/>
+                </w:rPr>
+                <m:t xml:space="preserve">t</m:t>
+              </m:r>
+            </m:sub>
+          </m:sSub>
+          <m:r>
+            <w:rPr>
+              <w:rFonts w:ascii="Cambria Math" w:hAnsi="Cambria Math"/>
+              <w:sz w:val="24"/>
+              <w:szCs w:val="24"/>
+            </w:rPr>
+            <m:t xml:space="preserve">·</m:t>
+          </m:r>
+          <m:sSup>
+            <m:e>
+              <m:r>
+                <w:rPr>
+                  <w:rFonts w:ascii="Cambria Math" w:hAnsi="Cambria Math"/>
+                  <w:sz w:val="24"/>
+                  <w:szCs w:val="24"/>
+                </w:rPr>
+                <m:t xml:space="preserve">v</m:t>
+              </m:r>
+            </m:e>
+            <m:sup>
+              <m:r>
+                <w:rPr>
+                  <w:rFonts w:ascii="Cambria Math" w:hAnsi="Cambria Math"/>
+                  <w:sz w:val="24"/>
+                  <w:szCs w:val="24"/>
+                </w:rPr>
+                <m:t xml:space="preserve">t</m:t>
+              </m:r>
+            </m:sup>
+          </m:sSup>
+        </m:oMath>
+      </m:oMathPara>
+    </w:p>
+    <w:p>
+      <w:pPr>
+        <w:pStyle w:val="FormulaLabel"/>
+      </w:pPr>
       <w:r>
-        <w:t xml:space="preserve">납입자수  l′_{x+t+1} = l′_{x+t} × ( 1 − q_{x+t} − k_{x+t} + q_{x+t}·k_{x+t}/2 )</w:t>
+        <w:t xml:space="preserve">[식] 납입자수의 현가 (D′)</w:t>
       </w:r>
     </w:p>
     <w:p>
       <w:pPr>
         <w:pStyle w:val="Formula"/>
       </w:pPr>
+      <m:oMathPara>
+        <m:oMathParaPr>
+          <m:jc m:val="left"/>
+        </m:oMathParaPr>
+        <m:oMath>
+          <m:sSub>
+            <m:e>
+              <m:r>
+                <w:rPr>
+                  <w:rFonts w:ascii="Cambria Math" w:hAnsi="Cambria Math"/>
+                  <w:sz w:val="24"/>
+                  <w:szCs w:val="24"/>
+                </w:rPr>
+                <m:t xml:space="preserve">D′</m:t>
+              </m:r>
+            </m:e>
+            <m:sub>
+              <m:r>
+                <w:rPr>
+                  <w:rFonts w:ascii="Cambria Math" w:hAnsi="Cambria Math"/>
+                  <w:sz w:val="24"/>
+                  <w:szCs w:val="24"/>
+                </w:rPr>
+                <m:t xml:space="preserve">x</m:t>
+              </m:r>
+              <m:r>
+                <w:rPr>
+                  <w:rFonts w:ascii="Cambria Math" w:hAnsi="Cambria Math"/>
+                  <w:sz w:val="24"/>
+                  <w:szCs w:val="24"/>
+                </w:rPr>
+                <m:t xml:space="preserve">+</m:t>
+              </m:r>
+              <m:r>
+                <w:rPr>
+                  <w:rFonts w:ascii="Cambria Math" w:hAnsi="Cambria Math"/>
+                  <w:sz w:val="24"/>
+                  <w:szCs w:val="24"/>
+                </w:rPr>
+                <m:t xml:space="preserve">t</m:t>
+              </m:r>
+            </m:sub>
+          </m:sSub>
+          <m:r>
+            <w:rPr>
+              <w:rFonts w:ascii="Cambria Math" w:hAnsi="Cambria Math"/>
+              <w:sz w:val="24"/>
+              <w:szCs w:val="24"/>
+            </w:rPr>
+            <m:t xml:space="preserve"> = </m:t>
+          </m:r>
+          <m:sSub>
+            <m:e>
+              <m:r>
+                <w:rPr>
+                  <w:rFonts w:ascii="Cambria Math" w:hAnsi="Cambria Math"/>
+                  <w:sz w:val="24"/>
+                  <w:szCs w:val="24"/>
+                </w:rPr>
+                <m:t xml:space="preserve">l′</m:t>
+              </m:r>
+            </m:e>
+            <m:sub>
+              <m:r>
+                <w:rPr>
+                  <w:rFonts w:ascii="Cambria Math" w:hAnsi="Cambria Math"/>
+                  <w:sz w:val="24"/>
+                  <w:szCs w:val="24"/>
+                </w:rPr>
+                <m:t xml:space="preserve">x</m:t>
+              </m:r>
+              <m:r>
+                <w:rPr>
+                  <w:rFonts w:ascii="Cambria Math" w:hAnsi="Cambria Math"/>
+                  <w:sz w:val="24"/>
+                  <w:szCs w:val="24"/>
+                </w:rPr>
+                <m:t xml:space="preserve">+</m:t>
+              </m:r>
+              <m:r>
+                <w:rPr>
+                  <w:rFonts w:ascii="Cambria Math" w:hAnsi="Cambria Math"/>
+                  <w:sz w:val="24"/>
+                  <w:szCs w:val="24"/>
+                </w:rPr>
+                <m:t xml:space="preserve">t</m:t>
+              </m:r>
+            </m:sub>
+          </m:sSub>
+          <m:r>
+            <w:rPr>
+              <w:rFonts w:ascii="Cambria Math" w:hAnsi="Cambria Math"/>
+              <w:sz w:val="24"/>
+              <w:szCs w:val="24"/>
+            </w:rPr>
+            <m:t xml:space="preserve">·</m:t>
+          </m:r>
+          <m:sSup>
+            <m:e>
+              <m:r>
+                <w:rPr>
+                  <w:rFonts w:ascii="Cambria Math" w:hAnsi="Cambria Math"/>
+                  <w:sz w:val="24"/>
+                  <w:szCs w:val="24"/>
+                </w:rPr>
+                <m:t xml:space="preserve">v</m:t>
+              </m:r>
+            </m:e>
+            <m:sup>
+              <m:r>
+                <w:rPr>
+                  <w:rFonts w:ascii="Cambria Math" w:hAnsi="Cambria Math"/>
+                  <w:sz w:val="24"/>
+                  <w:szCs w:val="24"/>
+                </w:rPr>
+                <m:t xml:space="preserve">t</m:t>
+              </m:r>
+            </m:sup>
+          </m:sSup>
+        </m:oMath>
+      </m:oMathPara>
+    </w:p>
+    <w:p>
+      <w:pPr>
+        <w:pStyle w:val="FormulaLabel"/>
+      </w:pPr>
       <w:r>
-        <w:t xml:space="preserve">→ l′_{x+t} = l_{x+t}</w:t>
+        <w:t xml:space="preserve">[식] 급부 발생자의 현가 (C)</w:t>
       </w:r>
     </w:p>
     <w:p>
       <w:pPr>
         <w:pStyle w:val="Formula"/>
       </w:pPr>
+      <m:oMathPara>
+        <m:oMathParaPr>
+          <m:jc m:val="left"/>
+        </m:oMathParaPr>
+        <m:oMath>
+          <m:sSub>
+            <m:e>
+              <m:r>
+                <w:rPr>
+                  <w:rFonts w:ascii="Cambria Math" w:hAnsi="Cambria Math"/>
+                  <w:sz w:val="24"/>
+                  <w:szCs w:val="24"/>
+                </w:rPr>
+                <m:t xml:space="preserve">C</m:t>
+              </m:r>
+            </m:e>
+            <m:sub>
+              <m:r>
+                <w:rPr>
+                  <w:rFonts w:ascii="Cambria Math" w:hAnsi="Cambria Math"/>
+                  <w:sz w:val="24"/>
+                  <w:szCs w:val="24"/>
+                </w:rPr>
+                <m:t xml:space="preserve">x</m:t>
+              </m:r>
+              <m:r>
+                <w:rPr>
+                  <w:rFonts w:ascii="Cambria Math" w:hAnsi="Cambria Math"/>
+                  <w:sz w:val="24"/>
+                  <w:szCs w:val="24"/>
+                </w:rPr>
+                <m:t xml:space="preserve">+</m:t>
+              </m:r>
+              <m:r>
+                <w:rPr>
+                  <w:rFonts w:ascii="Cambria Math" w:hAnsi="Cambria Math"/>
+                  <w:sz w:val="24"/>
+                  <w:szCs w:val="24"/>
+                </w:rPr>
+                <m:t xml:space="preserve">t</m:t>
+              </m:r>
+            </m:sub>
+          </m:sSub>
+          <m:r>
+            <w:rPr>
+              <w:rFonts w:ascii="Cambria Math" w:hAnsi="Cambria Math"/>
+              <w:sz w:val="24"/>
+              <w:szCs w:val="24"/>
+            </w:rPr>
+            <m:t xml:space="preserve"> = </m:t>
+          </m:r>
+          <m:sSub>
+            <m:e>
+              <m:r>
+                <w:rPr>
+                  <w:rFonts w:ascii="Cambria Math" w:hAnsi="Cambria Math"/>
+                  <w:sz w:val="24"/>
+                  <w:szCs w:val="24"/>
+                </w:rPr>
+                <m:t xml:space="preserve">l</m:t>
+              </m:r>
+            </m:e>
+            <m:sub>
+              <m:r>
+                <w:rPr>
+                  <w:rFonts w:ascii="Cambria Math" w:hAnsi="Cambria Math"/>
+                  <w:sz w:val="24"/>
+                  <w:szCs w:val="24"/>
+                </w:rPr>
+                <m:t xml:space="preserve">x</m:t>
+              </m:r>
+              <m:r>
+                <w:rPr>
+                  <w:rFonts w:ascii="Cambria Math" w:hAnsi="Cambria Math"/>
+                  <w:sz w:val="24"/>
+                  <w:szCs w:val="24"/>
+                </w:rPr>
+                <m:t xml:space="preserve">+</m:t>
+              </m:r>
+              <m:r>
+                <w:rPr>
+                  <w:rFonts w:ascii="Cambria Math" w:hAnsi="Cambria Math"/>
+                  <w:sz w:val="24"/>
+                  <w:szCs w:val="24"/>
+                </w:rPr>
+                <m:t xml:space="preserve">t</m:t>
+              </m:r>
+            </m:sub>
+          </m:sSub>
+          <m:r>
+            <w:rPr>
+              <w:rFonts w:ascii="Cambria Math" w:hAnsi="Cambria Math"/>
+              <w:sz w:val="24"/>
+              <w:szCs w:val="24"/>
+            </w:rPr>
+            <m:t xml:space="preserve">·</m:t>
+          </m:r>
+          <m:sSub>
+            <m:e>
+              <m:r>
+                <w:rPr>
+                  <w:rFonts w:ascii="Cambria Math" w:hAnsi="Cambria Math"/>
+                  <w:sz w:val="24"/>
+                  <w:szCs w:val="24"/>
+                </w:rPr>
+                <m:t xml:space="preserve">g</m:t>
+              </m:r>
+            </m:e>
+            <m:sub>
+              <m:r>
+                <w:rPr>
+                  <w:rFonts w:ascii="Cambria Math" w:hAnsi="Cambria Math"/>
+                  <w:sz w:val="24"/>
+                  <w:szCs w:val="24"/>
+                </w:rPr>
+                <m:t xml:space="preserve">x</m:t>
+              </m:r>
+              <m:r>
+                <w:rPr>
+                  <w:rFonts w:ascii="Cambria Math" w:hAnsi="Cambria Math"/>
+                  <w:sz w:val="24"/>
+                  <w:szCs w:val="24"/>
+                </w:rPr>
+                <m:t xml:space="preserve">+</m:t>
+              </m:r>
+              <m:r>
+                <w:rPr>
+                  <w:rFonts w:ascii="Cambria Math" w:hAnsi="Cambria Math"/>
+                  <w:sz w:val="24"/>
+                  <w:szCs w:val="24"/>
+                </w:rPr>
+                <m:t xml:space="preserve">t</m:t>
+              </m:r>
+            </m:sub>
+          </m:sSub>
+          <m:r>
+            <w:rPr>
+              <w:rFonts w:ascii="Cambria Math" w:hAnsi="Cambria Math"/>
+              <w:sz w:val="24"/>
+              <w:szCs w:val="24"/>
+            </w:rPr>
+            <m:t xml:space="preserve">·</m:t>
+          </m:r>
+          <m:sSup>
+            <m:e>
+              <m:r>
+                <w:rPr>
+                  <w:rFonts w:ascii="Cambria Math" w:hAnsi="Cambria Math"/>
+                  <w:sz w:val="24"/>
+                  <w:szCs w:val="24"/>
+                </w:rPr>
+                <m:t xml:space="preserve">v</m:t>
+              </m:r>
+            </m:e>
+            <m:sup>
+              <m:r>
+                <w:rPr>
+                  <w:rFonts w:ascii="Cambria Math" w:hAnsi="Cambria Math"/>
+                  <w:sz w:val="24"/>
+                  <w:szCs w:val="24"/>
+                </w:rPr>
+                <m:t xml:space="preserve">t</m:t>
+              </m:r>
+              <m:r>
+                <w:rPr>
+                  <w:rFonts w:ascii="Cambria Math" w:hAnsi="Cambria Math"/>
+                  <w:sz w:val="24"/>
+                  <w:szCs w:val="24"/>
+                </w:rPr>
+                <m:t xml:space="preserve">+½</m:t>
+              </m:r>
+            </m:sup>
+          </m:sSup>
+        </m:oMath>
+      </m:oMathPara>
+    </w:p>
+    <w:p>
+      <w:pPr>
+        <w:pStyle w:val="Note"/>
+      </w:pPr>
       <w:r>
-        <w:t xml:space="preserve">급부 발생자  C_{x+t} = ( l_{x+t} − l_{x+t+1} )·v^{t+½}</w:t>
+        <w:t xml:space="preserve">※ g 는 담보별 식의 급부 발생률이다(사망형은 탈퇴율, 진단형은 그 발생률, 일당형은 연간 기대 지급일수). 급부는 연도 중앙에 발생한다고 본다.</w:t>
       </w:r>
     </w:p>
     <w:p>
       <w:pPr>
+        <w:pStyle w:val="FormulaLabel"/>
+      </w:pPr>
+      <w:r>
+        <w:t xml:space="preserve">[식] 유지자수 현가의 누계 (N)</w:t>
+      </w:r>
+    </w:p>
+    <w:p>
+      <w:pPr>
+        <w:pStyle w:val="Formula"/>
+      </w:pPr>
+      <m:oMathPara>
+        <m:oMathParaPr>
+          <m:jc m:val="left"/>
+        </m:oMathParaPr>
+        <m:oMath>
+          <m:sSub>
+            <m:e>
+              <m:r>
+                <w:rPr>
+                  <w:rFonts w:ascii="Cambria Math" w:hAnsi="Cambria Math"/>
+                  <w:sz w:val="24"/>
+                  <w:szCs w:val="24"/>
+                </w:rPr>
+                <m:t xml:space="preserve">N</m:t>
+              </m:r>
+            </m:e>
+            <m:sub>
+              <m:r>
+                <w:rPr>
+                  <w:rFonts w:ascii="Cambria Math" w:hAnsi="Cambria Math"/>
+                  <w:sz w:val="24"/>
+                  <w:szCs w:val="24"/>
+                </w:rPr>
+                <m:t xml:space="preserve">x</m:t>
+              </m:r>
+              <m:r>
+                <w:rPr>
+                  <w:rFonts w:ascii="Cambria Math" w:hAnsi="Cambria Math"/>
+                  <w:sz w:val="24"/>
+                  <w:szCs w:val="24"/>
+                </w:rPr>
+                <m:t xml:space="preserve">+</m:t>
+              </m:r>
+              <m:r>
+                <w:rPr>
+                  <w:rFonts w:ascii="Cambria Math" w:hAnsi="Cambria Math"/>
+                  <w:sz w:val="24"/>
+                  <w:szCs w:val="24"/>
+                </w:rPr>
+                <m:t xml:space="preserve">t</m:t>
+              </m:r>
+            </m:sub>
+          </m:sSub>
+          <m:r>
+            <w:rPr>
+              <w:rFonts w:ascii="Cambria Math" w:hAnsi="Cambria Math"/>
+              <w:sz w:val="24"/>
+              <w:szCs w:val="24"/>
+            </w:rPr>
+            <m:t xml:space="preserve"> = </m:t>
+          </m:r>
+          <m:sSub>
+            <m:e>
+              <m:r>
+                <w:rPr>
+                  <w:rFonts w:ascii="Cambria Math" w:hAnsi="Cambria Math"/>
+                  <w:sz w:val="24"/>
+                  <w:szCs w:val="24"/>
+                </w:rPr>
+                <m:t xml:space="preserve">Σ</m:t>
+              </m:r>
+            </m:e>
+            <m:sub>
+              <m:r>
+                <w:rPr>
+                  <w:rFonts w:ascii="Cambria Math" w:hAnsi="Cambria Math"/>
+                  <w:sz w:val="24"/>
+                  <w:szCs w:val="24"/>
+                </w:rPr>
+                <m:t xml:space="preserve">u</m:t>
+              </m:r>
+              <m:r>
+                <w:rPr>
+                  <w:rFonts w:ascii="Cambria Math" w:hAnsi="Cambria Math"/>
+                  <w:sz w:val="24"/>
+                  <w:szCs w:val="24"/>
+                </w:rPr>
+                <m:t xml:space="preserve">≥</m:t>
+              </m:r>
+              <m:r>
+                <w:rPr>
+                  <w:rFonts w:ascii="Cambria Math" w:hAnsi="Cambria Math"/>
+                  <w:sz w:val="24"/>
+                  <w:szCs w:val="24"/>
+                </w:rPr>
+                <m:t xml:space="preserve">t</m:t>
+              </m:r>
+            </m:sub>
+          </m:sSub>
+          <m:r>
+            <w:rPr>
+              <w:rFonts w:ascii="Cambria Math" w:hAnsi="Cambria Math"/>
+              <w:sz w:val="24"/>
+              <w:szCs w:val="24"/>
+            </w:rPr>
+            <m:t xml:space="preserve"> </m:t>
+          </m:r>
+          <m:sSub>
+            <m:e>
+              <m:r>
+                <w:rPr>
+                  <w:rFonts w:ascii="Cambria Math" w:hAnsi="Cambria Math"/>
+                  <w:sz w:val="24"/>
+                  <w:szCs w:val="24"/>
+                </w:rPr>
+                <m:t xml:space="preserve">D</m:t>
+              </m:r>
+            </m:e>
+            <m:sub>
+              <m:r>
+                <w:rPr>
+                  <w:rFonts w:ascii="Cambria Math" w:hAnsi="Cambria Math"/>
+                  <w:sz w:val="24"/>
+                  <w:szCs w:val="24"/>
+                </w:rPr>
+                <m:t xml:space="preserve">x</m:t>
+              </m:r>
+              <m:r>
+                <w:rPr>
+                  <w:rFonts w:ascii="Cambria Math" w:hAnsi="Cambria Math"/>
+                  <w:sz w:val="24"/>
+                  <w:szCs w:val="24"/>
+                </w:rPr>
+                <m:t xml:space="preserve">+</m:t>
+              </m:r>
+              <m:r>
+                <w:rPr>
+                  <w:rFonts w:ascii="Cambria Math" w:hAnsi="Cambria Math"/>
+                  <w:sz w:val="24"/>
+                  <w:szCs w:val="24"/>
+                </w:rPr>
+                <m:t xml:space="preserve">u</m:t>
+              </m:r>
+            </m:sub>
+          </m:sSub>
+        </m:oMath>
+      </m:oMathPara>
+    </w:p>
+    <w:p>
+      <w:pPr>
+        <w:pStyle w:val="FormulaLabel"/>
+      </w:pPr>
+      <w:r>
+        <w:t xml:space="preserve">[식] 납입자수 현가의 누계 (N′)</w:t>
+      </w:r>
+    </w:p>
+    <w:p>
+      <w:pPr>
+        <w:pStyle w:val="Formula"/>
+      </w:pPr>
+      <m:oMathPara>
+        <m:oMathParaPr>
+          <m:jc m:val="left"/>
+        </m:oMathParaPr>
+        <m:oMath>
+          <m:sSub>
+            <m:e>
+              <m:r>
+                <w:rPr>
+                  <w:rFonts w:ascii="Cambria Math" w:hAnsi="Cambria Math"/>
+                  <w:sz w:val="24"/>
+                  <w:szCs w:val="24"/>
+                </w:rPr>
+                <m:t xml:space="preserve">N′</m:t>
+              </m:r>
+            </m:e>
+            <m:sub>
+              <m:r>
+                <w:rPr>
+                  <w:rFonts w:ascii="Cambria Math" w:hAnsi="Cambria Math"/>
+                  <w:sz w:val="24"/>
+                  <w:szCs w:val="24"/>
+                </w:rPr>
+                <m:t xml:space="preserve">x</m:t>
+              </m:r>
+              <m:r>
+                <w:rPr>
+                  <w:rFonts w:ascii="Cambria Math" w:hAnsi="Cambria Math"/>
+                  <w:sz w:val="24"/>
+                  <w:szCs w:val="24"/>
+                </w:rPr>
+                <m:t xml:space="preserve">+</m:t>
+              </m:r>
+              <m:r>
+                <w:rPr>
+                  <w:rFonts w:ascii="Cambria Math" w:hAnsi="Cambria Math"/>
+                  <w:sz w:val="24"/>
+                  <w:szCs w:val="24"/>
+                </w:rPr>
+                <m:t xml:space="preserve">t</m:t>
+              </m:r>
+            </m:sub>
+          </m:sSub>
+          <m:r>
+            <w:rPr>
+              <w:rFonts w:ascii="Cambria Math" w:hAnsi="Cambria Math"/>
+              <w:sz w:val="24"/>
+              <w:szCs w:val="24"/>
+            </w:rPr>
+            <m:t xml:space="preserve"> = </m:t>
+          </m:r>
+          <m:sSub>
+            <m:e>
+              <m:r>
+                <w:rPr>
+                  <w:rFonts w:ascii="Cambria Math" w:hAnsi="Cambria Math"/>
+                  <w:sz w:val="24"/>
+                  <w:szCs w:val="24"/>
+                </w:rPr>
+                <m:t xml:space="preserve">Σ</m:t>
+              </m:r>
+            </m:e>
+            <m:sub>
+              <m:r>
+                <w:rPr>
+                  <w:rFonts w:ascii="Cambria Math" w:hAnsi="Cambria Math"/>
+                  <w:sz w:val="24"/>
+                  <w:szCs w:val="24"/>
+                </w:rPr>
+                <m:t xml:space="preserve">u</m:t>
+              </m:r>
+              <m:r>
+                <w:rPr>
+                  <w:rFonts w:ascii="Cambria Math" w:hAnsi="Cambria Math"/>
+                  <w:sz w:val="24"/>
+                  <w:szCs w:val="24"/>
+                </w:rPr>
+                <m:t xml:space="preserve">≥</m:t>
+              </m:r>
+              <m:r>
+                <w:rPr>
+                  <w:rFonts w:ascii="Cambria Math" w:hAnsi="Cambria Math"/>
+                  <w:sz w:val="24"/>
+                  <w:szCs w:val="24"/>
+                </w:rPr>
+                <m:t xml:space="preserve">t</m:t>
+              </m:r>
+            </m:sub>
+          </m:sSub>
+          <m:r>
+            <w:rPr>
+              <w:rFonts w:ascii="Cambria Math" w:hAnsi="Cambria Math"/>
+              <w:sz w:val="24"/>
+              <w:szCs w:val="24"/>
+            </w:rPr>
+            <m:t xml:space="preserve"> </m:t>
+          </m:r>
+          <m:sSub>
+            <m:e>
+              <m:r>
+                <w:rPr>
+                  <w:rFonts w:ascii="Cambria Math" w:hAnsi="Cambria Math"/>
+                  <w:sz w:val="24"/>
+                  <w:szCs w:val="24"/>
+                </w:rPr>
+                <m:t xml:space="preserve">D′</m:t>
+              </m:r>
+            </m:e>
+            <m:sub>
+              <m:r>
+                <w:rPr>
+                  <w:rFonts w:ascii="Cambria Math" w:hAnsi="Cambria Math"/>
+                  <w:sz w:val="24"/>
+                  <w:szCs w:val="24"/>
+                </w:rPr>
+                <m:t xml:space="preserve">x</m:t>
+              </m:r>
+              <m:r>
+                <w:rPr>
+                  <w:rFonts w:ascii="Cambria Math" w:hAnsi="Cambria Math"/>
+                  <w:sz w:val="24"/>
+                  <w:szCs w:val="24"/>
+                </w:rPr>
+                <m:t xml:space="preserve">+</m:t>
+              </m:r>
+              <m:r>
+                <w:rPr>
+                  <w:rFonts w:ascii="Cambria Math" w:hAnsi="Cambria Math"/>
+                  <w:sz w:val="24"/>
+                  <w:szCs w:val="24"/>
+                </w:rPr>
+                <m:t xml:space="preserve">u</m:t>
+              </m:r>
+            </m:sub>
+          </m:sSub>
+        </m:oMath>
+      </m:oMathPara>
+    </w:p>
+    <w:p>
+      <w:pPr>
+        <w:pStyle w:val="Heading1"/>
+      </w:pPr>
+      <w:r>
+        <w:t xml:space="preserve">5. 보험료의 계산</w:t>
+      </w:r>
+    </w:p>
+    <w:p>
+      <w:pPr>
+        <w:pStyle w:val="FormulaLabel"/>
+      </w:pPr>
+      <w:r>
+        <w:t xml:space="preserve">[식] 급부 현가 (PVB)</w:t>
+      </w:r>
+    </w:p>
+    <w:p>
+      <w:pPr>
+        <w:pStyle w:val="Formula"/>
+      </w:pPr>
+      <m:oMathPara>
+        <m:oMathParaPr>
+          <m:jc m:val="left"/>
+        </m:oMathParaPr>
+        <m:oMath>
+          <m:r>
+            <m:rPr>
+              <m:nor/>
+            </m:rPr>
+            <w:rPr>
+              <w:rFonts w:ascii="Cambria Math" w:hAnsi="Cambria Math"/>
+              <w:sz w:val="24"/>
+              <w:szCs w:val="24"/>
+            </w:rPr>
+            <m:t xml:space="preserve">PVB</m:t>
+          </m:r>
+          <m:r>
+            <w:rPr>
+              <w:rFonts w:ascii="Cambria Math" w:hAnsi="Cambria Math"/>
+              <w:sz w:val="24"/>
+              <w:szCs w:val="24"/>
+            </w:rPr>
+            <m:t xml:space="preserve"> = </m:t>
+          </m:r>
+          <m:sSubSup>
+            <m:e>
+              <m:r>
+                <w:rPr>
+                  <w:rFonts w:ascii="Cambria Math" w:hAnsi="Cambria Math"/>
+                  <w:sz w:val="24"/>
+                  <w:szCs w:val="24"/>
+                </w:rPr>
+                <m:t xml:space="preserve">Σ</m:t>
+              </m:r>
+            </m:e>
+            <m:sub>
+              <m:r>
+                <w:rPr>
+                  <w:rFonts w:ascii="Cambria Math" w:hAnsi="Cambria Math"/>
+                  <w:sz w:val="24"/>
+                  <w:szCs w:val="24"/>
+                </w:rPr>
+                <m:t xml:space="preserve">t</m:t>
+              </m:r>
+              <m:r>
+                <w:rPr>
+                  <w:rFonts w:ascii="Cambria Math" w:hAnsi="Cambria Math"/>
+                  <w:sz w:val="24"/>
+                  <w:szCs w:val="24"/>
+                </w:rPr>
+                <m:t xml:space="preserve">=</m:t>
+              </m:r>
+              <m:r>
+                <w:rPr>
+                  <w:rFonts w:ascii="Cambria Math" w:hAnsi="Cambria Math"/>
+                  <w:sz w:val="24"/>
+                  <w:szCs w:val="24"/>
+                </w:rPr>
+                <m:t xml:space="preserve">0</m:t>
+              </m:r>
+            </m:sub>
+            <m:sup>
+              <m:r>
+                <w:rPr>
+                  <w:rFonts w:ascii="Cambria Math" w:hAnsi="Cambria Math"/>
+                  <w:sz w:val="24"/>
+                  <w:szCs w:val="24"/>
+                </w:rPr>
+                <m:t xml:space="preserve">n</m:t>
+              </m:r>
+              <m:r>
+                <w:rPr>
+                  <w:rFonts w:ascii="Cambria Math" w:hAnsi="Cambria Math"/>
+                  <w:sz w:val="24"/>
+                  <w:szCs w:val="24"/>
+                </w:rPr>
+                <m:t xml:space="preserve">−</m:t>
+              </m:r>
+              <m:r>
+                <w:rPr>
+                  <w:rFonts w:ascii="Cambria Math" w:hAnsi="Cambria Math"/>
+                  <w:sz w:val="24"/>
+                  <w:szCs w:val="24"/>
+                </w:rPr>
+                <m:t xml:space="preserve">1</m:t>
+              </m:r>
+            </m:sup>
+          </m:sSubSup>
+          <m:r>
+            <w:rPr>
+              <w:rFonts w:ascii="Cambria Math" w:hAnsi="Cambria Math"/>
+              <w:sz w:val="24"/>
+              <w:szCs w:val="24"/>
+            </w:rPr>
+            <m:t xml:space="preserve"> </m:t>
+          </m:r>
+          <m:sSub>
+            <m:e>
+              <m:r>
+                <w:rPr>
+                  <w:rFonts w:ascii="Cambria Math" w:hAnsi="Cambria Math"/>
+                  <w:sz w:val="24"/>
+                  <w:szCs w:val="24"/>
+                </w:rPr>
+                <m:t xml:space="preserve">S</m:t>
+              </m:r>
+            </m:e>
+            <m:sub>
+              <m:r>
+                <w:rPr>
+                  <w:rFonts w:ascii="Cambria Math" w:hAnsi="Cambria Math"/>
+                  <w:sz w:val="24"/>
+                  <w:szCs w:val="24"/>
+                </w:rPr>
+                <m:t xml:space="preserve">t</m:t>
+              </m:r>
+            </m:sub>
+          </m:sSub>
+          <m:r>
+            <w:rPr>
+              <w:rFonts w:ascii="Cambria Math" w:hAnsi="Cambria Math"/>
+              <w:sz w:val="24"/>
+              <w:szCs w:val="24"/>
+            </w:rPr>
+            <m:t xml:space="preserve">·</m:t>
+          </m:r>
+          <m:sSub>
+            <m:e>
+              <m:r>
+                <w:rPr>
+                  <w:rFonts w:ascii="Cambria Math" w:hAnsi="Cambria Math"/>
+                  <w:sz w:val="24"/>
+                  <w:szCs w:val="24"/>
+                </w:rPr>
+                <m:t xml:space="preserve">C</m:t>
+              </m:r>
+            </m:e>
+            <m:sub>
+              <m:r>
+                <w:rPr>
+                  <w:rFonts w:ascii="Cambria Math" w:hAnsi="Cambria Math"/>
+                  <w:sz w:val="24"/>
+                  <w:szCs w:val="24"/>
+                </w:rPr>
+                <m:t xml:space="preserve">x</m:t>
+              </m:r>
+              <m:r>
+                <w:rPr>
+                  <w:rFonts w:ascii="Cambria Math" w:hAnsi="Cambria Math"/>
+                  <w:sz w:val="24"/>
+                  <w:szCs w:val="24"/>
+                </w:rPr>
+                <m:t xml:space="preserve">+</m:t>
+              </m:r>
+              <m:r>
+                <w:rPr>
+                  <w:rFonts w:ascii="Cambria Math" w:hAnsi="Cambria Math"/>
+                  <w:sz w:val="24"/>
+                  <w:szCs w:val="24"/>
+                </w:rPr>
+                <m:t xml:space="preserve">t</m:t>
+              </m:r>
+            </m:sub>
+          </m:sSub>
+          <m:r>
+            <w:rPr>
+              <w:rFonts w:ascii="Cambria Math" w:hAnsi="Cambria Math"/>
+              <w:sz w:val="24"/>
+              <w:szCs w:val="24"/>
+            </w:rPr>
+            <m:t xml:space="preserve"> + </m:t>
+          </m:r>
+          <m:sSubSup>
+            <m:e>
+              <m:r>
+                <w:rPr>
+                  <w:rFonts w:ascii="Cambria Math" w:hAnsi="Cambria Math"/>
+                  <w:sz w:val="24"/>
+                  <w:szCs w:val="24"/>
+                </w:rPr>
+                <m:t xml:space="preserve">Σ</m:t>
+              </m:r>
+            </m:e>
+            <m:sub>
+              <m:r>
+                <w:rPr>
+                  <w:rFonts w:ascii="Cambria Math" w:hAnsi="Cambria Math"/>
+                  <w:sz w:val="24"/>
+                  <w:szCs w:val="24"/>
+                </w:rPr>
+                <m:t xml:space="preserve">t</m:t>
+              </m:r>
+              <m:r>
+                <w:rPr>
+                  <w:rFonts w:ascii="Cambria Math" w:hAnsi="Cambria Math"/>
+                  <w:sz w:val="24"/>
+                  <w:szCs w:val="24"/>
+                </w:rPr>
+                <m:t xml:space="preserve">=</m:t>
+              </m:r>
+              <m:r>
+                <w:rPr>
+                  <w:rFonts w:ascii="Cambria Math" w:hAnsi="Cambria Math"/>
+                  <w:sz w:val="24"/>
+                  <w:szCs w:val="24"/>
+                </w:rPr>
+                <m:t xml:space="preserve">0</m:t>
+              </m:r>
+            </m:sub>
+            <m:sup>
+              <m:r>
+                <w:rPr>
+                  <w:rFonts w:ascii="Cambria Math" w:hAnsi="Cambria Math"/>
+                  <w:sz w:val="24"/>
+                  <w:szCs w:val="24"/>
+                </w:rPr>
+                <m:t xml:space="preserve">n</m:t>
+              </m:r>
+            </m:sup>
+          </m:sSubSup>
+          <m:r>
+            <w:rPr>
+              <w:rFonts w:ascii="Cambria Math" w:hAnsi="Cambria Math"/>
+              <w:sz w:val="24"/>
+              <w:szCs w:val="24"/>
+            </w:rPr>
+            <m:t xml:space="preserve"> </m:t>
+          </m:r>
+          <m:sSub>
+            <m:e>
+              <m:r>
+                <w:rPr>
+                  <w:rFonts w:ascii="Cambria Math" w:hAnsi="Cambria Math"/>
+                  <w:sz w:val="24"/>
+                  <w:szCs w:val="24"/>
+                </w:rPr>
+                <m:t xml:space="preserve">C</m:t>
+              </m:r>
+            </m:e>
+            <m:sub>
+              <m:r>
+                <w:rPr>
+                  <w:rFonts w:ascii="Cambria Math" w:hAnsi="Cambria Math"/>
+                  <w:sz w:val="24"/>
+                  <w:szCs w:val="24"/>
+                </w:rPr>
+                <m:t xml:space="preserve">t</m:t>
+              </m:r>
+            </m:sub>
+          </m:sSub>
+          <m:r>
+            <w:rPr>
+              <w:rFonts w:ascii="Cambria Math" w:hAnsi="Cambria Math"/>
+              <w:sz w:val="24"/>
+              <w:szCs w:val="24"/>
+            </w:rPr>
+            <m:t xml:space="preserve">·</m:t>
+          </m:r>
+          <m:sSub>
+            <m:e>
+              <m:r>
+                <w:rPr>
+                  <w:rFonts w:ascii="Cambria Math" w:hAnsi="Cambria Math"/>
+                  <w:sz w:val="24"/>
+                  <w:szCs w:val="24"/>
+                </w:rPr>
+                <m:t xml:space="preserve">D</m:t>
+              </m:r>
+            </m:e>
+            <m:sub>
+              <m:r>
+                <w:rPr>
+                  <w:rFonts w:ascii="Cambria Math" w:hAnsi="Cambria Math"/>
+                  <w:sz w:val="24"/>
+                  <w:szCs w:val="24"/>
+                </w:rPr>
+                <m:t xml:space="preserve">x</m:t>
+              </m:r>
+              <m:r>
+                <w:rPr>
+                  <w:rFonts w:ascii="Cambria Math" w:hAnsi="Cambria Math"/>
+                  <w:sz w:val="24"/>
+                  <w:szCs w:val="24"/>
+                </w:rPr>
+                <m:t xml:space="preserve">+</m:t>
+              </m:r>
+              <m:r>
+                <w:rPr>
+                  <w:rFonts w:ascii="Cambria Math" w:hAnsi="Cambria Math"/>
+                  <w:sz w:val="24"/>
+                  <w:szCs w:val="24"/>
+                </w:rPr>
+                <m:t xml:space="preserve">t</m:t>
+              </m:r>
+            </m:sub>
+          </m:sSub>
+        </m:oMath>
+      </m:oMathPara>
+    </w:p>
+    <w:p>
+      <w:pPr>
         <w:pStyle w:val="Note"/>
       </w:pPr>
       <w:r>
-        <w:t xml:space="preserve">※ 사망·80% 이상 장해 모두 같은 보험금을 지급하므로 탈퇴자 전부가 급부 대상이다. 납입자수 l′ 는 탈퇴 사유로 유지자수와 똑같이 줄어든다 — 별도의 납입면제율을 곱하지 않는다.</w:t>
+        <w:t xml:space="preserve">※ S 는 연도별 보장금액(연령 구간 배수 반영), 생존급부는 그 시점의 유지자수 현가로 곱한다.</w:t>
       </w:r>
     </w:p>
     <w:p>
@@ -2087,120 +4509,550 @@
         <w:pStyle w:val="FormulaLabel"/>
       </w:pPr>
       <w:r>
-        <w:t xml:space="preserve">[식] 계산기수</w:t>
+        <w:t xml:space="preserve">[식] 연납 환산 납입기수 (N*)</w:t>
       </w:r>
     </w:p>
     <w:p>
       <w:pPr>
         <w:pStyle w:val="Formula"/>
       </w:pPr>
+      <m:oMathPara>
+        <m:oMathParaPr>
+          <m:jc m:val="left"/>
+        </m:oMathParaPr>
+        <m:oMath>
+          <m:r>
+            <w:rPr>
+              <w:rFonts w:ascii="Cambria Math" w:hAnsi="Cambria Math"/>
+              <w:sz w:val="24"/>
+              <w:szCs w:val="24"/>
+            </w:rPr>
+            <m:t xml:space="preserve">N*</m:t>
+          </m:r>
+          <m:r>
+            <w:rPr>
+              <w:rFonts w:ascii="Cambria Math" w:hAnsi="Cambria Math"/>
+              <w:sz w:val="24"/>
+              <w:szCs w:val="24"/>
+            </w:rPr>
+            <m:t xml:space="preserve"> = </m:t>
+          </m:r>
+          <m:r>
+            <w:rPr>
+              <w:rFonts w:ascii="Cambria Math" w:hAnsi="Cambria Math"/>
+              <w:sz w:val="24"/>
+              <w:szCs w:val="24"/>
+            </w:rPr>
+            <m:t xml:space="preserve">k</m:t>
+          </m:r>
+          <m:r>
+            <w:rPr>
+              <w:rFonts w:ascii="Cambria Math" w:hAnsi="Cambria Math"/>
+              <w:sz w:val="24"/>
+              <w:szCs w:val="24"/>
+            </w:rPr>
+            <m:t xml:space="preserve"> · [ ( </m:t>
+          </m:r>
+          <m:sSub>
+            <m:e>
+              <m:r>
+                <w:rPr>
+                  <w:rFonts w:ascii="Cambria Math" w:hAnsi="Cambria Math"/>
+                  <w:sz w:val="24"/>
+                  <w:szCs w:val="24"/>
+                </w:rPr>
+                <m:t xml:space="preserve">N′</m:t>
+              </m:r>
+            </m:e>
+            <m:sub>
+              <m:r>
+                <w:rPr>
+                  <w:rFonts w:ascii="Cambria Math" w:hAnsi="Cambria Math"/>
+                  <w:sz w:val="24"/>
+                  <w:szCs w:val="24"/>
+                </w:rPr>
+                <m:t xml:space="preserve">x</m:t>
+              </m:r>
+            </m:sub>
+          </m:sSub>
+          <m:r>
+            <w:rPr>
+              <w:rFonts w:ascii="Cambria Math" w:hAnsi="Cambria Math"/>
+              <w:sz w:val="24"/>
+              <w:szCs w:val="24"/>
+            </w:rPr>
+            <m:t xml:space="preserve"> − </m:t>
+          </m:r>
+          <m:sSub>
+            <m:e>
+              <m:r>
+                <w:rPr>
+                  <w:rFonts w:ascii="Cambria Math" w:hAnsi="Cambria Math"/>
+                  <w:sz w:val="24"/>
+                  <w:szCs w:val="24"/>
+                </w:rPr>
+                <m:t xml:space="preserve">N′</m:t>
+              </m:r>
+            </m:e>
+            <m:sub>
+              <m:r>
+                <w:rPr>
+                  <w:rFonts w:ascii="Cambria Math" w:hAnsi="Cambria Math"/>
+                  <w:sz w:val="24"/>
+                  <w:szCs w:val="24"/>
+                </w:rPr>
+                <m:t xml:space="preserve">x</m:t>
+              </m:r>
+              <m:r>
+                <w:rPr>
+                  <w:rFonts w:ascii="Cambria Math" w:hAnsi="Cambria Math"/>
+                  <w:sz w:val="24"/>
+                  <w:szCs w:val="24"/>
+                </w:rPr>
+                <m:t xml:space="preserve">+</m:t>
+              </m:r>
+              <m:r>
+                <w:rPr>
+                  <w:rFonts w:ascii="Cambria Math" w:hAnsi="Cambria Math"/>
+                  <w:sz w:val="24"/>
+                  <w:szCs w:val="24"/>
+                </w:rPr>
+                <m:t xml:space="preserve">m</m:t>
+              </m:r>
+            </m:sub>
+          </m:sSub>
+          <m:r>
+            <w:rPr>
+              <w:rFonts w:ascii="Cambria Math" w:hAnsi="Cambria Math"/>
+              <w:sz w:val="24"/>
+              <w:szCs w:val="24"/>
+            </w:rPr>
+            <m:t xml:space="preserve"> )</m:t>
+          </m:r>
+        </m:oMath>
+      </m:oMathPara>
+    </w:p>
+    <w:p>
+      <w:pPr>
+        <w:pStyle w:val="Formula"/>
+      </w:pPr>
+      <m:oMathPara>
+        <m:oMathParaPr>
+          <m:jc m:val="left"/>
+        </m:oMathParaPr>
+        <m:oMath>
+          <m:r>
+            <w:rPr>
+              <w:rFonts w:ascii="Cambria Math" w:hAnsi="Cambria Math"/>
+              <w:sz w:val="24"/>
+              <w:szCs w:val="24"/>
+            </w:rPr>
+            <m:t xml:space="preserve">− ( </m:t>
+          </m:r>
+          <m:r>
+            <w:rPr>
+              <w:rFonts w:ascii="Cambria Math" w:hAnsi="Cambria Math"/>
+              <w:sz w:val="24"/>
+              <w:szCs w:val="24"/>
+            </w:rPr>
+            <m:t xml:space="preserve">k</m:t>
+          </m:r>
+          <m:r>
+            <w:rPr>
+              <w:rFonts w:ascii="Cambria Math" w:hAnsi="Cambria Math"/>
+              <w:sz w:val="24"/>
+              <w:szCs w:val="24"/>
+            </w:rPr>
+            <m:t xml:space="preserve">−</m:t>
+          </m:r>
+          <m:r>
+            <w:rPr>
+              <w:rFonts w:ascii="Cambria Math" w:hAnsi="Cambria Math"/>
+              <w:sz w:val="24"/>
+              <w:szCs w:val="24"/>
+            </w:rPr>
+            <m:t xml:space="preserve">1</m:t>
+          </m:r>
+          <m:r>
+            <w:rPr>
+              <w:rFonts w:ascii="Cambria Math" w:hAnsi="Cambria Math"/>
+              <w:sz w:val="24"/>
+              <w:szCs w:val="24"/>
+            </w:rPr>
+            <m:t xml:space="preserve"> )/( </m:t>
+          </m:r>
+          <m:r>
+            <w:rPr>
+              <w:rFonts w:ascii="Cambria Math" w:hAnsi="Cambria Math"/>
+              <w:sz w:val="24"/>
+              <w:szCs w:val="24"/>
+            </w:rPr>
+            <m:t xml:space="preserve">2</m:t>
+          </m:r>
+          <m:r>
+            <w:rPr>
+              <w:rFonts w:ascii="Cambria Math" w:hAnsi="Cambria Math"/>
+              <w:sz w:val="24"/>
+              <w:szCs w:val="24"/>
+            </w:rPr>
+            <m:t xml:space="preserve">·</m:t>
+          </m:r>
+          <m:r>
+            <w:rPr>
+              <w:rFonts w:ascii="Cambria Math" w:hAnsi="Cambria Math"/>
+              <w:sz w:val="24"/>
+              <w:szCs w:val="24"/>
+            </w:rPr>
+            <m:t xml:space="preserve">k</m:t>
+          </m:r>
+          <m:r>
+            <w:rPr>
+              <w:rFonts w:ascii="Cambria Math" w:hAnsi="Cambria Math"/>
+              <w:sz w:val="24"/>
+              <w:szCs w:val="24"/>
+            </w:rPr>
+            <m:t xml:space="preserve"> )·( </m:t>
+          </m:r>
+          <m:sSub>
+            <m:e>
+              <m:r>
+                <w:rPr>
+                  <w:rFonts w:ascii="Cambria Math" w:hAnsi="Cambria Math"/>
+                  <w:sz w:val="24"/>
+                  <w:szCs w:val="24"/>
+                </w:rPr>
+                <m:t xml:space="preserve">D′</m:t>
+              </m:r>
+            </m:e>
+            <m:sub>
+              <m:r>
+                <w:rPr>
+                  <w:rFonts w:ascii="Cambria Math" w:hAnsi="Cambria Math"/>
+                  <w:sz w:val="24"/>
+                  <w:szCs w:val="24"/>
+                </w:rPr>
+                <m:t xml:space="preserve">x</m:t>
+              </m:r>
+            </m:sub>
+          </m:sSub>
+          <m:r>
+            <w:rPr>
+              <w:rFonts w:ascii="Cambria Math" w:hAnsi="Cambria Math"/>
+              <w:sz w:val="24"/>
+              <w:szCs w:val="24"/>
+            </w:rPr>
+            <m:t xml:space="preserve"> − </m:t>
+          </m:r>
+          <m:sSub>
+            <m:e>
+              <m:r>
+                <w:rPr>
+                  <w:rFonts w:ascii="Cambria Math" w:hAnsi="Cambria Math"/>
+                  <w:sz w:val="24"/>
+                  <w:szCs w:val="24"/>
+                </w:rPr>
+                <m:t xml:space="preserve">D′</m:t>
+              </m:r>
+            </m:e>
+            <m:sub>
+              <m:r>
+                <w:rPr>
+                  <w:rFonts w:ascii="Cambria Math" w:hAnsi="Cambria Math"/>
+                  <w:sz w:val="24"/>
+                  <w:szCs w:val="24"/>
+                </w:rPr>
+                <m:t xml:space="preserve">x</m:t>
+              </m:r>
+              <m:r>
+                <w:rPr>
+                  <w:rFonts w:ascii="Cambria Math" w:hAnsi="Cambria Math"/>
+                  <w:sz w:val="24"/>
+                  <w:szCs w:val="24"/>
+                </w:rPr>
+                <m:t xml:space="preserve">+</m:t>
+              </m:r>
+              <m:r>
+                <w:rPr>
+                  <w:rFonts w:ascii="Cambria Math" w:hAnsi="Cambria Math"/>
+                  <w:sz w:val="24"/>
+                  <w:szCs w:val="24"/>
+                </w:rPr>
+                <m:t xml:space="preserve">m</m:t>
+              </m:r>
+            </m:sub>
+          </m:sSub>
+          <m:r>
+            <w:rPr>
+              <w:rFonts w:ascii="Cambria Math" w:hAnsi="Cambria Math"/>
+              <w:sz w:val="24"/>
+              <w:szCs w:val="24"/>
+            </w:rPr>
+            <m:t xml:space="preserve"> ) ]</m:t>
+          </m:r>
+        </m:oMath>
+      </m:oMathPara>
+    </w:p>
+    <w:p>
+      <w:pPr>
+        <w:pStyle w:val="Note"/>
+      </w:pPr>
       <w:r>
-        <w:t xml:space="preserve">D_{x+t} = l_{x+t}·v^t</w:t>
+        <w:t xml:space="preserve">※ k 는 납입주기별 계수(연납 1, 6개월납 2, 3개월납 4, 월납 12)이다.</w:t>
       </w:r>
     </w:p>
     <w:p>
       <w:pPr>
+        <w:pStyle w:val="FormulaLabel"/>
+      </w:pPr>
+      <w:r>
+        <w:t xml:space="preserve">[식] 순보험료 (P)</w:t>
+      </w:r>
+    </w:p>
+    <w:p>
+      <w:pPr>
         <w:pStyle w:val="Formula"/>
       </w:pPr>
+      <m:oMathPara>
+        <m:oMathParaPr>
+          <m:jc m:val="left"/>
+        </m:oMathParaPr>
+        <m:oMath>
+          <m:r>
+            <w:rPr>
+              <w:rFonts w:ascii="Cambria Math" w:hAnsi="Cambria Math"/>
+              <w:sz w:val="24"/>
+              <w:szCs w:val="24"/>
+            </w:rPr>
+            <m:t xml:space="preserve">P</m:t>
+          </m:r>
+          <m:r>
+            <w:rPr>
+              <w:rFonts w:ascii="Cambria Math" w:hAnsi="Cambria Math"/>
+              <w:sz w:val="24"/>
+              <w:szCs w:val="24"/>
+            </w:rPr>
+            <m:t xml:space="preserve"> = </m:t>
+          </m:r>
+          <m:r>
+            <m:rPr>
+              <m:nor/>
+            </m:rPr>
+            <w:rPr>
+              <w:rFonts w:ascii="Cambria Math" w:hAnsi="Cambria Math"/>
+              <w:sz w:val="24"/>
+              <w:szCs w:val="24"/>
+            </w:rPr>
+            <m:t xml:space="preserve">PVB</m:t>
+          </m:r>
+          <m:r>
+            <w:rPr>
+              <w:rFonts w:ascii="Cambria Math" w:hAnsi="Cambria Math"/>
+              <w:sz w:val="24"/>
+              <w:szCs w:val="24"/>
+            </w:rPr>
+            <m:t xml:space="preserve"> / </m:t>
+          </m:r>
+          <m:r>
+            <w:rPr>
+              <w:rFonts w:ascii="Cambria Math" w:hAnsi="Cambria Math"/>
+              <w:sz w:val="24"/>
+              <w:szCs w:val="24"/>
+            </w:rPr>
+            <m:t xml:space="preserve">N*</m:t>
+          </m:r>
+        </m:oMath>
+      </m:oMathPara>
+    </w:p>
+    <w:p>
+      <w:pPr>
+        <w:pStyle w:val="FormulaLabel"/>
+      </w:pPr>
       <w:r>
-        <w:t xml:space="preserve">D′_{x+t} = l′_{x+t}·v^t</w:t>
+        <w:t xml:space="preserve">[식] 기준연납순보험료</w:t>
       </w:r>
     </w:p>
     <w:p>
       <w:pPr>
         <w:pStyle w:val="Formula"/>
       </w:pPr>
-      <w:r>
-        <w:t xml:space="preserve">C_{x+t} = l_{x+t}·g_{x+t}·( 1 − w_{x+t}/2 )·v^{t+½}</w:t>
-      </w:r>
-    </w:p>
-    <w:p>
-      <w:pPr>
-        <w:pStyle w:val="Formula"/>
-      </w:pPr>
-      <w:r>
-        <w:t xml:space="preserve">W_{x+t} = l_{x+t}·w_{x+t}·v^{t+½}</w:t>
-      </w:r>
-    </w:p>
-    <w:p>
-      <w:pPr>
-        <w:pStyle w:val="Formula"/>
-      </w:pPr>
-      <w:r>
-        <w:t xml:space="preserve">N_{x+t} = Σ_{u≥t} D_{x+u}</w:t>
-      </w:r>
-    </w:p>
-    <w:p>
-      <w:pPr>
-        <w:pStyle w:val="Formula"/>
-      </w:pPr>
-      <w:r>
-        <w:t xml:space="preserve">N′_{x+t} = Σ_{u≥t} D′_{x+u}</w:t>
-      </w:r>
-    </w:p>
-    <w:p>
-      <w:pPr>
-        <w:pStyle w:val="Note"/>
-      </w:pPr>
-      <w:r>
-        <w:t xml:space="preserve">※ g 는 위 담보별 식의 급부 발생률이다. Q·(1−w/2) + w = Q + w − Q·w/2 이므로 급부·해지 탈퇴의 합이 l_{x+t} − l_{x+t+1} 과 정확히 일치한다.</w:t>
-      </w:r>
-    </w:p>
-    <w:p>
-      <w:pPr>
-        <w:pStyle w:val="Heading1"/>
-      </w:pPr>
-      <w:r>
-        <w:t xml:space="preserve">4. 보험료의 계산</w:t>
-      </w:r>
-    </w:p>
-    <w:p>
-      <w:pPr>
-        <w:pStyle w:val="FormulaLabel"/>
-      </w:pPr>
-      <w:r>
-        <w:t xml:space="preserve">[식] 급부 현가와 납입기수</w:t>
-      </w:r>
-    </w:p>
-    <w:p>
-      <w:pPr>
-        <w:pStyle w:val="Formula"/>
-      </w:pPr>
-      <w:r>
-        <w:t xml:space="preserve">PVB = Σ_{t=0}^{n−1} S_t·C_{x+t} + Σ_{t=0}^{n} C_t·D_{x+t}</w:t>
-      </w:r>
-    </w:p>
-    <w:p>
-      <w:pPr>
-        <w:pStyle w:val="Formula"/>
-      </w:pPr>
-      <w:r>
-        <w:t xml:space="preserve">N* = mm · [ ( N′_x − N′_{x+m} ) − ( mm−1 )/( 2·mm )·( D′_x − D′_{x+m} ) ]</w:t>
-      </w:r>
-    </w:p>
-    <w:p>
-      <w:pPr>
-        <w:pStyle w:val="FormulaLabel"/>
-      </w:pPr>
-      <w:r>
-        <w:t xml:space="preserve">[식] 순보험료·기준연납순보험료</w:t>
-      </w:r>
-    </w:p>
-    <w:p>
-      <w:pPr>
-        <w:pStyle w:val="Formula"/>
-      </w:pPr>
-      <w:r>
-        <w:t xml:space="preserve">P = PVB / N*</w:t>
-      </w:r>
-    </w:p>
-    <w:p>
-      <w:pPr>
-        <w:pStyle w:val="Formula"/>
-      </w:pPr>
-      <w:r>
-        <w:t xml:space="preserve">P_base = PVB / ( N′_x − N′_{x+min(n,20)} )</w:t>
-      </w:r>
+      <m:oMathPara>
+        <m:oMathParaPr>
+          <m:jc m:val="left"/>
+        </m:oMathParaPr>
+        <m:oMath>
+          <m:sSub>
+            <m:e>
+              <m:r>
+                <w:rPr>
+                  <w:rFonts w:ascii="Cambria Math" w:hAnsi="Cambria Math"/>
+                  <w:sz w:val="24"/>
+                  <w:szCs w:val="24"/>
+                </w:rPr>
+                <m:t xml:space="preserve">P</m:t>
+              </m:r>
+            </m:e>
+            <m:sub>
+              <m:r>
+                <m:rPr>
+                  <m:nor/>
+                </m:rPr>
+                <w:rPr>
+                  <w:rFonts w:ascii="Cambria Math" w:hAnsi="Cambria Math"/>
+                  <w:sz w:val="24"/>
+                  <w:szCs w:val="24"/>
+                </w:rPr>
+                <m:t xml:space="preserve">base</m:t>
+              </m:r>
+            </m:sub>
+          </m:sSub>
+          <m:r>
+            <w:rPr>
+              <w:rFonts w:ascii="Cambria Math" w:hAnsi="Cambria Math"/>
+              <w:sz w:val="24"/>
+              <w:szCs w:val="24"/>
+            </w:rPr>
+            <m:t xml:space="preserve"> = </m:t>
+          </m:r>
+          <m:r>
+            <m:rPr>
+              <m:nor/>
+            </m:rPr>
+            <w:rPr>
+              <w:rFonts w:ascii="Cambria Math" w:hAnsi="Cambria Math"/>
+              <w:sz w:val="24"/>
+              <w:szCs w:val="24"/>
+            </w:rPr>
+            <m:t xml:space="preserve">PVB</m:t>
+          </m:r>
+          <m:r>
+            <w:rPr>
+              <w:rFonts w:ascii="Cambria Math" w:hAnsi="Cambria Math"/>
+              <w:sz w:val="24"/>
+              <w:szCs w:val="24"/>
+            </w:rPr>
+            <m:t xml:space="preserve"> / ( </m:t>
+          </m:r>
+          <m:sSub>
+            <m:e>
+              <m:r>
+                <w:rPr>
+                  <w:rFonts w:ascii="Cambria Math" w:hAnsi="Cambria Math"/>
+                  <w:sz w:val="24"/>
+                  <w:szCs w:val="24"/>
+                </w:rPr>
+                <m:t xml:space="preserve">N′</m:t>
+              </m:r>
+            </m:e>
+            <m:sub>
+              <m:r>
+                <w:rPr>
+                  <w:rFonts w:ascii="Cambria Math" w:hAnsi="Cambria Math"/>
+                  <w:sz w:val="24"/>
+                  <w:szCs w:val="24"/>
+                </w:rPr>
+                <m:t xml:space="preserve">x</m:t>
+              </m:r>
+            </m:sub>
+          </m:sSub>
+          <m:r>
+            <w:rPr>
+              <w:rFonts w:ascii="Cambria Math" w:hAnsi="Cambria Math"/>
+              <w:sz w:val="24"/>
+              <w:szCs w:val="24"/>
+            </w:rPr>
+            <m:t xml:space="preserve"> − </m:t>
+          </m:r>
+          <m:sSub>
+            <m:e>
+              <m:r>
+                <w:rPr>
+                  <w:rFonts w:ascii="Cambria Math" w:hAnsi="Cambria Math"/>
+                  <w:sz w:val="24"/>
+                  <w:szCs w:val="24"/>
+                </w:rPr>
+                <m:t xml:space="preserve">N′</m:t>
+              </m:r>
+            </m:e>
+            <m:sub>
+              <m:r>
+                <w:rPr>
+                  <w:rFonts w:ascii="Cambria Math" w:hAnsi="Cambria Math"/>
+                  <w:sz w:val="24"/>
+                  <w:szCs w:val="24"/>
+                </w:rPr>
+                <m:t xml:space="preserve">x</m:t>
+              </m:r>
+              <m:r>
+                <w:rPr>
+                  <w:rFonts w:ascii="Cambria Math" w:hAnsi="Cambria Math"/>
+                  <w:sz w:val="24"/>
+                  <w:szCs w:val="24"/>
+                </w:rPr>
+                <m:t xml:space="preserve">+</m:t>
+              </m:r>
+              <m:r>
+                <m:rPr>
+                  <m:sty m:val="p"/>
+                </m:rPr>
+                <w:rPr>
+                  <w:rFonts w:ascii="Cambria Math" w:hAnsi="Cambria Math"/>
+                  <w:sz w:val="24"/>
+                  <w:szCs w:val="24"/>
+                </w:rPr>
+                <m:t xml:space="preserve">min</m:t>
+              </m:r>
+              <m:r>
+                <w:rPr>
+                  <w:rFonts w:ascii="Cambria Math" w:hAnsi="Cambria Math"/>
+                  <w:sz w:val="24"/>
+                  <w:szCs w:val="24"/>
+                </w:rPr>
+                <m:t xml:space="preserve">(</m:t>
+              </m:r>
+              <m:r>
+                <w:rPr>
+                  <w:rFonts w:ascii="Cambria Math" w:hAnsi="Cambria Math"/>
+                  <w:sz w:val="24"/>
+                  <w:szCs w:val="24"/>
+                </w:rPr>
+                <m:t xml:space="preserve">n</m:t>
+              </m:r>
+              <m:r>
+                <w:rPr>
+                  <w:rFonts w:ascii="Cambria Math" w:hAnsi="Cambria Math"/>
+                  <w:sz w:val="24"/>
+                  <w:szCs w:val="24"/>
+                </w:rPr>
+                <m:t xml:space="preserve">,</m:t>
+              </m:r>
+              <m:r>
+                <w:rPr>
+                  <w:rFonts w:ascii="Cambria Math" w:hAnsi="Cambria Math"/>
+                  <w:sz w:val="24"/>
+                  <w:szCs w:val="24"/>
+                </w:rPr>
+                <m:t xml:space="preserve">20</m:t>
+              </m:r>
+              <m:r>
+                <w:rPr>
+                  <w:rFonts w:ascii="Cambria Math" w:hAnsi="Cambria Math"/>
+                  <w:sz w:val="24"/>
+                  <w:szCs w:val="24"/>
+                </w:rPr>
+                <m:t xml:space="preserve">)</m:t>
+              </m:r>
+            </m:sub>
+          </m:sSub>
+          <m:r>
+            <w:rPr>
+              <w:rFonts w:ascii="Cambria Math" w:hAnsi="Cambria Math"/>
+              <w:sz w:val="24"/>
+              <w:szCs w:val="24"/>
+            </w:rPr>
+            <m:t xml:space="preserve"> )</m:t>
+          </m:r>
+        </m:oMath>
+      </m:oMathPara>
     </w:p>
     <w:p>
       <w:pPr>
@@ -2214,25 +5066,754 @@
       <w:pPr>
         <w:pStyle w:val="Formula"/>
       </w:pPr>
+      <m:oMathPara>
+        <m:oMathParaPr>
+          <m:jc m:val="left"/>
+        </m:oMathParaPr>
+        <m:oMath>
+          <m:r>
+            <w:rPr>
+              <w:rFonts w:ascii="Cambria Math" w:hAnsi="Cambria Math"/>
+              <w:sz w:val="24"/>
+              <w:szCs w:val="24"/>
+            </w:rPr>
+            <m:t xml:space="preserve">G</m:t>
+          </m:r>
+          <m:r>
+            <w:rPr>
+              <w:rFonts w:ascii="Cambria Math" w:hAnsi="Cambria Math"/>
+              <w:sz w:val="24"/>
+              <w:szCs w:val="24"/>
+            </w:rPr>
+            <m:t xml:space="preserve"> = [ </m:t>
+          </m:r>
+          <m:r>
+            <w:rPr>
+              <w:rFonts w:ascii="Cambria Math" w:hAnsi="Cambria Math"/>
+              <w:sz w:val="24"/>
+              <w:szCs w:val="24"/>
+            </w:rPr>
+            <m:t xml:space="preserve">P</m:t>
+          </m:r>
+          <m:r>
+            <w:rPr>
+              <w:rFonts w:ascii="Cambria Math" w:hAnsi="Cambria Math"/>
+              <w:sz w:val="24"/>
+              <w:szCs w:val="24"/>
+            </w:rPr>
+            <m:t xml:space="preserve"> + ( </m:t>
+          </m:r>
+          <m:sSub>
+            <m:e>
+              <m:r>
+                <w:rPr>
+                  <w:rFonts w:ascii="Cambria Math" w:hAnsi="Cambria Math"/>
+                  <w:sz w:val="24"/>
+                  <w:szCs w:val="24"/>
+                </w:rPr>
+                <m:t xml:space="preserve">α</m:t>
+              </m:r>
+            </m:e>
+            <m:sub>
+              <m:r>
+                <w:rPr>
+                  <w:rFonts w:ascii="Cambria Math" w:hAnsi="Cambria Math"/>
+                  <w:sz w:val="24"/>
+                  <w:szCs w:val="24"/>
+                </w:rPr>
+                <m:t xml:space="preserve">S</m:t>
+              </m:r>
+            </m:sub>
+          </m:sSub>
+          <m:r>
+            <w:rPr>
+              <w:rFonts w:ascii="Cambria Math" w:hAnsi="Cambria Math"/>
+              <w:sz w:val="24"/>
+              <w:szCs w:val="24"/>
+            </w:rPr>
+            <m:t xml:space="preserve"> + </m:t>
+          </m:r>
+          <m:sSub>
+            <m:e>
+              <m:r>
+                <w:rPr>
+                  <w:rFonts w:ascii="Cambria Math" w:hAnsi="Cambria Math"/>
+                  <w:sz w:val="24"/>
+                  <w:szCs w:val="24"/>
+                </w:rPr>
+                <m:t xml:space="preserve">α</m:t>
+              </m:r>
+            </m:e>
+            <m:sub>
+              <m:r>
+                <w:rPr>
+                  <w:rFonts w:ascii="Cambria Math" w:hAnsi="Cambria Math"/>
+                  <w:sz w:val="24"/>
+                  <w:szCs w:val="24"/>
+                </w:rPr>
+                <m:t xml:space="preserve">P</m:t>
+              </m:r>
+            </m:sub>
+          </m:sSub>
+          <m:r>
+            <w:rPr>
+              <w:rFonts w:ascii="Cambria Math" w:hAnsi="Cambria Math"/>
+              <w:sz w:val="24"/>
+              <w:szCs w:val="24"/>
+            </w:rPr>
+            <m:t xml:space="preserve">·</m:t>
+          </m:r>
+          <m:sSub>
+            <m:e>
+              <m:r>
+                <w:rPr>
+                  <w:rFonts w:ascii="Cambria Math" w:hAnsi="Cambria Math"/>
+                  <w:sz w:val="24"/>
+                  <w:szCs w:val="24"/>
+                </w:rPr>
+                <m:t xml:space="preserve">P</m:t>
+              </m:r>
+            </m:e>
+            <m:sub>
+              <m:r>
+                <m:rPr>
+                  <m:nor/>
+                </m:rPr>
+                <w:rPr>
+                  <w:rFonts w:ascii="Cambria Math" w:hAnsi="Cambria Math"/>
+                  <w:sz w:val="24"/>
+                  <w:szCs w:val="24"/>
+                </w:rPr>
+                <m:t xml:space="preserve">base</m:t>
+              </m:r>
+            </m:sub>
+          </m:sSub>
+          <m:r>
+            <w:rPr>
+              <w:rFonts w:ascii="Cambria Math" w:hAnsi="Cambria Math"/>
+              <w:sz w:val="24"/>
+              <w:szCs w:val="24"/>
+            </w:rPr>
+            <m:t xml:space="preserve"> )·</m:t>
+          </m:r>
+          <m:sSub>
+            <m:e>
+              <m:r>
+                <w:rPr>
+                  <w:rFonts w:ascii="Cambria Math" w:hAnsi="Cambria Math"/>
+                  <w:sz w:val="24"/>
+                  <w:szCs w:val="24"/>
+                </w:rPr>
+                <m:t xml:space="preserve">D′</m:t>
+              </m:r>
+            </m:e>
+            <m:sub>
+              <m:r>
+                <w:rPr>
+                  <w:rFonts w:ascii="Cambria Math" w:hAnsi="Cambria Math"/>
+                  <w:sz w:val="24"/>
+                  <w:szCs w:val="24"/>
+                </w:rPr>
+                <m:t xml:space="preserve">x</m:t>
+              </m:r>
+            </m:sub>
+          </m:sSub>
+          <m:r>
+            <w:rPr>
+              <w:rFonts w:ascii="Cambria Math" w:hAnsi="Cambria Math"/>
+              <w:sz w:val="24"/>
+              <w:szCs w:val="24"/>
+            </w:rPr>
+            <m:t xml:space="preserve">/</m:t>
+          </m:r>
+          <m:r>
+            <w:rPr>
+              <w:rFonts w:ascii="Cambria Math" w:hAnsi="Cambria Math"/>
+              <w:sz w:val="24"/>
+              <w:szCs w:val="24"/>
+            </w:rPr>
+            <m:t xml:space="preserve">N*</m:t>
+          </m:r>
+          <m:r>
+            <w:rPr>
+              <w:rFonts w:ascii="Cambria Math" w:hAnsi="Cambria Math"/>
+              <w:sz w:val="24"/>
+              <w:szCs w:val="24"/>
+            </w:rPr>
+            <m:t xml:space="preserve"> + </m:t>
+          </m:r>
+          <m:sSub>
+            <m:e>
+              <m:r>
+                <w:rPr>
+                  <w:rFonts w:ascii="Cambria Math" w:hAnsi="Cambria Math"/>
+                  <w:sz w:val="24"/>
+                  <w:szCs w:val="24"/>
+                </w:rPr>
+                <m:t xml:space="preserve">β</m:t>
+              </m:r>
+            </m:e>
+            <m:sub>
+              <m:r>
+                <w:rPr>
+                  <w:rFonts w:ascii="Cambria Math" w:hAnsi="Cambria Math"/>
+                  <w:sz w:val="24"/>
+                  <w:szCs w:val="24"/>
+                </w:rPr>
+                <m:t xml:space="preserve">S</m:t>
+              </m:r>
+            </m:sub>
+          </m:sSub>
+          <m:r>
+            <w:rPr>
+              <w:rFonts w:ascii="Cambria Math" w:hAnsi="Cambria Math"/>
+              <w:sz w:val="24"/>
+              <w:szCs w:val="24"/>
+            </w:rPr>
+            <m:t xml:space="preserve">/</m:t>
+          </m:r>
+          <m:r>
+            <w:rPr>
+              <w:rFonts w:ascii="Cambria Math" w:hAnsi="Cambria Math"/>
+              <w:sz w:val="24"/>
+              <w:szCs w:val="24"/>
+            </w:rPr>
+            <m:t xml:space="preserve">k</m:t>
+          </m:r>
+        </m:oMath>
+      </m:oMathPara>
+    </w:p>
+    <w:p>
+      <w:pPr>
+        <w:pStyle w:val="Formula"/>
+      </w:pPr>
+      <m:oMathPara>
+        <m:oMathParaPr>
+          <m:jc m:val="left"/>
+        </m:oMathParaPr>
+        <m:oMath>
+          <m:r>
+            <w:rPr>
+              <w:rFonts w:ascii="Cambria Math" w:hAnsi="Cambria Math"/>
+              <w:sz w:val="24"/>
+              <w:szCs w:val="24"/>
+            </w:rPr>
+            <m:t xml:space="preserve">+ </m:t>
+          </m:r>
+          <m:r>
+            <w:rPr>
+              <w:rFonts w:ascii="Cambria Math" w:hAnsi="Cambria Math"/>
+              <w:sz w:val="24"/>
+              <w:szCs w:val="24"/>
+            </w:rPr>
+            <m:t xml:space="preserve">β′</m:t>
+          </m:r>
+          <m:r>
+            <w:rPr>
+              <w:rFonts w:ascii="Cambria Math" w:hAnsi="Cambria Math"/>
+              <w:sz w:val="24"/>
+              <w:szCs w:val="24"/>
+            </w:rPr>
+            <m:t xml:space="preserve">·( </m:t>
+          </m:r>
+          <m:sSub>
+            <m:e>
+              <m:r>
+                <w:rPr>
+                  <w:rFonts w:ascii="Cambria Math" w:hAnsi="Cambria Math"/>
+                  <w:sz w:val="24"/>
+                  <w:szCs w:val="24"/>
+                </w:rPr>
+                <m:t xml:space="preserve">N</m:t>
+              </m:r>
+            </m:e>
+            <m:sub>
+              <m:r>
+                <w:rPr>
+                  <w:rFonts w:ascii="Cambria Math" w:hAnsi="Cambria Math"/>
+                  <w:sz w:val="24"/>
+                  <w:szCs w:val="24"/>
+                </w:rPr>
+                <m:t xml:space="preserve">x</m:t>
+              </m:r>
+              <m:r>
+                <w:rPr>
+                  <w:rFonts w:ascii="Cambria Math" w:hAnsi="Cambria Math"/>
+                  <w:sz w:val="24"/>
+                  <w:szCs w:val="24"/>
+                </w:rPr>
+                <m:t xml:space="preserve">+</m:t>
+              </m:r>
+              <m:r>
+                <w:rPr>
+                  <w:rFonts w:ascii="Cambria Math" w:hAnsi="Cambria Math"/>
+                  <w:sz w:val="24"/>
+                  <w:szCs w:val="24"/>
+                </w:rPr>
+                <m:t xml:space="preserve">m</m:t>
+              </m:r>
+            </m:sub>
+          </m:sSub>
+          <m:r>
+            <w:rPr>
+              <w:rFonts w:ascii="Cambria Math" w:hAnsi="Cambria Math"/>
+              <w:sz w:val="24"/>
+              <w:szCs w:val="24"/>
+            </w:rPr>
+            <m:t xml:space="preserve"> − </m:t>
+          </m:r>
+          <m:sSub>
+            <m:e>
+              <m:r>
+                <w:rPr>
+                  <w:rFonts w:ascii="Cambria Math" w:hAnsi="Cambria Math"/>
+                  <w:sz w:val="24"/>
+                  <w:szCs w:val="24"/>
+                </w:rPr>
+                <m:t xml:space="preserve">N</m:t>
+              </m:r>
+            </m:e>
+            <m:sub>
+              <m:r>
+                <w:rPr>
+                  <w:rFonts w:ascii="Cambria Math" w:hAnsi="Cambria Math"/>
+                  <w:sz w:val="24"/>
+                  <w:szCs w:val="24"/>
+                </w:rPr>
+                <m:t xml:space="preserve">x</m:t>
+              </m:r>
+              <m:r>
+                <w:rPr>
+                  <w:rFonts w:ascii="Cambria Math" w:hAnsi="Cambria Math"/>
+                  <w:sz w:val="24"/>
+                  <w:szCs w:val="24"/>
+                </w:rPr>
+                <m:t xml:space="preserve">+</m:t>
+              </m:r>
+              <m:r>
+                <w:rPr>
+                  <w:rFonts w:ascii="Cambria Math" w:hAnsi="Cambria Math"/>
+                  <w:sz w:val="24"/>
+                  <w:szCs w:val="24"/>
+                </w:rPr>
+                <m:t xml:space="preserve">n</m:t>
+              </m:r>
+            </m:sub>
+          </m:sSub>
+          <m:r>
+            <w:rPr>
+              <w:rFonts w:ascii="Cambria Math" w:hAnsi="Cambria Math"/>
+              <w:sz w:val="24"/>
+              <w:szCs w:val="24"/>
+            </w:rPr>
+            <m:t xml:space="preserve"> )/</m:t>
+          </m:r>
+          <m:r>
+            <w:rPr>
+              <w:rFonts w:ascii="Cambria Math" w:hAnsi="Cambria Math"/>
+              <w:sz w:val="24"/>
+              <w:szCs w:val="24"/>
+            </w:rPr>
+            <m:t xml:space="preserve">N*</m:t>
+          </m:r>
+          <m:r>
+            <w:rPr>
+              <w:rFonts w:ascii="Cambria Math" w:hAnsi="Cambria Math"/>
+              <w:sz w:val="24"/>
+              <w:szCs w:val="24"/>
+            </w:rPr>
+            <m:t xml:space="preserve"> ] / ( </m:t>
+          </m:r>
+          <m:r>
+            <w:rPr>
+              <w:rFonts w:ascii="Cambria Math" w:hAnsi="Cambria Math"/>
+              <w:sz w:val="24"/>
+              <w:szCs w:val="24"/>
+            </w:rPr>
+            <m:t xml:space="preserve">1</m:t>
+          </m:r>
+          <m:r>
+            <w:rPr>
+              <w:rFonts w:ascii="Cambria Math" w:hAnsi="Cambria Math"/>
+              <w:sz w:val="24"/>
+              <w:szCs w:val="24"/>
+            </w:rPr>
+            <m:t xml:space="preserve"> − </m:t>
+          </m:r>
+          <m:sSub>
+            <m:e>
+              <m:r>
+                <w:rPr>
+                  <w:rFonts w:ascii="Cambria Math" w:hAnsi="Cambria Math"/>
+                  <w:sz w:val="24"/>
+                  <w:szCs w:val="24"/>
+                </w:rPr>
+                <m:t xml:space="preserve">β</m:t>
+              </m:r>
+            </m:e>
+            <m:sub>
+              <m:r>
+                <w:rPr>
+                  <w:rFonts w:ascii="Cambria Math" w:hAnsi="Cambria Math"/>
+                  <w:sz w:val="24"/>
+                  <w:szCs w:val="24"/>
+                </w:rPr>
+                <m:t xml:space="preserve">G</m:t>
+              </m:r>
+            </m:sub>
+          </m:sSub>
+          <m:r>
+            <w:rPr>
+              <w:rFonts w:ascii="Cambria Math" w:hAnsi="Cambria Math"/>
+              <w:sz w:val="24"/>
+              <w:szCs w:val="24"/>
+            </w:rPr>
+            <m:t xml:space="preserve"> − </m:t>
+          </m:r>
+          <m:r>
+            <w:rPr>
+              <w:rFonts w:ascii="Cambria Math" w:hAnsi="Cambria Math"/>
+              <w:sz w:val="24"/>
+              <w:szCs w:val="24"/>
+            </w:rPr>
+            <m:t xml:space="preserve">γ</m:t>
+          </m:r>
+          <m:r>
+            <w:rPr>
+              <w:rFonts w:ascii="Cambria Math" w:hAnsi="Cambria Math"/>
+              <w:sz w:val="24"/>
+              <w:szCs w:val="24"/>
+            </w:rPr>
+            <m:t xml:space="preserve"> )</m:t>
+          </m:r>
+        </m:oMath>
+      </m:oMathPara>
+    </w:p>
+    <w:p>
+      <w:pPr>
+        <w:pStyle w:val="Note"/>
+      </w:pPr>
       <w:r>
-        <w:t xml:space="preserve">G = [ P + ( α_S + α_P·P_base )·D′_x/N* + β_S/mm + β′·( N_{x+m} − N_{x+n} )/N* ] / ( 1 − β_G − γ )</w:t>
+        <w:t xml:space="preserve">※ 보장기간 n이 20년보다 짧으면 </w:t>
       </w:r>
-    </w:p>
-    <w:p>
-      <w:pPr>
-        <w:pStyle w:val="Note"/>
-      </w:pPr>
       <w:r>
-        <w:t xml:space="preserve">※ 보장기간 n이 20년보다 짧으면 α_P는 α_P × n/20으로 줄인다. 10만원당 보험료에서 한 번만 반올림하고, 담보 보험료 = 10만원당 보험료 × (보장금액 ÷ 100,000)으로 한다.</w:t>
+        <w:t xml:space="preserve">α</w:t>
       </w:r>
+      <w:r>
+        <w:rPr>
+          <w:vertAlign w:val="subscript"/>
+        </w:rPr>
+        <w:t xml:space="preserve">P</w:t>
+      </w:r>
+      <w:r>
+        <w:t xml:space="preserve">는 </w:t>
+      </w:r>
+      <w:r>
+        <w:t xml:space="preserve">α</w:t>
+      </w:r>
+      <w:r>
+        <w:rPr>
+          <w:vertAlign w:val="subscript"/>
+        </w:rPr>
+        <w:t xml:space="preserve">P</w:t>
+      </w:r>
+      <w:r>
+        <w:t xml:space="preserve"> × n/20으로 줄인다. 10만원당 보험료에서 한 번만 반올림하고, 담보 보험료 = 10만원당 보험료 × (보장금액 ÷ 100,000)으로 한다.</w:t>
+      </w:r>
     </w:p>
     <w:p>
       <w:pPr>
         <w:pStyle w:val="Heading1"/>
       </w:pPr>
       <w:r>
-        <w:t xml:space="preserve">5. 책임준비금의 계산</w:t>
+        <w:t xml:space="preserve">6. 책임준비금의 계산</w:t>
       </w:r>
+    </w:p>
+    <w:p>
+      <w:pPr>
+        <w:pStyle w:val="FormulaLabel"/>
+      </w:pPr>
+      <w:r>
+        <w:t xml:space="preserve">[식] 준비금 산출용 순보험료</w:t>
+      </w:r>
+    </w:p>
+    <w:p>
+      <w:pPr>
+        <w:pStyle w:val="Formula"/>
+      </w:pPr>
+      <m:oMathPara>
+        <m:oMathParaPr>
+          <m:jc m:val="left"/>
+        </m:oMathParaPr>
+        <m:oMath>
+          <m:sSub>
+            <m:e>
+              <m:r>
+                <w:rPr>
+                  <w:rFonts w:ascii="Cambria Math" w:hAnsi="Cambria Math"/>
+                  <w:sz w:val="24"/>
+                  <w:szCs w:val="24"/>
+                </w:rPr>
+                <m:t xml:space="preserve">P</m:t>
+              </m:r>
+            </m:e>
+            <m:sub>
+              <m:r>
+                <w:rPr>
+                  <w:rFonts w:ascii="Cambria Math" w:hAnsi="Cambria Math"/>
+                  <w:sz w:val="24"/>
+                  <w:szCs w:val="24"/>
+                </w:rPr>
+                <m:t xml:space="preserve">β</m:t>
+              </m:r>
+            </m:sub>
+          </m:sSub>
+          <m:r>
+            <w:rPr>
+              <w:rFonts w:ascii="Cambria Math" w:hAnsi="Cambria Math"/>
+              <w:sz w:val="24"/>
+              <w:szCs w:val="24"/>
+            </w:rPr>
+            <m:t xml:space="preserve"> = ( </m:t>
+          </m:r>
+          <m:r>
+            <m:rPr>
+              <m:nor/>
+            </m:rPr>
+            <w:rPr>
+              <w:rFonts w:ascii="Cambria Math" w:hAnsi="Cambria Math"/>
+              <w:sz w:val="24"/>
+              <w:szCs w:val="24"/>
+            </w:rPr>
+            <m:t xml:space="preserve">PVB</m:t>
+          </m:r>
+          <m:r>
+            <w:rPr>
+              <w:rFonts w:ascii="Cambria Math" w:hAnsi="Cambria Math"/>
+              <w:sz w:val="24"/>
+              <w:szCs w:val="24"/>
+            </w:rPr>
+            <m:t xml:space="preserve"> + </m:t>
+          </m:r>
+          <m:sSub>
+            <m:e>
+              <m:r>
+                <m:rPr>
+                  <m:nor/>
+                </m:rPr>
+                <w:rPr>
+                  <w:rFonts w:ascii="Cambria Math" w:hAnsi="Cambria Math"/>
+                  <w:sz w:val="24"/>
+                  <w:szCs w:val="24"/>
+                </w:rPr>
+                <m:t xml:space="preserve">CSV</m:t>
+              </m:r>
+            </m:e>
+            <m:sub>
+              <m:r>
+                <w:rPr>
+                  <w:rFonts w:ascii="Cambria Math" w:hAnsi="Cambria Math"/>
+                  <w:sz w:val="24"/>
+                  <w:szCs w:val="24"/>
+                </w:rPr>
+                <m:t xml:space="preserve">0</m:t>
+              </m:r>
+            </m:sub>
+          </m:sSub>
+          <m:r>
+            <w:rPr>
+              <w:rFonts w:ascii="Cambria Math" w:hAnsi="Cambria Math"/>
+              <w:sz w:val="24"/>
+              <w:szCs w:val="24"/>
+            </w:rPr>
+            <m:t xml:space="preserve"> + </m:t>
+          </m:r>
+          <m:r>
+            <w:rPr>
+              <w:rFonts w:ascii="Cambria Math" w:hAnsi="Cambria Math"/>
+              <w:sz w:val="24"/>
+              <w:szCs w:val="24"/>
+            </w:rPr>
+            <m:t xml:space="preserve">β′</m:t>
+          </m:r>
+          <m:r>
+            <w:rPr>
+              <w:rFonts w:ascii="Cambria Math" w:hAnsi="Cambria Math"/>
+              <w:sz w:val="24"/>
+              <w:szCs w:val="24"/>
+            </w:rPr>
+            <m:t xml:space="preserve">·( </m:t>
+          </m:r>
+          <m:sSub>
+            <m:e>
+              <m:r>
+                <w:rPr>
+                  <w:rFonts w:ascii="Cambria Math" w:hAnsi="Cambria Math"/>
+                  <w:sz w:val="24"/>
+                  <w:szCs w:val="24"/>
+                </w:rPr>
+                <m:t xml:space="preserve">N</m:t>
+              </m:r>
+            </m:e>
+            <m:sub>
+              <m:r>
+                <w:rPr>
+                  <w:rFonts w:ascii="Cambria Math" w:hAnsi="Cambria Math"/>
+                  <w:sz w:val="24"/>
+                  <w:szCs w:val="24"/>
+                </w:rPr>
+                <m:t xml:space="preserve">x</m:t>
+              </m:r>
+              <m:r>
+                <w:rPr>
+                  <w:rFonts w:ascii="Cambria Math" w:hAnsi="Cambria Math"/>
+                  <w:sz w:val="24"/>
+                  <w:szCs w:val="24"/>
+                </w:rPr>
+                <m:t xml:space="preserve">+</m:t>
+              </m:r>
+              <m:r>
+                <w:rPr>
+                  <w:rFonts w:ascii="Cambria Math" w:hAnsi="Cambria Math"/>
+                  <w:sz w:val="24"/>
+                  <w:szCs w:val="24"/>
+                </w:rPr>
+                <m:t xml:space="preserve">m</m:t>
+              </m:r>
+            </m:sub>
+          </m:sSub>
+          <m:r>
+            <w:rPr>
+              <w:rFonts w:ascii="Cambria Math" w:hAnsi="Cambria Math"/>
+              <w:sz w:val="24"/>
+              <w:szCs w:val="24"/>
+            </w:rPr>
+            <m:t xml:space="preserve"> − </m:t>
+          </m:r>
+          <m:sSub>
+            <m:e>
+              <m:r>
+                <w:rPr>
+                  <w:rFonts w:ascii="Cambria Math" w:hAnsi="Cambria Math"/>
+                  <w:sz w:val="24"/>
+                  <w:szCs w:val="24"/>
+                </w:rPr>
+                <m:t xml:space="preserve">N</m:t>
+              </m:r>
+            </m:e>
+            <m:sub>
+              <m:r>
+                <w:rPr>
+                  <w:rFonts w:ascii="Cambria Math" w:hAnsi="Cambria Math"/>
+                  <w:sz w:val="24"/>
+                  <w:szCs w:val="24"/>
+                </w:rPr>
+                <m:t xml:space="preserve">x</m:t>
+              </m:r>
+              <m:r>
+                <w:rPr>
+                  <w:rFonts w:ascii="Cambria Math" w:hAnsi="Cambria Math"/>
+                  <w:sz w:val="24"/>
+                  <w:szCs w:val="24"/>
+                </w:rPr>
+                <m:t xml:space="preserve">+</m:t>
+              </m:r>
+              <m:r>
+                <w:rPr>
+                  <w:rFonts w:ascii="Cambria Math" w:hAnsi="Cambria Math"/>
+                  <w:sz w:val="24"/>
+                  <w:szCs w:val="24"/>
+                </w:rPr>
+                <m:t xml:space="preserve">n</m:t>
+              </m:r>
+            </m:sub>
+          </m:sSub>
+          <m:r>
+            <w:rPr>
+              <w:rFonts w:ascii="Cambria Math" w:hAnsi="Cambria Math"/>
+              <w:sz w:val="24"/>
+              <w:szCs w:val="24"/>
+            </w:rPr>
+            <m:t xml:space="preserve"> ) ) / ( </m:t>
+          </m:r>
+          <m:sSub>
+            <m:e>
+              <m:r>
+                <w:rPr>
+                  <w:rFonts w:ascii="Cambria Math" w:hAnsi="Cambria Math"/>
+                  <w:sz w:val="24"/>
+                  <w:szCs w:val="24"/>
+                </w:rPr>
+                <m:t xml:space="preserve">N′</m:t>
+              </m:r>
+            </m:e>
+            <m:sub>
+              <m:r>
+                <w:rPr>
+                  <w:rFonts w:ascii="Cambria Math" w:hAnsi="Cambria Math"/>
+                  <w:sz w:val="24"/>
+                  <w:szCs w:val="24"/>
+                </w:rPr>
+                <m:t xml:space="preserve">x</m:t>
+              </m:r>
+            </m:sub>
+          </m:sSub>
+          <m:r>
+            <w:rPr>
+              <w:rFonts w:ascii="Cambria Math" w:hAnsi="Cambria Math"/>
+              <w:sz w:val="24"/>
+              <w:szCs w:val="24"/>
+            </w:rPr>
+            <m:t xml:space="preserve"> − </m:t>
+          </m:r>
+          <m:sSub>
+            <m:e>
+              <m:r>
+                <w:rPr>
+                  <w:rFonts w:ascii="Cambria Math" w:hAnsi="Cambria Math"/>
+                  <w:sz w:val="24"/>
+                  <w:szCs w:val="24"/>
+                </w:rPr>
+                <m:t xml:space="preserve">N′</m:t>
+              </m:r>
+            </m:e>
+            <m:sub>
+              <m:r>
+                <w:rPr>
+                  <w:rFonts w:ascii="Cambria Math" w:hAnsi="Cambria Math"/>
+                  <w:sz w:val="24"/>
+                  <w:szCs w:val="24"/>
+                </w:rPr>
+                <m:t xml:space="preserve">x</m:t>
+              </m:r>
+              <m:r>
+                <w:rPr>
+                  <w:rFonts w:ascii="Cambria Math" w:hAnsi="Cambria Math"/>
+                  <w:sz w:val="24"/>
+                  <w:szCs w:val="24"/>
+                </w:rPr>
+                <m:t xml:space="preserve">+</m:t>
+              </m:r>
+              <m:r>
+                <w:rPr>
+                  <w:rFonts w:ascii="Cambria Math" w:hAnsi="Cambria Math"/>
+                  <w:sz w:val="24"/>
+                  <w:szCs w:val="24"/>
+                </w:rPr>
+                <m:t xml:space="preserve">m</m:t>
+              </m:r>
+            </m:sub>
+          </m:sSub>
+          <m:r>
+            <w:rPr>
+              <w:rFonts w:ascii="Cambria Math" w:hAnsi="Cambria Math"/>
+              <w:sz w:val="24"/>
+              <w:szCs w:val="24"/>
+            </w:rPr>
+            <m:t xml:space="preserve"> )</m:t>
+          </m:r>
+        </m:oMath>
+      </m:oMathPara>
     </w:p>
     <w:p>
       <w:pPr>
@@ -2246,17 +5827,695 @@
       <w:pPr>
         <w:pStyle w:val="Formula"/>
       </w:pPr>
-      <w:r>
-        <w:t xml:space="preserve">P_β = ( PVB + CSV_0 + β′·( N_{x+m} − N_{x+n} ) ) / ( N′_x − N′_{x+m} )</w:t>
-      </w:r>
+      <m:oMathPara>
+        <m:oMathParaPr>
+          <m:jc m:val="left"/>
+        </m:oMathParaPr>
+        <m:oMath>
+          <m:sSub>
+            <m:e>
+              <m:r>
+                <w:rPr>
+                  <w:rFonts w:ascii="Cambria Math" w:hAnsi="Cambria Math"/>
+                  <w:sz w:val="24"/>
+                  <w:szCs w:val="24"/>
+                </w:rPr>
+                <m:t xml:space="preserve">V</m:t>
+              </m:r>
+            </m:e>
+            <m:sub>
+              <m:r>
+                <w:rPr>
+                  <w:rFonts w:ascii="Cambria Math" w:hAnsi="Cambria Math"/>
+                  <w:sz w:val="24"/>
+                  <w:szCs w:val="24"/>
+                </w:rPr>
+                <m:t xml:space="preserve">t</m:t>
+              </m:r>
+            </m:sub>
+          </m:sSub>
+          <m:r>
+            <w:rPr>
+              <w:rFonts w:ascii="Cambria Math" w:hAnsi="Cambria Math"/>
+              <w:sz w:val="24"/>
+              <w:szCs w:val="24"/>
+            </w:rPr>
+            <m:t xml:space="preserve"> = [ </m:t>
+          </m:r>
+          <m:sSub>
+            <m:e>
+              <m:r>
+                <w:rPr>
+                  <w:rFonts w:ascii="Cambria Math" w:hAnsi="Cambria Math"/>
+                  <w:sz w:val="24"/>
+                  <w:szCs w:val="24"/>
+                </w:rPr>
+                <m:t xml:space="preserve">Σ</m:t>
+              </m:r>
+            </m:e>
+            <m:sub>
+              <m:r>
+                <w:rPr>
+                  <w:rFonts w:ascii="Cambria Math" w:hAnsi="Cambria Math"/>
+                  <w:sz w:val="24"/>
+                  <w:szCs w:val="24"/>
+                </w:rPr>
+                <m:t xml:space="preserve">u</m:t>
+              </m:r>
+              <m:r>
+                <w:rPr>
+                  <w:rFonts w:ascii="Cambria Math" w:hAnsi="Cambria Math"/>
+                  <w:sz w:val="24"/>
+                  <w:szCs w:val="24"/>
+                </w:rPr>
+                <m:t xml:space="preserve">≥</m:t>
+              </m:r>
+              <m:r>
+                <w:rPr>
+                  <w:rFonts w:ascii="Cambria Math" w:hAnsi="Cambria Math"/>
+                  <w:sz w:val="24"/>
+                  <w:szCs w:val="24"/>
+                </w:rPr>
+                <m:t xml:space="preserve">t</m:t>
+              </m:r>
+            </m:sub>
+          </m:sSub>
+          <m:r>
+            <w:rPr>
+              <w:rFonts w:ascii="Cambria Math" w:hAnsi="Cambria Math"/>
+              <w:sz w:val="24"/>
+              <w:szCs w:val="24"/>
+            </w:rPr>
+            <m:t xml:space="preserve"> </m:t>
+          </m:r>
+          <m:sSub>
+            <m:e>
+              <m:r>
+                <w:rPr>
+                  <w:rFonts w:ascii="Cambria Math" w:hAnsi="Cambria Math"/>
+                  <w:sz w:val="24"/>
+                  <w:szCs w:val="24"/>
+                </w:rPr>
+                <m:t xml:space="preserve">S</m:t>
+              </m:r>
+            </m:e>
+            <m:sub>
+              <m:r>
+                <w:rPr>
+                  <w:rFonts w:ascii="Cambria Math" w:hAnsi="Cambria Math"/>
+                  <w:sz w:val="24"/>
+                  <w:szCs w:val="24"/>
+                </w:rPr>
+                <m:t xml:space="preserve">u</m:t>
+              </m:r>
+            </m:sub>
+          </m:sSub>
+          <m:r>
+            <w:rPr>
+              <w:rFonts w:ascii="Cambria Math" w:hAnsi="Cambria Math"/>
+              <w:sz w:val="24"/>
+              <w:szCs w:val="24"/>
+            </w:rPr>
+            <m:t xml:space="preserve">·</m:t>
+          </m:r>
+          <m:sSub>
+            <m:e>
+              <m:r>
+                <w:rPr>
+                  <w:rFonts w:ascii="Cambria Math" w:hAnsi="Cambria Math"/>
+                  <w:sz w:val="24"/>
+                  <w:szCs w:val="24"/>
+                </w:rPr>
+                <m:t xml:space="preserve">C</m:t>
+              </m:r>
+            </m:e>
+            <m:sub>
+              <m:r>
+                <w:rPr>
+                  <w:rFonts w:ascii="Cambria Math" w:hAnsi="Cambria Math"/>
+                  <w:sz w:val="24"/>
+                  <w:szCs w:val="24"/>
+                </w:rPr>
+                <m:t xml:space="preserve">x</m:t>
+              </m:r>
+              <m:r>
+                <w:rPr>
+                  <w:rFonts w:ascii="Cambria Math" w:hAnsi="Cambria Math"/>
+                  <w:sz w:val="24"/>
+                  <w:szCs w:val="24"/>
+                </w:rPr>
+                <m:t xml:space="preserve">+</m:t>
+              </m:r>
+              <m:r>
+                <w:rPr>
+                  <w:rFonts w:ascii="Cambria Math" w:hAnsi="Cambria Math"/>
+                  <w:sz w:val="24"/>
+                  <w:szCs w:val="24"/>
+                </w:rPr>
+                <m:t xml:space="preserve">u</m:t>
+              </m:r>
+            </m:sub>
+          </m:sSub>
+          <m:r>
+            <w:rPr>
+              <w:rFonts w:ascii="Cambria Math" w:hAnsi="Cambria Math"/>
+              <w:sz w:val="24"/>
+              <w:szCs w:val="24"/>
+            </w:rPr>
+            <m:t xml:space="preserve"> + </m:t>
+          </m:r>
+          <m:sSub>
+            <m:e>
+              <m:r>
+                <w:rPr>
+                  <w:rFonts w:ascii="Cambria Math" w:hAnsi="Cambria Math"/>
+                  <w:sz w:val="24"/>
+                  <w:szCs w:val="24"/>
+                </w:rPr>
+                <m:t xml:space="preserve">Σ</m:t>
+              </m:r>
+            </m:e>
+            <m:sub>
+              <m:r>
+                <w:rPr>
+                  <w:rFonts w:ascii="Cambria Math" w:hAnsi="Cambria Math"/>
+                  <w:sz w:val="24"/>
+                  <w:szCs w:val="24"/>
+                </w:rPr>
+                <m:t xml:space="preserve">u</m:t>
+              </m:r>
+              <m:r>
+                <w:rPr>
+                  <w:rFonts w:ascii="Cambria Math" w:hAnsi="Cambria Math"/>
+                  <w:sz w:val="24"/>
+                  <w:szCs w:val="24"/>
+                </w:rPr>
+                <m:t xml:space="preserve">&gt;</m:t>
+              </m:r>
+              <m:r>
+                <w:rPr>
+                  <w:rFonts w:ascii="Cambria Math" w:hAnsi="Cambria Math"/>
+                  <w:sz w:val="24"/>
+                  <w:szCs w:val="24"/>
+                </w:rPr>
+                <m:t xml:space="preserve">t</m:t>
+              </m:r>
+            </m:sub>
+          </m:sSub>
+          <m:r>
+            <w:rPr>
+              <w:rFonts w:ascii="Cambria Math" w:hAnsi="Cambria Math"/>
+              <w:sz w:val="24"/>
+              <w:szCs w:val="24"/>
+            </w:rPr>
+            <m:t xml:space="preserve"> </m:t>
+          </m:r>
+          <m:sSub>
+            <m:e>
+              <m:r>
+                <w:rPr>
+                  <w:rFonts w:ascii="Cambria Math" w:hAnsi="Cambria Math"/>
+                  <w:sz w:val="24"/>
+                  <w:szCs w:val="24"/>
+                </w:rPr>
+                <m:t xml:space="preserve">C</m:t>
+              </m:r>
+            </m:e>
+            <m:sub>
+              <m:r>
+                <w:rPr>
+                  <w:rFonts w:ascii="Cambria Math" w:hAnsi="Cambria Math"/>
+                  <w:sz w:val="24"/>
+                  <w:szCs w:val="24"/>
+                </w:rPr>
+                <m:t xml:space="preserve">u</m:t>
+              </m:r>
+            </m:sub>
+          </m:sSub>
+          <m:r>
+            <w:rPr>
+              <w:rFonts w:ascii="Cambria Math" w:hAnsi="Cambria Math"/>
+              <w:sz w:val="24"/>
+              <w:szCs w:val="24"/>
+            </w:rPr>
+            <m:t xml:space="preserve">·</m:t>
+          </m:r>
+          <m:sSub>
+            <m:e>
+              <m:r>
+                <w:rPr>
+                  <w:rFonts w:ascii="Cambria Math" w:hAnsi="Cambria Math"/>
+                  <w:sz w:val="24"/>
+                  <w:szCs w:val="24"/>
+                </w:rPr>
+                <m:t xml:space="preserve">D</m:t>
+              </m:r>
+            </m:e>
+            <m:sub>
+              <m:r>
+                <w:rPr>
+                  <w:rFonts w:ascii="Cambria Math" w:hAnsi="Cambria Math"/>
+                  <w:sz w:val="24"/>
+                  <w:szCs w:val="24"/>
+                </w:rPr>
+                <m:t xml:space="preserve">x</m:t>
+              </m:r>
+              <m:r>
+                <w:rPr>
+                  <w:rFonts w:ascii="Cambria Math" w:hAnsi="Cambria Math"/>
+                  <w:sz w:val="24"/>
+                  <w:szCs w:val="24"/>
+                </w:rPr>
+                <m:t xml:space="preserve">+</m:t>
+              </m:r>
+              <m:r>
+                <w:rPr>
+                  <w:rFonts w:ascii="Cambria Math" w:hAnsi="Cambria Math"/>
+                  <w:sz w:val="24"/>
+                  <w:szCs w:val="24"/>
+                </w:rPr>
+                <m:t xml:space="preserve">u</m:t>
+              </m:r>
+            </m:sub>
+          </m:sSub>
+          <m:r>
+            <w:rPr>
+              <w:rFonts w:ascii="Cambria Math" w:hAnsi="Cambria Math"/>
+              <w:sz w:val="24"/>
+              <w:szCs w:val="24"/>
+            </w:rPr>
+            <m:t xml:space="preserve"> + </m:t>
+          </m:r>
+          <m:sSub>
+            <m:e>
+              <m:r>
+                <m:rPr>
+                  <m:nor/>
+                </m:rPr>
+                <w:rPr>
+                  <w:rFonts w:ascii="Cambria Math" w:hAnsi="Cambria Math"/>
+                  <w:sz w:val="24"/>
+                  <w:szCs w:val="24"/>
+                </w:rPr>
+                <m:t xml:space="preserve">CSV</m:t>
+              </m:r>
+            </m:e>
+            <m:sub>
+              <m:r>
+                <w:rPr>
+                  <w:rFonts w:ascii="Cambria Math" w:hAnsi="Cambria Math"/>
+                  <w:sz w:val="24"/>
+                  <w:szCs w:val="24"/>
+                </w:rPr>
+                <m:t xml:space="preserve">t</m:t>
+              </m:r>
+            </m:sub>
+          </m:sSub>
+        </m:oMath>
+      </m:oMathPara>
     </w:p>
     <w:p>
       <w:pPr>
         <w:pStyle w:val="Formula"/>
       </w:pPr>
-      <w:r>
-        <w:t xml:space="preserve">V_t = [ Σ_{u≥t} S_u·C_{x+u} + Σ_{u&gt;t} C_u·D_{x+u} + CSV_t + β′·( N_{x+max(t,m)} − N_{x+n} ) − P_β·( N′_{x+t} − N′_{x+m} )·[t≤m] ] / D_{x+t}</w:t>
-      </w:r>
+      <m:oMathPara>
+        <m:oMathParaPr>
+          <m:jc m:val="left"/>
+        </m:oMathParaPr>
+        <m:oMath>
+          <m:r>
+            <w:rPr>
+              <w:rFonts w:ascii="Cambria Math" w:hAnsi="Cambria Math"/>
+              <w:sz w:val="24"/>
+              <w:szCs w:val="24"/>
+            </w:rPr>
+            <m:t xml:space="preserve">+ </m:t>
+          </m:r>
+          <m:r>
+            <w:rPr>
+              <w:rFonts w:ascii="Cambria Math" w:hAnsi="Cambria Math"/>
+              <w:sz w:val="24"/>
+              <w:szCs w:val="24"/>
+            </w:rPr>
+            <m:t xml:space="preserve">β′</m:t>
+          </m:r>
+          <m:r>
+            <w:rPr>
+              <w:rFonts w:ascii="Cambria Math" w:hAnsi="Cambria Math"/>
+              <w:sz w:val="24"/>
+              <w:szCs w:val="24"/>
+            </w:rPr>
+            <m:t xml:space="preserve">·( </m:t>
+          </m:r>
+          <m:sSub>
+            <m:e>
+              <m:r>
+                <w:rPr>
+                  <w:rFonts w:ascii="Cambria Math" w:hAnsi="Cambria Math"/>
+                  <w:sz w:val="24"/>
+                  <w:szCs w:val="24"/>
+                </w:rPr>
+                <m:t xml:space="preserve">N</m:t>
+              </m:r>
+            </m:e>
+            <m:sub>
+              <m:r>
+                <w:rPr>
+                  <w:rFonts w:ascii="Cambria Math" w:hAnsi="Cambria Math"/>
+                  <w:sz w:val="24"/>
+                  <w:szCs w:val="24"/>
+                </w:rPr>
+                <m:t xml:space="preserve">x</m:t>
+              </m:r>
+              <m:r>
+                <w:rPr>
+                  <w:rFonts w:ascii="Cambria Math" w:hAnsi="Cambria Math"/>
+                  <w:sz w:val="24"/>
+                  <w:szCs w:val="24"/>
+                </w:rPr>
+                <m:t xml:space="preserve">+</m:t>
+              </m:r>
+              <m:r>
+                <m:rPr>
+                  <m:sty m:val="p"/>
+                </m:rPr>
+                <w:rPr>
+                  <w:rFonts w:ascii="Cambria Math" w:hAnsi="Cambria Math"/>
+                  <w:sz w:val="24"/>
+                  <w:szCs w:val="24"/>
+                </w:rPr>
+                <m:t xml:space="preserve">max</m:t>
+              </m:r>
+              <m:r>
+                <w:rPr>
+                  <w:rFonts w:ascii="Cambria Math" w:hAnsi="Cambria Math"/>
+                  <w:sz w:val="24"/>
+                  <w:szCs w:val="24"/>
+                </w:rPr>
+                <m:t xml:space="preserve">(</m:t>
+              </m:r>
+              <m:r>
+                <w:rPr>
+                  <w:rFonts w:ascii="Cambria Math" w:hAnsi="Cambria Math"/>
+                  <w:sz w:val="24"/>
+                  <w:szCs w:val="24"/>
+                </w:rPr>
+                <m:t xml:space="preserve">t</m:t>
+              </m:r>
+              <m:r>
+                <w:rPr>
+                  <w:rFonts w:ascii="Cambria Math" w:hAnsi="Cambria Math"/>
+                  <w:sz w:val="24"/>
+                  <w:szCs w:val="24"/>
+                </w:rPr>
+                <m:t xml:space="preserve">,</m:t>
+              </m:r>
+              <m:r>
+                <w:rPr>
+                  <w:rFonts w:ascii="Cambria Math" w:hAnsi="Cambria Math"/>
+                  <w:sz w:val="24"/>
+                  <w:szCs w:val="24"/>
+                </w:rPr>
+                <m:t xml:space="preserve">m</m:t>
+              </m:r>
+              <m:r>
+                <w:rPr>
+                  <w:rFonts w:ascii="Cambria Math" w:hAnsi="Cambria Math"/>
+                  <w:sz w:val="24"/>
+                  <w:szCs w:val="24"/>
+                </w:rPr>
+                <m:t xml:space="preserve">)</m:t>
+              </m:r>
+            </m:sub>
+          </m:sSub>
+          <m:r>
+            <w:rPr>
+              <w:rFonts w:ascii="Cambria Math" w:hAnsi="Cambria Math"/>
+              <w:sz w:val="24"/>
+              <w:szCs w:val="24"/>
+            </w:rPr>
+            <m:t xml:space="preserve"> − </m:t>
+          </m:r>
+          <m:sSub>
+            <m:e>
+              <m:r>
+                <w:rPr>
+                  <w:rFonts w:ascii="Cambria Math" w:hAnsi="Cambria Math"/>
+                  <w:sz w:val="24"/>
+                  <w:szCs w:val="24"/>
+                </w:rPr>
+                <m:t xml:space="preserve">N</m:t>
+              </m:r>
+            </m:e>
+            <m:sub>
+              <m:r>
+                <w:rPr>
+                  <w:rFonts w:ascii="Cambria Math" w:hAnsi="Cambria Math"/>
+                  <w:sz w:val="24"/>
+                  <w:szCs w:val="24"/>
+                </w:rPr>
+                <m:t xml:space="preserve">x</m:t>
+              </m:r>
+              <m:r>
+                <w:rPr>
+                  <w:rFonts w:ascii="Cambria Math" w:hAnsi="Cambria Math"/>
+                  <w:sz w:val="24"/>
+                  <w:szCs w:val="24"/>
+                </w:rPr>
+                <m:t xml:space="preserve">+</m:t>
+              </m:r>
+              <m:r>
+                <w:rPr>
+                  <w:rFonts w:ascii="Cambria Math" w:hAnsi="Cambria Math"/>
+                  <w:sz w:val="24"/>
+                  <w:szCs w:val="24"/>
+                </w:rPr>
+                <m:t xml:space="preserve">n</m:t>
+              </m:r>
+            </m:sub>
+          </m:sSub>
+          <m:r>
+            <w:rPr>
+              <w:rFonts w:ascii="Cambria Math" w:hAnsi="Cambria Math"/>
+              <w:sz w:val="24"/>
+              <w:szCs w:val="24"/>
+            </w:rPr>
+            <m:t xml:space="preserve"> )</m:t>
+          </m:r>
+        </m:oMath>
+      </m:oMathPara>
+    </w:p>
+    <w:p>
+      <w:pPr>
+        <w:pStyle w:val="Formula"/>
+      </w:pPr>
+      <m:oMathPara>
+        <m:oMathParaPr>
+          <m:jc m:val="left"/>
+        </m:oMathParaPr>
+        <m:oMath>
+          <m:r>
+            <w:rPr>
+              <w:rFonts w:ascii="Cambria Math" w:hAnsi="Cambria Math"/>
+              <w:sz w:val="24"/>
+              <w:szCs w:val="24"/>
+            </w:rPr>
+            <m:t xml:space="preserve">− </m:t>
+          </m:r>
+          <m:sSub>
+            <m:e>
+              <m:r>
+                <w:rPr>
+                  <w:rFonts w:ascii="Cambria Math" w:hAnsi="Cambria Math"/>
+                  <w:sz w:val="24"/>
+                  <w:szCs w:val="24"/>
+                </w:rPr>
+                <m:t xml:space="preserve">P</m:t>
+              </m:r>
+            </m:e>
+            <m:sub>
+              <m:r>
+                <w:rPr>
+                  <w:rFonts w:ascii="Cambria Math" w:hAnsi="Cambria Math"/>
+                  <w:sz w:val="24"/>
+                  <w:szCs w:val="24"/>
+                </w:rPr>
+                <m:t xml:space="preserve">β</m:t>
+              </m:r>
+            </m:sub>
+          </m:sSub>
+          <m:r>
+            <w:rPr>
+              <w:rFonts w:ascii="Cambria Math" w:hAnsi="Cambria Math"/>
+              <w:sz w:val="24"/>
+              <w:szCs w:val="24"/>
+            </w:rPr>
+            <m:t xml:space="preserve">·( </m:t>
+          </m:r>
+          <m:sSub>
+            <m:e>
+              <m:r>
+                <w:rPr>
+                  <w:rFonts w:ascii="Cambria Math" w:hAnsi="Cambria Math"/>
+                  <w:sz w:val="24"/>
+                  <w:szCs w:val="24"/>
+                </w:rPr>
+                <m:t xml:space="preserve">N′</m:t>
+              </m:r>
+            </m:e>
+            <m:sub>
+              <m:r>
+                <w:rPr>
+                  <w:rFonts w:ascii="Cambria Math" w:hAnsi="Cambria Math"/>
+                  <w:sz w:val="24"/>
+                  <w:szCs w:val="24"/>
+                </w:rPr>
+                <m:t xml:space="preserve">x</m:t>
+              </m:r>
+              <m:r>
+                <w:rPr>
+                  <w:rFonts w:ascii="Cambria Math" w:hAnsi="Cambria Math"/>
+                  <w:sz w:val="24"/>
+                  <w:szCs w:val="24"/>
+                </w:rPr>
+                <m:t xml:space="preserve">+</m:t>
+              </m:r>
+              <m:r>
+                <w:rPr>
+                  <w:rFonts w:ascii="Cambria Math" w:hAnsi="Cambria Math"/>
+                  <w:sz w:val="24"/>
+                  <w:szCs w:val="24"/>
+                </w:rPr>
+                <m:t xml:space="preserve">t</m:t>
+              </m:r>
+            </m:sub>
+          </m:sSub>
+          <m:r>
+            <w:rPr>
+              <w:rFonts w:ascii="Cambria Math" w:hAnsi="Cambria Math"/>
+              <w:sz w:val="24"/>
+              <w:szCs w:val="24"/>
+            </w:rPr>
+            <m:t xml:space="preserve"> − </m:t>
+          </m:r>
+          <m:sSub>
+            <m:e>
+              <m:r>
+                <w:rPr>
+                  <w:rFonts w:ascii="Cambria Math" w:hAnsi="Cambria Math"/>
+                  <w:sz w:val="24"/>
+                  <w:szCs w:val="24"/>
+                </w:rPr>
+                <m:t xml:space="preserve">N′</m:t>
+              </m:r>
+            </m:e>
+            <m:sub>
+              <m:r>
+                <w:rPr>
+                  <w:rFonts w:ascii="Cambria Math" w:hAnsi="Cambria Math"/>
+                  <w:sz w:val="24"/>
+                  <w:szCs w:val="24"/>
+                </w:rPr>
+                <m:t xml:space="preserve">x</m:t>
+              </m:r>
+              <m:r>
+                <w:rPr>
+                  <w:rFonts w:ascii="Cambria Math" w:hAnsi="Cambria Math"/>
+                  <w:sz w:val="24"/>
+                  <w:szCs w:val="24"/>
+                </w:rPr>
+                <m:t xml:space="preserve">+</m:t>
+              </m:r>
+              <m:r>
+                <w:rPr>
+                  <w:rFonts w:ascii="Cambria Math" w:hAnsi="Cambria Math"/>
+                  <w:sz w:val="24"/>
+                  <w:szCs w:val="24"/>
+                </w:rPr>
+                <m:t xml:space="preserve">m</m:t>
+              </m:r>
+            </m:sub>
+          </m:sSub>
+          <m:r>
+            <w:rPr>
+              <w:rFonts w:ascii="Cambria Math" w:hAnsi="Cambria Math"/>
+              <w:sz w:val="24"/>
+              <w:szCs w:val="24"/>
+            </w:rPr>
+            <m:t xml:space="preserve"> )·[</m:t>
+          </m:r>
+          <m:r>
+            <w:rPr>
+              <w:rFonts w:ascii="Cambria Math" w:hAnsi="Cambria Math"/>
+              <w:sz w:val="24"/>
+              <w:szCs w:val="24"/>
+            </w:rPr>
+            <m:t xml:space="preserve">t</m:t>
+          </m:r>
+          <m:r>
+            <w:rPr>
+              <w:rFonts w:ascii="Cambria Math" w:hAnsi="Cambria Math"/>
+              <w:sz w:val="24"/>
+              <w:szCs w:val="24"/>
+            </w:rPr>
+            <m:t xml:space="preserve">≤</m:t>
+          </m:r>
+          <m:r>
+            <w:rPr>
+              <w:rFonts w:ascii="Cambria Math" w:hAnsi="Cambria Math"/>
+              <w:sz w:val="24"/>
+              <w:szCs w:val="24"/>
+            </w:rPr>
+            <m:t xml:space="preserve">m</m:t>
+          </m:r>
+          <m:r>
+            <w:rPr>
+              <w:rFonts w:ascii="Cambria Math" w:hAnsi="Cambria Math"/>
+              <w:sz w:val="24"/>
+              <w:szCs w:val="24"/>
+            </w:rPr>
+            <m:t xml:space="preserve">] ] / </m:t>
+          </m:r>
+          <m:sSub>
+            <m:e>
+              <m:r>
+                <w:rPr>
+                  <w:rFonts w:ascii="Cambria Math" w:hAnsi="Cambria Math"/>
+                  <w:sz w:val="24"/>
+                  <w:szCs w:val="24"/>
+                </w:rPr>
+                <m:t xml:space="preserve">D</m:t>
+              </m:r>
+            </m:e>
+            <m:sub>
+              <m:r>
+                <w:rPr>
+                  <w:rFonts w:ascii="Cambria Math" w:hAnsi="Cambria Math"/>
+                  <w:sz w:val="24"/>
+                  <w:szCs w:val="24"/>
+                </w:rPr>
+                <m:t xml:space="preserve">x</m:t>
+              </m:r>
+              <m:r>
+                <w:rPr>
+                  <w:rFonts w:ascii="Cambria Math" w:hAnsi="Cambria Math"/>
+                  <w:sz w:val="24"/>
+                  <w:szCs w:val="24"/>
+                </w:rPr>
+                <m:t xml:space="preserve">+</m:t>
+              </m:r>
+              <m:r>
+                <w:rPr>
+                  <w:rFonts w:ascii="Cambria Math" w:hAnsi="Cambria Math"/>
+                  <w:sz w:val="24"/>
+                  <w:szCs w:val="24"/>
+                </w:rPr>
+                <m:t xml:space="preserve">t</m:t>
+              </m:r>
+            </m:sub>
+          </m:sSub>
+        </m:oMath>
+      </m:oMathPara>
     </w:p>
     <w:p>
       <w:pPr>
@@ -2271,7 +6530,7 @@
         <w:pStyle w:val="Heading1"/>
       </w:pPr>
       <w:r>
-        <w:t xml:space="preserve">6. 해지환급금의 계산</w:t>
+        <w:t xml:space="preserve">7. 해지환급금의 계산</w:t>
       </w:r>
     </w:p>
     <w:p>
@@ -2279,40 +6538,681 @@
         <w:pStyle w:val="FormulaLabel"/>
       </w:pPr>
       <w:r>
-        <w:t xml:space="preserve">[식] 해약공제와 해지환급금</w:t>
+        <w:t xml:space="preserve">[식] 해약공제</w:t>
       </w:r>
     </w:p>
     <w:p>
       <w:pPr>
         <w:pStyle w:val="Formula"/>
       </w:pPr>
+      <m:oMathPara>
+        <m:oMathParaPr>
+          <m:jc m:val="left"/>
+        </m:oMathParaPr>
+        <m:oMath>
+          <m:sSub>
+            <m:e>
+              <m:r>
+                <m:rPr>
+                  <m:nor/>
+                </m:rPr>
+                <w:rPr>
+                  <w:rFonts w:ascii="Cambria Math" w:hAnsi="Cambria Math"/>
+                  <w:sz w:val="24"/>
+                  <w:szCs w:val="24"/>
+                </w:rPr>
+                <m:t xml:space="preserve">해약공제</m:t>
+              </m:r>
+            </m:e>
+            <m:sub>
+              <m:r>
+                <w:rPr>
+                  <w:rFonts w:ascii="Cambria Math" w:hAnsi="Cambria Math"/>
+                  <w:sz w:val="24"/>
+                  <w:szCs w:val="24"/>
+                </w:rPr>
+                <m:t xml:space="preserve">t</m:t>
+              </m:r>
+            </m:sub>
+          </m:sSub>
+          <m:r>
+            <w:rPr>
+              <w:rFonts w:ascii="Cambria Math" w:hAnsi="Cambria Math"/>
+              <w:sz w:val="24"/>
+              <w:szCs w:val="24"/>
+            </w:rPr>
+            <m:t xml:space="preserve"> = </m:t>
+          </m:r>
+          <m:sSup>
+            <m:e>
+              <m:r>
+                <w:rPr>
+                  <w:rFonts w:ascii="Cambria Math" w:hAnsi="Cambria Math"/>
+                  <w:sz w:val="24"/>
+                  <w:szCs w:val="24"/>
+                </w:rPr>
+                <m:t xml:space="preserve">α</m:t>
+              </m:r>
+            </m:e>
+            <m:sup>
+              <m:r>
+                <m:rPr>
+                  <m:nor/>
+                </m:rPr>
+                <w:rPr>
+                  <w:rFonts w:ascii="Cambria Math" w:hAnsi="Cambria Math"/>
+                  <w:sz w:val="24"/>
+                  <w:szCs w:val="24"/>
+                </w:rPr>
+                <m:t xml:space="preserve">공제</m:t>
+              </m:r>
+            </m:sup>
+          </m:sSup>
+          <m:r>
+            <w:rPr>
+              <w:rFonts w:ascii="Cambria Math" w:hAnsi="Cambria Math"/>
+              <w:sz w:val="24"/>
+              <w:szCs w:val="24"/>
+            </w:rPr>
+            <m:t xml:space="preserve"> · </m:t>
+          </m:r>
+          <m:r>
+            <m:rPr>
+              <m:sty m:val="p"/>
+            </m:rPr>
+            <w:rPr>
+              <w:rFonts w:ascii="Cambria Math" w:hAnsi="Cambria Math"/>
+              <w:sz w:val="24"/>
+              <w:szCs w:val="24"/>
+            </w:rPr>
+            <m:t xml:space="preserve">max</m:t>
+          </m:r>
+          <m:r>
+            <w:rPr>
+              <w:rFonts w:ascii="Cambria Math" w:hAnsi="Cambria Math"/>
+              <w:sz w:val="24"/>
+              <w:szCs w:val="24"/>
+            </w:rPr>
+            <m:t xml:space="preserve">( </m:t>
+          </m:r>
+          <m:r>
+            <m:rPr>
+              <m:sty m:val="p"/>
+            </m:rPr>
+            <w:rPr>
+              <w:rFonts w:ascii="Cambria Math" w:hAnsi="Cambria Math"/>
+              <w:sz w:val="24"/>
+              <w:szCs w:val="24"/>
+            </w:rPr>
+            <m:t xml:space="preserve">min</m:t>
+          </m:r>
+          <m:r>
+            <w:rPr>
+              <w:rFonts w:ascii="Cambria Math" w:hAnsi="Cambria Math"/>
+              <w:sz w:val="24"/>
+              <w:szCs w:val="24"/>
+            </w:rPr>
+            <m:t xml:space="preserve">(</m:t>
+          </m:r>
+          <m:r>
+            <w:rPr>
+              <w:rFonts w:ascii="Cambria Math" w:hAnsi="Cambria Math"/>
+              <w:sz w:val="24"/>
+              <w:szCs w:val="24"/>
+            </w:rPr>
+            <m:t xml:space="preserve">m</m:t>
+          </m:r>
+          <m:r>
+            <w:rPr>
+              <w:rFonts w:ascii="Cambria Math" w:hAnsi="Cambria Math"/>
+              <w:sz w:val="24"/>
+              <w:szCs w:val="24"/>
+            </w:rPr>
+            <m:t xml:space="preserve">,</m:t>
+          </m:r>
+          <m:r>
+            <w:rPr>
+              <w:rFonts w:ascii="Cambria Math" w:hAnsi="Cambria Math"/>
+              <w:sz w:val="24"/>
+              <w:szCs w:val="24"/>
+            </w:rPr>
+            <m:t xml:space="preserve">7</m:t>
+          </m:r>
+          <m:r>
+            <w:rPr>
+              <w:rFonts w:ascii="Cambria Math" w:hAnsi="Cambria Math"/>
+              <w:sz w:val="24"/>
+              <w:szCs w:val="24"/>
+            </w:rPr>
+            <m:t xml:space="preserve">) − </m:t>
+          </m:r>
+          <m:r>
+            <w:rPr>
+              <w:rFonts w:ascii="Cambria Math" w:hAnsi="Cambria Math"/>
+              <w:sz w:val="24"/>
+              <w:szCs w:val="24"/>
+            </w:rPr>
+            <m:t xml:space="preserve">t</m:t>
+          </m:r>
+          <m:r>
+            <w:rPr>
+              <w:rFonts w:ascii="Cambria Math" w:hAnsi="Cambria Math"/>
+              <w:sz w:val="24"/>
+              <w:szCs w:val="24"/>
+            </w:rPr>
+            <m:t xml:space="preserve">, </m:t>
+          </m:r>
+          <m:r>
+            <w:rPr>
+              <w:rFonts w:ascii="Cambria Math" w:hAnsi="Cambria Math"/>
+              <w:sz w:val="24"/>
+              <w:szCs w:val="24"/>
+            </w:rPr>
+            <m:t xml:space="preserve">0</m:t>
+          </m:r>
+          <m:r>
+            <w:rPr>
+              <w:rFonts w:ascii="Cambria Math" w:hAnsi="Cambria Math"/>
+              <w:sz w:val="24"/>
+              <w:szCs w:val="24"/>
+            </w:rPr>
+            <m:t xml:space="preserve"> ) / </m:t>
+          </m:r>
+          <m:r>
+            <m:rPr>
+              <m:sty m:val="p"/>
+            </m:rPr>
+            <w:rPr>
+              <w:rFonts w:ascii="Cambria Math" w:hAnsi="Cambria Math"/>
+              <w:sz w:val="24"/>
+              <w:szCs w:val="24"/>
+            </w:rPr>
+            <m:t xml:space="preserve">min</m:t>
+          </m:r>
+          <m:r>
+            <w:rPr>
+              <w:rFonts w:ascii="Cambria Math" w:hAnsi="Cambria Math"/>
+              <w:sz w:val="24"/>
+              <w:szCs w:val="24"/>
+            </w:rPr>
+            <m:t xml:space="preserve">(</m:t>
+          </m:r>
+          <m:r>
+            <w:rPr>
+              <w:rFonts w:ascii="Cambria Math" w:hAnsi="Cambria Math"/>
+              <w:sz w:val="24"/>
+              <w:szCs w:val="24"/>
+            </w:rPr>
+            <m:t xml:space="preserve">m</m:t>
+          </m:r>
+          <m:r>
+            <w:rPr>
+              <w:rFonts w:ascii="Cambria Math" w:hAnsi="Cambria Math"/>
+              <w:sz w:val="24"/>
+              <w:szCs w:val="24"/>
+            </w:rPr>
+            <m:t xml:space="preserve">,</m:t>
+          </m:r>
+          <m:r>
+            <w:rPr>
+              <w:rFonts w:ascii="Cambria Math" w:hAnsi="Cambria Math"/>
+              <w:sz w:val="24"/>
+              <w:szCs w:val="24"/>
+            </w:rPr>
+            <m:t xml:space="preserve">7</m:t>
+          </m:r>
+          <m:r>
+            <w:rPr>
+              <w:rFonts w:ascii="Cambria Math" w:hAnsi="Cambria Math"/>
+              <w:sz w:val="24"/>
+              <w:szCs w:val="24"/>
+            </w:rPr>
+            <m:t xml:space="preserve">)</m:t>
+          </m:r>
+        </m:oMath>
+      </m:oMathPara>
+    </w:p>
+    <w:p>
+      <w:pPr>
+        <w:pStyle w:val="FormulaLabel"/>
+      </w:pPr>
       <w:r>
-        <w:t xml:space="preserve">해약공제_t = α^공제 · max( min(m,7) − t, 0 ) / min(m,7)</w:t>
+        <w:t xml:space="preserve">[식] 해약공제 기준 신계약비</w:t>
       </w:r>
     </w:p>
     <w:p>
       <w:pPr>
         <w:pStyle w:val="Formula"/>
       </w:pPr>
+      <m:oMathPara>
+        <m:oMathParaPr>
+          <m:jc m:val="left"/>
+        </m:oMathParaPr>
+        <m:oMath>
+          <m:sSup>
+            <m:e>
+              <m:r>
+                <w:rPr>
+                  <w:rFonts w:ascii="Cambria Math" w:hAnsi="Cambria Math"/>
+                  <w:sz w:val="24"/>
+                  <w:szCs w:val="24"/>
+                </w:rPr>
+                <m:t xml:space="preserve">α</m:t>
+              </m:r>
+            </m:e>
+            <m:sup>
+              <m:r>
+                <m:rPr>
+                  <m:nor/>
+                </m:rPr>
+                <w:rPr>
+                  <w:rFonts w:ascii="Cambria Math" w:hAnsi="Cambria Math"/>
+                  <w:sz w:val="24"/>
+                  <w:szCs w:val="24"/>
+                </w:rPr>
+                <m:t xml:space="preserve">공제</m:t>
+              </m:r>
+            </m:sup>
+          </m:sSup>
+          <m:r>
+            <w:rPr>
+              <w:rFonts w:ascii="Cambria Math" w:hAnsi="Cambria Math"/>
+              <w:sz w:val="24"/>
+              <w:szCs w:val="24"/>
+            </w:rPr>
+            <m:t xml:space="preserve"> = </m:t>
+          </m:r>
+          <m:r>
+            <m:rPr>
+              <m:sty m:val="p"/>
+            </m:rPr>
+            <w:rPr>
+              <w:rFonts w:ascii="Cambria Math" w:hAnsi="Cambria Math"/>
+              <w:sz w:val="24"/>
+              <w:szCs w:val="24"/>
+            </w:rPr>
+            <m:t xml:space="preserve">min</m:t>
+          </m:r>
+          <m:r>
+            <w:rPr>
+              <w:rFonts w:ascii="Cambria Math" w:hAnsi="Cambria Math"/>
+              <w:sz w:val="24"/>
+              <w:szCs w:val="24"/>
+            </w:rPr>
+            <m:t xml:space="preserve">( </m:t>
+          </m:r>
+          <m:r>
+            <w:rPr>
+              <w:rFonts w:ascii="Cambria Math" w:hAnsi="Cambria Math"/>
+              <w:sz w:val="24"/>
+              <w:szCs w:val="24"/>
+            </w:rPr>
+            <m:t xml:space="preserve">α</m:t>
+          </m:r>
+          <m:r>
+            <w:rPr>
+              <w:rFonts w:ascii="Cambria Math" w:hAnsi="Cambria Math"/>
+              <w:sz w:val="24"/>
+              <w:szCs w:val="24"/>
+            </w:rPr>
+            <m:t xml:space="preserve">, </m:t>
+          </m:r>
+          <m:sSup>
+            <m:e>
+              <m:r>
+                <w:rPr>
+                  <w:rFonts w:ascii="Cambria Math" w:hAnsi="Cambria Math"/>
+                  <w:sz w:val="24"/>
+                  <w:szCs w:val="24"/>
+                </w:rPr>
+                <m:t xml:space="preserve">α</m:t>
+              </m:r>
+            </m:e>
+            <m:sup>
+              <m:r>
+                <m:rPr>
+                  <m:nor/>
+                </m:rPr>
+                <w:rPr>
+                  <w:rFonts w:ascii="Cambria Math" w:hAnsi="Cambria Math"/>
+                  <w:sz w:val="24"/>
+                  <w:szCs w:val="24"/>
+                </w:rPr>
+                <m:t xml:space="preserve">std</m:t>
+              </m:r>
+            </m:sup>
+          </m:sSup>
+          <m:r>
+            <w:rPr>
+              <w:rFonts w:ascii="Cambria Math" w:hAnsi="Cambria Math"/>
+              <w:sz w:val="24"/>
+              <w:szCs w:val="24"/>
+            </w:rPr>
+            <m:t xml:space="preserve"> )</m:t>
+          </m:r>
+        </m:oMath>
+      </m:oMathPara>
+    </w:p>
+    <w:p>
+      <w:pPr>
+        <w:pStyle w:val="Formula"/>
+      </w:pPr>
+      <m:oMathPara>
+        <m:oMathParaPr>
+          <m:jc m:val="left"/>
+        </m:oMathParaPr>
+        <m:oMath>
+          <m:r>
+            <w:rPr>
+              <w:rFonts w:ascii="Cambria Math" w:hAnsi="Cambria Math"/>
+              <w:sz w:val="24"/>
+              <w:szCs w:val="24"/>
+            </w:rPr>
+            <m:t xml:space="preserve">α</m:t>
+          </m:r>
+          <m:r>
+            <w:rPr>
+              <w:rFonts w:ascii="Cambria Math" w:hAnsi="Cambria Math"/>
+              <w:sz w:val="24"/>
+              <w:szCs w:val="24"/>
+            </w:rPr>
+            <m:t xml:space="preserve"> = </m:t>
+          </m:r>
+          <m:sSub>
+            <m:e>
+              <m:r>
+                <w:rPr>
+                  <w:rFonts w:ascii="Cambria Math" w:hAnsi="Cambria Math"/>
+                  <w:sz w:val="24"/>
+                  <w:szCs w:val="24"/>
+                </w:rPr>
+                <m:t xml:space="preserve">α</m:t>
+              </m:r>
+            </m:e>
+            <m:sub>
+              <m:r>
+                <w:rPr>
+                  <w:rFonts w:ascii="Cambria Math" w:hAnsi="Cambria Math"/>
+                  <w:sz w:val="24"/>
+                  <w:szCs w:val="24"/>
+                </w:rPr>
+                <m:t xml:space="preserve">S</m:t>
+              </m:r>
+            </m:sub>
+          </m:sSub>
+          <m:r>
+            <w:rPr>
+              <w:rFonts w:ascii="Cambria Math" w:hAnsi="Cambria Math"/>
+              <w:sz w:val="24"/>
+              <w:szCs w:val="24"/>
+            </w:rPr>
+            <m:t xml:space="preserve"> + </m:t>
+          </m:r>
+          <m:sSub>
+            <m:e>
+              <m:r>
+                <w:rPr>
+                  <w:rFonts w:ascii="Cambria Math" w:hAnsi="Cambria Math"/>
+                  <w:sz w:val="24"/>
+                  <w:szCs w:val="24"/>
+                </w:rPr>
+                <m:t xml:space="preserve">α</m:t>
+              </m:r>
+            </m:e>
+            <m:sub>
+              <m:r>
+                <w:rPr>
+                  <w:rFonts w:ascii="Cambria Math" w:hAnsi="Cambria Math"/>
+                  <w:sz w:val="24"/>
+                  <w:szCs w:val="24"/>
+                </w:rPr>
+                <m:t xml:space="preserve">P</m:t>
+              </m:r>
+            </m:sub>
+          </m:sSub>
+          <m:r>
+            <w:rPr>
+              <w:rFonts w:ascii="Cambria Math" w:hAnsi="Cambria Math"/>
+              <w:sz w:val="24"/>
+              <w:szCs w:val="24"/>
+            </w:rPr>
+            <m:t xml:space="preserve"> · </m:t>
+          </m:r>
+          <m:r>
+            <m:rPr>
+              <m:sty m:val="p"/>
+            </m:rPr>
+            <w:rPr>
+              <w:rFonts w:ascii="Cambria Math" w:hAnsi="Cambria Math"/>
+              <w:sz w:val="24"/>
+              <w:szCs w:val="24"/>
+            </w:rPr>
+            <m:t xml:space="preserve">round</m:t>
+          </m:r>
+          <m:r>
+            <w:rPr>
+              <w:rFonts w:ascii="Cambria Math" w:hAnsi="Cambria Math"/>
+              <w:sz w:val="24"/>
+              <w:szCs w:val="24"/>
+            </w:rPr>
+            <m:t xml:space="preserve">₅( </m:t>
+          </m:r>
+          <m:sSub>
+            <m:e>
+              <m:r>
+                <w:rPr>
+                  <w:rFonts w:ascii="Cambria Math" w:hAnsi="Cambria Math"/>
+                  <w:sz w:val="24"/>
+                  <w:szCs w:val="24"/>
+                </w:rPr>
+                <m:t xml:space="preserve">P</m:t>
+              </m:r>
+            </m:e>
+            <m:sub>
+              <m:r>
+                <m:rPr>
+                  <m:nor/>
+                </m:rPr>
+                <w:rPr>
+                  <w:rFonts w:ascii="Cambria Math" w:hAnsi="Cambria Math"/>
+                  <w:sz w:val="24"/>
+                  <w:szCs w:val="24"/>
+                </w:rPr>
+                <m:t xml:space="preserve">base</m:t>
+              </m:r>
+            </m:sub>
+          </m:sSub>
+          <m:r>
+            <w:rPr>
+              <w:rFonts w:ascii="Cambria Math" w:hAnsi="Cambria Math"/>
+              <w:sz w:val="24"/>
+              <w:szCs w:val="24"/>
+            </w:rPr>
+            <m:t xml:space="preserve"> )</m:t>
+          </m:r>
+        </m:oMath>
+      </m:oMathPara>
+    </w:p>
+    <w:p>
+      <w:pPr>
+        <w:pStyle w:val="Note"/>
+      </w:pPr>
       <w:r>
-        <w:t xml:space="preserve">α^공제 = min( α, α^std )</w:t>
+        <w:t xml:space="preserve">※ 영업보험료 G 에는 반올림 전 </w:t>
       </w:r>
+      <w:r>
+        <w:t xml:space="preserve">P</w:t>
+      </w:r>
+      <w:r>
+        <w:rPr>
+          <w:vertAlign w:val="subscript"/>
+        </w:rPr>
+        <w:t xml:space="preserve">base</w:t>
+      </w:r>
+      <w:r>
+        <w:t xml:space="preserve"> 를 쓴다.</w:t>
+      </w:r>
+    </w:p>
+    <w:p>
+      <w:pPr>
+        <w:pStyle w:val="FormulaLabel"/>
+      </w:pPr>
+      <w:r>
+        <w:t xml:space="preserve">[식] 표준형 해지환급금</w:t>
+      </w:r>
     </w:p>
     <w:p>
       <w:pPr>
         <w:pStyle w:val="Formula"/>
       </w:pPr>
-      <w:r>
-        <w:t xml:space="preserve">α = α_S + α_P · round₅( P_base )  (영업보험료 G 에는 반올림 전 P_base 를 쓴다)</w:t>
-      </w:r>
-    </w:p>
-    <w:p>
-      <w:pPr>
-        <w:pStyle w:val="Formula"/>
-      </w:pPr>
-      <w:r>
-        <w:t xml:space="preserve">W^표준_t = max( V_t − 해약공제_t, 0 )</w:t>
-      </w:r>
+      <m:oMathPara>
+        <m:oMathParaPr>
+          <m:jc m:val="left"/>
+        </m:oMathParaPr>
+        <m:oMath>
+          <m:sSubSup>
+            <m:e>
+              <m:r>
+                <w:rPr>
+                  <w:rFonts w:ascii="Cambria Math" w:hAnsi="Cambria Math"/>
+                  <w:sz w:val="24"/>
+                  <w:szCs w:val="24"/>
+                </w:rPr>
+                <m:t xml:space="preserve">W</m:t>
+              </m:r>
+            </m:e>
+            <m:sub>
+              <m:r>
+                <w:rPr>
+                  <w:rFonts w:ascii="Cambria Math" w:hAnsi="Cambria Math"/>
+                  <w:sz w:val="24"/>
+                  <w:szCs w:val="24"/>
+                </w:rPr>
+                <m:t xml:space="preserve">t</m:t>
+              </m:r>
+            </m:sub>
+            <m:sup>
+              <m:r>
+                <m:rPr>
+                  <m:nor/>
+                </m:rPr>
+                <w:rPr>
+                  <w:rFonts w:ascii="Cambria Math" w:hAnsi="Cambria Math"/>
+                  <w:sz w:val="24"/>
+                  <w:szCs w:val="24"/>
+                </w:rPr>
+                <m:t xml:space="preserve">표준</m:t>
+              </m:r>
+            </m:sup>
+          </m:sSubSup>
+          <m:r>
+            <w:rPr>
+              <w:rFonts w:ascii="Cambria Math" w:hAnsi="Cambria Math"/>
+              <w:sz w:val="24"/>
+              <w:szCs w:val="24"/>
+            </w:rPr>
+            <m:t xml:space="preserve"> = </m:t>
+          </m:r>
+          <m:r>
+            <m:rPr>
+              <m:sty m:val="p"/>
+            </m:rPr>
+            <w:rPr>
+              <w:rFonts w:ascii="Cambria Math" w:hAnsi="Cambria Math"/>
+              <w:sz w:val="24"/>
+              <w:szCs w:val="24"/>
+            </w:rPr>
+            <m:t xml:space="preserve">max</m:t>
+          </m:r>
+          <m:r>
+            <w:rPr>
+              <w:rFonts w:ascii="Cambria Math" w:hAnsi="Cambria Math"/>
+              <w:sz w:val="24"/>
+              <w:szCs w:val="24"/>
+            </w:rPr>
+            <m:t xml:space="preserve">( </m:t>
+          </m:r>
+          <m:sSub>
+            <m:e>
+              <m:r>
+                <w:rPr>
+                  <w:rFonts w:ascii="Cambria Math" w:hAnsi="Cambria Math"/>
+                  <w:sz w:val="24"/>
+                  <w:szCs w:val="24"/>
+                </w:rPr>
+                <m:t xml:space="preserve">V</m:t>
+              </m:r>
+            </m:e>
+            <m:sub>
+              <m:r>
+                <w:rPr>
+                  <w:rFonts w:ascii="Cambria Math" w:hAnsi="Cambria Math"/>
+                  <w:sz w:val="24"/>
+                  <w:szCs w:val="24"/>
+                </w:rPr>
+                <m:t xml:space="preserve">t</m:t>
+              </m:r>
+            </m:sub>
+          </m:sSub>
+          <m:r>
+            <w:rPr>
+              <w:rFonts w:ascii="Cambria Math" w:hAnsi="Cambria Math"/>
+              <w:sz w:val="24"/>
+              <w:szCs w:val="24"/>
+            </w:rPr>
+            <m:t xml:space="preserve"> − </m:t>
+          </m:r>
+          <m:sSub>
+            <m:e>
+              <m:r>
+                <m:rPr>
+                  <m:nor/>
+                </m:rPr>
+                <w:rPr>
+                  <w:rFonts w:ascii="Cambria Math" w:hAnsi="Cambria Math"/>
+                  <w:sz w:val="24"/>
+                  <w:szCs w:val="24"/>
+                </w:rPr>
+                <m:t xml:space="preserve">해약공제</m:t>
+              </m:r>
+            </m:e>
+            <m:sub>
+              <m:r>
+                <w:rPr>
+                  <w:rFonts w:ascii="Cambria Math" w:hAnsi="Cambria Math"/>
+                  <w:sz w:val="24"/>
+                  <w:szCs w:val="24"/>
+                </w:rPr>
+                <m:t xml:space="preserve">t</m:t>
+              </m:r>
+            </m:sub>
+          </m:sSub>
+          <m:r>
+            <w:rPr>
+              <w:rFonts w:ascii="Cambria Math" w:hAnsi="Cambria Math"/>
+              <w:sz w:val="24"/>
+              <w:szCs w:val="24"/>
+            </w:rPr>
+            <m:t xml:space="preserve">, </m:t>
+          </m:r>
+          <m:r>
+            <w:rPr>
+              <w:rFonts w:ascii="Cambria Math" w:hAnsi="Cambria Math"/>
+              <w:sz w:val="24"/>
+              <w:szCs w:val="24"/>
+            </w:rPr>
+            <m:t xml:space="preserve">0</m:t>
+          </m:r>
+          <m:r>
+            <w:rPr>
+              <w:rFonts w:ascii="Cambria Math" w:hAnsi="Cambria Math"/>
+              <w:sz w:val="24"/>
+              <w:szCs w:val="24"/>
+            </w:rPr>
+            <m:t xml:space="preserve"> )</m:t>
+          </m:r>
+        </m:oMath>
+      </m:oMathPara>
     </w:p>
     <w:p>
       <w:pPr>
@@ -2326,24 +7226,236 @@
       <w:pPr>
         <w:pStyle w:val="Formula"/>
       </w:pPr>
+      <m:oMathPara>
+        <m:oMathParaPr>
+          <m:jc m:val="left"/>
+        </m:oMathParaPr>
+        <m:oMath>
+          <m:sSub>
+            <m:e>
+              <m:r>
+                <m:rPr>
+                  <m:nor/>
+                </m:rPr>
+                <w:rPr>
+                  <w:rFonts w:ascii="Cambria Math" w:hAnsi="Cambria Math"/>
+                  <w:sz w:val="24"/>
+                  <w:szCs w:val="24"/>
+                </w:rPr>
+                <m:t xml:space="preserve">환급률</m:t>
+              </m:r>
+            </m:e>
+            <m:sub>
+              <m:r>
+                <w:rPr>
+                  <w:rFonts w:ascii="Cambria Math" w:hAnsi="Cambria Math"/>
+                  <w:sz w:val="24"/>
+                  <w:szCs w:val="24"/>
+                </w:rPr>
+                <m:t xml:space="preserve">t</m:t>
+              </m:r>
+            </m:sub>
+          </m:sSub>
+          <m:r>
+            <w:rPr>
+              <w:rFonts w:ascii="Cambria Math" w:hAnsi="Cambria Math"/>
+              <w:sz w:val="24"/>
+              <w:szCs w:val="24"/>
+            </w:rPr>
+            <m:t xml:space="preserve"> = </m:t>
+          </m:r>
+          <m:sSub>
+            <m:e>
+              <m:r>
+                <w:rPr>
+                  <w:rFonts w:ascii="Cambria Math" w:hAnsi="Cambria Math"/>
+                  <w:sz w:val="24"/>
+                  <w:szCs w:val="24"/>
+                </w:rPr>
+                <m:t xml:space="preserve">W</m:t>
+              </m:r>
+            </m:e>
+            <m:sub>
+              <m:r>
+                <w:rPr>
+                  <w:rFonts w:ascii="Cambria Math" w:hAnsi="Cambria Math"/>
+                  <w:sz w:val="24"/>
+                  <w:szCs w:val="24"/>
+                </w:rPr>
+                <m:t xml:space="preserve">t</m:t>
+              </m:r>
+            </m:sub>
+          </m:sSub>
+          <m:r>
+            <w:rPr>
+              <w:rFonts w:ascii="Cambria Math" w:hAnsi="Cambria Math"/>
+              <w:sz w:val="24"/>
+              <w:szCs w:val="24"/>
+            </w:rPr>
+            <m:t xml:space="preserve"> / </m:t>
+          </m:r>
+          <m:sSub>
+            <m:e>
+              <m:r>
+                <m:rPr>
+                  <m:nor/>
+                </m:rPr>
+                <w:rPr>
+                  <w:rFonts w:ascii="Cambria Math" w:hAnsi="Cambria Math"/>
+                  <w:sz w:val="24"/>
+                  <w:szCs w:val="24"/>
+                </w:rPr>
+                <m:t xml:space="preserve">납입누계</m:t>
+              </m:r>
+            </m:e>
+            <m:sub>
+              <m:r>
+                <w:rPr>
+                  <w:rFonts w:ascii="Cambria Math" w:hAnsi="Cambria Math"/>
+                  <w:sz w:val="24"/>
+                  <w:szCs w:val="24"/>
+                </w:rPr>
+                <m:t xml:space="preserve">t</m:t>
+              </m:r>
+            </m:sub>
+          </m:sSub>
+        </m:oMath>
+      </m:oMathPara>
+    </w:p>
+    <w:p>
+      <w:pPr>
+        <w:pStyle w:val="FormulaLabel"/>
+      </w:pPr>
       <w:r>
-        <w:t xml:space="preserve">환급률_t = W_t / 납입누계_t,</w:t>
+        <w:t xml:space="preserve">[식] 납입누계</w:t>
       </w:r>
     </w:p>
     <w:p>
       <w:pPr>
         <w:pStyle w:val="Formula"/>
       </w:pPr>
+      <m:oMathPara>
+        <m:oMathParaPr>
+          <m:jc m:val="left"/>
+        </m:oMathParaPr>
+        <m:oMath>
+          <m:sSub>
+            <m:e>
+              <m:r>
+                <m:rPr>
+                  <m:nor/>
+                </m:rPr>
+                <w:rPr>
+                  <w:rFonts w:ascii="Cambria Math" w:hAnsi="Cambria Math"/>
+                  <w:sz w:val="24"/>
+                  <w:szCs w:val="24"/>
+                </w:rPr>
+                <m:t xml:space="preserve">납입누계</m:t>
+              </m:r>
+            </m:e>
+            <m:sub>
+              <m:r>
+                <w:rPr>
+                  <w:rFonts w:ascii="Cambria Math" w:hAnsi="Cambria Math"/>
+                  <w:sz w:val="24"/>
+                  <w:szCs w:val="24"/>
+                </w:rPr>
+                <m:t xml:space="preserve">t</m:t>
+              </m:r>
+            </m:sub>
+          </m:sSub>
+          <m:r>
+            <w:rPr>
+              <w:rFonts w:ascii="Cambria Math" w:hAnsi="Cambria Math"/>
+              <w:sz w:val="24"/>
+              <w:szCs w:val="24"/>
+            </w:rPr>
+            <m:t xml:space="preserve"> = </m:t>
+          </m:r>
+          <m:r>
+            <m:rPr>
+              <m:sty m:val="p"/>
+            </m:rPr>
+            <w:rPr>
+              <w:rFonts w:ascii="Cambria Math" w:hAnsi="Cambria Math"/>
+              <w:sz w:val="24"/>
+              <w:szCs w:val="24"/>
+            </w:rPr>
+            <m:t xml:space="preserve">min</m:t>
+          </m:r>
+          <m:r>
+            <w:rPr>
+              <w:rFonts w:ascii="Cambria Math" w:hAnsi="Cambria Math"/>
+              <w:sz w:val="24"/>
+              <w:szCs w:val="24"/>
+            </w:rPr>
+            <m:t xml:space="preserve">(</m:t>
+          </m:r>
+          <m:r>
+            <w:rPr>
+              <w:rFonts w:ascii="Cambria Math" w:hAnsi="Cambria Math"/>
+              <w:sz w:val="24"/>
+              <w:szCs w:val="24"/>
+            </w:rPr>
+            <m:t xml:space="preserve">t</m:t>
+          </m:r>
+          <m:r>
+            <w:rPr>
+              <w:rFonts w:ascii="Cambria Math" w:hAnsi="Cambria Math"/>
+              <w:sz w:val="24"/>
+              <w:szCs w:val="24"/>
+            </w:rPr>
+            <m:t xml:space="preserve">, </m:t>
+          </m:r>
+          <m:r>
+            <w:rPr>
+              <w:rFonts w:ascii="Cambria Math" w:hAnsi="Cambria Math"/>
+              <w:sz w:val="24"/>
+              <w:szCs w:val="24"/>
+            </w:rPr>
+            <m:t xml:space="preserve">m</m:t>
+          </m:r>
+          <m:r>
+            <w:rPr>
+              <w:rFonts w:ascii="Cambria Math" w:hAnsi="Cambria Math"/>
+              <w:sz w:val="24"/>
+              <w:szCs w:val="24"/>
+            </w:rPr>
+            <m:t xml:space="preserve">) × </m:t>
+          </m:r>
+          <m:r>
+            <w:rPr>
+              <w:rFonts w:ascii="Cambria Math" w:hAnsi="Cambria Math"/>
+              <w:sz w:val="24"/>
+              <w:szCs w:val="24"/>
+            </w:rPr>
+            <m:t xml:space="preserve">k</m:t>
+          </m:r>
+          <m:r>
+            <w:rPr>
+              <w:rFonts w:ascii="Cambria Math" w:hAnsi="Cambria Math"/>
+              <w:sz w:val="24"/>
+              <w:szCs w:val="24"/>
+            </w:rPr>
+            <m:t xml:space="preserve"> × </m:t>
+          </m:r>
+          <m:r>
+            <w:rPr>
+              <w:rFonts w:ascii="Cambria Math" w:hAnsi="Cambria Math"/>
+              <w:sz w:val="24"/>
+              <w:szCs w:val="24"/>
+            </w:rPr>
+            <m:t xml:space="preserve">G</m:t>
+          </m:r>
+        </m:oMath>
+      </m:oMathPara>
+    </w:p>
+    <w:p>
+      <w:pPr>
+        <w:pStyle w:val="Heading1"/>
+      </w:pPr>
       <w:r>
-        <w:t xml:space="preserve">납입누계_t = min(t, m) × mm × G</w:t>
-      </w:r>
-    </w:p>
-    <w:p>
-      <w:pPr>
-        <w:pStyle w:val="Heading1"/>
-      </w:pPr>
-      <w:r>
-        <w:t xml:space="preserve">7. 책임준비금 관련 사항</w:t>
+        <w:t xml:space="preserve">8. 책임준비금 관련 사항</w:t>
       </w:r>
     </w:p>
     <w:p>
@@ -2367,7 +7479,7 @@
         <w:pStyle w:val="Heading1"/>
       </w:pPr>
       <w:r>
-        <w:t xml:space="preserve">8. 해지환급금 관련 사항</w:t>
+        <w:t xml:space="preserve">9. 해지환급금 관련 사항</w:t>
       </w:r>
     </w:p>
     <w:p>
@@ -2400,14 +7512,14 @@
     <w:rPrDefault>
       <w:rPr>
         <w:rFonts w:ascii="Malgun Gothic" w:hAnsi="Malgun Gothic" w:eastAsia="맑은 고딕" w:cs="Malgun Gothic"/>
-        <w:sz w:val="20"/>
-        <w:szCs w:val="20"/>
+        <w:sz w:val="24"/>
+        <w:szCs w:val="24"/>
         <w:lang w:val="en-US" w:eastAsia="ko-KR"/>
       </w:rPr>
     </w:rPrDefault>
     <w:pPrDefault>
       <w:pPr>
-        <w:spacing w:after="80" w:line="276" w:lineRule="auto"/>
+        <w:spacing w:after="100" w:line="276" w:lineRule="auto"/>
       </w:pPr>
     </w:pPrDefault>
   </w:docDefaults>
@@ -2420,15 +7532,15 @@
     <w:basedOn w:val="Normal"/>
     <w:qFormat/>
     <w:pPr>
-      <w:spacing w:after="240"/>
+      <w:spacing w:after="280"/>
       <w:pBdr>
         <w:bottom w:val="single" w:sz="12" w:space="4" w:color="1B2845"/>
       </w:pBdr>
     </w:pPr>
     <w:rPr>
       <w:b/>
-      <w:sz w:val="34"/>
-      <w:szCs w:val="34"/>
+      <w:sz w:val="36"/>
+      <w:szCs w:val="36"/>
     </w:rPr>
   </w:style>
   <w:style w:type="paragraph" w:styleId="Heading1">
@@ -2437,7 +7549,7 @@
     <w:qFormat/>
     <w:pPr>
       <w:keepNext/>
-      <w:spacing w:before="320" w:after="120"/>
+      <w:spacing w:before="360" w:after="140"/>
       <w:outlineLvl w:val="0"/>
       <w:pBdr>
         <w:bottom w:val="single" w:sz="4" w:space="2" w:color="BBBBBB"/>
@@ -2445,8 +7557,8 @@
     </w:pPr>
     <w:rPr>
       <w:b/>
-      <w:sz w:val="26"/>
-      <w:szCs w:val="26"/>
+      <w:sz w:val="28"/>
+      <w:szCs w:val="28"/>
     </w:rPr>
   </w:style>
   <w:style w:type="paragraph" w:styleId="Heading2">
@@ -2455,13 +7567,13 @@
     <w:qFormat/>
     <w:pPr>
       <w:keepNext/>
-      <w:spacing w:before="200" w:after="80"/>
+      <w:spacing w:before="240" w:after="100"/>
       <w:outlineLvl w:val="1"/>
     </w:pPr>
     <w:rPr>
       <w:b/>
-      <w:sz w:val="22"/>
-      <w:szCs w:val="22"/>
+      <w:sz w:val="28"/>
+      <w:szCs w:val="28"/>
     </w:rPr>
   </w:style>
   <w:style w:type="paragraph" w:styleId="FormulaLabel">
@@ -2470,11 +7582,13 @@
     <w:qFormat/>
     <w:pPr>
       <w:keepNext/>
-      <w:spacing w:before="160" w:after="40"/>
+      <w:spacing w:before="200" w:after="60"/>
     </w:pPr>
     <w:rPr>
       <w:b/>
       <w:color w:val="1B2845"/>
+      <w:sz w:val="24"/>
+      <w:szCs w:val="24"/>
     </w:rPr>
   </w:style>
   <w:style w:type="paragraph" w:styleId="Formula">
@@ -2482,13 +7596,27 @@
     <w:basedOn w:val="Normal"/>
     <w:qFormat/>
     <w:pPr>
-      <w:spacing w:after="0"/>
-      <w:ind w:left="284"/>
-      <w:shd w:val="clear" w:color="auto" w:fill="F4F6F8"/>
+      <w:spacing w:before="0" w:after="0" w:line="360" w:lineRule="auto"/>
+      <w:ind w:left="567"/>
     </w:pPr>
     <w:rPr>
-      <w:rFonts w:ascii="Cambria Math" w:hAnsi="Cambria Math"/>
-      <w:sz w:val="20"/>
+      <w:sz w:val="24"/>
+      <w:szCs w:val="24"/>
+    </w:rPr>
+  </w:style>
+  <w:style w:type="paragraph" w:styleId="FormulaText">
+    <w:name w:val="수식 설명"/>
+    <w:basedOn w:val="Normal"/>
+    <w:qFormat/>
+    <w:pPr>
+      <w:keepNext/>
+      <w:spacing w:before="80" w:after="0" w:line="360" w:lineRule="auto"/>
+      <w:ind w:left="567"/>
+    </w:pPr>
+    <w:rPr>
+      <w:color w:val="333333"/>
+      <w:sz w:val="24"/>
+      <w:szCs w:val="24"/>
     </w:rPr>
   </w:style>
   <w:style w:type="paragraph" w:styleId="Note">
@@ -2496,13 +7624,13 @@
     <w:basedOn w:val="Normal"/>
     <w:qFormat/>
     <w:pPr>
-      <w:spacing w:before="60" w:after="120"/>
-      <w:ind w:left="284"/>
+      <w:spacing w:before="80" w:after="140"/>
+      <w:ind w:left="567"/>
     </w:pPr>
     <w:rPr>
       <w:color w:val="444444"/>
-      <w:sz w:val="18"/>
-      <w:szCs w:val="18"/>
+      <w:sz w:val="24"/>
+      <w:szCs w:val="24"/>
     </w:rPr>
   </w:style>
 </w:styles>

--- a/standards/표준_산출방법서_종신보험.docx
+++ b/standards/표준_산출방법서_종신보험.docx
@@ -61,7 +61,7 @@
               <w:spacing w:before="30" w:after="30"/>
             </w:pPr>
             <w:r>
-              <w:t xml:space="preserve">이 문서는 표준 산출방법서 v2 양식입니다. 개요 표의 "양식" 행을 지우지 마세요 — 앱은 이 행을 보고 정해진 순서대로 읽습니다.</w:t>
+              <w:t xml:space="preserve">이 문서는 표준 산출방법서 v3 양식입니다. 개요 표의 "양식" 행을 지우지 마세요 — 앱은 이 행을 보고 정해진 순서대로 읽습니다.</w:t>
             </w:r>
           </w:p>
         </w:tc>
@@ -248,7 +248,7 @@
               <w:spacing w:before="30" w:after="30"/>
             </w:pPr>
             <w:r>
-              <w:t xml:space="preserve">표준 산출방법서 v2</w:t>
+              <w:t xml:space="preserve">표준 산출방법서 v3</w:t>
             </w:r>
           </w:p>
         </w:tc>
@@ -1633,6 +1633,14 @@
         <w:t xml:space="preserve">2. 계약 단위와 급부</w:t>
       </w:r>
     </w:p>
+    <w:p>
+      <w:pPr>
+        <w:pStyle w:val="Note"/>
+      </w:pPr>
+      <w:r>
+        <w:t xml:space="preserve">※ 유지자수·납입자수의 집단 1개 — “사망 · 80% 이상 장해”(사망·80% 이상 장해). 집단마다 l · l′ 를 3. 에서 한 번만 낸다.</w:t>
+      </w:r>
+    </w:p>
     <w:tbl>
       <w:tblPr>
         <w:tblW w:w="5000" w:type="pct"/>
@@ -1916,6 +1924,34 @@
           </w:p>
         </w:tc>
       </w:tr>
+      <w:tr>
+        <w:tc>
+          <w:tcPr>
+            <w:tcW w:w="0" w:type="auto"/>
+          </w:tcPr>
+          <w:p>
+            <w:pPr>
+              <w:spacing w:before="30" w:after="30"/>
+            </w:pPr>
+            <w:r>
+              <w:t xml:space="preserve">집단</w:t>
+            </w:r>
+          </w:p>
+        </w:tc>
+        <w:tc>
+          <w:tcPr>
+            <w:tcW w:w="0" w:type="auto"/>
+          </w:tcPr>
+          <w:p>
+            <w:pPr>
+              <w:spacing w:before="30" w:after="30"/>
+            </w:pPr>
+            <w:r>
+              <w:t xml:space="preserve">사망 · 80% 이상 장해</w:t>
+            </w:r>
+          </w:p>
+        </w:tc>
+      </w:tr>
     </w:tbl>
     <w:p/>
     <w:p>
@@ -2261,6 +2297,40 @@
           </w:p>
         </w:tc>
       </w:tr>
+      <w:tr>
+        <w:tc>
+          <w:tcPr>
+            <w:tcW w:w="0" w:type="auto"/>
+          </w:tcPr>
+          <w:p>
+            <w:pPr>
+              <w:spacing w:before="30" w:after="30"/>
+            </w:pPr>
+            <w:r>
+              <w:t xml:space="preserve">S</w:t>
+            </w:r>
+            <w:r>
+              <w:rPr>
+                <w:vertAlign w:val="subscript"/>
+              </w:rPr>
+              <w:t xml:space="preserve">t</w:t>
+            </w:r>
+          </w:p>
+        </w:tc>
+        <w:tc>
+          <w:tcPr>
+            <w:tcW w:w="0" w:type="auto"/>
+          </w:tcPr>
+          <w:p>
+            <w:pPr>
+              <w:spacing w:before="30" w:after="30"/>
+            </w:pPr>
+            <w:r>
+              <w:t xml:space="preserve">t년도 보장금액의 배수 — 연령 구간 배수와 면책을 반영한다(5.)</w:t>
+            </w:r>
+          </w:p>
+        </w:tc>
+      </w:tr>
     </w:tbl>
     <w:p/>
     <w:p>
@@ -2268,7 +2338,7 @@
         <w:pStyle w:val="Heading1"/>
       </w:pPr>
       <w:r>
-        <w:t xml:space="preserve">4. 계산기수</w:t>
+        <w:t xml:space="preserve">4. 탈퇴자·유지자·납입자</w:t>
       </w:r>
     </w:p>
     <w:p>
@@ -2276,7 +2346,7 @@
         <w:pStyle w:val="FormulaLabel"/>
       </w:pPr>
       <w:r>
-        <w:t xml:space="preserve">[식] 유지자수·납입자수 — 사망·80% 이상 장해</w:t>
+        <w:t xml:space="preserve">[식] 유지자수·납입자수 — 사망 · 80% 이상 장해</w:t>
       </w:r>
     </w:p>
     <w:p>
@@ -2422,7 +2492,7 @@
         <w:pStyle w:val="FormulaText"/>
       </w:pPr>
       <w:r>
-        <w:t xml:space="preserve">유지자수</w:t>
+        <w:t xml:space="preserve">탈퇴율 — 사유가 겹치는 부분을 절반으로 본다</w:t>
       </w:r>
     </w:p>
     <w:p>
@@ -2442,7 +2512,7 @@
                   <w:sz w:val="24"/>
                   <w:szCs w:val="24"/>
                 </w:rPr>
-                <m:t xml:space="preserve">l</m:t>
+                <m:t xml:space="preserve">Q</m:t>
               </m:r>
             </m:e>
             <m:sub>
@@ -2470,6 +2540,36 @@
                 </w:rPr>
                 <m:t xml:space="preserve">t</m:t>
               </m:r>
+            </m:sub>
+          </m:sSub>
+          <m:r>
+            <w:rPr>
+              <w:rFonts w:ascii="Cambria Math" w:hAnsi="Cambria Math"/>
+              <w:sz w:val="24"/>
+              <w:szCs w:val="24"/>
+            </w:rPr>
+            <m:t xml:space="preserve"> = </m:t>
+          </m:r>
+          <m:sSub>
+            <m:e>
+              <m:r>
+                <w:rPr>
+                  <w:rFonts w:ascii="Cambria Math" w:hAnsi="Cambria Math"/>
+                  <w:sz w:val="24"/>
+                  <w:szCs w:val="24"/>
+                </w:rPr>
+                <m:t xml:space="preserve">q</m:t>
+              </m:r>
+            </m:e>
+            <m:sub>
+              <m:r>
+                <w:rPr>
+                  <w:rFonts w:ascii="Cambria Math" w:hAnsi="Cambria Math"/>
+                  <w:sz w:val="24"/>
+                  <w:szCs w:val="24"/>
+                </w:rPr>
+                <m:t xml:space="preserve">x</m:t>
+              </m:r>
               <m:r>
                 <w:rPr>
                   <w:rFonts w:ascii="Cambria Math" w:hAnsi="Cambria Math"/>
@@ -2484,7 +2584,7 @@
                   <w:sz w:val="24"/>
                   <w:szCs w:val="24"/>
                 </w:rPr>
-                <m:t xml:space="preserve">1</m:t>
+                <m:t xml:space="preserve">t</m:t>
               </m:r>
             </m:sub>
           </m:sSub>
@@ -2494,7 +2594,7 @@
               <w:sz w:val="24"/>
               <w:szCs w:val="24"/>
             </w:rPr>
-            <m:t xml:space="preserve"> = </m:t>
+            <m:t xml:space="preserve"> + </m:t>
           </m:r>
           <m:sSub>
             <m:e>
@@ -2504,7 +2604,7 @@
                   <w:sz w:val="24"/>
                   <w:szCs w:val="24"/>
                 </w:rPr>
-                <m:t xml:space="preserve">l</m:t>
+                <m:t xml:space="preserve">r</m:t>
               </m:r>
             </m:e>
             <m:sub>
@@ -2540,22 +2640,6 @@
               <w:sz w:val="24"/>
               <w:szCs w:val="24"/>
             </w:rPr>
-            <m:t xml:space="preserve"> × ( </m:t>
-          </m:r>
-          <m:r>
-            <w:rPr>
-              <w:rFonts w:ascii="Cambria Math" w:hAnsi="Cambria Math"/>
-              <w:sz w:val="24"/>
-              <w:szCs w:val="24"/>
-            </w:rPr>
-            <m:t xml:space="preserve">1</m:t>
-          </m:r>
-          <m:r>
-            <w:rPr>
-              <w:rFonts w:ascii="Cambria Math" w:hAnsi="Cambria Math"/>
-              <w:sz w:val="24"/>
-              <w:szCs w:val="24"/>
-            </w:rPr>
             <m:t xml:space="preserve"> − </m:t>
           </m:r>
           <m:sSub>
@@ -2602,7 +2686,7 @@
               <w:sz w:val="24"/>
               <w:szCs w:val="24"/>
             </w:rPr>
-            <m:t xml:space="preserve"> − </m:t>
+            <m:t xml:space="preserve">·</m:t>
           </m:r>
           <m:sSub>
             <m:e>
@@ -2648,98 +2732,6 @@
               <w:sz w:val="24"/>
               <w:szCs w:val="24"/>
             </w:rPr>
-            <m:t xml:space="preserve"> + </m:t>
-          </m:r>
-          <m:sSub>
-            <m:e>
-              <m:r>
-                <w:rPr>
-                  <w:rFonts w:ascii="Cambria Math" w:hAnsi="Cambria Math"/>
-                  <w:sz w:val="24"/>
-                  <w:szCs w:val="24"/>
-                </w:rPr>
-                <m:t xml:space="preserve">q</m:t>
-              </m:r>
-            </m:e>
-            <m:sub>
-              <m:r>
-                <w:rPr>
-                  <w:rFonts w:ascii="Cambria Math" w:hAnsi="Cambria Math"/>
-                  <w:sz w:val="24"/>
-                  <w:szCs w:val="24"/>
-                </w:rPr>
-                <m:t xml:space="preserve">x</m:t>
-              </m:r>
-              <m:r>
-                <w:rPr>
-                  <w:rFonts w:ascii="Cambria Math" w:hAnsi="Cambria Math"/>
-                  <w:sz w:val="24"/>
-                  <w:szCs w:val="24"/>
-                </w:rPr>
-                <m:t xml:space="preserve">+</m:t>
-              </m:r>
-              <m:r>
-                <w:rPr>
-                  <w:rFonts w:ascii="Cambria Math" w:hAnsi="Cambria Math"/>
-                  <w:sz w:val="24"/>
-                  <w:szCs w:val="24"/>
-                </w:rPr>
-                <m:t xml:space="preserve">t</m:t>
-              </m:r>
-            </m:sub>
-          </m:sSub>
-          <m:r>
-            <w:rPr>
-              <w:rFonts w:ascii="Cambria Math" w:hAnsi="Cambria Math"/>
-              <w:sz w:val="24"/>
-              <w:szCs w:val="24"/>
-            </w:rPr>
-            <m:t xml:space="preserve">·</m:t>
-          </m:r>
-          <m:sSub>
-            <m:e>
-              <m:r>
-                <w:rPr>
-                  <w:rFonts w:ascii="Cambria Math" w:hAnsi="Cambria Math"/>
-                  <w:sz w:val="24"/>
-                  <w:szCs w:val="24"/>
-                </w:rPr>
-                <m:t xml:space="preserve">r</m:t>
-              </m:r>
-            </m:e>
-            <m:sub>
-              <m:r>
-                <w:rPr>
-                  <w:rFonts w:ascii="Cambria Math" w:hAnsi="Cambria Math"/>
-                  <w:sz w:val="24"/>
-                  <w:szCs w:val="24"/>
-                </w:rPr>
-                <m:t xml:space="preserve">x</m:t>
-              </m:r>
-              <m:r>
-                <w:rPr>
-                  <w:rFonts w:ascii="Cambria Math" w:hAnsi="Cambria Math"/>
-                  <w:sz w:val="24"/>
-                  <w:szCs w:val="24"/>
-                </w:rPr>
-                <m:t xml:space="preserve">+</m:t>
-              </m:r>
-              <m:r>
-                <w:rPr>
-                  <w:rFonts w:ascii="Cambria Math" w:hAnsi="Cambria Math"/>
-                  <w:sz w:val="24"/>
-                  <w:szCs w:val="24"/>
-                </w:rPr>
-                <m:t xml:space="preserve">t</m:t>
-              </m:r>
-            </m:sub>
-          </m:sSub>
-          <m:r>
-            <w:rPr>
-              <w:rFonts w:ascii="Cambria Math" w:hAnsi="Cambria Math"/>
-              <w:sz w:val="24"/>
-              <w:szCs w:val="24"/>
-            </w:rPr>
             <m:t xml:space="preserve">/</m:t>
           </m:r>
           <m:r>
@@ -2749,14 +2741,6 @@
               <w:szCs w:val="24"/>
             </w:rPr>
             <m:t xml:space="preserve">2</m:t>
-          </m:r>
-          <m:r>
-            <w:rPr>
-              <w:rFonts w:ascii="Cambria Math" w:hAnsi="Cambria Math"/>
-              <w:sz w:val="24"/>
-              <w:szCs w:val="24"/>
-            </w:rPr>
-            <m:t xml:space="preserve"> )</m:t>
           </m:r>
         </m:oMath>
       </m:oMathPara>
@@ -2766,7 +2750,7 @@
         <w:pStyle w:val="FormulaText"/>
       </w:pPr>
       <w:r>
-        <w:t xml:space="preserve">납입자수 — 납입만 면제되는 사유가 없어 유지자수와 같다</w:t>
+        <w:t xml:space="preserve">유지자수</w:t>
       </w:r>
     </w:p>
     <w:p>
@@ -2786,7 +2770,7 @@
                   <w:sz w:val="24"/>
                   <w:szCs w:val="24"/>
                 </w:rPr>
-                <m:t xml:space="preserve">l′</m:t>
+                <m:t xml:space="preserve">l</m:t>
               </m:r>
             </m:e>
             <m:sub>
@@ -2848,7 +2832,7 @@
                   <w:sz w:val="24"/>
                   <w:szCs w:val="24"/>
                 </w:rPr>
-                <m:t xml:space="preserve">l′</m:t>
+                <m:t xml:space="preserve">l</m:t>
               </m:r>
             </m:e>
             <m:sub>
@@ -2910,7 +2894,7 @@
                   <w:sz w:val="24"/>
                   <w:szCs w:val="24"/>
                 </w:rPr>
-                <m:t xml:space="preserve">q</m:t>
+                <m:t xml:space="preserve">Q</m:t>
               </m:r>
             </m:e>
             <m:sub>
@@ -2940,160 +2924,6 @@
               </m:r>
             </m:sub>
           </m:sSub>
-          <m:r>
-            <w:rPr>
-              <w:rFonts w:ascii="Cambria Math" w:hAnsi="Cambria Math"/>
-              <w:sz w:val="24"/>
-              <w:szCs w:val="24"/>
-            </w:rPr>
-            <m:t xml:space="preserve"> − </m:t>
-          </m:r>
-          <m:sSub>
-            <m:e>
-              <m:r>
-                <w:rPr>
-                  <w:rFonts w:ascii="Cambria Math" w:hAnsi="Cambria Math"/>
-                  <w:sz w:val="24"/>
-                  <w:szCs w:val="24"/>
-                </w:rPr>
-                <m:t xml:space="preserve">r</m:t>
-              </m:r>
-            </m:e>
-            <m:sub>
-              <m:r>
-                <w:rPr>
-                  <w:rFonts w:ascii="Cambria Math" w:hAnsi="Cambria Math"/>
-                  <w:sz w:val="24"/>
-                  <w:szCs w:val="24"/>
-                </w:rPr>
-                <m:t xml:space="preserve">x</m:t>
-              </m:r>
-              <m:r>
-                <w:rPr>
-                  <w:rFonts w:ascii="Cambria Math" w:hAnsi="Cambria Math"/>
-                  <w:sz w:val="24"/>
-                  <w:szCs w:val="24"/>
-                </w:rPr>
-                <m:t xml:space="preserve">+</m:t>
-              </m:r>
-              <m:r>
-                <w:rPr>
-                  <w:rFonts w:ascii="Cambria Math" w:hAnsi="Cambria Math"/>
-                  <w:sz w:val="24"/>
-                  <w:szCs w:val="24"/>
-                </w:rPr>
-                <m:t xml:space="preserve">t</m:t>
-              </m:r>
-            </m:sub>
-          </m:sSub>
-          <m:r>
-            <w:rPr>
-              <w:rFonts w:ascii="Cambria Math" w:hAnsi="Cambria Math"/>
-              <w:sz w:val="24"/>
-              <w:szCs w:val="24"/>
-            </w:rPr>
-            <m:t xml:space="preserve"> + </m:t>
-          </m:r>
-          <m:sSub>
-            <m:e>
-              <m:r>
-                <w:rPr>
-                  <w:rFonts w:ascii="Cambria Math" w:hAnsi="Cambria Math"/>
-                  <w:sz w:val="24"/>
-                  <w:szCs w:val="24"/>
-                </w:rPr>
-                <m:t xml:space="preserve">q</m:t>
-              </m:r>
-            </m:e>
-            <m:sub>
-              <m:r>
-                <w:rPr>
-                  <w:rFonts w:ascii="Cambria Math" w:hAnsi="Cambria Math"/>
-                  <w:sz w:val="24"/>
-                  <w:szCs w:val="24"/>
-                </w:rPr>
-                <m:t xml:space="preserve">x</m:t>
-              </m:r>
-              <m:r>
-                <w:rPr>
-                  <w:rFonts w:ascii="Cambria Math" w:hAnsi="Cambria Math"/>
-                  <w:sz w:val="24"/>
-                  <w:szCs w:val="24"/>
-                </w:rPr>
-                <m:t xml:space="preserve">+</m:t>
-              </m:r>
-              <m:r>
-                <w:rPr>
-                  <w:rFonts w:ascii="Cambria Math" w:hAnsi="Cambria Math"/>
-                  <w:sz w:val="24"/>
-                  <w:szCs w:val="24"/>
-                </w:rPr>
-                <m:t xml:space="preserve">t</m:t>
-              </m:r>
-            </m:sub>
-          </m:sSub>
-          <m:r>
-            <w:rPr>
-              <w:rFonts w:ascii="Cambria Math" w:hAnsi="Cambria Math"/>
-              <w:sz w:val="24"/>
-              <w:szCs w:val="24"/>
-            </w:rPr>
-            <m:t xml:space="preserve">·</m:t>
-          </m:r>
-          <m:sSub>
-            <m:e>
-              <m:r>
-                <w:rPr>
-                  <w:rFonts w:ascii="Cambria Math" w:hAnsi="Cambria Math"/>
-                  <w:sz w:val="24"/>
-                  <w:szCs w:val="24"/>
-                </w:rPr>
-                <m:t xml:space="preserve">r</m:t>
-              </m:r>
-            </m:e>
-            <m:sub>
-              <m:r>
-                <w:rPr>
-                  <w:rFonts w:ascii="Cambria Math" w:hAnsi="Cambria Math"/>
-                  <w:sz w:val="24"/>
-                  <w:szCs w:val="24"/>
-                </w:rPr>
-                <m:t xml:space="preserve">x</m:t>
-              </m:r>
-              <m:r>
-                <w:rPr>
-                  <w:rFonts w:ascii="Cambria Math" w:hAnsi="Cambria Math"/>
-                  <w:sz w:val="24"/>
-                  <w:szCs w:val="24"/>
-                </w:rPr>
-                <m:t xml:space="preserve">+</m:t>
-              </m:r>
-              <m:r>
-                <w:rPr>
-                  <w:rFonts w:ascii="Cambria Math" w:hAnsi="Cambria Math"/>
-                  <w:sz w:val="24"/>
-                  <w:szCs w:val="24"/>
-                </w:rPr>
-                <m:t xml:space="preserve">t</m:t>
-              </m:r>
-            </m:sub>
-          </m:sSub>
-          <m:r>
-            <w:rPr>
-              <w:rFonts w:ascii="Cambria Math" w:hAnsi="Cambria Math"/>
-              <w:sz w:val="24"/>
-              <w:szCs w:val="24"/>
-            </w:rPr>
-            <m:t xml:space="preserve">/</m:t>
-          </m:r>
-          <m:r>
-            <w:rPr>
-              <w:rFonts w:ascii="Cambria Math" w:hAnsi="Cambria Math"/>
-              <w:sz w:val="24"/>
-              <w:szCs w:val="24"/>
-            </w:rPr>
-            <m:t xml:space="preserve">2</m:t>
-          </m:r>
           <m:r>
             <w:rPr>
               <w:rFonts w:ascii="Cambria Math" w:hAnsi="Cambria Math"/>
@@ -3104,6 +2934,14 @@
           </m:r>
         </m:oMath>
       </m:oMathPara>
+    </w:p>
+    <w:p>
+      <w:pPr>
+        <w:pStyle w:val="FormulaText"/>
+      </w:pPr>
+      <w:r>
+        <w:t xml:space="preserve">납입자수 — 납입만 면제되는 사유가 없어 유지자수와 같다</w:t>
+      </w:r>
     </w:p>
     <w:p>
       <w:pPr>
@@ -3150,6 +2988,22 @@
                 </w:rPr>
                 <m:t xml:space="preserve">t</m:t>
               </m:r>
+              <m:r>
+                <w:rPr>
+                  <w:rFonts w:ascii="Cambria Math" w:hAnsi="Cambria Math"/>
+                  <w:sz w:val="24"/>
+                  <w:szCs w:val="24"/>
+                </w:rPr>
+                <m:t xml:space="preserve">+</m:t>
+              </m:r>
+              <m:r>
+                <w:rPr>
+                  <w:rFonts w:ascii="Cambria Math" w:hAnsi="Cambria Math"/>
+                  <w:sz w:val="24"/>
+                  <w:szCs w:val="24"/>
+                </w:rPr>
+                <m:t xml:space="preserve">1</m:t>
+              </m:r>
             </m:sub>
           </m:sSub>
           <m:r>
@@ -3168,7 +3022,7 @@
                   <w:sz w:val="24"/>
                   <w:szCs w:val="24"/>
                 </w:rPr>
-                <m:t xml:space="preserve">l</m:t>
+                <m:t xml:space="preserve">l′</m:t>
               </m:r>
             </m:e>
             <m:sub>
@@ -3198,15 +3052,101 @@
               </m:r>
             </m:sub>
           </m:sSub>
+          <m:r>
+            <w:rPr>
+              <w:rFonts w:ascii="Cambria Math" w:hAnsi="Cambria Math"/>
+              <w:sz w:val="24"/>
+              <w:szCs w:val="24"/>
+            </w:rPr>
+            <m:t xml:space="preserve"> × ( </m:t>
+          </m:r>
+          <m:r>
+            <w:rPr>
+              <w:rFonts w:ascii="Cambria Math" w:hAnsi="Cambria Math"/>
+              <w:sz w:val="24"/>
+              <w:szCs w:val="24"/>
+            </w:rPr>
+            <m:t xml:space="preserve">1</m:t>
+          </m:r>
+          <m:r>
+            <w:rPr>
+              <w:rFonts w:ascii="Cambria Math" w:hAnsi="Cambria Math"/>
+              <w:sz w:val="24"/>
+              <w:szCs w:val="24"/>
+            </w:rPr>
+            <m:t xml:space="preserve"> − </m:t>
+          </m:r>
+          <m:sSub>
+            <m:e>
+              <m:r>
+                <w:rPr>
+                  <w:rFonts w:ascii="Cambria Math" w:hAnsi="Cambria Math"/>
+                  <w:sz w:val="24"/>
+                  <w:szCs w:val="24"/>
+                </w:rPr>
+                <m:t xml:space="preserve">Q</m:t>
+              </m:r>
+            </m:e>
+            <m:sub>
+              <m:r>
+                <w:rPr>
+                  <w:rFonts w:ascii="Cambria Math" w:hAnsi="Cambria Math"/>
+                  <w:sz w:val="24"/>
+                  <w:szCs w:val="24"/>
+                </w:rPr>
+                <m:t xml:space="preserve">x</m:t>
+              </m:r>
+              <m:r>
+                <w:rPr>
+                  <w:rFonts w:ascii="Cambria Math" w:hAnsi="Cambria Math"/>
+                  <w:sz w:val="24"/>
+                  <w:szCs w:val="24"/>
+                </w:rPr>
+                <m:t xml:space="preserve">+</m:t>
+              </m:r>
+              <m:r>
+                <w:rPr>
+                  <w:rFonts w:ascii="Cambria Math" w:hAnsi="Cambria Math"/>
+                  <w:sz w:val="24"/>
+                  <w:szCs w:val="24"/>
+                </w:rPr>
+                <m:t xml:space="preserve">t</m:t>
+              </m:r>
+            </m:sub>
+          </m:sSub>
+          <m:r>
+            <w:rPr>
+              <w:rFonts w:ascii="Cambria Math" w:hAnsi="Cambria Math"/>
+              <w:sz w:val="24"/>
+              <w:szCs w:val="24"/>
+            </w:rPr>
+            <m:t xml:space="preserve"> )</m:t>
+          </m:r>
         </m:oMath>
       </m:oMathPara>
     </w:p>
     <w:p>
       <w:pPr>
-        <w:pStyle w:val="FormulaText"/>
+        <w:pStyle w:val="Note"/>
       </w:pPr>
       <w:r>
-        <w:t xml:space="preserve">급부 발생자</w:t>
+        <w:t xml:space="preserve">※ 사망·80% 이상 장해 담보가 이 집단을 쓴다. 납입자수는 탈퇴 사유로 유지자수와 똑같이 줄어든다 — 별도의 납입면제율을 곱하지 않는다.</w:t>
+      </w:r>
+    </w:p>
+    <w:p>
+      <w:pPr>
+        <w:pStyle w:val="Heading1"/>
+      </w:pPr>
+      <w:r>
+        <w:t xml:space="preserve">5. 보험료의 현가</w:t>
+      </w:r>
+    </w:p>
+    <w:p>
+      <w:pPr>
+        <w:pStyle w:val="FormulaLabel"/>
+      </w:pPr>
+      <w:r>
+        <w:t xml:space="preserve">[식] 유지자수·납입자수의 현가 (D · D′)</w:t>
       </w:r>
     </w:p>
     <w:p>
@@ -3226,7 +3166,7 @@
                   <w:sz w:val="24"/>
                   <w:szCs w:val="24"/>
                 </w:rPr>
-                <m:t xml:space="preserve">C</m:t>
+                <m:t xml:space="preserve">D</m:t>
               </m:r>
             </m:e>
             <m:sub>
@@ -3262,7 +3202,7 @@
               <w:sz w:val="24"/>
               <w:szCs w:val="24"/>
             </w:rPr>
-            <m:t xml:space="preserve"> = ( </m:t>
+            <m:t xml:space="preserve"> = </m:t>
           </m:r>
           <m:sSub>
             <m:e>
@@ -3308,36 +3248,20 @@
               <w:sz w:val="24"/>
               <w:szCs w:val="24"/>
             </w:rPr>
-            <m:t xml:space="preserve"> − </m:t>
-          </m:r>
-          <m:sSub>
-            <m:e>
-              <m:r>
-                <w:rPr>
-                  <w:rFonts w:ascii="Cambria Math" w:hAnsi="Cambria Math"/>
-                  <w:sz w:val="24"/>
-                  <w:szCs w:val="24"/>
-                </w:rPr>
-                <m:t xml:space="preserve">l</m:t>
-              </m:r>
-            </m:e>
-            <m:sub>
-              <m:r>
-                <w:rPr>
-                  <w:rFonts w:ascii="Cambria Math" w:hAnsi="Cambria Math"/>
-                  <w:sz w:val="24"/>
-                  <w:szCs w:val="24"/>
-                </w:rPr>
-                <m:t xml:space="preserve">x</m:t>
-              </m:r>
-              <m:r>
-                <w:rPr>
-                  <w:rFonts w:ascii="Cambria Math" w:hAnsi="Cambria Math"/>
-                  <w:sz w:val="24"/>
-                  <w:szCs w:val="24"/>
-                </w:rPr>
-                <m:t xml:space="preserve">+</m:t>
-              </m:r>
+            <m:t xml:space="preserve">·</m:t>
+          </m:r>
+          <m:sSup>
+            <m:e>
+              <m:r>
+                <w:rPr>
+                  <w:rFonts w:ascii="Cambria Math" w:hAnsi="Cambria Math"/>
+                  <w:sz w:val="24"/>
+                  <w:szCs w:val="24"/>
+                </w:rPr>
+                <m:t xml:space="preserve">v</m:t>
+              </m:r>
+            </m:e>
+            <m:sup>
               <m:r>
                 <w:rPr>
                   <w:rFonts w:ascii="Cambria Math" w:hAnsi="Cambria Math"/>
@@ -3345,81 +3269,11 @@
                   <w:szCs w:val="24"/>
                 </w:rPr>
                 <m:t xml:space="preserve">t</m:t>
-              </m:r>
-              <m:r>
-                <w:rPr>
-                  <w:rFonts w:ascii="Cambria Math" w:hAnsi="Cambria Math"/>
-                  <w:sz w:val="24"/>
-                  <w:szCs w:val="24"/>
-                </w:rPr>
-                <m:t xml:space="preserve">+</m:t>
-              </m:r>
-              <m:r>
-                <w:rPr>
-                  <w:rFonts w:ascii="Cambria Math" w:hAnsi="Cambria Math"/>
-                  <w:sz w:val="24"/>
-                  <w:szCs w:val="24"/>
-                </w:rPr>
-                <m:t xml:space="preserve">1</m:t>
-              </m:r>
-            </m:sub>
-          </m:sSub>
-          <m:r>
-            <w:rPr>
-              <w:rFonts w:ascii="Cambria Math" w:hAnsi="Cambria Math"/>
-              <w:sz w:val="24"/>
-              <w:szCs w:val="24"/>
-            </w:rPr>
-            <m:t xml:space="preserve"> )·</m:t>
-          </m:r>
-          <m:sSup>
-            <m:e>
-              <m:r>
-                <w:rPr>
-                  <w:rFonts w:ascii="Cambria Math" w:hAnsi="Cambria Math"/>
-                  <w:sz w:val="24"/>
-                  <w:szCs w:val="24"/>
-                </w:rPr>
-                <m:t xml:space="preserve">v</m:t>
-              </m:r>
-            </m:e>
-            <m:sup>
-              <m:r>
-                <w:rPr>
-                  <w:rFonts w:ascii="Cambria Math" w:hAnsi="Cambria Math"/>
-                  <w:sz w:val="24"/>
-                  <w:szCs w:val="24"/>
-                </w:rPr>
-                <m:t xml:space="preserve">t</m:t>
-              </m:r>
-              <m:r>
-                <w:rPr>
-                  <w:rFonts w:ascii="Cambria Math" w:hAnsi="Cambria Math"/>
-                  <w:sz w:val="24"/>
-                  <w:szCs w:val="24"/>
-                </w:rPr>
-                <m:t xml:space="preserve">+½</m:t>
               </m:r>
             </m:sup>
           </m:sSup>
         </m:oMath>
       </m:oMathPara>
-    </w:p>
-    <w:p>
-      <w:pPr>
-        <w:pStyle w:val="Note"/>
-      </w:pPr>
-      <w:r>
-        <w:t xml:space="preserve">※ 사망·80% 이상 장해 모두 같은 보험금을 지급하므로 탈퇴자 전부가 급부 대상이다. 납입자수는 탈퇴 사유로 유지자수와 똑같이 줄어든다 — 별도의 납입면제율을 곱하지 않는다.</w:t>
-      </w:r>
-    </w:p>
-    <w:p>
-      <w:pPr>
-        <w:pStyle w:val="FormulaLabel"/>
-      </w:pPr>
-      <w:r>
-        <w:t xml:space="preserve">[식] 유지자수의 현가 (D)</w:t>
-      </w:r>
     </w:p>
     <w:p>
       <w:pPr>
@@ -3438,7 +3292,7 @@
                   <w:sz w:val="24"/>
                   <w:szCs w:val="24"/>
                 </w:rPr>
-                <m:t xml:space="preserve">D</m:t>
+                <m:t xml:space="preserve">D′</m:t>
               </m:r>
             </m:e>
             <m:sub>
@@ -3484,7 +3338,7 @@
                   <w:sz w:val="24"/>
                   <w:szCs w:val="24"/>
                 </w:rPr>
-                <m:t xml:space="preserve">l</m:t>
+                <m:t xml:space="preserve">l′</m:t>
               </m:r>
             </m:e>
             <m:sub>
@@ -3552,7 +3406,7 @@
         <w:pStyle w:val="FormulaLabel"/>
       </w:pPr>
       <w:r>
-        <w:t xml:space="preserve">[식] 납입자수의 현가 (D′)</w:t>
+        <w:t xml:space="preserve">[식] 현가의 누계 (N · N′)</w:t>
       </w:r>
     </w:p>
     <w:p>
@@ -3572,7 +3426,7 @@
                   <w:sz w:val="24"/>
                   <w:szCs w:val="24"/>
                 </w:rPr>
-                <m:t xml:space="preserve">D′</m:t>
+                <m:t xml:space="preserve">N</m:t>
               </m:r>
             </m:e>
             <m:sub>
@@ -3618,7 +3472,53 @@
                   <w:sz w:val="24"/>
                   <w:szCs w:val="24"/>
                 </w:rPr>
-                <m:t xml:space="preserve">l′</m:t>
+                <m:t xml:space="preserve">Σ</m:t>
+              </m:r>
+            </m:e>
+            <m:sub>
+              <m:r>
+                <w:rPr>
+                  <w:rFonts w:ascii="Cambria Math" w:hAnsi="Cambria Math"/>
+                  <w:sz w:val="24"/>
+                  <w:szCs w:val="24"/>
+                </w:rPr>
+                <m:t xml:space="preserve">u</m:t>
+              </m:r>
+              <m:r>
+                <w:rPr>
+                  <w:rFonts w:ascii="Cambria Math" w:hAnsi="Cambria Math"/>
+                  <w:sz w:val="24"/>
+                  <w:szCs w:val="24"/>
+                </w:rPr>
+                <m:t xml:space="preserve">≥</m:t>
+              </m:r>
+              <m:r>
+                <w:rPr>
+                  <w:rFonts w:ascii="Cambria Math" w:hAnsi="Cambria Math"/>
+                  <w:sz w:val="24"/>
+                  <w:szCs w:val="24"/>
+                </w:rPr>
+                <m:t xml:space="preserve">t</m:t>
+              </m:r>
+            </m:sub>
+          </m:sSub>
+          <m:r>
+            <w:rPr>
+              <w:rFonts w:ascii="Cambria Math" w:hAnsi="Cambria Math"/>
+              <w:sz w:val="24"/>
+              <w:szCs w:val="24"/>
+            </w:rPr>
+            <m:t xml:space="preserve"> </m:t>
+          </m:r>
+          <m:sSub>
+            <m:e>
+              <m:r>
+                <w:rPr>
+                  <w:rFonts w:ascii="Cambria Math" w:hAnsi="Cambria Math"/>
+                  <w:sz w:val="24"/>
+                  <w:szCs w:val="24"/>
+                </w:rPr>
+                <m:t xml:space="preserve">D</m:t>
               </m:r>
             </m:e>
             <m:sub>
@@ -3644,50 +3544,12 @@
                   <w:sz w:val="24"/>
                   <w:szCs w:val="24"/>
                 </w:rPr>
-                <m:t xml:space="preserve">t</m:t>
+                <m:t xml:space="preserve">u</m:t>
               </m:r>
             </m:sub>
           </m:sSub>
-          <m:r>
-            <w:rPr>
-              <w:rFonts w:ascii="Cambria Math" w:hAnsi="Cambria Math"/>
-              <w:sz w:val="24"/>
-              <w:szCs w:val="24"/>
-            </w:rPr>
-            <m:t xml:space="preserve">·</m:t>
-          </m:r>
-          <m:sSup>
-            <m:e>
-              <m:r>
-                <w:rPr>
-                  <w:rFonts w:ascii="Cambria Math" w:hAnsi="Cambria Math"/>
-                  <w:sz w:val="24"/>
-                  <w:szCs w:val="24"/>
-                </w:rPr>
-                <m:t xml:space="preserve">v</m:t>
-              </m:r>
-            </m:e>
-            <m:sup>
-              <m:r>
-                <w:rPr>
-                  <w:rFonts w:ascii="Cambria Math" w:hAnsi="Cambria Math"/>
-                  <w:sz w:val="24"/>
-                  <w:szCs w:val="24"/>
-                </w:rPr>
-                <m:t xml:space="preserve">t</m:t>
-              </m:r>
-            </m:sup>
-          </m:sSup>
         </m:oMath>
       </m:oMathPara>
-    </w:p>
-    <w:p>
-      <w:pPr>
-        <w:pStyle w:val="FormulaLabel"/>
-      </w:pPr>
-      <w:r>
-        <w:t xml:space="preserve">[식] 급부 발생자의 현가 (C)</w:t>
-      </w:r>
     </w:p>
     <w:p>
       <w:pPr>
@@ -3706,7 +3568,7 @@
                   <w:sz w:val="24"/>
                   <w:szCs w:val="24"/>
                 </w:rPr>
-                <m:t xml:space="preserve">C</m:t>
+                <m:t xml:space="preserve">N′</m:t>
               </m:r>
             </m:e>
             <m:sub>
@@ -3752,7 +3614,53 @@
                   <w:sz w:val="24"/>
                   <w:szCs w:val="24"/>
                 </w:rPr>
-                <m:t xml:space="preserve">l</m:t>
+                <m:t xml:space="preserve">Σ</m:t>
+              </m:r>
+            </m:e>
+            <m:sub>
+              <m:r>
+                <w:rPr>
+                  <w:rFonts w:ascii="Cambria Math" w:hAnsi="Cambria Math"/>
+                  <w:sz w:val="24"/>
+                  <w:szCs w:val="24"/>
+                </w:rPr>
+                <m:t xml:space="preserve">u</m:t>
+              </m:r>
+              <m:r>
+                <w:rPr>
+                  <w:rFonts w:ascii="Cambria Math" w:hAnsi="Cambria Math"/>
+                  <w:sz w:val="24"/>
+                  <w:szCs w:val="24"/>
+                </w:rPr>
+                <m:t xml:space="preserve">≥</m:t>
+              </m:r>
+              <m:r>
+                <w:rPr>
+                  <w:rFonts w:ascii="Cambria Math" w:hAnsi="Cambria Math"/>
+                  <w:sz w:val="24"/>
+                  <w:szCs w:val="24"/>
+                </w:rPr>
+                <m:t xml:space="preserve">t</m:t>
+              </m:r>
+            </m:sub>
+          </m:sSub>
+          <m:r>
+            <w:rPr>
+              <w:rFonts w:ascii="Cambria Math" w:hAnsi="Cambria Math"/>
+              <w:sz w:val="24"/>
+              <w:szCs w:val="24"/>
+            </w:rPr>
+            <m:t xml:space="preserve"> </m:t>
+          </m:r>
+          <m:sSub>
+            <m:e>
+              <m:r>
+                <w:rPr>
+                  <w:rFonts w:ascii="Cambria Math" w:hAnsi="Cambria Math"/>
+                  <w:sz w:val="24"/>
+                  <w:szCs w:val="24"/>
+                </w:rPr>
+                <m:t xml:space="preserve">D′</m:t>
               </m:r>
             </m:e>
             <m:sub>
@@ -3778,111 +3686,19 @@
                   <w:sz w:val="24"/>
                   <w:szCs w:val="24"/>
                 </w:rPr>
-                <m:t xml:space="preserve">t</m:t>
+                <m:t xml:space="preserve">u</m:t>
               </m:r>
             </m:sub>
           </m:sSub>
-          <m:r>
-            <w:rPr>
-              <w:rFonts w:ascii="Cambria Math" w:hAnsi="Cambria Math"/>
-              <w:sz w:val="24"/>
-              <w:szCs w:val="24"/>
-            </w:rPr>
-            <m:t xml:space="preserve">·</m:t>
-          </m:r>
-          <m:sSub>
-            <m:e>
-              <m:r>
-                <w:rPr>
-                  <w:rFonts w:ascii="Cambria Math" w:hAnsi="Cambria Math"/>
-                  <w:sz w:val="24"/>
-                  <w:szCs w:val="24"/>
-                </w:rPr>
-                <m:t xml:space="preserve">g</m:t>
-              </m:r>
-            </m:e>
-            <m:sub>
-              <m:r>
-                <w:rPr>
-                  <w:rFonts w:ascii="Cambria Math" w:hAnsi="Cambria Math"/>
-                  <w:sz w:val="24"/>
-                  <w:szCs w:val="24"/>
-                </w:rPr>
-                <m:t xml:space="preserve">x</m:t>
-              </m:r>
-              <m:r>
-                <w:rPr>
-                  <w:rFonts w:ascii="Cambria Math" w:hAnsi="Cambria Math"/>
-                  <w:sz w:val="24"/>
-                  <w:szCs w:val="24"/>
-                </w:rPr>
-                <m:t xml:space="preserve">+</m:t>
-              </m:r>
-              <m:r>
-                <w:rPr>
-                  <w:rFonts w:ascii="Cambria Math" w:hAnsi="Cambria Math"/>
-                  <w:sz w:val="24"/>
-                  <w:szCs w:val="24"/>
-                </w:rPr>
-                <m:t xml:space="preserve">t</m:t>
-              </m:r>
-            </m:sub>
-          </m:sSub>
-          <m:r>
-            <w:rPr>
-              <w:rFonts w:ascii="Cambria Math" w:hAnsi="Cambria Math"/>
-              <w:sz w:val="24"/>
-              <w:szCs w:val="24"/>
-            </w:rPr>
-            <m:t xml:space="preserve">·</m:t>
-          </m:r>
-          <m:sSup>
-            <m:e>
-              <m:r>
-                <w:rPr>
-                  <w:rFonts w:ascii="Cambria Math" w:hAnsi="Cambria Math"/>
-                  <w:sz w:val="24"/>
-                  <w:szCs w:val="24"/>
-                </w:rPr>
-                <m:t xml:space="preserve">v</m:t>
-              </m:r>
-            </m:e>
-            <m:sup>
-              <m:r>
-                <w:rPr>
-                  <w:rFonts w:ascii="Cambria Math" w:hAnsi="Cambria Math"/>
-                  <w:sz w:val="24"/>
-                  <w:szCs w:val="24"/>
-                </w:rPr>
-                <m:t xml:space="preserve">t</m:t>
-              </m:r>
-              <m:r>
-                <w:rPr>
-                  <w:rFonts w:ascii="Cambria Math" w:hAnsi="Cambria Math"/>
-                  <w:sz w:val="24"/>
-                  <w:szCs w:val="24"/>
-                </w:rPr>
-                <m:t xml:space="preserve">+½</m:t>
-              </m:r>
-            </m:sup>
-          </m:sSup>
         </m:oMath>
       </m:oMathPara>
     </w:p>
     <w:p>
       <w:pPr>
-        <w:pStyle w:val="Note"/>
+        <w:pStyle w:val="FormulaLabel"/>
       </w:pPr>
       <w:r>
-        <w:t xml:space="preserve">※ g 는 담보별 식의 급부 발생률이다(사망형은 탈퇴율, 진단형은 그 발생률, 일당형은 연간 기대 지급일수). 급부는 연도 중앙에 발생한다고 본다.</w:t>
-      </w:r>
-    </w:p>
-    <w:p>
-      <w:pPr>
-        <w:pStyle w:val="FormulaLabel"/>
-      </w:pPr>
-      <w:r>
-        <w:t xml:space="preserve">[식] 유지자수 현가의 누계 (N)</w:t>
+        <w:t xml:space="preserve">[식] 연납 환산 납입기수 (N*)</w:t>
       </w:r>
     </w:p>
     <w:p>
@@ -3894,6 +3710,38 @@
           <m:jc m:val="left"/>
         </m:oMathParaPr>
         <m:oMath>
+          <m:r>
+            <w:rPr>
+              <w:rFonts w:ascii="Cambria Math" w:hAnsi="Cambria Math"/>
+              <w:sz w:val="24"/>
+              <w:szCs w:val="24"/>
+            </w:rPr>
+            <m:t xml:space="preserve">N*</m:t>
+          </m:r>
+          <m:r>
+            <w:rPr>
+              <w:rFonts w:ascii="Cambria Math" w:hAnsi="Cambria Math"/>
+              <w:sz w:val="24"/>
+              <w:szCs w:val="24"/>
+            </w:rPr>
+            <m:t xml:space="preserve"> = </m:t>
+          </m:r>
+          <m:r>
+            <w:rPr>
+              <w:rFonts w:ascii="Cambria Math" w:hAnsi="Cambria Math"/>
+              <w:sz w:val="24"/>
+              <w:szCs w:val="24"/>
+            </w:rPr>
+            <m:t xml:space="preserve">k</m:t>
+          </m:r>
+          <m:r>
+            <w:rPr>
+              <w:rFonts w:ascii="Cambria Math" w:hAnsi="Cambria Math"/>
+              <w:sz w:val="24"/>
+              <w:szCs w:val="24"/>
+            </w:rPr>
+            <m:t xml:space="preserve"> · [ ( </m:t>
+          </m:r>
           <m:sSub>
             <m:e>
               <m:r>
@@ -3902,7 +3750,7 @@
                   <w:sz w:val="24"/>
                   <w:szCs w:val="24"/>
                 </w:rPr>
-                <m:t xml:space="preserve">N</m:t>
+                <m:t xml:space="preserve">N′</m:t>
               </m:r>
             </m:e>
             <m:sub>
@@ -3914,6 +3762,36 @@
                 </w:rPr>
                 <m:t xml:space="preserve">x</m:t>
               </m:r>
+            </m:sub>
+          </m:sSub>
+          <m:r>
+            <w:rPr>
+              <w:rFonts w:ascii="Cambria Math" w:hAnsi="Cambria Math"/>
+              <w:sz w:val="24"/>
+              <w:szCs w:val="24"/>
+            </w:rPr>
+            <m:t xml:space="preserve"> − </m:t>
+          </m:r>
+          <m:sSub>
+            <m:e>
+              <m:r>
+                <w:rPr>
+                  <w:rFonts w:ascii="Cambria Math" w:hAnsi="Cambria Math"/>
+                  <w:sz w:val="24"/>
+                  <w:szCs w:val="24"/>
+                </w:rPr>
+                <m:t xml:space="preserve">N′</m:t>
+              </m:r>
+            </m:e>
+            <m:sub>
+              <m:r>
+                <w:rPr>
+                  <w:rFonts w:ascii="Cambria Math" w:hAnsi="Cambria Math"/>
+                  <w:sz w:val="24"/>
+                  <w:szCs w:val="24"/>
+                </w:rPr>
+                <m:t xml:space="preserve">x</m:t>
+              </m:r>
               <m:r>
                 <w:rPr>
                   <w:rFonts w:ascii="Cambria Math" w:hAnsi="Cambria Math"/>
@@ -3928,7 +3806,7 @@
                   <w:sz w:val="24"/>
                   <w:szCs w:val="24"/>
                 </w:rPr>
-                <m:t xml:space="preserve">t</m:t>
+                <m:t xml:space="preserve">m</m:t>
               </m:r>
             </m:sub>
           </m:sSub>
@@ -3938,102 +3816,10 @@
               <w:sz w:val="24"/>
               <w:szCs w:val="24"/>
             </w:rPr>
-            <m:t xml:space="preserve"> = </m:t>
-          </m:r>
-          <m:sSub>
-            <m:e>
-              <m:r>
-                <w:rPr>
-                  <w:rFonts w:ascii="Cambria Math" w:hAnsi="Cambria Math"/>
-                  <w:sz w:val="24"/>
-                  <w:szCs w:val="24"/>
-                </w:rPr>
-                <m:t xml:space="preserve">Σ</m:t>
-              </m:r>
-            </m:e>
-            <m:sub>
-              <m:r>
-                <w:rPr>
-                  <w:rFonts w:ascii="Cambria Math" w:hAnsi="Cambria Math"/>
-                  <w:sz w:val="24"/>
-                  <w:szCs w:val="24"/>
-                </w:rPr>
-                <m:t xml:space="preserve">u</m:t>
-              </m:r>
-              <m:r>
-                <w:rPr>
-                  <w:rFonts w:ascii="Cambria Math" w:hAnsi="Cambria Math"/>
-                  <w:sz w:val="24"/>
-                  <w:szCs w:val="24"/>
-                </w:rPr>
-                <m:t xml:space="preserve">≥</m:t>
-              </m:r>
-              <m:r>
-                <w:rPr>
-                  <w:rFonts w:ascii="Cambria Math" w:hAnsi="Cambria Math"/>
-                  <w:sz w:val="24"/>
-                  <w:szCs w:val="24"/>
-                </w:rPr>
-                <m:t xml:space="preserve">t</m:t>
-              </m:r>
-            </m:sub>
-          </m:sSub>
-          <m:r>
-            <w:rPr>
-              <w:rFonts w:ascii="Cambria Math" w:hAnsi="Cambria Math"/>
-              <w:sz w:val="24"/>
-              <w:szCs w:val="24"/>
-            </w:rPr>
-            <m:t xml:space="preserve"> </m:t>
-          </m:r>
-          <m:sSub>
-            <m:e>
-              <m:r>
-                <w:rPr>
-                  <w:rFonts w:ascii="Cambria Math" w:hAnsi="Cambria Math"/>
-                  <w:sz w:val="24"/>
-                  <w:szCs w:val="24"/>
-                </w:rPr>
-                <m:t xml:space="preserve">D</m:t>
-              </m:r>
-            </m:e>
-            <m:sub>
-              <m:r>
-                <w:rPr>
-                  <w:rFonts w:ascii="Cambria Math" w:hAnsi="Cambria Math"/>
-                  <w:sz w:val="24"/>
-                  <w:szCs w:val="24"/>
-                </w:rPr>
-                <m:t xml:space="preserve">x</m:t>
-              </m:r>
-              <m:r>
-                <w:rPr>
-                  <w:rFonts w:ascii="Cambria Math" w:hAnsi="Cambria Math"/>
-                  <w:sz w:val="24"/>
-                  <w:szCs w:val="24"/>
-                </w:rPr>
-                <m:t xml:space="preserve">+</m:t>
-              </m:r>
-              <m:r>
-                <w:rPr>
-                  <w:rFonts w:ascii="Cambria Math" w:hAnsi="Cambria Math"/>
-                  <w:sz w:val="24"/>
-                  <w:szCs w:val="24"/>
-                </w:rPr>
-                <m:t xml:space="preserve">u</m:t>
-              </m:r>
-            </m:sub>
-          </m:sSub>
+            <m:t xml:space="preserve"> )</m:t>
+          </m:r>
         </m:oMath>
       </m:oMathPara>
-    </w:p>
-    <w:p>
-      <w:pPr>
-        <w:pStyle w:val="FormulaLabel"/>
-      </w:pPr>
-      <w:r>
-        <w:t xml:space="preserve">[식] 납입자수 현가의 누계 (N′)</w:t>
-      </w:r>
     </w:p>
     <w:p>
       <w:pPr>
@@ -4044,6 +3830,78 @@
           <m:jc m:val="left"/>
         </m:oMathParaPr>
         <m:oMath>
+          <m:r>
+            <w:rPr>
+              <w:rFonts w:ascii="Cambria Math" w:hAnsi="Cambria Math"/>
+              <w:sz w:val="24"/>
+              <w:szCs w:val="24"/>
+            </w:rPr>
+            <m:t xml:space="preserve">− ( </m:t>
+          </m:r>
+          <m:r>
+            <w:rPr>
+              <w:rFonts w:ascii="Cambria Math" w:hAnsi="Cambria Math"/>
+              <w:sz w:val="24"/>
+              <w:szCs w:val="24"/>
+            </w:rPr>
+            <m:t xml:space="preserve">k</m:t>
+          </m:r>
+          <m:r>
+            <w:rPr>
+              <w:rFonts w:ascii="Cambria Math" w:hAnsi="Cambria Math"/>
+              <w:sz w:val="24"/>
+              <w:szCs w:val="24"/>
+            </w:rPr>
+            <m:t xml:space="preserve">−</m:t>
+          </m:r>
+          <m:r>
+            <w:rPr>
+              <w:rFonts w:ascii="Cambria Math" w:hAnsi="Cambria Math"/>
+              <w:sz w:val="24"/>
+              <w:szCs w:val="24"/>
+            </w:rPr>
+            <m:t xml:space="preserve">1</m:t>
+          </m:r>
+          <m:r>
+            <w:rPr>
+              <w:rFonts w:ascii="Cambria Math" w:hAnsi="Cambria Math"/>
+              <w:sz w:val="24"/>
+              <w:szCs w:val="24"/>
+            </w:rPr>
+            <m:t xml:space="preserve"> )/( </m:t>
+          </m:r>
+          <m:r>
+            <w:rPr>
+              <w:rFonts w:ascii="Cambria Math" w:hAnsi="Cambria Math"/>
+              <w:sz w:val="24"/>
+              <w:szCs w:val="24"/>
+            </w:rPr>
+            <m:t xml:space="preserve">2</m:t>
+          </m:r>
+          <m:r>
+            <w:rPr>
+              <w:rFonts w:ascii="Cambria Math" w:hAnsi="Cambria Math"/>
+              <w:sz w:val="24"/>
+              <w:szCs w:val="24"/>
+            </w:rPr>
+            <m:t xml:space="preserve">·</m:t>
+          </m:r>
+          <m:r>
+            <w:rPr>
+              <w:rFonts w:ascii="Cambria Math" w:hAnsi="Cambria Math"/>
+              <w:sz w:val="24"/>
+              <w:szCs w:val="24"/>
+            </w:rPr>
+            <m:t xml:space="preserve">k</m:t>
+          </m:r>
+          <m:r>
+            <w:rPr>
+              <w:rFonts w:ascii="Cambria Math" w:hAnsi="Cambria Math"/>
+              <w:sz w:val="24"/>
+              <w:szCs w:val="24"/>
+            </w:rPr>
+            <m:t xml:space="preserve"> )·( </m:t>
+          </m:r>
           <m:sSub>
             <m:e>
               <m:r>
@@ -4052,7 +3910,7 @@
                   <w:sz w:val="24"/>
                   <w:szCs w:val="24"/>
                 </w:rPr>
-                <m:t xml:space="preserve">N′</m:t>
+                <m:t xml:space="preserve">D′</m:t>
               </m:r>
             </m:e>
             <m:sub>
@@ -4064,6 +3922,36 @@
                 </w:rPr>
                 <m:t xml:space="preserve">x</m:t>
               </m:r>
+            </m:sub>
+          </m:sSub>
+          <m:r>
+            <w:rPr>
+              <w:rFonts w:ascii="Cambria Math" w:hAnsi="Cambria Math"/>
+              <w:sz w:val="24"/>
+              <w:szCs w:val="24"/>
+            </w:rPr>
+            <m:t xml:space="preserve"> − </m:t>
+          </m:r>
+          <m:sSub>
+            <m:e>
+              <m:r>
+                <w:rPr>
+                  <w:rFonts w:ascii="Cambria Math" w:hAnsi="Cambria Math"/>
+                  <w:sz w:val="24"/>
+                  <w:szCs w:val="24"/>
+                </w:rPr>
+                <m:t xml:space="preserve">D′</m:t>
+              </m:r>
+            </m:e>
+            <m:sub>
+              <m:r>
+                <w:rPr>
+                  <w:rFonts w:ascii="Cambria Math" w:hAnsi="Cambria Math"/>
+                  <w:sz w:val="24"/>
+                  <w:szCs w:val="24"/>
+                </w:rPr>
+                <m:t xml:space="preserve">x</m:t>
+              </m:r>
               <m:r>
                 <w:rPr>
                   <w:rFonts w:ascii="Cambria Math" w:hAnsi="Cambria Math"/>
@@ -4078,7 +3966,7 @@
                   <w:sz w:val="24"/>
                   <w:szCs w:val="24"/>
                 </w:rPr>
-                <m:t xml:space="preserve">t</m:t>
+                <m:t xml:space="preserve">m</m:t>
               </m:r>
             </m:sub>
           </m:sSub>
@@ -4088,101 +3976,25 @@
               <w:sz w:val="24"/>
               <w:szCs w:val="24"/>
             </w:rPr>
-            <m:t xml:space="preserve"> = </m:t>
-          </m:r>
-          <m:sSub>
-            <m:e>
-              <m:r>
-                <w:rPr>
-                  <w:rFonts w:ascii="Cambria Math" w:hAnsi="Cambria Math"/>
-                  <w:sz w:val="24"/>
-                  <w:szCs w:val="24"/>
-                </w:rPr>
-                <m:t xml:space="preserve">Σ</m:t>
-              </m:r>
-            </m:e>
-            <m:sub>
-              <m:r>
-                <w:rPr>
-                  <w:rFonts w:ascii="Cambria Math" w:hAnsi="Cambria Math"/>
-                  <w:sz w:val="24"/>
-                  <w:szCs w:val="24"/>
-                </w:rPr>
-                <m:t xml:space="preserve">u</m:t>
-              </m:r>
-              <m:r>
-                <w:rPr>
-                  <w:rFonts w:ascii="Cambria Math" w:hAnsi="Cambria Math"/>
-                  <w:sz w:val="24"/>
-                  <w:szCs w:val="24"/>
-                </w:rPr>
-                <m:t xml:space="preserve">≥</m:t>
-              </m:r>
-              <m:r>
-                <w:rPr>
-                  <w:rFonts w:ascii="Cambria Math" w:hAnsi="Cambria Math"/>
-                  <w:sz w:val="24"/>
-                  <w:szCs w:val="24"/>
-                </w:rPr>
-                <m:t xml:space="preserve">t</m:t>
-              </m:r>
-            </m:sub>
-          </m:sSub>
-          <m:r>
-            <w:rPr>
-              <w:rFonts w:ascii="Cambria Math" w:hAnsi="Cambria Math"/>
-              <w:sz w:val="24"/>
-              <w:szCs w:val="24"/>
-            </w:rPr>
-            <m:t xml:space="preserve"> </m:t>
-          </m:r>
-          <m:sSub>
-            <m:e>
-              <m:r>
-                <w:rPr>
-                  <w:rFonts w:ascii="Cambria Math" w:hAnsi="Cambria Math"/>
-                  <w:sz w:val="24"/>
-                  <w:szCs w:val="24"/>
-                </w:rPr>
-                <m:t xml:space="preserve">D′</m:t>
-              </m:r>
-            </m:e>
-            <m:sub>
-              <m:r>
-                <w:rPr>
-                  <w:rFonts w:ascii="Cambria Math" w:hAnsi="Cambria Math"/>
-                  <w:sz w:val="24"/>
-                  <w:szCs w:val="24"/>
-                </w:rPr>
-                <m:t xml:space="preserve">x</m:t>
-              </m:r>
-              <m:r>
-                <w:rPr>
-                  <w:rFonts w:ascii="Cambria Math" w:hAnsi="Cambria Math"/>
-                  <w:sz w:val="24"/>
-                  <w:szCs w:val="24"/>
-                </w:rPr>
-                <m:t xml:space="preserve">+</m:t>
-              </m:r>
-              <m:r>
-                <w:rPr>
-                  <w:rFonts w:ascii="Cambria Math" w:hAnsi="Cambria Math"/>
-                  <w:sz w:val="24"/>
-                  <w:szCs w:val="24"/>
-                </w:rPr>
-                <m:t xml:space="preserve">u</m:t>
-              </m:r>
-            </m:sub>
-          </m:sSub>
+            <m:t xml:space="preserve"> ) ]</m:t>
+          </m:r>
         </m:oMath>
       </m:oMathPara>
     </w:p>
     <w:p>
       <w:pPr>
+        <w:pStyle w:val="Note"/>
+      </w:pPr>
+      <w:r>
+        <w:t xml:space="preserve">※ k 는 납입주기별 계수(연납 1, 6개월납 2, 3개월납 4, 월납 12)이다.</w:t>
+      </w:r>
+    </w:p>
+    <w:p>
+      <w:pPr>
         <w:pStyle w:val="Heading1"/>
       </w:pPr>
       <w:r>
-        <w:t xml:space="preserve">5. 보험료의 계산</w:t>
+        <w:t xml:space="preserve">6. 보험료의 계산</w:t>
       </w:r>
     </w:p>
     <w:p>
@@ -4190,7 +4002,7 @@
         <w:pStyle w:val="FormulaLabel"/>
       </w:pPr>
       <w:r>
-        <w:t xml:space="preserve">[식] 급부 현가 (PVB)</w:t>
+        <w:t xml:space="preserve">[식] 순보험료 (P)</w:t>
       </w:r>
     </w:p>
     <w:p>
@@ -4203,6 +4015,22 @@
         </m:oMathParaPr>
         <m:oMath>
           <m:r>
+            <w:rPr>
+              <w:rFonts w:ascii="Cambria Math" w:hAnsi="Cambria Math"/>
+              <w:sz w:val="24"/>
+              <w:szCs w:val="24"/>
+            </w:rPr>
+            <m:t xml:space="preserve">P</m:t>
+          </m:r>
+          <m:r>
+            <w:rPr>
+              <w:rFonts w:ascii="Cambria Math" w:hAnsi="Cambria Math"/>
+              <w:sz w:val="24"/>
+              <w:szCs w:val="24"/>
+            </w:rPr>
+            <m:t xml:space="preserve"> = </m:t>
+          </m:r>
+          <m:r>
             <m:rPr>
               <m:nor/>
             </m:rPr>
@@ -4219,280 +4047,16 @@
               <w:sz w:val="24"/>
               <w:szCs w:val="24"/>
             </w:rPr>
-            <m:t xml:space="preserve"> = </m:t>
-          </m:r>
-          <m:sSubSup>
-            <m:e>
-              <m:r>
-                <w:rPr>
-                  <w:rFonts w:ascii="Cambria Math" w:hAnsi="Cambria Math"/>
-                  <w:sz w:val="24"/>
-                  <w:szCs w:val="24"/>
-                </w:rPr>
-                <m:t xml:space="preserve">Σ</m:t>
-              </m:r>
-            </m:e>
-            <m:sub>
-              <m:r>
-                <w:rPr>
-                  <w:rFonts w:ascii="Cambria Math" w:hAnsi="Cambria Math"/>
-                  <w:sz w:val="24"/>
-                  <w:szCs w:val="24"/>
-                </w:rPr>
-                <m:t xml:space="preserve">t</m:t>
-              </m:r>
-              <m:r>
-                <w:rPr>
-                  <w:rFonts w:ascii="Cambria Math" w:hAnsi="Cambria Math"/>
-                  <w:sz w:val="24"/>
-                  <w:szCs w:val="24"/>
-                </w:rPr>
-                <m:t xml:space="preserve">=</m:t>
-              </m:r>
-              <m:r>
-                <w:rPr>
-                  <w:rFonts w:ascii="Cambria Math" w:hAnsi="Cambria Math"/>
-                  <w:sz w:val="24"/>
-                  <w:szCs w:val="24"/>
-                </w:rPr>
-                <m:t xml:space="preserve">0</m:t>
-              </m:r>
-            </m:sub>
-            <m:sup>
-              <m:r>
-                <w:rPr>
-                  <w:rFonts w:ascii="Cambria Math" w:hAnsi="Cambria Math"/>
-                  <w:sz w:val="24"/>
-                  <w:szCs w:val="24"/>
-                </w:rPr>
-                <m:t xml:space="preserve">n</m:t>
-              </m:r>
-              <m:r>
-                <w:rPr>
-                  <w:rFonts w:ascii="Cambria Math" w:hAnsi="Cambria Math"/>
-                  <w:sz w:val="24"/>
-                  <w:szCs w:val="24"/>
-                </w:rPr>
-                <m:t xml:space="preserve">−</m:t>
-              </m:r>
-              <m:r>
-                <w:rPr>
-                  <w:rFonts w:ascii="Cambria Math" w:hAnsi="Cambria Math"/>
-                  <w:sz w:val="24"/>
-                  <w:szCs w:val="24"/>
-                </w:rPr>
-                <m:t xml:space="preserve">1</m:t>
-              </m:r>
-            </m:sup>
-          </m:sSubSup>
-          <m:r>
-            <w:rPr>
-              <w:rFonts w:ascii="Cambria Math" w:hAnsi="Cambria Math"/>
-              <w:sz w:val="24"/>
-              <w:szCs w:val="24"/>
-            </w:rPr>
-            <m:t xml:space="preserve"> </m:t>
-          </m:r>
-          <m:sSub>
-            <m:e>
-              <m:r>
-                <w:rPr>
-                  <w:rFonts w:ascii="Cambria Math" w:hAnsi="Cambria Math"/>
-                  <w:sz w:val="24"/>
-                  <w:szCs w:val="24"/>
-                </w:rPr>
-                <m:t xml:space="preserve">S</m:t>
-              </m:r>
-            </m:e>
-            <m:sub>
-              <m:r>
-                <w:rPr>
-                  <w:rFonts w:ascii="Cambria Math" w:hAnsi="Cambria Math"/>
-                  <w:sz w:val="24"/>
-                  <w:szCs w:val="24"/>
-                </w:rPr>
-                <m:t xml:space="preserve">t</m:t>
-              </m:r>
-            </m:sub>
-          </m:sSub>
-          <m:r>
-            <w:rPr>
-              <w:rFonts w:ascii="Cambria Math" w:hAnsi="Cambria Math"/>
-              <w:sz w:val="24"/>
-              <w:szCs w:val="24"/>
-            </w:rPr>
-            <m:t xml:space="preserve">·</m:t>
-          </m:r>
-          <m:sSub>
-            <m:e>
-              <m:r>
-                <w:rPr>
-                  <w:rFonts w:ascii="Cambria Math" w:hAnsi="Cambria Math"/>
-                  <w:sz w:val="24"/>
-                  <w:szCs w:val="24"/>
-                </w:rPr>
-                <m:t xml:space="preserve">C</m:t>
-              </m:r>
-            </m:e>
-            <m:sub>
-              <m:r>
-                <w:rPr>
-                  <w:rFonts w:ascii="Cambria Math" w:hAnsi="Cambria Math"/>
-                  <w:sz w:val="24"/>
-                  <w:szCs w:val="24"/>
-                </w:rPr>
-                <m:t xml:space="preserve">x</m:t>
-              </m:r>
-              <m:r>
-                <w:rPr>
-                  <w:rFonts w:ascii="Cambria Math" w:hAnsi="Cambria Math"/>
-                  <w:sz w:val="24"/>
-                  <w:szCs w:val="24"/>
-                </w:rPr>
-                <m:t xml:space="preserve">+</m:t>
-              </m:r>
-              <m:r>
-                <w:rPr>
-                  <w:rFonts w:ascii="Cambria Math" w:hAnsi="Cambria Math"/>
-                  <w:sz w:val="24"/>
-                  <w:szCs w:val="24"/>
-                </w:rPr>
-                <m:t xml:space="preserve">t</m:t>
-              </m:r>
-            </m:sub>
-          </m:sSub>
-          <m:r>
-            <w:rPr>
-              <w:rFonts w:ascii="Cambria Math" w:hAnsi="Cambria Math"/>
-              <w:sz w:val="24"/>
-              <w:szCs w:val="24"/>
-            </w:rPr>
-            <m:t xml:space="preserve"> + </m:t>
-          </m:r>
-          <m:sSubSup>
-            <m:e>
-              <m:r>
-                <w:rPr>
-                  <w:rFonts w:ascii="Cambria Math" w:hAnsi="Cambria Math"/>
-                  <w:sz w:val="24"/>
-                  <w:szCs w:val="24"/>
-                </w:rPr>
-                <m:t xml:space="preserve">Σ</m:t>
-              </m:r>
-            </m:e>
-            <m:sub>
-              <m:r>
-                <w:rPr>
-                  <w:rFonts w:ascii="Cambria Math" w:hAnsi="Cambria Math"/>
-                  <w:sz w:val="24"/>
-                  <w:szCs w:val="24"/>
-                </w:rPr>
-                <m:t xml:space="preserve">t</m:t>
-              </m:r>
-              <m:r>
-                <w:rPr>
-                  <w:rFonts w:ascii="Cambria Math" w:hAnsi="Cambria Math"/>
-                  <w:sz w:val="24"/>
-                  <w:szCs w:val="24"/>
-                </w:rPr>
-                <m:t xml:space="preserve">=</m:t>
-              </m:r>
-              <m:r>
-                <w:rPr>
-                  <w:rFonts w:ascii="Cambria Math" w:hAnsi="Cambria Math"/>
-                  <w:sz w:val="24"/>
-                  <w:szCs w:val="24"/>
-                </w:rPr>
-                <m:t xml:space="preserve">0</m:t>
-              </m:r>
-            </m:sub>
-            <m:sup>
-              <m:r>
-                <w:rPr>
-                  <w:rFonts w:ascii="Cambria Math" w:hAnsi="Cambria Math"/>
-                  <w:sz w:val="24"/>
-                  <w:szCs w:val="24"/>
-                </w:rPr>
-                <m:t xml:space="preserve">n</m:t>
-              </m:r>
-            </m:sup>
-          </m:sSubSup>
-          <m:r>
-            <w:rPr>
-              <w:rFonts w:ascii="Cambria Math" w:hAnsi="Cambria Math"/>
-              <w:sz w:val="24"/>
-              <w:szCs w:val="24"/>
-            </w:rPr>
-            <m:t xml:space="preserve"> </m:t>
-          </m:r>
-          <m:sSub>
-            <m:e>
-              <m:r>
-                <w:rPr>
-                  <w:rFonts w:ascii="Cambria Math" w:hAnsi="Cambria Math"/>
-                  <w:sz w:val="24"/>
-                  <w:szCs w:val="24"/>
-                </w:rPr>
-                <m:t xml:space="preserve">C</m:t>
-              </m:r>
-            </m:e>
-            <m:sub>
-              <m:r>
-                <w:rPr>
-                  <w:rFonts w:ascii="Cambria Math" w:hAnsi="Cambria Math"/>
-                  <w:sz w:val="24"/>
-                  <w:szCs w:val="24"/>
-                </w:rPr>
-                <m:t xml:space="preserve">t</m:t>
-              </m:r>
-            </m:sub>
-          </m:sSub>
-          <m:r>
-            <w:rPr>
-              <w:rFonts w:ascii="Cambria Math" w:hAnsi="Cambria Math"/>
-              <w:sz w:val="24"/>
-              <w:szCs w:val="24"/>
-            </w:rPr>
-            <m:t xml:space="preserve">·</m:t>
-          </m:r>
-          <m:sSub>
-            <m:e>
-              <m:r>
-                <w:rPr>
-                  <w:rFonts w:ascii="Cambria Math" w:hAnsi="Cambria Math"/>
-                  <w:sz w:val="24"/>
-                  <w:szCs w:val="24"/>
-                </w:rPr>
-                <m:t xml:space="preserve">D</m:t>
-              </m:r>
-            </m:e>
-            <m:sub>
-              <m:r>
-                <w:rPr>
-                  <w:rFonts w:ascii="Cambria Math" w:hAnsi="Cambria Math"/>
-                  <w:sz w:val="24"/>
-                  <w:szCs w:val="24"/>
-                </w:rPr>
-                <m:t xml:space="preserve">x</m:t>
-              </m:r>
-              <m:r>
-                <w:rPr>
-                  <w:rFonts w:ascii="Cambria Math" w:hAnsi="Cambria Math"/>
-                  <w:sz w:val="24"/>
-                  <w:szCs w:val="24"/>
-                </w:rPr>
-                <m:t xml:space="preserve">+</m:t>
-              </m:r>
-              <m:r>
-                <w:rPr>
-                  <w:rFonts w:ascii="Cambria Math" w:hAnsi="Cambria Math"/>
-                  <w:sz w:val="24"/>
-                  <w:szCs w:val="24"/>
-                </w:rPr>
-                <m:t xml:space="preserve">t</m:t>
-              </m:r>
-            </m:sub>
-          </m:sSub>
+            <m:t xml:space="preserve"> / </m:t>
+          </m:r>
+          <m:r>
+            <w:rPr>
+              <w:rFonts w:ascii="Cambria Math" w:hAnsi="Cambria Math"/>
+              <w:sz w:val="24"/>
+              <w:szCs w:val="24"/>
+            </w:rPr>
+            <m:t xml:space="preserve">N*</m:t>
+          </m:r>
         </m:oMath>
       </m:oMathPara>
     </w:p>
@@ -4501,367 +4065,8 @@
         <w:pStyle w:val="Note"/>
       </w:pPr>
       <w:r>
-        <w:t xml:space="preserve">※ S 는 연도별 보장금액(연령 구간 배수 반영), 생존급부는 그 시점의 유지자수 현가로 곱한다.</w:t>
+        <w:t xml:space="preserve">※ 담보마다 그 담보의 보험금 현가 PVB 와 그 담보가 속한 집단의 N* 로 낸다. 보장금액 1원당이므로 10만원당 보험료는 × 100,000 이다.</w:t>
       </w:r>
-    </w:p>
-    <w:p>
-      <w:pPr>
-        <w:pStyle w:val="FormulaLabel"/>
-      </w:pPr>
-      <w:r>
-        <w:t xml:space="preserve">[식] 연납 환산 납입기수 (N*)</w:t>
-      </w:r>
-    </w:p>
-    <w:p>
-      <w:pPr>
-        <w:pStyle w:val="Formula"/>
-      </w:pPr>
-      <m:oMathPara>
-        <m:oMathParaPr>
-          <m:jc m:val="left"/>
-        </m:oMathParaPr>
-        <m:oMath>
-          <m:r>
-            <w:rPr>
-              <w:rFonts w:ascii="Cambria Math" w:hAnsi="Cambria Math"/>
-              <w:sz w:val="24"/>
-              <w:szCs w:val="24"/>
-            </w:rPr>
-            <m:t xml:space="preserve">N*</m:t>
-          </m:r>
-          <m:r>
-            <w:rPr>
-              <w:rFonts w:ascii="Cambria Math" w:hAnsi="Cambria Math"/>
-              <w:sz w:val="24"/>
-              <w:szCs w:val="24"/>
-            </w:rPr>
-            <m:t xml:space="preserve"> = </m:t>
-          </m:r>
-          <m:r>
-            <w:rPr>
-              <w:rFonts w:ascii="Cambria Math" w:hAnsi="Cambria Math"/>
-              <w:sz w:val="24"/>
-              <w:szCs w:val="24"/>
-            </w:rPr>
-            <m:t xml:space="preserve">k</m:t>
-          </m:r>
-          <m:r>
-            <w:rPr>
-              <w:rFonts w:ascii="Cambria Math" w:hAnsi="Cambria Math"/>
-              <w:sz w:val="24"/>
-              <w:szCs w:val="24"/>
-            </w:rPr>
-            <m:t xml:space="preserve"> · [ ( </m:t>
-          </m:r>
-          <m:sSub>
-            <m:e>
-              <m:r>
-                <w:rPr>
-                  <w:rFonts w:ascii="Cambria Math" w:hAnsi="Cambria Math"/>
-                  <w:sz w:val="24"/>
-                  <w:szCs w:val="24"/>
-                </w:rPr>
-                <m:t xml:space="preserve">N′</m:t>
-              </m:r>
-            </m:e>
-            <m:sub>
-              <m:r>
-                <w:rPr>
-                  <w:rFonts w:ascii="Cambria Math" w:hAnsi="Cambria Math"/>
-                  <w:sz w:val="24"/>
-                  <w:szCs w:val="24"/>
-                </w:rPr>
-                <m:t xml:space="preserve">x</m:t>
-              </m:r>
-            </m:sub>
-          </m:sSub>
-          <m:r>
-            <w:rPr>
-              <w:rFonts w:ascii="Cambria Math" w:hAnsi="Cambria Math"/>
-              <w:sz w:val="24"/>
-              <w:szCs w:val="24"/>
-            </w:rPr>
-            <m:t xml:space="preserve"> − </m:t>
-          </m:r>
-          <m:sSub>
-            <m:e>
-              <m:r>
-                <w:rPr>
-                  <w:rFonts w:ascii="Cambria Math" w:hAnsi="Cambria Math"/>
-                  <w:sz w:val="24"/>
-                  <w:szCs w:val="24"/>
-                </w:rPr>
-                <m:t xml:space="preserve">N′</m:t>
-              </m:r>
-            </m:e>
-            <m:sub>
-              <m:r>
-                <w:rPr>
-                  <w:rFonts w:ascii="Cambria Math" w:hAnsi="Cambria Math"/>
-                  <w:sz w:val="24"/>
-                  <w:szCs w:val="24"/>
-                </w:rPr>
-                <m:t xml:space="preserve">x</m:t>
-              </m:r>
-              <m:r>
-                <w:rPr>
-                  <w:rFonts w:ascii="Cambria Math" w:hAnsi="Cambria Math"/>
-                  <w:sz w:val="24"/>
-                  <w:szCs w:val="24"/>
-                </w:rPr>
-                <m:t xml:space="preserve">+</m:t>
-              </m:r>
-              <m:r>
-                <w:rPr>
-                  <w:rFonts w:ascii="Cambria Math" w:hAnsi="Cambria Math"/>
-                  <w:sz w:val="24"/>
-                  <w:szCs w:val="24"/>
-                </w:rPr>
-                <m:t xml:space="preserve">m</m:t>
-              </m:r>
-            </m:sub>
-          </m:sSub>
-          <m:r>
-            <w:rPr>
-              <w:rFonts w:ascii="Cambria Math" w:hAnsi="Cambria Math"/>
-              <w:sz w:val="24"/>
-              <w:szCs w:val="24"/>
-            </w:rPr>
-            <m:t xml:space="preserve"> )</m:t>
-          </m:r>
-        </m:oMath>
-      </m:oMathPara>
-    </w:p>
-    <w:p>
-      <w:pPr>
-        <w:pStyle w:val="Formula"/>
-      </w:pPr>
-      <m:oMathPara>
-        <m:oMathParaPr>
-          <m:jc m:val="left"/>
-        </m:oMathParaPr>
-        <m:oMath>
-          <m:r>
-            <w:rPr>
-              <w:rFonts w:ascii="Cambria Math" w:hAnsi="Cambria Math"/>
-              <w:sz w:val="24"/>
-              <w:szCs w:val="24"/>
-            </w:rPr>
-            <m:t xml:space="preserve">− ( </m:t>
-          </m:r>
-          <m:r>
-            <w:rPr>
-              <w:rFonts w:ascii="Cambria Math" w:hAnsi="Cambria Math"/>
-              <w:sz w:val="24"/>
-              <w:szCs w:val="24"/>
-            </w:rPr>
-            <m:t xml:space="preserve">k</m:t>
-          </m:r>
-          <m:r>
-            <w:rPr>
-              <w:rFonts w:ascii="Cambria Math" w:hAnsi="Cambria Math"/>
-              <w:sz w:val="24"/>
-              <w:szCs w:val="24"/>
-            </w:rPr>
-            <m:t xml:space="preserve">−</m:t>
-          </m:r>
-          <m:r>
-            <w:rPr>
-              <w:rFonts w:ascii="Cambria Math" w:hAnsi="Cambria Math"/>
-              <w:sz w:val="24"/>
-              <w:szCs w:val="24"/>
-            </w:rPr>
-            <m:t xml:space="preserve">1</m:t>
-          </m:r>
-          <m:r>
-            <w:rPr>
-              <w:rFonts w:ascii="Cambria Math" w:hAnsi="Cambria Math"/>
-              <w:sz w:val="24"/>
-              <w:szCs w:val="24"/>
-            </w:rPr>
-            <m:t xml:space="preserve"> )/( </m:t>
-          </m:r>
-          <m:r>
-            <w:rPr>
-              <w:rFonts w:ascii="Cambria Math" w:hAnsi="Cambria Math"/>
-              <w:sz w:val="24"/>
-              <w:szCs w:val="24"/>
-            </w:rPr>
-            <m:t xml:space="preserve">2</m:t>
-          </m:r>
-          <m:r>
-            <w:rPr>
-              <w:rFonts w:ascii="Cambria Math" w:hAnsi="Cambria Math"/>
-              <w:sz w:val="24"/>
-              <w:szCs w:val="24"/>
-            </w:rPr>
-            <m:t xml:space="preserve">·</m:t>
-          </m:r>
-          <m:r>
-            <w:rPr>
-              <w:rFonts w:ascii="Cambria Math" w:hAnsi="Cambria Math"/>
-              <w:sz w:val="24"/>
-              <w:szCs w:val="24"/>
-            </w:rPr>
-            <m:t xml:space="preserve">k</m:t>
-          </m:r>
-          <m:r>
-            <w:rPr>
-              <w:rFonts w:ascii="Cambria Math" w:hAnsi="Cambria Math"/>
-              <w:sz w:val="24"/>
-              <w:szCs w:val="24"/>
-            </w:rPr>
-            <m:t xml:space="preserve"> )·( </m:t>
-          </m:r>
-          <m:sSub>
-            <m:e>
-              <m:r>
-                <w:rPr>
-                  <w:rFonts w:ascii="Cambria Math" w:hAnsi="Cambria Math"/>
-                  <w:sz w:val="24"/>
-                  <w:szCs w:val="24"/>
-                </w:rPr>
-                <m:t xml:space="preserve">D′</m:t>
-              </m:r>
-            </m:e>
-            <m:sub>
-              <m:r>
-                <w:rPr>
-                  <w:rFonts w:ascii="Cambria Math" w:hAnsi="Cambria Math"/>
-                  <w:sz w:val="24"/>
-                  <w:szCs w:val="24"/>
-                </w:rPr>
-                <m:t xml:space="preserve">x</m:t>
-              </m:r>
-            </m:sub>
-          </m:sSub>
-          <m:r>
-            <w:rPr>
-              <w:rFonts w:ascii="Cambria Math" w:hAnsi="Cambria Math"/>
-              <w:sz w:val="24"/>
-              <w:szCs w:val="24"/>
-            </w:rPr>
-            <m:t xml:space="preserve"> − </m:t>
-          </m:r>
-          <m:sSub>
-            <m:e>
-              <m:r>
-                <w:rPr>
-                  <w:rFonts w:ascii="Cambria Math" w:hAnsi="Cambria Math"/>
-                  <w:sz w:val="24"/>
-                  <w:szCs w:val="24"/>
-                </w:rPr>
-                <m:t xml:space="preserve">D′</m:t>
-              </m:r>
-            </m:e>
-            <m:sub>
-              <m:r>
-                <w:rPr>
-                  <w:rFonts w:ascii="Cambria Math" w:hAnsi="Cambria Math"/>
-                  <w:sz w:val="24"/>
-                  <w:szCs w:val="24"/>
-                </w:rPr>
-                <m:t xml:space="preserve">x</m:t>
-              </m:r>
-              <m:r>
-                <w:rPr>
-                  <w:rFonts w:ascii="Cambria Math" w:hAnsi="Cambria Math"/>
-                  <w:sz w:val="24"/>
-                  <w:szCs w:val="24"/>
-                </w:rPr>
-                <m:t xml:space="preserve">+</m:t>
-              </m:r>
-              <m:r>
-                <w:rPr>
-                  <w:rFonts w:ascii="Cambria Math" w:hAnsi="Cambria Math"/>
-                  <w:sz w:val="24"/>
-                  <w:szCs w:val="24"/>
-                </w:rPr>
-                <m:t xml:space="preserve">m</m:t>
-              </m:r>
-            </m:sub>
-          </m:sSub>
-          <m:r>
-            <w:rPr>
-              <w:rFonts w:ascii="Cambria Math" w:hAnsi="Cambria Math"/>
-              <w:sz w:val="24"/>
-              <w:szCs w:val="24"/>
-            </w:rPr>
-            <m:t xml:space="preserve"> ) ]</m:t>
-          </m:r>
-        </m:oMath>
-      </m:oMathPara>
-    </w:p>
-    <w:p>
-      <w:pPr>
-        <w:pStyle w:val="Note"/>
-      </w:pPr>
-      <w:r>
-        <w:t xml:space="preserve">※ k 는 납입주기별 계수(연납 1, 6개월납 2, 3개월납 4, 월납 12)이다.</w:t>
-      </w:r>
-    </w:p>
-    <w:p>
-      <w:pPr>
-        <w:pStyle w:val="FormulaLabel"/>
-      </w:pPr>
-      <w:r>
-        <w:t xml:space="preserve">[식] 순보험료 (P)</w:t>
-      </w:r>
-    </w:p>
-    <w:p>
-      <w:pPr>
-        <w:pStyle w:val="Formula"/>
-      </w:pPr>
-      <m:oMathPara>
-        <m:oMathParaPr>
-          <m:jc m:val="left"/>
-        </m:oMathParaPr>
-        <m:oMath>
-          <m:r>
-            <w:rPr>
-              <w:rFonts w:ascii="Cambria Math" w:hAnsi="Cambria Math"/>
-              <w:sz w:val="24"/>
-              <w:szCs w:val="24"/>
-            </w:rPr>
-            <m:t xml:space="preserve">P</m:t>
-          </m:r>
-          <m:r>
-            <w:rPr>
-              <w:rFonts w:ascii="Cambria Math" w:hAnsi="Cambria Math"/>
-              <w:sz w:val="24"/>
-              <w:szCs w:val="24"/>
-            </w:rPr>
-            <m:t xml:space="preserve"> = </m:t>
-          </m:r>
-          <m:r>
-            <m:rPr>
-              <m:nor/>
-            </m:rPr>
-            <w:rPr>
-              <w:rFonts w:ascii="Cambria Math" w:hAnsi="Cambria Math"/>
-              <w:sz w:val="24"/>
-              <w:szCs w:val="24"/>
-            </w:rPr>
-            <m:t xml:space="preserve">PVB</m:t>
-          </m:r>
-          <m:r>
-            <w:rPr>
-              <w:rFonts w:ascii="Cambria Math" w:hAnsi="Cambria Math"/>
-              <w:sz w:val="24"/>
-              <w:szCs w:val="24"/>
-            </w:rPr>
-            <m:t xml:space="preserve"> / </m:t>
-          </m:r>
-          <m:r>
-            <w:rPr>
-              <w:rFonts w:ascii="Cambria Math" w:hAnsi="Cambria Math"/>
-              <w:sz w:val="24"/>
-              <w:szCs w:val="24"/>
-            </w:rPr>
-            <m:t xml:space="preserve">N*</m:t>
-          </m:r>
-        </m:oMath>
-      </m:oMathPara>
     </w:p>
     <w:p>
       <w:pPr>
@@ -5526,7 +4731,7 @@
         <w:pStyle w:val="Heading1"/>
       </w:pPr>
       <w:r>
-        <w:t xml:space="preserve">6. 책임준비금의 계산</w:t>
+        <w:t xml:space="preserve">7. 보험금의 현가</w:t>
       </w:r>
     </w:p>
     <w:p>
@@ -5534,7 +4739,15 @@
         <w:pStyle w:val="FormulaLabel"/>
       </w:pPr>
       <w:r>
-        <w:t xml:space="preserve">[식] 준비금 산출용 순보험료</w:t>
+        <w:t xml:space="preserve">[식] 보험금의 현가 — 사망·80% 이상 장해</w:t>
+      </w:r>
+    </w:p>
+    <w:p>
+      <w:pPr>
+        <w:pStyle w:val="FormulaText"/>
+      </w:pPr>
+      <w:r>
+        <w:t xml:space="preserve">보장금액의 배수</w:t>
       </w:r>
     </w:p>
     <w:p>
@@ -5554,17 +4767,17 @@
                   <w:sz w:val="24"/>
                   <w:szCs w:val="24"/>
                 </w:rPr>
-                <m:t xml:space="preserve">P</m:t>
-              </m:r>
-            </m:e>
-            <m:sub>
-              <m:r>
-                <w:rPr>
-                  <w:rFonts w:ascii="Cambria Math" w:hAnsi="Cambria Math"/>
-                  <w:sz w:val="24"/>
-                  <w:szCs w:val="24"/>
-                </w:rPr>
-                <m:t xml:space="preserve">β</m:t>
+                <m:t xml:space="preserve">S</m:t>
+              </m:r>
+            </m:e>
+            <m:sub>
+              <m:r>
+                <w:rPr>
+                  <w:rFonts w:ascii="Cambria Math" w:hAnsi="Cambria Math"/>
+                  <w:sz w:val="24"/>
+                  <w:szCs w:val="24"/>
+                </w:rPr>
+                <m:t xml:space="preserve">t</m:t>
               </m:r>
             </m:sub>
           </m:sSub>
@@ -5574,253 +4787,25 @@
               <w:sz w:val="24"/>
               <w:szCs w:val="24"/>
             </w:rPr>
-            <m:t xml:space="preserve"> = ( </m:t>
-          </m:r>
-          <m:r>
-            <m:rPr>
-              <m:nor/>
-            </m:rPr>
-            <w:rPr>
-              <w:rFonts w:ascii="Cambria Math" w:hAnsi="Cambria Math"/>
-              <w:sz w:val="24"/>
-              <w:szCs w:val="24"/>
-            </w:rPr>
-            <m:t xml:space="preserve">PVB</m:t>
-          </m:r>
-          <m:r>
-            <w:rPr>
-              <w:rFonts w:ascii="Cambria Math" w:hAnsi="Cambria Math"/>
-              <w:sz w:val="24"/>
-              <w:szCs w:val="24"/>
-            </w:rPr>
-            <m:t xml:space="preserve"> + </m:t>
-          </m:r>
-          <m:sSub>
-            <m:e>
-              <m:r>
-                <m:rPr>
-                  <m:nor/>
-                </m:rPr>
-                <w:rPr>
-                  <w:rFonts w:ascii="Cambria Math" w:hAnsi="Cambria Math"/>
-                  <w:sz w:val="24"/>
-                  <w:szCs w:val="24"/>
-                </w:rPr>
-                <m:t xml:space="preserve">CSV</m:t>
-              </m:r>
-            </m:e>
-            <m:sub>
-              <m:r>
-                <w:rPr>
-                  <w:rFonts w:ascii="Cambria Math" w:hAnsi="Cambria Math"/>
-                  <w:sz w:val="24"/>
-                  <w:szCs w:val="24"/>
-                </w:rPr>
-                <m:t xml:space="preserve">0</m:t>
-              </m:r>
-            </m:sub>
-          </m:sSub>
-          <m:r>
-            <w:rPr>
-              <w:rFonts w:ascii="Cambria Math" w:hAnsi="Cambria Math"/>
-              <w:sz w:val="24"/>
-              <w:szCs w:val="24"/>
-            </w:rPr>
-            <m:t xml:space="preserve"> + </m:t>
-          </m:r>
-          <m:r>
-            <w:rPr>
-              <w:rFonts w:ascii="Cambria Math" w:hAnsi="Cambria Math"/>
-              <w:sz w:val="24"/>
-              <w:szCs w:val="24"/>
-            </w:rPr>
-            <m:t xml:space="preserve">β′</m:t>
-          </m:r>
-          <m:r>
-            <w:rPr>
-              <w:rFonts w:ascii="Cambria Math" w:hAnsi="Cambria Math"/>
-              <w:sz w:val="24"/>
-              <w:szCs w:val="24"/>
-            </w:rPr>
-            <m:t xml:space="preserve">·( </m:t>
-          </m:r>
-          <m:sSub>
-            <m:e>
-              <m:r>
-                <w:rPr>
-                  <w:rFonts w:ascii="Cambria Math" w:hAnsi="Cambria Math"/>
-                  <w:sz w:val="24"/>
-                  <w:szCs w:val="24"/>
-                </w:rPr>
-                <m:t xml:space="preserve">N</m:t>
-              </m:r>
-            </m:e>
-            <m:sub>
-              <m:r>
-                <w:rPr>
-                  <w:rFonts w:ascii="Cambria Math" w:hAnsi="Cambria Math"/>
-                  <w:sz w:val="24"/>
-                  <w:szCs w:val="24"/>
-                </w:rPr>
-                <m:t xml:space="preserve">x</m:t>
-              </m:r>
-              <m:r>
-                <w:rPr>
-                  <w:rFonts w:ascii="Cambria Math" w:hAnsi="Cambria Math"/>
-                  <w:sz w:val="24"/>
-                  <w:szCs w:val="24"/>
-                </w:rPr>
-                <m:t xml:space="preserve">+</m:t>
-              </m:r>
-              <m:r>
-                <w:rPr>
-                  <w:rFonts w:ascii="Cambria Math" w:hAnsi="Cambria Math"/>
-                  <w:sz w:val="24"/>
-                  <w:szCs w:val="24"/>
-                </w:rPr>
-                <m:t xml:space="preserve">m</m:t>
-              </m:r>
-            </m:sub>
-          </m:sSub>
-          <m:r>
-            <w:rPr>
-              <w:rFonts w:ascii="Cambria Math" w:hAnsi="Cambria Math"/>
-              <w:sz w:val="24"/>
-              <w:szCs w:val="24"/>
-            </w:rPr>
-            <m:t xml:space="preserve"> − </m:t>
-          </m:r>
-          <m:sSub>
-            <m:e>
-              <m:r>
-                <w:rPr>
-                  <w:rFonts w:ascii="Cambria Math" w:hAnsi="Cambria Math"/>
-                  <w:sz w:val="24"/>
-                  <w:szCs w:val="24"/>
-                </w:rPr>
-                <m:t xml:space="preserve">N</m:t>
-              </m:r>
-            </m:e>
-            <m:sub>
-              <m:r>
-                <w:rPr>
-                  <w:rFonts w:ascii="Cambria Math" w:hAnsi="Cambria Math"/>
-                  <w:sz w:val="24"/>
-                  <w:szCs w:val="24"/>
-                </w:rPr>
-                <m:t xml:space="preserve">x</m:t>
-              </m:r>
-              <m:r>
-                <w:rPr>
-                  <w:rFonts w:ascii="Cambria Math" w:hAnsi="Cambria Math"/>
-                  <w:sz w:val="24"/>
-                  <w:szCs w:val="24"/>
-                </w:rPr>
-                <m:t xml:space="preserve">+</m:t>
-              </m:r>
-              <m:r>
-                <w:rPr>
-                  <w:rFonts w:ascii="Cambria Math" w:hAnsi="Cambria Math"/>
-                  <w:sz w:val="24"/>
-                  <w:szCs w:val="24"/>
-                </w:rPr>
-                <m:t xml:space="preserve">n</m:t>
-              </m:r>
-            </m:sub>
-          </m:sSub>
-          <m:r>
-            <w:rPr>
-              <w:rFonts w:ascii="Cambria Math" w:hAnsi="Cambria Math"/>
-              <w:sz w:val="24"/>
-              <w:szCs w:val="24"/>
-            </w:rPr>
-            <m:t xml:space="preserve"> ) ) / ( </m:t>
-          </m:r>
-          <m:sSub>
-            <m:e>
-              <m:r>
-                <w:rPr>
-                  <w:rFonts w:ascii="Cambria Math" w:hAnsi="Cambria Math"/>
-                  <w:sz w:val="24"/>
-                  <w:szCs w:val="24"/>
-                </w:rPr>
-                <m:t xml:space="preserve">N′</m:t>
-              </m:r>
-            </m:e>
-            <m:sub>
-              <m:r>
-                <w:rPr>
-                  <w:rFonts w:ascii="Cambria Math" w:hAnsi="Cambria Math"/>
-                  <w:sz w:val="24"/>
-                  <w:szCs w:val="24"/>
-                </w:rPr>
-                <m:t xml:space="preserve">x</m:t>
-              </m:r>
-            </m:sub>
-          </m:sSub>
-          <m:r>
-            <w:rPr>
-              <w:rFonts w:ascii="Cambria Math" w:hAnsi="Cambria Math"/>
-              <w:sz w:val="24"/>
-              <w:szCs w:val="24"/>
-            </w:rPr>
-            <m:t xml:space="preserve"> − </m:t>
-          </m:r>
-          <m:sSub>
-            <m:e>
-              <m:r>
-                <w:rPr>
-                  <w:rFonts w:ascii="Cambria Math" w:hAnsi="Cambria Math"/>
-                  <w:sz w:val="24"/>
-                  <w:szCs w:val="24"/>
-                </w:rPr>
-                <m:t xml:space="preserve">N′</m:t>
-              </m:r>
-            </m:e>
-            <m:sub>
-              <m:r>
-                <w:rPr>
-                  <w:rFonts w:ascii="Cambria Math" w:hAnsi="Cambria Math"/>
-                  <w:sz w:val="24"/>
-                  <w:szCs w:val="24"/>
-                </w:rPr>
-                <m:t xml:space="preserve">x</m:t>
-              </m:r>
-              <m:r>
-                <w:rPr>
-                  <w:rFonts w:ascii="Cambria Math" w:hAnsi="Cambria Math"/>
-                  <w:sz w:val="24"/>
-                  <w:szCs w:val="24"/>
-                </w:rPr>
-                <m:t xml:space="preserve">+</m:t>
-              </m:r>
-              <m:r>
-                <w:rPr>
-                  <w:rFonts w:ascii="Cambria Math" w:hAnsi="Cambria Math"/>
-                  <w:sz w:val="24"/>
-                  <w:szCs w:val="24"/>
-                </w:rPr>
-                <m:t xml:space="preserve">m</m:t>
-              </m:r>
-            </m:sub>
-          </m:sSub>
-          <m:r>
-            <w:rPr>
-              <w:rFonts w:ascii="Cambria Math" w:hAnsi="Cambria Math"/>
-              <w:sz w:val="24"/>
-              <w:szCs w:val="24"/>
-            </w:rPr>
-            <m:t xml:space="preserve"> )</m:t>
+            <m:t xml:space="preserve"> = </m:t>
+          </m:r>
+          <m:r>
+            <w:rPr>
+              <w:rFonts w:ascii="Cambria Math" w:hAnsi="Cambria Math"/>
+              <w:sz w:val="24"/>
+              <w:szCs w:val="24"/>
+            </w:rPr>
+            <m:t xml:space="preserve">1</m:t>
           </m:r>
         </m:oMath>
       </m:oMathPara>
     </w:p>
     <w:p>
       <w:pPr>
-        <w:pStyle w:val="FormulaLabel"/>
+        <w:pStyle w:val="FormulaText"/>
       </w:pPr>
       <w:r>
-        <w:t xml:space="preserve">[식] 연말 책임준비금</w:t>
+        <w:t xml:space="preserve">급부 발생자 — 탈퇴자 전부가 급부 대상이다</w:t>
       </w:r>
     </w:p>
     <w:p>
@@ -5840,10 +4825,26 @@
                   <w:sz w:val="24"/>
                   <w:szCs w:val="24"/>
                 </w:rPr>
-                <m:t xml:space="preserve">V</m:t>
-              </m:r>
-            </m:e>
-            <m:sub>
+                <m:t xml:space="preserve">C</m:t>
+              </m:r>
+            </m:e>
+            <m:sub>
+              <m:r>
+                <w:rPr>
+                  <w:rFonts w:ascii="Cambria Math" w:hAnsi="Cambria Math"/>
+                  <w:sz w:val="24"/>
+                  <w:szCs w:val="24"/>
+                </w:rPr>
+                <m:t xml:space="preserve">x</m:t>
+              </m:r>
+              <m:r>
+                <w:rPr>
+                  <w:rFonts w:ascii="Cambria Math" w:hAnsi="Cambria Math"/>
+                  <w:sz w:val="24"/>
+                  <w:szCs w:val="24"/>
+                </w:rPr>
+                <m:t xml:space="preserve">+</m:t>
+              </m:r>
               <m:r>
                 <w:rPr>
                   <w:rFonts w:ascii="Cambria Math" w:hAnsi="Cambria Math"/>
@@ -5860,7 +4861,7 @@
               <w:sz w:val="24"/>
               <w:szCs w:val="24"/>
             </w:rPr>
-            <m:t xml:space="preserve"> = [ </m:t>
+            <m:t xml:space="preserve"> = </m:t>
           </m:r>
           <m:sSub>
             <m:e>
@@ -5870,25 +4871,25 @@
                   <w:sz w:val="24"/>
                   <w:szCs w:val="24"/>
                 </w:rPr>
-                <m:t xml:space="preserve">Σ</m:t>
-              </m:r>
-            </m:e>
-            <m:sub>
-              <m:r>
-                <w:rPr>
-                  <w:rFonts w:ascii="Cambria Math" w:hAnsi="Cambria Math"/>
-                  <w:sz w:val="24"/>
-                  <w:szCs w:val="24"/>
-                </w:rPr>
-                <m:t xml:space="preserve">u</m:t>
-              </m:r>
-              <m:r>
-                <w:rPr>
-                  <w:rFonts w:ascii="Cambria Math" w:hAnsi="Cambria Math"/>
-                  <w:sz w:val="24"/>
-                  <w:szCs w:val="24"/>
-                </w:rPr>
-                <m:t xml:space="preserve">≥</m:t>
+                <m:t xml:space="preserve">l</m:t>
+              </m:r>
+            </m:e>
+            <m:sub>
+              <m:r>
+                <w:rPr>
+                  <w:rFonts w:ascii="Cambria Math" w:hAnsi="Cambria Math"/>
+                  <w:sz w:val="24"/>
+                  <w:szCs w:val="24"/>
+                </w:rPr>
+                <m:t xml:space="preserve">x</m:t>
+              </m:r>
+              <m:r>
+                <w:rPr>
+                  <w:rFonts w:ascii="Cambria Math" w:hAnsi="Cambria Math"/>
+                  <w:sz w:val="24"/>
+                  <w:szCs w:val="24"/>
+                </w:rPr>
+                <m:t xml:space="preserve">+</m:t>
               </m:r>
               <m:r>
                 <w:rPr>
@@ -5906,7 +4907,7 @@
               <w:sz w:val="24"/>
               <w:szCs w:val="24"/>
             </w:rPr>
-            <m:t xml:space="preserve"> </m:t>
+            <m:t xml:space="preserve">·</m:t>
           </m:r>
           <m:sSub>
             <m:e>
@@ -5916,17 +4917,33 @@
                   <w:sz w:val="24"/>
                   <w:szCs w:val="24"/>
                 </w:rPr>
-                <m:t xml:space="preserve">S</m:t>
-              </m:r>
-            </m:e>
-            <m:sub>
-              <m:r>
-                <w:rPr>
-                  <w:rFonts w:ascii="Cambria Math" w:hAnsi="Cambria Math"/>
-                  <w:sz w:val="24"/>
-                  <w:szCs w:val="24"/>
-                </w:rPr>
-                <m:t xml:space="preserve">u</m:t>
+                <m:t xml:space="preserve">Q</m:t>
+              </m:r>
+            </m:e>
+            <m:sub>
+              <m:r>
+                <w:rPr>
+                  <w:rFonts w:ascii="Cambria Math" w:hAnsi="Cambria Math"/>
+                  <w:sz w:val="24"/>
+                  <w:szCs w:val="24"/>
+                </w:rPr>
+                <m:t xml:space="preserve">x</m:t>
+              </m:r>
+              <m:r>
+                <w:rPr>
+                  <w:rFonts w:ascii="Cambria Math" w:hAnsi="Cambria Math"/>
+                  <w:sz w:val="24"/>
+                  <w:szCs w:val="24"/>
+                </w:rPr>
+                <m:t xml:space="preserve">+</m:t>
+              </m:r>
+              <m:r>
+                <w:rPr>
+                  <w:rFonts w:ascii="Cambria Math" w:hAnsi="Cambria Math"/>
+                  <w:sz w:val="24"/>
+                  <w:szCs w:val="24"/>
+                </w:rPr>
+                <m:t xml:space="preserve">t</m:t>
               </m:r>
             </m:sub>
           </m:sSub>
@@ -5938,80 +4955,18 @@
             </w:rPr>
             <m:t xml:space="preserve">·</m:t>
           </m:r>
-          <m:sSub>
-            <m:e>
-              <m:r>
-                <w:rPr>
-                  <w:rFonts w:ascii="Cambria Math" w:hAnsi="Cambria Math"/>
-                  <w:sz w:val="24"/>
-                  <w:szCs w:val="24"/>
-                </w:rPr>
-                <m:t xml:space="preserve">C</m:t>
-              </m:r>
-            </m:e>
-            <m:sub>
-              <m:r>
-                <w:rPr>
-                  <w:rFonts w:ascii="Cambria Math" w:hAnsi="Cambria Math"/>
-                  <w:sz w:val="24"/>
-                  <w:szCs w:val="24"/>
-                </w:rPr>
-                <m:t xml:space="preserve">x</m:t>
-              </m:r>
-              <m:r>
-                <w:rPr>
-                  <w:rFonts w:ascii="Cambria Math" w:hAnsi="Cambria Math"/>
-                  <w:sz w:val="24"/>
-                  <w:szCs w:val="24"/>
-                </w:rPr>
-                <m:t xml:space="preserve">+</m:t>
-              </m:r>
-              <m:r>
-                <w:rPr>
-                  <w:rFonts w:ascii="Cambria Math" w:hAnsi="Cambria Math"/>
-                  <w:sz w:val="24"/>
-                  <w:szCs w:val="24"/>
-                </w:rPr>
-                <m:t xml:space="preserve">u</m:t>
-              </m:r>
-            </m:sub>
-          </m:sSub>
-          <m:r>
-            <w:rPr>
-              <w:rFonts w:ascii="Cambria Math" w:hAnsi="Cambria Math"/>
-              <w:sz w:val="24"/>
-              <w:szCs w:val="24"/>
-            </w:rPr>
-            <m:t xml:space="preserve"> + </m:t>
-          </m:r>
-          <m:sSub>
-            <m:e>
-              <m:r>
-                <w:rPr>
-                  <w:rFonts w:ascii="Cambria Math" w:hAnsi="Cambria Math"/>
-                  <w:sz w:val="24"/>
-                  <w:szCs w:val="24"/>
-                </w:rPr>
-                <m:t xml:space="preserve">Σ</m:t>
-              </m:r>
-            </m:e>
-            <m:sub>
-              <m:r>
-                <w:rPr>
-                  <w:rFonts w:ascii="Cambria Math" w:hAnsi="Cambria Math"/>
-                  <w:sz w:val="24"/>
-                  <w:szCs w:val="24"/>
-                </w:rPr>
-                <m:t xml:space="preserve">u</m:t>
-              </m:r>
-              <m:r>
-                <w:rPr>
-                  <w:rFonts w:ascii="Cambria Math" w:hAnsi="Cambria Math"/>
-                  <w:sz w:val="24"/>
-                  <w:szCs w:val="24"/>
-                </w:rPr>
-                <m:t xml:space="preserve">&gt;</m:t>
-              </m:r>
+          <m:sSup>
+            <m:e>
+              <m:r>
+                <w:rPr>
+                  <w:rFonts w:ascii="Cambria Math" w:hAnsi="Cambria Math"/>
+                  <w:sz w:val="24"/>
+                  <w:szCs w:val="24"/>
+                </w:rPr>
+                <m:t xml:space="preserve">v</m:t>
+              </m:r>
+            </m:e>
+            <m:sup>
               <m:r>
                 <w:rPr>
                   <w:rFonts w:ascii="Cambria Math" w:hAnsi="Cambria Math"/>
@@ -6020,119 +4975,26 @@
                 </w:rPr>
                 <m:t xml:space="preserve">t</m:t>
               </m:r>
-            </m:sub>
-          </m:sSub>
-          <m:r>
-            <w:rPr>
-              <w:rFonts w:ascii="Cambria Math" w:hAnsi="Cambria Math"/>
-              <w:sz w:val="24"/>
-              <w:szCs w:val="24"/>
-            </w:rPr>
-            <m:t xml:space="preserve"> </m:t>
-          </m:r>
-          <m:sSub>
-            <m:e>
-              <m:r>
-                <w:rPr>
-                  <w:rFonts w:ascii="Cambria Math" w:hAnsi="Cambria Math"/>
-                  <w:sz w:val="24"/>
-                  <w:szCs w:val="24"/>
-                </w:rPr>
-                <m:t xml:space="preserve">C</m:t>
-              </m:r>
-            </m:e>
-            <m:sub>
-              <m:r>
-                <w:rPr>
-                  <w:rFonts w:ascii="Cambria Math" w:hAnsi="Cambria Math"/>
-                  <w:sz w:val="24"/>
-                  <w:szCs w:val="24"/>
-                </w:rPr>
-                <m:t xml:space="preserve">u</m:t>
-              </m:r>
-            </m:sub>
-          </m:sSub>
-          <m:r>
-            <w:rPr>
-              <w:rFonts w:ascii="Cambria Math" w:hAnsi="Cambria Math"/>
-              <w:sz w:val="24"/>
-              <w:szCs w:val="24"/>
-            </w:rPr>
-            <m:t xml:space="preserve">·</m:t>
-          </m:r>
-          <m:sSub>
-            <m:e>
-              <m:r>
-                <w:rPr>
-                  <w:rFonts w:ascii="Cambria Math" w:hAnsi="Cambria Math"/>
-                  <w:sz w:val="24"/>
-                  <w:szCs w:val="24"/>
-                </w:rPr>
-                <m:t xml:space="preserve">D</m:t>
-              </m:r>
-            </m:e>
-            <m:sub>
-              <m:r>
-                <w:rPr>
-                  <w:rFonts w:ascii="Cambria Math" w:hAnsi="Cambria Math"/>
-                  <w:sz w:val="24"/>
-                  <w:szCs w:val="24"/>
-                </w:rPr>
-                <m:t xml:space="preserve">x</m:t>
-              </m:r>
-              <m:r>
-                <w:rPr>
-                  <w:rFonts w:ascii="Cambria Math" w:hAnsi="Cambria Math"/>
-                  <w:sz w:val="24"/>
-                  <w:szCs w:val="24"/>
-                </w:rPr>
-                <m:t xml:space="preserve">+</m:t>
-              </m:r>
-              <m:r>
-                <w:rPr>
-                  <w:rFonts w:ascii="Cambria Math" w:hAnsi="Cambria Math"/>
-                  <w:sz w:val="24"/>
-                  <w:szCs w:val="24"/>
-                </w:rPr>
-                <m:t xml:space="preserve">u</m:t>
-              </m:r>
-            </m:sub>
-          </m:sSub>
-          <m:r>
-            <w:rPr>
-              <w:rFonts w:ascii="Cambria Math" w:hAnsi="Cambria Math"/>
-              <w:sz w:val="24"/>
-              <w:szCs w:val="24"/>
-            </w:rPr>
-            <m:t xml:space="preserve"> + </m:t>
-          </m:r>
-          <m:sSub>
-            <m:e>
-              <m:r>
-                <m:rPr>
-                  <m:nor/>
-                </m:rPr>
-                <w:rPr>
-                  <w:rFonts w:ascii="Cambria Math" w:hAnsi="Cambria Math"/>
-                  <w:sz w:val="24"/>
-                  <w:szCs w:val="24"/>
-                </w:rPr>
-                <m:t xml:space="preserve">CSV</m:t>
-              </m:r>
-            </m:e>
-            <m:sub>
-              <m:r>
-                <w:rPr>
-                  <w:rFonts w:ascii="Cambria Math" w:hAnsi="Cambria Math"/>
-                  <w:sz w:val="24"/>
-                  <w:szCs w:val="24"/>
-                </w:rPr>
-                <m:t xml:space="preserve">t</m:t>
-              </m:r>
-            </m:sub>
-          </m:sSub>
+              <m:r>
+                <w:rPr>
+                  <w:rFonts w:ascii="Cambria Math" w:hAnsi="Cambria Math"/>
+                  <w:sz w:val="24"/>
+                  <w:szCs w:val="24"/>
+                </w:rPr>
+                <m:t xml:space="preserve">+½</m:t>
+              </m:r>
+            </m:sup>
+          </m:sSup>
         </m:oMath>
       </m:oMathPara>
+    </w:p>
+    <w:p>
+      <w:pPr>
+        <w:pStyle w:val="FormulaText"/>
+      </w:pPr>
+      <w:r>
+        <w:t xml:space="preserve">보험금 현가의 누계</w:t>
+      </w:r>
     </w:p>
     <w:p>
       <w:pPr>
@@ -6143,30 +5005,6 @@
           <m:jc m:val="left"/>
         </m:oMathParaPr>
         <m:oMath>
-          <m:r>
-            <w:rPr>
-              <w:rFonts w:ascii="Cambria Math" w:hAnsi="Cambria Math"/>
-              <w:sz w:val="24"/>
-              <w:szCs w:val="24"/>
-            </w:rPr>
-            <m:t xml:space="preserve">+ </m:t>
-          </m:r>
-          <m:r>
-            <w:rPr>
-              <w:rFonts w:ascii="Cambria Math" w:hAnsi="Cambria Math"/>
-              <w:sz w:val="24"/>
-              <w:szCs w:val="24"/>
-            </w:rPr>
-            <m:t xml:space="preserve">β′</m:t>
-          </m:r>
-          <m:r>
-            <w:rPr>
-              <w:rFonts w:ascii="Cambria Math" w:hAnsi="Cambria Math"/>
-              <w:sz w:val="24"/>
-              <w:szCs w:val="24"/>
-            </w:rPr>
-            <m:t xml:space="preserve">·( </m:t>
-          </m:r>
           <m:sSub>
             <m:e>
               <m:r>
@@ -6175,7 +5013,7 @@
                   <w:sz w:val="24"/>
                   <w:szCs w:val="24"/>
                 </w:rPr>
-                <m:t xml:space="preserve">N</m:t>
+                <m:t xml:space="preserve">M</m:t>
               </m:r>
             </m:e>
             <m:sub>
@@ -6196,25 +5034,6 @@
                 <m:t xml:space="preserve">+</m:t>
               </m:r>
               <m:r>
-                <m:rPr>
-                  <m:sty m:val="p"/>
-                </m:rPr>
-                <w:rPr>
-                  <w:rFonts w:ascii="Cambria Math" w:hAnsi="Cambria Math"/>
-                  <w:sz w:val="24"/>
-                  <w:szCs w:val="24"/>
-                </w:rPr>
-                <m:t xml:space="preserve">max</m:t>
-              </m:r>
-              <m:r>
-                <w:rPr>
-                  <w:rFonts w:ascii="Cambria Math" w:hAnsi="Cambria Math"/>
-                  <w:sz w:val="24"/>
-                  <w:szCs w:val="24"/>
-                </w:rPr>
-                <m:t xml:space="preserve">(</m:t>
-              </m:r>
-              <m:r>
                 <w:rPr>
                   <w:rFonts w:ascii="Cambria Math" w:hAnsi="Cambria Math"/>
                   <w:sz w:val="24"/>
@@ -6222,30 +5041,6 @@
                 </w:rPr>
                 <m:t xml:space="preserve">t</m:t>
               </m:r>
-              <m:r>
-                <w:rPr>
-                  <w:rFonts w:ascii="Cambria Math" w:hAnsi="Cambria Math"/>
-                  <w:sz w:val="24"/>
-                  <w:szCs w:val="24"/>
-                </w:rPr>
-                <m:t xml:space="preserve">,</m:t>
-              </m:r>
-              <m:r>
-                <w:rPr>
-                  <w:rFonts w:ascii="Cambria Math" w:hAnsi="Cambria Math"/>
-                  <w:sz w:val="24"/>
-                  <w:szCs w:val="24"/>
-                </w:rPr>
-                <m:t xml:space="preserve">m</m:t>
-              </m:r>
-              <m:r>
-                <w:rPr>
-                  <w:rFonts w:ascii="Cambria Math" w:hAnsi="Cambria Math"/>
-                  <w:sz w:val="24"/>
-                  <w:szCs w:val="24"/>
-                </w:rPr>
-                <m:t xml:space="preserve">)</m:t>
-              </m:r>
             </m:sub>
           </m:sSub>
           <m:r>
@@ -6254,7 +5049,79 @@
               <w:sz w:val="24"/>
               <w:szCs w:val="24"/>
             </w:rPr>
-            <m:t xml:space="preserve"> − </m:t>
+            <m:t xml:space="preserve"> = </m:t>
+          </m:r>
+          <m:sSubSup>
+            <m:e>
+              <m:r>
+                <w:rPr>
+                  <w:rFonts w:ascii="Cambria Math" w:hAnsi="Cambria Math"/>
+                  <w:sz w:val="24"/>
+                  <w:szCs w:val="24"/>
+                </w:rPr>
+                <m:t xml:space="preserve">Σ</m:t>
+              </m:r>
+            </m:e>
+            <m:sub>
+              <m:r>
+                <w:rPr>
+                  <w:rFonts w:ascii="Cambria Math" w:hAnsi="Cambria Math"/>
+                  <w:sz w:val="24"/>
+                  <w:szCs w:val="24"/>
+                </w:rPr>
+                <m:t xml:space="preserve">u</m:t>
+              </m:r>
+              <m:r>
+                <w:rPr>
+                  <w:rFonts w:ascii="Cambria Math" w:hAnsi="Cambria Math"/>
+                  <w:sz w:val="24"/>
+                  <w:szCs w:val="24"/>
+                </w:rPr>
+                <m:t xml:space="preserve">=</m:t>
+              </m:r>
+              <m:r>
+                <w:rPr>
+                  <w:rFonts w:ascii="Cambria Math" w:hAnsi="Cambria Math"/>
+                  <w:sz w:val="24"/>
+                  <w:szCs w:val="24"/>
+                </w:rPr>
+                <m:t xml:space="preserve">t</m:t>
+              </m:r>
+            </m:sub>
+            <m:sup>
+              <m:r>
+                <w:rPr>
+                  <w:rFonts w:ascii="Cambria Math" w:hAnsi="Cambria Math"/>
+                  <w:sz w:val="24"/>
+                  <w:szCs w:val="24"/>
+                </w:rPr>
+                <m:t xml:space="preserve">n</m:t>
+              </m:r>
+              <m:r>
+                <w:rPr>
+                  <w:rFonts w:ascii="Cambria Math" w:hAnsi="Cambria Math"/>
+                  <w:sz w:val="24"/>
+                  <w:szCs w:val="24"/>
+                </w:rPr>
+                <m:t xml:space="preserve">−</m:t>
+              </m:r>
+              <m:r>
+                <w:rPr>
+                  <w:rFonts w:ascii="Cambria Math" w:hAnsi="Cambria Math"/>
+                  <w:sz w:val="24"/>
+                  <w:szCs w:val="24"/>
+                </w:rPr>
+                <m:t xml:space="preserve">1</m:t>
+              </m:r>
+            </m:sup>
+          </m:sSubSup>
+          <m:r>
+            <w:rPr>
+              <w:rFonts w:ascii="Cambria Math" w:hAnsi="Cambria Math"/>
+              <w:sz w:val="24"/>
+              <w:szCs w:val="24"/>
+            </w:rPr>
+            <m:t xml:space="preserve"> </m:t>
           </m:r>
           <m:sSub>
             <m:e>
@@ -6264,7 +5131,37 @@
                   <w:sz w:val="24"/>
                   <w:szCs w:val="24"/>
                 </w:rPr>
-                <m:t xml:space="preserve">N</m:t>
+                <m:t xml:space="preserve">S</m:t>
+              </m:r>
+            </m:e>
+            <m:sub>
+              <m:r>
+                <w:rPr>
+                  <w:rFonts w:ascii="Cambria Math" w:hAnsi="Cambria Math"/>
+                  <w:sz w:val="24"/>
+                  <w:szCs w:val="24"/>
+                </w:rPr>
+                <m:t xml:space="preserve">u</m:t>
+              </m:r>
+            </m:sub>
+          </m:sSub>
+          <m:r>
+            <w:rPr>
+              <w:rFonts w:ascii="Cambria Math" w:hAnsi="Cambria Math"/>
+              <w:sz w:val="24"/>
+              <w:szCs w:val="24"/>
+            </w:rPr>
+            <m:t xml:space="preserve">·</m:t>
+          </m:r>
+          <m:sSub>
+            <m:e>
+              <m:r>
+                <w:rPr>
+                  <w:rFonts w:ascii="Cambria Math" w:hAnsi="Cambria Math"/>
+                  <w:sz w:val="24"/>
+                  <w:szCs w:val="24"/>
+                </w:rPr>
+                <m:t xml:space="preserve">C</m:t>
               </m:r>
             </m:e>
             <m:sub>
@@ -6290,20 +5187,20 @@
                   <w:sz w:val="24"/>
                   <w:szCs w:val="24"/>
                 </w:rPr>
-                <m:t xml:space="preserve">n</m:t>
+                <m:t xml:space="preserve">u</m:t>
               </m:r>
             </m:sub>
           </m:sSub>
-          <m:r>
-            <w:rPr>
-              <w:rFonts w:ascii="Cambria Math" w:hAnsi="Cambria Math"/>
-              <w:sz w:val="24"/>
-              <w:szCs w:val="24"/>
-            </w:rPr>
-            <m:t xml:space="preserve"> )</m:t>
-          </m:r>
         </m:oMath>
       </m:oMathPara>
+    </w:p>
+    <w:p>
+      <w:pPr>
+        <w:pStyle w:val="FormulaText"/>
+      </w:pPr>
+      <w:r>
+        <w:t xml:space="preserve">보험금 현가 (PVB) — 보장금액 1원당</w:t>
+      </w:r>
     </w:p>
     <w:p>
       <w:pPr>
@@ -6315,12 +5212,23 @@
         </m:oMathParaPr>
         <m:oMath>
           <m:r>
-            <w:rPr>
-              <w:rFonts w:ascii="Cambria Math" w:hAnsi="Cambria Math"/>
-              <w:sz w:val="24"/>
-              <w:szCs w:val="24"/>
-            </w:rPr>
-            <m:t xml:space="preserve">− </m:t>
+            <m:rPr>
+              <m:nor/>
+            </m:rPr>
+            <w:rPr>
+              <w:rFonts w:ascii="Cambria Math" w:hAnsi="Cambria Math"/>
+              <w:sz w:val="24"/>
+              <w:szCs w:val="24"/>
+            </w:rPr>
+            <m:t xml:space="preserve">PVB</m:t>
+          </m:r>
+          <m:r>
+            <w:rPr>
+              <w:rFonts w:ascii="Cambria Math" w:hAnsi="Cambria Math"/>
+              <w:sz w:val="24"/>
+              <w:szCs w:val="24"/>
+            </w:rPr>
+            <m:t xml:space="preserve"> = </m:t>
           </m:r>
           <m:sSub>
             <m:e>
@@ -6330,37 +5238,7 @@
                   <w:sz w:val="24"/>
                   <w:szCs w:val="24"/>
                 </w:rPr>
-                <m:t xml:space="preserve">P</m:t>
-              </m:r>
-            </m:e>
-            <m:sub>
-              <m:r>
-                <w:rPr>
-                  <w:rFonts w:ascii="Cambria Math" w:hAnsi="Cambria Math"/>
-                  <w:sz w:val="24"/>
-                  <w:szCs w:val="24"/>
-                </w:rPr>
-                <m:t xml:space="preserve">β</m:t>
-              </m:r>
-            </m:sub>
-          </m:sSub>
-          <m:r>
-            <w:rPr>
-              <w:rFonts w:ascii="Cambria Math" w:hAnsi="Cambria Math"/>
-              <w:sz w:val="24"/>
-              <w:szCs w:val="24"/>
-            </w:rPr>
-            <m:t xml:space="preserve">·( </m:t>
-          </m:r>
-          <m:sSub>
-            <m:e>
-              <m:r>
-                <w:rPr>
-                  <w:rFonts w:ascii="Cambria Math" w:hAnsi="Cambria Math"/>
-                  <w:sz w:val="24"/>
-                  <w:szCs w:val="24"/>
-                </w:rPr>
-                <m:t xml:space="preserve">N′</m:t>
+                <m:t xml:space="preserve">M</m:t>
               </m:r>
             </m:e>
             <m:sub>
@@ -6371,146 +5249,6 @@
                   <w:szCs w:val="24"/>
                 </w:rPr>
                 <m:t xml:space="preserve">x</m:t>
-              </m:r>
-              <m:r>
-                <w:rPr>
-                  <w:rFonts w:ascii="Cambria Math" w:hAnsi="Cambria Math"/>
-                  <w:sz w:val="24"/>
-                  <w:szCs w:val="24"/>
-                </w:rPr>
-                <m:t xml:space="preserve">+</m:t>
-              </m:r>
-              <m:r>
-                <w:rPr>
-                  <w:rFonts w:ascii="Cambria Math" w:hAnsi="Cambria Math"/>
-                  <w:sz w:val="24"/>
-                  <w:szCs w:val="24"/>
-                </w:rPr>
-                <m:t xml:space="preserve">t</m:t>
-              </m:r>
-            </m:sub>
-          </m:sSub>
-          <m:r>
-            <w:rPr>
-              <w:rFonts w:ascii="Cambria Math" w:hAnsi="Cambria Math"/>
-              <w:sz w:val="24"/>
-              <w:szCs w:val="24"/>
-            </w:rPr>
-            <m:t xml:space="preserve"> − </m:t>
-          </m:r>
-          <m:sSub>
-            <m:e>
-              <m:r>
-                <w:rPr>
-                  <w:rFonts w:ascii="Cambria Math" w:hAnsi="Cambria Math"/>
-                  <w:sz w:val="24"/>
-                  <w:szCs w:val="24"/>
-                </w:rPr>
-                <m:t xml:space="preserve">N′</m:t>
-              </m:r>
-            </m:e>
-            <m:sub>
-              <m:r>
-                <w:rPr>
-                  <w:rFonts w:ascii="Cambria Math" w:hAnsi="Cambria Math"/>
-                  <w:sz w:val="24"/>
-                  <w:szCs w:val="24"/>
-                </w:rPr>
-                <m:t xml:space="preserve">x</m:t>
-              </m:r>
-              <m:r>
-                <w:rPr>
-                  <w:rFonts w:ascii="Cambria Math" w:hAnsi="Cambria Math"/>
-                  <w:sz w:val="24"/>
-                  <w:szCs w:val="24"/>
-                </w:rPr>
-                <m:t xml:space="preserve">+</m:t>
-              </m:r>
-              <m:r>
-                <w:rPr>
-                  <w:rFonts w:ascii="Cambria Math" w:hAnsi="Cambria Math"/>
-                  <w:sz w:val="24"/>
-                  <w:szCs w:val="24"/>
-                </w:rPr>
-                <m:t xml:space="preserve">m</m:t>
-              </m:r>
-            </m:sub>
-          </m:sSub>
-          <m:r>
-            <w:rPr>
-              <w:rFonts w:ascii="Cambria Math" w:hAnsi="Cambria Math"/>
-              <w:sz w:val="24"/>
-              <w:szCs w:val="24"/>
-            </w:rPr>
-            <m:t xml:space="preserve"> )·[</m:t>
-          </m:r>
-          <m:r>
-            <w:rPr>
-              <w:rFonts w:ascii="Cambria Math" w:hAnsi="Cambria Math"/>
-              <w:sz w:val="24"/>
-              <w:szCs w:val="24"/>
-            </w:rPr>
-            <m:t xml:space="preserve">t</m:t>
-          </m:r>
-          <m:r>
-            <w:rPr>
-              <w:rFonts w:ascii="Cambria Math" w:hAnsi="Cambria Math"/>
-              <w:sz w:val="24"/>
-              <w:szCs w:val="24"/>
-            </w:rPr>
-            <m:t xml:space="preserve">≤</m:t>
-          </m:r>
-          <m:r>
-            <w:rPr>
-              <w:rFonts w:ascii="Cambria Math" w:hAnsi="Cambria Math"/>
-              <w:sz w:val="24"/>
-              <w:szCs w:val="24"/>
-            </w:rPr>
-            <m:t xml:space="preserve">m</m:t>
-          </m:r>
-          <m:r>
-            <w:rPr>
-              <w:rFonts w:ascii="Cambria Math" w:hAnsi="Cambria Math"/>
-              <w:sz w:val="24"/>
-              <w:szCs w:val="24"/>
-            </w:rPr>
-            <m:t xml:space="preserve">] ] / </m:t>
-          </m:r>
-          <m:sSub>
-            <m:e>
-              <m:r>
-                <w:rPr>
-                  <w:rFonts w:ascii="Cambria Math" w:hAnsi="Cambria Math"/>
-                  <w:sz w:val="24"/>
-                  <w:szCs w:val="24"/>
-                </w:rPr>
-                <m:t xml:space="preserve">D</m:t>
-              </m:r>
-            </m:e>
-            <m:sub>
-              <m:r>
-                <w:rPr>
-                  <w:rFonts w:ascii="Cambria Math" w:hAnsi="Cambria Math"/>
-                  <w:sz w:val="24"/>
-                  <w:szCs w:val="24"/>
-                </w:rPr>
-                <m:t xml:space="preserve">x</m:t>
-              </m:r>
-              <m:r>
-                <w:rPr>
-                  <w:rFonts w:ascii="Cambria Math" w:hAnsi="Cambria Math"/>
-                  <w:sz w:val="24"/>
-                  <w:szCs w:val="24"/>
-                </w:rPr>
-                <m:t xml:space="preserve">+</m:t>
-              </m:r>
-              <m:r>
-                <w:rPr>
-                  <w:rFonts w:ascii="Cambria Math" w:hAnsi="Cambria Math"/>
-                  <w:sz w:val="24"/>
-                  <w:szCs w:val="24"/>
-                </w:rPr>
-                <m:t xml:space="preserve">t</m:t>
               </m:r>
             </m:sub>
           </m:sSub>
@@ -6522,6 +5260,934 @@
         <w:pStyle w:val="Note"/>
       </w:pPr>
       <w:r>
+        <w:t xml:space="preserve">※ 보장금액 100,000,000원 · 110세까지 · 집단 “사망 · 80% 이상 장해”. 사망·80% 이상 장해 모두 같은 보험금을 지급하므로 탈퇴자 전부가 급부 대상이다.</w:t>
+      </w:r>
+    </w:p>
+    <w:p>
+      <w:pPr>
+        <w:pStyle w:val="Heading1"/>
+      </w:pPr>
+      <w:r>
+        <w:t xml:space="preserve">8. 책임준비금의 계산</w:t>
+      </w:r>
+    </w:p>
+    <w:p>
+      <w:pPr>
+        <w:pStyle w:val="FormulaLabel"/>
+      </w:pPr>
+      <w:r>
+        <w:t xml:space="preserve">[식] 준비금 산출용 순보험료</w:t>
+      </w:r>
+    </w:p>
+    <w:p>
+      <w:pPr>
+        <w:pStyle w:val="Formula"/>
+      </w:pPr>
+      <m:oMathPara>
+        <m:oMathParaPr>
+          <m:jc m:val="left"/>
+        </m:oMathParaPr>
+        <m:oMath>
+          <m:sSub>
+            <m:e>
+              <m:r>
+                <w:rPr>
+                  <w:rFonts w:ascii="Cambria Math" w:hAnsi="Cambria Math"/>
+                  <w:sz w:val="24"/>
+                  <w:szCs w:val="24"/>
+                </w:rPr>
+                <m:t xml:space="preserve">P</m:t>
+              </m:r>
+            </m:e>
+            <m:sub>
+              <m:r>
+                <w:rPr>
+                  <w:rFonts w:ascii="Cambria Math" w:hAnsi="Cambria Math"/>
+                  <w:sz w:val="24"/>
+                  <w:szCs w:val="24"/>
+                </w:rPr>
+                <m:t xml:space="preserve">β</m:t>
+              </m:r>
+            </m:sub>
+          </m:sSub>
+          <m:r>
+            <w:rPr>
+              <w:rFonts w:ascii="Cambria Math" w:hAnsi="Cambria Math"/>
+              <w:sz w:val="24"/>
+              <w:szCs w:val="24"/>
+            </w:rPr>
+            <m:t xml:space="preserve"> = ( </m:t>
+          </m:r>
+          <m:r>
+            <m:rPr>
+              <m:nor/>
+            </m:rPr>
+            <w:rPr>
+              <w:rFonts w:ascii="Cambria Math" w:hAnsi="Cambria Math"/>
+              <w:sz w:val="24"/>
+              <w:szCs w:val="24"/>
+            </w:rPr>
+            <m:t xml:space="preserve">PVB</m:t>
+          </m:r>
+          <m:r>
+            <w:rPr>
+              <w:rFonts w:ascii="Cambria Math" w:hAnsi="Cambria Math"/>
+              <w:sz w:val="24"/>
+              <w:szCs w:val="24"/>
+            </w:rPr>
+            <m:t xml:space="preserve"> + </m:t>
+          </m:r>
+          <m:sSub>
+            <m:e>
+              <m:r>
+                <m:rPr>
+                  <m:nor/>
+                </m:rPr>
+                <w:rPr>
+                  <w:rFonts w:ascii="Cambria Math" w:hAnsi="Cambria Math"/>
+                  <w:sz w:val="24"/>
+                  <w:szCs w:val="24"/>
+                </w:rPr>
+                <m:t xml:space="preserve">CSV</m:t>
+              </m:r>
+            </m:e>
+            <m:sub>
+              <m:r>
+                <w:rPr>
+                  <w:rFonts w:ascii="Cambria Math" w:hAnsi="Cambria Math"/>
+                  <w:sz w:val="24"/>
+                  <w:szCs w:val="24"/>
+                </w:rPr>
+                <m:t xml:space="preserve">0</m:t>
+              </m:r>
+            </m:sub>
+          </m:sSub>
+          <m:r>
+            <w:rPr>
+              <w:rFonts w:ascii="Cambria Math" w:hAnsi="Cambria Math"/>
+              <w:sz w:val="24"/>
+              <w:szCs w:val="24"/>
+            </w:rPr>
+            <m:t xml:space="preserve"> + </m:t>
+          </m:r>
+          <m:r>
+            <w:rPr>
+              <w:rFonts w:ascii="Cambria Math" w:hAnsi="Cambria Math"/>
+              <w:sz w:val="24"/>
+              <w:szCs w:val="24"/>
+            </w:rPr>
+            <m:t xml:space="preserve">β′</m:t>
+          </m:r>
+          <m:r>
+            <w:rPr>
+              <w:rFonts w:ascii="Cambria Math" w:hAnsi="Cambria Math"/>
+              <w:sz w:val="24"/>
+              <w:szCs w:val="24"/>
+            </w:rPr>
+            <m:t xml:space="preserve">·( </m:t>
+          </m:r>
+          <m:sSub>
+            <m:e>
+              <m:r>
+                <w:rPr>
+                  <w:rFonts w:ascii="Cambria Math" w:hAnsi="Cambria Math"/>
+                  <w:sz w:val="24"/>
+                  <w:szCs w:val="24"/>
+                </w:rPr>
+                <m:t xml:space="preserve">N</m:t>
+              </m:r>
+            </m:e>
+            <m:sub>
+              <m:r>
+                <w:rPr>
+                  <w:rFonts w:ascii="Cambria Math" w:hAnsi="Cambria Math"/>
+                  <w:sz w:val="24"/>
+                  <w:szCs w:val="24"/>
+                </w:rPr>
+                <m:t xml:space="preserve">x</m:t>
+              </m:r>
+              <m:r>
+                <w:rPr>
+                  <w:rFonts w:ascii="Cambria Math" w:hAnsi="Cambria Math"/>
+                  <w:sz w:val="24"/>
+                  <w:szCs w:val="24"/>
+                </w:rPr>
+                <m:t xml:space="preserve">+</m:t>
+              </m:r>
+              <m:r>
+                <w:rPr>
+                  <w:rFonts w:ascii="Cambria Math" w:hAnsi="Cambria Math"/>
+                  <w:sz w:val="24"/>
+                  <w:szCs w:val="24"/>
+                </w:rPr>
+                <m:t xml:space="preserve">m</m:t>
+              </m:r>
+            </m:sub>
+          </m:sSub>
+          <m:r>
+            <w:rPr>
+              <w:rFonts w:ascii="Cambria Math" w:hAnsi="Cambria Math"/>
+              <w:sz w:val="24"/>
+              <w:szCs w:val="24"/>
+            </w:rPr>
+            <m:t xml:space="preserve"> − </m:t>
+          </m:r>
+          <m:sSub>
+            <m:e>
+              <m:r>
+                <w:rPr>
+                  <w:rFonts w:ascii="Cambria Math" w:hAnsi="Cambria Math"/>
+                  <w:sz w:val="24"/>
+                  <w:szCs w:val="24"/>
+                </w:rPr>
+                <m:t xml:space="preserve">N</m:t>
+              </m:r>
+            </m:e>
+            <m:sub>
+              <m:r>
+                <w:rPr>
+                  <w:rFonts w:ascii="Cambria Math" w:hAnsi="Cambria Math"/>
+                  <w:sz w:val="24"/>
+                  <w:szCs w:val="24"/>
+                </w:rPr>
+                <m:t xml:space="preserve">x</m:t>
+              </m:r>
+              <m:r>
+                <w:rPr>
+                  <w:rFonts w:ascii="Cambria Math" w:hAnsi="Cambria Math"/>
+                  <w:sz w:val="24"/>
+                  <w:szCs w:val="24"/>
+                </w:rPr>
+                <m:t xml:space="preserve">+</m:t>
+              </m:r>
+              <m:r>
+                <w:rPr>
+                  <w:rFonts w:ascii="Cambria Math" w:hAnsi="Cambria Math"/>
+                  <w:sz w:val="24"/>
+                  <w:szCs w:val="24"/>
+                </w:rPr>
+                <m:t xml:space="preserve">n</m:t>
+              </m:r>
+            </m:sub>
+          </m:sSub>
+          <m:r>
+            <w:rPr>
+              <w:rFonts w:ascii="Cambria Math" w:hAnsi="Cambria Math"/>
+              <w:sz w:val="24"/>
+              <w:szCs w:val="24"/>
+            </w:rPr>
+            <m:t xml:space="preserve"> ) ) / ( </m:t>
+          </m:r>
+          <m:sSub>
+            <m:e>
+              <m:r>
+                <w:rPr>
+                  <w:rFonts w:ascii="Cambria Math" w:hAnsi="Cambria Math"/>
+                  <w:sz w:val="24"/>
+                  <w:szCs w:val="24"/>
+                </w:rPr>
+                <m:t xml:space="preserve">N′</m:t>
+              </m:r>
+            </m:e>
+            <m:sub>
+              <m:r>
+                <w:rPr>
+                  <w:rFonts w:ascii="Cambria Math" w:hAnsi="Cambria Math"/>
+                  <w:sz w:val="24"/>
+                  <w:szCs w:val="24"/>
+                </w:rPr>
+                <m:t xml:space="preserve">x</m:t>
+              </m:r>
+            </m:sub>
+          </m:sSub>
+          <m:r>
+            <w:rPr>
+              <w:rFonts w:ascii="Cambria Math" w:hAnsi="Cambria Math"/>
+              <w:sz w:val="24"/>
+              <w:szCs w:val="24"/>
+            </w:rPr>
+            <m:t xml:space="preserve"> − </m:t>
+          </m:r>
+          <m:sSub>
+            <m:e>
+              <m:r>
+                <w:rPr>
+                  <w:rFonts w:ascii="Cambria Math" w:hAnsi="Cambria Math"/>
+                  <w:sz w:val="24"/>
+                  <w:szCs w:val="24"/>
+                </w:rPr>
+                <m:t xml:space="preserve">N′</m:t>
+              </m:r>
+            </m:e>
+            <m:sub>
+              <m:r>
+                <w:rPr>
+                  <w:rFonts w:ascii="Cambria Math" w:hAnsi="Cambria Math"/>
+                  <w:sz w:val="24"/>
+                  <w:szCs w:val="24"/>
+                </w:rPr>
+                <m:t xml:space="preserve">x</m:t>
+              </m:r>
+              <m:r>
+                <w:rPr>
+                  <w:rFonts w:ascii="Cambria Math" w:hAnsi="Cambria Math"/>
+                  <w:sz w:val="24"/>
+                  <w:szCs w:val="24"/>
+                </w:rPr>
+                <m:t xml:space="preserve">+</m:t>
+              </m:r>
+              <m:r>
+                <w:rPr>
+                  <w:rFonts w:ascii="Cambria Math" w:hAnsi="Cambria Math"/>
+                  <w:sz w:val="24"/>
+                  <w:szCs w:val="24"/>
+                </w:rPr>
+                <m:t xml:space="preserve">m</m:t>
+              </m:r>
+            </m:sub>
+          </m:sSub>
+          <m:r>
+            <w:rPr>
+              <w:rFonts w:ascii="Cambria Math" w:hAnsi="Cambria Math"/>
+              <w:sz w:val="24"/>
+              <w:szCs w:val="24"/>
+            </w:rPr>
+            <m:t xml:space="preserve"> )</m:t>
+          </m:r>
+        </m:oMath>
+      </m:oMathPara>
+    </w:p>
+    <w:p>
+      <w:pPr>
+        <w:pStyle w:val="FormulaLabel"/>
+      </w:pPr>
+      <w:r>
+        <w:t xml:space="preserve">[식] 연말 책임준비금</w:t>
+      </w:r>
+    </w:p>
+    <w:p>
+      <w:pPr>
+        <w:pStyle w:val="Formula"/>
+      </w:pPr>
+      <m:oMathPara>
+        <m:oMathParaPr>
+          <m:jc m:val="left"/>
+        </m:oMathParaPr>
+        <m:oMath>
+          <m:sSub>
+            <m:e>
+              <m:r>
+                <w:rPr>
+                  <w:rFonts w:ascii="Cambria Math" w:hAnsi="Cambria Math"/>
+                  <w:sz w:val="24"/>
+                  <w:szCs w:val="24"/>
+                </w:rPr>
+                <m:t xml:space="preserve">V</m:t>
+              </m:r>
+            </m:e>
+            <m:sub>
+              <m:r>
+                <w:rPr>
+                  <w:rFonts w:ascii="Cambria Math" w:hAnsi="Cambria Math"/>
+                  <w:sz w:val="24"/>
+                  <w:szCs w:val="24"/>
+                </w:rPr>
+                <m:t xml:space="preserve">t</m:t>
+              </m:r>
+            </m:sub>
+          </m:sSub>
+          <m:r>
+            <w:rPr>
+              <w:rFonts w:ascii="Cambria Math" w:hAnsi="Cambria Math"/>
+              <w:sz w:val="24"/>
+              <w:szCs w:val="24"/>
+            </w:rPr>
+            <m:t xml:space="preserve"> = [ </m:t>
+          </m:r>
+          <m:sSub>
+            <m:e>
+              <m:r>
+                <w:rPr>
+                  <w:rFonts w:ascii="Cambria Math" w:hAnsi="Cambria Math"/>
+                  <w:sz w:val="24"/>
+                  <w:szCs w:val="24"/>
+                </w:rPr>
+                <m:t xml:space="preserve">M</m:t>
+              </m:r>
+            </m:e>
+            <m:sub>
+              <m:r>
+                <w:rPr>
+                  <w:rFonts w:ascii="Cambria Math" w:hAnsi="Cambria Math"/>
+                  <w:sz w:val="24"/>
+                  <w:szCs w:val="24"/>
+                </w:rPr>
+                <m:t xml:space="preserve">x</m:t>
+              </m:r>
+              <m:r>
+                <w:rPr>
+                  <w:rFonts w:ascii="Cambria Math" w:hAnsi="Cambria Math"/>
+                  <w:sz w:val="24"/>
+                  <w:szCs w:val="24"/>
+                </w:rPr>
+                <m:t xml:space="preserve">+</m:t>
+              </m:r>
+              <m:r>
+                <w:rPr>
+                  <w:rFonts w:ascii="Cambria Math" w:hAnsi="Cambria Math"/>
+                  <w:sz w:val="24"/>
+                  <w:szCs w:val="24"/>
+                </w:rPr>
+                <m:t xml:space="preserve">t</m:t>
+              </m:r>
+            </m:sub>
+          </m:sSub>
+          <m:r>
+            <w:rPr>
+              <w:rFonts w:ascii="Cambria Math" w:hAnsi="Cambria Math"/>
+              <w:sz w:val="24"/>
+              <w:szCs w:val="24"/>
+            </w:rPr>
+            <m:t xml:space="preserve"> + </m:t>
+          </m:r>
+          <m:sSub>
+            <m:e>
+              <m:r>
+                <w:rPr>
+                  <w:rFonts w:ascii="Cambria Math" w:hAnsi="Cambria Math"/>
+                  <w:sz w:val="24"/>
+                  <w:szCs w:val="24"/>
+                </w:rPr>
+                <m:t xml:space="preserve">Σ</m:t>
+              </m:r>
+            </m:e>
+            <m:sub>
+              <m:r>
+                <w:rPr>
+                  <w:rFonts w:ascii="Cambria Math" w:hAnsi="Cambria Math"/>
+                  <w:sz w:val="24"/>
+                  <w:szCs w:val="24"/>
+                </w:rPr>
+                <m:t xml:space="preserve">u</m:t>
+              </m:r>
+              <m:r>
+                <w:rPr>
+                  <w:rFonts w:ascii="Cambria Math" w:hAnsi="Cambria Math"/>
+                  <w:sz w:val="24"/>
+                  <w:szCs w:val="24"/>
+                </w:rPr>
+                <m:t xml:space="preserve">&gt;</m:t>
+              </m:r>
+              <m:r>
+                <w:rPr>
+                  <w:rFonts w:ascii="Cambria Math" w:hAnsi="Cambria Math"/>
+                  <w:sz w:val="24"/>
+                  <w:szCs w:val="24"/>
+                </w:rPr>
+                <m:t xml:space="preserve">t</m:t>
+              </m:r>
+            </m:sub>
+          </m:sSub>
+          <m:r>
+            <w:rPr>
+              <w:rFonts w:ascii="Cambria Math" w:hAnsi="Cambria Math"/>
+              <w:sz w:val="24"/>
+              <w:szCs w:val="24"/>
+            </w:rPr>
+            <m:t xml:space="preserve"> </m:t>
+          </m:r>
+          <m:sSub>
+            <m:e>
+              <m:r>
+                <w:rPr>
+                  <w:rFonts w:ascii="Cambria Math" w:hAnsi="Cambria Math"/>
+                  <w:sz w:val="24"/>
+                  <w:szCs w:val="24"/>
+                </w:rPr>
+                <m:t xml:space="preserve">E</m:t>
+              </m:r>
+            </m:e>
+            <m:sub>
+              <m:r>
+                <w:rPr>
+                  <w:rFonts w:ascii="Cambria Math" w:hAnsi="Cambria Math"/>
+                  <w:sz w:val="24"/>
+                  <w:szCs w:val="24"/>
+                </w:rPr>
+                <m:t xml:space="preserve">u</m:t>
+              </m:r>
+            </m:sub>
+          </m:sSub>
+          <m:r>
+            <w:rPr>
+              <w:rFonts w:ascii="Cambria Math" w:hAnsi="Cambria Math"/>
+              <w:sz w:val="24"/>
+              <w:szCs w:val="24"/>
+            </w:rPr>
+            <m:t xml:space="preserve">·</m:t>
+          </m:r>
+          <m:sSub>
+            <m:e>
+              <m:r>
+                <w:rPr>
+                  <w:rFonts w:ascii="Cambria Math" w:hAnsi="Cambria Math"/>
+                  <w:sz w:val="24"/>
+                  <w:szCs w:val="24"/>
+                </w:rPr>
+                <m:t xml:space="preserve">D</m:t>
+              </m:r>
+            </m:e>
+            <m:sub>
+              <m:r>
+                <w:rPr>
+                  <w:rFonts w:ascii="Cambria Math" w:hAnsi="Cambria Math"/>
+                  <w:sz w:val="24"/>
+                  <w:szCs w:val="24"/>
+                </w:rPr>
+                <m:t xml:space="preserve">x</m:t>
+              </m:r>
+              <m:r>
+                <w:rPr>
+                  <w:rFonts w:ascii="Cambria Math" w:hAnsi="Cambria Math"/>
+                  <w:sz w:val="24"/>
+                  <w:szCs w:val="24"/>
+                </w:rPr>
+                <m:t xml:space="preserve">+</m:t>
+              </m:r>
+              <m:r>
+                <w:rPr>
+                  <w:rFonts w:ascii="Cambria Math" w:hAnsi="Cambria Math"/>
+                  <w:sz w:val="24"/>
+                  <w:szCs w:val="24"/>
+                </w:rPr>
+                <m:t xml:space="preserve">u</m:t>
+              </m:r>
+            </m:sub>
+          </m:sSub>
+        </m:oMath>
+      </m:oMathPara>
+    </w:p>
+    <w:p>
+      <w:pPr>
+        <w:pStyle w:val="Formula"/>
+      </w:pPr>
+      <m:oMathPara>
+        <m:oMathParaPr>
+          <m:jc m:val="left"/>
+        </m:oMathParaPr>
+        <m:oMath>
+          <m:r>
+            <w:rPr>
+              <w:rFonts w:ascii="Cambria Math" w:hAnsi="Cambria Math"/>
+              <w:sz w:val="24"/>
+              <w:szCs w:val="24"/>
+            </w:rPr>
+            <m:t xml:space="preserve">+ </m:t>
+          </m:r>
+          <m:sSub>
+            <m:e>
+              <m:r>
+                <m:rPr>
+                  <m:nor/>
+                </m:rPr>
+                <w:rPr>
+                  <w:rFonts w:ascii="Cambria Math" w:hAnsi="Cambria Math"/>
+                  <w:sz w:val="24"/>
+                  <w:szCs w:val="24"/>
+                </w:rPr>
+                <m:t xml:space="preserve">CSV</m:t>
+              </m:r>
+            </m:e>
+            <m:sub>
+              <m:r>
+                <w:rPr>
+                  <w:rFonts w:ascii="Cambria Math" w:hAnsi="Cambria Math"/>
+                  <w:sz w:val="24"/>
+                  <w:szCs w:val="24"/>
+                </w:rPr>
+                <m:t xml:space="preserve">t</m:t>
+              </m:r>
+            </m:sub>
+          </m:sSub>
+          <m:r>
+            <w:rPr>
+              <w:rFonts w:ascii="Cambria Math" w:hAnsi="Cambria Math"/>
+              <w:sz w:val="24"/>
+              <w:szCs w:val="24"/>
+            </w:rPr>
+            <m:t xml:space="preserve"> + </m:t>
+          </m:r>
+          <m:r>
+            <w:rPr>
+              <w:rFonts w:ascii="Cambria Math" w:hAnsi="Cambria Math"/>
+              <w:sz w:val="24"/>
+              <w:szCs w:val="24"/>
+            </w:rPr>
+            <m:t xml:space="preserve">β′</m:t>
+          </m:r>
+          <m:r>
+            <w:rPr>
+              <w:rFonts w:ascii="Cambria Math" w:hAnsi="Cambria Math"/>
+              <w:sz w:val="24"/>
+              <w:szCs w:val="24"/>
+            </w:rPr>
+            <m:t xml:space="preserve">·( </m:t>
+          </m:r>
+          <m:sSub>
+            <m:e>
+              <m:r>
+                <w:rPr>
+                  <w:rFonts w:ascii="Cambria Math" w:hAnsi="Cambria Math"/>
+                  <w:sz w:val="24"/>
+                  <w:szCs w:val="24"/>
+                </w:rPr>
+                <m:t xml:space="preserve">N</m:t>
+              </m:r>
+            </m:e>
+            <m:sub>
+              <m:r>
+                <w:rPr>
+                  <w:rFonts w:ascii="Cambria Math" w:hAnsi="Cambria Math"/>
+                  <w:sz w:val="24"/>
+                  <w:szCs w:val="24"/>
+                </w:rPr>
+                <m:t xml:space="preserve">x</m:t>
+              </m:r>
+              <m:r>
+                <w:rPr>
+                  <w:rFonts w:ascii="Cambria Math" w:hAnsi="Cambria Math"/>
+                  <w:sz w:val="24"/>
+                  <w:szCs w:val="24"/>
+                </w:rPr>
+                <m:t xml:space="preserve">+</m:t>
+              </m:r>
+              <m:r>
+                <m:rPr>
+                  <m:sty m:val="p"/>
+                </m:rPr>
+                <w:rPr>
+                  <w:rFonts w:ascii="Cambria Math" w:hAnsi="Cambria Math"/>
+                  <w:sz w:val="24"/>
+                  <w:szCs w:val="24"/>
+                </w:rPr>
+                <m:t xml:space="preserve">max</m:t>
+              </m:r>
+              <m:r>
+                <w:rPr>
+                  <w:rFonts w:ascii="Cambria Math" w:hAnsi="Cambria Math"/>
+                  <w:sz w:val="24"/>
+                  <w:szCs w:val="24"/>
+                </w:rPr>
+                <m:t xml:space="preserve">(</m:t>
+              </m:r>
+              <m:r>
+                <w:rPr>
+                  <w:rFonts w:ascii="Cambria Math" w:hAnsi="Cambria Math"/>
+                  <w:sz w:val="24"/>
+                  <w:szCs w:val="24"/>
+                </w:rPr>
+                <m:t xml:space="preserve">t</m:t>
+              </m:r>
+              <m:r>
+                <w:rPr>
+                  <w:rFonts w:ascii="Cambria Math" w:hAnsi="Cambria Math"/>
+                  <w:sz w:val="24"/>
+                  <w:szCs w:val="24"/>
+                </w:rPr>
+                <m:t xml:space="preserve">,</m:t>
+              </m:r>
+              <m:r>
+                <w:rPr>
+                  <w:rFonts w:ascii="Cambria Math" w:hAnsi="Cambria Math"/>
+                  <w:sz w:val="24"/>
+                  <w:szCs w:val="24"/>
+                </w:rPr>
+                <m:t xml:space="preserve">m</m:t>
+              </m:r>
+              <m:r>
+                <w:rPr>
+                  <w:rFonts w:ascii="Cambria Math" w:hAnsi="Cambria Math"/>
+                  <w:sz w:val="24"/>
+                  <w:szCs w:val="24"/>
+                </w:rPr>
+                <m:t xml:space="preserve">)</m:t>
+              </m:r>
+            </m:sub>
+          </m:sSub>
+          <m:r>
+            <w:rPr>
+              <w:rFonts w:ascii="Cambria Math" w:hAnsi="Cambria Math"/>
+              <w:sz w:val="24"/>
+              <w:szCs w:val="24"/>
+            </w:rPr>
+            <m:t xml:space="preserve"> − </m:t>
+          </m:r>
+          <m:sSub>
+            <m:e>
+              <m:r>
+                <w:rPr>
+                  <w:rFonts w:ascii="Cambria Math" w:hAnsi="Cambria Math"/>
+                  <w:sz w:val="24"/>
+                  <w:szCs w:val="24"/>
+                </w:rPr>
+                <m:t xml:space="preserve">N</m:t>
+              </m:r>
+            </m:e>
+            <m:sub>
+              <m:r>
+                <w:rPr>
+                  <w:rFonts w:ascii="Cambria Math" w:hAnsi="Cambria Math"/>
+                  <w:sz w:val="24"/>
+                  <w:szCs w:val="24"/>
+                </w:rPr>
+                <m:t xml:space="preserve">x</m:t>
+              </m:r>
+              <m:r>
+                <w:rPr>
+                  <w:rFonts w:ascii="Cambria Math" w:hAnsi="Cambria Math"/>
+                  <w:sz w:val="24"/>
+                  <w:szCs w:val="24"/>
+                </w:rPr>
+                <m:t xml:space="preserve">+</m:t>
+              </m:r>
+              <m:r>
+                <w:rPr>
+                  <w:rFonts w:ascii="Cambria Math" w:hAnsi="Cambria Math"/>
+                  <w:sz w:val="24"/>
+                  <w:szCs w:val="24"/>
+                </w:rPr>
+                <m:t xml:space="preserve">n</m:t>
+              </m:r>
+            </m:sub>
+          </m:sSub>
+          <m:r>
+            <w:rPr>
+              <w:rFonts w:ascii="Cambria Math" w:hAnsi="Cambria Math"/>
+              <w:sz w:val="24"/>
+              <w:szCs w:val="24"/>
+            </w:rPr>
+            <m:t xml:space="preserve"> )</m:t>
+          </m:r>
+        </m:oMath>
+      </m:oMathPara>
+    </w:p>
+    <w:p>
+      <w:pPr>
+        <w:pStyle w:val="Formula"/>
+      </w:pPr>
+      <m:oMathPara>
+        <m:oMathParaPr>
+          <m:jc m:val="left"/>
+        </m:oMathParaPr>
+        <m:oMath>
+          <m:r>
+            <w:rPr>
+              <w:rFonts w:ascii="Cambria Math" w:hAnsi="Cambria Math"/>
+              <w:sz w:val="24"/>
+              <w:szCs w:val="24"/>
+            </w:rPr>
+            <m:t xml:space="preserve">− </m:t>
+          </m:r>
+          <m:sSub>
+            <m:e>
+              <m:r>
+                <w:rPr>
+                  <w:rFonts w:ascii="Cambria Math" w:hAnsi="Cambria Math"/>
+                  <w:sz w:val="24"/>
+                  <w:szCs w:val="24"/>
+                </w:rPr>
+                <m:t xml:space="preserve">P</m:t>
+              </m:r>
+            </m:e>
+            <m:sub>
+              <m:r>
+                <w:rPr>
+                  <w:rFonts w:ascii="Cambria Math" w:hAnsi="Cambria Math"/>
+                  <w:sz w:val="24"/>
+                  <w:szCs w:val="24"/>
+                </w:rPr>
+                <m:t xml:space="preserve">β</m:t>
+              </m:r>
+            </m:sub>
+          </m:sSub>
+          <m:r>
+            <w:rPr>
+              <w:rFonts w:ascii="Cambria Math" w:hAnsi="Cambria Math"/>
+              <w:sz w:val="24"/>
+              <w:szCs w:val="24"/>
+            </w:rPr>
+            <m:t xml:space="preserve">·( </m:t>
+          </m:r>
+          <m:sSub>
+            <m:e>
+              <m:r>
+                <w:rPr>
+                  <w:rFonts w:ascii="Cambria Math" w:hAnsi="Cambria Math"/>
+                  <w:sz w:val="24"/>
+                  <w:szCs w:val="24"/>
+                </w:rPr>
+                <m:t xml:space="preserve">N′</m:t>
+              </m:r>
+            </m:e>
+            <m:sub>
+              <m:r>
+                <w:rPr>
+                  <w:rFonts w:ascii="Cambria Math" w:hAnsi="Cambria Math"/>
+                  <w:sz w:val="24"/>
+                  <w:szCs w:val="24"/>
+                </w:rPr>
+                <m:t xml:space="preserve">x</m:t>
+              </m:r>
+              <m:r>
+                <w:rPr>
+                  <w:rFonts w:ascii="Cambria Math" w:hAnsi="Cambria Math"/>
+                  <w:sz w:val="24"/>
+                  <w:szCs w:val="24"/>
+                </w:rPr>
+                <m:t xml:space="preserve">+</m:t>
+              </m:r>
+              <m:r>
+                <w:rPr>
+                  <w:rFonts w:ascii="Cambria Math" w:hAnsi="Cambria Math"/>
+                  <w:sz w:val="24"/>
+                  <w:szCs w:val="24"/>
+                </w:rPr>
+                <m:t xml:space="preserve">t</m:t>
+              </m:r>
+            </m:sub>
+          </m:sSub>
+          <m:r>
+            <w:rPr>
+              <w:rFonts w:ascii="Cambria Math" w:hAnsi="Cambria Math"/>
+              <w:sz w:val="24"/>
+              <w:szCs w:val="24"/>
+            </w:rPr>
+            <m:t xml:space="preserve"> − </m:t>
+          </m:r>
+          <m:sSub>
+            <m:e>
+              <m:r>
+                <w:rPr>
+                  <w:rFonts w:ascii="Cambria Math" w:hAnsi="Cambria Math"/>
+                  <w:sz w:val="24"/>
+                  <w:szCs w:val="24"/>
+                </w:rPr>
+                <m:t xml:space="preserve">N′</m:t>
+              </m:r>
+            </m:e>
+            <m:sub>
+              <m:r>
+                <w:rPr>
+                  <w:rFonts w:ascii="Cambria Math" w:hAnsi="Cambria Math"/>
+                  <w:sz w:val="24"/>
+                  <w:szCs w:val="24"/>
+                </w:rPr>
+                <m:t xml:space="preserve">x</m:t>
+              </m:r>
+              <m:r>
+                <w:rPr>
+                  <w:rFonts w:ascii="Cambria Math" w:hAnsi="Cambria Math"/>
+                  <w:sz w:val="24"/>
+                  <w:szCs w:val="24"/>
+                </w:rPr>
+                <m:t xml:space="preserve">+</m:t>
+              </m:r>
+              <m:r>
+                <w:rPr>
+                  <w:rFonts w:ascii="Cambria Math" w:hAnsi="Cambria Math"/>
+                  <w:sz w:val="24"/>
+                  <w:szCs w:val="24"/>
+                </w:rPr>
+                <m:t xml:space="preserve">m</m:t>
+              </m:r>
+            </m:sub>
+          </m:sSub>
+          <m:r>
+            <w:rPr>
+              <w:rFonts w:ascii="Cambria Math" w:hAnsi="Cambria Math"/>
+              <w:sz w:val="24"/>
+              <w:szCs w:val="24"/>
+            </w:rPr>
+            <m:t xml:space="preserve"> )·[</m:t>
+          </m:r>
+          <m:r>
+            <w:rPr>
+              <w:rFonts w:ascii="Cambria Math" w:hAnsi="Cambria Math"/>
+              <w:sz w:val="24"/>
+              <w:szCs w:val="24"/>
+            </w:rPr>
+            <m:t xml:space="preserve">t</m:t>
+          </m:r>
+          <m:r>
+            <w:rPr>
+              <w:rFonts w:ascii="Cambria Math" w:hAnsi="Cambria Math"/>
+              <w:sz w:val="24"/>
+              <w:szCs w:val="24"/>
+            </w:rPr>
+            <m:t xml:space="preserve">≤</m:t>
+          </m:r>
+          <m:r>
+            <w:rPr>
+              <w:rFonts w:ascii="Cambria Math" w:hAnsi="Cambria Math"/>
+              <w:sz w:val="24"/>
+              <w:szCs w:val="24"/>
+            </w:rPr>
+            <m:t xml:space="preserve">m</m:t>
+          </m:r>
+          <m:r>
+            <w:rPr>
+              <w:rFonts w:ascii="Cambria Math" w:hAnsi="Cambria Math"/>
+              <w:sz w:val="24"/>
+              <w:szCs w:val="24"/>
+            </w:rPr>
+            <m:t xml:space="preserve">] ] / </m:t>
+          </m:r>
+          <m:sSub>
+            <m:e>
+              <m:r>
+                <w:rPr>
+                  <w:rFonts w:ascii="Cambria Math" w:hAnsi="Cambria Math"/>
+                  <w:sz w:val="24"/>
+                  <w:szCs w:val="24"/>
+                </w:rPr>
+                <m:t xml:space="preserve">D</m:t>
+              </m:r>
+            </m:e>
+            <m:sub>
+              <m:r>
+                <w:rPr>
+                  <w:rFonts w:ascii="Cambria Math" w:hAnsi="Cambria Math"/>
+                  <w:sz w:val="24"/>
+                  <w:szCs w:val="24"/>
+                </w:rPr>
+                <m:t xml:space="preserve">x</m:t>
+              </m:r>
+              <m:r>
+                <w:rPr>
+                  <w:rFonts w:ascii="Cambria Math" w:hAnsi="Cambria Math"/>
+                  <w:sz w:val="24"/>
+                  <w:szCs w:val="24"/>
+                </w:rPr>
+                <m:t xml:space="preserve">+</m:t>
+              </m:r>
+              <m:r>
+                <w:rPr>
+                  <w:rFonts w:ascii="Cambria Math" w:hAnsi="Cambria Math"/>
+                  <w:sz w:val="24"/>
+                  <w:szCs w:val="24"/>
+                </w:rPr>
+                <m:t xml:space="preserve">t</m:t>
+              </m:r>
+            </m:sub>
+          </m:sSub>
+        </m:oMath>
+      </m:oMathPara>
+    </w:p>
+    <w:p>
+      <w:pPr>
+        <w:pStyle w:val="Note"/>
+      </w:pPr>
+      <w:r>
         <w:t xml:space="preserve">※ 순보식에 납입 후 유지비 β′를 더한 형태. 표준준비금은 표준이율로 같은 식을 계산한다.</w:t>
       </w:r>
     </w:p>
@@ -6530,7 +6196,7 @@
         <w:pStyle w:val="Heading1"/>
       </w:pPr>
       <w:r>
-        <w:t xml:space="preserve">7. 해지환급금의 계산</w:t>
+        <w:t xml:space="preserve">9. 해지환급금의 계산</w:t>
       </w:r>
     </w:p>
     <w:p>
@@ -7455,7 +7121,7 @@
         <w:pStyle w:val="Heading1"/>
       </w:pPr>
       <w:r>
-        <w:t xml:space="preserve">8. 책임준비금 관련 사항</w:t>
+        <w:t xml:space="preserve">10. 책임준비금 관련 사항</w:t>
       </w:r>
     </w:p>
     <w:p>
@@ -7479,7 +7145,7 @@
         <w:pStyle w:val="Heading1"/>
       </w:pPr>
       <w:r>
-        <w:t xml:space="preserve">9. 해지환급금 관련 사항</w:t>
+        <w:t xml:space="preserve">11. 해지환급금 관련 사항</w:t>
       </w:r>
     </w:p>
     <w:p>

--- a/standards/표준_산출방법서_종신보험.docx
+++ b/standards/표준_산출방법서_종신보험.docx
@@ -61,7 +61,7 @@
               <w:spacing w:before="30" w:after="30"/>
             </w:pPr>
             <w:r>
-              <w:t xml:space="preserve">이 문서는 표준 산출방법서 v3 양식입니다. 개요 표의 "양식" 행을 지우지 마세요 — 앱은 이 행을 보고 정해진 순서대로 읽습니다.</w:t>
+              <w:t xml:space="preserve">이 문서는 표준 산출방법서 v4 양식입니다. 개요 표의 "양식" 행을 지우지 마세요 — 앱은 이 행을 보고 정해진 순서대로 읽습니다.</w:t>
             </w:r>
           </w:p>
         </w:tc>
@@ -248,7 +248,7 @@
               <w:spacing w:before="30" w:after="30"/>
             </w:pPr>
             <w:r>
-              <w:t xml:space="preserve">표준 산출방법서 v3</w:t>
+              <w:t xml:space="preserve">표준 산출방법서 v4</w:t>
             </w:r>
           </w:p>
         </w:tc>
@@ -747,7 +747,7 @@
         <w:pStyle w:val="Heading1"/>
       </w:pPr>
       <w:r>
-        <w:t xml:space="preserve">1. 기초율에 관한 사항</w:t>
+        <w:t xml:space="preserve">1. 보험료의 계산에 관한 사항</w:t>
       </w:r>
     </w:p>
     <w:p>
@@ -755,7 +755,12 @@
         <w:pStyle w:val="Heading2"/>
       </w:pPr>
       <w:r>
-        <w:t xml:space="preserve">1.1. 이율에 관한 사항</w:t>
+        <w:t xml:space="preserve">가. 예정기초율</w:t>
+      </w:r>
+    </w:p>
+    <w:p>
+      <w:r>
+        <w:t xml:space="preserve">(1) 예정이율</w:t>
       </w:r>
     </w:p>
     <w:tbl>
@@ -876,11 +881,8 @@
     </w:tbl>
     <w:p/>
     <w:p>
-      <w:pPr>
-        <w:pStyle w:val="Heading2"/>
-      </w:pPr>
       <w:r>
-        <w:t xml:space="preserve">1.2. 위험률에 관한 사항</w:t>
+        <w:t xml:space="preserve">(2) 예정위험률</w:t>
       </w:r>
     </w:p>
     <w:tbl>
@@ -1006,7 +1008,7 @@
               <w:spacing w:before="30" w:after="30"/>
             </w:pPr>
             <w:r>
-              <w:t xml:space="preserve">제7회 경험생명표 사망률</w:t>
+              <w:t xml:space="preserve">사망률</w:t>
             </w:r>
           </w:p>
         </w:tc>
@@ -1045,7 +1047,7 @@
               <w:spacing w:before="30" w:after="30"/>
             </w:pPr>
             <w:r>
-              <w:t xml:space="preserve">보험개발원 제7회 경험생명표 사망률</w:t>
+              <w:t xml:space="preserve">경험생명표(가상) 사망률</w:t>
             </w:r>
           </w:p>
         </w:tc>
@@ -1112,7 +1114,7 @@
               <w:spacing w:before="30" w:after="30"/>
             </w:pPr>
             <w:r>
-              <w:t xml:space="preserve">써미트 2014-59호 80%이상 재해장해 + 질병장해발생율</w:t>
+              <w:t xml:space="preserve">경험생명표(가상) 80%이상 재해장해율 + 질병장해율</w:t>
             </w:r>
           </w:p>
         </w:tc>
@@ -1141,11 +1143,8 @@
       </w:r>
     </w:p>
     <w:p>
-      <w:pPr>
-        <w:pStyle w:val="Heading2"/>
-      </w:pPr>
       <w:r>
-        <w:t xml:space="preserve">1.3. 적용해지율에 관한 사항</w:t>
+        <w:t xml:space="preserve">(3) 적용해지율</w:t>
       </w:r>
     </w:p>
     <w:p>
@@ -1154,24 +1153,18 @@
       </w:r>
     </w:p>
     <w:p>
-      <w:pPr>
-        <w:pStyle w:val="Heading2"/>
-      </w:pPr>
       <w:r>
-        <w:t xml:space="preserve">1.4. 납입면제(납입자수)에 관한 사항</w:t>
+        <w:t xml:space="preserve">(4) 납입면제 사유</w:t>
       </w:r>
     </w:p>
     <w:p>
       <w:r>
-        <w:t xml:space="preserve">별도의 납입면제율을 두지 않는다. 납입자수 l′ 는 각 담보의 탈퇴 사유로 유지자수 l 과 똑같이 줄어든다(계산기수 절의 담보별 식).</w:t>
+        <w:t xml:space="preserve">별도의 납입면제율을 두지 않는다(f = 0). 납입자수 l′ 는 각 담보의 탈퇴 사유로 유지자수 l 과 똑같이 줄어든다(라. 유지자수·납입자수).</w:t>
       </w:r>
     </w:p>
     <w:p>
-      <w:pPr>
-        <w:pStyle w:val="Heading2"/>
-      </w:pPr>
       <w:r>
-        <w:t xml:space="preserve">1.5. 시산보험료 계산 시 적용하는 사업비에 관한 사항</w:t>
+        <w:t xml:space="preserve">(5) 예정사업비율</w:t>
       </w:r>
     </w:p>
     <w:tbl>
@@ -1627,10 +1620,10 @@
     <w:p/>
     <w:p>
       <w:pPr>
-        <w:pStyle w:val="Heading1"/>
+        <w:pStyle w:val="Heading2"/>
       </w:pPr>
       <w:r>
-        <w:t xml:space="preserve">2. 계약 단위와 급부</w:t>
+        <w:t xml:space="preserve">나. 보장 내용</w:t>
       </w:r>
     </w:p>
     <w:p>
@@ -1638,7 +1631,7 @@
         <w:pStyle w:val="Note"/>
       </w:pPr>
       <w:r>
-        <w:t xml:space="preserve">※ 유지자수·납입자수의 집단 1개 — “사망 · 80% 이상 장해”(사망·80% 이상 장해). 집단마다 l · l′ 를 3. 에서 한 번만 낸다.</w:t>
+        <w:t xml:space="preserve">※ 유지자수·납입자수의 집단 1개 — “사망 · 80% 이상 장해”(사망·80% 이상 장해). 집단마다 l · l′ 를 라. 에서 한 번만 낸다.</w:t>
       </w:r>
     </w:p>
     <w:tbl>
@@ -1766,20 +1759,20 @@
               <w:spacing w:before="30" w:after="30"/>
             </w:pPr>
             <w:r>
-              <w:t xml:space="preserve">지급 사유</w:t>
-            </w:r>
-          </w:p>
-        </w:tc>
-        <w:tc>
-          <w:tcPr>
-            <w:tcW w:w="0" w:type="auto"/>
-          </w:tcPr>
-          <w:p>
-            <w:pPr>
-              <w:spacing w:before="30" w:after="30"/>
-            </w:pPr>
-            <w:r>
-              <w:t xml:space="preserve">사망 또는 80% 이상 장해 시</w:t>
+              <w:t xml:space="preserve">보장금액</w:t>
+            </w:r>
+          </w:p>
+        </w:tc>
+        <w:tc>
+          <w:tcPr>
+            <w:tcW w:w="0" w:type="auto"/>
+          </w:tcPr>
+          <w:p>
+            <w:pPr>
+              <w:spacing w:before="30" w:after="30"/>
+            </w:pPr>
+            <w:r>
+              <w:t xml:space="preserve">100,000,000원</w:t>
             </w:r>
           </w:p>
         </w:tc>
@@ -1794,20 +1787,20 @@
               <w:spacing w:before="30" w:after="30"/>
             </w:pPr>
             <w:r>
-              <w:t xml:space="preserve">보장금액</w:t>
-            </w:r>
-          </w:p>
-        </w:tc>
-        <w:tc>
-          <w:tcPr>
-            <w:tcW w:w="0" w:type="auto"/>
-          </w:tcPr>
-          <w:p>
-            <w:pPr>
-              <w:spacing w:before="30" w:after="30"/>
-            </w:pPr>
-            <w:r>
-              <w:t xml:space="preserve">100,000,000원</w:t>
+              <w:t xml:space="preserve">보장 종료</w:t>
+            </w:r>
+          </w:p>
+        </w:tc>
+        <w:tc>
+          <w:tcPr>
+            <w:tcW w:w="0" w:type="auto"/>
+          </w:tcPr>
+          <w:p>
+            <w:pPr>
+              <w:spacing w:before="30" w:after="30"/>
+            </w:pPr>
+            <w:r>
+              <w:t xml:space="preserve">110세</w:t>
             </w:r>
           </w:p>
         </w:tc>
@@ -1822,20 +1815,20 @@
               <w:spacing w:before="30" w:after="30"/>
             </w:pPr>
             <w:r>
-              <w:t xml:space="preserve">보장 종료</w:t>
-            </w:r>
-          </w:p>
-        </w:tc>
-        <w:tc>
-          <w:tcPr>
-            <w:tcW w:w="0" w:type="auto"/>
-          </w:tcPr>
-          <w:p>
-            <w:pPr>
-              <w:spacing w:before="30" w:after="30"/>
-            </w:pPr>
-            <w:r>
-              <w:t xml:space="preserve">110세</w:t>
+              <w:t xml:space="preserve">면책</w:t>
+            </w:r>
+          </w:p>
+        </w:tc>
+        <w:tc>
+          <w:tcPr>
+            <w:tcW w:w="0" w:type="auto"/>
+          </w:tcPr>
+          <w:p>
+            <w:pPr>
+              <w:spacing w:before="30" w:after="30"/>
+            </w:pPr>
+            <w:r>
+              <w:t xml:space="preserve">없음</w:t>
             </w:r>
           </w:p>
         </w:tc>
@@ -1850,20 +1843,20 @@
               <w:spacing w:before="30" w:after="30"/>
             </w:pPr>
             <w:r>
-              <w:t xml:space="preserve">면책</w:t>
-            </w:r>
-          </w:p>
-        </w:tc>
-        <w:tc>
-          <w:tcPr>
-            <w:tcW w:w="0" w:type="auto"/>
-          </w:tcPr>
-          <w:p>
-            <w:pPr>
-              <w:spacing w:before="30" w:after="30"/>
-            </w:pPr>
-            <w:r>
-              <w:t xml:space="preserve">없음</w:t>
+              <w:t xml:space="preserve">급부 위험률</w:t>
+            </w:r>
+          </w:p>
+        </w:tc>
+        <w:tc>
+          <w:tcPr>
+            <w:tcW w:w="0" w:type="auto"/>
+          </w:tcPr>
+          <w:p>
+            <w:pPr>
+              <w:spacing w:before="30" w:after="30"/>
+            </w:pPr>
+            <w:r>
+              <w:t xml:space="preserve">탈퇴 사유 전부</w:t>
             </w:r>
           </w:p>
         </w:tc>
@@ -1878,34 +1871,6 @@
               <w:spacing w:before="30" w:after="30"/>
             </w:pPr>
             <w:r>
-              <w:t xml:space="preserve">급부 위험률</w:t>
-            </w:r>
-          </w:p>
-        </w:tc>
-        <w:tc>
-          <w:tcPr>
-            <w:tcW w:w="0" w:type="auto"/>
-          </w:tcPr>
-          <w:p>
-            <w:pPr>
-              <w:spacing w:before="30" w:after="30"/>
-            </w:pPr>
-            <w:r>
-              <w:t xml:space="preserve">탈퇴 사유 전부</w:t>
-            </w:r>
-          </w:p>
-        </w:tc>
-      </w:tr>
-      <w:tr>
-        <w:tc>
-          <w:tcPr>
-            <w:tcW w:w="0" w:type="auto"/>
-          </w:tcPr>
-          <w:p>
-            <w:pPr>
-              <w:spacing w:before="30" w:after="30"/>
-            </w:pPr>
-            <w:r>
               <w:t xml:space="preserve">탈퇴 위험률</w:t>
             </w:r>
           </w:p>
@@ -1919,7 +1884,7 @@
               <w:spacing w:before="30" w:after="30"/>
             </w:pPr>
             <w:r>
-              <w:t xml:space="preserve">제7회 경험생명표 사망률 및 80% 이상 장해율</w:t>
+              <w:t xml:space="preserve">사망률 및 80% 이상 장해율</w:t>
             </w:r>
           </w:p>
         </w:tc>
@@ -1956,10 +1921,10 @@
     <w:p/>
     <w:p>
       <w:pPr>
-        <w:pStyle w:val="Heading1"/>
+        <w:pStyle w:val="Heading2"/>
       </w:pPr>
       <w:r>
-        <w:t xml:space="preserve">3. 기호의 정의</w:t>
+        <w:t xml:space="preserve">다. 기호의 정의</w:t>
       </w:r>
     </w:p>
     <w:tbl>
@@ -2184,7 +2149,7 @@
               <w:spacing w:before="30" w:after="30"/>
             </w:pPr>
             <w:r>
-              <w:t xml:space="preserve">적용이율 (1.1.)</w:t>
+              <w:t xml:space="preserve">적용이율 (가.(1))</w:t>
             </w:r>
           </w:p>
         </w:tc>
@@ -2246,7 +2211,7 @@
               <w:spacing w:before="30" w:after="30"/>
             </w:pPr>
             <w:r>
-              <w:t xml:space="preserve">t시점 유지자수 (기준 인원 </w:t>
+              <w:t xml:space="preserve">t시점 생존자수 (기준 인원 </w:t>
             </w:r>
             <w:r>
               <w:t xml:space="preserve">l</w:t>
@@ -2258,7 +2223,7 @@
               <w:t xml:space="preserve">x</w:t>
             </w:r>
             <w:r>
-              <w:t xml:space="preserve"> = 100,000)</w:t>
+              <w:t xml:space="preserve"> = 100,000) — 사망 · 80% 이상 장해 가 생기지 않은 사람 수</w:t>
             </w:r>
           </w:p>
         </w:tc>
@@ -2292,7 +2257,41 @@
               <w:spacing w:before="30" w:after="30"/>
             </w:pPr>
             <w:r>
-              <w:t xml:space="preserve">t시점 납입자수</w:t>
+              <w:t xml:space="preserve">t시점 납입자수 — l 에서 더 빼는 사유가 없어 l 과 같다</w:t>
+            </w:r>
+          </w:p>
+        </w:tc>
+      </w:tr>
+      <w:tr>
+        <w:tc>
+          <w:tcPr>
+            <w:tcW w:w="0" w:type="auto"/>
+          </w:tcPr>
+          <w:p>
+            <w:pPr>
+              <w:spacing w:before="30" w:after="30"/>
+            </w:pPr>
+            <w:r>
+              <w:t xml:space="preserve">d</w:t>
+            </w:r>
+            <w:r>
+              <w:rPr>
+                <w:vertAlign w:val="subscript"/>
+              </w:rPr>
+              <w:t xml:space="preserve">x+t</w:t>
+            </w:r>
+          </w:p>
+        </w:tc>
+        <w:tc>
+          <w:tcPr>
+            <w:tcW w:w="0" w:type="auto"/>
+          </w:tcPr>
+          <w:p>
+            <w:pPr>
+              <w:spacing w:before="30" w:after="30"/>
+            </w:pPr>
+            <w:r>
+              <w:t xml:space="preserve">t시점 지급자수 — 그 담보의 급부가 생긴 사람 수 (바. 의 C 식에 들어간다)</w:t>
             </w:r>
           </w:p>
         </w:tc>
@@ -2326,7 +2325,7 @@
               <w:spacing w:before="30" w:after="30"/>
             </w:pPr>
             <w:r>
-              <w:t xml:space="preserve">t년도 보장금액의 배수 — 연령 구간 배수와 면책을 반영한다(5.)</w:t>
+              <w:t xml:space="preserve">t년도 보장금액의 배수 — 연령 구간 배수와 면책을 반영한다(바.)</w:t>
             </w:r>
           </w:p>
         </w:tc>
@@ -2335,10 +2334,10 @@
     <w:p/>
     <w:p>
       <w:pPr>
-        <w:pStyle w:val="Heading1"/>
+        <w:pStyle w:val="Heading2"/>
       </w:pPr>
       <w:r>
-        <w:t xml:space="preserve">4. 탈퇴자·유지자·납입자</w:t>
+        <w:t xml:space="preserve">라. 유지자수·납입자수</w:t>
       </w:r>
     </w:p>
     <w:p>
@@ -2363,7 +2362,7 @@
         <w:t xml:space="preserve">x</w:t>
       </w:r>
       <w:r>
-        <w:t xml:space="preserve"> : 제7회 경험생명표 사망률</w:t>
+        <w:t xml:space="preserve"> : 사망률</w:t>
       </w:r>
     </w:p>
     <w:p>
@@ -3135,10 +3134,10 @@
     </w:p>
     <w:p>
       <w:pPr>
-        <w:pStyle w:val="Heading1"/>
+        <w:pStyle w:val="Heading2"/>
       </w:pPr>
       <w:r>
-        <w:t xml:space="preserve">5. 보험료의 현가</w:t>
+        <w:t xml:space="preserve">마. 계산기수 — 보험료</w:t>
       </w:r>
     </w:p>
     <w:p>
@@ -3991,10 +3990,547 @@
     </w:p>
     <w:p>
       <w:pPr>
-        <w:pStyle w:val="Heading1"/>
+        <w:pStyle w:val="Heading2"/>
       </w:pPr>
       <w:r>
-        <w:t xml:space="preserve">6. 보험료의 계산</w:t>
+        <w:t xml:space="preserve">바. 계산기수 — 보험금</w:t>
+      </w:r>
+    </w:p>
+    <w:p>
+      <w:pPr>
+        <w:pStyle w:val="FormulaLabel"/>
+      </w:pPr>
+      <w:r>
+        <w:t xml:space="preserve">[식] 보험금의 현가 — 사망·80% 이상 장해</w:t>
+      </w:r>
+    </w:p>
+    <w:p>
+      <w:pPr>
+        <w:pStyle w:val="FormulaText"/>
+      </w:pPr>
+      <w:r>
+        <w:t xml:space="preserve">보장금액의 배수</w:t>
+      </w:r>
+    </w:p>
+    <w:p>
+      <w:pPr>
+        <w:pStyle w:val="Formula"/>
+      </w:pPr>
+      <m:oMathPara>
+        <m:oMathParaPr>
+          <m:jc m:val="left"/>
+        </m:oMathParaPr>
+        <m:oMath>
+          <m:sSub>
+            <m:e>
+              <m:r>
+                <w:rPr>
+                  <w:rFonts w:ascii="Cambria Math" w:hAnsi="Cambria Math"/>
+                  <w:sz w:val="24"/>
+                  <w:szCs w:val="24"/>
+                </w:rPr>
+                <m:t xml:space="preserve">S</m:t>
+              </m:r>
+            </m:e>
+            <m:sub>
+              <m:r>
+                <w:rPr>
+                  <w:rFonts w:ascii="Cambria Math" w:hAnsi="Cambria Math"/>
+                  <w:sz w:val="24"/>
+                  <w:szCs w:val="24"/>
+                </w:rPr>
+                <m:t xml:space="preserve">t</m:t>
+              </m:r>
+            </m:sub>
+          </m:sSub>
+          <m:r>
+            <w:rPr>
+              <w:rFonts w:ascii="Cambria Math" w:hAnsi="Cambria Math"/>
+              <w:sz w:val="24"/>
+              <w:szCs w:val="24"/>
+            </w:rPr>
+            <m:t xml:space="preserve"> = </m:t>
+          </m:r>
+          <m:r>
+            <w:rPr>
+              <w:rFonts w:ascii="Cambria Math" w:hAnsi="Cambria Math"/>
+              <w:sz w:val="24"/>
+              <w:szCs w:val="24"/>
+            </w:rPr>
+            <m:t xml:space="preserve">1</m:t>
+          </m:r>
+        </m:oMath>
+      </m:oMathPara>
+    </w:p>
+    <w:p>
+      <w:pPr>
+        <w:pStyle w:val="FormulaText"/>
+      </w:pPr>
+      <w:r>
+        <w:t xml:space="preserve">급부 발생자 — 탈퇴자 전부가 급부 대상이다</w:t>
+      </w:r>
+    </w:p>
+    <w:p>
+      <w:pPr>
+        <w:pStyle w:val="Formula"/>
+      </w:pPr>
+      <m:oMathPara>
+        <m:oMathParaPr>
+          <m:jc m:val="left"/>
+        </m:oMathParaPr>
+        <m:oMath>
+          <m:sSub>
+            <m:e>
+              <m:r>
+                <w:rPr>
+                  <w:rFonts w:ascii="Cambria Math" w:hAnsi="Cambria Math"/>
+                  <w:sz w:val="24"/>
+                  <w:szCs w:val="24"/>
+                </w:rPr>
+                <m:t xml:space="preserve">C</m:t>
+              </m:r>
+            </m:e>
+            <m:sub>
+              <m:r>
+                <w:rPr>
+                  <w:rFonts w:ascii="Cambria Math" w:hAnsi="Cambria Math"/>
+                  <w:sz w:val="24"/>
+                  <w:szCs w:val="24"/>
+                </w:rPr>
+                <m:t xml:space="preserve">x</m:t>
+              </m:r>
+              <m:r>
+                <w:rPr>
+                  <w:rFonts w:ascii="Cambria Math" w:hAnsi="Cambria Math"/>
+                  <w:sz w:val="24"/>
+                  <w:szCs w:val="24"/>
+                </w:rPr>
+                <m:t xml:space="preserve">+</m:t>
+              </m:r>
+              <m:r>
+                <w:rPr>
+                  <w:rFonts w:ascii="Cambria Math" w:hAnsi="Cambria Math"/>
+                  <w:sz w:val="24"/>
+                  <w:szCs w:val="24"/>
+                </w:rPr>
+                <m:t xml:space="preserve">t</m:t>
+              </m:r>
+            </m:sub>
+          </m:sSub>
+          <m:r>
+            <w:rPr>
+              <w:rFonts w:ascii="Cambria Math" w:hAnsi="Cambria Math"/>
+              <w:sz w:val="24"/>
+              <w:szCs w:val="24"/>
+            </w:rPr>
+            <m:t xml:space="preserve"> = </m:t>
+          </m:r>
+          <m:sSub>
+            <m:e>
+              <m:r>
+                <w:rPr>
+                  <w:rFonts w:ascii="Cambria Math" w:hAnsi="Cambria Math"/>
+                  <w:sz w:val="24"/>
+                  <w:szCs w:val="24"/>
+                </w:rPr>
+                <m:t xml:space="preserve">l</m:t>
+              </m:r>
+            </m:e>
+            <m:sub>
+              <m:r>
+                <w:rPr>
+                  <w:rFonts w:ascii="Cambria Math" w:hAnsi="Cambria Math"/>
+                  <w:sz w:val="24"/>
+                  <w:szCs w:val="24"/>
+                </w:rPr>
+                <m:t xml:space="preserve">x</m:t>
+              </m:r>
+              <m:r>
+                <w:rPr>
+                  <w:rFonts w:ascii="Cambria Math" w:hAnsi="Cambria Math"/>
+                  <w:sz w:val="24"/>
+                  <w:szCs w:val="24"/>
+                </w:rPr>
+                <m:t xml:space="preserve">+</m:t>
+              </m:r>
+              <m:r>
+                <w:rPr>
+                  <w:rFonts w:ascii="Cambria Math" w:hAnsi="Cambria Math"/>
+                  <w:sz w:val="24"/>
+                  <w:szCs w:val="24"/>
+                </w:rPr>
+                <m:t xml:space="preserve">t</m:t>
+              </m:r>
+            </m:sub>
+          </m:sSub>
+          <m:r>
+            <w:rPr>
+              <w:rFonts w:ascii="Cambria Math" w:hAnsi="Cambria Math"/>
+              <w:sz w:val="24"/>
+              <w:szCs w:val="24"/>
+            </w:rPr>
+            <m:t xml:space="preserve">·</m:t>
+          </m:r>
+          <m:sSub>
+            <m:e>
+              <m:r>
+                <w:rPr>
+                  <w:rFonts w:ascii="Cambria Math" w:hAnsi="Cambria Math"/>
+                  <w:sz w:val="24"/>
+                  <w:szCs w:val="24"/>
+                </w:rPr>
+                <m:t xml:space="preserve">Q</m:t>
+              </m:r>
+            </m:e>
+            <m:sub>
+              <m:r>
+                <w:rPr>
+                  <w:rFonts w:ascii="Cambria Math" w:hAnsi="Cambria Math"/>
+                  <w:sz w:val="24"/>
+                  <w:szCs w:val="24"/>
+                </w:rPr>
+                <m:t xml:space="preserve">x</m:t>
+              </m:r>
+              <m:r>
+                <w:rPr>
+                  <w:rFonts w:ascii="Cambria Math" w:hAnsi="Cambria Math"/>
+                  <w:sz w:val="24"/>
+                  <w:szCs w:val="24"/>
+                </w:rPr>
+                <m:t xml:space="preserve">+</m:t>
+              </m:r>
+              <m:r>
+                <w:rPr>
+                  <w:rFonts w:ascii="Cambria Math" w:hAnsi="Cambria Math"/>
+                  <w:sz w:val="24"/>
+                  <w:szCs w:val="24"/>
+                </w:rPr>
+                <m:t xml:space="preserve">t</m:t>
+              </m:r>
+            </m:sub>
+          </m:sSub>
+          <m:r>
+            <w:rPr>
+              <w:rFonts w:ascii="Cambria Math" w:hAnsi="Cambria Math"/>
+              <w:sz w:val="24"/>
+              <w:szCs w:val="24"/>
+            </w:rPr>
+            <m:t xml:space="preserve">·</m:t>
+          </m:r>
+          <m:sSup>
+            <m:e>
+              <m:r>
+                <w:rPr>
+                  <w:rFonts w:ascii="Cambria Math" w:hAnsi="Cambria Math"/>
+                  <w:sz w:val="24"/>
+                  <w:szCs w:val="24"/>
+                </w:rPr>
+                <m:t xml:space="preserve">v</m:t>
+              </m:r>
+            </m:e>
+            <m:sup>
+              <m:r>
+                <w:rPr>
+                  <w:rFonts w:ascii="Cambria Math" w:hAnsi="Cambria Math"/>
+                  <w:sz w:val="24"/>
+                  <w:szCs w:val="24"/>
+                </w:rPr>
+                <m:t xml:space="preserve">t</m:t>
+              </m:r>
+              <m:r>
+                <w:rPr>
+                  <w:rFonts w:ascii="Cambria Math" w:hAnsi="Cambria Math"/>
+                  <w:sz w:val="24"/>
+                  <w:szCs w:val="24"/>
+                </w:rPr>
+                <m:t xml:space="preserve">+½</m:t>
+              </m:r>
+            </m:sup>
+          </m:sSup>
+        </m:oMath>
+      </m:oMathPara>
+    </w:p>
+    <w:p>
+      <w:pPr>
+        <w:pStyle w:val="FormulaText"/>
+      </w:pPr>
+      <w:r>
+        <w:t xml:space="preserve">보험금 현가의 누계</w:t>
+      </w:r>
+    </w:p>
+    <w:p>
+      <w:pPr>
+        <w:pStyle w:val="Formula"/>
+      </w:pPr>
+      <m:oMathPara>
+        <m:oMathParaPr>
+          <m:jc m:val="left"/>
+        </m:oMathParaPr>
+        <m:oMath>
+          <m:sSub>
+            <m:e>
+              <m:r>
+                <w:rPr>
+                  <w:rFonts w:ascii="Cambria Math" w:hAnsi="Cambria Math"/>
+                  <w:sz w:val="24"/>
+                  <w:szCs w:val="24"/>
+                </w:rPr>
+                <m:t xml:space="preserve">M</m:t>
+              </m:r>
+            </m:e>
+            <m:sub>
+              <m:r>
+                <w:rPr>
+                  <w:rFonts w:ascii="Cambria Math" w:hAnsi="Cambria Math"/>
+                  <w:sz w:val="24"/>
+                  <w:szCs w:val="24"/>
+                </w:rPr>
+                <m:t xml:space="preserve">x</m:t>
+              </m:r>
+              <m:r>
+                <w:rPr>
+                  <w:rFonts w:ascii="Cambria Math" w:hAnsi="Cambria Math"/>
+                  <w:sz w:val="24"/>
+                  <w:szCs w:val="24"/>
+                </w:rPr>
+                <m:t xml:space="preserve">+</m:t>
+              </m:r>
+              <m:r>
+                <w:rPr>
+                  <w:rFonts w:ascii="Cambria Math" w:hAnsi="Cambria Math"/>
+                  <w:sz w:val="24"/>
+                  <w:szCs w:val="24"/>
+                </w:rPr>
+                <m:t xml:space="preserve">t</m:t>
+              </m:r>
+            </m:sub>
+          </m:sSub>
+          <m:r>
+            <w:rPr>
+              <w:rFonts w:ascii="Cambria Math" w:hAnsi="Cambria Math"/>
+              <w:sz w:val="24"/>
+              <w:szCs w:val="24"/>
+            </w:rPr>
+            <m:t xml:space="preserve"> = </m:t>
+          </m:r>
+          <m:sSubSup>
+            <m:e>
+              <m:r>
+                <w:rPr>
+                  <w:rFonts w:ascii="Cambria Math" w:hAnsi="Cambria Math"/>
+                  <w:sz w:val="24"/>
+                  <w:szCs w:val="24"/>
+                </w:rPr>
+                <m:t xml:space="preserve">Σ</m:t>
+              </m:r>
+            </m:e>
+            <m:sub>
+              <m:r>
+                <w:rPr>
+                  <w:rFonts w:ascii="Cambria Math" w:hAnsi="Cambria Math"/>
+                  <w:sz w:val="24"/>
+                  <w:szCs w:val="24"/>
+                </w:rPr>
+                <m:t xml:space="preserve">u</m:t>
+              </m:r>
+              <m:r>
+                <w:rPr>
+                  <w:rFonts w:ascii="Cambria Math" w:hAnsi="Cambria Math"/>
+                  <w:sz w:val="24"/>
+                  <w:szCs w:val="24"/>
+                </w:rPr>
+                <m:t xml:space="preserve">=</m:t>
+              </m:r>
+              <m:r>
+                <w:rPr>
+                  <w:rFonts w:ascii="Cambria Math" w:hAnsi="Cambria Math"/>
+                  <w:sz w:val="24"/>
+                  <w:szCs w:val="24"/>
+                </w:rPr>
+                <m:t xml:space="preserve">t</m:t>
+              </m:r>
+            </m:sub>
+            <m:sup>
+              <m:r>
+                <w:rPr>
+                  <w:rFonts w:ascii="Cambria Math" w:hAnsi="Cambria Math"/>
+                  <w:sz w:val="24"/>
+                  <w:szCs w:val="24"/>
+                </w:rPr>
+                <m:t xml:space="preserve">n</m:t>
+              </m:r>
+              <m:r>
+                <w:rPr>
+                  <w:rFonts w:ascii="Cambria Math" w:hAnsi="Cambria Math"/>
+                  <w:sz w:val="24"/>
+                  <w:szCs w:val="24"/>
+                </w:rPr>
+                <m:t xml:space="preserve">−</m:t>
+              </m:r>
+              <m:r>
+                <w:rPr>
+                  <w:rFonts w:ascii="Cambria Math" w:hAnsi="Cambria Math"/>
+                  <w:sz w:val="24"/>
+                  <w:szCs w:val="24"/>
+                </w:rPr>
+                <m:t xml:space="preserve">1</m:t>
+              </m:r>
+            </m:sup>
+          </m:sSubSup>
+          <m:r>
+            <w:rPr>
+              <w:rFonts w:ascii="Cambria Math" w:hAnsi="Cambria Math"/>
+              <w:sz w:val="24"/>
+              <w:szCs w:val="24"/>
+            </w:rPr>
+            <m:t xml:space="preserve"> </m:t>
+          </m:r>
+          <m:sSub>
+            <m:e>
+              <m:r>
+                <w:rPr>
+                  <w:rFonts w:ascii="Cambria Math" w:hAnsi="Cambria Math"/>
+                  <w:sz w:val="24"/>
+                  <w:szCs w:val="24"/>
+                </w:rPr>
+                <m:t xml:space="preserve">S</m:t>
+              </m:r>
+            </m:e>
+            <m:sub>
+              <m:r>
+                <w:rPr>
+                  <w:rFonts w:ascii="Cambria Math" w:hAnsi="Cambria Math"/>
+                  <w:sz w:val="24"/>
+                  <w:szCs w:val="24"/>
+                </w:rPr>
+                <m:t xml:space="preserve">u</m:t>
+              </m:r>
+            </m:sub>
+          </m:sSub>
+          <m:r>
+            <w:rPr>
+              <w:rFonts w:ascii="Cambria Math" w:hAnsi="Cambria Math"/>
+              <w:sz w:val="24"/>
+              <w:szCs w:val="24"/>
+            </w:rPr>
+            <m:t xml:space="preserve">·</m:t>
+          </m:r>
+          <m:sSub>
+            <m:e>
+              <m:r>
+                <w:rPr>
+                  <w:rFonts w:ascii="Cambria Math" w:hAnsi="Cambria Math"/>
+                  <w:sz w:val="24"/>
+                  <w:szCs w:val="24"/>
+                </w:rPr>
+                <m:t xml:space="preserve">C</m:t>
+              </m:r>
+            </m:e>
+            <m:sub>
+              <m:r>
+                <w:rPr>
+                  <w:rFonts w:ascii="Cambria Math" w:hAnsi="Cambria Math"/>
+                  <w:sz w:val="24"/>
+                  <w:szCs w:val="24"/>
+                </w:rPr>
+                <m:t xml:space="preserve">x</m:t>
+              </m:r>
+              <m:r>
+                <w:rPr>
+                  <w:rFonts w:ascii="Cambria Math" w:hAnsi="Cambria Math"/>
+                  <w:sz w:val="24"/>
+                  <w:szCs w:val="24"/>
+                </w:rPr>
+                <m:t xml:space="preserve">+</m:t>
+              </m:r>
+              <m:r>
+                <w:rPr>
+                  <w:rFonts w:ascii="Cambria Math" w:hAnsi="Cambria Math"/>
+                  <w:sz w:val="24"/>
+                  <w:szCs w:val="24"/>
+                </w:rPr>
+                <m:t xml:space="preserve">u</m:t>
+              </m:r>
+            </m:sub>
+          </m:sSub>
+        </m:oMath>
+      </m:oMathPara>
+    </w:p>
+    <w:p>
+      <w:pPr>
+        <w:pStyle w:val="FormulaText"/>
+      </w:pPr>
+      <w:r>
+        <w:t xml:space="preserve">보험금 현가 (PVB) — 보장금액 1원당</w:t>
+      </w:r>
+    </w:p>
+    <w:p>
+      <w:pPr>
+        <w:pStyle w:val="Formula"/>
+      </w:pPr>
+      <m:oMathPara>
+        <m:oMathParaPr>
+          <m:jc m:val="left"/>
+        </m:oMathParaPr>
+        <m:oMath>
+          <m:r>
+            <m:rPr>
+              <m:nor/>
+            </m:rPr>
+            <w:rPr>
+              <w:rFonts w:ascii="Cambria Math" w:hAnsi="Cambria Math"/>
+              <w:sz w:val="24"/>
+              <w:szCs w:val="24"/>
+            </w:rPr>
+            <m:t xml:space="preserve">PVB</m:t>
+          </m:r>
+          <m:r>
+            <w:rPr>
+              <w:rFonts w:ascii="Cambria Math" w:hAnsi="Cambria Math"/>
+              <w:sz w:val="24"/>
+              <w:szCs w:val="24"/>
+            </w:rPr>
+            <m:t xml:space="preserve"> = </m:t>
+          </m:r>
+          <m:sSub>
+            <m:e>
+              <m:r>
+                <w:rPr>
+                  <w:rFonts w:ascii="Cambria Math" w:hAnsi="Cambria Math"/>
+                  <w:sz w:val="24"/>
+                  <w:szCs w:val="24"/>
+                </w:rPr>
+                <m:t xml:space="preserve">M</m:t>
+              </m:r>
+            </m:e>
+            <m:sub>
+              <m:r>
+                <w:rPr>
+                  <w:rFonts w:ascii="Cambria Math" w:hAnsi="Cambria Math"/>
+                  <w:sz w:val="24"/>
+                  <w:szCs w:val="24"/>
+                </w:rPr>
+                <m:t xml:space="preserve">x</m:t>
+              </m:r>
+            </m:sub>
+          </m:sSub>
+        </m:oMath>
+      </m:oMathPara>
+    </w:p>
+    <w:p>
+      <w:pPr>
+        <w:pStyle w:val="Note"/>
+      </w:pPr>
+      <w:r>
+        <w:t xml:space="preserve">※ 보장금액 100,000,000원 · 110세까지 · 집단 “사망 · 80% 이상 장해”. 사망·80% 이상 장해 모두 같은 보험금을 지급하므로 탈퇴자 전부가 급부 대상이다.</w:t>
+      </w:r>
+    </w:p>
+    <w:p>
+      <w:pPr>
+        <w:pStyle w:val="Heading2"/>
+      </w:pPr>
+      <w:r>
+        <w:t xml:space="preserve">사. 순보험료 및 영업보험료</w:t>
       </w:r>
     </w:p>
     <w:p>
@@ -4731,23 +5267,31 @@
         <w:pStyle w:val="Heading1"/>
       </w:pPr>
       <w:r>
-        <w:t xml:space="preserve">7. 보험금의 현가</w:t>
+        <w:t xml:space="preserve">2. 책임준비금의 계산에 관한 사항</w:t>
       </w:r>
     </w:p>
     <w:p>
       <w:pPr>
+        <w:pStyle w:val="Note"/>
+      </w:pPr>
+      <w:r>
+        <w:t xml:space="preserve">※ 회계연도말 보험료적립금은 적용기초율 적립금과 표준기초율 적립금 중 큰 금액으로 한다.</w:t>
+      </w:r>
+    </w:p>
+    <w:p>
+      <w:pPr>
+        <w:pStyle w:val="Note"/>
+      </w:pPr>
+      <w:r>
+        <w:t xml:space="preserve">※ 연중 보간은 하지 않고 연말 기준으로 산출한다.</w:t>
+      </w:r>
+    </w:p>
+    <w:p>
+      <w:pPr>
         <w:pStyle w:val="FormulaLabel"/>
       </w:pPr>
       <w:r>
-        <w:t xml:space="preserve">[식] 보험금의 현가 — 사망·80% 이상 장해</w:t>
-      </w:r>
-    </w:p>
-    <w:p>
-      <w:pPr>
-        <w:pStyle w:val="FormulaText"/>
-      </w:pPr>
-      <w:r>
-        <w:t xml:space="preserve">보장금액의 배수</w:t>
+        <w:t xml:space="preserve">[식] 준비금 산출용 순보험료</w:t>
       </w:r>
     </w:p>
     <w:p>
@@ -4767,45 +5311,273 @@
                   <w:sz w:val="24"/>
                   <w:szCs w:val="24"/>
                 </w:rPr>
-                <m:t xml:space="preserve">S</m:t>
-              </m:r>
-            </m:e>
-            <m:sub>
-              <m:r>
-                <w:rPr>
-                  <w:rFonts w:ascii="Cambria Math" w:hAnsi="Cambria Math"/>
-                  <w:sz w:val="24"/>
-                  <w:szCs w:val="24"/>
-                </w:rPr>
-                <m:t xml:space="preserve">t</m:t>
-              </m:r>
-            </m:sub>
-          </m:sSub>
-          <m:r>
-            <w:rPr>
-              <w:rFonts w:ascii="Cambria Math" w:hAnsi="Cambria Math"/>
-              <w:sz w:val="24"/>
-              <w:szCs w:val="24"/>
-            </w:rPr>
-            <m:t xml:space="preserve"> = </m:t>
-          </m:r>
-          <m:r>
-            <w:rPr>
-              <w:rFonts w:ascii="Cambria Math" w:hAnsi="Cambria Math"/>
-              <w:sz w:val="24"/>
-              <w:szCs w:val="24"/>
-            </w:rPr>
-            <m:t xml:space="preserve">1</m:t>
+                <m:t xml:space="preserve">P</m:t>
+              </m:r>
+            </m:e>
+            <m:sub>
+              <m:r>
+                <w:rPr>
+                  <w:rFonts w:ascii="Cambria Math" w:hAnsi="Cambria Math"/>
+                  <w:sz w:val="24"/>
+                  <w:szCs w:val="24"/>
+                </w:rPr>
+                <m:t xml:space="preserve">β</m:t>
+              </m:r>
+            </m:sub>
+          </m:sSub>
+          <m:r>
+            <w:rPr>
+              <w:rFonts w:ascii="Cambria Math" w:hAnsi="Cambria Math"/>
+              <w:sz w:val="24"/>
+              <w:szCs w:val="24"/>
+            </w:rPr>
+            <m:t xml:space="preserve"> = ( </m:t>
+          </m:r>
+          <m:r>
+            <m:rPr>
+              <m:nor/>
+            </m:rPr>
+            <w:rPr>
+              <w:rFonts w:ascii="Cambria Math" w:hAnsi="Cambria Math"/>
+              <w:sz w:val="24"/>
+              <w:szCs w:val="24"/>
+            </w:rPr>
+            <m:t xml:space="preserve">PVB</m:t>
+          </m:r>
+          <m:r>
+            <w:rPr>
+              <w:rFonts w:ascii="Cambria Math" w:hAnsi="Cambria Math"/>
+              <w:sz w:val="24"/>
+              <w:szCs w:val="24"/>
+            </w:rPr>
+            <m:t xml:space="preserve"> + </m:t>
+          </m:r>
+          <m:sSub>
+            <m:e>
+              <m:r>
+                <m:rPr>
+                  <m:nor/>
+                </m:rPr>
+                <w:rPr>
+                  <w:rFonts w:ascii="Cambria Math" w:hAnsi="Cambria Math"/>
+                  <w:sz w:val="24"/>
+                  <w:szCs w:val="24"/>
+                </w:rPr>
+                <m:t xml:space="preserve">CSV</m:t>
+              </m:r>
+            </m:e>
+            <m:sub>
+              <m:r>
+                <w:rPr>
+                  <w:rFonts w:ascii="Cambria Math" w:hAnsi="Cambria Math"/>
+                  <w:sz w:val="24"/>
+                  <w:szCs w:val="24"/>
+                </w:rPr>
+                <m:t xml:space="preserve">0</m:t>
+              </m:r>
+            </m:sub>
+          </m:sSub>
+          <m:r>
+            <w:rPr>
+              <w:rFonts w:ascii="Cambria Math" w:hAnsi="Cambria Math"/>
+              <w:sz w:val="24"/>
+              <w:szCs w:val="24"/>
+            </w:rPr>
+            <m:t xml:space="preserve"> + </m:t>
+          </m:r>
+          <m:r>
+            <w:rPr>
+              <w:rFonts w:ascii="Cambria Math" w:hAnsi="Cambria Math"/>
+              <w:sz w:val="24"/>
+              <w:szCs w:val="24"/>
+            </w:rPr>
+            <m:t xml:space="preserve">β′</m:t>
+          </m:r>
+          <m:r>
+            <w:rPr>
+              <w:rFonts w:ascii="Cambria Math" w:hAnsi="Cambria Math"/>
+              <w:sz w:val="24"/>
+              <w:szCs w:val="24"/>
+            </w:rPr>
+            <m:t xml:space="preserve">·( </m:t>
+          </m:r>
+          <m:sSub>
+            <m:e>
+              <m:r>
+                <w:rPr>
+                  <w:rFonts w:ascii="Cambria Math" w:hAnsi="Cambria Math"/>
+                  <w:sz w:val="24"/>
+                  <w:szCs w:val="24"/>
+                </w:rPr>
+                <m:t xml:space="preserve">N</m:t>
+              </m:r>
+            </m:e>
+            <m:sub>
+              <m:r>
+                <w:rPr>
+                  <w:rFonts w:ascii="Cambria Math" w:hAnsi="Cambria Math"/>
+                  <w:sz w:val="24"/>
+                  <w:szCs w:val="24"/>
+                </w:rPr>
+                <m:t xml:space="preserve">x</m:t>
+              </m:r>
+              <m:r>
+                <w:rPr>
+                  <w:rFonts w:ascii="Cambria Math" w:hAnsi="Cambria Math"/>
+                  <w:sz w:val="24"/>
+                  <w:szCs w:val="24"/>
+                </w:rPr>
+                <m:t xml:space="preserve">+</m:t>
+              </m:r>
+              <m:r>
+                <w:rPr>
+                  <w:rFonts w:ascii="Cambria Math" w:hAnsi="Cambria Math"/>
+                  <w:sz w:val="24"/>
+                  <w:szCs w:val="24"/>
+                </w:rPr>
+                <m:t xml:space="preserve">m</m:t>
+              </m:r>
+            </m:sub>
+          </m:sSub>
+          <m:r>
+            <w:rPr>
+              <w:rFonts w:ascii="Cambria Math" w:hAnsi="Cambria Math"/>
+              <w:sz w:val="24"/>
+              <w:szCs w:val="24"/>
+            </w:rPr>
+            <m:t xml:space="preserve"> − </m:t>
+          </m:r>
+          <m:sSub>
+            <m:e>
+              <m:r>
+                <w:rPr>
+                  <w:rFonts w:ascii="Cambria Math" w:hAnsi="Cambria Math"/>
+                  <w:sz w:val="24"/>
+                  <w:szCs w:val="24"/>
+                </w:rPr>
+                <m:t xml:space="preserve">N</m:t>
+              </m:r>
+            </m:e>
+            <m:sub>
+              <m:r>
+                <w:rPr>
+                  <w:rFonts w:ascii="Cambria Math" w:hAnsi="Cambria Math"/>
+                  <w:sz w:val="24"/>
+                  <w:szCs w:val="24"/>
+                </w:rPr>
+                <m:t xml:space="preserve">x</m:t>
+              </m:r>
+              <m:r>
+                <w:rPr>
+                  <w:rFonts w:ascii="Cambria Math" w:hAnsi="Cambria Math"/>
+                  <w:sz w:val="24"/>
+                  <w:szCs w:val="24"/>
+                </w:rPr>
+                <m:t xml:space="preserve">+</m:t>
+              </m:r>
+              <m:r>
+                <w:rPr>
+                  <w:rFonts w:ascii="Cambria Math" w:hAnsi="Cambria Math"/>
+                  <w:sz w:val="24"/>
+                  <w:szCs w:val="24"/>
+                </w:rPr>
+                <m:t xml:space="preserve">n</m:t>
+              </m:r>
+            </m:sub>
+          </m:sSub>
+          <m:r>
+            <w:rPr>
+              <w:rFonts w:ascii="Cambria Math" w:hAnsi="Cambria Math"/>
+              <w:sz w:val="24"/>
+              <w:szCs w:val="24"/>
+            </w:rPr>
+            <m:t xml:space="preserve"> ) ) / ( </m:t>
+          </m:r>
+          <m:sSub>
+            <m:e>
+              <m:r>
+                <w:rPr>
+                  <w:rFonts w:ascii="Cambria Math" w:hAnsi="Cambria Math"/>
+                  <w:sz w:val="24"/>
+                  <w:szCs w:val="24"/>
+                </w:rPr>
+                <m:t xml:space="preserve">N′</m:t>
+              </m:r>
+            </m:e>
+            <m:sub>
+              <m:r>
+                <w:rPr>
+                  <w:rFonts w:ascii="Cambria Math" w:hAnsi="Cambria Math"/>
+                  <w:sz w:val="24"/>
+                  <w:szCs w:val="24"/>
+                </w:rPr>
+                <m:t xml:space="preserve">x</m:t>
+              </m:r>
+            </m:sub>
+          </m:sSub>
+          <m:r>
+            <w:rPr>
+              <w:rFonts w:ascii="Cambria Math" w:hAnsi="Cambria Math"/>
+              <w:sz w:val="24"/>
+              <w:szCs w:val="24"/>
+            </w:rPr>
+            <m:t xml:space="preserve"> − </m:t>
+          </m:r>
+          <m:sSub>
+            <m:e>
+              <m:r>
+                <w:rPr>
+                  <w:rFonts w:ascii="Cambria Math" w:hAnsi="Cambria Math"/>
+                  <w:sz w:val="24"/>
+                  <w:szCs w:val="24"/>
+                </w:rPr>
+                <m:t xml:space="preserve">N′</m:t>
+              </m:r>
+            </m:e>
+            <m:sub>
+              <m:r>
+                <w:rPr>
+                  <w:rFonts w:ascii="Cambria Math" w:hAnsi="Cambria Math"/>
+                  <w:sz w:val="24"/>
+                  <w:szCs w:val="24"/>
+                </w:rPr>
+                <m:t xml:space="preserve">x</m:t>
+              </m:r>
+              <m:r>
+                <w:rPr>
+                  <w:rFonts w:ascii="Cambria Math" w:hAnsi="Cambria Math"/>
+                  <w:sz w:val="24"/>
+                  <w:szCs w:val="24"/>
+                </w:rPr>
+                <m:t xml:space="preserve">+</m:t>
+              </m:r>
+              <m:r>
+                <w:rPr>
+                  <w:rFonts w:ascii="Cambria Math" w:hAnsi="Cambria Math"/>
+                  <w:sz w:val="24"/>
+                  <w:szCs w:val="24"/>
+                </w:rPr>
+                <m:t xml:space="preserve">m</m:t>
+              </m:r>
+            </m:sub>
+          </m:sSub>
+          <m:r>
+            <w:rPr>
+              <w:rFonts w:ascii="Cambria Math" w:hAnsi="Cambria Math"/>
+              <w:sz w:val="24"/>
+              <w:szCs w:val="24"/>
+            </w:rPr>
+            <m:t xml:space="preserve"> )</m:t>
           </m:r>
         </m:oMath>
       </m:oMathPara>
     </w:p>
     <w:p>
       <w:pPr>
-        <w:pStyle w:val="FormulaText"/>
+        <w:pStyle w:val="FormulaLabel"/>
       </w:pPr>
       <w:r>
-        <w:t xml:space="preserve">급부 발생자 — 탈퇴자 전부가 급부 대상이다</w:t>
+        <w:t xml:space="preserve">[식] 연말 책임준비금</w:t>
       </w:r>
     </w:p>
     <w:p>
@@ -4825,7 +5597,37 @@
                   <w:sz w:val="24"/>
                   <w:szCs w:val="24"/>
                 </w:rPr>
-                <m:t xml:space="preserve">C</m:t>
+                <m:t xml:space="preserve">V</m:t>
+              </m:r>
+            </m:e>
+            <m:sub>
+              <m:r>
+                <w:rPr>
+                  <w:rFonts w:ascii="Cambria Math" w:hAnsi="Cambria Math"/>
+                  <w:sz w:val="24"/>
+                  <w:szCs w:val="24"/>
+                </w:rPr>
+                <m:t xml:space="preserve">t</m:t>
+              </m:r>
+            </m:sub>
+          </m:sSub>
+          <m:r>
+            <w:rPr>
+              <w:rFonts w:ascii="Cambria Math" w:hAnsi="Cambria Math"/>
+              <w:sz w:val="24"/>
+              <w:szCs w:val="24"/>
+            </w:rPr>
+            <m:t xml:space="preserve"> = [ </m:t>
+          </m:r>
+          <m:sSub>
+            <m:e>
+              <m:r>
+                <w:rPr>
+                  <w:rFonts w:ascii="Cambria Math" w:hAnsi="Cambria Math"/>
+                  <w:sz w:val="24"/>
+                  <w:szCs w:val="24"/>
+                </w:rPr>
+                <m:t xml:space="preserve">M</m:t>
               </m:r>
             </m:e>
             <m:sub>
@@ -4861,17 +5663,93 @@
               <w:sz w:val="24"/>
               <w:szCs w:val="24"/>
             </w:rPr>
-            <m:t xml:space="preserve"> = </m:t>
-          </m:r>
-          <m:sSub>
-            <m:e>
-              <m:r>
-                <w:rPr>
-                  <w:rFonts w:ascii="Cambria Math" w:hAnsi="Cambria Math"/>
-                  <w:sz w:val="24"/>
-                  <w:szCs w:val="24"/>
-                </w:rPr>
-                <m:t xml:space="preserve">l</m:t>
+            <m:t xml:space="preserve"> + </m:t>
+          </m:r>
+          <m:sSub>
+            <m:e>
+              <m:r>
+                <w:rPr>
+                  <w:rFonts w:ascii="Cambria Math" w:hAnsi="Cambria Math"/>
+                  <w:sz w:val="24"/>
+                  <w:szCs w:val="24"/>
+                </w:rPr>
+                <m:t xml:space="preserve">Σ</m:t>
+              </m:r>
+            </m:e>
+            <m:sub>
+              <m:r>
+                <w:rPr>
+                  <w:rFonts w:ascii="Cambria Math" w:hAnsi="Cambria Math"/>
+                  <w:sz w:val="24"/>
+                  <w:szCs w:val="24"/>
+                </w:rPr>
+                <m:t xml:space="preserve">u</m:t>
+              </m:r>
+              <m:r>
+                <w:rPr>
+                  <w:rFonts w:ascii="Cambria Math" w:hAnsi="Cambria Math"/>
+                  <w:sz w:val="24"/>
+                  <w:szCs w:val="24"/>
+                </w:rPr>
+                <m:t xml:space="preserve">&gt;</m:t>
+              </m:r>
+              <m:r>
+                <w:rPr>
+                  <w:rFonts w:ascii="Cambria Math" w:hAnsi="Cambria Math"/>
+                  <w:sz w:val="24"/>
+                  <w:szCs w:val="24"/>
+                </w:rPr>
+                <m:t xml:space="preserve">t</m:t>
+              </m:r>
+            </m:sub>
+          </m:sSub>
+          <m:r>
+            <w:rPr>
+              <w:rFonts w:ascii="Cambria Math" w:hAnsi="Cambria Math"/>
+              <w:sz w:val="24"/>
+              <w:szCs w:val="24"/>
+            </w:rPr>
+            <m:t xml:space="preserve"> </m:t>
+          </m:r>
+          <m:sSub>
+            <m:e>
+              <m:r>
+                <w:rPr>
+                  <w:rFonts w:ascii="Cambria Math" w:hAnsi="Cambria Math"/>
+                  <w:sz w:val="24"/>
+                  <w:szCs w:val="24"/>
+                </w:rPr>
+                <m:t xml:space="preserve">E</m:t>
+              </m:r>
+            </m:e>
+            <m:sub>
+              <m:r>
+                <w:rPr>
+                  <w:rFonts w:ascii="Cambria Math" w:hAnsi="Cambria Math"/>
+                  <w:sz w:val="24"/>
+                  <w:szCs w:val="24"/>
+                </w:rPr>
+                <m:t xml:space="preserve">u</m:t>
+              </m:r>
+            </m:sub>
+          </m:sSub>
+          <m:r>
+            <w:rPr>
+              <w:rFonts w:ascii="Cambria Math" w:hAnsi="Cambria Math"/>
+              <w:sz w:val="24"/>
+              <w:szCs w:val="24"/>
+            </w:rPr>
+            <m:t xml:space="preserve">·</m:t>
+          </m:r>
+          <m:sSub>
+            <m:e>
+              <m:r>
+                <w:rPr>
+                  <w:rFonts w:ascii="Cambria Math" w:hAnsi="Cambria Math"/>
+                  <w:sz w:val="24"/>
+                  <w:szCs w:val="24"/>
+                </w:rPr>
+                <m:t xml:space="preserve">D</m:t>
               </m:r>
             </m:e>
             <m:sub>
@@ -4897,104 +5775,12 @@
                   <w:sz w:val="24"/>
                   <w:szCs w:val="24"/>
                 </w:rPr>
-                <m:t xml:space="preserve">t</m:t>
-              </m:r>
-            </m:sub>
-          </m:sSub>
-          <m:r>
-            <w:rPr>
-              <w:rFonts w:ascii="Cambria Math" w:hAnsi="Cambria Math"/>
-              <w:sz w:val="24"/>
-              <w:szCs w:val="24"/>
-            </w:rPr>
-            <m:t xml:space="preserve">·</m:t>
-          </m:r>
-          <m:sSub>
-            <m:e>
-              <m:r>
-                <w:rPr>
-                  <w:rFonts w:ascii="Cambria Math" w:hAnsi="Cambria Math"/>
-                  <w:sz w:val="24"/>
-                  <w:szCs w:val="24"/>
-                </w:rPr>
-                <m:t xml:space="preserve">Q</m:t>
-              </m:r>
-            </m:e>
-            <m:sub>
-              <m:r>
-                <w:rPr>
-                  <w:rFonts w:ascii="Cambria Math" w:hAnsi="Cambria Math"/>
-                  <w:sz w:val="24"/>
-                  <w:szCs w:val="24"/>
-                </w:rPr>
-                <m:t xml:space="preserve">x</m:t>
-              </m:r>
-              <m:r>
-                <w:rPr>
-                  <w:rFonts w:ascii="Cambria Math" w:hAnsi="Cambria Math"/>
-                  <w:sz w:val="24"/>
-                  <w:szCs w:val="24"/>
-                </w:rPr>
-                <m:t xml:space="preserve">+</m:t>
-              </m:r>
-              <m:r>
-                <w:rPr>
-                  <w:rFonts w:ascii="Cambria Math" w:hAnsi="Cambria Math"/>
-                  <w:sz w:val="24"/>
-                  <w:szCs w:val="24"/>
-                </w:rPr>
-                <m:t xml:space="preserve">t</m:t>
-              </m:r>
-            </m:sub>
-          </m:sSub>
-          <m:r>
-            <w:rPr>
-              <w:rFonts w:ascii="Cambria Math" w:hAnsi="Cambria Math"/>
-              <w:sz w:val="24"/>
-              <w:szCs w:val="24"/>
-            </w:rPr>
-            <m:t xml:space="preserve">·</m:t>
-          </m:r>
-          <m:sSup>
-            <m:e>
-              <m:r>
-                <w:rPr>
-                  <w:rFonts w:ascii="Cambria Math" w:hAnsi="Cambria Math"/>
-                  <w:sz w:val="24"/>
-                  <w:szCs w:val="24"/>
-                </w:rPr>
-                <m:t xml:space="preserve">v</m:t>
-              </m:r>
-            </m:e>
-            <m:sup>
-              <m:r>
-                <w:rPr>
-                  <w:rFonts w:ascii="Cambria Math" w:hAnsi="Cambria Math"/>
-                  <w:sz w:val="24"/>
-                  <w:szCs w:val="24"/>
-                </w:rPr>
-                <m:t xml:space="preserve">t</m:t>
-              </m:r>
-              <m:r>
-                <w:rPr>
-                  <w:rFonts w:ascii="Cambria Math" w:hAnsi="Cambria Math"/>
-                  <w:sz w:val="24"/>
-                  <w:szCs w:val="24"/>
-                </w:rPr>
-                <m:t xml:space="preserve">+½</m:t>
-              </m:r>
-            </m:sup>
-          </m:sSup>
+                <m:t xml:space="preserve">u</m:t>
+              </m:r>
+            </m:sub>
+          </m:sSub>
         </m:oMath>
       </m:oMathPara>
-    </w:p>
-    <w:p>
-      <w:pPr>
-        <w:pStyle w:val="FormulaText"/>
-      </w:pPr>
-      <w:r>
-        <w:t xml:space="preserve">보험금 현가의 누계</w:t>
-      </w:r>
     </w:p>
     <w:p>
       <w:pPr>
@@ -5005,15 +5791,72 @@
           <m:jc m:val="left"/>
         </m:oMathParaPr>
         <m:oMath>
-          <m:sSub>
-            <m:e>
-              <m:r>
-                <w:rPr>
-                  <w:rFonts w:ascii="Cambria Math" w:hAnsi="Cambria Math"/>
-                  <w:sz w:val="24"/>
-                  <w:szCs w:val="24"/>
-                </w:rPr>
-                <m:t xml:space="preserve">M</m:t>
+          <m:r>
+            <w:rPr>
+              <w:rFonts w:ascii="Cambria Math" w:hAnsi="Cambria Math"/>
+              <w:sz w:val="24"/>
+              <w:szCs w:val="24"/>
+            </w:rPr>
+            <m:t xml:space="preserve">+ </m:t>
+          </m:r>
+          <m:sSub>
+            <m:e>
+              <m:r>
+                <m:rPr>
+                  <m:nor/>
+                </m:rPr>
+                <w:rPr>
+                  <w:rFonts w:ascii="Cambria Math" w:hAnsi="Cambria Math"/>
+                  <w:sz w:val="24"/>
+                  <w:szCs w:val="24"/>
+                </w:rPr>
+                <m:t xml:space="preserve">CSV</m:t>
+              </m:r>
+            </m:e>
+            <m:sub>
+              <m:r>
+                <w:rPr>
+                  <w:rFonts w:ascii="Cambria Math" w:hAnsi="Cambria Math"/>
+                  <w:sz w:val="24"/>
+                  <w:szCs w:val="24"/>
+                </w:rPr>
+                <m:t xml:space="preserve">t</m:t>
+              </m:r>
+            </m:sub>
+          </m:sSub>
+          <m:r>
+            <w:rPr>
+              <w:rFonts w:ascii="Cambria Math" w:hAnsi="Cambria Math"/>
+              <w:sz w:val="24"/>
+              <w:szCs w:val="24"/>
+            </w:rPr>
+            <m:t xml:space="preserve"> + </m:t>
+          </m:r>
+          <m:r>
+            <w:rPr>
+              <w:rFonts w:ascii="Cambria Math" w:hAnsi="Cambria Math"/>
+              <w:sz w:val="24"/>
+              <w:szCs w:val="24"/>
+            </w:rPr>
+            <m:t xml:space="preserve">β′</m:t>
+          </m:r>
+          <m:r>
+            <w:rPr>
+              <w:rFonts w:ascii="Cambria Math" w:hAnsi="Cambria Math"/>
+              <w:sz w:val="24"/>
+              <w:szCs w:val="24"/>
+            </w:rPr>
+            <m:t xml:space="preserve">·( </m:t>
+          </m:r>
+          <m:sSub>
+            <m:e>
+              <m:r>
+                <w:rPr>
+                  <w:rFonts w:ascii="Cambria Math" w:hAnsi="Cambria Math"/>
+                  <w:sz w:val="24"/>
+                  <w:szCs w:val="24"/>
+                </w:rPr>
+                <m:t xml:space="preserve">N</m:t>
               </m:r>
             </m:e>
             <m:sub>
@@ -5034,6 +5877,25 @@
                 <m:t xml:space="preserve">+</m:t>
               </m:r>
               <m:r>
+                <m:rPr>
+                  <m:sty m:val="p"/>
+                </m:rPr>
+                <w:rPr>
+                  <w:rFonts w:ascii="Cambria Math" w:hAnsi="Cambria Math"/>
+                  <w:sz w:val="24"/>
+                  <w:szCs w:val="24"/>
+                </w:rPr>
+                <m:t xml:space="preserve">max</m:t>
+              </m:r>
+              <m:r>
+                <w:rPr>
+                  <w:rFonts w:ascii="Cambria Math" w:hAnsi="Cambria Math"/>
+                  <w:sz w:val="24"/>
+                  <w:szCs w:val="24"/>
+                </w:rPr>
+                <m:t xml:space="preserve">(</m:t>
+              </m:r>
+              <m:r>
                 <w:rPr>
                   <w:rFonts w:ascii="Cambria Math" w:hAnsi="Cambria Math"/>
                   <w:sz w:val="24"/>
@@ -5041,54 +5903,68 @@
                 </w:rPr>
                 <m:t xml:space="preserve">t</m:t>
               </m:r>
-            </m:sub>
-          </m:sSub>
-          <m:r>
-            <w:rPr>
-              <w:rFonts w:ascii="Cambria Math" w:hAnsi="Cambria Math"/>
-              <w:sz w:val="24"/>
-              <w:szCs w:val="24"/>
-            </w:rPr>
-            <m:t xml:space="preserve"> = </m:t>
-          </m:r>
-          <m:sSubSup>
-            <m:e>
-              <m:r>
-                <w:rPr>
-                  <w:rFonts w:ascii="Cambria Math" w:hAnsi="Cambria Math"/>
-                  <w:sz w:val="24"/>
-                  <w:szCs w:val="24"/>
-                </w:rPr>
-                <m:t xml:space="preserve">Σ</m:t>
-              </m:r>
-            </m:e>
-            <m:sub>
-              <m:r>
-                <w:rPr>
-                  <w:rFonts w:ascii="Cambria Math" w:hAnsi="Cambria Math"/>
-                  <w:sz w:val="24"/>
-                  <w:szCs w:val="24"/>
-                </w:rPr>
-                <m:t xml:space="preserve">u</m:t>
-              </m:r>
-              <m:r>
-                <w:rPr>
-                  <w:rFonts w:ascii="Cambria Math" w:hAnsi="Cambria Math"/>
-                  <w:sz w:val="24"/>
-                  <w:szCs w:val="24"/>
-                </w:rPr>
-                <m:t xml:space="preserve">=</m:t>
-              </m:r>
-              <m:r>
-                <w:rPr>
-                  <w:rFonts w:ascii="Cambria Math" w:hAnsi="Cambria Math"/>
-                  <w:sz w:val="24"/>
-                  <w:szCs w:val="24"/>
-                </w:rPr>
-                <m:t xml:space="preserve">t</m:t>
-              </m:r>
-            </m:sub>
-            <m:sup>
+              <m:r>
+                <w:rPr>
+                  <w:rFonts w:ascii="Cambria Math" w:hAnsi="Cambria Math"/>
+                  <w:sz w:val="24"/>
+                  <w:szCs w:val="24"/>
+                </w:rPr>
+                <m:t xml:space="preserve">,</m:t>
+              </m:r>
+              <m:r>
+                <w:rPr>
+                  <w:rFonts w:ascii="Cambria Math" w:hAnsi="Cambria Math"/>
+                  <w:sz w:val="24"/>
+                  <w:szCs w:val="24"/>
+                </w:rPr>
+                <m:t xml:space="preserve">m</m:t>
+              </m:r>
+              <m:r>
+                <w:rPr>
+                  <w:rFonts w:ascii="Cambria Math" w:hAnsi="Cambria Math"/>
+                  <w:sz w:val="24"/>
+                  <w:szCs w:val="24"/>
+                </w:rPr>
+                <m:t xml:space="preserve">)</m:t>
+              </m:r>
+            </m:sub>
+          </m:sSub>
+          <m:r>
+            <w:rPr>
+              <w:rFonts w:ascii="Cambria Math" w:hAnsi="Cambria Math"/>
+              <w:sz w:val="24"/>
+              <w:szCs w:val="24"/>
+            </w:rPr>
+            <m:t xml:space="preserve"> − </m:t>
+          </m:r>
+          <m:sSub>
+            <m:e>
+              <m:r>
+                <w:rPr>
+                  <w:rFonts w:ascii="Cambria Math" w:hAnsi="Cambria Math"/>
+                  <w:sz w:val="24"/>
+                  <w:szCs w:val="24"/>
+                </w:rPr>
+                <m:t xml:space="preserve">N</m:t>
+              </m:r>
+            </m:e>
+            <m:sub>
+              <m:r>
+                <w:rPr>
+                  <w:rFonts w:ascii="Cambria Math" w:hAnsi="Cambria Math"/>
+                  <w:sz w:val="24"/>
+                  <w:szCs w:val="24"/>
+                </w:rPr>
+                <m:t xml:space="preserve">x</m:t>
+              </m:r>
+              <m:r>
+                <w:rPr>
+                  <w:rFonts w:ascii="Cambria Math" w:hAnsi="Cambria Math"/>
+                  <w:sz w:val="24"/>
+                  <w:szCs w:val="24"/>
+                </w:rPr>
+                <m:t xml:space="preserve">+</m:t>
+              </m:r>
               <m:r>
                 <w:rPr>
                   <w:rFonts w:ascii="Cambria Math" w:hAnsi="Cambria Math"/>
@@ -5097,110 +5973,18 @@
                 </w:rPr>
                 <m:t xml:space="preserve">n</m:t>
               </m:r>
-              <m:r>
-                <w:rPr>
-                  <w:rFonts w:ascii="Cambria Math" w:hAnsi="Cambria Math"/>
-                  <w:sz w:val="24"/>
-                  <w:szCs w:val="24"/>
-                </w:rPr>
-                <m:t xml:space="preserve">−</m:t>
-              </m:r>
-              <m:r>
-                <w:rPr>
-                  <w:rFonts w:ascii="Cambria Math" w:hAnsi="Cambria Math"/>
-                  <w:sz w:val="24"/>
-                  <w:szCs w:val="24"/>
-                </w:rPr>
-                <m:t xml:space="preserve">1</m:t>
-              </m:r>
-            </m:sup>
-          </m:sSubSup>
-          <m:r>
-            <w:rPr>
-              <w:rFonts w:ascii="Cambria Math" w:hAnsi="Cambria Math"/>
-              <w:sz w:val="24"/>
-              <w:szCs w:val="24"/>
-            </w:rPr>
-            <m:t xml:space="preserve"> </m:t>
-          </m:r>
-          <m:sSub>
-            <m:e>
-              <m:r>
-                <w:rPr>
-                  <w:rFonts w:ascii="Cambria Math" w:hAnsi="Cambria Math"/>
-                  <w:sz w:val="24"/>
-                  <w:szCs w:val="24"/>
-                </w:rPr>
-                <m:t xml:space="preserve">S</m:t>
-              </m:r>
-            </m:e>
-            <m:sub>
-              <m:r>
-                <w:rPr>
-                  <w:rFonts w:ascii="Cambria Math" w:hAnsi="Cambria Math"/>
-                  <w:sz w:val="24"/>
-                  <w:szCs w:val="24"/>
-                </w:rPr>
-                <m:t xml:space="preserve">u</m:t>
-              </m:r>
-            </m:sub>
-          </m:sSub>
-          <m:r>
-            <w:rPr>
-              <w:rFonts w:ascii="Cambria Math" w:hAnsi="Cambria Math"/>
-              <w:sz w:val="24"/>
-              <w:szCs w:val="24"/>
-            </w:rPr>
-            <m:t xml:space="preserve">·</m:t>
-          </m:r>
-          <m:sSub>
-            <m:e>
-              <m:r>
-                <w:rPr>
-                  <w:rFonts w:ascii="Cambria Math" w:hAnsi="Cambria Math"/>
-                  <w:sz w:val="24"/>
-                  <w:szCs w:val="24"/>
-                </w:rPr>
-                <m:t xml:space="preserve">C</m:t>
-              </m:r>
-            </m:e>
-            <m:sub>
-              <m:r>
-                <w:rPr>
-                  <w:rFonts w:ascii="Cambria Math" w:hAnsi="Cambria Math"/>
-                  <w:sz w:val="24"/>
-                  <w:szCs w:val="24"/>
-                </w:rPr>
-                <m:t xml:space="preserve">x</m:t>
-              </m:r>
-              <m:r>
-                <w:rPr>
-                  <w:rFonts w:ascii="Cambria Math" w:hAnsi="Cambria Math"/>
-                  <w:sz w:val="24"/>
-                  <w:szCs w:val="24"/>
-                </w:rPr>
-                <m:t xml:space="preserve">+</m:t>
-              </m:r>
-              <m:r>
-                <w:rPr>
-                  <w:rFonts w:ascii="Cambria Math" w:hAnsi="Cambria Math"/>
-                  <w:sz w:val="24"/>
-                  <w:szCs w:val="24"/>
-                </w:rPr>
-                <m:t xml:space="preserve">u</m:t>
-              </m:r>
-            </m:sub>
-          </m:sSub>
+            </m:sub>
+          </m:sSub>
+          <m:r>
+            <w:rPr>
+              <w:rFonts w:ascii="Cambria Math" w:hAnsi="Cambria Math"/>
+              <w:sz w:val="24"/>
+              <w:szCs w:val="24"/>
+            </w:rPr>
+            <m:t xml:space="preserve"> )</m:t>
+          </m:r>
         </m:oMath>
       </m:oMathPara>
-    </w:p>
-    <w:p>
-      <w:pPr>
-        <w:pStyle w:val="FormulaText"/>
-      </w:pPr>
-      <w:r>
-        <w:t xml:space="preserve">보험금 현가 (PVB) — 보장금액 1원당</w:t>
-      </w:r>
     </w:p>
     <w:p>
       <w:pPr>
@@ -5212,775 +5996,6 @@
         </m:oMathParaPr>
         <m:oMath>
           <m:r>
-            <m:rPr>
-              <m:nor/>
-            </m:rPr>
-            <w:rPr>
-              <w:rFonts w:ascii="Cambria Math" w:hAnsi="Cambria Math"/>
-              <w:sz w:val="24"/>
-              <w:szCs w:val="24"/>
-            </w:rPr>
-            <m:t xml:space="preserve">PVB</m:t>
-          </m:r>
-          <m:r>
-            <w:rPr>
-              <w:rFonts w:ascii="Cambria Math" w:hAnsi="Cambria Math"/>
-              <w:sz w:val="24"/>
-              <w:szCs w:val="24"/>
-            </w:rPr>
-            <m:t xml:space="preserve"> = </m:t>
-          </m:r>
-          <m:sSub>
-            <m:e>
-              <m:r>
-                <w:rPr>
-                  <w:rFonts w:ascii="Cambria Math" w:hAnsi="Cambria Math"/>
-                  <w:sz w:val="24"/>
-                  <w:szCs w:val="24"/>
-                </w:rPr>
-                <m:t xml:space="preserve">M</m:t>
-              </m:r>
-            </m:e>
-            <m:sub>
-              <m:r>
-                <w:rPr>
-                  <w:rFonts w:ascii="Cambria Math" w:hAnsi="Cambria Math"/>
-                  <w:sz w:val="24"/>
-                  <w:szCs w:val="24"/>
-                </w:rPr>
-                <m:t xml:space="preserve">x</m:t>
-              </m:r>
-            </m:sub>
-          </m:sSub>
-        </m:oMath>
-      </m:oMathPara>
-    </w:p>
-    <w:p>
-      <w:pPr>
-        <w:pStyle w:val="Note"/>
-      </w:pPr>
-      <w:r>
-        <w:t xml:space="preserve">※ 보장금액 100,000,000원 · 110세까지 · 집단 “사망 · 80% 이상 장해”. 사망·80% 이상 장해 모두 같은 보험금을 지급하므로 탈퇴자 전부가 급부 대상이다.</w:t>
-      </w:r>
-    </w:p>
-    <w:p>
-      <w:pPr>
-        <w:pStyle w:val="Heading1"/>
-      </w:pPr>
-      <w:r>
-        <w:t xml:space="preserve">8. 책임준비금의 계산</w:t>
-      </w:r>
-    </w:p>
-    <w:p>
-      <w:pPr>
-        <w:pStyle w:val="FormulaLabel"/>
-      </w:pPr>
-      <w:r>
-        <w:t xml:space="preserve">[식] 준비금 산출용 순보험료</w:t>
-      </w:r>
-    </w:p>
-    <w:p>
-      <w:pPr>
-        <w:pStyle w:val="Formula"/>
-      </w:pPr>
-      <m:oMathPara>
-        <m:oMathParaPr>
-          <m:jc m:val="left"/>
-        </m:oMathParaPr>
-        <m:oMath>
-          <m:sSub>
-            <m:e>
-              <m:r>
-                <w:rPr>
-                  <w:rFonts w:ascii="Cambria Math" w:hAnsi="Cambria Math"/>
-                  <w:sz w:val="24"/>
-                  <w:szCs w:val="24"/>
-                </w:rPr>
-                <m:t xml:space="preserve">P</m:t>
-              </m:r>
-            </m:e>
-            <m:sub>
-              <m:r>
-                <w:rPr>
-                  <w:rFonts w:ascii="Cambria Math" w:hAnsi="Cambria Math"/>
-                  <w:sz w:val="24"/>
-                  <w:szCs w:val="24"/>
-                </w:rPr>
-                <m:t xml:space="preserve">β</m:t>
-              </m:r>
-            </m:sub>
-          </m:sSub>
-          <m:r>
-            <w:rPr>
-              <w:rFonts w:ascii="Cambria Math" w:hAnsi="Cambria Math"/>
-              <w:sz w:val="24"/>
-              <w:szCs w:val="24"/>
-            </w:rPr>
-            <m:t xml:space="preserve"> = ( </m:t>
-          </m:r>
-          <m:r>
-            <m:rPr>
-              <m:nor/>
-            </m:rPr>
-            <w:rPr>
-              <w:rFonts w:ascii="Cambria Math" w:hAnsi="Cambria Math"/>
-              <w:sz w:val="24"/>
-              <w:szCs w:val="24"/>
-            </w:rPr>
-            <m:t xml:space="preserve">PVB</m:t>
-          </m:r>
-          <m:r>
-            <w:rPr>
-              <w:rFonts w:ascii="Cambria Math" w:hAnsi="Cambria Math"/>
-              <w:sz w:val="24"/>
-              <w:szCs w:val="24"/>
-            </w:rPr>
-            <m:t xml:space="preserve"> + </m:t>
-          </m:r>
-          <m:sSub>
-            <m:e>
-              <m:r>
-                <m:rPr>
-                  <m:nor/>
-                </m:rPr>
-                <w:rPr>
-                  <w:rFonts w:ascii="Cambria Math" w:hAnsi="Cambria Math"/>
-                  <w:sz w:val="24"/>
-                  <w:szCs w:val="24"/>
-                </w:rPr>
-                <m:t xml:space="preserve">CSV</m:t>
-              </m:r>
-            </m:e>
-            <m:sub>
-              <m:r>
-                <w:rPr>
-                  <w:rFonts w:ascii="Cambria Math" w:hAnsi="Cambria Math"/>
-                  <w:sz w:val="24"/>
-                  <w:szCs w:val="24"/>
-                </w:rPr>
-                <m:t xml:space="preserve">0</m:t>
-              </m:r>
-            </m:sub>
-          </m:sSub>
-          <m:r>
-            <w:rPr>
-              <w:rFonts w:ascii="Cambria Math" w:hAnsi="Cambria Math"/>
-              <w:sz w:val="24"/>
-              <w:szCs w:val="24"/>
-            </w:rPr>
-            <m:t xml:space="preserve"> + </m:t>
-          </m:r>
-          <m:r>
-            <w:rPr>
-              <w:rFonts w:ascii="Cambria Math" w:hAnsi="Cambria Math"/>
-              <w:sz w:val="24"/>
-              <w:szCs w:val="24"/>
-            </w:rPr>
-            <m:t xml:space="preserve">β′</m:t>
-          </m:r>
-          <m:r>
-            <w:rPr>
-              <w:rFonts w:ascii="Cambria Math" w:hAnsi="Cambria Math"/>
-              <w:sz w:val="24"/>
-              <w:szCs w:val="24"/>
-            </w:rPr>
-            <m:t xml:space="preserve">·( </m:t>
-          </m:r>
-          <m:sSub>
-            <m:e>
-              <m:r>
-                <w:rPr>
-                  <w:rFonts w:ascii="Cambria Math" w:hAnsi="Cambria Math"/>
-                  <w:sz w:val="24"/>
-                  <w:szCs w:val="24"/>
-                </w:rPr>
-                <m:t xml:space="preserve">N</m:t>
-              </m:r>
-            </m:e>
-            <m:sub>
-              <m:r>
-                <w:rPr>
-                  <w:rFonts w:ascii="Cambria Math" w:hAnsi="Cambria Math"/>
-                  <w:sz w:val="24"/>
-                  <w:szCs w:val="24"/>
-                </w:rPr>
-                <m:t xml:space="preserve">x</m:t>
-              </m:r>
-              <m:r>
-                <w:rPr>
-                  <w:rFonts w:ascii="Cambria Math" w:hAnsi="Cambria Math"/>
-                  <w:sz w:val="24"/>
-                  <w:szCs w:val="24"/>
-                </w:rPr>
-                <m:t xml:space="preserve">+</m:t>
-              </m:r>
-              <m:r>
-                <w:rPr>
-                  <w:rFonts w:ascii="Cambria Math" w:hAnsi="Cambria Math"/>
-                  <w:sz w:val="24"/>
-                  <w:szCs w:val="24"/>
-                </w:rPr>
-                <m:t xml:space="preserve">m</m:t>
-              </m:r>
-            </m:sub>
-          </m:sSub>
-          <m:r>
-            <w:rPr>
-              <w:rFonts w:ascii="Cambria Math" w:hAnsi="Cambria Math"/>
-              <w:sz w:val="24"/>
-              <w:szCs w:val="24"/>
-            </w:rPr>
-            <m:t xml:space="preserve"> − </m:t>
-          </m:r>
-          <m:sSub>
-            <m:e>
-              <m:r>
-                <w:rPr>
-                  <w:rFonts w:ascii="Cambria Math" w:hAnsi="Cambria Math"/>
-                  <w:sz w:val="24"/>
-                  <w:szCs w:val="24"/>
-                </w:rPr>
-                <m:t xml:space="preserve">N</m:t>
-              </m:r>
-            </m:e>
-            <m:sub>
-              <m:r>
-                <w:rPr>
-                  <w:rFonts w:ascii="Cambria Math" w:hAnsi="Cambria Math"/>
-                  <w:sz w:val="24"/>
-                  <w:szCs w:val="24"/>
-                </w:rPr>
-                <m:t xml:space="preserve">x</m:t>
-              </m:r>
-              <m:r>
-                <w:rPr>
-                  <w:rFonts w:ascii="Cambria Math" w:hAnsi="Cambria Math"/>
-                  <w:sz w:val="24"/>
-                  <w:szCs w:val="24"/>
-                </w:rPr>
-                <m:t xml:space="preserve">+</m:t>
-              </m:r>
-              <m:r>
-                <w:rPr>
-                  <w:rFonts w:ascii="Cambria Math" w:hAnsi="Cambria Math"/>
-                  <w:sz w:val="24"/>
-                  <w:szCs w:val="24"/>
-                </w:rPr>
-                <m:t xml:space="preserve">n</m:t>
-              </m:r>
-            </m:sub>
-          </m:sSub>
-          <m:r>
-            <w:rPr>
-              <w:rFonts w:ascii="Cambria Math" w:hAnsi="Cambria Math"/>
-              <w:sz w:val="24"/>
-              <w:szCs w:val="24"/>
-            </w:rPr>
-            <m:t xml:space="preserve"> ) ) / ( </m:t>
-          </m:r>
-          <m:sSub>
-            <m:e>
-              <m:r>
-                <w:rPr>
-                  <w:rFonts w:ascii="Cambria Math" w:hAnsi="Cambria Math"/>
-                  <w:sz w:val="24"/>
-                  <w:szCs w:val="24"/>
-                </w:rPr>
-                <m:t xml:space="preserve">N′</m:t>
-              </m:r>
-            </m:e>
-            <m:sub>
-              <m:r>
-                <w:rPr>
-                  <w:rFonts w:ascii="Cambria Math" w:hAnsi="Cambria Math"/>
-                  <w:sz w:val="24"/>
-                  <w:szCs w:val="24"/>
-                </w:rPr>
-                <m:t xml:space="preserve">x</m:t>
-              </m:r>
-            </m:sub>
-          </m:sSub>
-          <m:r>
-            <w:rPr>
-              <w:rFonts w:ascii="Cambria Math" w:hAnsi="Cambria Math"/>
-              <w:sz w:val="24"/>
-              <w:szCs w:val="24"/>
-            </w:rPr>
-            <m:t xml:space="preserve"> − </m:t>
-          </m:r>
-          <m:sSub>
-            <m:e>
-              <m:r>
-                <w:rPr>
-                  <w:rFonts w:ascii="Cambria Math" w:hAnsi="Cambria Math"/>
-                  <w:sz w:val="24"/>
-                  <w:szCs w:val="24"/>
-                </w:rPr>
-                <m:t xml:space="preserve">N′</m:t>
-              </m:r>
-            </m:e>
-            <m:sub>
-              <m:r>
-                <w:rPr>
-                  <w:rFonts w:ascii="Cambria Math" w:hAnsi="Cambria Math"/>
-                  <w:sz w:val="24"/>
-                  <w:szCs w:val="24"/>
-                </w:rPr>
-                <m:t xml:space="preserve">x</m:t>
-              </m:r>
-              <m:r>
-                <w:rPr>
-                  <w:rFonts w:ascii="Cambria Math" w:hAnsi="Cambria Math"/>
-                  <w:sz w:val="24"/>
-                  <w:szCs w:val="24"/>
-                </w:rPr>
-                <m:t xml:space="preserve">+</m:t>
-              </m:r>
-              <m:r>
-                <w:rPr>
-                  <w:rFonts w:ascii="Cambria Math" w:hAnsi="Cambria Math"/>
-                  <w:sz w:val="24"/>
-                  <w:szCs w:val="24"/>
-                </w:rPr>
-                <m:t xml:space="preserve">m</m:t>
-              </m:r>
-            </m:sub>
-          </m:sSub>
-          <m:r>
-            <w:rPr>
-              <w:rFonts w:ascii="Cambria Math" w:hAnsi="Cambria Math"/>
-              <w:sz w:val="24"/>
-              <w:szCs w:val="24"/>
-            </w:rPr>
-            <m:t xml:space="preserve"> )</m:t>
-          </m:r>
-        </m:oMath>
-      </m:oMathPara>
-    </w:p>
-    <w:p>
-      <w:pPr>
-        <w:pStyle w:val="FormulaLabel"/>
-      </w:pPr>
-      <w:r>
-        <w:t xml:space="preserve">[식] 연말 책임준비금</w:t>
-      </w:r>
-    </w:p>
-    <w:p>
-      <w:pPr>
-        <w:pStyle w:val="Formula"/>
-      </w:pPr>
-      <m:oMathPara>
-        <m:oMathParaPr>
-          <m:jc m:val="left"/>
-        </m:oMathParaPr>
-        <m:oMath>
-          <m:sSub>
-            <m:e>
-              <m:r>
-                <w:rPr>
-                  <w:rFonts w:ascii="Cambria Math" w:hAnsi="Cambria Math"/>
-                  <w:sz w:val="24"/>
-                  <w:szCs w:val="24"/>
-                </w:rPr>
-                <m:t xml:space="preserve">V</m:t>
-              </m:r>
-            </m:e>
-            <m:sub>
-              <m:r>
-                <w:rPr>
-                  <w:rFonts w:ascii="Cambria Math" w:hAnsi="Cambria Math"/>
-                  <w:sz w:val="24"/>
-                  <w:szCs w:val="24"/>
-                </w:rPr>
-                <m:t xml:space="preserve">t</m:t>
-              </m:r>
-            </m:sub>
-          </m:sSub>
-          <m:r>
-            <w:rPr>
-              <w:rFonts w:ascii="Cambria Math" w:hAnsi="Cambria Math"/>
-              <w:sz w:val="24"/>
-              <w:szCs w:val="24"/>
-            </w:rPr>
-            <m:t xml:space="preserve"> = [ </m:t>
-          </m:r>
-          <m:sSub>
-            <m:e>
-              <m:r>
-                <w:rPr>
-                  <w:rFonts w:ascii="Cambria Math" w:hAnsi="Cambria Math"/>
-                  <w:sz w:val="24"/>
-                  <w:szCs w:val="24"/>
-                </w:rPr>
-                <m:t xml:space="preserve">M</m:t>
-              </m:r>
-            </m:e>
-            <m:sub>
-              <m:r>
-                <w:rPr>
-                  <w:rFonts w:ascii="Cambria Math" w:hAnsi="Cambria Math"/>
-                  <w:sz w:val="24"/>
-                  <w:szCs w:val="24"/>
-                </w:rPr>
-                <m:t xml:space="preserve">x</m:t>
-              </m:r>
-              <m:r>
-                <w:rPr>
-                  <w:rFonts w:ascii="Cambria Math" w:hAnsi="Cambria Math"/>
-                  <w:sz w:val="24"/>
-                  <w:szCs w:val="24"/>
-                </w:rPr>
-                <m:t xml:space="preserve">+</m:t>
-              </m:r>
-              <m:r>
-                <w:rPr>
-                  <w:rFonts w:ascii="Cambria Math" w:hAnsi="Cambria Math"/>
-                  <w:sz w:val="24"/>
-                  <w:szCs w:val="24"/>
-                </w:rPr>
-                <m:t xml:space="preserve">t</m:t>
-              </m:r>
-            </m:sub>
-          </m:sSub>
-          <m:r>
-            <w:rPr>
-              <w:rFonts w:ascii="Cambria Math" w:hAnsi="Cambria Math"/>
-              <w:sz w:val="24"/>
-              <w:szCs w:val="24"/>
-            </w:rPr>
-            <m:t xml:space="preserve"> + </m:t>
-          </m:r>
-          <m:sSub>
-            <m:e>
-              <m:r>
-                <w:rPr>
-                  <w:rFonts w:ascii="Cambria Math" w:hAnsi="Cambria Math"/>
-                  <w:sz w:val="24"/>
-                  <w:szCs w:val="24"/>
-                </w:rPr>
-                <m:t xml:space="preserve">Σ</m:t>
-              </m:r>
-            </m:e>
-            <m:sub>
-              <m:r>
-                <w:rPr>
-                  <w:rFonts w:ascii="Cambria Math" w:hAnsi="Cambria Math"/>
-                  <w:sz w:val="24"/>
-                  <w:szCs w:val="24"/>
-                </w:rPr>
-                <m:t xml:space="preserve">u</m:t>
-              </m:r>
-              <m:r>
-                <w:rPr>
-                  <w:rFonts w:ascii="Cambria Math" w:hAnsi="Cambria Math"/>
-                  <w:sz w:val="24"/>
-                  <w:szCs w:val="24"/>
-                </w:rPr>
-                <m:t xml:space="preserve">&gt;</m:t>
-              </m:r>
-              <m:r>
-                <w:rPr>
-                  <w:rFonts w:ascii="Cambria Math" w:hAnsi="Cambria Math"/>
-                  <w:sz w:val="24"/>
-                  <w:szCs w:val="24"/>
-                </w:rPr>
-                <m:t xml:space="preserve">t</m:t>
-              </m:r>
-            </m:sub>
-          </m:sSub>
-          <m:r>
-            <w:rPr>
-              <w:rFonts w:ascii="Cambria Math" w:hAnsi="Cambria Math"/>
-              <w:sz w:val="24"/>
-              <w:szCs w:val="24"/>
-            </w:rPr>
-            <m:t xml:space="preserve"> </m:t>
-          </m:r>
-          <m:sSub>
-            <m:e>
-              <m:r>
-                <w:rPr>
-                  <w:rFonts w:ascii="Cambria Math" w:hAnsi="Cambria Math"/>
-                  <w:sz w:val="24"/>
-                  <w:szCs w:val="24"/>
-                </w:rPr>
-                <m:t xml:space="preserve">E</m:t>
-              </m:r>
-            </m:e>
-            <m:sub>
-              <m:r>
-                <w:rPr>
-                  <w:rFonts w:ascii="Cambria Math" w:hAnsi="Cambria Math"/>
-                  <w:sz w:val="24"/>
-                  <w:szCs w:val="24"/>
-                </w:rPr>
-                <m:t xml:space="preserve">u</m:t>
-              </m:r>
-            </m:sub>
-          </m:sSub>
-          <m:r>
-            <w:rPr>
-              <w:rFonts w:ascii="Cambria Math" w:hAnsi="Cambria Math"/>
-              <w:sz w:val="24"/>
-              <w:szCs w:val="24"/>
-            </w:rPr>
-            <m:t xml:space="preserve">·</m:t>
-          </m:r>
-          <m:sSub>
-            <m:e>
-              <m:r>
-                <w:rPr>
-                  <w:rFonts w:ascii="Cambria Math" w:hAnsi="Cambria Math"/>
-                  <w:sz w:val="24"/>
-                  <w:szCs w:val="24"/>
-                </w:rPr>
-                <m:t xml:space="preserve">D</m:t>
-              </m:r>
-            </m:e>
-            <m:sub>
-              <m:r>
-                <w:rPr>
-                  <w:rFonts w:ascii="Cambria Math" w:hAnsi="Cambria Math"/>
-                  <w:sz w:val="24"/>
-                  <w:szCs w:val="24"/>
-                </w:rPr>
-                <m:t xml:space="preserve">x</m:t>
-              </m:r>
-              <m:r>
-                <w:rPr>
-                  <w:rFonts w:ascii="Cambria Math" w:hAnsi="Cambria Math"/>
-                  <w:sz w:val="24"/>
-                  <w:szCs w:val="24"/>
-                </w:rPr>
-                <m:t xml:space="preserve">+</m:t>
-              </m:r>
-              <m:r>
-                <w:rPr>
-                  <w:rFonts w:ascii="Cambria Math" w:hAnsi="Cambria Math"/>
-                  <w:sz w:val="24"/>
-                  <w:szCs w:val="24"/>
-                </w:rPr>
-                <m:t xml:space="preserve">u</m:t>
-              </m:r>
-            </m:sub>
-          </m:sSub>
-        </m:oMath>
-      </m:oMathPara>
-    </w:p>
-    <w:p>
-      <w:pPr>
-        <w:pStyle w:val="Formula"/>
-      </w:pPr>
-      <m:oMathPara>
-        <m:oMathParaPr>
-          <m:jc m:val="left"/>
-        </m:oMathParaPr>
-        <m:oMath>
-          <m:r>
-            <w:rPr>
-              <w:rFonts w:ascii="Cambria Math" w:hAnsi="Cambria Math"/>
-              <w:sz w:val="24"/>
-              <w:szCs w:val="24"/>
-            </w:rPr>
-            <m:t xml:space="preserve">+ </m:t>
-          </m:r>
-          <m:sSub>
-            <m:e>
-              <m:r>
-                <m:rPr>
-                  <m:nor/>
-                </m:rPr>
-                <w:rPr>
-                  <w:rFonts w:ascii="Cambria Math" w:hAnsi="Cambria Math"/>
-                  <w:sz w:val="24"/>
-                  <w:szCs w:val="24"/>
-                </w:rPr>
-                <m:t xml:space="preserve">CSV</m:t>
-              </m:r>
-            </m:e>
-            <m:sub>
-              <m:r>
-                <w:rPr>
-                  <w:rFonts w:ascii="Cambria Math" w:hAnsi="Cambria Math"/>
-                  <w:sz w:val="24"/>
-                  <w:szCs w:val="24"/>
-                </w:rPr>
-                <m:t xml:space="preserve">t</m:t>
-              </m:r>
-            </m:sub>
-          </m:sSub>
-          <m:r>
-            <w:rPr>
-              <w:rFonts w:ascii="Cambria Math" w:hAnsi="Cambria Math"/>
-              <w:sz w:val="24"/>
-              <w:szCs w:val="24"/>
-            </w:rPr>
-            <m:t xml:space="preserve"> + </m:t>
-          </m:r>
-          <m:r>
-            <w:rPr>
-              <w:rFonts w:ascii="Cambria Math" w:hAnsi="Cambria Math"/>
-              <w:sz w:val="24"/>
-              <w:szCs w:val="24"/>
-            </w:rPr>
-            <m:t xml:space="preserve">β′</m:t>
-          </m:r>
-          <m:r>
-            <w:rPr>
-              <w:rFonts w:ascii="Cambria Math" w:hAnsi="Cambria Math"/>
-              <w:sz w:val="24"/>
-              <w:szCs w:val="24"/>
-            </w:rPr>
-            <m:t xml:space="preserve">·( </m:t>
-          </m:r>
-          <m:sSub>
-            <m:e>
-              <m:r>
-                <w:rPr>
-                  <w:rFonts w:ascii="Cambria Math" w:hAnsi="Cambria Math"/>
-                  <w:sz w:val="24"/>
-                  <w:szCs w:val="24"/>
-                </w:rPr>
-                <m:t xml:space="preserve">N</m:t>
-              </m:r>
-            </m:e>
-            <m:sub>
-              <m:r>
-                <w:rPr>
-                  <w:rFonts w:ascii="Cambria Math" w:hAnsi="Cambria Math"/>
-                  <w:sz w:val="24"/>
-                  <w:szCs w:val="24"/>
-                </w:rPr>
-                <m:t xml:space="preserve">x</m:t>
-              </m:r>
-              <m:r>
-                <w:rPr>
-                  <w:rFonts w:ascii="Cambria Math" w:hAnsi="Cambria Math"/>
-                  <w:sz w:val="24"/>
-                  <w:szCs w:val="24"/>
-                </w:rPr>
-                <m:t xml:space="preserve">+</m:t>
-              </m:r>
-              <m:r>
-                <m:rPr>
-                  <m:sty m:val="p"/>
-                </m:rPr>
-                <w:rPr>
-                  <w:rFonts w:ascii="Cambria Math" w:hAnsi="Cambria Math"/>
-                  <w:sz w:val="24"/>
-                  <w:szCs w:val="24"/>
-                </w:rPr>
-                <m:t xml:space="preserve">max</m:t>
-              </m:r>
-              <m:r>
-                <w:rPr>
-                  <w:rFonts w:ascii="Cambria Math" w:hAnsi="Cambria Math"/>
-                  <w:sz w:val="24"/>
-                  <w:szCs w:val="24"/>
-                </w:rPr>
-                <m:t xml:space="preserve">(</m:t>
-              </m:r>
-              <m:r>
-                <w:rPr>
-                  <w:rFonts w:ascii="Cambria Math" w:hAnsi="Cambria Math"/>
-                  <w:sz w:val="24"/>
-                  <w:szCs w:val="24"/>
-                </w:rPr>
-                <m:t xml:space="preserve">t</m:t>
-              </m:r>
-              <m:r>
-                <w:rPr>
-                  <w:rFonts w:ascii="Cambria Math" w:hAnsi="Cambria Math"/>
-                  <w:sz w:val="24"/>
-                  <w:szCs w:val="24"/>
-                </w:rPr>
-                <m:t xml:space="preserve">,</m:t>
-              </m:r>
-              <m:r>
-                <w:rPr>
-                  <w:rFonts w:ascii="Cambria Math" w:hAnsi="Cambria Math"/>
-                  <w:sz w:val="24"/>
-                  <w:szCs w:val="24"/>
-                </w:rPr>
-                <m:t xml:space="preserve">m</m:t>
-              </m:r>
-              <m:r>
-                <w:rPr>
-                  <w:rFonts w:ascii="Cambria Math" w:hAnsi="Cambria Math"/>
-                  <w:sz w:val="24"/>
-                  <w:szCs w:val="24"/>
-                </w:rPr>
-                <m:t xml:space="preserve">)</m:t>
-              </m:r>
-            </m:sub>
-          </m:sSub>
-          <m:r>
-            <w:rPr>
-              <w:rFonts w:ascii="Cambria Math" w:hAnsi="Cambria Math"/>
-              <w:sz w:val="24"/>
-              <w:szCs w:val="24"/>
-            </w:rPr>
-            <m:t xml:space="preserve"> − </m:t>
-          </m:r>
-          <m:sSub>
-            <m:e>
-              <m:r>
-                <w:rPr>
-                  <w:rFonts w:ascii="Cambria Math" w:hAnsi="Cambria Math"/>
-                  <w:sz w:val="24"/>
-                  <w:szCs w:val="24"/>
-                </w:rPr>
-                <m:t xml:space="preserve">N</m:t>
-              </m:r>
-            </m:e>
-            <m:sub>
-              <m:r>
-                <w:rPr>
-                  <w:rFonts w:ascii="Cambria Math" w:hAnsi="Cambria Math"/>
-                  <w:sz w:val="24"/>
-                  <w:szCs w:val="24"/>
-                </w:rPr>
-                <m:t xml:space="preserve">x</m:t>
-              </m:r>
-              <m:r>
-                <w:rPr>
-                  <w:rFonts w:ascii="Cambria Math" w:hAnsi="Cambria Math"/>
-                  <w:sz w:val="24"/>
-                  <w:szCs w:val="24"/>
-                </w:rPr>
-                <m:t xml:space="preserve">+</m:t>
-              </m:r>
-              <m:r>
-                <w:rPr>
-                  <w:rFonts w:ascii="Cambria Math" w:hAnsi="Cambria Math"/>
-                  <w:sz w:val="24"/>
-                  <w:szCs w:val="24"/>
-                </w:rPr>
-                <m:t xml:space="preserve">n</m:t>
-              </m:r>
-            </m:sub>
-          </m:sSub>
-          <m:r>
-            <w:rPr>
-              <w:rFonts w:ascii="Cambria Math" w:hAnsi="Cambria Math"/>
-              <w:sz w:val="24"/>
-              <w:szCs w:val="24"/>
-            </w:rPr>
-            <m:t xml:space="preserve"> )</m:t>
-          </m:r>
-        </m:oMath>
-      </m:oMathPara>
-    </w:p>
-    <w:p>
-      <w:pPr>
-        <w:pStyle w:val="Formula"/>
-      </w:pPr>
-      <m:oMathPara>
-        <m:oMathParaPr>
-          <m:jc m:val="left"/>
-        </m:oMathParaPr>
-        <m:oMath>
-          <m:r>
             <w:rPr>
               <w:rFonts w:ascii="Cambria Math" w:hAnsi="Cambria Math"/>
               <w:sz w:val="24"/>
@@ -6196,7 +6211,23 @@
         <w:pStyle w:val="Heading1"/>
       </w:pPr>
       <w:r>
-        <w:t xml:space="preserve">9. 해지환급금의 계산</w:t>
+        <w:t xml:space="preserve">3. 해지환급금의 계산에 관한 사항</w:t>
+      </w:r>
+    </w:p>
+    <w:p>
+      <w:pPr>
+        <w:pStyle w:val="Note"/>
+      </w:pPr>
+      <w:r>
+        <w:t xml:space="preserve">※ 해약공제는 납입기간과 7년 중 짧은 기간에 걸쳐 매년 균등하게 줄어든다.</w:t>
+      </w:r>
+    </w:p>
+    <w:p>
+      <w:pPr>
+        <w:pStyle w:val="Note"/>
+      </w:pPr>
+      <w:r>
+        <w:t xml:space="preserve">※ 해약공제 기준 신계약비는 적용기초율과 표준기초율로 구한 신계약비 중 작은 쪽으로 한다.</w:t>
       </w:r>
     </w:p>
     <w:p>
@@ -7115,54 +7146,6 @@
           </m:r>
         </m:oMath>
       </m:oMathPara>
-    </w:p>
-    <w:p>
-      <w:pPr>
-        <w:pStyle w:val="Heading1"/>
-      </w:pPr>
-      <w:r>
-        <w:t xml:space="preserve">10. 책임준비금 관련 사항</w:t>
-      </w:r>
-    </w:p>
-    <w:p>
-      <w:pPr>
-        <w:pStyle w:val="Note"/>
-      </w:pPr>
-      <w:r>
-        <w:t xml:space="preserve">※ 회계연도말 보험료적립금은 적용기초율 적립금과 표준기초율 적립금 중 큰 금액으로 한다.</w:t>
-      </w:r>
-    </w:p>
-    <w:p>
-      <w:pPr>
-        <w:pStyle w:val="Note"/>
-      </w:pPr>
-      <w:r>
-        <w:t xml:space="preserve">※ 연중 보간은 하지 않고 연말 기준으로 산출한다.</w:t>
-      </w:r>
-    </w:p>
-    <w:p>
-      <w:pPr>
-        <w:pStyle w:val="Heading1"/>
-      </w:pPr>
-      <w:r>
-        <w:t xml:space="preserve">11. 해지환급금 관련 사항</w:t>
-      </w:r>
-    </w:p>
-    <w:p>
-      <w:pPr>
-        <w:pStyle w:val="Note"/>
-      </w:pPr>
-      <w:r>
-        <w:t xml:space="preserve">※ 해약공제는 납입기간과 7년 중 짧은 기간에 걸쳐 매년 균등하게 줄어든다.</w:t>
-      </w:r>
-    </w:p>
-    <w:p>
-      <w:pPr>
-        <w:pStyle w:val="Note"/>
-      </w:pPr>
-      <w:r>
-        <w:t xml:space="preserve">※ 해약공제 기준 신계약비는 적용기초율과 표준기초율로 구한 신계약비 중 작은 쪽으로 한다.</w:t>
-      </w:r>
     </w:p>
     <w:sectPr>
       <w:pgSz w:w="11906" w:h="16838"/>

--- a/standards/표준_산출방법서_종신보험.docx
+++ b/standards/표준_산출방법서_종신보험.docx
@@ -61,7 +61,7 @@
               <w:spacing w:before="30" w:after="30"/>
             </w:pPr>
             <w:r>
-              <w:t xml:space="preserve">이 문서는 표준 산출방법서 v4 양식입니다. 개요 표의 "양식" 행을 지우지 마세요 — 앱은 이 행을 보고 정해진 순서대로 읽습니다.</w:t>
+              <w:t xml:space="preserve">이 문서는 표준 산출방법서 v5 양식입니다. 개요 표의 "양식" 행을 지우지 마세요 — 앱은 이 행을 보고 정해진 순서대로 읽습니다.</w:t>
             </w:r>
           </w:p>
         </w:tc>
@@ -248,7 +248,7 @@
               <w:spacing w:before="30" w:after="30"/>
             </w:pPr>
             <w:r>
-              <w:t xml:space="preserve">표준 산출방법서 v4</w:t>
+              <w:t xml:space="preserve">표준 산출방법서 v5</w:t>
             </w:r>
           </w:p>
         </w:tc>
@@ -1631,7 +1631,7 @@
         <w:pStyle w:val="Note"/>
       </w:pPr>
       <w:r>
-        <w:t xml:space="preserve">※ 유지자수·납입자수의 집단 1개 — “사망 · 80% 이상 장해”(사망·80% 이상 장해). 집단마다 l · l′ 를 라. 에서 한 번만 낸다.</w:t>
+        <w:t xml:space="preserve">※ 유지자수·납입자수의 집단 1개 — “사망 · 80% 이상 장해”(사망·80% 이상 장해). 집단마다 l · l′ 를 라. 에서 한 번만 낸다. 보장금액은 보험가입금액 × 배수이고, 보험료·준비금은 보장금액 1원당으로 낸 뒤 맨 뒤에서 곱한다.</w:t>
       </w:r>
     </w:p>
     <w:tbl>
@@ -1703,20 +1703,20 @@
               <w:spacing w:before="30" w:after="30"/>
             </w:pPr>
             <w:r>
-              <w:t xml:space="preserve">단위</w:t>
-            </w:r>
-          </w:p>
-        </w:tc>
-        <w:tc>
-          <w:tcPr>
-            <w:tcW w:w="0" w:type="auto"/>
-          </w:tcPr>
-          <w:p>
-            <w:pPr>
-              <w:spacing w:before="30" w:after="30"/>
-            </w:pPr>
-            <w:r>
-              <w:t xml:space="preserve">주계약</w:t>
+              <w:t xml:space="preserve">급부 유형</w:t>
+            </w:r>
+          </w:p>
+        </w:tc>
+        <w:tc>
+          <w:tcPr>
+            <w:tcW w:w="0" w:type="auto"/>
+          </w:tcPr>
+          <w:p>
+            <w:pPr>
+              <w:spacing w:before="30" w:after="30"/>
+            </w:pPr>
+            <w:r>
+              <w:t xml:space="preserve">사망</w:t>
             </w:r>
           </w:p>
         </w:tc>
@@ -1731,20 +1731,20 @@
               <w:spacing w:before="30" w:after="30"/>
             </w:pPr>
             <w:r>
-              <w:t xml:space="preserve">급부 유형</w:t>
-            </w:r>
-          </w:p>
-        </w:tc>
-        <w:tc>
-          <w:tcPr>
-            <w:tcW w:w="0" w:type="auto"/>
-          </w:tcPr>
-          <w:p>
-            <w:pPr>
-              <w:spacing w:before="30" w:after="30"/>
-            </w:pPr>
-            <w:r>
-              <w:t xml:space="preserve">사망</w:t>
+              <w:t xml:space="preserve">보험기간</w:t>
+            </w:r>
+          </w:p>
+        </w:tc>
+        <w:tc>
+          <w:tcPr>
+            <w:tcW w:w="0" w:type="auto"/>
+          </w:tcPr>
+          <w:p>
+            <w:pPr>
+              <w:spacing w:before="30" w:after="30"/>
+            </w:pPr>
+            <w:r>
+              <w:t xml:space="preserve">110세 (종신)</w:t>
             </w:r>
           </w:p>
         </w:tc>
@@ -1772,7 +1772,7 @@
               <w:spacing w:before="30" w:after="30"/>
             </w:pPr>
             <w:r>
-              <w:t xml:space="preserve">100,000,000원</w:t>
+              <w:t xml:space="preserve">가입금액의 1배</w:t>
             </w:r>
           </w:p>
         </w:tc>
@@ -1787,35 +1787,7 @@
               <w:spacing w:before="30" w:after="30"/>
             </w:pPr>
             <w:r>
-              <w:t xml:space="preserve">보장 종료</w:t>
-            </w:r>
-          </w:p>
-        </w:tc>
-        <w:tc>
-          <w:tcPr>
-            <w:tcW w:w="0" w:type="auto"/>
-          </w:tcPr>
-          <w:p>
-            <w:pPr>
-              <w:spacing w:before="30" w:after="30"/>
-            </w:pPr>
-            <w:r>
-              <w:t xml:space="preserve">110세</w:t>
-            </w:r>
-          </w:p>
-        </w:tc>
-      </w:tr>
-      <w:tr>
-        <w:tc>
-          <w:tcPr>
-            <w:tcW w:w="0" w:type="auto"/>
-          </w:tcPr>
-          <w:p>
-            <w:pPr>
-              <w:spacing w:before="30" w:after="30"/>
-            </w:pPr>
-            <w:r>
-              <w:t xml:space="preserve">면책</w:t>
+              <w:t xml:space="preserve">면책·삭감</w:t>
             </w:r>
           </w:p>
         </w:tc>
@@ -2325,7 +2297,75 @@
               <w:spacing w:before="30" w:after="30"/>
             </w:pPr>
             <w:r>
-              <w:t xml:space="preserve">t년도 보장금액의 배수 — 연령 구간 배수와 면책을 반영한다(바.)</w:t>
+              <w:t xml:space="preserve">t년도 보장금액의 배수 — 면책·삭감(기간과 지급 비율)을 반영한다(바.). 보장금액 = 보험가입금액 × 담보의 배수</w:t>
+            </w:r>
+          </w:p>
+        </w:tc>
+      </w:tr>
+      <w:tr>
+        <w:tc>
+          <w:tcPr>
+            <w:tcW w:w="0" w:type="auto"/>
+          </w:tcPr>
+          <w:p>
+            <w:pPr>
+              <w:spacing w:before="30" w:after="30"/>
+            </w:pPr>
+            <w:r>
+              <w:t xml:space="preserve">V</w:t>
+            </w:r>
+            <w:r>
+              <w:rPr>
+                <w:vertAlign w:val="subscript"/>
+              </w:rPr>
+              <w:t xml:space="preserve">t</w:t>
+            </w:r>
+          </w:p>
+        </w:tc>
+        <w:tc>
+          <w:tcPr>
+            <w:tcW w:w="0" w:type="auto"/>
+          </w:tcPr>
+          <w:p>
+            <w:pPr>
+              <w:spacing w:before="30" w:after="30"/>
+            </w:pPr>
+            <w:r>
+              <w:t xml:space="preserve">t년도 말 책임준비금 (보장금액 1원당, 2.)</w:t>
+            </w:r>
+          </w:p>
+        </w:tc>
+      </w:tr>
+      <w:tr>
+        <w:tc>
+          <w:tcPr>
+            <w:tcW w:w="0" w:type="auto"/>
+          </w:tcPr>
+          <w:p>
+            <w:pPr>
+              <w:spacing w:before="30" w:after="30"/>
+            </w:pPr>
+            <w:r>
+              <w:t xml:space="preserve">W</w:t>
+            </w:r>
+            <w:r>
+              <w:rPr>
+                <w:vertAlign w:val="subscript"/>
+              </w:rPr>
+              <w:t xml:space="preserve">t</w:t>
+            </w:r>
+          </w:p>
+        </w:tc>
+        <w:tc>
+          <w:tcPr>
+            <w:tcW w:w="0" w:type="auto"/>
+          </w:tcPr>
+          <w:p>
+            <w:pPr>
+              <w:spacing w:before="30" w:after="30"/>
+            </w:pPr>
+            <w:r>
+              <w:t xml:space="preserve">t년도 말 해지환급금 (보장금액 1원당, 3.)</w:t>
             </w:r>
           </w:p>
         </w:tc>
@@ -2345,7 +2385,7 @@
         <w:pStyle w:val="FormulaLabel"/>
       </w:pPr>
       <w:r>
-        <w:t xml:space="preserve">[식] 유지자수·납입자수 — 사망 · 80% 이상 장해</w:t>
+        <w:t xml:space="preserve">[식] 유지자수 — 사망 · 80% 이상 장해</w:t>
       </w:r>
     </w:p>
     <w:p>
@@ -2429,36 +2469,6 @@
             </w:rPr>
             <m:t xml:space="preserve"> = </m:t>
           </m:r>
-          <m:sSub>
-            <m:e>
-              <m:r>
-                <w:rPr>
-                  <w:rFonts w:ascii="Cambria Math" w:hAnsi="Cambria Math"/>
-                  <w:sz w:val="24"/>
-                  <w:szCs w:val="24"/>
-                </w:rPr>
-                <m:t xml:space="preserve">l′</m:t>
-              </m:r>
-            </m:e>
-            <m:sub>
-              <m:r>
-                <w:rPr>
-                  <w:rFonts w:ascii="Cambria Math" w:hAnsi="Cambria Math"/>
-                  <w:sz w:val="24"/>
-                  <w:szCs w:val="24"/>
-                </w:rPr>
-                <m:t xml:space="preserve">x</m:t>
-              </m:r>
-            </m:sub>
-          </m:sSub>
-          <m:r>
-            <w:rPr>
-              <w:rFonts w:ascii="Cambria Math" w:hAnsi="Cambria Math"/>
-              <w:sz w:val="24"/>
-              <w:szCs w:val="24"/>
-            </w:rPr>
-            <m:t xml:space="preserve"> = </m:t>
-          </m:r>
           <m:r>
             <w:rPr>
               <w:rFonts w:ascii="Cambria Math" w:hAnsi="Cambria Math"/>
@@ -2491,7 +2501,7 @@
         <w:pStyle w:val="FormulaText"/>
       </w:pPr>
       <w:r>
-        <w:t xml:space="preserve">탈퇴율 — 사유가 겹치는 부분을 절반으로 본다</w:t>
+        <w:t xml:space="preserve">탈퇴율 — 사유가 겹치는 부분을 절반으로 보고, 1 을 넘지 않는다</w:t>
       </w:r>
     </w:p>
     <w:p>
@@ -2549,6 +2559,41 @@
             </w:rPr>
             <m:t xml:space="preserve"> = </m:t>
           </m:r>
+          <m:r>
+            <m:rPr>
+              <m:sty m:val="p"/>
+            </m:rPr>
+            <w:rPr>
+              <w:rFonts w:ascii="Cambria Math" w:hAnsi="Cambria Math"/>
+              <w:sz w:val="24"/>
+              <w:szCs w:val="24"/>
+            </w:rPr>
+            <m:t xml:space="preserve">min</m:t>
+          </m:r>
+          <m:r>
+            <w:rPr>
+              <w:rFonts w:ascii="Cambria Math" w:hAnsi="Cambria Math"/>
+              <w:sz w:val="24"/>
+              <w:szCs w:val="24"/>
+            </w:rPr>
+            <m:t xml:space="preserve">( </m:t>
+          </m:r>
+          <m:r>
+            <w:rPr>
+              <w:rFonts w:ascii="Cambria Math" w:hAnsi="Cambria Math"/>
+              <w:sz w:val="24"/>
+              <w:szCs w:val="24"/>
+            </w:rPr>
+            <m:t xml:space="preserve">1</m:t>
+          </m:r>
+          <m:r>
+            <w:rPr>
+              <w:rFonts w:ascii="Cambria Math" w:hAnsi="Cambria Math"/>
+              <w:sz w:val="24"/>
+              <w:szCs w:val="24"/>
+            </w:rPr>
+            <m:t xml:space="preserve">, </m:t>
+          </m:r>
           <m:sSub>
             <m:e>
               <m:r>
@@ -2741,6 +2786,14 @@
             </w:rPr>
             <m:t xml:space="preserve">2</m:t>
           </m:r>
+          <m:r>
+            <w:rPr>
+              <w:rFonts w:ascii="Cambria Math" w:hAnsi="Cambria Math"/>
+              <w:sz w:val="24"/>
+              <w:szCs w:val="24"/>
+            </w:rPr>
+            <m:t xml:space="preserve"> )</m:t>
+          </m:r>
         </m:oMath>
       </m:oMathPara>
     </w:p>
@@ -2749,7 +2802,7 @@
         <w:pStyle w:val="FormulaText"/>
       </w:pPr>
       <w:r>
-        <w:t xml:space="preserve">유지자수</w:t>
+        <w:t xml:space="preserve">유지자수 — 탈퇴 사유가 생긴 사람을 뺀다</w:t>
       </w:r>
     </w:p>
     <w:p>
@@ -2936,10 +2989,26 @@
     </w:p>
     <w:p>
       <w:pPr>
+        <w:pStyle w:val="Note"/>
+      </w:pPr>
+      <w:r>
+        <w:t xml:space="preserve">※ 사망·80% 이상 장해 담보가 이 집단을 쓴다. 사망·80% 이상 장해 이(가) 생기면 그 담보는 소멸(탈퇴)한다. 보험금의 현가(바.)는 이 l 을 곱한다.</w:t>
+      </w:r>
+    </w:p>
+    <w:p>
+      <w:pPr>
+        <w:pStyle w:val="FormulaLabel"/>
+      </w:pPr>
+      <w:r>
+        <w:t xml:space="preserve">[식] 납입자수 — 사망 · 80% 이상 장해</w:t>
+      </w:r>
+    </w:p>
+    <w:p>
+      <w:pPr>
         <w:pStyle w:val="FormulaText"/>
       </w:pPr>
       <w:r>
-        <w:t xml:space="preserve">납입자수 — 납입만 면제되는 사유가 없어 유지자수와 같다</w:t>
+        <w:t xml:space="preserve">기준 인원</w:t>
       </w:r>
     </w:p>
     <w:p>
@@ -2971,38 +3040,6 @@
                 </w:rPr>
                 <m:t xml:space="preserve">x</m:t>
               </m:r>
-              <m:r>
-                <w:rPr>
-                  <w:rFonts w:ascii="Cambria Math" w:hAnsi="Cambria Math"/>
-                  <w:sz w:val="24"/>
-                  <w:szCs w:val="24"/>
-                </w:rPr>
-                <m:t xml:space="preserve">+</m:t>
-              </m:r>
-              <m:r>
-                <w:rPr>
-                  <w:rFonts w:ascii="Cambria Math" w:hAnsi="Cambria Math"/>
-                  <w:sz w:val="24"/>
-                  <w:szCs w:val="24"/>
-                </w:rPr>
-                <m:t xml:space="preserve">t</m:t>
-              </m:r>
-              <m:r>
-                <w:rPr>
-                  <w:rFonts w:ascii="Cambria Math" w:hAnsi="Cambria Math"/>
-                  <w:sz w:val="24"/>
-                  <w:szCs w:val="24"/>
-                </w:rPr>
-                <m:t xml:space="preserve">+</m:t>
-              </m:r>
-              <m:r>
-                <w:rPr>
-                  <w:rFonts w:ascii="Cambria Math" w:hAnsi="Cambria Math"/>
-                  <w:sz w:val="24"/>
-                  <w:szCs w:val="24"/>
-                </w:rPr>
-                <m:t xml:space="preserve">1</m:t>
-              </m:r>
             </m:sub>
           </m:sSub>
           <m:r>
@@ -3013,139 +3050,39 @@
             </w:rPr>
             <m:t xml:space="preserve"> = </m:t>
           </m:r>
-          <m:sSub>
-            <m:e>
-              <m:r>
-                <w:rPr>
-                  <w:rFonts w:ascii="Cambria Math" w:hAnsi="Cambria Math"/>
-                  <w:sz w:val="24"/>
-                  <w:szCs w:val="24"/>
-                </w:rPr>
-                <m:t xml:space="preserve">l′</m:t>
-              </m:r>
-            </m:e>
-            <m:sub>
-              <m:r>
-                <w:rPr>
-                  <w:rFonts w:ascii="Cambria Math" w:hAnsi="Cambria Math"/>
-                  <w:sz w:val="24"/>
-                  <w:szCs w:val="24"/>
-                </w:rPr>
-                <m:t xml:space="preserve">x</m:t>
-              </m:r>
-              <m:r>
-                <w:rPr>
-                  <w:rFonts w:ascii="Cambria Math" w:hAnsi="Cambria Math"/>
-                  <w:sz w:val="24"/>
-                  <w:szCs w:val="24"/>
-                </w:rPr>
-                <m:t xml:space="preserve">+</m:t>
-              </m:r>
-              <m:r>
-                <w:rPr>
-                  <w:rFonts w:ascii="Cambria Math" w:hAnsi="Cambria Math"/>
-                  <w:sz w:val="24"/>
-                  <w:szCs w:val="24"/>
-                </w:rPr>
-                <m:t xml:space="preserve">t</m:t>
-              </m:r>
-            </m:sub>
-          </m:sSub>
-          <m:r>
-            <w:rPr>
-              <w:rFonts w:ascii="Cambria Math" w:hAnsi="Cambria Math"/>
-              <w:sz w:val="24"/>
-              <w:szCs w:val="24"/>
-            </w:rPr>
-            <m:t xml:space="preserve"> × ( </m:t>
-          </m:r>
-          <m:r>
-            <w:rPr>
-              <w:rFonts w:ascii="Cambria Math" w:hAnsi="Cambria Math"/>
-              <w:sz w:val="24"/>
-              <w:szCs w:val="24"/>
-            </w:rPr>
-            <m:t xml:space="preserve">1</m:t>
-          </m:r>
-          <m:r>
-            <w:rPr>
-              <w:rFonts w:ascii="Cambria Math" w:hAnsi="Cambria Math"/>
-              <w:sz w:val="24"/>
-              <w:szCs w:val="24"/>
-            </w:rPr>
-            <m:t xml:space="preserve"> − </m:t>
-          </m:r>
-          <m:sSub>
-            <m:e>
-              <m:r>
-                <w:rPr>
-                  <w:rFonts w:ascii="Cambria Math" w:hAnsi="Cambria Math"/>
-                  <w:sz w:val="24"/>
-                  <w:szCs w:val="24"/>
-                </w:rPr>
-                <m:t xml:space="preserve">Q</m:t>
-              </m:r>
-            </m:e>
-            <m:sub>
-              <m:r>
-                <w:rPr>
-                  <w:rFonts w:ascii="Cambria Math" w:hAnsi="Cambria Math"/>
-                  <w:sz w:val="24"/>
-                  <w:szCs w:val="24"/>
-                </w:rPr>
-                <m:t xml:space="preserve">x</m:t>
-              </m:r>
-              <m:r>
-                <w:rPr>
-                  <w:rFonts w:ascii="Cambria Math" w:hAnsi="Cambria Math"/>
-                  <w:sz w:val="24"/>
-                  <w:szCs w:val="24"/>
-                </w:rPr>
-                <m:t xml:space="preserve">+</m:t>
-              </m:r>
-              <m:r>
-                <w:rPr>
-                  <w:rFonts w:ascii="Cambria Math" w:hAnsi="Cambria Math"/>
-                  <w:sz w:val="24"/>
-                  <w:szCs w:val="24"/>
-                </w:rPr>
-                <m:t xml:space="preserve">t</m:t>
-              </m:r>
-            </m:sub>
-          </m:sSub>
-          <m:r>
-            <w:rPr>
-              <w:rFonts w:ascii="Cambria Math" w:hAnsi="Cambria Math"/>
-              <w:sz w:val="24"/>
-              <w:szCs w:val="24"/>
-            </w:rPr>
-            <m:t xml:space="preserve"> )</m:t>
+          <m:r>
+            <w:rPr>
+              <w:rFonts w:ascii="Cambria Math" w:hAnsi="Cambria Math"/>
+              <w:sz w:val="24"/>
+              <w:szCs w:val="24"/>
+            </w:rPr>
+            <m:t xml:space="preserve">100</m:t>
+          </m:r>
+          <m:r>
+            <w:rPr>
+              <w:rFonts w:ascii="Cambria Math" w:hAnsi="Cambria Math"/>
+              <w:sz w:val="24"/>
+              <w:szCs w:val="24"/>
+            </w:rPr>
+            <m:t xml:space="preserve">,</m:t>
+          </m:r>
+          <m:r>
+            <w:rPr>
+              <w:rFonts w:ascii="Cambria Math" w:hAnsi="Cambria Math"/>
+              <w:sz w:val="24"/>
+              <w:szCs w:val="24"/>
+            </w:rPr>
+            <m:t xml:space="preserve">000</m:t>
           </m:r>
         </m:oMath>
       </m:oMathPara>
     </w:p>
     <w:p>
       <w:pPr>
-        <w:pStyle w:val="Note"/>
-      </w:pPr>
-      <w:r>
-        <w:t xml:space="preserve">※ 사망·80% 이상 장해 담보가 이 집단을 쓴다. 납입자수는 탈퇴 사유로 유지자수와 똑같이 줄어든다 — 별도의 납입면제율을 곱하지 않는다.</w:t>
-      </w:r>
-    </w:p>
-    <w:p>
-      <w:pPr>
-        <w:pStyle w:val="Heading2"/>
-      </w:pPr>
-      <w:r>
-        <w:t xml:space="preserve">마. 계산기수 — 보험료</w:t>
-      </w:r>
-    </w:p>
-    <w:p>
-      <w:pPr>
-        <w:pStyle w:val="FormulaLabel"/>
-      </w:pPr>
-      <w:r>
-        <w:t xml:space="preserve">[식] 유지자수·납입자수의 현가 (D · D′)</w:t>
+        <w:pStyle w:val="FormulaText"/>
+      </w:pPr>
+      <w:r>
+        <w:t xml:space="preserve">납입자수 — 납입만 면제되는 사유가 없어 유지자수와 같다</w:t>
       </w:r>
     </w:p>
     <w:p>
@@ -3165,7 +3102,7 @@
                   <w:sz w:val="24"/>
                   <w:szCs w:val="24"/>
                 </w:rPr>
-                <m:t xml:space="preserve">D</m:t>
+                <m:t xml:space="preserve">l′</m:t>
               </m:r>
             </m:e>
             <m:sub>
@@ -3192,6 +3129,22 @@
                   <w:szCs w:val="24"/>
                 </w:rPr>
                 <m:t xml:space="preserve">t</m:t>
+              </m:r>
+              <m:r>
+                <w:rPr>
+                  <w:rFonts w:ascii="Cambria Math" w:hAnsi="Cambria Math"/>
+                  <w:sz w:val="24"/>
+                  <w:szCs w:val="24"/>
+                </w:rPr>
+                <m:t xml:space="preserve">+</m:t>
+              </m:r>
+              <m:r>
+                <w:rPr>
+                  <w:rFonts w:ascii="Cambria Math" w:hAnsi="Cambria Math"/>
+                  <w:sz w:val="24"/>
+                  <w:szCs w:val="24"/>
+                </w:rPr>
+                <m:t xml:space="preserve">1</m:t>
               </m:r>
             </m:sub>
           </m:sSub>
@@ -3211,7 +3164,7 @@
                   <w:sz w:val="24"/>
                   <w:szCs w:val="24"/>
                 </w:rPr>
-                <m:t xml:space="preserve">l</m:t>
+                <m:t xml:space="preserve">l′</m:t>
               </m:r>
             </m:e>
             <m:sub>
@@ -3247,20 +3200,52 @@
               <w:sz w:val="24"/>
               <w:szCs w:val="24"/>
             </w:rPr>
-            <m:t xml:space="preserve">·</m:t>
-          </m:r>
-          <m:sSup>
-            <m:e>
-              <m:r>
-                <w:rPr>
-                  <w:rFonts w:ascii="Cambria Math" w:hAnsi="Cambria Math"/>
-                  <w:sz w:val="24"/>
-                  <w:szCs w:val="24"/>
-                </w:rPr>
-                <m:t xml:space="preserve">v</m:t>
-              </m:r>
-            </m:e>
-            <m:sup>
+            <m:t xml:space="preserve"> × ( </m:t>
+          </m:r>
+          <m:r>
+            <w:rPr>
+              <w:rFonts w:ascii="Cambria Math" w:hAnsi="Cambria Math"/>
+              <w:sz w:val="24"/>
+              <w:szCs w:val="24"/>
+            </w:rPr>
+            <m:t xml:space="preserve">1</m:t>
+          </m:r>
+          <m:r>
+            <w:rPr>
+              <w:rFonts w:ascii="Cambria Math" w:hAnsi="Cambria Math"/>
+              <w:sz w:val="24"/>
+              <w:szCs w:val="24"/>
+            </w:rPr>
+            <m:t xml:space="preserve"> − </m:t>
+          </m:r>
+          <m:sSub>
+            <m:e>
+              <m:r>
+                <w:rPr>
+                  <w:rFonts w:ascii="Cambria Math" w:hAnsi="Cambria Math"/>
+                  <w:sz w:val="24"/>
+                  <w:szCs w:val="24"/>
+                </w:rPr>
+                <m:t xml:space="preserve">Q</m:t>
+              </m:r>
+            </m:e>
+            <m:sub>
+              <m:r>
+                <w:rPr>
+                  <w:rFonts w:ascii="Cambria Math" w:hAnsi="Cambria Math"/>
+                  <w:sz w:val="24"/>
+                  <w:szCs w:val="24"/>
+                </w:rPr>
+                <m:t xml:space="preserve">x</m:t>
+              </m:r>
+              <m:r>
+                <w:rPr>
+                  <w:rFonts w:ascii="Cambria Math" w:hAnsi="Cambria Math"/>
+                  <w:sz w:val="24"/>
+                  <w:szCs w:val="24"/>
+                </w:rPr>
+                <m:t xml:space="preserve">+</m:t>
+              </m:r>
               <m:r>
                 <w:rPr>
                   <w:rFonts w:ascii="Cambria Math" w:hAnsi="Cambria Math"/>
@@ -3269,10 +3254,42 @@
                 </w:rPr>
                 <m:t xml:space="preserve">t</m:t>
               </m:r>
-            </m:sup>
-          </m:sSup>
+            </m:sub>
+          </m:sSub>
+          <m:r>
+            <w:rPr>
+              <w:rFonts w:ascii="Cambria Math" w:hAnsi="Cambria Math"/>
+              <w:sz w:val="24"/>
+              <w:szCs w:val="24"/>
+            </w:rPr>
+            <m:t xml:space="preserve"> )</m:t>
+          </m:r>
         </m:oMath>
       </m:oMathPara>
+    </w:p>
+    <w:p>
+      <w:pPr>
+        <w:pStyle w:val="Note"/>
+      </w:pPr>
+      <w:r>
+        <w:t xml:space="preserve">※ 납입자수는 탈퇴 사유로 유지자수와 똑같이 줄어든다 — 별도의 납입면제율을 곱하지 않는다. 탈퇴율 Q 는 이 집단의 유지자수 식에서 정한 것이다.</w:t>
+      </w:r>
+    </w:p>
+    <w:p>
+      <w:pPr>
+        <w:pStyle w:val="Heading2"/>
+      </w:pPr>
+      <w:r>
+        <w:t xml:space="preserve">마. 계산기수 — 보험료</w:t>
+      </w:r>
+    </w:p>
+    <w:p>
+      <w:pPr>
+        <w:pStyle w:val="FormulaLabel"/>
+      </w:pPr>
+      <w:r>
+        <w:t xml:space="preserve">[식] 납입자수의 현가와 누계 (D′ · N′)</w:t>
+      </w:r>
     </w:p>
     <w:p>
       <w:pPr>
@@ -3402,14 +3419,6 @@
     </w:p>
     <w:p>
       <w:pPr>
-        <w:pStyle w:val="FormulaLabel"/>
-      </w:pPr>
-      <w:r>
-        <w:t xml:space="preserve">[식] 현가의 누계 (N · N′)</w:t>
-      </w:r>
-    </w:p>
-    <w:p>
-      <w:pPr>
         <w:pStyle w:val="Formula"/>
       </w:pPr>
       <m:oMathPara>
@@ -3425,7 +3434,7 @@
                   <w:sz w:val="24"/>
                   <w:szCs w:val="24"/>
                 </w:rPr>
-                <m:t xml:space="preserve">N</m:t>
+                <m:t xml:space="preserve">N′</m:t>
               </m:r>
             </m:e>
             <m:sub>
@@ -3517,7 +3526,7 @@
                   <w:sz w:val="24"/>
                   <w:szCs w:val="24"/>
                 </w:rPr>
-                <m:t xml:space="preserve">D</m:t>
+                <m:t xml:space="preserve">D′</m:t>
               </m:r>
             </m:e>
             <m:sub>
@@ -3549,6 +3558,318 @@
           </m:sSub>
         </m:oMath>
       </m:oMathPara>
+    </w:p>
+    <w:p>
+      <w:pPr>
+        <w:pStyle w:val="FormulaLabel"/>
+      </w:pPr>
+      <w:r>
+        <w:t xml:space="preserve">[식] 연납 환산 납입기수 (N*)</w:t>
+      </w:r>
+    </w:p>
+    <w:p>
+      <w:pPr>
+        <w:pStyle w:val="Formula"/>
+      </w:pPr>
+      <m:oMathPara>
+        <m:oMathParaPr>
+          <m:jc m:val="left"/>
+        </m:oMathParaPr>
+        <m:oMath>
+          <m:r>
+            <w:rPr>
+              <w:rFonts w:ascii="Cambria Math" w:hAnsi="Cambria Math"/>
+              <w:sz w:val="24"/>
+              <w:szCs w:val="24"/>
+            </w:rPr>
+            <m:t xml:space="preserve">N*</m:t>
+          </m:r>
+          <m:r>
+            <w:rPr>
+              <w:rFonts w:ascii="Cambria Math" w:hAnsi="Cambria Math"/>
+              <w:sz w:val="24"/>
+              <w:szCs w:val="24"/>
+            </w:rPr>
+            <m:t xml:space="preserve"> = </m:t>
+          </m:r>
+          <m:r>
+            <w:rPr>
+              <w:rFonts w:ascii="Cambria Math" w:hAnsi="Cambria Math"/>
+              <w:sz w:val="24"/>
+              <w:szCs w:val="24"/>
+            </w:rPr>
+            <m:t xml:space="preserve">k</m:t>
+          </m:r>
+          <m:r>
+            <w:rPr>
+              <w:rFonts w:ascii="Cambria Math" w:hAnsi="Cambria Math"/>
+              <w:sz w:val="24"/>
+              <w:szCs w:val="24"/>
+            </w:rPr>
+            <m:t xml:space="preserve"> · [ ( </m:t>
+          </m:r>
+          <m:sSub>
+            <m:e>
+              <m:r>
+                <w:rPr>
+                  <w:rFonts w:ascii="Cambria Math" w:hAnsi="Cambria Math"/>
+                  <w:sz w:val="24"/>
+                  <w:szCs w:val="24"/>
+                </w:rPr>
+                <m:t xml:space="preserve">N′</m:t>
+              </m:r>
+            </m:e>
+            <m:sub>
+              <m:r>
+                <w:rPr>
+                  <w:rFonts w:ascii="Cambria Math" w:hAnsi="Cambria Math"/>
+                  <w:sz w:val="24"/>
+                  <w:szCs w:val="24"/>
+                </w:rPr>
+                <m:t xml:space="preserve">x</m:t>
+              </m:r>
+            </m:sub>
+          </m:sSub>
+          <m:r>
+            <w:rPr>
+              <w:rFonts w:ascii="Cambria Math" w:hAnsi="Cambria Math"/>
+              <w:sz w:val="24"/>
+              <w:szCs w:val="24"/>
+            </w:rPr>
+            <m:t xml:space="preserve"> − </m:t>
+          </m:r>
+          <m:sSub>
+            <m:e>
+              <m:r>
+                <w:rPr>
+                  <w:rFonts w:ascii="Cambria Math" w:hAnsi="Cambria Math"/>
+                  <w:sz w:val="24"/>
+                  <w:szCs w:val="24"/>
+                </w:rPr>
+                <m:t xml:space="preserve">N′</m:t>
+              </m:r>
+            </m:e>
+            <m:sub>
+              <m:r>
+                <w:rPr>
+                  <w:rFonts w:ascii="Cambria Math" w:hAnsi="Cambria Math"/>
+                  <w:sz w:val="24"/>
+                  <w:szCs w:val="24"/>
+                </w:rPr>
+                <m:t xml:space="preserve">x</m:t>
+              </m:r>
+              <m:r>
+                <w:rPr>
+                  <w:rFonts w:ascii="Cambria Math" w:hAnsi="Cambria Math"/>
+                  <w:sz w:val="24"/>
+                  <w:szCs w:val="24"/>
+                </w:rPr>
+                <m:t xml:space="preserve">+</m:t>
+              </m:r>
+              <m:r>
+                <w:rPr>
+                  <w:rFonts w:ascii="Cambria Math" w:hAnsi="Cambria Math"/>
+                  <w:sz w:val="24"/>
+                  <w:szCs w:val="24"/>
+                </w:rPr>
+                <m:t xml:space="preserve">m</m:t>
+              </m:r>
+            </m:sub>
+          </m:sSub>
+          <m:r>
+            <w:rPr>
+              <w:rFonts w:ascii="Cambria Math" w:hAnsi="Cambria Math"/>
+              <w:sz w:val="24"/>
+              <w:szCs w:val="24"/>
+            </w:rPr>
+            <m:t xml:space="preserve"> )</m:t>
+          </m:r>
+        </m:oMath>
+      </m:oMathPara>
+    </w:p>
+    <w:p>
+      <w:pPr>
+        <w:pStyle w:val="Formula"/>
+      </w:pPr>
+      <m:oMathPara>
+        <m:oMathParaPr>
+          <m:jc m:val="left"/>
+        </m:oMathParaPr>
+        <m:oMath>
+          <m:r>
+            <w:rPr>
+              <w:rFonts w:ascii="Cambria Math" w:hAnsi="Cambria Math"/>
+              <w:sz w:val="24"/>
+              <w:szCs w:val="24"/>
+            </w:rPr>
+            <m:t xml:space="preserve">− ( </m:t>
+          </m:r>
+          <m:r>
+            <w:rPr>
+              <w:rFonts w:ascii="Cambria Math" w:hAnsi="Cambria Math"/>
+              <w:sz w:val="24"/>
+              <w:szCs w:val="24"/>
+            </w:rPr>
+            <m:t xml:space="preserve">k</m:t>
+          </m:r>
+          <m:r>
+            <w:rPr>
+              <w:rFonts w:ascii="Cambria Math" w:hAnsi="Cambria Math"/>
+              <w:sz w:val="24"/>
+              <w:szCs w:val="24"/>
+            </w:rPr>
+            <m:t xml:space="preserve">−</m:t>
+          </m:r>
+          <m:r>
+            <w:rPr>
+              <w:rFonts w:ascii="Cambria Math" w:hAnsi="Cambria Math"/>
+              <w:sz w:val="24"/>
+              <w:szCs w:val="24"/>
+            </w:rPr>
+            <m:t xml:space="preserve">1</m:t>
+          </m:r>
+          <m:r>
+            <w:rPr>
+              <w:rFonts w:ascii="Cambria Math" w:hAnsi="Cambria Math"/>
+              <w:sz w:val="24"/>
+              <w:szCs w:val="24"/>
+            </w:rPr>
+            <m:t xml:space="preserve"> )/( </m:t>
+          </m:r>
+          <m:r>
+            <w:rPr>
+              <w:rFonts w:ascii="Cambria Math" w:hAnsi="Cambria Math"/>
+              <w:sz w:val="24"/>
+              <w:szCs w:val="24"/>
+            </w:rPr>
+            <m:t xml:space="preserve">2</m:t>
+          </m:r>
+          <m:r>
+            <w:rPr>
+              <w:rFonts w:ascii="Cambria Math" w:hAnsi="Cambria Math"/>
+              <w:sz w:val="24"/>
+              <w:szCs w:val="24"/>
+            </w:rPr>
+            <m:t xml:space="preserve">·</m:t>
+          </m:r>
+          <m:r>
+            <w:rPr>
+              <w:rFonts w:ascii="Cambria Math" w:hAnsi="Cambria Math"/>
+              <w:sz w:val="24"/>
+              <w:szCs w:val="24"/>
+            </w:rPr>
+            <m:t xml:space="preserve">k</m:t>
+          </m:r>
+          <m:r>
+            <w:rPr>
+              <w:rFonts w:ascii="Cambria Math" w:hAnsi="Cambria Math"/>
+              <w:sz w:val="24"/>
+              <w:szCs w:val="24"/>
+            </w:rPr>
+            <m:t xml:space="preserve"> )·( </m:t>
+          </m:r>
+          <m:sSub>
+            <m:e>
+              <m:r>
+                <w:rPr>
+                  <w:rFonts w:ascii="Cambria Math" w:hAnsi="Cambria Math"/>
+                  <w:sz w:val="24"/>
+                  <w:szCs w:val="24"/>
+                </w:rPr>
+                <m:t xml:space="preserve">D′</m:t>
+              </m:r>
+            </m:e>
+            <m:sub>
+              <m:r>
+                <w:rPr>
+                  <w:rFonts w:ascii="Cambria Math" w:hAnsi="Cambria Math"/>
+                  <w:sz w:val="24"/>
+                  <w:szCs w:val="24"/>
+                </w:rPr>
+                <m:t xml:space="preserve">x</m:t>
+              </m:r>
+            </m:sub>
+          </m:sSub>
+          <m:r>
+            <w:rPr>
+              <w:rFonts w:ascii="Cambria Math" w:hAnsi="Cambria Math"/>
+              <w:sz w:val="24"/>
+              <w:szCs w:val="24"/>
+            </w:rPr>
+            <m:t xml:space="preserve"> − </m:t>
+          </m:r>
+          <m:sSub>
+            <m:e>
+              <m:r>
+                <w:rPr>
+                  <w:rFonts w:ascii="Cambria Math" w:hAnsi="Cambria Math"/>
+                  <w:sz w:val="24"/>
+                  <w:szCs w:val="24"/>
+                </w:rPr>
+                <m:t xml:space="preserve">D′</m:t>
+              </m:r>
+            </m:e>
+            <m:sub>
+              <m:r>
+                <w:rPr>
+                  <w:rFonts w:ascii="Cambria Math" w:hAnsi="Cambria Math"/>
+                  <w:sz w:val="24"/>
+                  <w:szCs w:val="24"/>
+                </w:rPr>
+                <m:t xml:space="preserve">x</m:t>
+              </m:r>
+              <m:r>
+                <w:rPr>
+                  <w:rFonts w:ascii="Cambria Math" w:hAnsi="Cambria Math"/>
+                  <w:sz w:val="24"/>
+                  <w:szCs w:val="24"/>
+                </w:rPr>
+                <m:t xml:space="preserve">+</m:t>
+              </m:r>
+              <m:r>
+                <w:rPr>
+                  <w:rFonts w:ascii="Cambria Math" w:hAnsi="Cambria Math"/>
+                  <w:sz w:val="24"/>
+                  <w:szCs w:val="24"/>
+                </w:rPr>
+                <m:t xml:space="preserve">m</m:t>
+              </m:r>
+            </m:sub>
+          </m:sSub>
+          <m:r>
+            <w:rPr>
+              <w:rFonts w:ascii="Cambria Math" w:hAnsi="Cambria Math"/>
+              <w:sz w:val="24"/>
+              <w:szCs w:val="24"/>
+            </w:rPr>
+            <m:t xml:space="preserve"> ) ]</m:t>
+          </m:r>
+        </m:oMath>
+      </m:oMathPara>
+    </w:p>
+    <w:p>
+      <w:pPr>
+        <w:pStyle w:val="Note"/>
+      </w:pPr>
+      <w:r>
+        <w:t xml:space="preserve">※ k 는 납입주기별 계수(연납 1, 6개월납 2, 3개월납 4, 월납 12)이다. 납입방법에 따라 N* 만 달라지고 보험금의 현가는 같다.</w:t>
+      </w:r>
+    </w:p>
+    <w:p>
+      <w:pPr>
+        <w:pStyle w:val="Heading2"/>
+      </w:pPr>
+      <w:r>
+        <w:t xml:space="preserve">바. 계산기수 — 보험금</w:t>
+      </w:r>
+    </w:p>
+    <w:p>
+      <w:pPr>
+        <w:pStyle w:val="FormulaLabel"/>
+      </w:pPr>
+      <w:r>
+        <w:t xml:space="preserve">[식] 유지자수의 현가와 누계 (D · N)</w:t>
+      </w:r>
     </w:p>
     <w:p>
       <w:pPr>
@@ -3567,7 +3888,7 @@
                   <w:sz w:val="24"/>
                   <w:szCs w:val="24"/>
                 </w:rPr>
-                <m:t xml:space="preserve">N′</m:t>
+                <m:t xml:space="preserve">D</m:t>
               </m:r>
             </m:e>
             <m:sub>
@@ -3613,7 +3934,7 @@
                   <w:sz w:val="24"/>
                   <w:szCs w:val="24"/>
                 </w:rPr>
-                <m:t xml:space="preserve">Σ</m:t>
+                <m:t xml:space="preserve">l</m:t>
               </m:r>
             </m:e>
             <m:sub>
@@ -3623,15 +3944,15 @@
                   <w:sz w:val="24"/>
                   <w:szCs w:val="24"/>
                 </w:rPr>
-                <m:t xml:space="preserve">u</m:t>
-              </m:r>
-              <m:r>
-                <w:rPr>
-                  <w:rFonts w:ascii="Cambria Math" w:hAnsi="Cambria Math"/>
-                  <w:sz w:val="24"/>
-                  <w:szCs w:val="24"/>
-                </w:rPr>
-                <m:t xml:space="preserve">≥</m:t>
+                <m:t xml:space="preserve">x</m:t>
+              </m:r>
+              <m:r>
+                <w:rPr>
+                  <w:rFonts w:ascii="Cambria Math" w:hAnsi="Cambria Math"/>
+                  <w:sz w:val="24"/>
+                  <w:szCs w:val="24"/>
+                </w:rPr>
+                <m:t xml:space="preserve">+</m:t>
               </m:r>
               <m:r>
                 <w:rPr>
@@ -3649,368 +3970,32 @@
               <w:sz w:val="24"/>
               <w:szCs w:val="24"/>
             </w:rPr>
-            <m:t xml:space="preserve"> </m:t>
-          </m:r>
-          <m:sSub>
-            <m:e>
-              <m:r>
-                <w:rPr>
-                  <w:rFonts w:ascii="Cambria Math" w:hAnsi="Cambria Math"/>
-                  <w:sz w:val="24"/>
-                  <w:szCs w:val="24"/>
-                </w:rPr>
-                <m:t xml:space="preserve">D′</m:t>
-              </m:r>
-            </m:e>
-            <m:sub>
-              <m:r>
-                <w:rPr>
-                  <w:rFonts w:ascii="Cambria Math" w:hAnsi="Cambria Math"/>
-                  <w:sz w:val="24"/>
-                  <w:szCs w:val="24"/>
-                </w:rPr>
-                <m:t xml:space="preserve">x</m:t>
-              </m:r>
-              <m:r>
-                <w:rPr>
-                  <w:rFonts w:ascii="Cambria Math" w:hAnsi="Cambria Math"/>
-                  <w:sz w:val="24"/>
-                  <w:szCs w:val="24"/>
-                </w:rPr>
-                <m:t xml:space="preserve">+</m:t>
-              </m:r>
-              <m:r>
-                <w:rPr>
-                  <w:rFonts w:ascii="Cambria Math" w:hAnsi="Cambria Math"/>
-                  <w:sz w:val="24"/>
-                  <w:szCs w:val="24"/>
-                </w:rPr>
-                <m:t xml:space="preserve">u</m:t>
-              </m:r>
-            </m:sub>
-          </m:sSub>
+            <m:t xml:space="preserve">·</m:t>
+          </m:r>
+          <m:sSup>
+            <m:e>
+              <m:r>
+                <w:rPr>
+                  <w:rFonts w:ascii="Cambria Math" w:hAnsi="Cambria Math"/>
+                  <w:sz w:val="24"/>
+                  <w:szCs w:val="24"/>
+                </w:rPr>
+                <m:t xml:space="preserve">v</m:t>
+              </m:r>
+            </m:e>
+            <m:sup>
+              <m:r>
+                <w:rPr>
+                  <w:rFonts w:ascii="Cambria Math" w:hAnsi="Cambria Math"/>
+                  <w:sz w:val="24"/>
+                  <w:szCs w:val="24"/>
+                </w:rPr>
+                <m:t xml:space="preserve">t</m:t>
+              </m:r>
+            </m:sup>
+          </m:sSup>
         </m:oMath>
       </m:oMathPara>
-    </w:p>
-    <w:p>
-      <w:pPr>
-        <w:pStyle w:val="FormulaLabel"/>
-      </w:pPr>
-      <w:r>
-        <w:t xml:space="preserve">[식] 연납 환산 납입기수 (N*)</w:t>
-      </w:r>
-    </w:p>
-    <w:p>
-      <w:pPr>
-        <w:pStyle w:val="Formula"/>
-      </w:pPr>
-      <m:oMathPara>
-        <m:oMathParaPr>
-          <m:jc m:val="left"/>
-        </m:oMathParaPr>
-        <m:oMath>
-          <m:r>
-            <w:rPr>
-              <w:rFonts w:ascii="Cambria Math" w:hAnsi="Cambria Math"/>
-              <w:sz w:val="24"/>
-              <w:szCs w:val="24"/>
-            </w:rPr>
-            <m:t xml:space="preserve">N*</m:t>
-          </m:r>
-          <m:r>
-            <w:rPr>
-              <w:rFonts w:ascii="Cambria Math" w:hAnsi="Cambria Math"/>
-              <w:sz w:val="24"/>
-              <w:szCs w:val="24"/>
-            </w:rPr>
-            <m:t xml:space="preserve"> = </m:t>
-          </m:r>
-          <m:r>
-            <w:rPr>
-              <w:rFonts w:ascii="Cambria Math" w:hAnsi="Cambria Math"/>
-              <w:sz w:val="24"/>
-              <w:szCs w:val="24"/>
-            </w:rPr>
-            <m:t xml:space="preserve">k</m:t>
-          </m:r>
-          <m:r>
-            <w:rPr>
-              <w:rFonts w:ascii="Cambria Math" w:hAnsi="Cambria Math"/>
-              <w:sz w:val="24"/>
-              <w:szCs w:val="24"/>
-            </w:rPr>
-            <m:t xml:space="preserve"> · [ ( </m:t>
-          </m:r>
-          <m:sSub>
-            <m:e>
-              <m:r>
-                <w:rPr>
-                  <w:rFonts w:ascii="Cambria Math" w:hAnsi="Cambria Math"/>
-                  <w:sz w:val="24"/>
-                  <w:szCs w:val="24"/>
-                </w:rPr>
-                <m:t xml:space="preserve">N′</m:t>
-              </m:r>
-            </m:e>
-            <m:sub>
-              <m:r>
-                <w:rPr>
-                  <w:rFonts w:ascii="Cambria Math" w:hAnsi="Cambria Math"/>
-                  <w:sz w:val="24"/>
-                  <w:szCs w:val="24"/>
-                </w:rPr>
-                <m:t xml:space="preserve">x</m:t>
-              </m:r>
-            </m:sub>
-          </m:sSub>
-          <m:r>
-            <w:rPr>
-              <w:rFonts w:ascii="Cambria Math" w:hAnsi="Cambria Math"/>
-              <w:sz w:val="24"/>
-              <w:szCs w:val="24"/>
-            </w:rPr>
-            <m:t xml:space="preserve"> − </m:t>
-          </m:r>
-          <m:sSub>
-            <m:e>
-              <m:r>
-                <w:rPr>
-                  <w:rFonts w:ascii="Cambria Math" w:hAnsi="Cambria Math"/>
-                  <w:sz w:val="24"/>
-                  <w:szCs w:val="24"/>
-                </w:rPr>
-                <m:t xml:space="preserve">N′</m:t>
-              </m:r>
-            </m:e>
-            <m:sub>
-              <m:r>
-                <w:rPr>
-                  <w:rFonts w:ascii="Cambria Math" w:hAnsi="Cambria Math"/>
-                  <w:sz w:val="24"/>
-                  <w:szCs w:val="24"/>
-                </w:rPr>
-                <m:t xml:space="preserve">x</m:t>
-              </m:r>
-              <m:r>
-                <w:rPr>
-                  <w:rFonts w:ascii="Cambria Math" w:hAnsi="Cambria Math"/>
-                  <w:sz w:val="24"/>
-                  <w:szCs w:val="24"/>
-                </w:rPr>
-                <m:t xml:space="preserve">+</m:t>
-              </m:r>
-              <m:r>
-                <w:rPr>
-                  <w:rFonts w:ascii="Cambria Math" w:hAnsi="Cambria Math"/>
-                  <w:sz w:val="24"/>
-                  <w:szCs w:val="24"/>
-                </w:rPr>
-                <m:t xml:space="preserve">m</m:t>
-              </m:r>
-            </m:sub>
-          </m:sSub>
-          <m:r>
-            <w:rPr>
-              <w:rFonts w:ascii="Cambria Math" w:hAnsi="Cambria Math"/>
-              <w:sz w:val="24"/>
-              <w:szCs w:val="24"/>
-            </w:rPr>
-            <m:t xml:space="preserve"> )</m:t>
-          </m:r>
-        </m:oMath>
-      </m:oMathPara>
-    </w:p>
-    <w:p>
-      <w:pPr>
-        <w:pStyle w:val="Formula"/>
-      </w:pPr>
-      <m:oMathPara>
-        <m:oMathParaPr>
-          <m:jc m:val="left"/>
-        </m:oMathParaPr>
-        <m:oMath>
-          <m:r>
-            <w:rPr>
-              <w:rFonts w:ascii="Cambria Math" w:hAnsi="Cambria Math"/>
-              <w:sz w:val="24"/>
-              <w:szCs w:val="24"/>
-            </w:rPr>
-            <m:t xml:space="preserve">− ( </m:t>
-          </m:r>
-          <m:r>
-            <w:rPr>
-              <w:rFonts w:ascii="Cambria Math" w:hAnsi="Cambria Math"/>
-              <w:sz w:val="24"/>
-              <w:szCs w:val="24"/>
-            </w:rPr>
-            <m:t xml:space="preserve">k</m:t>
-          </m:r>
-          <m:r>
-            <w:rPr>
-              <w:rFonts w:ascii="Cambria Math" w:hAnsi="Cambria Math"/>
-              <w:sz w:val="24"/>
-              <w:szCs w:val="24"/>
-            </w:rPr>
-            <m:t xml:space="preserve">−</m:t>
-          </m:r>
-          <m:r>
-            <w:rPr>
-              <w:rFonts w:ascii="Cambria Math" w:hAnsi="Cambria Math"/>
-              <w:sz w:val="24"/>
-              <w:szCs w:val="24"/>
-            </w:rPr>
-            <m:t xml:space="preserve">1</m:t>
-          </m:r>
-          <m:r>
-            <w:rPr>
-              <w:rFonts w:ascii="Cambria Math" w:hAnsi="Cambria Math"/>
-              <w:sz w:val="24"/>
-              <w:szCs w:val="24"/>
-            </w:rPr>
-            <m:t xml:space="preserve"> )/( </m:t>
-          </m:r>
-          <m:r>
-            <w:rPr>
-              <w:rFonts w:ascii="Cambria Math" w:hAnsi="Cambria Math"/>
-              <w:sz w:val="24"/>
-              <w:szCs w:val="24"/>
-            </w:rPr>
-            <m:t xml:space="preserve">2</m:t>
-          </m:r>
-          <m:r>
-            <w:rPr>
-              <w:rFonts w:ascii="Cambria Math" w:hAnsi="Cambria Math"/>
-              <w:sz w:val="24"/>
-              <w:szCs w:val="24"/>
-            </w:rPr>
-            <m:t xml:space="preserve">·</m:t>
-          </m:r>
-          <m:r>
-            <w:rPr>
-              <w:rFonts w:ascii="Cambria Math" w:hAnsi="Cambria Math"/>
-              <w:sz w:val="24"/>
-              <w:szCs w:val="24"/>
-            </w:rPr>
-            <m:t xml:space="preserve">k</m:t>
-          </m:r>
-          <m:r>
-            <w:rPr>
-              <w:rFonts w:ascii="Cambria Math" w:hAnsi="Cambria Math"/>
-              <w:sz w:val="24"/>
-              <w:szCs w:val="24"/>
-            </w:rPr>
-            <m:t xml:space="preserve"> )·( </m:t>
-          </m:r>
-          <m:sSub>
-            <m:e>
-              <m:r>
-                <w:rPr>
-                  <w:rFonts w:ascii="Cambria Math" w:hAnsi="Cambria Math"/>
-                  <w:sz w:val="24"/>
-                  <w:szCs w:val="24"/>
-                </w:rPr>
-                <m:t xml:space="preserve">D′</m:t>
-              </m:r>
-            </m:e>
-            <m:sub>
-              <m:r>
-                <w:rPr>
-                  <w:rFonts w:ascii="Cambria Math" w:hAnsi="Cambria Math"/>
-                  <w:sz w:val="24"/>
-                  <w:szCs w:val="24"/>
-                </w:rPr>
-                <m:t xml:space="preserve">x</m:t>
-              </m:r>
-            </m:sub>
-          </m:sSub>
-          <m:r>
-            <w:rPr>
-              <w:rFonts w:ascii="Cambria Math" w:hAnsi="Cambria Math"/>
-              <w:sz w:val="24"/>
-              <w:szCs w:val="24"/>
-            </w:rPr>
-            <m:t xml:space="preserve"> − </m:t>
-          </m:r>
-          <m:sSub>
-            <m:e>
-              <m:r>
-                <w:rPr>
-                  <w:rFonts w:ascii="Cambria Math" w:hAnsi="Cambria Math"/>
-                  <w:sz w:val="24"/>
-                  <w:szCs w:val="24"/>
-                </w:rPr>
-                <m:t xml:space="preserve">D′</m:t>
-              </m:r>
-            </m:e>
-            <m:sub>
-              <m:r>
-                <w:rPr>
-                  <w:rFonts w:ascii="Cambria Math" w:hAnsi="Cambria Math"/>
-                  <w:sz w:val="24"/>
-                  <w:szCs w:val="24"/>
-                </w:rPr>
-                <m:t xml:space="preserve">x</m:t>
-              </m:r>
-              <m:r>
-                <w:rPr>
-                  <w:rFonts w:ascii="Cambria Math" w:hAnsi="Cambria Math"/>
-                  <w:sz w:val="24"/>
-                  <w:szCs w:val="24"/>
-                </w:rPr>
-                <m:t xml:space="preserve">+</m:t>
-              </m:r>
-              <m:r>
-                <w:rPr>
-                  <w:rFonts w:ascii="Cambria Math" w:hAnsi="Cambria Math"/>
-                  <w:sz w:val="24"/>
-                  <w:szCs w:val="24"/>
-                </w:rPr>
-                <m:t xml:space="preserve">m</m:t>
-              </m:r>
-            </m:sub>
-          </m:sSub>
-          <m:r>
-            <w:rPr>
-              <w:rFonts w:ascii="Cambria Math" w:hAnsi="Cambria Math"/>
-              <w:sz w:val="24"/>
-              <w:szCs w:val="24"/>
-            </w:rPr>
-            <m:t xml:space="preserve"> ) ]</m:t>
-          </m:r>
-        </m:oMath>
-      </m:oMathPara>
-    </w:p>
-    <w:p>
-      <w:pPr>
-        <w:pStyle w:val="Note"/>
-      </w:pPr>
-      <w:r>
-        <w:t xml:space="preserve">※ k 는 납입주기별 계수(연납 1, 6개월납 2, 3개월납 4, 월납 12)이다.</w:t>
-      </w:r>
-    </w:p>
-    <w:p>
-      <w:pPr>
-        <w:pStyle w:val="Heading2"/>
-      </w:pPr>
-      <w:r>
-        <w:t xml:space="preserve">바. 계산기수 — 보험금</w:t>
-      </w:r>
-    </w:p>
-    <w:p>
-      <w:pPr>
-        <w:pStyle w:val="FormulaLabel"/>
-      </w:pPr>
-      <w:r>
-        <w:t xml:space="preserve">[식] 보험금의 현가 — 사망·80% 이상 장해</w:t>
-      </w:r>
-    </w:p>
-    <w:p>
-      <w:pPr>
-        <w:pStyle w:val="FormulaText"/>
-      </w:pPr>
-      <w:r>
-        <w:t xml:space="preserve">보장금액의 배수</w:t>
-      </w:r>
     </w:p>
     <w:p>
       <w:pPr>
@@ -4029,10 +4014,26 @@
                   <w:sz w:val="24"/>
                   <w:szCs w:val="24"/>
                 </w:rPr>
-                <m:t xml:space="preserve">S</m:t>
+                <m:t xml:space="preserve">N</m:t>
               </m:r>
             </m:e>
             <m:sub>
+              <m:r>
+                <w:rPr>
+                  <w:rFonts w:ascii="Cambria Math" w:hAnsi="Cambria Math"/>
+                  <w:sz w:val="24"/>
+                  <w:szCs w:val="24"/>
+                </w:rPr>
+                <m:t xml:space="preserve">x</m:t>
+              </m:r>
+              <m:r>
+                <w:rPr>
+                  <w:rFonts w:ascii="Cambria Math" w:hAnsi="Cambria Math"/>
+                  <w:sz w:val="24"/>
+                  <w:szCs w:val="24"/>
+                </w:rPr>
+                <m:t xml:space="preserve">+</m:t>
+              </m:r>
               <m:r>
                 <w:rPr>
                   <w:rFonts w:ascii="Cambria Math" w:hAnsi="Cambria Math"/>
@@ -4051,23 +4052,115 @@
             </w:rPr>
             <m:t xml:space="preserve"> = </m:t>
           </m:r>
-          <m:r>
-            <w:rPr>
-              <w:rFonts w:ascii="Cambria Math" w:hAnsi="Cambria Math"/>
-              <w:sz w:val="24"/>
-              <w:szCs w:val="24"/>
-            </w:rPr>
-            <m:t xml:space="preserve">1</m:t>
-          </m:r>
+          <m:sSub>
+            <m:e>
+              <m:r>
+                <w:rPr>
+                  <w:rFonts w:ascii="Cambria Math" w:hAnsi="Cambria Math"/>
+                  <w:sz w:val="24"/>
+                  <w:szCs w:val="24"/>
+                </w:rPr>
+                <m:t xml:space="preserve">Σ</m:t>
+              </m:r>
+            </m:e>
+            <m:sub>
+              <m:r>
+                <w:rPr>
+                  <w:rFonts w:ascii="Cambria Math" w:hAnsi="Cambria Math"/>
+                  <w:sz w:val="24"/>
+                  <w:szCs w:val="24"/>
+                </w:rPr>
+                <m:t xml:space="preserve">u</m:t>
+              </m:r>
+              <m:r>
+                <w:rPr>
+                  <w:rFonts w:ascii="Cambria Math" w:hAnsi="Cambria Math"/>
+                  <w:sz w:val="24"/>
+                  <w:szCs w:val="24"/>
+                </w:rPr>
+                <m:t xml:space="preserve">≥</m:t>
+              </m:r>
+              <m:r>
+                <w:rPr>
+                  <w:rFonts w:ascii="Cambria Math" w:hAnsi="Cambria Math"/>
+                  <w:sz w:val="24"/>
+                  <w:szCs w:val="24"/>
+                </w:rPr>
+                <m:t xml:space="preserve">t</m:t>
+              </m:r>
+            </m:sub>
+          </m:sSub>
+          <m:r>
+            <w:rPr>
+              <w:rFonts w:ascii="Cambria Math" w:hAnsi="Cambria Math"/>
+              <w:sz w:val="24"/>
+              <w:szCs w:val="24"/>
+            </w:rPr>
+            <m:t xml:space="preserve"> </m:t>
+          </m:r>
+          <m:sSub>
+            <m:e>
+              <m:r>
+                <w:rPr>
+                  <w:rFonts w:ascii="Cambria Math" w:hAnsi="Cambria Math"/>
+                  <w:sz w:val="24"/>
+                  <w:szCs w:val="24"/>
+                </w:rPr>
+                <m:t xml:space="preserve">D</m:t>
+              </m:r>
+            </m:e>
+            <m:sub>
+              <m:r>
+                <w:rPr>
+                  <w:rFonts w:ascii="Cambria Math" w:hAnsi="Cambria Math"/>
+                  <w:sz w:val="24"/>
+                  <w:szCs w:val="24"/>
+                </w:rPr>
+                <m:t xml:space="preserve">x</m:t>
+              </m:r>
+              <m:r>
+                <w:rPr>
+                  <w:rFonts w:ascii="Cambria Math" w:hAnsi="Cambria Math"/>
+                  <w:sz w:val="24"/>
+                  <w:szCs w:val="24"/>
+                </w:rPr>
+                <m:t xml:space="preserve">+</m:t>
+              </m:r>
+              <m:r>
+                <w:rPr>
+                  <w:rFonts w:ascii="Cambria Math" w:hAnsi="Cambria Math"/>
+                  <w:sz w:val="24"/>
+                  <w:szCs w:val="24"/>
+                </w:rPr>
+                <m:t xml:space="preserve">u</m:t>
+              </m:r>
+            </m:sub>
+          </m:sSub>
         </m:oMath>
       </m:oMathPara>
     </w:p>
     <w:p>
       <w:pPr>
+        <w:pStyle w:val="Note"/>
+      </w:pPr>
+      <w:r>
+        <w:t xml:space="preserve">※ 담보마다 그 담보가 속한 집단의 l 로 낸다. 납입 후 유지비와 책임준비금(2.)이 N 을 쓴다.</w:t>
+      </w:r>
+    </w:p>
+    <w:p>
+      <w:pPr>
+        <w:pStyle w:val="FormulaLabel"/>
+      </w:pPr>
+      <w:r>
+        <w:t xml:space="preserve">[식] 보험금의 현가 — 사망·80% 이상 장해</w:t>
+      </w:r>
+    </w:p>
+    <w:p>
+      <w:pPr>
         <w:pStyle w:val="FormulaText"/>
       </w:pPr>
       <w:r>
-        <w:t xml:space="preserve">급부 발생자 — 탈퇴자 전부가 급부 대상이다</w:t>
+        <w:t xml:space="preserve">보장금액의 배수</w:t>
       </w:r>
     </w:p>
     <w:p>
@@ -4087,26 +4180,10 @@
                   <w:sz w:val="24"/>
                   <w:szCs w:val="24"/>
                 </w:rPr>
-                <m:t xml:space="preserve">C</m:t>
+                <m:t xml:space="preserve">S</m:t>
               </m:r>
             </m:e>
             <m:sub>
-              <m:r>
-                <w:rPr>
-                  <w:rFonts w:ascii="Cambria Math" w:hAnsi="Cambria Math"/>
-                  <w:sz w:val="24"/>
-                  <w:szCs w:val="24"/>
-                </w:rPr>
-                <m:t xml:space="preserve">x</m:t>
-              </m:r>
-              <m:r>
-                <w:rPr>
-                  <w:rFonts w:ascii="Cambria Math" w:hAnsi="Cambria Math"/>
-                  <w:sz w:val="24"/>
-                  <w:szCs w:val="24"/>
-                </w:rPr>
-                <m:t xml:space="preserve">+</m:t>
-              </m:r>
               <m:r>
                 <w:rPr>
                   <w:rFonts w:ascii="Cambria Math" w:hAnsi="Cambria Math"/>
@@ -4125,128 +4202,14 @@
             </w:rPr>
             <m:t xml:space="preserve"> = </m:t>
           </m:r>
-          <m:sSub>
-            <m:e>
-              <m:r>
-                <w:rPr>
-                  <w:rFonts w:ascii="Cambria Math" w:hAnsi="Cambria Math"/>
-                  <w:sz w:val="24"/>
-                  <w:szCs w:val="24"/>
-                </w:rPr>
-                <m:t xml:space="preserve">l</m:t>
-              </m:r>
-            </m:e>
-            <m:sub>
-              <m:r>
-                <w:rPr>
-                  <w:rFonts w:ascii="Cambria Math" w:hAnsi="Cambria Math"/>
-                  <w:sz w:val="24"/>
-                  <w:szCs w:val="24"/>
-                </w:rPr>
-                <m:t xml:space="preserve">x</m:t>
-              </m:r>
-              <m:r>
-                <w:rPr>
-                  <w:rFonts w:ascii="Cambria Math" w:hAnsi="Cambria Math"/>
-                  <w:sz w:val="24"/>
-                  <w:szCs w:val="24"/>
-                </w:rPr>
-                <m:t xml:space="preserve">+</m:t>
-              </m:r>
-              <m:r>
-                <w:rPr>
-                  <w:rFonts w:ascii="Cambria Math" w:hAnsi="Cambria Math"/>
-                  <w:sz w:val="24"/>
-                  <w:szCs w:val="24"/>
-                </w:rPr>
-                <m:t xml:space="preserve">t</m:t>
-              </m:r>
-            </m:sub>
-          </m:sSub>
-          <m:r>
-            <w:rPr>
-              <w:rFonts w:ascii="Cambria Math" w:hAnsi="Cambria Math"/>
-              <w:sz w:val="24"/>
-              <w:szCs w:val="24"/>
-            </w:rPr>
-            <m:t xml:space="preserve">·</m:t>
-          </m:r>
-          <m:sSub>
-            <m:e>
-              <m:r>
-                <w:rPr>
-                  <w:rFonts w:ascii="Cambria Math" w:hAnsi="Cambria Math"/>
-                  <w:sz w:val="24"/>
-                  <w:szCs w:val="24"/>
-                </w:rPr>
-                <m:t xml:space="preserve">Q</m:t>
-              </m:r>
-            </m:e>
-            <m:sub>
-              <m:r>
-                <w:rPr>
-                  <w:rFonts w:ascii="Cambria Math" w:hAnsi="Cambria Math"/>
-                  <w:sz w:val="24"/>
-                  <w:szCs w:val="24"/>
-                </w:rPr>
-                <m:t xml:space="preserve">x</m:t>
-              </m:r>
-              <m:r>
-                <w:rPr>
-                  <w:rFonts w:ascii="Cambria Math" w:hAnsi="Cambria Math"/>
-                  <w:sz w:val="24"/>
-                  <w:szCs w:val="24"/>
-                </w:rPr>
-                <m:t xml:space="preserve">+</m:t>
-              </m:r>
-              <m:r>
-                <w:rPr>
-                  <w:rFonts w:ascii="Cambria Math" w:hAnsi="Cambria Math"/>
-                  <w:sz w:val="24"/>
-                  <w:szCs w:val="24"/>
-                </w:rPr>
-                <m:t xml:space="preserve">t</m:t>
-              </m:r>
-            </m:sub>
-          </m:sSub>
-          <m:r>
-            <w:rPr>
-              <w:rFonts w:ascii="Cambria Math" w:hAnsi="Cambria Math"/>
-              <w:sz w:val="24"/>
-              <w:szCs w:val="24"/>
-            </w:rPr>
-            <m:t xml:space="preserve">·</m:t>
-          </m:r>
-          <m:sSup>
-            <m:e>
-              <m:r>
-                <w:rPr>
-                  <w:rFonts w:ascii="Cambria Math" w:hAnsi="Cambria Math"/>
-                  <w:sz w:val="24"/>
-                  <w:szCs w:val="24"/>
-                </w:rPr>
-                <m:t xml:space="preserve">v</m:t>
-              </m:r>
-            </m:e>
-            <m:sup>
-              <m:r>
-                <w:rPr>
-                  <w:rFonts w:ascii="Cambria Math" w:hAnsi="Cambria Math"/>
-                  <w:sz w:val="24"/>
-                  <w:szCs w:val="24"/>
-                </w:rPr>
-                <m:t xml:space="preserve">t</m:t>
-              </m:r>
-              <m:r>
-                <w:rPr>
-                  <w:rFonts w:ascii="Cambria Math" w:hAnsi="Cambria Math"/>
-                  <w:sz w:val="24"/>
-                  <w:szCs w:val="24"/>
-                </w:rPr>
-                <m:t xml:space="preserve">+½</m:t>
-              </m:r>
-            </m:sup>
-          </m:sSup>
+          <m:r>
+            <w:rPr>
+              <w:rFonts w:ascii="Cambria Math" w:hAnsi="Cambria Math"/>
+              <w:sz w:val="24"/>
+              <w:szCs w:val="24"/>
+            </w:rPr>
+            <m:t xml:space="preserve">1</m:t>
+          </m:r>
         </m:oMath>
       </m:oMathPara>
     </w:p>
@@ -4255,7 +4218,7 @@
         <w:pStyle w:val="FormulaText"/>
       </w:pPr>
       <w:r>
-        <w:t xml:space="preserve">보험금 현가의 누계</w:t>
+        <w:t xml:space="preserve">급부 발생자 — 탈퇴자 전부가 급부 대상이다</w:t>
       </w:r>
     </w:p>
     <w:p>
@@ -4275,7 +4238,7 @@
                   <w:sz w:val="24"/>
                   <w:szCs w:val="24"/>
                 </w:rPr>
-                <m:t xml:space="preserve">M</m:t>
+                <m:t xml:space="preserve">C</m:t>
               </m:r>
             </m:e>
             <m:sub>
@@ -4313,15 +4276,15 @@
             </w:rPr>
             <m:t xml:space="preserve"> = </m:t>
           </m:r>
-          <m:sSubSup>
-            <m:e>
-              <m:r>
-                <w:rPr>
-                  <w:rFonts w:ascii="Cambria Math" w:hAnsi="Cambria Math"/>
-                  <w:sz w:val="24"/>
-                  <w:szCs w:val="24"/>
-                </w:rPr>
-                <m:t xml:space="preserve">Σ</m:t>
+          <m:sSub>
+            <m:e>
+              <m:r>
+                <w:rPr>
+                  <w:rFonts w:ascii="Cambria Math" w:hAnsi="Cambria Math"/>
+                  <w:sz w:val="24"/>
+                  <w:szCs w:val="24"/>
+                </w:rPr>
+                <m:t xml:space="preserve">l</m:t>
               </m:r>
             </m:e>
             <m:sub>
@@ -4331,15 +4294,15 @@
                   <w:sz w:val="24"/>
                   <w:szCs w:val="24"/>
                 </w:rPr>
-                <m:t xml:space="preserve">u</m:t>
-              </m:r>
-              <m:r>
-                <w:rPr>
-                  <w:rFonts w:ascii="Cambria Math" w:hAnsi="Cambria Math"/>
-                  <w:sz w:val="24"/>
-                  <w:szCs w:val="24"/>
-                </w:rPr>
-                <m:t xml:space="preserve">=</m:t>
+                <m:t xml:space="preserve">x</m:t>
+              </m:r>
+              <m:r>
+                <w:rPr>
+                  <w:rFonts w:ascii="Cambria Math" w:hAnsi="Cambria Math"/>
+                  <w:sz w:val="24"/>
+                  <w:szCs w:val="24"/>
+                </w:rPr>
+                <m:t xml:space="preserve">+</m:t>
               </m:r>
               <m:r>
                 <w:rPr>
@@ -4348,62 +4311,6 @@
                   <w:szCs w:val="24"/>
                 </w:rPr>
                 <m:t xml:space="preserve">t</m:t>
-              </m:r>
-            </m:sub>
-            <m:sup>
-              <m:r>
-                <w:rPr>
-                  <w:rFonts w:ascii="Cambria Math" w:hAnsi="Cambria Math"/>
-                  <w:sz w:val="24"/>
-                  <w:szCs w:val="24"/>
-                </w:rPr>
-                <m:t xml:space="preserve">n</m:t>
-              </m:r>
-              <m:r>
-                <w:rPr>
-                  <w:rFonts w:ascii="Cambria Math" w:hAnsi="Cambria Math"/>
-                  <w:sz w:val="24"/>
-                  <w:szCs w:val="24"/>
-                </w:rPr>
-                <m:t xml:space="preserve">−</m:t>
-              </m:r>
-              <m:r>
-                <w:rPr>
-                  <w:rFonts w:ascii="Cambria Math" w:hAnsi="Cambria Math"/>
-                  <w:sz w:val="24"/>
-                  <w:szCs w:val="24"/>
-                </w:rPr>
-                <m:t xml:space="preserve">1</m:t>
-              </m:r>
-            </m:sup>
-          </m:sSubSup>
-          <m:r>
-            <w:rPr>
-              <w:rFonts w:ascii="Cambria Math" w:hAnsi="Cambria Math"/>
-              <w:sz w:val="24"/>
-              <w:szCs w:val="24"/>
-            </w:rPr>
-            <m:t xml:space="preserve"> </m:t>
-          </m:r>
-          <m:sSub>
-            <m:e>
-              <m:r>
-                <w:rPr>
-                  <w:rFonts w:ascii="Cambria Math" w:hAnsi="Cambria Math"/>
-                  <w:sz w:val="24"/>
-                  <w:szCs w:val="24"/>
-                </w:rPr>
-                <m:t xml:space="preserve">S</m:t>
-              </m:r>
-            </m:e>
-            <m:sub>
-              <m:r>
-                <w:rPr>
-                  <w:rFonts w:ascii="Cambria Math" w:hAnsi="Cambria Math"/>
-                  <w:sz w:val="24"/>
-                  <w:szCs w:val="24"/>
-                </w:rPr>
-                <m:t xml:space="preserve">u</m:t>
               </m:r>
             </m:sub>
           </m:sSub>
@@ -4423,7 +4330,7 @@
                   <w:sz w:val="24"/>
                   <w:szCs w:val="24"/>
                 </w:rPr>
-                <m:t xml:space="preserve">C</m:t>
+                <m:t xml:space="preserve">Q</m:t>
               </m:r>
             </m:e>
             <m:sub>
@@ -4449,10 +4356,48 @@
                   <w:sz w:val="24"/>
                   <w:szCs w:val="24"/>
                 </w:rPr>
-                <m:t xml:space="preserve">u</m:t>
+                <m:t xml:space="preserve">t</m:t>
               </m:r>
             </m:sub>
           </m:sSub>
+          <m:r>
+            <w:rPr>
+              <w:rFonts w:ascii="Cambria Math" w:hAnsi="Cambria Math"/>
+              <w:sz w:val="24"/>
+              <w:szCs w:val="24"/>
+            </w:rPr>
+            <m:t xml:space="preserve">·</m:t>
+          </m:r>
+          <m:sSup>
+            <m:e>
+              <m:r>
+                <w:rPr>
+                  <w:rFonts w:ascii="Cambria Math" w:hAnsi="Cambria Math"/>
+                  <w:sz w:val="24"/>
+                  <w:szCs w:val="24"/>
+                </w:rPr>
+                <m:t xml:space="preserve">v</m:t>
+              </m:r>
+            </m:e>
+            <m:sup>
+              <m:r>
+                <w:rPr>
+                  <w:rFonts w:ascii="Cambria Math" w:hAnsi="Cambria Math"/>
+                  <w:sz w:val="24"/>
+                  <w:szCs w:val="24"/>
+                </w:rPr>
+                <m:t xml:space="preserve">t</m:t>
+              </m:r>
+              <m:r>
+                <w:rPr>
+                  <w:rFonts w:ascii="Cambria Math" w:hAnsi="Cambria Math"/>
+                  <w:sz w:val="24"/>
+                  <w:szCs w:val="24"/>
+                </w:rPr>
+                <m:t xml:space="preserve">+½</m:t>
+              </m:r>
+            </m:sup>
+          </m:sSup>
         </m:oMath>
       </m:oMathPara>
     </w:p>
@@ -4461,155 +4406,7 @@
         <w:pStyle w:val="FormulaText"/>
       </w:pPr>
       <w:r>
-        <w:t xml:space="preserve">보험금 현가 (PVB) — 보장금액 1원당</w:t>
-      </w:r>
-    </w:p>
-    <w:p>
-      <w:pPr>
-        <w:pStyle w:val="Formula"/>
-      </w:pPr>
-      <m:oMathPara>
-        <m:oMathParaPr>
-          <m:jc m:val="left"/>
-        </m:oMathParaPr>
-        <m:oMath>
-          <m:r>
-            <m:rPr>
-              <m:nor/>
-            </m:rPr>
-            <w:rPr>
-              <w:rFonts w:ascii="Cambria Math" w:hAnsi="Cambria Math"/>
-              <w:sz w:val="24"/>
-              <w:szCs w:val="24"/>
-            </w:rPr>
-            <m:t xml:space="preserve">PVB</m:t>
-          </m:r>
-          <m:r>
-            <w:rPr>
-              <w:rFonts w:ascii="Cambria Math" w:hAnsi="Cambria Math"/>
-              <w:sz w:val="24"/>
-              <w:szCs w:val="24"/>
-            </w:rPr>
-            <m:t xml:space="preserve"> = </m:t>
-          </m:r>
-          <m:sSub>
-            <m:e>
-              <m:r>
-                <w:rPr>
-                  <w:rFonts w:ascii="Cambria Math" w:hAnsi="Cambria Math"/>
-                  <w:sz w:val="24"/>
-                  <w:szCs w:val="24"/>
-                </w:rPr>
-                <m:t xml:space="preserve">M</m:t>
-              </m:r>
-            </m:e>
-            <m:sub>
-              <m:r>
-                <w:rPr>
-                  <w:rFonts w:ascii="Cambria Math" w:hAnsi="Cambria Math"/>
-                  <w:sz w:val="24"/>
-                  <w:szCs w:val="24"/>
-                </w:rPr>
-                <m:t xml:space="preserve">x</m:t>
-              </m:r>
-            </m:sub>
-          </m:sSub>
-        </m:oMath>
-      </m:oMathPara>
-    </w:p>
-    <w:p>
-      <w:pPr>
-        <w:pStyle w:val="Note"/>
-      </w:pPr>
-      <w:r>
-        <w:t xml:space="preserve">※ 보장금액 100,000,000원 · 110세까지 · 집단 “사망 · 80% 이상 장해”. 사망·80% 이상 장해 모두 같은 보험금을 지급하므로 탈퇴자 전부가 급부 대상이다.</w:t>
-      </w:r>
-    </w:p>
-    <w:p>
-      <w:pPr>
-        <w:pStyle w:val="Heading2"/>
-      </w:pPr>
-      <w:r>
-        <w:t xml:space="preserve">사. 순보험료 및 영업보험료</w:t>
-      </w:r>
-    </w:p>
-    <w:p>
-      <w:pPr>
-        <w:pStyle w:val="FormulaLabel"/>
-      </w:pPr>
-      <w:r>
-        <w:t xml:space="preserve">[식] 순보험료 (P)</w:t>
-      </w:r>
-    </w:p>
-    <w:p>
-      <w:pPr>
-        <w:pStyle w:val="Formula"/>
-      </w:pPr>
-      <m:oMathPara>
-        <m:oMathParaPr>
-          <m:jc m:val="left"/>
-        </m:oMathParaPr>
-        <m:oMath>
-          <m:r>
-            <w:rPr>
-              <w:rFonts w:ascii="Cambria Math" w:hAnsi="Cambria Math"/>
-              <w:sz w:val="24"/>
-              <w:szCs w:val="24"/>
-            </w:rPr>
-            <m:t xml:space="preserve">P</m:t>
-          </m:r>
-          <m:r>
-            <w:rPr>
-              <w:rFonts w:ascii="Cambria Math" w:hAnsi="Cambria Math"/>
-              <w:sz w:val="24"/>
-              <w:szCs w:val="24"/>
-            </w:rPr>
-            <m:t xml:space="preserve"> = </m:t>
-          </m:r>
-          <m:r>
-            <m:rPr>
-              <m:nor/>
-            </m:rPr>
-            <w:rPr>
-              <w:rFonts w:ascii="Cambria Math" w:hAnsi="Cambria Math"/>
-              <w:sz w:val="24"/>
-              <w:szCs w:val="24"/>
-            </w:rPr>
-            <m:t xml:space="preserve">PVB</m:t>
-          </m:r>
-          <m:r>
-            <w:rPr>
-              <w:rFonts w:ascii="Cambria Math" w:hAnsi="Cambria Math"/>
-              <w:sz w:val="24"/>
-              <w:szCs w:val="24"/>
-            </w:rPr>
-            <m:t xml:space="preserve"> / </m:t>
-          </m:r>
-          <m:r>
-            <w:rPr>
-              <w:rFonts w:ascii="Cambria Math" w:hAnsi="Cambria Math"/>
-              <w:sz w:val="24"/>
-              <w:szCs w:val="24"/>
-            </w:rPr>
-            <m:t xml:space="preserve">N*</m:t>
-          </m:r>
-        </m:oMath>
-      </m:oMathPara>
-    </w:p>
-    <w:p>
-      <w:pPr>
-        <w:pStyle w:val="Note"/>
-      </w:pPr>
-      <w:r>
-        <w:t xml:space="preserve">※ 담보마다 그 담보의 보험금 현가 PVB 와 그 담보가 속한 집단의 N* 로 낸다. 보장금액 1원당이므로 10만원당 보험료는 × 100,000 이다.</w:t>
-      </w:r>
-    </w:p>
-    <w:p>
-      <w:pPr>
-        <w:pStyle w:val="FormulaLabel"/>
-      </w:pPr>
-      <w:r>
-        <w:t xml:space="preserve">[식] 기준연납순보험료</w:t>
+        <w:t xml:space="preserve">보험금 현가의 누계</w:t>
       </w:r>
     </w:p>
     <w:p>
@@ -4629,20 +4426,33 @@
                   <w:sz w:val="24"/>
                   <w:szCs w:val="24"/>
                 </w:rPr>
-                <m:t xml:space="preserve">P</m:t>
+                <m:t xml:space="preserve">M</m:t>
               </m:r>
             </m:e>
             <m:sub>
               <m:r>
-                <m:rPr>
-                  <m:nor/>
-                </m:rPr>
-                <w:rPr>
-                  <w:rFonts w:ascii="Cambria Math" w:hAnsi="Cambria Math"/>
-                  <w:sz w:val="24"/>
-                  <w:szCs w:val="24"/>
-                </w:rPr>
-                <m:t xml:space="preserve">base</m:t>
+                <w:rPr>
+                  <w:rFonts w:ascii="Cambria Math" w:hAnsi="Cambria Math"/>
+                  <w:sz w:val="24"/>
+                  <w:szCs w:val="24"/>
+                </w:rPr>
+                <m:t xml:space="preserve">x</m:t>
+              </m:r>
+              <m:r>
+                <w:rPr>
+                  <w:rFonts w:ascii="Cambria Math" w:hAnsi="Cambria Math"/>
+                  <w:sz w:val="24"/>
+                  <w:szCs w:val="24"/>
+                </w:rPr>
+                <m:t xml:space="preserve">+</m:t>
+              </m:r>
+              <m:r>
+                <w:rPr>
+                  <w:rFonts w:ascii="Cambria Math" w:hAnsi="Cambria Math"/>
+                  <w:sz w:val="24"/>
+                  <w:szCs w:val="24"/>
+                </w:rPr>
+                <m:t xml:space="preserve">t</m:t>
               </m:r>
             </m:sub>
           </m:sSub>
@@ -4654,24 +4464,77 @@
             </w:rPr>
             <m:t xml:space="preserve"> = </m:t>
           </m:r>
-          <m:r>
-            <m:rPr>
-              <m:nor/>
-            </m:rPr>
-            <w:rPr>
-              <w:rFonts w:ascii="Cambria Math" w:hAnsi="Cambria Math"/>
-              <w:sz w:val="24"/>
-              <w:szCs w:val="24"/>
-            </w:rPr>
-            <m:t xml:space="preserve">PVB</m:t>
-          </m:r>
-          <m:r>
-            <w:rPr>
-              <w:rFonts w:ascii="Cambria Math" w:hAnsi="Cambria Math"/>
-              <w:sz w:val="24"/>
-              <w:szCs w:val="24"/>
-            </w:rPr>
-            <m:t xml:space="preserve"> / ( </m:t>
+          <m:sSubSup>
+            <m:e>
+              <m:r>
+                <w:rPr>
+                  <w:rFonts w:ascii="Cambria Math" w:hAnsi="Cambria Math"/>
+                  <w:sz w:val="24"/>
+                  <w:szCs w:val="24"/>
+                </w:rPr>
+                <m:t xml:space="preserve">Σ</m:t>
+              </m:r>
+            </m:e>
+            <m:sub>
+              <m:r>
+                <w:rPr>
+                  <w:rFonts w:ascii="Cambria Math" w:hAnsi="Cambria Math"/>
+                  <w:sz w:val="24"/>
+                  <w:szCs w:val="24"/>
+                </w:rPr>
+                <m:t xml:space="preserve">u</m:t>
+              </m:r>
+              <m:r>
+                <w:rPr>
+                  <w:rFonts w:ascii="Cambria Math" w:hAnsi="Cambria Math"/>
+                  <w:sz w:val="24"/>
+                  <w:szCs w:val="24"/>
+                </w:rPr>
+                <m:t xml:space="preserve">=</m:t>
+              </m:r>
+              <m:r>
+                <w:rPr>
+                  <w:rFonts w:ascii="Cambria Math" w:hAnsi="Cambria Math"/>
+                  <w:sz w:val="24"/>
+                  <w:szCs w:val="24"/>
+                </w:rPr>
+                <m:t xml:space="preserve">t</m:t>
+              </m:r>
+            </m:sub>
+            <m:sup>
+              <m:r>
+                <w:rPr>
+                  <w:rFonts w:ascii="Cambria Math" w:hAnsi="Cambria Math"/>
+                  <w:sz w:val="24"/>
+                  <w:szCs w:val="24"/>
+                </w:rPr>
+                <m:t xml:space="preserve">n</m:t>
+              </m:r>
+              <m:r>
+                <w:rPr>
+                  <w:rFonts w:ascii="Cambria Math" w:hAnsi="Cambria Math"/>
+                  <w:sz w:val="24"/>
+                  <w:szCs w:val="24"/>
+                </w:rPr>
+                <m:t xml:space="preserve">−</m:t>
+              </m:r>
+              <m:r>
+                <w:rPr>
+                  <w:rFonts w:ascii="Cambria Math" w:hAnsi="Cambria Math"/>
+                  <w:sz w:val="24"/>
+                  <w:szCs w:val="24"/>
+                </w:rPr>
+                <m:t xml:space="preserve">1</m:t>
+              </m:r>
+            </m:sup>
+          </m:sSubSup>
+          <m:r>
+            <w:rPr>
+              <w:rFonts w:ascii="Cambria Math" w:hAnsi="Cambria Math"/>
+              <w:sz w:val="24"/>
+              <w:szCs w:val="24"/>
+            </w:rPr>
+            <m:t xml:space="preserve"> </m:t>
           </m:r>
           <m:sSub>
             <m:e>
@@ -4681,7 +4544,7 @@
                   <w:sz w:val="24"/>
                   <w:szCs w:val="24"/>
                 </w:rPr>
-                <m:t xml:space="preserve">N′</m:t>
+                <m:t xml:space="preserve">S</m:t>
               </m:r>
             </m:e>
             <m:sub>
@@ -4691,7 +4554,7 @@
                   <w:sz w:val="24"/>
                   <w:szCs w:val="24"/>
                 </w:rPr>
-                <m:t xml:space="preserve">x</m:t>
+                <m:t xml:space="preserve">u</m:t>
               </m:r>
             </m:sub>
           </m:sSub>
@@ -4701,7 +4564,7 @@
               <w:sz w:val="24"/>
               <w:szCs w:val="24"/>
             </w:rPr>
-            <m:t xml:space="preserve"> − </m:t>
+            <m:t xml:space="preserve">·</m:t>
           </m:r>
           <m:sSub>
             <m:e>
@@ -4711,7 +4574,7 @@
                   <w:sz w:val="24"/>
                   <w:szCs w:val="24"/>
                 </w:rPr>
-                <m:t xml:space="preserve">N′</m:t>
+                <m:t xml:space="preserve">C</m:t>
               </m:r>
             </m:e>
             <m:sub>
@@ -4732,75 +4595,24 @@
                 <m:t xml:space="preserve">+</m:t>
               </m:r>
               <m:r>
-                <m:rPr>
-                  <m:sty m:val="p"/>
-                </m:rPr>
-                <w:rPr>
-                  <w:rFonts w:ascii="Cambria Math" w:hAnsi="Cambria Math"/>
-                  <w:sz w:val="24"/>
-                  <w:szCs w:val="24"/>
-                </w:rPr>
-                <m:t xml:space="preserve">min</m:t>
-              </m:r>
-              <m:r>
-                <w:rPr>
-                  <w:rFonts w:ascii="Cambria Math" w:hAnsi="Cambria Math"/>
-                  <w:sz w:val="24"/>
-                  <w:szCs w:val="24"/>
-                </w:rPr>
-                <m:t xml:space="preserve">(</m:t>
-              </m:r>
-              <m:r>
-                <w:rPr>
-                  <w:rFonts w:ascii="Cambria Math" w:hAnsi="Cambria Math"/>
-                  <w:sz w:val="24"/>
-                  <w:szCs w:val="24"/>
-                </w:rPr>
-                <m:t xml:space="preserve">n</m:t>
-              </m:r>
-              <m:r>
-                <w:rPr>
-                  <w:rFonts w:ascii="Cambria Math" w:hAnsi="Cambria Math"/>
-                  <w:sz w:val="24"/>
-                  <w:szCs w:val="24"/>
-                </w:rPr>
-                <m:t xml:space="preserve">,</m:t>
-              </m:r>
-              <m:r>
-                <w:rPr>
-                  <w:rFonts w:ascii="Cambria Math" w:hAnsi="Cambria Math"/>
-                  <w:sz w:val="24"/>
-                  <w:szCs w:val="24"/>
-                </w:rPr>
-                <m:t xml:space="preserve">20</m:t>
-              </m:r>
-              <m:r>
-                <w:rPr>
-                  <w:rFonts w:ascii="Cambria Math" w:hAnsi="Cambria Math"/>
-                  <w:sz w:val="24"/>
-                  <w:szCs w:val="24"/>
-                </w:rPr>
-                <m:t xml:space="preserve">)</m:t>
+                <w:rPr>
+                  <w:rFonts w:ascii="Cambria Math" w:hAnsi="Cambria Math"/>
+                  <w:sz w:val="24"/>
+                  <w:szCs w:val="24"/>
+                </w:rPr>
+                <m:t xml:space="preserve">u</m:t>
               </m:r>
             </m:sub>
           </m:sSub>
-          <m:r>
-            <w:rPr>
-              <w:rFonts w:ascii="Cambria Math" w:hAnsi="Cambria Math"/>
-              <w:sz w:val="24"/>
-              <w:szCs w:val="24"/>
-            </w:rPr>
-            <m:t xml:space="preserve"> )</m:t>
-          </m:r>
         </m:oMath>
       </m:oMathPara>
     </w:p>
     <w:p>
       <w:pPr>
-        <w:pStyle w:val="FormulaLabel"/>
-      </w:pPr>
-      <w:r>
-        <w:t xml:space="preserve">[식] 영업보험료</w:t>
+        <w:pStyle w:val="FormulaText"/>
+      </w:pPr>
+      <w:r>
+        <w:t xml:space="preserve">보험금 현가 (PVB) — 보장금액 1원당</w:t>
       </w:r>
     </w:p>
     <w:p>
@@ -4813,36 +4625,23 @@
         </m:oMathParaPr>
         <m:oMath>
           <m:r>
-            <w:rPr>
-              <w:rFonts w:ascii="Cambria Math" w:hAnsi="Cambria Math"/>
-              <w:sz w:val="24"/>
-              <w:szCs w:val="24"/>
-            </w:rPr>
-            <m:t xml:space="preserve">G</m:t>
-          </m:r>
-          <m:r>
-            <w:rPr>
-              <w:rFonts w:ascii="Cambria Math" w:hAnsi="Cambria Math"/>
-              <w:sz w:val="24"/>
-              <w:szCs w:val="24"/>
-            </w:rPr>
-            <m:t xml:space="preserve"> = [ </m:t>
-          </m:r>
-          <m:r>
-            <w:rPr>
-              <w:rFonts w:ascii="Cambria Math" w:hAnsi="Cambria Math"/>
-              <w:sz w:val="24"/>
-              <w:szCs w:val="24"/>
-            </w:rPr>
-            <m:t xml:space="preserve">P</m:t>
-          </m:r>
-          <m:r>
-            <w:rPr>
-              <w:rFonts w:ascii="Cambria Math" w:hAnsi="Cambria Math"/>
-              <w:sz w:val="24"/>
-              <w:szCs w:val="24"/>
-            </w:rPr>
-            <m:t xml:space="preserve"> + ( </m:t>
+            <m:rPr>
+              <m:nor/>
+            </m:rPr>
+            <w:rPr>
+              <w:rFonts w:ascii="Cambria Math" w:hAnsi="Cambria Math"/>
+              <w:sz w:val="24"/>
+              <w:szCs w:val="24"/>
+            </w:rPr>
+            <m:t xml:space="preserve">PVB</m:t>
+          </m:r>
+          <m:r>
+            <w:rPr>
+              <w:rFonts w:ascii="Cambria Math" w:hAnsi="Cambria Math"/>
+              <w:sz w:val="24"/>
+              <w:szCs w:val="24"/>
+            </w:rPr>
+            <m:t xml:space="preserve"> = </m:t>
           </m:r>
           <m:sSub>
             <m:e>
@@ -4852,7 +4651,7 @@
                   <w:sz w:val="24"/>
                   <w:szCs w:val="24"/>
                 </w:rPr>
-                <m:t xml:space="preserve">α</m:t>
+                <m:t xml:space="preserve">M</m:t>
               </m:r>
             </m:e>
             <m:sub>
@@ -4862,167 +4661,36 @@
                   <w:sz w:val="24"/>
                   <w:szCs w:val="24"/>
                 </w:rPr>
-                <m:t xml:space="preserve">S</m:t>
+                <m:t xml:space="preserve">x</m:t>
               </m:r>
             </m:sub>
           </m:sSub>
-          <m:r>
-            <w:rPr>
-              <w:rFonts w:ascii="Cambria Math" w:hAnsi="Cambria Math"/>
-              <w:sz w:val="24"/>
-              <w:szCs w:val="24"/>
-            </w:rPr>
-            <m:t xml:space="preserve"> + </m:t>
-          </m:r>
-          <m:sSub>
-            <m:e>
-              <m:r>
-                <w:rPr>
-                  <w:rFonts w:ascii="Cambria Math" w:hAnsi="Cambria Math"/>
-                  <w:sz w:val="24"/>
-                  <w:szCs w:val="24"/>
-                </w:rPr>
-                <m:t xml:space="preserve">α</m:t>
-              </m:r>
-            </m:e>
-            <m:sub>
-              <m:r>
-                <w:rPr>
-                  <w:rFonts w:ascii="Cambria Math" w:hAnsi="Cambria Math"/>
-                  <w:sz w:val="24"/>
-                  <w:szCs w:val="24"/>
-                </w:rPr>
-                <m:t xml:space="preserve">P</m:t>
-              </m:r>
-            </m:sub>
-          </m:sSub>
-          <m:r>
-            <w:rPr>
-              <w:rFonts w:ascii="Cambria Math" w:hAnsi="Cambria Math"/>
-              <w:sz w:val="24"/>
-              <w:szCs w:val="24"/>
-            </w:rPr>
-            <m:t xml:space="preserve">·</m:t>
-          </m:r>
-          <m:sSub>
-            <m:e>
-              <m:r>
-                <w:rPr>
-                  <w:rFonts w:ascii="Cambria Math" w:hAnsi="Cambria Math"/>
-                  <w:sz w:val="24"/>
-                  <w:szCs w:val="24"/>
-                </w:rPr>
-                <m:t xml:space="preserve">P</m:t>
-              </m:r>
-            </m:e>
-            <m:sub>
-              <m:r>
-                <m:rPr>
-                  <m:nor/>
-                </m:rPr>
-                <w:rPr>
-                  <w:rFonts w:ascii="Cambria Math" w:hAnsi="Cambria Math"/>
-                  <w:sz w:val="24"/>
-                  <w:szCs w:val="24"/>
-                </w:rPr>
-                <m:t xml:space="preserve">base</m:t>
-              </m:r>
-            </m:sub>
-          </m:sSub>
-          <m:r>
-            <w:rPr>
-              <w:rFonts w:ascii="Cambria Math" w:hAnsi="Cambria Math"/>
-              <w:sz w:val="24"/>
-              <w:szCs w:val="24"/>
-            </w:rPr>
-            <m:t xml:space="preserve"> )·</m:t>
-          </m:r>
-          <m:sSub>
-            <m:e>
-              <m:r>
-                <w:rPr>
-                  <w:rFonts w:ascii="Cambria Math" w:hAnsi="Cambria Math"/>
-                  <w:sz w:val="24"/>
-                  <w:szCs w:val="24"/>
-                </w:rPr>
-                <m:t xml:space="preserve">D′</m:t>
-              </m:r>
-            </m:e>
-            <m:sub>
-              <m:r>
-                <w:rPr>
-                  <w:rFonts w:ascii="Cambria Math" w:hAnsi="Cambria Math"/>
-                  <w:sz w:val="24"/>
-                  <w:szCs w:val="24"/>
-                </w:rPr>
-                <m:t xml:space="preserve">x</m:t>
-              </m:r>
-            </m:sub>
-          </m:sSub>
-          <m:r>
-            <w:rPr>
-              <w:rFonts w:ascii="Cambria Math" w:hAnsi="Cambria Math"/>
-              <w:sz w:val="24"/>
-              <w:szCs w:val="24"/>
-            </w:rPr>
-            <m:t xml:space="preserve">/</m:t>
-          </m:r>
-          <m:r>
-            <w:rPr>
-              <w:rFonts w:ascii="Cambria Math" w:hAnsi="Cambria Math"/>
-              <w:sz w:val="24"/>
-              <w:szCs w:val="24"/>
-            </w:rPr>
-            <m:t xml:space="preserve">N*</m:t>
-          </m:r>
-          <m:r>
-            <w:rPr>
-              <w:rFonts w:ascii="Cambria Math" w:hAnsi="Cambria Math"/>
-              <w:sz w:val="24"/>
-              <w:szCs w:val="24"/>
-            </w:rPr>
-            <m:t xml:space="preserve"> + </m:t>
-          </m:r>
-          <m:sSub>
-            <m:e>
-              <m:r>
-                <w:rPr>
-                  <w:rFonts w:ascii="Cambria Math" w:hAnsi="Cambria Math"/>
-                  <w:sz w:val="24"/>
-                  <w:szCs w:val="24"/>
-                </w:rPr>
-                <m:t xml:space="preserve">β</m:t>
-              </m:r>
-            </m:e>
-            <m:sub>
-              <m:r>
-                <w:rPr>
-                  <w:rFonts w:ascii="Cambria Math" w:hAnsi="Cambria Math"/>
-                  <w:sz w:val="24"/>
-                  <w:szCs w:val="24"/>
-                </w:rPr>
-                <m:t xml:space="preserve">S</m:t>
-              </m:r>
-            </m:sub>
-          </m:sSub>
-          <m:r>
-            <w:rPr>
-              <w:rFonts w:ascii="Cambria Math" w:hAnsi="Cambria Math"/>
-              <w:sz w:val="24"/>
-              <w:szCs w:val="24"/>
-            </w:rPr>
-            <m:t xml:space="preserve">/</m:t>
-          </m:r>
-          <m:r>
-            <w:rPr>
-              <w:rFonts w:ascii="Cambria Math" w:hAnsi="Cambria Math"/>
-              <w:sz w:val="24"/>
-              <w:szCs w:val="24"/>
-            </w:rPr>
-            <m:t xml:space="preserve">k</m:t>
-          </m:r>
         </m:oMath>
       </m:oMathPara>
+    </w:p>
+    <w:p>
+      <w:pPr>
+        <w:pStyle w:val="Note"/>
+      </w:pPr>
+      <w:r>
+        <w:t xml:space="preserve">※ 보장금액 가입금액의 1배 · 110세까지 · 면책·삭감 없음 · 집단 “사망 · 80% 이상 장해”. 사망·80% 이상 장해 모두 같은 보험금을 지급하므로 탈퇴자 전부가 급부 대상이다.</w:t>
+      </w:r>
+    </w:p>
+    <w:p>
+      <w:pPr>
+        <w:pStyle w:val="Heading2"/>
+      </w:pPr>
+      <w:r>
+        <w:t xml:space="preserve">사. 순보험료 및 영업보험료</w:t>
+      </w:r>
+    </w:p>
+    <w:p>
+      <w:pPr>
+        <w:pStyle w:val="FormulaLabel"/>
+      </w:pPr>
+      <w:r>
+        <w:t xml:space="preserve">[식] 순보험료 (P)</w:t>
+      </w:r>
     </w:p>
     <w:p>
       <w:pPr>
@@ -5039,115 +4707,34 @@
               <w:sz w:val="24"/>
               <w:szCs w:val="24"/>
             </w:rPr>
-            <m:t xml:space="preserve">+ </m:t>
-          </m:r>
-          <m:r>
-            <w:rPr>
-              <w:rFonts w:ascii="Cambria Math" w:hAnsi="Cambria Math"/>
-              <w:sz w:val="24"/>
-              <w:szCs w:val="24"/>
-            </w:rPr>
-            <m:t xml:space="preserve">β′</m:t>
-          </m:r>
-          <m:r>
-            <w:rPr>
-              <w:rFonts w:ascii="Cambria Math" w:hAnsi="Cambria Math"/>
-              <w:sz w:val="24"/>
-              <w:szCs w:val="24"/>
-            </w:rPr>
-            <m:t xml:space="preserve">·( </m:t>
-          </m:r>
-          <m:sSub>
-            <m:e>
-              <m:r>
-                <w:rPr>
-                  <w:rFonts w:ascii="Cambria Math" w:hAnsi="Cambria Math"/>
-                  <w:sz w:val="24"/>
-                  <w:szCs w:val="24"/>
-                </w:rPr>
-                <m:t xml:space="preserve">N</m:t>
-              </m:r>
-            </m:e>
-            <m:sub>
-              <m:r>
-                <w:rPr>
-                  <w:rFonts w:ascii="Cambria Math" w:hAnsi="Cambria Math"/>
-                  <w:sz w:val="24"/>
-                  <w:szCs w:val="24"/>
-                </w:rPr>
-                <m:t xml:space="preserve">x</m:t>
-              </m:r>
-              <m:r>
-                <w:rPr>
-                  <w:rFonts w:ascii="Cambria Math" w:hAnsi="Cambria Math"/>
-                  <w:sz w:val="24"/>
-                  <w:szCs w:val="24"/>
-                </w:rPr>
-                <m:t xml:space="preserve">+</m:t>
-              </m:r>
-              <m:r>
-                <w:rPr>
-                  <w:rFonts w:ascii="Cambria Math" w:hAnsi="Cambria Math"/>
-                  <w:sz w:val="24"/>
-                  <w:szCs w:val="24"/>
-                </w:rPr>
-                <m:t xml:space="preserve">m</m:t>
-              </m:r>
-            </m:sub>
-          </m:sSub>
-          <m:r>
-            <w:rPr>
-              <w:rFonts w:ascii="Cambria Math" w:hAnsi="Cambria Math"/>
-              <w:sz w:val="24"/>
-              <w:szCs w:val="24"/>
-            </w:rPr>
-            <m:t xml:space="preserve"> − </m:t>
-          </m:r>
-          <m:sSub>
-            <m:e>
-              <m:r>
-                <w:rPr>
-                  <w:rFonts w:ascii="Cambria Math" w:hAnsi="Cambria Math"/>
-                  <w:sz w:val="24"/>
-                  <w:szCs w:val="24"/>
-                </w:rPr>
-                <m:t xml:space="preserve">N</m:t>
-              </m:r>
-            </m:e>
-            <m:sub>
-              <m:r>
-                <w:rPr>
-                  <w:rFonts w:ascii="Cambria Math" w:hAnsi="Cambria Math"/>
-                  <w:sz w:val="24"/>
-                  <w:szCs w:val="24"/>
-                </w:rPr>
-                <m:t xml:space="preserve">x</m:t>
-              </m:r>
-              <m:r>
-                <w:rPr>
-                  <w:rFonts w:ascii="Cambria Math" w:hAnsi="Cambria Math"/>
-                  <w:sz w:val="24"/>
-                  <w:szCs w:val="24"/>
-                </w:rPr>
-                <m:t xml:space="preserve">+</m:t>
-              </m:r>
-              <m:r>
-                <w:rPr>
-                  <w:rFonts w:ascii="Cambria Math" w:hAnsi="Cambria Math"/>
-                  <w:sz w:val="24"/>
-                  <w:szCs w:val="24"/>
-                </w:rPr>
-                <m:t xml:space="preserve">n</m:t>
-              </m:r>
-            </m:sub>
-          </m:sSub>
-          <m:r>
-            <w:rPr>
-              <w:rFonts w:ascii="Cambria Math" w:hAnsi="Cambria Math"/>
-              <w:sz w:val="24"/>
-              <w:szCs w:val="24"/>
-            </w:rPr>
-            <m:t xml:space="preserve"> )/</m:t>
+            <m:t xml:space="preserve">P</m:t>
+          </m:r>
+          <m:r>
+            <w:rPr>
+              <w:rFonts w:ascii="Cambria Math" w:hAnsi="Cambria Math"/>
+              <w:sz w:val="24"/>
+              <w:szCs w:val="24"/>
+            </w:rPr>
+            <m:t xml:space="preserve"> = </m:t>
+          </m:r>
+          <m:r>
+            <m:rPr>
+              <m:nor/>
+            </m:rPr>
+            <w:rPr>
+              <w:rFonts w:ascii="Cambria Math" w:hAnsi="Cambria Math"/>
+              <w:sz w:val="24"/>
+              <w:szCs w:val="24"/>
+            </w:rPr>
+            <m:t xml:space="preserve">PVB</m:t>
+          </m:r>
+          <m:r>
+            <w:rPr>
+              <w:rFonts w:ascii="Cambria Math" w:hAnsi="Cambria Math"/>
+              <w:sz w:val="24"/>
+              <w:szCs w:val="24"/>
+            </w:rPr>
+            <m:t xml:space="preserve"> / </m:t>
           </m:r>
           <m:r>
             <w:rPr>
@@ -5156,76 +4743,6 @@
               <w:szCs w:val="24"/>
             </w:rPr>
             <m:t xml:space="preserve">N*</m:t>
-          </m:r>
-          <m:r>
-            <w:rPr>
-              <w:rFonts w:ascii="Cambria Math" w:hAnsi="Cambria Math"/>
-              <w:sz w:val="24"/>
-              <w:szCs w:val="24"/>
-            </w:rPr>
-            <m:t xml:space="preserve"> ] / ( </m:t>
-          </m:r>
-          <m:r>
-            <w:rPr>
-              <w:rFonts w:ascii="Cambria Math" w:hAnsi="Cambria Math"/>
-              <w:sz w:val="24"/>
-              <w:szCs w:val="24"/>
-            </w:rPr>
-            <m:t xml:space="preserve">1</m:t>
-          </m:r>
-          <m:r>
-            <w:rPr>
-              <w:rFonts w:ascii="Cambria Math" w:hAnsi="Cambria Math"/>
-              <w:sz w:val="24"/>
-              <w:szCs w:val="24"/>
-            </w:rPr>
-            <m:t xml:space="preserve"> − </m:t>
-          </m:r>
-          <m:sSub>
-            <m:e>
-              <m:r>
-                <w:rPr>
-                  <w:rFonts w:ascii="Cambria Math" w:hAnsi="Cambria Math"/>
-                  <w:sz w:val="24"/>
-                  <w:szCs w:val="24"/>
-                </w:rPr>
-                <m:t xml:space="preserve">β</m:t>
-              </m:r>
-            </m:e>
-            <m:sub>
-              <m:r>
-                <w:rPr>
-                  <w:rFonts w:ascii="Cambria Math" w:hAnsi="Cambria Math"/>
-                  <w:sz w:val="24"/>
-                  <w:szCs w:val="24"/>
-                </w:rPr>
-                <m:t xml:space="preserve">G</m:t>
-              </m:r>
-            </m:sub>
-          </m:sSub>
-          <m:r>
-            <w:rPr>
-              <w:rFonts w:ascii="Cambria Math" w:hAnsi="Cambria Math"/>
-              <w:sz w:val="24"/>
-              <w:szCs w:val="24"/>
-            </w:rPr>
-            <m:t xml:space="preserve"> − </m:t>
-          </m:r>
-          <m:r>
-            <w:rPr>
-              <w:rFonts w:ascii="Cambria Math" w:hAnsi="Cambria Math"/>
-              <w:sz w:val="24"/>
-              <w:szCs w:val="24"/>
-            </w:rPr>
-            <m:t xml:space="preserve">γ</m:t>
-          </m:r>
-          <m:r>
-            <w:rPr>
-              <w:rFonts w:ascii="Cambria Math" w:hAnsi="Cambria Math"/>
-              <w:sz w:val="24"/>
-              <w:szCs w:val="24"/>
-            </w:rPr>
-            <m:t xml:space="preserve"> )</m:t>
           </m:r>
         </m:oMath>
       </m:oMathPara>
@@ -5235,55 +4752,7 @@
         <w:pStyle w:val="Note"/>
       </w:pPr>
       <w:r>
-        <w:t xml:space="preserve">※ 보장기간 n이 20년보다 짧으면 </w:t>
-      </w:r>
-      <w:r>
-        <w:t xml:space="preserve">α</w:t>
-      </w:r>
-      <w:r>
-        <w:rPr>
-          <w:vertAlign w:val="subscript"/>
-        </w:rPr>
-        <w:t xml:space="preserve">P</w:t>
-      </w:r>
-      <w:r>
-        <w:t xml:space="preserve">는 </w:t>
-      </w:r>
-      <w:r>
-        <w:t xml:space="preserve">α</w:t>
-      </w:r>
-      <w:r>
-        <w:rPr>
-          <w:vertAlign w:val="subscript"/>
-        </w:rPr>
-        <w:t xml:space="preserve">P</w:t>
-      </w:r>
-      <w:r>
-        <w:t xml:space="preserve"> × n/20으로 줄인다. 10만원당 보험료에서 한 번만 반올림하고, 담보 보험료 = 10만원당 보험료 × (보장금액 ÷ 100,000)으로 한다.</w:t>
-      </w:r>
-    </w:p>
-    <w:p>
-      <w:pPr>
-        <w:pStyle w:val="Heading1"/>
-      </w:pPr>
-      <w:r>
-        <w:t xml:space="preserve">2. 책임준비금의 계산에 관한 사항</w:t>
-      </w:r>
-    </w:p>
-    <w:p>
-      <w:pPr>
-        <w:pStyle w:val="Note"/>
-      </w:pPr>
-      <w:r>
-        <w:t xml:space="preserve">※ 회계연도말 보험료적립금은 적용기초율 적립금과 표준기초율 적립금 중 큰 금액으로 한다.</w:t>
-      </w:r>
-    </w:p>
-    <w:p>
-      <w:pPr>
-        <w:pStyle w:val="Note"/>
-      </w:pPr>
-      <w:r>
-        <w:t xml:space="preserve">※ 연중 보간은 하지 않고 연말 기준으로 산출한다.</w:t>
+        <w:t xml:space="preserve">※ 담보마다 그 담보의 보험금 현가 PVB 와 그 담보가 속한 집단의 N* 로 낸다. 보장금액 1원당이다.</w:t>
       </w:r>
     </w:p>
     <w:p>
@@ -5291,7 +4760,7 @@
         <w:pStyle w:val="FormulaLabel"/>
       </w:pPr>
       <w:r>
-        <w:t xml:space="preserve">[식] 준비금 산출용 순보험료</w:t>
+        <w:t xml:space="preserve">[식] 기준연납순보험료</w:t>
       </w:r>
     </w:p>
     <w:p>
@@ -5316,12 +4785,15 @@
             </m:e>
             <m:sub>
               <m:r>
-                <w:rPr>
-                  <w:rFonts w:ascii="Cambria Math" w:hAnsi="Cambria Math"/>
-                  <w:sz w:val="24"/>
-                  <w:szCs w:val="24"/>
-                </w:rPr>
-                <m:t xml:space="preserve">β</m:t>
+                <m:rPr>
+                  <m:nor/>
+                </m:rPr>
+                <w:rPr>
+                  <w:rFonts w:ascii="Cambria Math" w:hAnsi="Cambria Math"/>
+                  <w:sz w:val="24"/>
+                  <w:szCs w:val="24"/>
+                </w:rPr>
+                <m:t xml:space="preserve">base</m:t>
               </m:r>
             </m:sub>
           </m:sSub>
@@ -5331,7 +4803,7 @@
               <w:sz w:val="24"/>
               <w:szCs w:val="24"/>
             </w:rPr>
-            <m:t xml:space="preserve"> = ( </m:t>
+            <m:t xml:space="preserve"> = </m:t>
           </m:r>
           <m:r>
             <m:rPr>
@@ -5350,10 +4822,251 @@
               <w:sz w:val="24"/>
               <w:szCs w:val="24"/>
             </w:rPr>
+            <m:t xml:space="preserve"> / ( </m:t>
+          </m:r>
+          <m:sSub>
+            <m:e>
+              <m:r>
+                <w:rPr>
+                  <w:rFonts w:ascii="Cambria Math" w:hAnsi="Cambria Math"/>
+                  <w:sz w:val="24"/>
+                  <w:szCs w:val="24"/>
+                </w:rPr>
+                <m:t xml:space="preserve">N′</m:t>
+              </m:r>
+            </m:e>
+            <m:sub>
+              <m:r>
+                <w:rPr>
+                  <w:rFonts w:ascii="Cambria Math" w:hAnsi="Cambria Math"/>
+                  <w:sz w:val="24"/>
+                  <w:szCs w:val="24"/>
+                </w:rPr>
+                <m:t xml:space="preserve">x</m:t>
+              </m:r>
+            </m:sub>
+          </m:sSub>
+          <m:r>
+            <w:rPr>
+              <w:rFonts w:ascii="Cambria Math" w:hAnsi="Cambria Math"/>
+              <w:sz w:val="24"/>
+              <w:szCs w:val="24"/>
+            </w:rPr>
+            <m:t xml:space="preserve"> − </m:t>
+          </m:r>
+          <m:sSub>
+            <m:e>
+              <m:r>
+                <w:rPr>
+                  <w:rFonts w:ascii="Cambria Math" w:hAnsi="Cambria Math"/>
+                  <w:sz w:val="24"/>
+                  <w:szCs w:val="24"/>
+                </w:rPr>
+                <m:t xml:space="preserve">N′</m:t>
+              </m:r>
+            </m:e>
+            <m:sub>
+              <m:r>
+                <w:rPr>
+                  <w:rFonts w:ascii="Cambria Math" w:hAnsi="Cambria Math"/>
+                  <w:sz w:val="24"/>
+                  <w:szCs w:val="24"/>
+                </w:rPr>
+                <m:t xml:space="preserve">x</m:t>
+              </m:r>
+              <m:r>
+                <w:rPr>
+                  <w:rFonts w:ascii="Cambria Math" w:hAnsi="Cambria Math"/>
+                  <w:sz w:val="24"/>
+                  <w:szCs w:val="24"/>
+                </w:rPr>
+                <m:t xml:space="preserve">+</m:t>
+              </m:r>
+              <m:r>
+                <m:rPr>
+                  <m:sty m:val="p"/>
+                </m:rPr>
+                <w:rPr>
+                  <w:rFonts w:ascii="Cambria Math" w:hAnsi="Cambria Math"/>
+                  <w:sz w:val="24"/>
+                  <w:szCs w:val="24"/>
+                </w:rPr>
+                <m:t xml:space="preserve">min</m:t>
+              </m:r>
+              <m:r>
+                <w:rPr>
+                  <w:rFonts w:ascii="Cambria Math" w:hAnsi="Cambria Math"/>
+                  <w:sz w:val="24"/>
+                  <w:szCs w:val="24"/>
+                </w:rPr>
+                <m:t xml:space="preserve">(</m:t>
+              </m:r>
+              <m:r>
+                <w:rPr>
+                  <w:rFonts w:ascii="Cambria Math" w:hAnsi="Cambria Math"/>
+                  <w:sz w:val="24"/>
+                  <w:szCs w:val="24"/>
+                </w:rPr>
+                <m:t xml:space="preserve">n</m:t>
+              </m:r>
+              <m:r>
+                <w:rPr>
+                  <w:rFonts w:ascii="Cambria Math" w:hAnsi="Cambria Math"/>
+                  <w:sz w:val="24"/>
+                  <w:szCs w:val="24"/>
+                </w:rPr>
+                <m:t xml:space="preserve">,</m:t>
+              </m:r>
+              <m:r>
+                <w:rPr>
+                  <w:rFonts w:ascii="Cambria Math" w:hAnsi="Cambria Math"/>
+                  <w:sz w:val="24"/>
+                  <w:szCs w:val="24"/>
+                </w:rPr>
+                <m:t xml:space="preserve">20</m:t>
+              </m:r>
+              <m:r>
+                <w:rPr>
+                  <w:rFonts w:ascii="Cambria Math" w:hAnsi="Cambria Math"/>
+                  <w:sz w:val="24"/>
+                  <w:szCs w:val="24"/>
+                </w:rPr>
+                <m:t xml:space="preserve">)</m:t>
+              </m:r>
+            </m:sub>
+          </m:sSub>
+          <m:r>
+            <w:rPr>
+              <w:rFonts w:ascii="Cambria Math" w:hAnsi="Cambria Math"/>
+              <w:sz w:val="24"/>
+              <w:szCs w:val="24"/>
+            </w:rPr>
+            <m:t xml:space="preserve"> )</m:t>
+          </m:r>
+        </m:oMath>
+      </m:oMathPara>
+    </w:p>
+    <w:p>
+      <w:pPr>
+        <w:pStyle w:val="FormulaLabel"/>
+      </w:pPr>
+      <w:r>
+        <w:t xml:space="preserve">[식] 영업보험료</w:t>
+      </w:r>
+    </w:p>
+    <w:p>
+      <w:pPr>
+        <w:pStyle w:val="Formula"/>
+      </w:pPr>
+      <m:oMathPara>
+        <m:oMathParaPr>
+          <m:jc m:val="left"/>
+        </m:oMathParaPr>
+        <m:oMath>
+          <m:r>
+            <w:rPr>
+              <w:rFonts w:ascii="Cambria Math" w:hAnsi="Cambria Math"/>
+              <w:sz w:val="24"/>
+              <w:szCs w:val="24"/>
+            </w:rPr>
+            <m:t xml:space="preserve">G</m:t>
+          </m:r>
+          <m:r>
+            <w:rPr>
+              <w:rFonts w:ascii="Cambria Math" w:hAnsi="Cambria Math"/>
+              <w:sz w:val="24"/>
+              <w:szCs w:val="24"/>
+            </w:rPr>
+            <m:t xml:space="preserve"> = [ </m:t>
+          </m:r>
+          <m:r>
+            <w:rPr>
+              <w:rFonts w:ascii="Cambria Math" w:hAnsi="Cambria Math"/>
+              <w:sz w:val="24"/>
+              <w:szCs w:val="24"/>
+            </w:rPr>
+            <m:t xml:space="preserve">P</m:t>
+          </m:r>
+          <m:r>
+            <w:rPr>
+              <w:rFonts w:ascii="Cambria Math" w:hAnsi="Cambria Math"/>
+              <w:sz w:val="24"/>
+              <w:szCs w:val="24"/>
+            </w:rPr>
+            <m:t xml:space="preserve"> + ( </m:t>
+          </m:r>
+          <m:sSub>
+            <m:e>
+              <m:r>
+                <w:rPr>
+                  <w:rFonts w:ascii="Cambria Math" w:hAnsi="Cambria Math"/>
+                  <w:sz w:val="24"/>
+                  <w:szCs w:val="24"/>
+                </w:rPr>
+                <m:t xml:space="preserve">α</m:t>
+              </m:r>
+            </m:e>
+            <m:sub>
+              <m:r>
+                <w:rPr>
+                  <w:rFonts w:ascii="Cambria Math" w:hAnsi="Cambria Math"/>
+                  <w:sz w:val="24"/>
+                  <w:szCs w:val="24"/>
+                </w:rPr>
+                <m:t xml:space="preserve">S</m:t>
+              </m:r>
+            </m:sub>
+          </m:sSub>
+          <m:r>
+            <w:rPr>
+              <w:rFonts w:ascii="Cambria Math" w:hAnsi="Cambria Math"/>
+              <w:sz w:val="24"/>
+              <w:szCs w:val="24"/>
+            </w:rPr>
             <m:t xml:space="preserve"> + </m:t>
           </m:r>
           <m:sSub>
             <m:e>
+              <m:r>
+                <w:rPr>
+                  <w:rFonts w:ascii="Cambria Math" w:hAnsi="Cambria Math"/>
+                  <w:sz w:val="24"/>
+                  <w:szCs w:val="24"/>
+                </w:rPr>
+                <m:t xml:space="preserve">α</m:t>
+              </m:r>
+            </m:e>
+            <m:sub>
+              <m:r>
+                <w:rPr>
+                  <w:rFonts w:ascii="Cambria Math" w:hAnsi="Cambria Math"/>
+                  <w:sz w:val="24"/>
+                  <w:szCs w:val="24"/>
+                </w:rPr>
+                <m:t xml:space="preserve">P</m:t>
+              </m:r>
+            </m:sub>
+          </m:sSub>
+          <m:r>
+            <w:rPr>
+              <w:rFonts w:ascii="Cambria Math" w:hAnsi="Cambria Math"/>
+              <w:sz w:val="24"/>
+              <w:szCs w:val="24"/>
+            </w:rPr>
+            <m:t xml:space="preserve">·</m:t>
+          </m:r>
+          <m:sSub>
+            <m:e>
+              <m:r>
+                <w:rPr>
+                  <w:rFonts w:ascii="Cambria Math" w:hAnsi="Cambria Math"/>
+                  <w:sz w:val="24"/>
+                  <w:szCs w:val="24"/>
+                </w:rPr>
+                <m:t xml:space="preserve">P</m:t>
+              </m:r>
+            </m:e>
+            <m:sub>
               <m:r>
                 <m:rPr>
                   <m:nor/>
@@ -5363,17 +5076,7 @@
                   <w:sz w:val="24"/>
                   <w:szCs w:val="24"/>
                 </w:rPr>
-                <m:t xml:space="preserve">CSV</m:t>
-              </m:r>
-            </m:e>
-            <m:sub>
-              <m:r>
-                <w:rPr>
-                  <w:rFonts w:ascii="Cambria Math" w:hAnsi="Cambria Math"/>
-                  <w:sz w:val="24"/>
-                  <w:szCs w:val="24"/>
-                </w:rPr>
-                <m:t xml:space="preserve">0</m:t>
+                <m:t xml:space="preserve">base</m:t>
               </m:r>
             </m:sub>
           </m:sSub>
@@ -5383,23 +5086,7 @@
               <w:sz w:val="24"/>
               <w:szCs w:val="24"/>
             </w:rPr>
-            <m:t xml:space="preserve"> + </m:t>
-          </m:r>
-          <m:r>
-            <w:rPr>
-              <w:rFonts w:ascii="Cambria Math" w:hAnsi="Cambria Math"/>
-              <w:sz w:val="24"/>
-              <w:szCs w:val="24"/>
-            </w:rPr>
-            <m:t xml:space="preserve">β′</m:t>
-          </m:r>
-          <m:r>
-            <w:rPr>
-              <w:rFonts w:ascii="Cambria Math" w:hAnsi="Cambria Math"/>
-              <w:sz w:val="24"/>
-              <w:szCs w:val="24"/>
-            </w:rPr>
-            <m:t xml:space="preserve">·( </m:t>
+            <m:t xml:space="preserve"> )·</m:t>
           </m:r>
           <m:sSub>
             <m:e>
@@ -5409,7 +5096,7 @@
                   <w:sz w:val="24"/>
                   <w:szCs w:val="24"/>
                 </w:rPr>
-                <m:t xml:space="preserve">N</m:t>
+                <m:t xml:space="preserve">D′</m:t>
               </m:r>
             </m:e>
             <m:sub>
@@ -5420,22 +5107,6 @@
                   <w:szCs w:val="24"/>
                 </w:rPr>
                 <m:t xml:space="preserve">x</m:t>
-              </m:r>
-              <m:r>
-                <w:rPr>
-                  <w:rFonts w:ascii="Cambria Math" w:hAnsi="Cambria Math"/>
-                  <w:sz w:val="24"/>
-                  <w:szCs w:val="24"/>
-                </w:rPr>
-                <m:t xml:space="preserve">+</m:t>
-              </m:r>
-              <m:r>
-                <w:rPr>
-                  <w:rFonts w:ascii="Cambria Math" w:hAnsi="Cambria Math"/>
-                  <w:sz w:val="24"/>
-                  <w:szCs w:val="24"/>
-                </w:rPr>
-                <m:t xml:space="preserve">m</m:t>
               </m:r>
             </m:sub>
           </m:sSub>
@@ -5445,7 +5116,23 @@
               <w:sz w:val="24"/>
               <w:szCs w:val="24"/>
             </w:rPr>
-            <m:t xml:space="preserve"> − </m:t>
+            <m:t xml:space="preserve">/</m:t>
+          </m:r>
+          <m:r>
+            <w:rPr>
+              <w:rFonts w:ascii="Cambria Math" w:hAnsi="Cambria Math"/>
+              <w:sz w:val="24"/>
+              <w:szCs w:val="24"/>
+            </w:rPr>
+            <m:t xml:space="preserve">N*</m:t>
+          </m:r>
+          <m:r>
+            <w:rPr>
+              <w:rFonts w:ascii="Cambria Math" w:hAnsi="Cambria Math"/>
+              <w:sz w:val="24"/>
+              <w:szCs w:val="24"/>
+            </w:rPr>
+            <m:t xml:space="preserve"> + </m:t>
           </m:r>
           <m:sSub>
             <m:e>
@@ -5455,7 +5142,7 @@
                   <w:sz w:val="24"/>
                   <w:szCs w:val="24"/>
                 </w:rPr>
-                <m:t xml:space="preserve">N</m:t>
+                <m:t xml:space="preserve">β</m:t>
               </m:r>
             </m:e>
             <m:sub>
@@ -5465,23 +5152,7 @@
                   <w:sz w:val="24"/>
                   <w:szCs w:val="24"/>
                 </w:rPr>
-                <m:t xml:space="preserve">x</m:t>
-              </m:r>
-              <m:r>
-                <w:rPr>
-                  <w:rFonts w:ascii="Cambria Math" w:hAnsi="Cambria Math"/>
-                  <w:sz w:val="24"/>
-                  <w:szCs w:val="24"/>
-                </w:rPr>
-                <m:t xml:space="preserve">+</m:t>
-              </m:r>
-              <m:r>
-                <w:rPr>
-                  <w:rFonts w:ascii="Cambria Math" w:hAnsi="Cambria Math"/>
-                  <w:sz w:val="24"/>
-                  <w:szCs w:val="24"/>
-                </w:rPr>
-                <m:t xml:space="preserve">n</m:t>
+                <m:t xml:space="preserve">S</m:t>
               </m:r>
             </m:sub>
           </m:sSub>
@@ -5491,7 +5162,51 @@
               <w:sz w:val="24"/>
               <w:szCs w:val="24"/>
             </w:rPr>
-            <m:t xml:space="preserve"> ) ) / ( </m:t>
+            <m:t xml:space="preserve">/</m:t>
+          </m:r>
+          <m:r>
+            <w:rPr>
+              <w:rFonts w:ascii="Cambria Math" w:hAnsi="Cambria Math"/>
+              <w:sz w:val="24"/>
+              <w:szCs w:val="24"/>
+            </w:rPr>
+            <m:t xml:space="preserve">k</m:t>
+          </m:r>
+        </m:oMath>
+      </m:oMathPara>
+    </w:p>
+    <w:p>
+      <w:pPr>
+        <w:pStyle w:val="Formula"/>
+      </w:pPr>
+      <m:oMathPara>
+        <m:oMathParaPr>
+          <m:jc m:val="left"/>
+        </m:oMathParaPr>
+        <m:oMath>
+          <m:r>
+            <w:rPr>
+              <w:rFonts w:ascii="Cambria Math" w:hAnsi="Cambria Math"/>
+              <w:sz w:val="24"/>
+              <w:szCs w:val="24"/>
+            </w:rPr>
+            <m:t xml:space="preserve">+ </m:t>
+          </m:r>
+          <m:r>
+            <w:rPr>
+              <w:rFonts w:ascii="Cambria Math" w:hAnsi="Cambria Math"/>
+              <w:sz w:val="24"/>
+              <w:szCs w:val="24"/>
+            </w:rPr>
+            <m:t xml:space="preserve">β′</m:t>
+          </m:r>
+          <m:r>
+            <w:rPr>
+              <w:rFonts w:ascii="Cambria Math" w:hAnsi="Cambria Math"/>
+              <w:sz w:val="24"/>
+              <w:szCs w:val="24"/>
+            </w:rPr>
+            <m:t xml:space="preserve">·( </m:t>
           </m:r>
           <m:sSub>
             <m:e>
@@ -5501,7 +5216,7 @@
                   <w:sz w:val="24"/>
                   <w:szCs w:val="24"/>
                 </w:rPr>
-                <m:t xml:space="preserve">N′</m:t>
+                <m:t xml:space="preserve">N</m:t>
               </m:r>
             </m:e>
             <m:sub>
@@ -5512,6 +5227,22 @@
                   <w:szCs w:val="24"/>
                 </w:rPr>
                 <m:t xml:space="preserve">x</m:t>
+              </m:r>
+              <m:r>
+                <w:rPr>
+                  <w:rFonts w:ascii="Cambria Math" w:hAnsi="Cambria Math"/>
+                  <w:sz w:val="24"/>
+                  <w:szCs w:val="24"/>
+                </w:rPr>
+                <m:t xml:space="preserve">+</m:t>
+              </m:r>
+              <m:r>
+                <w:rPr>
+                  <w:rFonts w:ascii="Cambria Math" w:hAnsi="Cambria Math"/>
+                  <w:sz w:val="24"/>
+                  <w:szCs w:val="24"/>
+                </w:rPr>
+                <m:t xml:space="preserve">m</m:t>
               </m:r>
             </m:sub>
           </m:sSub>
@@ -5531,7 +5262,7 @@
                   <w:sz w:val="24"/>
                   <w:szCs w:val="24"/>
                 </w:rPr>
-                <m:t xml:space="preserve">N′</m:t>
+                <m:t xml:space="preserve">N</m:t>
               </m:r>
             </m:e>
             <m:sub>
@@ -5557,7 +5288,7 @@
                   <w:sz w:val="24"/>
                   <w:szCs w:val="24"/>
                 </w:rPr>
-                <m:t xml:space="preserve">m</m:t>
+                <m:t xml:space="preserve">n</m:t>
               </m:r>
             </m:sub>
           </m:sSub>
@@ -5567,6 +5298,84 @@
               <w:sz w:val="24"/>
               <w:szCs w:val="24"/>
             </w:rPr>
+            <m:t xml:space="preserve"> )/</m:t>
+          </m:r>
+          <m:r>
+            <w:rPr>
+              <w:rFonts w:ascii="Cambria Math" w:hAnsi="Cambria Math"/>
+              <w:sz w:val="24"/>
+              <w:szCs w:val="24"/>
+            </w:rPr>
+            <m:t xml:space="preserve">N*</m:t>
+          </m:r>
+          <m:r>
+            <w:rPr>
+              <w:rFonts w:ascii="Cambria Math" w:hAnsi="Cambria Math"/>
+              <w:sz w:val="24"/>
+              <w:szCs w:val="24"/>
+            </w:rPr>
+            <m:t xml:space="preserve"> ] / ( </m:t>
+          </m:r>
+          <m:r>
+            <w:rPr>
+              <w:rFonts w:ascii="Cambria Math" w:hAnsi="Cambria Math"/>
+              <w:sz w:val="24"/>
+              <w:szCs w:val="24"/>
+            </w:rPr>
+            <m:t xml:space="preserve">1</m:t>
+          </m:r>
+          <m:r>
+            <w:rPr>
+              <w:rFonts w:ascii="Cambria Math" w:hAnsi="Cambria Math"/>
+              <w:sz w:val="24"/>
+              <w:szCs w:val="24"/>
+            </w:rPr>
+            <m:t xml:space="preserve"> − </m:t>
+          </m:r>
+          <m:sSub>
+            <m:e>
+              <m:r>
+                <w:rPr>
+                  <w:rFonts w:ascii="Cambria Math" w:hAnsi="Cambria Math"/>
+                  <w:sz w:val="24"/>
+                  <w:szCs w:val="24"/>
+                </w:rPr>
+                <m:t xml:space="preserve">β</m:t>
+              </m:r>
+            </m:e>
+            <m:sub>
+              <m:r>
+                <w:rPr>
+                  <w:rFonts w:ascii="Cambria Math" w:hAnsi="Cambria Math"/>
+                  <w:sz w:val="24"/>
+                  <w:szCs w:val="24"/>
+                </w:rPr>
+                <m:t xml:space="preserve">G</m:t>
+              </m:r>
+            </m:sub>
+          </m:sSub>
+          <m:r>
+            <w:rPr>
+              <w:rFonts w:ascii="Cambria Math" w:hAnsi="Cambria Math"/>
+              <w:sz w:val="24"/>
+              <w:szCs w:val="24"/>
+            </w:rPr>
+            <m:t xml:space="preserve"> − </m:t>
+          </m:r>
+          <m:r>
+            <w:rPr>
+              <w:rFonts w:ascii="Cambria Math" w:hAnsi="Cambria Math"/>
+              <w:sz w:val="24"/>
+              <w:szCs w:val="24"/>
+            </w:rPr>
+            <m:t xml:space="preserve">γ</m:t>
+          </m:r>
+          <m:r>
+            <w:rPr>
+              <w:rFonts w:ascii="Cambria Math" w:hAnsi="Cambria Math"/>
+              <w:sz w:val="24"/>
+              <w:szCs w:val="24"/>
+            </w:rPr>
             <m:t xml:space="preserve"> )</m:t>
           </m:r>
         </m:oMath>
@@ -5574,10 +5383,121 @@
     </w:p>
     <w:p>
       <w:pPr>
+        <w:pStyle w:val="Note"/>
+      </w:pPr>
+      <w:r>
+        <w:t xml:space="preserve">※ 보장기간 n이 20년보다 짧으면 </w:t>
+      </w:r>
+      <w:r>
+        <w:t xml:space="preserve">α</w:t>
+      </w:r>
+      <w:r>
+        <w:rPr>
+          <w:vertAlign w:val="subscript"/>
+        </w:rPr>
+        <w:t xml:space="preserve">P</w:t>
+      </w:r>
+      <w:r>
+        <w:t xml:space="preserve">는 </w:t>
+      </w:r>
+      <w:r>
+        <w:t xml:space="preserve">α</w:t>
+      </w:r>
+      <w:r>
+        <w:rPr>
+          <w:vertAlign w:val="subscript"/>
+        </w:rPr>
+        <w:t xml:space="preserve">P</w:t>
+      </w:r>
+      <w:r>
+        <w:t xml:space="preserve"> × n/20으로 줄인다.</w:t>
+      </w:r>
+    </w:p>
+    <w:p>
+      <w:pPr>
         <w:pStyle w:val="FormulaLabel"/>
       </w:pPr>
       <w:r>
-        <w:t xml:space="preserve">[식] 연말 책임준비금</w:t>
+        <w:t xml:space="preserve">[식] 1원당 보험료의 반올림과 10만원당 보험료</w:t>
+      </w:r>
+    </w:p>
+    <w:p>
+      <w:pPr>
+        <w:pStyle w:val="FormulaText"/>
+      </w:pPr>
+      <w:r>
+        <w:t xml:space="preserve">1원당 영업보험료 — 소수 여섯째 자리까지</w:t>
+      </w:r>
+    </w:p>
+    <w:p>
+      <w:pPr>
+        <w:pStyle w:val="Formula"/>
+      </w:pPr>
+      <m:oMathPara>
+        <m:oMathParaPr>
+          <m:jc m:val="left"/>
+        </m:oMathParaPr>
+        <m:oMath>
+          <m:r>
+            <w:rPr>
+              <w:rFonts w:ascii="Cambria Math" w:hAnsi="Cambria Math"/>
+              <w:sz w:val="24"/>
+              <w:szCs w:val="24"/>
+            </w:rPr>
+            <m:t xml:space="preserve">G</m:t>
+          </m:r>
+          <m:r>
+            <w:rPr>
+              <w:rFonts w:ascii="Cambria Math" w:hAnsi="Cambria Math"/>
+              <w:sz w:val="24"/>
+              <w:szCs w:val="24"/>
+            </w:rPr>
+            <m:t xml:space="preserve">₁ = </m:t>
+          </m:r>
+          <m:r>
+            <m:rPr>
+              <m:sty m:val="p"/>
+            </m:rPr>
+            <w:rPr>
+              <w:rFonts w:ascii="Cambria Math" w:hAnsi="Cambria Math"/>
+              <w:sz w:val="24"/>
+              <w:szCs w:val="24"/>
+            </w:rPr>
+            <m:t xml:space="preserve">round</m:t>
+          </m:r>
+          <m:r>
+            <w:rPr>
+              <w:rFonts w:ascii="Cambria Math" w:hAnsi="Cambria Math"/>
+              <w:sz w:val="24"/>
+              <w:szCs w:val="24"/>
+            </w:rPr>
+            <m:t xml:space="preserve">₆( </m:t>
+          </m:r>
+          <m:r>
+            <w:rPr>
+              <w:rFonts w:ascii="Cambria Math" w:hAnsi="Cambria Math"/>
+              <w:sz w:val="24"/>
+              <w:szCs w:val="24"/>
+            </w:rPr>
+            <m:t xml:space="preserve">G</m:t>
+          </m:r>
+          <m:r>
+            <w:rPr>
+              <w:rFonts w:ascii="Cambria Math" w:hAnsi="Cambria Math"/>
+              <w:sz w:val="24"/>
+              <w:szCs w:val="24"/>
+            </w:rPr>
+            <m:t xml:space="preserve"> )</m:t>
+          </m:r>
+        </m:oMath>
+      </m:oMathPara>
+    </w:p>
+    <w:p>
+      <w:pPr>
+        <w:pStyle w:val="FormulaText"/>
+      </w:pPr>
+      <w:r>
+        <w:t xml:space="preserve">10만원당 보험료 — 원 단위로 반올림</w:t>
       </w:r>
     </w:p>
     <w:p>
@@ -5597,7 +5517,7 @@
                   <w:sz w:val="24"/>
                   <w:szCs w:val="24"/>
                 </w:rPr>
-                <m:t xml:space="preserve">V</m:t>
+                <m:t xml:space="preserve">G</m:t>
               </m:r>
             </m:e>
             <m:sub>
@@ -5607,200 +5527,8 @@
                   <w:sz w:val="24"/>
                   <w:szCs w:val="24"/>
                 </w:rPr>
-                <m:t xml:space="preserve">t</m:t>
-              </m:r>
-            </m:sub>
-          </m:sSub>
-          <m:r>
-            <w:rPr>
-              <w:rFonts w:ascii="Cambria Math" w:hAnsi="Cambria Math"/>
-              <w:sz w:val="24"/>
-              <w:szCs w:val="24"/>
-            </w:rPr>
-            <m:t xml:space="preserve"> = [ </m:t>
-          </m:r>
-          <m:sSub>
-            <m:e>
-              <m:r>
-                <w:rPr>
-                  <w:rFonts w:ascii="Cambria Math" w:hAnsi="Cambria Math"/>
-                  <w:sz w:val="24"/>
-                  <w:szCs w:val="24"/>
-                </w:rPr>
-                <m:t xml:space="preserve">M</m:t>
-              </m:r>
-            </m:e>
-            <m:sub>
-              <m:r>
-                <w:rPr>
-                  <w:rFonts w:ascii="Cambria Math" w:hAnsi="Cambria Math"/>
-                  <w:sz w:val="24"/>
-                  <w:szCs w:val="24"/>
-                </w:rPr>
-                <m:t xml:space="preserve">x</m:t>
-              </m:r>
-              <m:r>
-                <w:rPr>
-                  <w:rFonts w:ascii="Cambria Math" w:hAnsi="Cambria Math"/>
-                  <w:sz w:val="24"/>
-                  <w:szCs w:val="24"/>
-                </w:rPr>
-                <m:t xml:space="preserve">+</m:t>
-              </m:r>
-              <m:r>
-                <w:rPr>
-                  <w:rFonts w:ascii="Cambria Math" w:hAnsi="Cambria Math"/>
-                  <w:sz w:val="24"/>
-                  <w:szCs w:val="24"/>
-                </w:rPr>
-                <m:t xml:space="preserve">t</m:t>
-              </m:r>
-            </m:sub>
-          </m:sSub>
-          <m:r>
-            <w:rPr>
-              <w:rFonts w:ascii="Cambria Math" w:hAnsi="Cambria Math"/>
-              <w:sz w:val="24"/>
-              <w:szCs w:val="24"/>
-            </w:rPr>
-            <m:t xml:space="preserve"> + </m:t>
-          </m:r>
-          <m:sSub>
-            <m:e>
-              <m:r>
-                <w:rPr>
-                  <w:rFonts w:ascii="Cambria Math" w:hAnsi="Cambria Math"/>
-                  <w:sz w:val="24"/>
-                  <w:szCs w:val="24"/>
-                </w:rPr>
-                <m:t xml:space="preserve">Σ</m:t>
-              </m:r>
-            </m:e>
-            <m:sub>
-              <m:r>
-                <w:rPr>
-                  <w:rFonts w:ascii="Cambria Math" w:hAnsi="Cambria Math"/>
-                  <w:sz w:val="24"/>
-                  <w:szCs w:val="24"/>
-                </w:rPr>
-                <m:t xml:space="preserve">u</m:t>
-              </m:r>
-              <m:r>
-                <w:rPr>
-                  <w:rFonts w:ascii="Cambria Math" w:hAnsi="Cambria Math"/>
-                  <w:sz w:val="24"/>
-                  <w:szCs w:val="24"/>
-                </w:rPr>
-                <m:t xml:space="preserve">&gt;</m:t>
-              </m:r>
-              <m:r>
-                <w:rPr>
-                  <w:rFonts w:ascii="Cambria Math" w:hAnsi="Cambria Math"/>
-                  <w:sz w:val="24"/>
-                  <w:szCs w:val="24"/>
-                </w:rPr>
-                <m:t xml:space="preserve">t</m:t>
-              </m:r>
-            </m:sub>
-          </m:sSub>
-          <m:r>
-            <w:rPr>
-              <w:rFonts w:ascii="Cambria Math" w:hAnsi="Cambria Math"/>
-              <w:sz w:val="24"/>
-              <w:szCs w:val="24"/>
-            </w:rPr>
-            <m:t xml:space="preserve"> </m:t>
-          </m:r>
-          <m:sSub>
-            <m:e>
-              <m:r>
-                <w:rPr>
-                  <w:rFonts w:ascii="Cambria Math" w:hAnsi="Cambria Math"/>
-                  <w:sz w:val="24"/>
-                  <w:szCs w:val="24"/>
-                </w:rPr>
-                <m:t xml:space="preserve">E</m:t>
-              </m:r>
-            </m:e>
-            <m:sub>
-              <m:r>
-                <w:rPr>
-                  <w:rFonts w:ascii="Cambria Math" w:hAnsi="Cambria Math"/>
-                  <w:sz w:val="24"/>
-                  <w:szCs w:val="24"/>
-                </w:rPr>
-                <m:t xml:space="preserve">u</m:t>
-              </m:r>
-            </m:sub>
-          </m:sSub>
-          <m:r>
-            <w:rPr>
-              <w:rFonts w:ascii="Cambria Math" w:hAnsi="Cambria Math"/>
-              <w:sz w:val="24"/>
-              <w:szCs w:val="24"/>
-            </w:rPr>
-            <m:t xml:space="preserve">·</m:t>
-          </m:r>
-          <m:sSub>
-            <m:e>
-              <m:r>
-                <w:rPr>
-                  <w:rFonts w:ascii="Cambria Math" w:hAnsi="Cambria Math"/>
-                  <w:sz w:val="24"/>
-                  <w:szCs w:val="24"/>
-                </w:rPr>
-                <m:t xml:space="preserve">D</m:t>
-              </m:r>
-            </m:e>
-            <m:sub>
-              <m:r>
-                <w:rPr>
-                  <w:rFonts w:ascii="Cambria Math" w:hAnsi="Cambria Math"/>
-                  <w:sz w:val="24"/>
-                  <w:szCs w:val="24"/>
-                </w:rPr>
-                <m:t xml:space="preserve">x</m:t>
-              </m:r>
-              <m:r>
-                <w:rPr>
-                  <w:rFonts w:ascii="Cambria Math" w:hAnsi="Cambria Math"/>
-                  <w:sz w:val="24"/>
-                  <w:szCs w:val="24"/>
-                </w:rPr>
-                <m:t xml:space="preserve">+</m:t>
-              </m:r>
-              <m:r>
-                <w:rPr>
-                  <w:rFonts w:ascii="Cambria Math" w:hAnsi="Cambria Math"/>
-                  <w:sz w:val="24"/>
-                  <w:szCs w:val="24"/>
-                </w:rPr>
-                <m:t xml:space="preserve">u</m:t>
-              </m:r>
-            </m:sub>
-          </m:sSub>
-        </m:oMath>
-      </m:oMathPara>
-    </w:p>
-    <w:p>
-      <w:pPr>
-        <w:pStyle w:val="Formula"/>
-      </w:pPr>
-      <m:oMathPara>
-        <m:oMathParaPr>
-          <m:jc m:val="left"/>
-        </m:oMathParaPr>
-        <m:oMath>
-          <m:r>
-            <w:rPr>
-              <w:rFonts w:ascii="Cambria Math" w:hAnsi="Cambria Math"/>
-              <w:sz w:val="24"/>
-              <w:szCs w:val="24"/>
-            </w:rPr>
-            <m:t xml:space="preserve">+ </m:t>
-          </m:r>
-          <m:sSub>
-            <m:e>
+                <m:t xml:space="preserve">10</m:t>
+              </m:r>
               <m:r>
                 <m:rPr>
                   <m:nor/>
@@ -5810,17 +5538,7 @@
                   <w:sz w:val="24"/>
                   <w:szCs w:val="24"/>
                 </w:rPr>
-                <m:t xml:space="preserve">CSV</m:t>
-              </m:r>
-            </m:e>
-            <m:sub>
-              <m:r>
-                <w:rPr>
-                  <w:rFonts w:ascii="Cambria Math" w:hAnsi="Cambria Math"/>
-                  <w:sz w:val="24"/>
-                  <w:szCs w:val="24"/>
-                </w:rPr>
-                <m:t xml:space="preserve">t</m:t>
+                <m:t xml:space="preserve">만</m:t>
               </m:r>
             </m:sub>
           </m:sSub>
@@ -5830,151 +5548,67 @@
               <w:sz w:val="24"/>
               <w:szCs w:val="24"/>
             </w:rPr>
-            <m:t xml:space="preserve"> + </m:t>
-          </m:r>
-          <m:r>
-            <w:rPr>
-              <w:rFonts w:ascii="Cambria Math" w:hAnsi="Cambria Math"/>
-              <w:sz w:val="24"/>
-              <w:szCs w:val="24"/>
-            </w:rPr>
-            <m:t xml:space="preserve">β′</m:t>
-          </m:r>
-          <m:r>
-            <w:rPr>
-              <w:rFonts w:ascii="Cambria Math" w:hAnsi="Cambria Math"/>
-              <w:sz w:val="24"/>
-              <w:szCs w:val="24"/>
-            </w:rPr>
-            <m:t xml:space="preserve">·( </m:t>
-          </m:r>
-          <m:sSub>
-            <m:e>
-              <m:r>
-                <w:rPr>
-                  <w:rFonts w:ascii="Cambria Math" w:hAnsi="Cambria Math"/>
-                  <w:sz w:val="24"/>
-                  <w:szCs w:val="24"/>
-                </w:rPr>
-                <m:t xml:space="preserve">N</m:t>
-              </m:r>
-            </m:e>
-            <m:sub>
-              <m:r>
-                <w:rPr>
-                  <w:rFonts w:ascii="Cambria Math" w:hAnsi="Cambria Math"/>
-                  <w:sz w:val="24"/>
-                  <w:szCs w:val="24"/>
-                </w:rPr>
-                <m:t xml:space="preserve">x</m:t>
-              </m:r>
-              <m:r>
-                <w:rPr>
-                  <w:rFonts w:ascii="Cambria Math" w:hAnsi="Cambria Math"/>
-                  <w:sz w:val="24"/>
-                  <w:szCs w:val="24"/>
-                </w:rPr>
-                <m:t xml:space="preserve">+</m:t>
-              </m:r>
-              <m:r>
-                <m:rPr>
-                  <m:sty m:val="p"/>
-                </m:rPr>
-                <w:rPr>
-                  <w:rFonts w:ascii="Cambria Math" w:hAnsi="Cambria Math"/>
-                  <w:sz w:val="24"/>
-                  <w:szCs w:val="24"/>
-                </w:rPr>
-                <m:t xml:space="preserve">max</m:t>
-              </m:r>
-              <m:r>
-                <w:rPr>
-                  <w:rFonts w:ascii="Cambria Math" w:hAnsi="Cambria Math"/>
-                  <w:sz w:val="24"/>
-                  <w:szCs w:val="24"/>
-                </w:rPr>
-                <m:t xml:space="preserve">(</m:t>
-              </m:r>
-              <m:r>
-                <w:rPr>
-                  <w:rFonts w:ascii="Cambria Math" w:hAnsi="Cambria Math"/>
-                  <w:sz w:val="24"/>
-                  <w:szCs w:val="24"/>
-                </w:rPr>
-                <m:t xml:space="preserve">t</m:t>
-              </m:r>
-              <m:r>
-                <w:rPr>
-                  <w:rFonts w:ascii="Cambria Math" w:hAnsi="Cambria Math"/>
-                  <w:sz w:val="24"/>
-                  <w:szCs w:val="24"/>
-                </w:rPr>
-                <m:t xml:space="preserve">,</m:t>
-              </m:r>
-              <m:r>
-                <w:rPr>
-                  <w:rFonts w:ascii="Cambria Math" w:hAnsi="Cambria Math"/>
-                  <w:sz w:val="24"/>
-                  <w:szCs w:val="24"/>
-                </w:rPr>
-                <m:t xml:space="preserve">m</m:t>
-              </m:r>
-              <m:r>
-                <w:rPr>
-                  <w:rFonts w:ascii="Cambria Math" w:hAnsi="Cambria Math"/>
-                  <w:sz w:val="24"/>
-                  <w:szCs w:val="24"/>
-                </w:rPr>
-                <m:t xml:space="preserve">)</m:t>
-              </m:r>
-            </m:sub>
-          </m:sSub>
-          <m:r>
-            <w:rPr>
-              <w:rFonts w:ascii="Cambria Math" w:hAnsi="Cambria Math"/>
-              <w:sz w:val="24"/>
-              <w:szCs w:val="24"/>
-            </w:rPr>
-            <m:t xml:space="preserve"> − </m:t>
-          </m:r>
-          <m:sSub>
-            <m:e>
-              <m:r>
-                <w:rPr>
-                  <w:rFonts w:ascii="Cambria Math" w:hAnsi="Cambria Math"/>
-                  <w:sz w:val="24"/>
-                  <w:szCs w:val="24"/>
-                </w:rPr>
-                <m:t xml:space="preserve">N</m:t>
-              </m:r>
-            </m:e>
-            <m:sub>
-              <m:r>
-                <w:rPr>
-                  <w:rFonts w:ascii="Cambria Math" w:hAnsi="Cambria Math"/>
-                  <w:sz w:val="24"/>
-                  <w:szCs w:val="24"/>
-                </w:rPr>
-                <m:t xml:space="preserve">x</m:t>
-              </m:r>
-              <m:r>
-                <w:rPr>
-                  <w:rFonts w:ascii="Cambria Math" w:hAnsi="Cambria Math"/>
-                  <w:sz w:val="24"/>
-                  <w:szCs w:val="24"/>
-                </w:rPr>
-                <m:t xml:space="preserve">+</m:t>
-              </m:r>
-              <m:r>
-                <w:rPr>
-                  <w:rFonts w:ascii="Cambria Math" w:hAnsi="Cambria Math"/>
-                  <w:sz w:val="24"/>
-                  <w:szCs w:val="24"/>
-                </w:rPr>
-                <m:t xml:space="preserve">n</m:t>
-              </m:r>
-            </m:sub>
-          </m:sSub>
+            <m:t xml:space="preserve"> = </m:t>
+          </m:r>
+          <m:r>
+            <m:rPr>
+              <m:sty m:val="p"/>
+            </m:rPr>
+            <w:rPr>
+              <w:rFonts w:ascii="Cambria Math" w:hAnsi="Cambria Math"/>
+              <w:sz w:val="24"/>
+              <w:szCs w:val="24"/>
+            </w:rPr>
+            <m:t xml:space="preserve">round</m:t>
+          </m:r>
+          <m:r>
+            <w:rPr>
+              <w:rFonts w:ascii="Cambria Math" w:hAnsi="Cambria Math"/>
+              <w:sz w:val="24"/>
+              <w:szCs w:val="24"/>
+            </w:rPr>
+            <m:t xml:space="preserve">( </m:t>
+          </m:r>
+          <m:r>
+            <w:rPr>
+              <w:rFonts w:ascii="Cambria Math" w:hAnsi="Cambria Math"/>
+              <w:sz w:val="24"/>
+              <w:szCs w:val="24"/>
+            </w:rPr>
+            <m:t xml:space="preserve">G</m:t>
+          </m:r>
+          <m:r>
+            <w:rPr>
+              <w:rFonts w:ascii="Cambria Math" w:hAnsi="Cambria Math"/>
+              <w:sz w:val="24"/>
+              <w:szCs w:val="24"/>
+            </w:rPr>
+            <m:t xml:space="preserve">₁ × </m:t>
+          </m:r>
+          <m:r>
+            <w:rPr>
+              <w:rFonts w:ascii="Cambria Math" w:hAnsi="Cambria Math"/>
+              <w:sz w:val="24"/>
+              <w:szCs w:val="24"/>
+            </w:rPr>
+            <m:t xml:space="preserve">100</m:t>
+          </m:r>
+          <m:r>
+            <w:rPr>
+              <w:rFonts w:ascii="Cambria Math" w:hAnsi="Cambria Math"/>
+              <w:sz w:val="24"/>
+              <w:szCs w:val="24"/>
+            </w:rPr>
+            <m:t xml:space="preserve">,</m:t>
+          </m:r>
+          <m:r>
+            <w:rPr>
+              <w:rFonts w:ascii="Cambria Math" w:hAnsi="Cambria Math"/>
+              <w:sz w:val="24"/>
+              <w:szCs w:val="24"/>
+            </w:rPr>
+            <m:t xml:space="preserve">000</m:t>
+          </m:r>
           <m:r>
             <w:rPr>
               <w:rFonts w:ascii="Cambria Math" w:hAnsi="Cambria Math"/>
@@ -5988,222 +5622,10 @@
     </w:p>
     <w:p>
       <w:pPr>
-        <w:pStyle w:val="Formula"/>
-      </w:pPr>
-      <m:oMathPara>
-        <m:oMathParaPr>
-          <m:jc m:val="left"/>
-        </m:oMathParaPr>
-        <m:oMath>
-          <m:r>
-            <w:rPr>
-              <w:rFonts w:ascii="Cambria Math" w:hAnsi="Cambria Math"/>
-              <w:sz w:val="24"/>
-              <w:szCs w:val="24"/>
-            </w:rPr>
-            <m:t xml:space="preserve">− </m:t>
-          </m:r>
-          <m:sSub>
-            <m:e>
-              <m:r>
-                <w:rPr>
-                  <w:rFonts w:ascii="Cambria Math" w:hAnsi="Cambria Math"/>
-                  <w:sz w:val="24"/>
-                  <w:szCs w:val="24"/>
-                </w:rPr>
-                <m:t xml:space="preserve">P</m:t>
-              </m:r>
-            </m:e>
-            <m:sub>
-              <m:r>
-                <w:rPr>
-                  <w:rFonts w:ascii="Cambria Math" w:hAnsi="Cambria Math"/>
-                  <w:sz w:val="24"/>
-                  <w:szCs w:val="24"/>
-                </w:rPr>
-                <m:t xml:space="preserve">β</m:t>
-              </m:r>
-            </m:sub>
-          </m:sSub>
-          <m:r>
-            <w:rPr>
-              <w:rFonts w:ascii="Cambria Math" w:hAnsi="Cambria Math"/>
-              <w:sz w:val="24"/>
-              <w:szCs w:val="24"/>
-            </w:rPr>
-            <m:t xml:space="preserve">·( </m:t>
-          </m:r>
-          <m:sSub>
-            <m:e>
-              <m:r>
-                <w:rPr>
-                  <w:rFonts w:ascii="Cambria Math" w:hAnsi="Cambria Math"/>
-                  <w:sz w:val="24"/>
-                  <w:szCs w:val="24"/>
-                </w:rPr>
-                <m:t xml:space="preserve">N′</m:t>
-              </m:r>
-            </m:e>
-            <m:sub>
-              <m:r>
-                <w:rPr>
-                  <w:rFonts w:ascii="Cambria Math" w:hAnsi="Cambria Math"/>
-                  <w:sz w:val="24"/>
-                  <w:szCs w:val="24"/>
-                </w:rPr>
-                <m:t xml:space="preserve">x</m:t>
-              </m:r>
-              <m:r>
-                <w:rPr>
-                  <w:rFonts w:ascii="Cambria Math" w:hAnsi="Cambria Math"/>
-                  <w:sz w:val="24"/>
-                  <w:szCs w:val="24"/>
-                </w:rPr>
-                <m:t xml:space="preserve">+</m:t>
-              </m:r>
-              <m:r>
-                <w:rPr>
-                  <w:rFonts w:ascii="Cambria Math" w:hAnsi="Cambria Math"/>
-                  <w:sz w:val="24"/>
-                  <w:szCs w:val="24"/>
-                </w:rPr>
-                <m:t xml:space="preserve">t</m:t>
-              </m:r>
-            </m:sub>
-          </m:sSub>
-          <m:r>
-            <w:rPr>
-              <w:rFonts w:ascii="Cambria Math" w:hAnsi="Cambria Math"/>
-              <w:sz w:val="24"/>
-              <w:szCs w:val="24"/>
-            </w:rPr>
-            <m:t xml:space="preserve"> − </m:t>
-          </m:r>
-          <m:sSub>
-            <m:e>
-              <m:r>
-                <w:rPr>
-                  <w:rFonts w:ascii="Cambria Math" w:hAnsi="Cambria Math"/>
-                  <w:sz w:val="24"/>
-                  <w:szCs w:val="24"/>
-                </w:rPr>
-                <m:t xml:space="preserve">N′</m:t>
-              </m:r>
-            </m:e>
-            <m:sub>
-              <m:r>
-                <w:rPr>
-                  <w:rFonts w:ascii="Cambria Math" w:hAnsi="Cambria Math"/>
-                  <w:sz w:val="24"/>
-                  <w:szCs w:val="24"/>
-                </w:rPr>
-                <m:t xml:space="preserve">x</m:t>
-              </m:r>
-              <m:r>
-                <w:rPr>
-                  <w:rFonts w:ascii="Cambria Math" w:hAnsi="Cambria Math"/>
-                  <w:sz w:val="24"/>
-                  <w:szCs w:val="24"/>
-                </w:rPr>
-                <m:t xml:space="preserve">+</m:t>
-              </m:r>
-              <m:r>
-                <w:rPr>
-                  <w:rFonts w:ascii="Cambria Math" w:hAnsi="Cambria Math"/>
-                  <w:sz w:val="24"/>
-                  <w:szCs w:val="24"/>
-                </w:rPr>
-                <m:t xml:space="preserve">m</m:t>
-              </m:r>
-            </m:sub>
-          </m:sSub>
-          <m:r>
-            <w:rPr>
-              <w:rFonts w:ascii="Cambria Math" w:hAnsi="Cambria Math"/>
-              <w:sz w:val="24"/>
-              <w:szCs w:val="24"/>
-            </w:rPr>
-            <m:t xml:space="preserve"> )·[</m:t>
-          </m:r>
-          <m:r>
-            <w:rPr>
-              <w:rFonts w:ascii="Cambria Math" w:hAnsi="Cambria Math"/>
-              <w:sz w:val="24"/>
-              <w:szCs w:val="24"/>
-            </w:rPr>
-            <m:t xml:space="preserve">t</m:t>
-          </m:r>
-          <m:r>
-            <w:rPr>
-              <w:rFonts w:ascii="Cambria Math" w:hAnsi="Cambria Math"/>
-              <w:sz w:val="24"/>
-              <w:szCs w:val="24"/>
-            </w:rPr>
-            <m:t xml:space="preserve">≤</m:t>
-          </m:r>
-          <m:r>
-            <w:rPr>
-              <w:rFonts w:ascii="Cambria Math" w:hAnsi="Cambria Math"/>
-              <w:sz w:val="24"/>
-              <w:szCs w:val="24"/>
-            </w:rPr>
-            <m:t xml:space="preserve">m</m:t>
-          </m:r>
-          <m:r>
-            <w:rPr>
-              <w:rFonts w:ascii="Cambria Math" w:hAnsi="Cambria Math"/>
-              <w:sz w:val="24"/>
-              <w:szCs w:val="24"/>
-            </w:rPr>
-            <m:t xml:space="preserve">] ] / </m:t>
-          </m:r>
-          <m:sSub>
-            <m:e>
-              <m:r>
-                <w:rPr>
-                  <w:rFonts w:ascii="Cambria Math" w:hAnsi="Cambria Math"/>
-                  <w:sz w:val="24"/>
-                  <w:szCs w:val="24"/>
-                </w:rPr>
-                <m:t xml:space="preserve">D</m:t>
-              </m:r>
-            </m:e>
-            <m:sub>
-              <m:r>
-                <w:rPr>
-                  <w:rFonts w:ascii="Cambria Math" w:hAnsi="Cambria Math"/>
-                  <w:sz w:val="24"/>
-                  <w:szCs w:val="24"/>
-                </w:rPr>
-                <m:t xml:space="preserve">x</m:t>
-              </m:r>
-              <m:r>
-                <w:rPr>
-                  <w:rFonts w:ascii="Cambria Math" w:hAnsi="Cambria Math"/>
-                  <w:sz w:val="24"/>
-                  <w:szCs w:val="24"/>
-                </w:rPr>
-                <m:t xml:space="preserve">+</m:t>
-              </m:r>
-              <m:r>
-                <w:rPr>
-                  <w:rFonts w:ascii="Cambria Math" w:hAnsi="Cambria Math"/>
-                  <w:sz w:val="24"/>
-                  <w:szCs w:val="24"/>
-                </w:rPr>
-                <m:t xml:space="preserve">t</m:t>
-              </m:r>
-            </m:sub>
-          </m:sSub>
-        </m:oMath>
-      </m:oMathPara>
-    </w:p>
-    <w:p>
-      <w:pPr>
         <w:pStyle w:val="Note"/>
       </w:pPr>
       <w:r>
-        <w:t xml:space="preserve">※ 순보식에 납입 후 유지비 β′를 더한 형태. 표준준비금은 표준이율로 같은 식을 계산한다.</w:t>
+        <w:t xml:space="preserve">※ 담보 보험료 = 10만원당 보험료 × (보장금액 ÷ 100,000), 보장금액 = 보험가입금액 × 배수. 여러 담보는 담보 보험료를 더한다.</w:t>
       </w:r>
     </w:p>
     <w:p>
@@ -6211,7 +5633,7 @@
         <w:pStyle w:val="Heading1"/>
       </w:pPr>
       <w:r>
-        <w:t xml:space="preserve">3. 해지환급금의 계산에 관한 사항</w:t>
+        <w:t xml:space="preserve">2. 책임준비금의 계산에 관한 사항</w:t>
       </w:r>
     </w:p>
     <w:p>
@@ -6219,7 +5641,7 @@
         <w:pStyle w:val="Note"/>
       </w:pPr>
       <w:r>
-        <w:t xml:space="preserve">※ 해약공제는 납입기간과 7년 중 짧은 기간에 걸쳐 매년 균등하게 줄어든다.</w:t>
+        <w:t xml:space="preserve">※ 회계연도말 보험료적립금은 적용기초율 적립금과 표준기초율 적립금 중 큰 금액으로 한다.</w:t>
       </w:r>
     </w:p>
     <w:p>
@@ -6227,7 +5649,7 @@
         <w:pStyle w:val="Note"/>
       </w:pPr>
       <w:r>
-        <w:t xml:space="preserve">※ 해약공제 기준 신계약비는 적용기초율과 표준기초율로 구한 신계약비 중 작은 쪽으로 한다.</w:t>
+        <w:t xml:space="preserve">※ 연중 보간은 하지 않고 연말 기준으로 산출한다.</w:t>
       </w:r>
     </w:p>
     <w:p>
@@ -6235,7 +5657,15 @@
         <w:pStyle w:val="FormulaLabel"/>
       </w:pPr>
       <w:r>
-        <w:t xml:space="preserve">[식] 해약공제</w:t>
+        <w:t xml:space="preserve">[식] 준비금 산출용 순보험료</w:t>
+      </w:r>
+    </w:p>
+    <w:p>
+      <w:pPr>
+        <w:pStyle w:val="FormulaText"/>
+      </w:pPr>
+      <w:r>
+        <w:t xml:space="preserve">납입 후 유지비를 포함한 순보험료 — 납입기간의 납입자수 현가로 나눈다</w:t>
       </w:r>
     </w:p>
     <w:p>
@@ -6250,6 +5680,754 @@
           <m:sSub>
             <m:e>
               <m:r>
+                <w:rPr>
+                  <w:rFonts w:ascii="Cambria Math" w:hAnsi="Cambria Math"/>
+                  <w:sz w:val="24"/>
+                  <w:szCs w:val="24"/>
+                </w:rPr>
+                <m:t xml:space="preserve">P</m:t>
+              </m:r>
+            </m:e>
+            <m:sub>
+              <m:r>
+                <w:rPr>
+                  <w:rFonts w:ascii="Cambria Math" w:hAnsi="Cambria Math"/>
+                  <w:sz w:val="24"/>
+                  <w:szCs w:val="24"/>
+                </w:rPr>
+                <m:t xml:space="preserve">β</m:t>
+              </m:r>
+            </m:sub>
+          </m:sSub>
+          <m:r>
+            <w:rPr>
+              <w:rFonts w:ascii="Cambria Math" w:hAnsi="Cambria Math"/>
+              <w:sz w:val="24"/>
+              <w:szCs w:val="24"/>
+            </w:rPr>
+            <m:t xml:space="preserve"> = ( </m:t>
+          </m:r>
+          <m:r>
+            <m:rPr>
+              <m:nor/>
+            </m:rPr>
+            <w:rPr>
+              <w:rFonts w:ascii="Cambria Math" w:hAnsi="Cambria Math"/>
+              <w:sz w:val="24"/>
+              <w:szCs w:val="24"/>
+            </w:rPr>
+            <m:t xml:space="preserve">PVB</m:t>
+          </m:r>
+          <m:r>
+            <w:rPr>
+              <w:rFonts w:ascii="Cambria Math" w:hAnsi="Cambria Math"/>
+              <w:sz w:val="24"/>
+              <w:szCs w:val="24"/>
+            </w:rPr>
+            <m:t xml:space="preserve"> + </m:t>
+          </m:r>
+          <m:r>
+            <w:rPr>
+              <w:rFonts w:ascii="Cambria Math" w:hAnsi="Cambria Math"/>
+              <w:sz w:val="24"/>
+              <w:szCs w:val="24"/>
+            </w:rPr>
+            <m:t xml:space="preserve">β′</m:t>
+          </m:r>
+          <m:r>
+            <w:rPr>
+              <w:rFonts w:ascii="Cambria Math" w:hAnsi="Cambria Math"/>
+              <w:sz w:val="24"/>
+              <w:szCs w:val="24"/>
+            </w:rPr>
+            <m:t xml:space="preserve">·( </m:t>
+          </m:r>
+          <m:sSub>
+            <m:e>
+              <m:r>
+                <w:rPr>
+                  <w:rFonts w:ascii="Cambria Math" w:hAnsi="Cambria Math"/>
+                  <w:sz w:val="24"/>
+                  <w:szCs w:val="24"/>
+                </w:rPr>
+                <m:t xml:space="preserve">N</m:t>
+              </m:r>
+            </m:e>
+            <m:sub>
+              <m:r>
+                <w:rPr>
+                  <w:rFonts w:ascii="Cambria Math" w:hAnsi="Cambria Math"/>
+                  <w:sz w:val="24"/>
+                  <w:szCs w:val="24"/>
+                </w:rPr>
+                <m:t xml:space="preserve">x</m:t>
+              </m:r>
+              <m:r>
+                <w:rPr>
+                  <w:rFonts w:ascii="Cambria Math" w:hAnsi="Cambria Math"/>
+                  <w:sz w:val="24"/>
+                  <w:szCs w:val="24"/>
+                </w:rPr>
+                <m:t xml:space="preserve">+</m:t>
+              </m:r>
+              <m:r>
+                <w:rPr>
+                  <w:rFonts w:ascii="Cambria Math" w:hAnsi="Cambria Math"/>
+                  <w:sz w:val="24"/>
+                  <w:szCs w:val="24"/>
+                </w:rPr>
+                <m:t xml:space="preserve">m</m:t>
+              </m:r>
+            </m:sub>
+          </m:sSub>
+          <m:r>
+            <w:rPr>
+              <w:rFonts w:ascii="Cambria Math" w:hAnsi="Cambria Math"/>
+              <w:sz w:val="24"/>
+              <w:szCs w:val="24"/>
+            </w:rPr>
+            <m:t xml:space="preserve"> − </m:t>
+          </m:r>
+          <m:sSub>
+            <m:e>
+              <m:r>
+                <w:rPr>
+                  <w:rFonts w:ascii="Cambria Math" w:hAnsi="Cambria Math"/>
+                  <w:sz w:val="24"/>
+                  <w:szCs w:val="24"/>
+                </w:rPr>
+                <m:t xml:space="preserve">N</m:t>
+              </m:r>
+            </m:e>
+            <m:sub>
+              <m:r>
+                <w:rPr>
+                  <w:rFonts w:ascii="Cambria Math" w:hAnsi="Cambria Math"/>
+                  <w:sz w:val="24"/>
+                  <w:szCs w:val="24"/>
+                </w:rPr>
+                <m:t xml:space="preserve">x</m:t>
+              </m:r>
+              <m:r>
+                <w:rPr>
+                  <w:rFonts w:ascii="Cambria Math" w:hAnsi="Cambria Math"/>
+                  <w:sz w:val="24"/>
+                  <w:szCs w:val="24"/>
+                </w:rPr>
+                <m:t xml:space="preserve">+</m:t>
+              </m:r>
+              <m:r>
+                <w:rPr>
+                  <w:rFonts w:ascii="Cambria Math" w:hAnsi="Cambria Math"/>
+                  <w:sz w:val="24"/>
+                  <w:szCs w:val="24"/>
+                </w:rPr>
+                <m:t xml:space="preserve">n</m:t>
+              </m:r>
+            </m:sub>
+          </m:sSub>
+          <m:r>
+            <w:rPr>
+              <w:rFonts w:ascii="Cambria Math" w:hAnsi="Cambria Math"/>
+              <w:sz w:val="24"/>
+              <w:szCs w:val="24"/>
+            </w:rPr>
+            <m:t xml:space="preserve"> ) ) / ( </m:t>
+          </m:r>
+          <m:sSub>
+            <m:e>
+              <m:r>
+                <w:rPr>
+                  <w:rFonts w:ascii="Cambria Math" w:hAnsi="Cambria Math"/>
+                  <w:sz w:val="24"/>
+                  <w:szCs w:val="24"/>
+                </w:rPr>
+                <m:t xml:space="preserve">N′</m:t>
+              </m:r>
+            </m:e>
+            <m:sub>
+              <m:r>
+                <w:rPr>
+                  <w:rFonts w:ascii="Cambria Math" w:hAnsi="Cambria Math"/>
+                  <w:sz w:val="24"/>
+                  <w:szCs w:val="24"/>
+                </w:rPr>
+                <m:t xml:space="preserve">x</m:t>
+              </m:r>
+            </m:sub>
+          </m:sSub>
+          <m:r>
+            <w:rPr>
+              <w:rFonts w:ascii="Cambria Math" w:hAnsi="Cambria Math"/>
+              <w:sz w:val="24"/>
+              <w:szCs w:val="24"/>
+            </w:rPr>
+            <m:t xml:space="preserve"> − </m:t>
+          </m:r>
+          <m:sSub>
+            <m:e>
+              <m:r>
+                <w:rPr>
+                  <w:rFonts w:ascii="Cambria Math" w:hAnsi="Cambria Math"/>
+                  <w:sz w:val="24"/>
+                  <w:szCs w:val="24"/>
+                </w:rPr>
+                <m:t xml:space="preserve">N′</m:t>
+              </m:r>
+            </m:e>
+            <m:sub>
+              <m:r>
+                <w:rPr>
+                  <w:rFonts w:ascii="Cambria Math" w:hAnsi="Cambria Math"/>
+                  <w:sz w:val="24"/>
+                  <w:szCs w:val="24"/>
+                </w:rPr>
+                <m:t xml:space="preserve">x</m:t>
+              </m:r>
+              <m:r>
+                <w:rPr>
+                  <w:rFonts w:ascii="Cambria Math" w:hAnsi="Cambria Math"/>
+                  <w:sz w:val="24"/>
+                  <w:szCs w:val="24"/>
+                </w:rPr>
+                <m:t xml:space="preserve">+</m:t>
+              </m:r>
+              <m:r>
+                <w:rPr>
+                  <w:rFonts w:ascii="Cambria Math" w:hAnsi="Cambria Math"/>
+                  <w:sz w:val="24"/>
+                  <w:szCs w:val="24"/>
+                </w:rPr>
+                <m:t xml:space="preserve">m</m:t>
+              </m:r>
+            </m:sub>
+          </m:sSub>
+          <m:r>
+            <w:rPr>
+              <w:rFonts w:ascii="Cambria Math" w:hAnsi="Cambria Math"/>
+              <w:sz w:val="24"/>
+              <w:szCs w:val="24"/>
+            </w:rPr>
+            <m:t xml:space="preserve"> )</m:t>
+          </m:r>
+        </m:oMath>
+      </m:oMathPara>
+    </w:p>
+    <w:p>
+      <w:pPr>
+        <w:pStyle w:val="FormulaLabel"/>
+      </w:pPr>
+      <w:r>
+        <w:t xml:space="preserve">[식] 연말 책임준비금</w:t>
+      </w:r>
+    </w:p>
+    <w:p>
+      <w:pPr>
+        <w:pStyle w:val="FormulaText"/>
+      </w:pPr>
+      <w:r>
+        <w:t xml:space="preserve">t 년도 말 책임준비금 (보장금액 1원당) — 장래 보험금의 현가와 장래 유지비의 현가에서 장래 순보험료의 현가를 뺀 것을 t 시점 유지자수의 현가로 나눈다</w:t>
+      </w:r>
+    </w:p>
+    <w:p>
+      <w:pPr>
+        <w:pStyle w:val="Formula"/>
+      </w:pPr>
+      <m:oMathPara>
+        <m:oMathParaPr>
+          <m:jc m:val="left"/>
+        </m:oMathParaPr>
+        <m:oMath>
+          <m:sSub>
+            <m:e>
+              <m:r>
+                <w:rPr>
+                  <w:rFonts w:ascii="Cambria Math" w:hAnsi="Cambria Math"/>
+                  <w:sz w:val="24"/>
+                  <w:szCs w:val="24"/>
+                </w:rPr>
+                <m:t xml:space="preserve">V</m:t>
+              </m:r>
+            </m:e>
+            <m:sub>
+              <m:r>
+                <w:rPr>
+                  <w:rFonts w:ascii="Cambria Math" w:hAnsi="Cambria Math"/>
+                  <w:sz w:val="24"/>
+                  <w:szCs w:val="24"/>
+                </w:rPr>
+                <m:t xml:space="preserve">t</m:t>
+              </m:r>
+            </m:sub>
+          </m:sSub>
+          <m:r>
+            <w:rPr>
+              <w:rFonts w:ascii="Cambria Math" w:hAnsi="Cambria Math"/>
+              <w:sz w:val="24"/>
+              <w:szCs w:val="24"/>
+            </w:rPr>
+            <m:t xml:space="preserve"> = [ </m:t>
+          </m:r>
+          <m:sSub>
+            <m:e>
+              <m:r>
+                <w:rPr>
+                  <w:rFonts w:ascii="Cambria Math" w:hAnsi="Cambria Math"/>
+                  <w:sz w:val="24"/>
+                  <w:szCs w:val="24"/>
+                </w:rPr>
+                <m:t xml:space="preserve">M</m:t>
+              </m:r>
+            </m:e>
+            <m:sub>
+              <m:r>
+                <w:rPr>
+                  <w:rFonts w:ascii="Cambria Math" w:hAnsi="Cambria Math"/>
+                  <w:sz w:val="24"/>
+                  <w:szCs w:val="24"/>
+                </w:rPr>
+                <m:t xml:space="preserve">x</m:t>
+              </m:r>
+              <m:r>
+                <w:rPr>
+                  <w:rFonts w:ascii="Cambria Math" w:hAnsi="Cambria Math"/>
+                  <w:sz w:val="24"/>
+                  <w:szCs w:val="24"/>
+                </w:rPr>
+                <m:t xml:space="preserve">+</m:t>
+              </m:r>
+              <m:r>
+                <w:rPr>
+                  <w:rFonts w:ascii="Cambria Math" w:hAnsi="Cambria Math"/>
+                  <w:sz w:val="24"/>
+                  <w:szCs w:val="24"/>
+                </w:rPr>
+                <m:t xml:space="preserve">t</m:t>
+              </m:r>
+            </m:sub>
+          </m:sSub>
+          <m:r>
+            <w:rPr>
+              <w:rFonts w:ascii="Cambria Math" w:hAnsi="Cambria Math"/>
+              <w:sz w:val="24"/>
+              <w:szCs w:val="24"/>
+            </w:rPr>
+            <m:t xml:space="preserve"> + </m:t>
+          </m:r>
+          <m:r>
+            <w:rPr>
+              <w:rFonts w:ascii="Cambria Math" w:hAnsi="Cambria Math"/>
+              <w:sz w:val="24"/>
+              <w:szCs w:val="24"/>
+            </w:rPr>
+            <m:t xml:space="preserve">β′</m:t>
+          </m:r>
+          <m:r>
+            <w:rPr>
+              <w:rFonts w:ascii="Cambria Math" w:hAnsi="Cambria Math"/>
+              <w:sz w:val="24"/>
+              <w:szCs w:val="24"/>
+            </w:rPr>
+            <m:t xml:space="preserve">·( </m:t>
+          </m:r>
+          <m:sSub>
+            <m:e>
+              <m:r>
+                <w:rPr>
+                  <w:rFonts w:ascii="Cambria Math" w:hAnsi="Cambria Math"/>
+                  <w:sz w:val="24"/>
+                  <w:szCs w:val="24"/>
+                </w:rPr>
+                <m:t xml:space="preserve">N</m:t>
+              </m:r>
+            </m:e>
+            <m:sub>
+              <m:r>
+                <w:rPr>
+                  <w:rFonts w:ascii="Cambria Math" w:hAnsi="Cambria Math"/>
+                  <w:sz w:val="24"/>
+                  <w:szCs w:val="24"/>
+                </w:rPr>
+                <m:t xml:space="preserve">x</m:t>
+              </m:r>
+              <m:r>
+                <w:rPr>
+                  <w:rFonts w:ascii="Cambria Math" w:hAnsi="Cambria Math"/>
+                  <w:sz w:val="24"/>
+                  <w:szCs w:val="24"/>
+                </w:rPr>
+                <m:t xml:space="preserve">+</m:t>
+              </m:r>
+              <m:r>
+                <m:rPr>
+                  <m:sty m:val="p"/>
+                </m:rPr>
+                <w:rPr>
+                  <w:rFonts w:ascii="Cambria Math" w:hAnsi="Cambria Math"/>
+                  <w:sz w:val="24"/>
+                  <w:szCs w:val="24"/>
+                </w:rPr>
+                <m:t xml:space="preserve">max</m:t>
+              </m:r>
+              <m:r>
+                <w:rPr>
+                  <w:rFonts w:ascii="Cambria Math" w:hAnsi="Cambria Math"/>
+                  <w:sz w:val="24"/>
+                  <w:szCs w:val="24"/>
+                </w:rPr>
+                <m:t xml:space="preserve">(</m:t>
+              </m:r>
+              <m:r>
+                <w:rPr>
+                  <w:rFonts w:ascii="Cambria Math" w:hAnsi="Cambria Math"/>
+                  <w:sz w:val="24"/>
+                  <w:szCs w:val="24"/>
+                </w:rPr>
+                <m:t xml:space="preserve">t</m:t>
+              </m:r>
+              <m:r>
+                <w:rPr>
+                  <w:rFonts w:ascii="Cambria Math" w:hAnsi="Cambria Math"/>
+                  <w:sz w:val="24"/>
+                  <w:szCs w:val="24"/>
+                </w:rPr>
+                <m:t xml:space="preserve">,</m:t>
+              </m:r>
+              <m:r>
+                <w:rPr>
+                  <w:rFonts w:ascii="Cambria Math" w:hAnsi="Cambria Math"/>
+                  <w:sz w:val="24"/>
+                  <w:szCs w:val="24"/>
+                </w:rPr>
+                <m:t xml:space="preserve">m</m:t>
+              </m:r>
+              <m:r>
+                <w:rPr>
+                  <w:rFonts w:ascii="Cambria Math" w:hAnsi="Cambria Math"/>
+                  <w:sz w:val="24"/>
+                  <w:szCs w:val="24"/>
+                </w:rPr>
+                <m:t xml:space="preserve">)</m:t>
+              </m:r>
+            </m:sub>
+          </m:sSub>
+          <m:r>
+            <w:rPr>
+              <w:rFonts w:ascii="Cambria Math" w:hAnsi="Cambria Math"/>
+              <w:sz w:val="24"/>
+              <w:szCs w:val="24"/>
+            </w:rPr>
+            <m:t xml:space="preserve"> − </m:t>
+          </m:r>
+          <m:sSub>
+            <m:e>
+              <m:r>
+                <w:rPr>
+                  <w:rFonts w:ascii="Cambria Math" w:hAnsi="Cambria Math"/>
+                  <w:sz w:val="24"/>
+                  <w:szCs w:val="24"/>
+                </w:rPr>
+                <m:t xml:space="preserve">N</m:t>
+              </m:r>
+            </m:e>
+            <m:sub>
+              <m:r>
+                <w:rPr>
+                  <w:rFonts w:ascii="Cambria Math" w:hAnsi="Cambria Math"/>
+                  <w:sz w:val="24"/>
+                  <w:szCs w:val="24"/>
+                </w:rPr>
+                <m:t xml:space="preserve">x</m:t>
+              </m:r>
+              <m:r>
+                <w:rPr>
+                  <w:rFonts w:ascii="Cambria Math" w:hAnsi="Cambria Math"/>
+                  <w:sz w:val="24"/>
+                  <w:szCs w:val="24"/>
+                </w:rPr>
+                <m:t xml:space="preserve">+</m:t>
+              </m:r>
+              <m:r>
+                <w:rPr>
+                  <w:rFonts w:ascii="Cambria Math" w:hAnsi="Cambria Math"/>
+                  <w:sz w:val="24"/>
+                  <w:szCs w:val="24"/>
+                </w:rPr>
+                <m:t xml:space="preserve">n</m:t>
+              </m:r>
+            </m:sub>
+          </m:sSub>
+          <m:r>
+            <w:rPr>
+              <w:rFonts w:ascii="Cambria Math" w:hAnsi="Cambria Math"/>
+              <w:sz w:val="24"/>
+              <w:szCs w:val="24"/>
+            </w:rPr>
+            <m:t xml:space="preserve"> )</m:t>
+          </m:r>
+        </m:oMath>
+      </m:oMathPara>
+    </w:p>
+    <w:p>
+      <w:pPr>
+        <w:pStyle w:val="Formula"/>
+      </w:pPr>
+      <m:oMathPara>
+        <m:oMathParaPr>
+          <m:jc m:val="left"/>
+        </m:oMathParaPr>
+        <m:oMath>
+          <m:r>
+            <w:rPr>
+              <w:rFonts w:ascii="Cambria Math" w:hAnsi="Cambria Math"/>
+              <w:sz w:val="24"/>
+              <w:szCs w:val="24"/>
+            </w:rPr>
+            <m:t xml:space="preserve">− </m:t>
+          </m:r>
+          <m:sSub>
+            <m:e>
+              <m:r>
+                <w:rPr>
+                  <w:rFonts w:ascii="Cambria Math" w:hAnsi="Cambria Math"/>
+                  <w:sz w:val="24"/>
+                  <w:szCs w:val="24"/>
+                </w:rPr>
+                <m:t xml:space="preserve">P</m:t>
+              </m:r>
+            </m:e>
+            <m:sub>
+              <m:r>
+                <w:rPr>
+                  <w:rFonts w:ascii="Cambria Math" w:hAnsi="Cambria Math"/>
+                  <w:sz w:val="24"/>
+                  <w:szCs w:val="24"/>
+                </w:rPr>
+                <m:t xml:space="preserve">β</m:t>
+              </m:r>
+            </m:sub>
+          </m:sSub>
+          <m:r>
+            <w:rPr>
+              <w:rFonts w:ascii="Cambria Math" w:hAnsi="Cambria Math"/>
+              <w:sz w:val="24"/>
+              <w:szCs w:val="24"/>
+            </w:rPr>
+            <m:t xml:space="preserve">·( </m:t>
+          </m:r>
+          <m:sSub>
+            <m:e>
+              <m:r>
+                <w:rPr>
+                  <w:rFonts w:ascii="Cambria Math" w:hAnsi="Cambria Math"/>
+                  <w:sz w:val="24"/>
+                  <w:szCs w:val="24"/>
+                </w:rPr>
+                <m:t xml:space="preserve">N′</m:t>
+              </m:r>
+            </m:e>
+            <m:sub>
+              <m:r>
+                <w:rPr>
+                  <w:rFonts w:ascii="Cambria Math" w:hAnsi="Cambria Math"/>
+                  <w:sz w:val="24"/>
+                  <w:szCs w:val="24"/>
+                </w:rPr>
+                <m:t xml:space="preserve">x</m:t>
+              </m:r>
+              <m:r>
+                <w:rPr>
+                  <w:rFonts w:ascii="Cambria Math" w:hAnsi="Cambria Math"/>
+                  <w:sz w:val="24"/>
+                  <w:szCs w:val="24"/>
+                </w:rPr>
+                <m:t xml:space="preserve">+</m:t>
+              </m:r>
+              <m:r>
+                <w:rPr>
+                  <w:rFonts w:ascii="Cambria Math" w:hAnsi="Cambria Math"/>
+                  <w:sz w:val="24"/>
+                  <w:szCs w:val="24"/>
+                </w:rPr>
+                <m:t xml:space="preserve">t</m:t>
+              </m:r>
+            </m:sub>
+          </m:sSub>
+          <m:r>
+            <w:rPr>
+              <w:rFonts w:ascii="Cambria Math" w:hAnsi="Cambria Math"/>
+              <w:sz w:val="24"/>
+              <w:szCs w:val="24"/>
+            </w:rPr>
+            <m:t xml:space="preserve"> − </m:t>
+          </m:r>
+          <m:sSub>
+            <m:e>
+              <m:r>
+                <w:rPr>
+                  <w:rFonts w:ascii="Cambria Math" w:hAnsi="Cambria Math"/>
+                  <w:sz w:val="24"/>
+                  <w:szCs w:val="24"/>
+                </w:rPr>
+                <m:t xml:space="preserve">N′</m:t>
+              </m:r>
+            </m:e>
+            <m:sub>
+              <m:r>
+                <w:rPr>
+                  <w:rFonts w:ascii="Cambria Math" w:hAnsi="Cambria Math"/>
+                  <w:sz w:val="24"/>
+                  <w:szCs w:val="24"/>
+                </w:rPr>
+                <m:t xml:space="preserve">x</m:t>
+              </m:r>
+              <m:r>
+                <w:rPr>
+                  <w:rFonts w:ascii="Cambria Math" w:hAnsi="Cambria Math"/>
+                  <w:sz w:val="24"/>
+                  <w:szCs w:val="24"/>
+                </w:rPr>
+                <m:t xml:space="preserve">+</m:t>
+              </m:r>
+              <m:r>
+                <w:rPr>
+                  <w:rFonts w:ascii="Cambria Math" w:hAnsi="Cambria Math"/>
+                  <w:sz w:val="24"/>
+                  <w:szCs w:val="24"/>
+                </w:rPr>
+                <m:t xml:space="preserve">m</m:t>
+              </m:r>
+            </m:sub>
+          </m:sSub>
+          <m:r>
+            <w:rPr>
+              <w:rFonts w:ascii="Cambria Math" w:hAnsi="Cambria Math"/>
+              <w:sz w:val="24"/>
+              <w:szCs w:val="24"/>
+            </w:rPr>
+            <m:t xml:space="preserve"> )·[</m:t>
+          </m:r>
+          <m:r>
+            <w:rPr>
+              <w:rFonts w:ascii="Cambria Math" w:hAnsi="Cambria Math"/>
+              <w:sz w:val="24"/>
+              <w:szCs w:val="24"/>
+            </w:rPr>
+            <m:t xml:space="preserve">t</m:t>
+          </m:r>
+          <m:r>
+            <w:rPr>
+              <w:rFonts w:ascii="Cambria Math" w:hAnsi="Cambria Math"/>
+              <w:sz w:val="24"/>
+              <w:szCs w:val="24"/>
+            </w:rPr>
+            <m:t xml:space="preserve">≤</m:t>
+          </m:r>
+          <m:r>
+            <w:rPr>
+              <w:rFonts w:ascii="Cambria Math" w:hAnsi="Cambria Math"/>
+              <w:sz w:val="24"/>
+              <w:szCs w:val="24"/>
+            </w:rPr>
+            <m:t xml:space="preserve">m</m:t>
+          </m:r>
+          <m:r>
+            <w:rPr>
+              <w:rFonts w:ascii="Cambria Math" w:hAnsi="Cambria Math"/>
+              <w:sz w:val="24"/>
+              <w:szCs w:val="24"/>
+            </w:rPr>
+            <m:t xml:space="preserve">] ] / </m:t>
+          </m:r>
+          <m:sSub>
+            <m:e>
+              <m:r>
+                <w:rPr>
+                  <w:rFonts w:ascii="Cambria Math" w:hAnsi="Cambria Math"/>
+                  <w:sz w:val="24"/>
+                  <w:szCs w:val="24"/>
+                </w:rPr>
+                <m:t xml:space="preserve">D</m:t>
+              </m:r>
+            </m:e>
+            <m:sub>
+              <m:r>
+                <w:rPr>
+                  <w:rFonts w:ascii="Cambria Math" w:hAnsi="Cambria Math"/>
+                  <w:sz w:val="24"/>
+                  <w:szCs w:val="24"/>
+                </w:rPr>
+                <m:t xml:space="preserve">x</m:t>
+              </m:r>
+              <m:r>
+                <w:rPr>
+                  <w:rFonts w:ascii="Cambria Math" w:hAnsi="Cambria Math"/>
+                  <w:sz w:val="24"/>
+                  <w:szCs w:val="24"/>
+                </w:rPr>
+                <m:t xml:space="preserve">+</m:t>
+              </m:r>
+              <m:r>
+                <w:rPr>
+                  <w:rFonts w:ascii="Cambria Math" w:hAnsi="Cambria Math"/>
+                  <w:sz w:val="24"/>
+                  <w:szCs w:val="24"/>
+                </w:rPr>
+                <m:t xml:space="preserve">t</m:t>
+              </m:r>
+            </m:sub>
+          </m:sSub>
+        </m:oMath>
+      </m:oMathPara>
+    </w:p>
+    <w:p>
+      <w:pPr>
+        <w:pStyle w:val="FormulaText"/>
+      </w:pPr>
+      <w:r>
+        <w:t xml:space="preserve">10만원당 책임준비금 — 원 단위로 반올림</w:t>
+      </w:r>
+    </w:p>
+    <w:p>
+      <w:pPr>
+        <w:pStyle w:val="Formula"/>
+      </w:pPr>
+      <m:oMathPara>
+        <m:oMathParaPr>
+          <m:jc m:val="left"/>
+        </m:oMathParaPr>
+        <m:oMath>
+          <m:sSubSup>
+            <m:e>
+              <m:r>
+                <w:rPr>
+                  <w:rFonts w:ascii="Cambria Math" w:hAnsi="Cambria Math"/>
+                  <w:sz w:val="24"/>
+                  <w:szCs w:val="24"/>
+                </w:rPr>
+                <m:t xml:space="preserve">V</m:t>
+              </m:r>
+            </m:e>
+            <m:sub>
+              <m:r>
+                <w:rPr>
+                  <w:rFonts w:ascii="Cambria Math" w:hAnsi="Cambria Math"/>
+                  <w:sz w:val="24"/>
+                  <w:szCs w:val="24"/>
+                </w:rPr>
+                <m:t xml:space="preserve">t</m:t>
+              </m:r>
+            </m:sub>
+            <m:sup>
+              <m:r>
+                <w:rPr>
+                  <w:rFonts w:ascii="Cambria Math" w:hAnsi="Cambria Math"/>
+                  <w:sz w:val="24"/>
+                  <w:szCs w:val="24"/>
+                </w:rPr>
+                <m:t xml:space="preserve">10</m:t>
+              </m:r>
+              <m:r>
                 <m:rPr>
                   <m:nor/>
                 </m:rPr>
@@ -6258,20 +6436,10 @@
                   <w:sz w:val="24"/>
                   <w:szCs w:val="24"/>
                 </w:rPr>
-                <m:t xml:space="preserve">해약공제</m:t>
-              </m:r>
-            </m:e>
-            <m:sub>
-              <m:r>
-                <w:rPr>
-                  <w:rFonts w:ascii="Cambria Math" w:hAnsi="Cambria Math"/>
-                  <w:sz w:val="24"/>
-                  <w:szCs w:val="24"/>
-                </w:rPr>
-                <m:t xml:space="preserve">t</m:t>
-              </m:r>
-            </m:sub>
-          </m:sSub>
+                <m:t xml:space="preserve">만</m:t>
+              </m:r>
+            </m:sup>
+          </m:sSubSup>
           <m:r>
             <w:rPr>
               <w:rFonts w:ascii="Cambria Math" w:hAnsi="Cambria Math"/>
@@ -6279,39 +6447,6 @@
               <w:szCs w:val="24"/>
             </w:rPr>
             <m:t xml:space="preserve"> = </m:t>
-          </m:r>
-          <m:sSup>
-            <m:e>
-              <m:r>
-                <w:rPr>
-                  <w:rFonts w:ascii="Cambria Math" w:hAnsi="Cambria Math"/>
-                  <w:sz w:val="24"/>
-                  <w:szCs w:val="24"/>
-                </w:rPr>
-                <m:t xml:space="preserve">α</m:t>
-              </m:r>
-            </m:e>
-            <m:sup>
-              <m:r>
-                <m:rPr>
-                  <m:nor/>
-                </m:rPr>
-                <w:rPr>
-                  <w:rFonts w:ascii="Cambria Math" w:hAnsi="Cambria Math"/>
-                  <w:sz w:val="24"/>
-                  <w:szCs w:val="24"/>
-                </w:rPr>
-                <m:t xml:space="preserve">공제</m:t>
-              </m:r>
-            </m:sup>
-          </m:sSup>
-          <m:r>
-            <w:rPr>
-              <w:rFonts w:ascii="Cambria Math" w:hAnsi="Cambria Math"/>
-              <w:sz w:val="24"/>
-              <w:szCs w:val="24"/>
-            </w:rPr>
-            <m:t xml:space="preserve"> · </m:t>
           </m:r>
           <m:r>
             <m:rPr>
@@ -6322,7 +6457,7 @@
               <w:sz w:val="24"/>
               <w:szCs w:val="24"/>
             </w:rPr>
-            <m:t xml:space="preserve">max</m:t>
+            <m:t xml:space="preserve">round</m:t>
           </m:r>
           <m:r>
             <w:rPr>
@@ -6332,32 +6467,43 @@
             </w:rPr>
             <m:t xml:space="preserve">( </m:t>
           </m:r>
-          <m:r>
-            <m:rPr>
-              <m:sty m:val="p"/>
-            </m:rPr>
-            <w:rPr>
-              <w:rFonts w:ascii="Cambria Math" w:hAnsi="Cambria Math"/>
-              <w:sz w:val="24"/>
-              <w:szCs w:val="24"/>
-            </w:rPr>
-            <m:t xml:space="preserve">min</m:t>
-          </m:r>
-          <m:r>
-            <w:rPr>
-              <w:rFonts w:ascii="Cambria Math" w:hAnsi="Cambria Math"/>
-              <w:sz w:val="24"/>
-              <w:szCs w:val="24"/>
-            </w:rPr>
-            <m:t xml:space="preserve">(</m:t>
-          </m:r>
-          <m:r>
-            <w:rPr>
-              <w:rFonts w:ascii="Cambria Math" w:hAnsi="Cambria Math"/>
-              <w:sz w:val="24"/>
-              <w:szCs w:val="24"/>
-            </w:rPr>
-            <m:t xml:space="preserve">m</m:t>
+          <m:sSub>
+            <m:e>
+              <m:r>
+                <w:rPr>
+                  <w:rFonts w:ascii="Cambria Math" w:hAnsi="Cambria Math"/>
+                  <w:sz w:val="24"/>
+                  <w:szCs w:val="24"/>
+                </w:rPr>
+                <m:t xml:space="preserve">V</m:t>
+              </m:r>
+            </m:e>
+            <m:sub>
+              <m:r>
+                <w:rPr>
+                  <w:rFonts w:ascii="Cambria Math" w:hAnsi="Cambria Math"/>
+                  <w:sz w:val="24"/>
+                  <w:szCs w:val="24"/>
+                </w:rPr>
+                <m:t xml:space="preserve">t</m:t>
+              </m:r>
+            </m:sub>
+          </m:sSub>
+          <m:r>
+            <w:rPr>
+              <w:rFonts w:ascii="Cambria Math" w:hAnsi="Cambria Math"/>
+              <w:sz w:val="24"/>
+              <w:szCs w:val="24"/>
+            </w:rPr>
+            <m:t xml:space="preserve"> × </m:t>
+          </m:r>
+          <m:r>
+            <w:rPr>
+              <w:rFonts w:ascii="Cambria Math" w:hAnsi="Cambria Math"/>
+              <w:sz w:val="24"/>
+              <w:szCs w:val="24"/>
+            </w:rPr>
+            <m:t xml:space="preserve">100</m:t>
           </m:r>
           <m:r>
             <w:rPr>
@@ -6373,108 +6519,65 @@
               <w:sz w:val="24"/>
               <w:szCs w:val="24"/>
             </w:rPr>
-            <m:t xml:space="preserve">7</m:t>
-          </m:r>
-          <m:r>
-            <w:rPr>
-              <w:rFonts w:ascii="Cambria Math" w:hAnsi="Cambria Math"/>
-              <w:sz w:val="24"/>
-              <w:szCs w:val="24"/>
-            </w:rPr>
-            <m:t xml:space="preserve">) − </m:t>
-          </m:r>
-          <m:r>
-            <w:rPr>
-              <w:rFonts w:ascii="Cambria Math" w:hAnsi="Cambria Math"/>
-              <w:sz w:val="24"/>
-              <w:szCs w:val="24"/>
-            </w:rPr>
-            <m:t xml:space="preserve">t</m:t>
-          </m:r>
-          <m:r>
-            <w:rPr>
-              <w:rFonts w:ascii="Cambria Math" w:hAnsi="Cambria Math"/>
-              <w:sz w:val="24"/>
-              <w:szCs w:val="24"/>
-            </w:rPr>
-            <m:t xml:space="preserve">, </m:t>
-          </m:r>
-          <m:r>
-            <w:rPr>
-              <w:rFonts w:ascii="Cambria Math" w:hAnsi="Cambria Math"/>
-              <w:sz w:val="24"/>
-              <w:szCs w:val="24"/>
-            </w:rPr>
-            <m:t xml:space="preserve">0</m:t>
-          </m:r>
-          <m:r>
-            <w:rPr>
-              <w:rFonts w:ascii="Cambria Math" w:hAnsi="Cambria Math"/>
-              <w:sz w:val="24"/>
-              <w:szCs w:val="24"/>
-            </w:rPr>
-            <m:t xml:space="preserve"> ) / </m:t>
-          </m:r>
-          <m:r>
-            <m:rPr>
-              <m:sty m:val="p"/>
-            </m:rPr>
-            <w:rPr>
-              <w:rFonts w:ascii="Cambria Math" w:hAnsi="Cambria Math"/>
-              <w:sz w:val="24"/>
-              <w:szCs w:val="24"/>
-            </w:rPr>
-            <m:t xml:space="preserve">min</m:t>
-          </m:r>
-          <m:r>
-            <w:rPr>
-              <w:rFonts w:ascii="Cambria Math" w:hAnsi="Cambria Math"/>
-              <w:sz w:val="24"/>
-              <w:szCs w:val="24"/>
-            </w:rPr>
-            <m:t xml:space="preserve">(</m:t>
-          </m:r>
-          <m:r>
-            <w:rPr>
-              <w:rFonts w:ascii="Cambria Math" w:hAnsi="Cambria Math"/>
-              <w:sz w:val="24"/>
-              <w:szCs w:val="24"/>
-            </w:rPr>
-            <m:t xml:space="preserve">m</m:t>
-          </m:r>
-          <m:r>
-            <w:rPr>
-              <w:rFonts w:ascii="Cambria Math" w:hAnsi="Cambria Math"/>
-              <w:sz w:val="24"/>
-              <w:szCs w:val="24"/>
-            </w:rPr>
-            <m:t xml:space="preserve">,</m:t>
-          </m:r>
-          <m:r>
-            <w:rPr>
-              <w:rFonts w:ascii="Cambria Math" w:hAnsi="Cambria Math"/>
-              <w:sz w:val="24"/>
-              <w:szCs w:val="24"/>
-            </w:rPr>
-            <m:t xml:space="preserve">7</m:t>
-          </m:r>
-          <m:r>
-            <w:rPr>
-              <w:rFonts w:ascii="Cambria Math" w:hAnsi="Cambria Math"/>
-              <w:sz w:val="24"/>
-              <w:szCs w:val="24"/>
-            </w:rPr>
-            <m:t xml:space="preserve">)</m:t>
+            <m:t xml:space="preserve">000</m:t>
+          </m:r>
+          <m:r>
+            <w:rPr>
+              <w:rFonts w:ascii="Cambria Math" w:hAnsi="Cambria Math"/>
+              <w:sz w:val="24"/>
+              <w:szCs w:val="24"/>
+            </w:rPr>
+            <m:t xml:space="preserve"> )</m:t>
           </m:r>
         </m:oMath>
       </m:oMathPara>
     </w:p>
     <w:p>
       <w:pPr>
+        <w:pStyle w:val="Note"/>
+      </w:pPr>
+      <w:r>
+        <w:t xml:space="preserve">※ 순보식에 납입 후 유지비 β′를 더한 형태. [t≤m] 은 납입기간 중이면 1, 아니면 0 이다. 표준준비금은 표준이율로 같은 식을 계산한다.</w:t>
+      </w:r>
+    </w:p>
+    <w:p>
+      <w:pPr>
+        <w:pStyle w:val="Heading1"/>
+      </w:pPr>
+      <w:r>
+        <w:t xml:space="preserve">3. 해지환급금의 계산에 관한 사항</w:t>
+      </w:r>
+    </w:p>
+    <w:p>
+      <w:pPr>
+        <w:pStyle w:val="Note"/>
+      </w:pPr>
+      <w:r>
+        <w:t xml:space="preserve">※ 해약공제는 납입기간과 7년 중 짧은 기간에 걸쳐 매년 균등하게 줄어든다.</w:t>
+      </w:r>
+    </w:p>
+    <w:p>
+      <w:pPr>
+        <w:pStyle w:val="Note"/>
+      </w:pPr>
+      <w:r>
+        <w:t xml:space="preserve">※ 해약공제 기준 신계약비는 적용기초율과 표준기초율로 구한 신계약비 중 작은 쪽으로 한다.</w:t>
+      </w:r>
+    </w:p>
+    <w:p>
+      <w:pPr>
         <w:pStyle w:val="FormulaLabel"/>
       </w:pPr>
       <w:r>
         <w:t xml:space="preserve">[식] 해약공제 기준 신계약비</w:t>
+      </w:r>
+    </w:p>
+    <w:p>
+      <w:pPr>
+        <w:pStyle w:val="FormulaText"/>
+      </w:pPr>
+      <w:r>
+        <w:t xml:space="preserve">적용기초율의 신계약비와 표준기초율의 신계약비 중 작은 쪽</w:t>
       </w:r>
     </w:p>
     <w:p>
@@ -6538,23 +6641,7 @@
             </w:rPr>
             <m:t xml:space="preserve">( </m:t>
           </m:r>
-          <m:r>
-            <w:rPr>
-              <w:rFonts w:ascii="Cambria Math" w:hAnsi="Cambria Math"/>
-              <w:sz w:val="24"/>
-              <w:szCs w:val="24"/>
-            </w:rPr>
-            <m:t xml:space="preserve">α</m:t>
-          </m:r>
-          <m:r>
-            <w:rPr>
-              <w:rFonts w:ascii="Cambria Math" w:hAnsi="Cambria Math"/>
-              <w:sz w:val="24"/>
-              <w:szCs w:val="24"/>
-            </w:rPr>
-            <m:t xml:space="preserve">, </m:t>
-          </m:r>
-          <m:sSup>
+          <m:sSub>
             <m:e>
               <m:r>
                 <w:rPr>
@@ -6565,7 +6652,86 @@
                 <m:t xml:space="preserve">α</m:t>
               </m:r>
             </m:e>
-            <m:sup>
+            <m:sub>
+              <m:r>
+                <w:rPr>
+                  <w:rFonts w:ascii="Cambria Math" w:hAnsi="Cambria Math"/>
+                  <w:sz w:val="24"/>
+                  <w:szCs w:val="24"/>
+                </w:rPr>
+                <m:t xml:space="preserve">S</m:t>
+              </m:r>
+            </m:sub>
+          </m:sSub>
+          <m:r>
+            <w:rPr>
+              <w:rFonts w:ascii="Cambria Math" w:hAnsi="Cambria Math"/>
+              <w:sz w:val="24"/>
+              <w:szCs w:val="24"/>
+            </w:rPr>
+            <m:t xml:space="preserve"> + </m:t>
+          </m:r>
+          <m:sSub>
+            <m:e>
+              <m:r>
+                <w:rPr>
+                  <w:rFonts w:ascii="Cambria Math" w:hAnsi="Cambria Math"/>
+                  <w:sz w:val="24"/>
+                  <w:szCs w:val="24"/>
+                </w:rPr>
+                <m:t xml:space="preserve">α</m:t>
+              </m:r>
+            </m:e>
+            <m:sub>
+              <m:r>
+                <w:rPr>
+                  <w:rFonts w:ascii="Cambria Math" w:hAnsi="Cambria Math"/>
+                  <w:sz w:val="24"/>
+                  <w:szCs w:val="24"/>
+                </w:rPr>
+                <m:t xml:space="preserve">P</m:t>
+              </m:r>
+            </m:sub>
+          </m:sSub>
+          <m:r>
+            <w:rPr>
+              <w:rFonts w:ascii="Cambria Math" w:hAnsi="Cambria Math"/>
+              <w:sz w:val="24"/>
+              <w:szCs w:val="24"/>
+            </w:rPr>
+            <m:t xml:space="preserve">·</m:t>
+          </m:r>
+          <m:r>
+            <m:rPr>
+              <m:sty m:val="p"/>
+            </m:rPr>
+            <w:rPr>
+              <w:rFonts w:ascii="Cambria Math" w:hAnsi="Cambria Math"/>
+              <w:sz w:val="24"/>
+              <w:szCs w:val="24"/>
+            </w:rPr>
+            <m:t xml:space="preserve">round</m:t>
+          </m:r>
+          <m:r>
+            <w:rPr>
+              <w:rFonts w:ascii="Cambria Math" w:hAnsi="Cambria Math"/>
+              <w:sz w:val="24"/>
+              <w:szCs w:val="24"/>
+            </w:rPr>
+            <m:t xml:space="preserve">₅( </m:t>
+          </m:r>
+          <m:sSub>
+            <m:e>
+              <m:r>
+                <w:rPr>
+                  <w:rFonts w:ascii="Cambria Math" w:hAnsi="Cambria Math"/>
+                  <w:sz w:val="24"/>
+                  <w:szCs w:val="24"/>
+                </w:rPr>
+                <m:t xml:space="preserve">P</m:t>
+              </m:r>
+            </m:e>
+            <m:sub>
               <m:r>
                 <m:rPr>
                   <m:nor/>
@@ -6575,7 +6741,40 @@
                   <w:sz w:val="24"/>
                   <w:szCs w:val="24"/>
                 </w:rPr>
-                <m:t xml:space="preserve">std</m:t>
+                <m:t xml:space="preserve">base</m:t>
+              </m:r>
+            </m:sub>
+          </m:sSub>
+          <m:r>
+            <w:rPr>
+              <w:rFonts w:ascii="Cambria Math" w:hAnsi="Cambria Math"/>
+              <w:sz w:val="24"/>
+              <w:szCs w:val="24"/>
+            </w:rPr>
+            <m:t xml:space="preserve"> ), </m:t>
+          </m:r>
+          <m:sSup>
+            <m:e>
+              <m:r>
+                <w:rPr>
+                  <w:rFonts w:ascii="Cambria Math" w:hAnsi="Cambria Math"/>
+                  <w:sz w:val="24"/>
+                  <w:szCs w:val="24"/>
+                </w:rPr>
+                <m:t xml:space="preserve">α</m:t>
+              </m:r>
+            </m:e>
+            <m:sup>
+              <m:r>
+                <m:rPr>
+                  <m:nor/>
+                </m:rPr>
+                <w:rPr>
+                  <w:rFonts w:ascii="Cambria Math" w:hAnsi="Cambria Math"/>
+                  <w:sz w:val="24"/>
+                  <w:szCs w:val="24"/>
+                </w:rPr>
+                <m:t xml:space="preserve">표준</m:t>
               </m:r>
             </m:sup>
           </m:sSup>
@@ -6589,6 +6788,66 @@
           </m:r>
         </m:oMath>
       </m:oMathPara>
+    </w:p>
+    <w:p>
+      <w:pPr>
+        <w:pStyle w:val="Note"/>
+      </w:pPr>
+      <w:r>
+        <w:t xml:space="preserve">※ </w:t>
+      </w:r>
+      <w:r>
+        <w:t xml:space="preserve">α</w:t>
+      </w:r>
+      <w:r>
+        <w:rPr>
+          <w:vertAlign w:val="superscript"/>
+        </w:rPr>
+        <w:t xml:space="preserve">표준</w:t>
+      </w:r>
+      <w:r>
+        <w:t xml:space="preserve"> : 표준이율로 같은 식(</w:t>
+      </w:r>
+      <w:r>
+        <w:t xml:space="preserve">P</w:t>
+      </w:r>
+      <w:r>
+        <w:rPr>
+          <w:vertAlign w:val="subscript"/>
+        </w:rPr>
+        <w:t xml:space="preserve">base</w:t>
+      </w:r>
+      <w:r>
+        <w:t xml:space="preserve">)을 계산해 구한 신계약비. 영업보험료 G 에는 반올림 전 </w:t>
+      </w:r>
+      <w:r>
+        <w:t xml:space="preserve">P</w:t>
+      </w:r>
+      <w:r>
+        <w:rPr>
+          <w:vertAlign w:val="subscript"/>
+        </w:rPr>
+        <w:t xml:space="preserve">base</w:t>
+      </w:r>
+      <w:r>
+        <w:t xml:space="preserve"> 를 쓴다.</w:t>
+      </w:r>
+    </w:p>
+    <w:p>
+      <w:pPr>
+        <w:pStyle w:val="FormulaLabel"/>
+      </w:pPr>
+      <w:r>
+        <w:t xml:space="preserve">[식] 해약공제</w:t>
+      </w:r>
+    </w:p>
+    <w:p>
+      <w:pPr>
+        <w:pStyle w:val="FormulaText"/>
+      </w:pPr>
+      <w:r>
+        <w:t xml:space="preserve">납입기간과 7년 중 짧은 기간에 걸쳐 매년 균등하게 줄어든다</w:t>
+      </w:r>
     </w:p>
     <w:p>
       <w:pPr>
@@ -6599,31 +6858,18 @@
           <m:jc m:val="left"/>
         </m:oMathParaPr>
         <m:oMath>
-          <m:r>
-            <w:rPr>
-              <w:rFonts w:ascii="Cambria Math" w:hAnsi="Cambria Math"/>
-              <w:sz w:val="24"/>
-              <w:szCs w:val="24"/>
-            </w:rPr>
-            <m:t xml:space="preserve">α</m:t>
-          </m:r>
-          <m:r>
-            <w:rPr>
-              <w:rFonts w:ascii="Cambria Math" w:hAnsi="Cambria Math"/>
-              <w:sz w:val="24"/>
-              <w:szCs w:val="24"/>
-            </w:rPr>
-            <m:t xml:space="preserve"> = </m:t>
-          </m:r>
           <m:sSub>
             <m:e>
               <m:r>
-                <w:rPr>
-                  <w:rFonts w:ascii="Cambria Math" w:hAnsi="Cambria Math"/>
-                  <w:sz w:val="24"/>
-                  <w:szCs w:val="24"/>
-                </w:rPr>
-                <m:t xml:space="preserve">α</m:t>
+                <m:rPr>
+                  <m:nor/>
+                </m:rPr>
+                <w:rPr>
+                  <w:rFonts w:ascii="Cambria Math" w:hAnsi="Cambria Math"/>
+                  <w:sz w:val="24"/>
+                  <w:szCs w:val="24"/>
+                </w:rPr>
+                <m:t xml:space="preserve">해약공제</m:t>
               </m:r>
             </m:e>
             <m:sub>
@@ -6633,7 +6879,7 @@
                   <w:sz w:val="24"/>
                   <w:szCs w:val="24"/>
                 </w:rPr>
-                <m:t xml:space="preserve">S</m:t>
+                <m:t xml:space="preserve">t</m:t>
               </m:r>
             </m:sub>
           </m:sSub>
@@ -6643,9 +6889,9 @@
               <w:sz w:val="24"/>
               <w:szCs w:val="24"/>
             </w:rPr>
-            <m:t xml:space="preserve"> + </m:t>
-          </m:r>
-          <m:sSub>
+            <m:t xml:space="preserve"> = </m:t>
+          </m:r>
+          <m:sSup>
             <m:e>
               <m:r>
                 <w:rPr>
@@ -6656,17 +6902,20 @@
                 <m:t xml:space="preserve">α</m:t>
               </m:r>
             </m:e>
-            <m:sub>
-              <m:r>
-                <w:rPr>
-                  <w:rFonts w:ascii="Cambria Math" w:hAnsi="Cambria Math"/>
-                  <w:sz w:val="24"/>
-                  <w:szCs w:val="24"/>
-                </w:rPr>
-                <m:t xml:space="preserve">P</m:t>
-              </m:r>
-            </m:sub>
-          </m:sSub>
+            <m:sup>
+              <m:r>
+                <m:rPr>
+                  <m:nor/>
+                </m:rPr>
+                <w:rPr>
+                  <w:rFonts w:ascii="Cambria Math" w:hAnsi="Cambria Math"/>
+                  <w:sz w:val="24"/>
+                  <w:szCs w:val="24"/>
+                </w:rPr>
+                <m:t xml:space="preserve">공제</m:t>
+              </m:r>
+            </m:sup>
+          </m:sSup>
           <m:r>
             <w:rPr>
               <w:rFonts w:ascii="Cambria Math" w:hAnsi="Cambria Math"/>
@@ -6684,78 +6933,167 @@
               <w:sz w:val="24"/>
               <w:szCs w:val="24"/>
             </w:rPr>
-            <m:t xml:space="preserve">round</m:t>
-          </m:r>
-          <m:r>
-            <w:rPr>
-              <w:rFonts w:ascii="Cambria Math" w:hAnsi="Cambria Math"/>
-              <w:sz w:val="24"/>
-              <w:szCs w:val="24"/>
-            </w:rPr>
-            <m:t xml:space="preserve">₅( </m:t>
-          </m:r>
-          <m:sSub>
-            <m:e>
-              <m:r>
-                <w:rPr>
-                  <w:rFonts w:ascii="Cambria Math" w:hAnsi="Cambria Math"/>
-                  <w:sz w:val="24"/>
-                  <w:szCs w:val="24"/>
-                </w:rPr>
-                <m:t xml:space="preserve">P</m:t>
-              </m:r>
-            </m:e>
-            <m:sub>
-              <m:r>
-                <m:rPr>
-                  <m:nor/>
-                </m:rPr>
-                <w:rPr>
-                  <w:rFonts w:ascii="Cambria Math" w:hAnsi="Cambria Math"/>
-                  <w:sz w:val="24"/>
-                  <w:szCs w:val="24"/>
-                </w:rPr>
-                <m:t xml:space="preserve">base</m:t>
-              </m:r>
-            </m:sub>
-          </m:sSub>
-          <m:r>
-            <w:rPr>
-              <w:rFonts w:ascii="Cambria Math" w:hAnsi="Cambria Math"/>
-              <w:sz w:val="24"/>
-              <w:szCs w:val="24"/>
-            </w:rPr>
-            <m:t xml:space="preserve"> )</m:t>
+            <m:t xml:space="preserve">max</m:t>
+          </m:r>
+          <m:r>
+            <w:rPr>
+              <w:rFonts w:ascii="Cambria Math" w:hAnsi="Cambria Math"/>
+              <w:sz w:val="24"/>
+              <w:szCs w:val="24"/>
+            </w:rPr>
+            <m:t xml:space="preserve">( </m:t>
+          </m:r>
+          <m:r>
+            <m:rPr>
+              <m:sty m:val="p"/>
+            </m:rPr>
+            <w:rPr>
+              <w:rFonts w:ascii="Cambria Math" w:hAnsi="Cambria Math"/>
+              <w:sz w:val="24"/>
+              <w:szCs w:val="24"/>
+            </w:rPr>
+            <m:t xml:space="preserve">min</m:t>
+          </m:r>
+          <m:r>
+            <w:rPr>
+              <w:rFonts w:ascii="Cambria Math" w:hAnsi="Cambria Math"/>
+              <w:sz w:val="24"/>
+              <w:szCs w:val="24"/>
+            </w:rPr>
+            <m:t xml:space="preserve">(</m:t>
+          </m:r>
+          <m:r>
+            <w:rPr>
+              <w:rFonts w:ascii="Cambria Math" w:hAnsi="Cambria Math"/>
+              <w:sz w:val="24"/>
+              <w:szCs w:val="24"/>
+            </w:rPr>
+            <m:t xml:space="preserve">m</m:t>
+          </m:r>
+          <m:r>
+            <w:rPr>
+              <w:rFonts w:ascii="Cambria Math" w:hAnsi="Cambria Math"/>
+              <w:sz w:val="24"/>
+              <w:szCs w:val="24"/>
+            </w:rPr>
+            <m:t xml:space="preserve">,</m:t>
+          </m:r>
+          <m:r>
+            <w:rPr>
+              <w:rFonts w:ascii="Cambria Math" w:hAnsi="Cambria Math"/>
+              <w:sz w:val="24"/>
+              <w:szCs w:val="24"/>
+            </w:rPr>
+            <m:t xml:space="preserve">7</m:t>
+          </m:r>
+          <m:r>
+            <w:rPr>
+              <w:rFonts w:ascii="Cambria Math" w:hAnsi="Cambria Math"/>
+              <w:sz w:val="24"/>
+              <w:szCs w:val="24"/>
+            </w:rPr>
+            <m:t xml:space="preserve">) − </m:t>
+          </m:r>
+          <m:r>
+            <w:rPr>
+              <w:rFonts w:ascii="Cambria Math" w:hAnsi="Cambria Math"/>
+              <w:sz w:val="24"/>
+              <w:szCs w:val="24"/>
+            </w:rPr>
+            <m:t xml:space="preserve">t</m:t>
+          </m:r>
+          <m:r>
+            <w:rPr>
+              <w:rFonts w:ascii="Cambria Math" w:hAnsi="Cambria Math"/>
+              <w:sz w:val="24"/>
+              <w:szCs w:val="24"/>
+            </w:rPr>
+            <m:t xml:space="preserve">, </m:t>
+          </m:r>
+          <m:r>
+            <w:rPr>
+              <w:rFonts w:ascii="Cambria Math" w:hAnsi="Cambria Math"/>
+              <w:sz w:val="24"/>
+              <w:szCs w:val="24"/>
+            </w:rPr>
+            <m:t xml:space="preserve">0</m:t>
+          </m:r>
+          <m:r>
+            <w:rPr>
+              <w:rFonts w:ascii="Cambria Math" w:hAnsi="Cambria Math"/>
+              <w:sz w:val="24"/>
+              <w:szCs w:val="24"/>
+            </w:rPr>
+            <m:t xml:space="preserve"> ) / </m:t>
+          </m:r>
+          <m:r>
+            <m:rPr>
+              <m:sty m:val="p"/>
+            </m:rPr>
+            <w:rPr>
+              <w:rFonts w:ascii="Cambria Math" w:hAnsi="Cambria Math"/>
+              <w:sz w:val="24"/>
+              <w:szCs w:val="24"/>
+            </w:rPr>
+            <m:t xml:space="preserve">min</m:t>
+          </m:r>
+          <m:r>
+            <w:rPr>
+              <w:rFonts w:ascii="Cambria Math" w:hAnsi="Cambria Math"/>
+              <w:sz w:val="24"/>
+              <w:szCs w:val="24"/>
+            </w:rPr>
+            <m:t xml:space="preserve">(</m:t>
+          </m:r>
+          <m:r>
+            <w:rPr>
+              <w:rFonts w:ascii="Cambria Math" w:hAnsi="Cambria Math"/>
+              <w:sz w:val="24"/>
+              <w:szCs w:val="24"/>
+            </w:rPr>
+            <m:t xml:space="preserve">m</m:t>
+          </m:r>
+          <m:r>
+            <w:rPr>
+              <w:rFonts w:ascii="Cambria Math" w:hAnsi="Cambria Math"/>
+              <w:sz w:val="24"/>
+              <w:szCs w:val="24"/>
+            </w:rPr>
+            <m:t xml:space="preserve">,</m:t>
+          </m:r>
+          <m:r>
+            <w:rPr>
+              <w:rFonts w:ascii="Cambria Math" w:hAnsi="Cambria Math"/>
+              <w:sz w:val="24"/>
+              <w:szCs w:val="24"/>
+            </w:rPr>
+            <m:t xml:space="preserve">7</m:t>
+          </m:r>
+          <m:r>
+            <w:rPr>
+              <w:rFonts w:ascii="Cambria Math" w:hAnsi="Cambria Math"/>
+              <w:sz w:val="24"/>
+              <w:szCs w:val="24"/>
+            </w:rPr>
+            <m:t xml:space="preserve">)</m:t>
           </m:r>
         </m:oMath>
       </m:oMathPara>
     </w:p>
     <w:p>
       <w:pPr>
-        <w:pStyle w:val="Note"/>
-      </w:pPr>
-      <w:r>
-        <w:t xml:space="preserve">※ 영업보험료 G 에는 반올림 전 </w:t>
-      </w:r>
-      <w:r>
-        <w:t xml:space="preserve">P</w:t>
-      </w:r>
-      <w:r>
-        <w:rPr>
-          <w:vertAlign w:val="subscript"/>
-        </w:rPr>
-        <w:t xml:space="preserve">base</w:t>
-      </w:r>
-      <w:r>
-        <w:t xml:space="preserve"> 를 쓴다.</w:t>
-      </w:r>
-    </w:p>
-    <w:p>
-      <w:pPr>
         <w:pStyle w:val="FormulaLabel"/>
       </w:pPr>
       <w:r>
         <w:t xml:space="preserve">[식] 표준형 해지환급금</w:t>
+      </w:r>
+    </w:p>
+    <w:p>
+      <w:pPr>
+        <w:pStyle w:val="FormulaText"/>
+      </w:pPr>
+      <w:r>
+        <w:t xml:space="preserve">책임준비금에서 해약공제를 뺀 것 (0 미만이면 0)</w:t>
       </w:r>
     </w:p>
     <w:p>
@@ -6913,14 +7251,6 @@
     </w:p>
     <w:p>
       <w:pPr>
-        <w:pStyle w:val="FormulaLabel"/>
-      </w:pPr>
-      <w:r>
-        <w:t xml:space="preserve">[식] 환급률</w:t>
-      </w:r>
-    </w:p>
-    <w:p>
-      <w:pPr>
         <w:pStyle w:val="Formula"/>
       </w:pPr>
       <m:oMathPara>
@@ -6931,6 +7261,56 @@
           <m:sSub>
             <m:e>
               <m:r>
+                <w:rPr>
+                  <w:rFonts w:ascii="Cambria Math" w:hAnsi="Cambria Math"/>
+                  <w:sz w:val="24"/>
+                  <w:szCs w:val="24"/>
+                </w:rPr>
+                <m:t xml:space="preserve">W</m:t>
+              </m:r>
+            </m:e>
+            <m:sub>
+              <m:r>
+                <w:rPr>
+                  <w:rFonts w:ascii="Cambria Math" w:hAnsi="Cambria Math"/>
+                  <w:sz w:val="24"/>
+                  <w:szCs w:val="24"/>
+                </w:rPr>
+                <m:t xml:space="preserve">t</m:t>
+              </m:r>
+            </m:sub>
+          </m:sSub>
+          <m:r>
+            <w:rPr>
+              <w:rFonts w:ascii="Cambria Math" w:hAnsi="Cambria Math"/>
+              <w:sz w:val="24"/>
+              <w:szCs w:val="24"/>
+            </w:rPr>
+            <m:t xml:space="preserve"> = </m:t>
+          </m:r>
+          <m:sSubSup>
+            <m:e>
+              <m:r>
+                <w:rPr>
+                  <w:rFonts w:ascii="Cambria Math" w:hAnsi="Cambria Math"/>
+                  <w:sz w:val="24"/>
+                  <w:szCs w:val="24"/>
+                </w:rPr>
+                <m:t xml:space="preserve">W</m:t>
+              </m:r>
+            </m:e>
+            <m:sub>
+              <m:r>
+                <w:rPr>
+                  <w:rFonts w:ascii="Cambria Math" w:hAnsi="Cambria Math"/>
+                  <w:sz w:val="24"/>
+                  <w:szCs w:val="24"/>
+                </w:rPr>
+                <m:t xml:space="preserve">t</m:t>
+              </m:r>
+            </m:sub>
+            <m:sup>
+              <m:r>
                 <m:rPr>
                   <m:nor/>
                 </m:rPr>
@@ -6939,83 +7319,10 @@
                   <w:sz w:val="24"/>
                   <w:szCs w:val="24"/>
                 </w:rPr>
-                <m:t xml:space="preserve">환급률</m:t>
-              </m:r>
-            </m:e>
-            <m:sub>
-              <m:r>
-                <w:rPr>
-                  <w:rFonts w:ascii="Cambria Math" w:hAnsi="Cambria Math"/>
-                  <w:sz w:val="24"/>
-                  <w:szCs w:val="24"/>
-                </w:rPr>
-                <m:t xml:space="preserve">t</m:t>
-              </m:r>
-            </m:sub>
-          </m:sSub>
-          <m:r>
-            <w:rPr>
-              <w:rFonts w:ascii="Cambria Math" w:hAnsi="Cambria Math"/>
-              <w:sz w:val="24"/>
-              <w:szCs w:val="24"/>
-            </w:rPr>
-            <m:t xml:space="preserve"> = </m:t>
-          </m:r>
-          <m:sSub>
-            <m:e>
-              <m:r>
-                <w:rPr>
-                  <w:rFonts w:ascii="Cambria Math" w:hAnsi="Cambria Math"/>
-                  <w:sz w:val="24"/>
-                  <w:szCs w:val="24"/>
-                </w:rPr>
-                <m:t xml:space="preserve">W</m:t>
-              </m:r>
-            </m:e>
-            <m:sub>
-              <m:r>
-                <w:rPr>
-                  <w:rFonts w:ascii="Cambria Math" w:hAnsi="Cambria Math"/>
-                  <w:sz w:val="24"/>
-                  <w:szCs w:val="24"/>
-                </w:rPr>
-                <m:t xml:space="preserve">t</m:t>
-              </m:r>
-            </m:sub>
-          </m:sSub>
-          <m:r>
-            <w:rPr>
-              <w:rFonts w:ascii="Cambria Math" w:hAnsi="Cambria Math"/>
-              <w:sz w:val="24"/>
-              <w:szCs w:val="24"/>
-            </w:rPr>
-            <m:t xml:space="preserve"> / </m:t>
-          </m:r>
-          <m:sSub>
-            <m:e>
-              <m:r>
-                <m:rPr>
-                  <m:nor/>
-                </m:rPr>
-                <w:rPr>
-                  <w:rFonts w:ascii="Cambria Math" w:hAnsi="Cambria Math"/>
-                  <w:sz w:val="24"/>
-                  <w:szCs w:val="24"/>
-                </w:rPr>
-                <m:t xml:space="preserve">납입누계</m:t>
-              </m:r>
-            </m:e>
-            <m:sub>
-              <m:r>
-                <w:rPr>
-                  <w:rFonts w:ascii="Cambria Math" w:hAnsi="Cambria Math"/>
-                  <w:sz w:val="24"/>
-                  <w:szCs w:val="24"/>
-                </w:rPr>
-                <m:t xml:space="preserve">t</m:t>
-              </m:r>
-            </m:sub>
-          </m:sSub>
+                <m:t xml:space="preserve">표준</m:t>
+              </m:r>
+            </m:sup>
+          </m:sSubSup>
         </m:oMath>
       </m:oMathPara>
     </w:p>
@@ -7025,6 +7332,14 @@
       </w:pPr>
       <w:r>
         <w:t xml:space="preserve">[식] 납입누계</w:t>
+      </w:r>
+    </w:p>
+    <w:p>
+      <w:pPr>
+        <w:pStyle w:val="FormulaText"/>
+      </w:pPr>
+      <w:r>
+        <w:t xml:space="preserve">t 년까지 낸 보험료 (보장금액 1원당)</w:t>
       </w:r>
     </w:p>
     <w:p>
@@ -7144,6 +7459,114 @@
             </w:rPr>
             <m:t xml:space="preserve">G</m:t>
           </m:r>
+        </m:oMath>
+      </m:oMathPara>
+    </w:p>
+    <w:p>
+      <w:pPr>
+        <w:pStyle w:val="FormulaLabel"/>
+      </w:pPr>
+      <w:r>
+        <w:t xml:space="preserve">[식] 환급률</w:t>
+      </w:r>
+    </w:p>
+    <w:p>
+      <w:pPr>
+        <w:pStyle w:val="Formula"/>
+      </w:pPr>
+      <m:oMathPara>
+        <m:oMathParaPr>
+          <m:jc m:val="left"/>
+        </m:oMathParaPr>
+        <m:oMath>
+          <m:sSub>
+            <m:e>
+              <m:r>
+                <m:rPr>
+                  <m:nor/>
+                </m:rPr>
+                <w:rPr>
+                  <w:rFonts w:ascii="Cambria Math" w:hAnsi="Cambria Math"/>
+                  <w:sz w:val="24"/>
+                  <w:szCs w:val="24"/>
+                </w:rPr>
+                <m:t xml:space="preserve">환급률</m:t>
+              </m:r>
+            </m:e>
+            <m:sub>
+              <m:r>
+                <w:rPr>
+                  <w:rFonts w:ascii="Cambria Math" w:hAnsi="Cambria Math"/>
+                  <w:sz w:val="24"/>
+                  <w:szCs w:val="24"/>
+                </w:rPr>
+                <m:t xml:space="preserve">t</m:t>
+              </m:r>
+            </m:sub>
+          </m:sSub>
+          <m:r>
+            <w:rPr>
+              <w:rFonts w:ascii="Cambria Math" w:hAnsi="Cambria Math"/>
+              <w:sz w:val="24"/>
+              <w:szCs w:val="24"/>
+            </w:rPr>
+            <m:t xml:space="preserve"> = </m:t>
+          </m:r>
+          <m:sSub>
+            <m:e>
+              <m:r>
+                <w:rPr>
+                  <w:rFonts w:ascii="Cambria Math" w:hAnsi="Cambria Math"/>
+                  <w:sz w:val="24"/>
+                  <w:szCs w:val="24"/>
+                </w:rPr>
+                <m:t xml:space="preserve">W</m:t>
+              </m:r>
+            </m:e>
+            <m:sub>
+              <m:r>
+                <w:rPr>
+                  <w:rFonts w:ascii="Cambria Math" w:hAnsi="Cambria Math"/>
+                  <w:sz w:val="24"/>
+                  <w:szCs w:val="24"/>
+                </w:rPr>
+                <m:t xml:space="preserve">t</m:t>
+              </m:r>
+            </m:sub>
+          </m:sSub>
+          <m:r>
+            <w:rPr>
+              <w:rFonts w:ascii="Cambria Math" w:hAnsi="Cambria Math"/>
+              <w:sz w:val="24"/>
+              <w:szCs w:val="24"/>
+            </w:rPr>
+            <m:t xml:space="preserve"> / </m:t>
+          </m:r>
+          <m:sSub>
+            <m:e>
+              <m:r>
+                <m:rPr>
+                  <m:nor/>
+                </m:rPr>
+                <w:rPr>
+                  <w:rFonts w:ascii="Cambria Math" w:hAnsi="Cambria Math"/>
+                  <w:sz w:val="24"/>
+                  <w:szCs w:val="24"/>
+                </w:rPr>
+                <m:t xml:space="preserve">납입누계</m:t>
+              </m:r>
+            </m:e>
+            <m:sub>
+              <m:r>
+                <w:rPr>
+                  <w:rFonts w:ascii="Cambria Math" w:hAnsi="Cambria Math"/>
+                  <w:sz w:val="24"/>
+                  <w:szCs w:val="24"/>
+                </w:rPr>
+                <m:t xml:space="preserve">t</m:t>
+              </m:r>
+            </m:sub>
+          </m:sSub>
         </m:oMath>
       </m:oMathPara>
     </w:p>

--- a/standards/표준_산출방법서_종신보험.docx
+++ b/standards/표준_산출방법서_종신보험.docx
@@ -1744,7 +1744,7 @@
               <w:spacing w:before="30" w:after="30"/>
             </w:pPr>
             <w:r>
-              <w:t xml:space="preserve">110세 (종신)</w:t>
+              <w:t xml:space="preserve">종신 (110세)</w:t>
             </w:r>
           </w:p>
         </w:tc>
@@ -2501,7 +2501,7 @@
         <w:pStyle w:val="FormulaText"/>
       </w:pPr>
       <w:r>
-        <w:t xml:space="preserve">탈퇴율 — 사유가 겹치는 부분을 절반으로 보고, 1 을 넘지 않는다</w:t>
+        <w:t xml:space="preserve">탈퇴율 — 사망과는 겹치는 부분을 절반으로 보고, 1 을 넘지 않는다</w:t>
       </w:r>
     </w:p>
     <w:p>
@@ -4673,7 +4673,7 @@
         <w:pStyle w:val="Note"/>
       </w:pPr>
       <w:r>
-        <w:t xml:space="preserve">※ 보장금액 가입금액의 1배 · 110세까지 · 면책·삭감 없음 · 집단 “사망 · 80% 이상 장해”. 사망·80% 이상 장해 모두 같은 보험금을 지급하므로 탈퇴자 전부가 급부 대상이다.</w:t>
+        <w:t xml:space="preserve">※ 보장금액 가입금액의 1배 · 종신 (110세) · 면책·삭감 없음 · 집단 “사망 · 80% 이상 장해”. 사망·80% 이상 장해 모두 같은 보험금을 지급하므로 탈퇴자 전부가 급부 대상이다.</w:t>
       </w:r>
     </w:p>
     <w:p>

--- a/standards/표준_산출방법서_종신보험.docx
+++ b/standards/표준_산출방법서_종신보험.docx
@@ -1631,7 +1631,7 @@
         <w:pStyle w:val="Note"/>
       </w:pPr>
       <w:r>
-        <w:t xml:space="preserve">※ 유지자수·납입자수의 집단 1개 — “사망 · 80% 이상 장해”(사망·80% 이상 장해). 집단마다 l · l′ 를 라. 에서 한 번만 낸다. 보장금액은 보험가입금액 × 배수이고, 보험료·준비금은 보장금액 1원당으로 낸 뒤 맨 뒤에서 곱한다.</w:t>
+        <w:t xml:space="preserve">※ 유지자수 집단 1개 — 유지자(사망X, 80% 이상 장해X)(사망·80% 이상 장해). 유지자수 l 은 집단마다, 납입자수 l′ 는 납입자(사망X, 80% 이상 장해X) 하나로 라. 에서 낸다. 보장금액은 보험가입금액 × 배수이고, 보험료·준비금은 보장금액 1원당으로 낸 뒤 맨 뒤에서 곱한다.</w:t>
       </w:r>
     </w:p>
     <w:tbl>
@@ -1884,7 +1884,7 @@
               <w:spacing w:before="30" w:after="30"/>
             </w:pPr>
             <w:r>
-              <w:t xml:space="preserve">사망 · 80% 이상 장해</w:t>
+              <w:t xml:space="preserve">유지자(사망X, 80% 이상 장해X)</w:t>
             </w:r>
           </w:p>
         </w:tc>
@@ -2229,7 +2229,47 @@
               <w:spacing w:before="30" w:after="30"/>
             </w:pPr>
             <w:r>
-              <w:t xml:space="preserve">t시점 납입자수 — l 에서 더 빼는 사유가 없어 l 과 같다</w:t>
+              <w:t xml:space="preserve">t시점 납입자수 (기준 인원 </w:t>
+            </w:r>
+            <w:r>
+              <w:t xml:space="preserve">l′</w:t>
+            </w:r>
+            <w:r>
+              <w:rPr>
+                <w:vertAlign w:val="subscript"/>
+              </w:rPr>
+              <w:t xml:space="preserve">x</w:t>
+            </w:r>
+            <w:r>
+              <w:t xml:space="preserve"> = 100,000) — 보험료(N*)에 쓰고 계약 전체에 하나다. 계약을 끝내는 탈퇴 사유와 납입면제 사유가 생기지 않은 사람 수</w:t>
+            </w:r>
+          </w:p>
+        </w:tc>
+      </w:tr>
+      <w:tr>
+        <w:tc>
+          <w:tcPr>
+            <w:tcW w:w="0" w:type="auto"/>
+          </w:tcPr>
+          <w:p>
+            <w:pPr>
+              <w:spacing w:before="30" w:after="30"/>
+            </w:pPr>
+            <w:r>
+              <w:t xml:space="preserve">납입자(사망X, 80% 이상 장해X)</w:t>
+            </w:r>
+          </w:p>
+        </w:tc>
+        <w:tc>
+          <w:tcPr>
+            <w:tcW w:w="0" w:type="auto"/>
+          </w:tcPr>
+          <w:p>
+            <w:pPr>
+              <w:spacing w:before="30" w:after="30"/>
+            </w:pPr>
+            <w:r>
+              <w:t xml:space="preserve">l′ — 보험료(N*)에 쓴다 (사망·80% 이상 장해)</w:t>
             </w:r>
           </w:p>
         </w:tc>
@@ -2385,7 +2425,7 @@
         <w:pStyle w:val="FormulaLabel"/>
       </w:pPr>
       <w:r>
-        <w:t xml:space="preserve">[식] 유지자수 — 사망 · 80% 이상 장해</w:t>
+        <w:t xml:space="preserve">[식] 유지자수 — 유지자(사망X, 80% 이상 장해X)</w:t>
       </w:r>
     </w:p>
     <w:p>
@@ -2992,7 +3032,7 @@
         <w:pStyle w:val="Note"/>
       </w:pPr>
       <w:r>
-        <w:t xml:space="preserve">※ 사망·80% 이상 장해 담보가 이 집단을 쓴다. 사망·80% 이상 장해 이(가) 생기면 그 담보는 소멸(탈퇴)한다. 보험금의 현가(바.)는 이 l 을 곱한다.</w:t>
+        <w:t xml:space="preserve">※ 사망·80% 이상 장해 담보가 이 유지자수를 쓴다. 사망·80% 이상 장해 이(가) 생기면 그 담보는 소멸(탈퇴)한다. 보험금의 현가와 유지자수의 현가 D·N(납입 후 유지비 · 책임준비금)은 이 l 을 쓴다.</w:t>
       </w:r>
     </w:p>
     <w:p>
@@ -3000,7 +3040,41 @@
         <w:pStyle w:val="FormulaLabel"/>
       </w:pPr>
       <w:r>
-        <w:t xml:space="preserve">[식] 납입자수 — 사망 · 80% 이상 장해</w:t>
+        <w:t xml:space="preserve">[식] 납입자수 — 납입자(사망X, 80% 이상 장해X)</w:t>
+      </w:r>
+    </w:p>
+    <w:p>
+      <w:pPr>
+        <w:pStyle w:val="FormulaText"/>
+      </w:pPr>
+      <w:r>
+        <w:t xml:space="preserve">q</w:t>
+      </w:r>
+      <w:r>
+        <w:rPr>
+          <w:vertAlign w:val="subscript"/>
+        </w:rPr>
+        <w:t xml:space="preserve">x</w:t>
+      </w:r>
+      <w:r>
+        <w:t xml:space="preserve"> : 사망률</w:t>
+      </w:r>
+    </w:p>
+    <w:p>
+      <w:pPr>
+        <w:pStyle w:val="FormulaText"/>
+      </w:pPr>
+      <w:r>
+        <w:t xml:space="preserve">f</w:t>
+      </w:r>
+      <w:r>
+        <w:rPr>
+          <w:vertAlign w:val="subscript"/>
+        </w:rPr>
+        <w:t xml:space="preserve">x</w:t>
+      </w:r>
+      <w:r>
+        <w:t xml:space="preserve"> : 80% 이상 장해율</w:t>
       </w:r>
     </w:p>
     <w:p>
@@ -3082,7 +3156,7 @@
         <w:pStyle w:val="FormulaText"/>
       </w:pPr>
       <w:r>
-        <w:t xml:space="preserve">납입자수 — 납입만 면제되는 사유가 없어 유지자수와 같다</w:t>
+        <w:t xml:space="preserve">납입 탈퇴율 — 사망과는 겹치는 부분을 절반으로 보고, 1 을 넘지 않는다</w:t>
       </w:r>
     </w:p>
     <w:p>
@@ -3102,7 +3176,7 @@
                   <w:sz w:val="24"/>
                   <w:szCs w:val="24"/>
                 </w:rPr>
-                <m:t xml:space="preserve">l′</m:t>
+                <m:t xml:space="preserve">Q′</m:t>
               </m:r>
             </m:e>
             <m:sub>
@@ -3129,22 +3203,6 @@
                   <w:szCs w:val="24"/>
                 </w:rPr>
                 <m:t xml:space="preserve">t</m:t>
-              </m:r>
-              <m:r>
-                <w:rPr>
-                  <w:rFonts w:ascii="Cambria Math" w:hAnsi="Cambria Math"/>
-                  <w:sz w:val="24"/>
-                  <w:szCs w:val="24"/>
-                </w:rPr>
-                <m:t xml:space="preserve">+</m:t>
-              </m:r>
-              <m:r>
-                <w:rPr>
-                  <w:rFonts w:ascii="Cambria Math" w:hAnsi="Cambria Math"/>
-                  <w:sz w:val="24"/>
-                  <w:szCs w:val="24"/>
-                </w:rPr>
-                <m:t xml:space="preserve">1</m:t>
               </m:r>
             </m:sub>
           </m:sSub>
@@ -3156,6 +3214,41 @@
             </w:rPr>
             <m:t xml:space="preserve"> = </m:t>
           </m:r>
+          <m:r>
+            <m:rPr>
+              <m:sty m:val="p"/>
+            </m:rPr>
+            <w:rPr>
+              <w:rFonts w:ascii="Cambria Math" w:hAnsi="Cambria Math"/>
+              <w:sz w:val="24"/>
+              <w:szCs w:val="24"/>
+            </w:rPr>
+            <m:t xml:space="preserve">min</m:t>
+          </m:r>
+          <m:r>
+            <w:rPr>
+              <w:rFonts w:ascii="Cambria Math" w:hAnsi="Cambria Math"/>
+              <w:sz w:val="24"/>
+              <w:szCs w:val="24"/>
+            </w:rPr>
+            <m:t xml:space="preserve">( </m:t>
+          </m:r>
+          <m:r>
+            <w:rPr>
+              <w:rFonts w:ascii="Cambria Math" w:hAnsi="Cambria Math"/>
+              <w:sz w:val="24"/>
+              <w:szCs w:val="24"/>
+            </w:rPr>
+            <m:t xml:space="preserve">1</m:t>
+          </m:r>
+          <m:r>
+            <w:rPr>
+              <w:rFonts w:ascii="Cambria Math" w:hAnsi="Cambria Math"/>
+              <w:sz w:val="24"/>
+              <w:szCs w:val="24"/>
+            </w:rPr>
+            <m:t xml:space="preserve">, </m:t>
+          </m:r>
           <m:sSub>
             <m:e>
               <m:r>
@@ -3164,7 +3257,7 @@
                   <w:sz w:val="24"/>
                   <w:szCs w:val="24"/>
                 </w:rPr>
-                <m:t xml:space="preserve">l′</m:t>
+                <m:t xml:space="preserve">q</m:t>
               </m:r>
             </m:e>
             <m:sub>
@@ -3200,23 +3293,7 @@
               <w:sz w:val="24"/>
               <w:szCs w:val="24"/>
             </w:rPr>
-            <m:t xml:space="preserve"> × ( </m:t>
-          </m:r>
-          <m:r>
-            <w:rPr>
-              <w:rFonts w:ascii="Cambria Math" w:hAnsi="Cambria Math"/>
-              <w:sz w:val="24"/>
-              <w:szCs w:val="24"/>
-            </w:rPr>
-            <m:t xml:space="preserve">1</m:t>
-          </m:r>
-          <m:r>
-            <w:rPr>
-              <w:rFonts w:ascii="Cambria Math" w:hAnsi="Cambria Math"/>
-              <w:sz w:val="24"/>
-              <w:szCs w:val="24"/>
-            </w:rPr>
-            <m:t xml:space="preserve"> − </m:t>
+            <m:t xml:space="preserve"> + </m:t>
           </m:r>
           <m:sSub>
             <m:e>
@@ -3226,7 +3303,7 @@
                   <w:sz w:val="24"/>
                   <w:szCs w:val="24"/>
                 </w:rPr>
-                <m:t xml:space="preserve">Q</m:t>
+                <m:t xml:space="preserve">f</m:t>
               </m:r>
             </m:e>
             <m:sub>
@@ -3262,6 +3339,114 @@
               <w:sz w:val="24"/>
               <w:szCs w:val="24"/>
             </w:rPr>
+            <m:t xml:space="preserve"> − </m:t>
+          </m:r>
+          <m:sSub>
+            <m:e>
+              <m:r>
+                <w:rPr>
+                  <w:rFonts w:ascii="Cambria Math" w:hAnsi="Cambria Math"/>
+                  <w:sz w:val="24"/>
+                  <w:szCs w:val="24"/>
+                </w:rPr>
+                <m:t xml:space="preserve">q</m:t>
+              </m:r>
+            </m:e>
+            <m:sub>
+              <m:r>
+                <w:rPr>
+                  <w:rFonts w:ascii="Cambria Math" w:hAnsi="Cambria Math"/>
+                  <w:sz w:val="24"/>
+                  <w:szCs w:val="24"/>
+                </w:rPr>
+                <m:t xml:space="preserve">x</m:t>
+              </m:r>
+              <m:r>
+                <w:rPr>
+                  <w:rFonts w:ascii="Cambria Math" w:hAnsi="Cambria Math"/>
+                  <w:sz w:val="24"/>
+                  <w:szCs w:val="24"/>
+                </w:rPr>
+                <m:t xml:space="preserve">+</m:t>
+              </m:r>
+              <m:r>
+                <w:rPr>
+                  <w:rFonts w:ascii="Cambria Math" w:hAnsi="Cambria Math"/>
+                  <w:sz w:val="24"/>
+                  <w:szCs w:val="24"/>
+                </w:rPr>
+                <m:t xml:space="preserve">t</m:t>
+              </m:r>
+            </m:sub>
+          </m:sSub>
+          <m:r>
+            <w:rPr>
+              <w:rFonts w:ascii="Cambria Math" w:hAnsi="Cambria Math"/>
+              <w:sz w:val="24"/>
+              <w:szCs w:val="24"/>
+            </w:rPr>
+            <m:t xml:space="preserve">·</m:t>
+          </m:r>
+          <m:sSub>
+            <m:e>
+              <m:r>
+                <w:rPr>
+                  <w:rFonts w:ascii="Cambria Math" w:hAnsi="Cambria Math"/>
+                  <w:sz w:val="24"/>
+                  <w:szCs w:val="24"/>
+                </w:rPr>
+                <m:t xml:space="preserve">f</m:t>
+              </m:r>
+            </m:e>
+            <m:sub>
+              <m:r>
+                <w:rPr>
+                  <w:rFonts w:ascii="Cambria Math" w:hAnsi="Cambria Math"/>
+                  <w:sz w:val="24"/>
+                  <w:szCs w:val="24"/>
+                </w:rPr>
+                <m:t xml:space="preserve">x</m:t>
+              </m:r>
+              <m:r>
+                <w:rPr>
+                  <w:rFonts w:ascii="Cambria Math" w:hAnsi="Cambria Math"/>
+                  <w:sz w:val="24"/>
+                  <w:szCs w:val="24"/>
+                </w:rPr>
+                <m:t xml:space="preserve">+</m:t>
+              </m:r>
+              <m:r>
+                <w:rPr>
+                  <w:rFonts w:ascii="Cambria Math" w:hAnsi="Cambria Math"/>
+                  <w:sz w:val="24"/>
+                  <w:szCs w:val="24"/>
+                </w:rPr>
+                <m:t xml:space="preserve">t</m:t>
+              </m:r>
+            </m:sub>
+          </m:sSub>
+          <m:r>
+            <w:rPr>
+              <w:rFonts w:ascii="Cambria Math" w:hAnsi="Cambria Math"/>
+              <w:sz w:val="24"/>
+              <w:szCs w:val="24"/>
+            </w:rPr>
+            <m:t xml:space="preserve">/</m:t>
+          </m:r>
+          <m:r>
+            <w:rPr>
+              <w:rFonts w:ascii="Cambria Math" w:hAnsi="Cambria Math"/>
+              <w:sz w:val="24"/>
+              <w:szCs w:val="24"/>
+            </w:rPr>
+            <m:t xml:space="preserve">2</m:t>
+          </m:r>
+          <m:r>
+            <w:rPr>
+              <w:rFonts w:ascii="Cambria Math" w:hAnsi="Cambria Math"/>
+              <w:sz w:val="24"/>
+              <w:szCs w:val="24"/>
+            </w:rPr>
             <m:t xml:space="preserve"> )</m:t>
           </m:r>
         </m:oMath>
@@ -3269,26 +3454,10 @@
     </w:p>
     <w:p>
       <w:pPr>
-        <w:pStyle w:val="Note"/>
-      </w:pPr>
-      <w:r>
-        <w:t xml:space="preserve">※ 납입자수는 탈퇴 사유로 유지자수와 똑같이 줄어든다 — 별도의 납입면제율을 곱하지 않는다. 탈퇴율 Q 는 이 집단의 유지자수 식에서 정한 것이다.</w:t>
-      </w:r>
-    </w:p>
-    <w:p>
-      <w:pPr>
-        <w:pStyle w:val="Heading2"/>
-      </w:pPr>
-      <w:r>
-        <w:t xml:space="preserve">마. 계산기수 — 보험료</w:t>
-      </w:r>
-    </w:p>
-    <w:p>
-      <w:pPr>
-        <w:pStyle w:val="FormulaLabel"/>
-      </w:pPr>
-      <w:r>
-        <w:t xml:space="preserve">[식] 납입자수의 현가와 누계 (D′ · N′)</w:t>
+        <w:pStyle w:val="FormulaText"/>
+      </w:pPr>
+      <w:r>
+        <w:t xml:space="preserve">납입자수 — 납입을 멈추게 하는 사유가 생긴 사람을 뺀다</w:t>
       </w:r>
     </w:p>
     <w:p>
@@ -3308,7 +3477,7 @@
                   <w:sz w:val="24"/>
                   <w:szCs w:val="24"/>
                 </w:rPr>
-                <m:t xml:space="preserve">D′</m:t>
+                <m:t xml:space="preserve">l′</m:t>
               </m:r>
             </m:e>
             <m:sub>
@@ -3335,6 +3504,22 @@
                   <w:szCs w:val="24"/>
                 </w:rPr>
                 <m:t xml:space="preserve">t</m:t>
+              </m:r>
+              <m:r>
+                <w:rPr>
+                  <w:rFonts w:ascii="Cambria Math" w:hAnsi="Cambria Math"/>
+                  <w:sz w:val="24"/>
+                  <w:szCs w:val="24"/>
+                </w:rPr>
+                <m:t xml:space="preserve">+</m:t>
+              </m:r>
+              <m:r>
+                <w:rPr>
+                  <w:rFonts w:ascii="Cambria Math" w:hAnsi="Cambria Math"/>
+                  <w:sz w:val="24"/>
+                  <w:szCs w:val="24"/>
+                </w:rPr>
+                <m:t xml:space="preserve">1</m:t>
               </m:r>
             </m:sub>
           </m:sSub>
@@ -3390,20 +3575,52 @@
               <w:sz w:val="24"/>
               <w:szCs w:val="24"/>
             </w:rPr>
-            <m:t xml:space="preserve">·</m:t>
-          </m:r>
-          <m:sSup>
-            <m:e>
-              <m:r>
-                <w:rPr>
-                  <w:rFonts w:ascii="Cambria Math" w:hAnsi="Cambria Math"/>
-                  <w:sz w:val="24"/>
-                  <w:szCs w:val="24"/>
-                </w:rPr>
-                <m:t xml:space="preserve">v</m:t>
-              </m:r>
-            </m:e>
-            <m:sup>
+            <m:t xml:space="preserve"> × ( </m:t>
+          </m:r>
+          <m:r>
+            <w:rPr>
+              <w:rFonts w:ascii="Cambria Math" w:hAnsi="Cambria Math"/>
+              <w:sz w:val="24"/>
+              <w:szCs w:val="24"/>
+            </w:rPr>
+            <m:t xml:space="preserve">1</m:t>
+          </m:r>
+          <m:r>
+            <w:rPr>
+              <w:rFonts w:ascii="Cambria Math" w:hAnsi="Cambria Math"/>
+              <w:sz w:val="24"/>
+              <w:szCs w:val="24"/>
+            </w:rPr>
+            <m:t xml:space="preserve"> − </m:t>
+          </m:r>
+          <m:sSub>
+            <m:e>
+              <m:r>
+                <w:rPr>
+                  <w:rFonts w:ascii="Cambria Math" w:hAnsi="Cambria Math"/>
+                  <w:sz w:val="24"/>
+                  <w:szCs w:val="24"/>
+                </w:rPr>
+                <m:t xml:space="preserve">Q′</m:t>
+              </m:r>
+            </m:e>
+            <m:sub>
+              <m:r>
+                <w:rPr>
+                  <w:rFonts w:ascii="Cambria Math" w:hAnsi="Cambria Math"/>
+                  <w:sz w:val="24"/>
+                  <w:szCs w:val="24"/>
+                </w:rPr>
+                <m:t xml:space="preserve">x</m:t>
+              </m:r>
+              <m:r>
+                <w:rPr>
+                  <w:rFonts w:ascii="Cambria Math" w:hAnsi="Cambria Math"/>
+                  <w:sz w:val="24"/>
+                  <w:szCs w:val="24"/>
+                </w:rPr>
+                <m:t xml:space="preserve">+</m:t>
+              </m:r>
               <m:r>
                 <w:rPr>
                   <w:rFonts w:ascii="Cambria Math" w:hAnsi="Cambria Math"/>
@@ -3412,10 +3629,42 @@
                 </w:rPr>
                 <m:t xml:space="preserve">t</m:t>
               </m:r>
-            </m:sup>
-          </m:sSup>
+            </m:sub>
+          </m:sSub>
+          <m:r>
+            <w:rPr>
+              <w:rFonts w:ascii="Cambria Math" w:hAnsi="Cambria Math"/>
+              <w:sz w:val="24"/>
+              <w:szCs w:val="24"/>
+            </w:rPr>
+            <m:t xml:space="preserve"> )</m:t>
+          </m:r>
         </m:oMath>
       </m:oMathPara>
+    </w:p>
+    <w:p>
+      <w:pPr>
+        <w:pStyle w:val="Note"/>
+      </w:pPr>
+      <w:r>
+        <w:t xml:space="preserve">※ 보험료 계산에는 납입자수를 하나만 쓴다 — 계약을 끝내는 탈퇴 사유(사망·80% 이상 장해 — 모든 담보에 공통)가 생긴 사람을 뺀다. 별도의 납입면제율을 곱하지 않는다.</w:t>
+      </w:r>
+    </w:p>
+    <w:p>
+      <w:pPr>
+        <w:pStyle w:val="Heading2"/>
+      </w:pPr>
+      <w:r>
+        <w:t xml:space="preserve">마. 계산기수 — 보험료</w:t>
+      </w:r>
+    </w:p>
+    <w:p>
+      <w:pPr>
+        <w:pStyle w:val="FormulaLabel"/>
+      </w:pPr>
+      <w:r>
+        <w:t xml:space="preserve">[식] 납입자수의 현가와 누계 (D′ · N′)</w:t>
+      </w:r>
     </w:p>
     <w:p>
       <w:pPr>
@@ -3434,7 +3683,7 @@
                   <w:sz w:val="24"/>
                   <w:szCs w:val="24"/>
                 </w:rPr>
-                <m:t xml:space="preserve">N′</m:t>
+                <m:t xml:space="preserve">D′</m:t>
               </m:r>
             </m:e>
             <m:sub>
@@ -3480,7 +3729,7 @@
                   <w:sz w:val="24"/>
                   <w:szCs w:val="24"/>
                 </w:rPr>
-                <m:t xml:space="preserve">Σ</m:t>
+                <m:t xml:space="preserve">l′</m:t>
               </m:r>
             </m:e>
             <m:sub>
@@ -3490,15 +3739,15 @@
                   <w:sz w:val="24"/>
                   <w:szCs w:val="24"/>
                 </w:rPr>
-                <m:t xml:space="preserve">u</m:t>
-              </m:r>
-              <m:r>
-                <w:rPr>
-                  <w:rFonts w:ascii="Cambria Math" w:hAnsi="Cambria Math"/>
-                  <w:sz w:val="24"/>
-                  <w:szCs w:val="24"/>
-                </w:rPr>
-                <m:t xml:space="preserve">≥</m:t>
+                <m:t xml:space="preserve">x</m:t>
+              </m:r>
+              <m:r>
+                <w:rPr>
+                  <w:rFonts w:ascii="Cambria Math" w:hAnsi="Cambria Math"/>
+                  <w:sz w:val="24"/>
+                  <w:szCs w:val="24"/>
+                </w:rPr>
+                <m:t xml:space="preserve">+</m:t>
               </m:r>
               <m:r>
                 <w:rPr>
@@ -3516,360 +3765,32 @@
               <w:sz w:val="24"/>
               <w:szCs w:val="24"/>
             </w:rPr>
-            <m:t xml:space="preserve"> </m:t>
-          </m:r>
-          <m:sSub>
-            <m:e>
-              <m:r>
-                <w:rPr>
-                  <w:rFonts w:ascii="Cambria Math" w:hAnsi="Cambria Math"/>
-                  <w:sz w:val="24"/>
-                  <w:szCs w:val="24"/>
-                </w:rPr>
-                <m:t xml:space="preserve">D′</m:t>
-              </m:r>
-            </m:e>
-            <m:sub>
-              <m:r>
-                <w:rPr>
-                  <w:rFonts w:ascii="Cambria Math" w:hAnsi="Cambria Math"/>
-                  <w:sz w:val="24"/>
-                  <w:szCs w:val="24"/>
-                </w:rPr>
-                <m:t xml:space="preserve">x</m:t>
-              </m:r>
-              <m:r>
-                <w:rPr>
-                  <w:rFonts w:ascii="Cambria Math" w:hAnsi="Cambria Math"/>
-                  <w:sz w:val="24"/>
-                  <w:szCs w:val="24"/>
-                </w:rPr>
-                <m:t xml:space="preserve">+</m:t>
-              </m:r>
-              <m:r>
-                <w:rPr>
-                  <w:rFonts w:ascii="Cambria Math" w:hAnsi="Cambria Math"/>
-                  <w:sz w:val="24"/>
-                  <w:szCs w:val="24"/>
-                </w:rPr>
-                <m:t xml:space="preserve">u</m:t>
-              </m:r>
-            </m:sub>
-          </m:sSub>
+            <m:t xml:space="preserve">·</m:t>
+          </m:r>
+          <m:sSup>
+            <m:e>
+              <m:r>
+                <w:rPr>
+                  <w:rFonts w:ascii="Cambria Math" w:hAnsi="Cambria Math"/>
+                  <w:sz w:val="24"/>
+                  <w:szCs w:val="24"/>
+                </w:rPr>
+                <m:t xml:space="preserve">v</m:t>
+              </m:r>
+            </m:e>
+            <m:sup>
+              <m:r>
+                <w:rPr>
+                  <w:rFonts w:ascii="Cambria Math" w:hAnsi="Cambria Math"/>
+                  <w:sz w:val="24"/>
+                  <w:szCs w:val="24"/>
+                </w:rPr>
+                <m:t xml:space="preserve">t</m:t>
+              </m:r>
+            </m:sup>
+          </m:sSup>
         </m:oMath>
       </m:oMathPara>
-    </w:p>
-    <w:p>
-      <w:pPr>
-        <w:pStyle w:val="FormulaLabel"/>
-      </w:pPr>
-      <w:r>
-        <w:t xml:space="preserve">[식] 연납 환산 납입기수 (N*)</w:t>
-      </w:r>
-    </w:p>
-    <w:p>
-      <w:pPr>
-        <w:pStyle w:val="Formula"/>
-      </w:pPr>
-      <m:oMathPara>
-        <m:oMathParaPr>
-          <m:jc m:val="left"/>
-        </m:oMathParaPr>
-        <m:oMath>
-          <m:r>
-            <w:rPr>
-              <w:rFonts w:ascii="Cambria Math" w:hAnsi="Cambria Math"/>
-              <w:sz w:val="24"/>
-              <w:szCs w:val="24"/>
-            </w:rPr>
-            <m:t xml:space="preserve">N*</m:t>
-          </m:r>
-          <m:r>
-            <w:rPr>
-              <w:rFonts w:ascii="Cambria Math" w:hAnsi="Cambria Math"/>
-              <w:sz w:val="24"/>
-              <w:szCs w:val="24"/>
-            </w:rPr>
-            <m:t xml:space="preserve"> = </m:t>
-          </m:r>
-          <m:r>
-            <w:rPr>
-              <w:rFonts w:ascii="Cambria Math" w:hAnsi="Cambria Math"/>
-              <w:sz w:val="24"/>
-              <w:szCs w:val="24"/>
-            </w:rPr>
-            <m:t xml:space="preserve">k</m:t>
-          </m:r>
-          <m:r>
-            <w:rPr>
-              <w:rFonts w:ascii="Cambria Math" w:hAnsi="Cambria Math"/>
-              <w:sz w:val="24"/>
-              <w:szCs w:val="24"/>
-            </w:rPr>
-            <m:t xml:space="preserve"> · [ ( </m:t>
-          </m:r>
-          <m:sSub>
-            <m:e>
-              <m:r>
-                <w:rPr>
-                  <w:rFonts w:ascii="Cambria Math" w:hAnsi="Cambria Math"/>
-                  <w:sz w:val="24"/>
-                  <w:szCs w:val="24"/>
-                </w:rPr>
-                <m:t xml:space="preserve">N′</m:t>
-              </m:r>
-            </m:e>
-            <m:sub>
-              <m:r>
-                <w:rPr>
-                  <w:rFonts w:ascii="Cambria Math" w:hAnsi="Cambria Math"/>
-                  <w:sz w:val="24"/>
-                  <w:szCs w:val="24"/>
-                </w:rPr>
-                <m:t xml:space="preserve">x</m:t>
-              </m:r>
-            </m:sub>
-          </m:sSub>
-          <m:r>
-            <w:rPr>
-              <w:rFonts w:ascii="Cambria Math" w:hAnsi="Cambria Math"/>
-              <w:sz w:val="24"/>
-              <w:szCs w:val="24"/>
-            </w:rPr>
-            <m:t xml:space="preserve"> − </m:t>
-          </m:r>
-          <m:sSub>
-            <m:e>
-              <m:r>
-                <w:rPr>
-                  <w:rFonts w:ascii="Cambria Math" w:hAnsi="Cambria Math"/>
-                  <w:sz w:val="24"/>
-                  <w:szCs w:val="24"/>
-                </w:rPr>
-                <m:t xml:space="preserve">N′</m:t>
-              </m:r>
-            </m:e>
-            <m:sub>
-              <m:r>
-                <w:rPr>
-                  <w:rFonts w:ascii="Cambria Math" w:hAnsi="Cambria Math"/>
-                  <w:sz w:val="24"/>
-                  <w:szCs w:val="24"/>
-                </w:rPr>
-                <m:t xml:space="preserve">x</m:t>
-              </m:r>
-              <m:r>
-                <w:rPr>
-                  <w:rFonts w:ascii="Cambria Math" w:hAnsi="Cambria Math"/>
-                  <w:sz w:val="24"/>
-                  <w:szCs w:val="24"/>
-                </w:rPr>
-                <m:t xml:space="preserve">+</m:t>
-              </m:r>
-              <m:r>
-                <w:rPr>
-                  <w:rFonts w:ascii="Cambria Math" w:hAnsi="Cambria Math"/>
-                  <w:sz w:val="24"/>
-                  <w:szCs w:val="24"/>
-                </w:rPr>
-                <m:t xml:space="preserve">m</m:t>
-              </m:r>
-            </m:sub>
-          </m:sSub>
-          <m:r>
-            <w:rPr>
-              <w:rFonts w:ascii="Cambria Math" w:hAnsi="Cambria Math"/>
-              <w:sz w:val="24"/>
-              <w:szCs w:val="24"/>
-            </w:rPr>
-            <m:t xml:space="preserve"> )</m:t>
-          </m:r>
-        </m:oMath>
-      </m:oMathPara>
-    </w:p>
-    <w:p>
-      <w:pPr>
-        <w:pStyle w:val="Formula"/>
-      </w:pPr>
-      <m:oMathPara>
-        <m:oMathParaPr>
-          <m:jc m:val="left"/>
-        </m:oMathParaPr>
-        <m:oMath>
-          <m:r>
-            <w:rPr>
-              <w:rFonts w:ascii="Cambria Math" w:hAnsi="Cambria Math"/>
-              <w:sz w:val="24"/>
-              <w:szCs w:val="24"/>
-            </w:rPr>
-            <m:t xml:space="preserve">− ( </m:t>
-          </m:r>
-          <m:r>
-            <w:rPr>
-              <w:rFonts w:ascii="Cambria Math" w:hAnsi="Cambria Math"/>
-              <w:sz w:val="24"/>
-              <w:szCs w:val="24"/>
-            </w:rPr>
-            <m:t xml:space="preserve">k</m:t>
-          </m:r>
-          <m:r>
-            <w:rPr>
-              <w:rFonts w:ascii="Cambria Math" w:hAnsi="Cambria Math"/>
-              <w:sz w:val="24"/>
-              <w:szCs w:val="24"/>
-            </w:rPr>
-            <m:t xml:space="preserve">−</m:t>
-          </m:r>
-          <m:r>
-            <w:rPr>
-              <w:rFonts w:ascii="Cambria Math" w:hAnsi="Cambria Math"/>
-              <w:sz w:val="24"/>
-              <w:szCs w:val="24"/>
-            </w:rPr>
-            <m:t xml:space="preserve">1</m:t>
-          </m:r>
-          <m:r>
-            <w:rPr>
-              <w:rFonts w:ascii="Cambria Math" w:hAnsi="Cambria Math"/>
-              <w:sz w:val="24"/>
-              <w:szCs w:val="24"/>
-            </w:rPr>
-            <m:t xml:space="preserve"> )/( </m:t>
-          </m:r>
-          <m:r>
-            <w:rPr>
-              <w:rFonts w:ascii="Cambria Math" w:hAnsi="Cambria Math"/>
-              <w:sz w:val="24"/>
-              <w:szCs w:val="24"/>
-            </w:rPr>
-            <m:t xml:space="preserve">2</m:t>
-          </m:r>
-          <m:r>
-            <w:rPr>
-              <w:rFonts w:ascii="Cambria Math" w:hAnsi="Cambria Math"/>
-              <w:sz w:val="24"/>
-              <w:szCs w:val="24"/>
-            </w:rPr>
-            <m:t xml:space="preserve">·</m:t>
-          </m:r>
-          <m:r>
-            <w:rPr>
-              <w:rFonts w:ascii="Cambria Math" w:hAnsi="Cambria Math"/>
-              <w:sz w:val="24"/>
-              <w:szCs w:val="24"/>
-            </w:rPr>
-            <m:t xml:space="preserve">k</m:t>
-          </m:r>
-          <m:r>
-            <w:rPr>
-              <w:rFonts w:ascii="Cambria Math" w:hAnsi="Cambria Math"/>
-              <w:sz w:val="24"/>
-              <w:szCs w:val="24"/>
-            </w:rPr>
-            <m:t xml:space="preserve"> )·( </m:t>
-          </m:r>
-          <m:sSub>
-            <m:e>
-              <m:r>
-                <w:rPr>
-                  <w:rFonts w:ascii="Cambria Math" w:hAnsi="Cambria Math"/>
-                  <w:sz w:val="24"/>
-                  <w:szCs w:val="24"/>
-                </w:rPr>
-                <m:t xml:space="preserve">D′</m:t>
-              </m:r>
-            </m:e>
-            <m:sub>
-              <m:r>
-                <w:rPr>
-                  <w:rFonts w:ascii="Cambria Math" w:hAnsi="Cambria Math"/>
-                  <w:sz w:val="24"/>
-                  <w:szCs w:val="24"/>
-                </w:rPr>
-                <m:t xml:space="preserve">x</m:t>
-              </m:r>
-            </m:sub>
-          </m:sSub>
-          <m:r>
-            <w:rPr>
-              <w:rFonts w:ascii="Cambria Math" w:hAnsi="Cambria Math"/>
-              <w:sz w:val="24"/>
-              <w:szCs w:val="24"/>
-            </w:rPr>
-            <m:t xml:space="preserve"> − </m:t>
-          </m:r>
-          <m:sSub>
-            <m:e>
-              <m:r>
-                <w:rPr>
-                  <w:rFonts w:ascii="Cambria Math" w:hAnsi="Cambria Math"/>
-                  <w:sz w:val="24"/>
-                  <w:szCs w:val="24"/>
-                </w:rPr>
-                <m:t xml:space="preserve">D′</m:t>
-              </m:r>
-            </m:e>
-            <m:sub>
-              <m:r>
-                <w:rPr>
-                  <w:rFonts w:ascii="Cambria Math" w:hAnsi="Cambria Math"/>
-                  <w:sz w:val="24"/>
-                  <w:szCs w:val="24"/>
-                </w:rPr>
-                <m:t xml:space="preserve">x</m:t>
-              </m:r>
-              <m:r>
-                <w:rPr>
-                  <w:rFonts w:ascii="Cambria Math" w:hAnsi="Cambria Math"/>
-                  <w:sz w:val="24"/>
-                  <w:szCs w:val="24"/>
-                </w:rPr>
-                <m:t xml:space="preserve">+</m:t>
-              </m:r>
-              <m:r>
-                <w:rPr>
-                  <w:rFonts w:ascii="Cambria Math" w:hAnsi="Cambria Math"/>
-                  <w:sz w:val="24"/>
-                  <w:szCs w:val="24"/>
-                </w:rPr>
-                <m:t xml:space="preserve">m</m:t>
-              </m:r>
-            </m:sub>
-          </m:sSub>
-          <m:r>
-            <w:rPr>
-              <w:rFonts w:ascii="Cambria Math" w:hAnsi="Cambria Math"/>
-              <w:sz w:val="24"/>
-              <w:szCs w:val="24"/>
-            </w:rPr>
-            <m:t xml:space="preserve"> ) ]</m:t>
-          </m:r>
-        </m:oMath>
-      </m:oMathPara>
-    </w:p>
-    <w:p>
-      <w:pPr>
-        <w:pStyle w:val="Note"/>
-      </w:pPr>
-      <w:r>
-        <w:t xml:space="preserve">※ k 는 납입주기별 계수(연납 1, 6개월납 2, 3개월납 4, 월납 12)이다. 납입방법에 따라 N* 만 달라지고 보험금의 현가는 같다.</w:t>
-      </w:r>
-    </w:p>
-    <w:p>
-      <w:pPr>
-        <w:pStyle w:val="Heading2"/>
-      </w:pPr>
-      <w:r>
-        <w:t xml:space="preserve">바. 계산기수 — 보험금</w:t>
-      </w:r>
-    </w:p>
-    <w:p>
-      <w:pPr>
-        <w:pStyle w:val="FormulaLabel"/>
-      </w:pPr>
-      <w:r>
-        <w:t xml:space="preserve">[식] 유지자수의 현가와 누계 (D · N)</w:t>
-      </w:r>
     </w:p>
     <w:p>
       <w:pPr>
@@ -3888,7 +3809,7 @@
                   <w:sz w:val="24"/>
                   <w:szCs w:val="24"/>
                 </w:rPr>
-                <m:t xml:space="preserve">D</m:t>
+                <m:t xml:space="preserve">N′</m:t>
               </m:r>
             </m:e>
             <m:sub>
@@ -3934,7 +3855,7 @@
                   <w:sz w:val="24"/>
                   <w:szCs w:val="24"/>
                 </w:rPr>
-                <m:t xml:space="preserve">l</m:t>
+                <m:t xml:space="preserve">Σ</m:t>
               </m:r>
             </m:e>
             <m:sub>
@@ -3944,15 +3865,15 @@
                   <w:sz w:val="24"/>
                   <w:szCs w:val="24"/>
                 </w:rPr>
-                <m:t xml:space="preserve">x</m:t>
-              </m:r>
-              <m:r>
-                <w:rPr>
-                  <w:rFonts w:ascii="Cambria Math" w:hAnsi="Cambria Math"/>
-                  <w:sz w:val="24"/>
-                  <w:szCs w:val="24"/>
-                </w:rPr>
-                <m:t xml:space="preserve">+</m:t>
+                <m:t xml:space="preserve">u</m:t>
+              </m:r>
+              <m:r>
+                <w:rPr>
+                  <w:rFonts w:ascii="Cambria Math" w:hAnsi="Cambria Math"/>
+                  <w:sz w:val="24"/>
+                  <w:szCs w:val="24"/>
+                </w:rPr>
+                <m:t xml:space="preserve">≥</m:t>
               </m:r>
               <m:r>
                 <w:rPr>
@@ -3970,32 +3891,360 @@
               <w:sz w:val="24"/>
               <w:szCs w:val="24"/>
             </w:rPr>
-            <m:t xml:space="preserve">·</m:t>
-          </m:r>
-          <m:sSup>
-            <m:e>
-              <m:r>
-                <w:rPr>
-                  <w:rFonts w:ascii="Cambria Math" w:hAnsi="Cambria Math"/>
-                  <w:sz w:val="24"/>
-                  <w:szCs w:val="24"/>
-                </w:rPr>
-                <m:t xml:space="preserve">v</m:t>
-              </m:r>
-            </m:e>
-            <m:sup>
-              <m:r>
-                <w:rPr>
-                  <w:rFonts w:ascii="Cambria Math" w:hAnsi="Cambria Math"/>
-                  <w:sz w:val="24"/>
-                  <w:szCs w:val="24"/>
-                </w:rPr>
-                <m:t xml:space="preserve">t</m:t>
-              </m:r>
-            </m:sup>
-          </m:sSup>
+            <m:t xml:space="preserve"> </m:t>
+          </m:r>
+          <m:sSub>
+            <m:e>
+              <m:r>
+                <w:rPr>
+                  <w:rFonts w:ascii="Cambria Math" w:hAnsi="Cambria Math"/>
+                  <w:sz w:val="24"/>
+                  <w:szCs w:val="24"/>
+                </w:rPr>
+                <m:t xml:space="preserve">D′</m:t>
+              </m:r>
+            </m:e>
+            <m:sub>
+              <m:r>
+                <w:rPr>
+                  <w:rFonts w:ascii="Cambria Math" w:hAnsi="Cambria Math"/>
+                  <w:sz w:val="24"/>
+                  <w:szCs w:val="24"/>
+                </w:rPr>
+                <m:t xml:space="preserve">x</m:t>
+              </m:r>
+              <m:r>
+                <w:rPr>
+                  <w:rFonts w:ascii="Cambria Math" w:hAnsi="Cambria Math"/>
+                  <w:sz w:val="24"/>
+                  <w:szCs w:val="24"/>
+                </w:rPr>
+                <m:t xml:space="preserve">+</m:t>
+              </m:r>
+              <m:r>
+                <w:rPr>
+                  <w:rFonts w:ascii="Cambria Math" w:hAnsi="Cambria Math"/>
+                  <w:sz w:val="24"/>
+                  <w:szCs w:val="24"/>
+                </w:rPr>
+                <m:t xml:space="preserve">u</m:t>
+              </m:r>
+            </m:sub>
+          </m:sSub>
         </m:oMath>
       </m:oMathPara>
+    </w:p>
+    <w:p>
+      <w:pPr>
+        <w:pStyle w:val="FormulaLabel"/>
+      </w:pPr>
+      <w:r>
+        <w:t xml:space="preserve">[식] 연납 환산 납입기수 (N*)</w:t>
+      </w:r>
+    </w:p>
+    <w:p>
+      <w:pPr>
+        <w:pStyle w:val="Formula"/>
+      </w:pPr>
+      <m:oMathPara>
+        <m:oMathParaPr>
+          <m:jc m:val="left"/>
+        </m:oMathParaPr>
+        <m:oMath>
+          <m:r>
+            <w:rPr>
+              <w:rFonts w:ascii="Cambria Math" w:hAnsi="Cambria Math"/>
+              <w:sz w:val="24"/>
+              <w:szCs w:val="24"/>
+            </w:rPr>
+            <m:t xml:space="preserve">N*</m:t>
+          </m:r>
+          <m:r>
+            <w:rPr>
+              <w:rFonts w:ascii="Cambria Math" w:hAnsi="Cambria Math"/>
+              <w:sz w:val="24"/>
+              <w:szCs w:val="24"/>
+            </w:rPr>
+            <m:t xml:space="preserve"> = </m:t>
+          </m:r>
+          <m:r>
+            <w:rPr>
+              <w:rFonts w:ascii="Cambria Math" w:hAnsi="Cambria Math"/>
+              <w:sz w:val="24"/>
+              <w:szCs w:val="24"/>
+            </w:rPr>
+            <m:t xml:space="preserve">k</m:t>
+          </m:r>
+          <m:r>
+            <w:rPr>
+              <w:rFonts w:ascii="Cambria Math" w:hAnsi="Cambria Math"/>
+              <w:sz w:val="24"/>
+              <w:szCs w:val="24"/>
+            </w:rPr>
+            <m:t xml:space="preserve"> · [ ( </m:t>
+          </m:r>
+          <m:sSub>
+            <m:e>
+              <m:r>
+                <w:rPr>
+                  <w:rFonts w:ascii="Cambria Math" w:hAnsi="Cambria Math"/>
+                  <w:sz w:val="24"/>
+                  <w:szCs w:val="24"/>
+                </w:rPr>
+                <m:t xml:space="preserve">N′</m:t>
+              </m:r>
+            </m:e>
+            <m:sub>
+              <m:r>
+                <w:rPr>
+                  <w:rFonts w:ascii="Cambria Math" w:hAnsi="Cambria Math"/>
+                  <w:sz w:val="24"/>
+                  <w:szCs w:val="24"/>
+                </w:rPr>
+                <m:t xml:space="preserve">x</m:t>
+              </m:r>
+            </m:sub>
+          </m:sSub>
+          <m:r>
+            <w:rPr>
+              <w:rFonts w:ascii="Cambria Math" w:hAnsi="Cambria Math"/>
+              <w:sz w:val="24"/>
+              <w:szCs w:val="24"/>
+            </w:rPr>
+            <m:t xml:space="preserve"> − </m:t>
+          </m:r>
+          <m:sSub>
+            <m:e>
+              <m:r>
+                <w:rPr>
+                  <w:rFonts w:ascii="Cambria Math" w:hAnsi="Cambria Math"/>
+                  <w:sz w:val="24"/>
+                  <w:szCs w:val="24"/>
+                </w:rPr>
+                <m:t xml:space="preserve">N′</m:t>
+              </m:r>
+            </m:e>
+            <m:sub>
+              <m:r>
+                <w:rPr>
+                  <w:rFonts w:ascii="Cambria Math" w:hAnsi="Cambria Math"/>
+                  <w:sz w:val="24"/>
+                  <w:szCs w:val="24"/>
+                </w:rPr>
+                <m:t xml:space="preserve">x</m:t>
+              </m:r>
+              <m:r>
+                <w:rPr>
+                  <w:rFonts w:ascii="Cambria Math" w:hAnsi="Cambria Math"/>
+                  <w:sz w:val="24"/>
+                  <w:szCs w:val="24"/>
+                </w:rPr>
+                <m:t xml:space="preserve">+</m:t>
+              </m:r>
+              <m:r>
+                <w:rPr>
+                  <w:rFonts w:ascii="Cambria Math" w:hAnsi="Cambria Math"/>
+                  <w:sz w:val="24"/>
+                  <w:szCs w:val="24"/>
+                </w:rPr>
+                <m:t xml:space="preserve">m</m:t>
+              </m:r>
+            </m:sub>
+          </m:sSub>
+          <m:r>
+            <w:rPr>
+              <w:rFonts w:ascii="Cambria Math" w:hAnsi="Cambria Math"/>
+              <w:sz w:val="24"/>
+              <w:szCs w:val="24"/>
+            </w:rPr>
+            <m:t xml:space="preserve"> )</m:t>
+          </m:r>
+        </m:oMath>
+      </m:oMathPara>
+    </w:p>
+    <w:p>
+      <w:pPr>
+        <w:pStyle w:val="Formula"/>
+      </w:pPr>
+      <m:oMathPara>
+        <m:oMathParaPr>
+          <m:jc m:val="left"/>
+        </m:oMathParaPr>
+        <m:oMath>
+          <m:r>
+            <w:rPr>
+              <w:rFonts w:ascii="Cambria Math" w:hAnsi="Cambria Math"/>
+              <w:sz w:val="24"/>
+              <w:szCs w:val="24"/>
+            </w:rPr>
+            <m:t xml:space="preserve">− ( </m:t>
+          </m:r>
+          <m:r>
+            <w:rPr>
+              <w:rFonts w:ascii="Cambria Math" w:hAnsi="Cambria Math"/>
+              <w:sz w:val="24"/>
+              <w:szCs w:val="24"/>
+            </w:rPr>
+            <m:t xml:space="preserve">k</m:t>
+          </m:r>
+          <m:r>
+            <w:rPr>
+              <w:rFonts w:ascii="Cambria Math" w:hAnsi="Cambria Math"/>
+              <w:sz w:val="24"/>
+              <w:szCs w:val="24"/>
+            </w:rPr>
+            <m:t xml:space="preserve">−</m:t>
+          </m:r>
+          <m:r>
+            <w:rPr>
+              <w:rFonts w:ascii="Cambria Math" w:hAnsi="Cambria Math"/>
+              <w:sz w:val="24"/>
+              <w:szCs w:val="24"/>
+            </w:rPr>
+            <m:t xml:space="preserve">1</m:t>
+          </m:r>
+          <m:r>
+            <w:rPr>
+              <w:rFonts w:ascii="Cambria Math" w:hAnsi="Cambria Math"/>
+              <w:sz w:val="24"/>
+              <w:szCs w:val="24"/>
+            </w:rPr>
+            <m:t xml:space="preserve"> )/( </m:t>
+          </m:r>
+          <m:r>
+            <w:rPr>
+              <w:rFonts w:ascii="Cambria Math" w:hAnsi="Cambria Math"/>
+              <w:sz w:val="24"/>
+              <w:szCs w:val="24"/>
+            </w:rPr>
+            <m:t xml:space="preserve">2</m:t>
+          </m:r>
+          <m:r>
+            <w:rPr>
+              <w:rFonts w:ascii="Cambria Math" w:hAnsi="Cambria Math"/>
+              <w:sz w:val="24"/>
+              <w:szCs w:val="24"/>
+            </w:rPr>
+            <m:t xml:space="preserve">·</m:t>
+          </m:r>
+          <m:r>
+            <w:rPr>
+              <w:rFonts w:ascii="Cambria Math" w:hAnsi="Cambria Math"/>
+              <w:sz w:val="24"/>
+              <w:szCs w:val="24"/>
+            </w:rPr>
+            <m:t xml:space="preserve">k</m:t>
+          </m:r>
+          <m:r>
+            <w:rPr>
+              <w:rFonts w:ascii="Cambria Math" w:hAnsi="Cambria Math"/>
+              <w:sz w:val="24"/>
+              <w:szCs w:val="24"/>
+            </w:rPr>
+            <m:t xml:space="preserve"> )·( </m:t>
+          </m:r>
+          <m:sSub>
+            <m:e>
+              <m:r>
+                <w:rPr>
+                  <w:rFonts w:ascii="Cambria Math" w:hAnsi="Cambria Math"/>
+                  <w:sz w:val="24"/>
+                  <w:szCs w:val="24"/>
+                </w:rPr>
+                <m:t xml:space="preserve">D′</m:t>
+              </m:r>
+            </m:e>
+            <m:sub>
+              <m:r>
+                <w:rPr>
+                  <w:rFonts w:ascii="Cambria Math" w:hAnsi="Cambria Math"/>
+                  <w:sz w:val="24"/>
+                  <w:szCs w:val="24"/>
+                </w:rPr>
+                <m:t xml:space="preserve">x</m:t>
+              </m:r>
+            </m:sub>
+          </m:sSub>
+          <m:r>
+            <w:rPr>
+              <w:rFonts w:ascii="Cambria Math" w:hAnsi="Cambria Math"/>
+              <w:sz w:val="24"/>
+              <w:szCs w:val="24"/>
+            </w:rPr>
+            <m:t xml:space="preserve"> − </m:t>
+          </m:r>
+          <m:sSub>
+            <m:e>
+              <m:r>
+                <w:rPr>
+                  <w:rFonts w:ascii="Cambria Math" w:hAnsi="Cambria Math"/>
+                  <w:sz w:val="24"/>
+                  <w:szCs w:val="24"/>
+                </w:rPr>
+                <m:t xml:space="preserve">D′</m:t>
+              </m:r>
+            </m:e>
+            <m:sub>
+              <m:r>
+                <w:rPr>
+                  <w:rFonts w:ascii="Cambria Math" w:hAnsi="Cambria Math"/>
+                  <w:sz w:val="24"/>
+                  <w:szCs w:val="24"/>
+                </w:rPr>
+                <m:t xml:space="preserve">x</m:t>
+              </m:r>
+              <m:r>
+                <w:rPr>
+                  <w:rFonts w:ascii="Cambria Math" w:hAnsi="Cambria Math"/>
+                  <w:sz w:val="24"/>
+                  <w:szCs w:val="24"/>
+                </w:rPr>
+                <m:t xml:space="preserve">+</m:t>
+              </m:r>
+              <m:r>
+                <w:rPr>
+                  <w:rFonts w:ascii="Cambria Math" w:hAnsi="Cambria Math"/>
+                  <w:sz w:val="24"/>
+                  <w:szCs w:val="24"/>
+                </w:rPr>
+                <m:t xml:space="preserve">m</m:t>
+              </m:r>
+            </m:sub>
+          </m:sSub>
+          <m:r>
+            <w:rPr>
+              <w:rFonts w:ascii="Cambria Math" w:hAnsi="Cambria Math"/>
+              <w:sz w:val="24"/>
+              <w:szCs w:val="24"/>
+            </w:rPr>
+            <m:t xml:space="preserve"> ) ]</m:t>
+          </m:r>
+        </m:oMath>
+      </m:oMathPara>
+    </w:p>
+    <w:p>
+      <w:pPr>
+        <w:pStyle w:val="Note"/>
+      </w:pPr>
+      <w:r>
+        <w:t xml:space="preserve">※ k 는 납입주기별 계수(연납 1, 6개월납 2, 3개월납 4, 월납 12)이다. 납입방법에 따라 N* 만 달라지고 보험금의 현가는 같다.</w:t>
+      </w:r>
+    </w:p>
+    <w:p>
+      <w:pPr>
+        <w:pStyle w:val="Heading2"/>
+      </w:pPr>
+      <w:r>
+        <w:t xml:space="preserve">바. 계산기수 — 보험금</w:t>
+      </w:r>
+    </w:p>
+    <w:p>
+      <w:pPr>
+        <w:pStyle w:val="FormulaLabel"/>
+      </w:pPr>
+      <w:r>
+        <w:t xml:space="preserve">[식] 유지자수의 현가와 누계 (D · N)</w:t>
+      </w:r>
     </w:p>
     <w:p>
       <w:pPr>
@@ -4014,7 +4263,7 @@
                   <w:sz w:val="24"/>
                   <w:szCs w:val="24"/>
                 </w:rPr>
-                <m:t xml:space="preserve">N</m:t>
+                <m:t xml:space="preserve">D</m:t>
               </m:r>
             </m:e>
             <m:sub>
@@ -4060,7 +4309,7 @@
                   <w:sz w:val="24"/>
                   <w:szCs w:val="24"/>
                 </w:rPr>
-                <m:t xml:space="preserve">Σ</m:t>
+                <m:t xml:space="preserve">l</m:t>
               </m:r>
             </m:e>
             <m:sub>
@@ -4070,15 +4319,15 @@
                   <w:sz w:val="24"/>
                   <w:szCs w:val="24"/>
                 </w:rPr>
-                <m:t xml:space="preserve">u</m:t>
-              </m:r>
-              <m:r>
-                <w:rPr>
-                  <w:rFonts w:ascii="Cambria Math" w:hAnsi="Cambria Math"/>
-                  <w:sz w:val="24"/>
-                  <w:szCs w:val="24"/>
-                </w:rPr>
-                <m:t xml:space="preserve">≥</m:t>
+                <m:t xml:space="preserve">x</m:t>
+              </m:r>
+              <m:r>
+                <w:rPr>
+                  <w:rFonts w:ascii="Cambria Math" w:hAnsi="Cambria Math"/>
+                  <w:sz w:val="24"/>
+                  <w:szCs w:val="24"/>
+                </w:rPr>
+                <m:t xml:space="preserve">+</m:t>
               </m:r>
               <m:r>
                 <w:rPr>
@@ -4096,72 +4345,32 @@
               <w:sz w:val="24"/>
               <w:szCs w:val="24"/>
             </w:rPr>
-            <m:t xml:space="preserve"> </m:t>
-          </m:r>
-          <m:sSub>
-            <m:e>
-              <m:r>
-                <w:rPr>
-                  <w:rFonts w:ascii="Cambria Math" w:hAnsi="Cambria Math"/>
-                  <w:sz w:val="24"/>
-                  <w:szCs w:val="24"/>
-                </w:rPr>
-                <m:t xml:space="preserve">D</m:t>
-              </m:r>
-            </m:e>
-            <m:sub>
-              <m:r>
-                <w:rPr>
-                  <w:rFonts w:ascii="Cambria Math" w:hAnsi="Cambria Math"/>
-                  <w:sz w:val="24"/>
-                  <w:szCs w:val="24"/>
-                </w:rPr>
-                <m:t xml:space="preserve">x</m:t>
-              </m:r>
-              <m:r>
-                <w:rPr>
-                  <w:rFonts w:ascii="Cambria Math" w:hAnsi="Cambria Math"/>
-                  <w:sz w:val="24"/>
-                  <w:szCs w:val="24"/>
-                </w:rPr>
-                <m:t xml:space="preserve">+</m:t>
-              </m:r>
-              <m:r>
-                <w:rPr>
-                  <w:rFonts w:ascii="Cambria Math" w:hAnsi="Cambria Math"/>
-                  <w:sz w:val="24"/>
-                  <w:szCs w:val="24"/>
-                </w:rPr>
-                <m:t xml:space="preserve">u</m:t>
-              </m:r>
-            </m:sub>
-          </m:sSub>
+            <m:t xml:space="preserve">·</m:t>
+          </m:r>
+          <m:sSup>
+            <m:e>
+              <m:r>
+                <w:rPr>
+                  <w:rFonts w:ascii="Cambria Math" w:hAnsi="Cambria Math"/>
+                  <w:sz w:val="24"/>
+                  <w:szCs w:val="24"/>
+                </w:rPr>
+                <m:t xml:space="preserve">v</m:t>
+              </m:r>
+            </m:e>
+            <m:sup>
+              <m:r>
+                <w:rPr>
+                  <w:rFonts w:ascii="Cambria Math" w:hAnsi="Cambria Math"/>
+                  <w:sz w:val="24"/>
+                  <w:szCs w:val="24"/>
+                </w:rPr>
+                <m:t xml:space="preserve">t</m:t>
+              </m:r>
+            </m:sup>
+          </m:sSup>
         </m:oMath>
       </m:oMathPara>
-    </w:p>
-    <w:p>
-      <w:pPr>
-        <w:pStyle w:val="Note"/>
-      </w:pPr>
-      <w:r>
-        <w:t xml:space="preserve">※ 담보마다 그 담보가 속한 집단의 l 로 낸다. 납입 후 유지비와 책임준비금(2.)이 N 을 쓴다.</w:t>
-      </w:r>
-    </w:p>
-    <w:p>
-      <w:pPr>
-        <w:pStyle w:val="FormulaLabel"/>
-      </w:pPr>
-      <w:r>
-        <w:t xml:space="preserve">[식] 보험금의 현가 — 사망·80% 이상 장해</w:t>
-      </w:r>
-    </w:p>
-    <w:p>
-      <w:pPr>
-        <w:pStyle w:val="FormulaText"/>
-      </w:pPr>
-      <w:r>
-        <w:t xml:space="preserve">보장금액의 배수</w:t>
-      </w:r>
     </w:p>
     <w:p>
       <w:pPr>
@@ -4180,10 +4389,26 @@
                   <w:sz w:val="24"/>
                   <w:szCs w:val="24"/>
                 </w:rPr>
-                <m:t xml:space="preserve">S</m:t>
+                <m:t xml:space="preserve">N</m:t>
               </m:r>
             </m:e>
             <m:sub>
+              <m:r>
+                <w:rPr>
+                  <w:rFonts w:ascii="Cambria Math" w:hAnsi="Cambria Math"/>
+                  <w:sz w:val="24"/>
+                  <w:szCs w:val="24"/>
+                </w:rPr>
+                <m:t xml:space="preserve">x</m:t>
+              </m:r>
+              <m:r>
+                <w:rPr>
+                  <w:rFonts w:ascii="Cambria Math" w:hAnsi="Cambria Math"/>
+                  <w:sz w:val="24"/>
+                  <w:szCs w:val="24"/>
+                </w:rPr>
+                <m:t xml:space="preserve">+</m:t>
+              </m:r>
               <m:r>
                 <w:rPr>
                   <w:rFonts w:ascii="Cambria Math" w:hAnsi="Cambria Math"/>
@@ -4202,23 +4427,115 @@
             </w:rPr>
             <m:t xml:space="preserve"> = </m:t>
           </m:r>
-          <m:r>
-            <w:rPr>
-              <w:rFonts w:ascii="Cambria Math" w:hAnsi="Cambria Math"/>
-              <w:sz w:val="24"/>
-              <w:szCs w:val="24"/>
-            </w:rPr>
-            <m:t xml:space="preserve">1</m:t>
-          </m:r>
+          <m:sSub>
+            <m:e>
+              <m:r>
+                <w:rPr>
+                  <w:rFonts w:ascii="Cambria Math" w:hAnsi="Cambria Math"/>
+                  <w:sz w:val="24"/>
+                  <w:szCs w:val="24"/>
+                </w:rPr>
+                <m:t xml:space="preserve">Σ</m:t>
+              </m:r>
+            </m:e>
+            <m:sub>
+              <m:r>
+                <w:rPr>
+                  <w:rFonts w:ascii="Cambria Math" w:hAnsi="Cambria Math"/>
+                  <w:sz w:val="24"/>
+                  <w:szCs w:val="24"/>
+                </w:rPr>
+                <m:t xml:space="preserve">u</m:t>
+              </m:r>
+              <m:r>
+                <w:rPr>
+                  <w:rFonts w:ascii="Cambria Math" w:hAnsi="Cambria Math"/>
+                  <w:sz w:val="24"/>
+                  <w:szCs w:val="24"/>
+                </w:rPr>
+                <m:t xml:space="preserve">≥</m:t>
+              </m:r>
+              <m:r>
+                <w:rPr>
+                  <w:rFonts w:ascii="Cambria Math" w:hAnsi="Cambria Math"/>
+                  <w:sz w:val="24"/>
+                  <w:szCs w:val="24"/>
+                </w:rPr>
+                <m:t xml:space="preserve">t</m:t>
+              </m:r>
+            </m:sub>
+          </m:sSub>
+          <m:r>
+            <w:rPr>
+              <w:rFonts w:ascii="Cambria Math" w:hAnsi="Cambria Math"/>
+              <w:sz w:val="24"/>
+              <w:szCs w:val="24"/>
+            </w:rPr>
+            <m:t xml:space="preserve"> </m:t>
+          </m:r>
+          <m:sSub>
+            <m:e>
+              <m:r>
+                <w:rPr>
+                  <w:rFonts w:ascii="Cambria Math" w:hAnsi="Cambria Math"/>
+                  <w:sz w:val="24"/>
+                  <w:szCs w:val="24"/>
+                </w:rPr>
+                <m:t xml:space="preserve">D</m:t>
+              </m:r>
+            </m:e>
+            <m:sub>
+              <m:r>
+                <w:rPr>
+                  <w:rFonts w:ascii="Cambria Math" w:hAnsi="Cambria Math"/>
+                  <w:sz w:val="24"/>
+                  <w:szCs w:val="24"/>
+                </w:rPr>
+                <m:t xml:space="preserve">x</m:t>
+              </m:r>
+              <m:r>
+                <w:rPr>
+                  <w:rFonts w:ascii="Cambria Math" w:hAnsi="Cambria Math"/>
+                  <w:sz w:val="24"/>
+                  <w:szCs w:val="24"/>
+                </w:rPr>
+                <m:t xml:space="preserve">+</m:t>
+              </m:r>
+              <m:r>
+                <w:rPr>
+                  <w:rFonts w:ascii="Cambria Math" w:hAnsi="Cambria Math"/>
+                  <w:sz w:val="24"/>
+                  <w:szCs w:val="24"/>
+                </w:rPr>
+                <m:t xml:space="preserve">u</m:t>
+              </m:r>
+            </m:sub>
+          </m:sSub>
         </m:oMath>
       </m:oMathPara>
     </w:p>
     <w:p>
       <w:pPr>
+        <w:pStyle w:val="Note"/>
+      </w:pPr>
+      <w:r>
+        <w:t xml:space="preserve">※ 담보마다 그 담보의 유지자수 l 로 낸다. 납입 후 유지비와 책임준비금(2.)이 N 을 쓴다.</w:t>
+      </w:r>
+    </w:p>
+    <w:p>
+      <w:pPr>
+        <w:pStyle w:val="FormulaLabel"/>
+      </w:pPr>
+      <w:r>
+        <w:t xml:space="preserve">[식] 보험금의 현가 — 사망·80% 이상 장해</w:t>
+      </w:r>
+    </w:p>
+    <w:p>
+      <w:pPr>
         <w:pStyle w:val="FormulaText"/>
       </w:pPr>
       <w:r>
-        <w:t xml:space="preserve">급부 발생자 — 탈퇴자 전부가 급부 대상이다</w:t>
+        <w:t xml:space="preserve">보장금액의 배수</w:t>
       </w:r>
     </w:p>
     <w:p>
@@ -4238,26 +4555,10 @@
                   <w:sz w:val="24"/>
                   <w:szCs w:val="24"/>
                 </w:rPr>
-                <m:t xml:space="preserve">C</m:t>
+                <m:t xml:space="preserve">S</m:t>
               </m:r>
             </m:e>
             <m:sub>
-              <m:r>
-                <w:rPr>
-                  <w:rFonts w:ascii="Cambria Math" w:hAnsi="Cambria Math"/>
-                  <w:sz w:val="24"/>
-                  <w:szCs w:val="24"/>
-                </w:rPr>
-                <m:t xml:space="preserve">x</m:t>
-              </m:r>
-              <m:r>
-                <w:rPr>
-                  <w:rFonts w:ascii="Cambria Math" w:hAnsi="Cambria Math"/>
-                  <w:sz w:val="24"/>
-                  <w:szCs w:val="24"/>
-                </w:rPr>
-                <m:t xml:space="preserve">+</m:t>
-              </m:r>
               <m:r>
                 <w:rPr>
                   <w:rFonts w:ascii="Cambria Math" w:hAnsi="Cambria Math"/>
@@ -4276,128 +4577,14 @@
             </w:rPr>
             <m:t xml:space="preserve"> = </m:t>
           </m:r>
-          <m:sSub>
-            <m:e>
-              <m:r>
-                <w:rPr>
-                  <w:rFonts w:ascii="Cambria Math" w:hAnsi="Cambria Math"/>
-                  <w:sz w:val="24"/>
-                  <w:szCs w:val="24"/>
-                </w:rPr>
-                <m:t xml:space="preserve">l</m:t>
-              </m:r>
-            </m:e>
-            <m:sub>
-              <m:r>
-                <w:rPr>
-                  <w:rFonts w:ascii="Cambria Math" w:hAnsi="Cambria Math"/>
-                  <w:sz w:val="24"/>
-                  <w:szCs w:val="24"/>
-                </w:rPr>
-                <m:t xml:space="preserve">x</m:t>
-              </m:r>
-              <m:r>
-                <w:rPr>
-                  <w:rFonts w:ascii="Cambria Math" w:hAnsi="Cambria Math"/>
-                  <w:sz w:val="24"/>
-                  <w:szCs w:val="24"/>
-                </w:rPr>
-                <m:t xml:space="preserve">+</m:t>
-              </m:r>
-              <m:r>
-                <w:rPr>
-                  <w:rFonts w:ascii="Cambria Math" w:hAnsi="Cambria Math"/>
-                  <w:sz w:val="24"/>
-                  <w:szCs w:val="24"/>
-                </w:rPr>
-                <m:t xml:space="preserve">t</m:t>
-              </m:r>
-            </m:sub>
-          </m:sSub>
-          <m:r>
-            <w:rPr>
-              <w:rFonts w:ascii="Cambria Math" w:hAnsi="Cambria Math"/>
-              <w:sz w:val="24"/>
-              <w:szCs w:val="24"/>
-            </w:rPr>
-            <m:t xml:space="preserve">·</m:t>
-          </m:r>
-          <m:sSub>
-            <m:e>
-              <m:r>
-                <w:rPr>
-                  <w:rFonts w:ascii="Cambria Math" w:hAnsi="Cambria Math"/>
-                  <w:sz w:val="24"/>
-                  <w:szCs w:val="24"/>
-                </w:rPr>
-                <m:t xml:space="preserve">Q</m:t>
-              </m:r>
-            </m:e>
-            <m:sub>
-              <m:r>
-                <w:rPr>
-                  <w:rFonts w:ascii="Cambria Math" w:hAnsi="Cambria Math"/>
-                  <w:sz w:val="24"/>
-                  <w:szCs w:val="24"/>
-                </w:rPr>
-                <m:t xml:space="preserve">x</m:t>
-              </m:r>
-              <m:r>
-                <w:rPr>
-                  <w:rFonts w:ascii="Cambria Math" w:hAnsi="Cambria Math"/>
-                  <w:sz w:val="24"/>
-                  <w:szCs w:val="24"/>
-                </w:rPr>
-                <m:t xml:space="preserve">+</m:t>
-              </m:r>
-              <m:r>
-                <w:rPr>
-                  <w:rFonts w:ascii="Cambria Math" w:hAnsi="Cambria Math"/>
-                  <w:sz w:val="24"/>
-                  <w:szCs w:val="24"/>
-                </w:rPr>
-                <m:t xml:space="preserve">t</m:t>
-              </m:r>
-            </m:sub>
-          </m:sSub>
-          <m:r>
-            <w:rPr>
-              <w:rFonts w:ascii="Cambria Math" w:hAnsi="Cambria Math"/>
-              <w:sz w:val="24"/>
-              <w:szCs w:val="24"/>
-            </w:rPr>
-            <m:t xml:space="preserve">·</m:t>
-          </m:r>
-          <m:sSup>
-            <m:e>
-              <m:r>
-                <w:rPr>
-                  <w:rFonts w:ascii="Cambria Math" w:hAnsi="Cambria Math"/>
-                  <w:sz w:val="24"/>
-                  <w:szCs w:val="24"/>
-                </w:rPr>
-                <m:t xml:space="preserve">v</m:t>
-              </m:r>
-            </m:e>
-            <m:sup>
-              <m:r>
-                <w:rPr>
-                  <w:rFonts w:ascii="Cambria Math" w:hAnsi="Cambria Math"/>
-                  <w:sz w:val="24"/>
-                  <w:szCs w:val="24"/>
-                </w:rPr>
-                <m:t xml:space="preserve">t</m:t>
-              </m:r>
-              <m:r>
-                <w:rPr>
-                  <w:rFonts w:ascii="Cambria Math" w:hAnsi="Cambria Math"/>
-                  <w:sz w:val="24"/>
-                  <w:szCs w:val="24"/>
-                </w:rPr>
-                <m:t xml:space="preserve">+½</m:t>
-              </m:r>
-            </m:sup>
-          </m:sSup>
+          <m:r>
+            <w:rPr>
+              <w:rFonts w:ascii="Cambria Math" w:hAnsi="Cambria Math"/>
+              <w:sz w:val="24"/>
+              <w:szCs w:val="24"/>
+            </w:rPr>
+            <m:t xml:space="preserve">1</m:t>
+          </m:r>
         </m:oMath>
       </m:oMathPara>
     </w:p>
@@ -4406,7 +4593,7 @@
         <w:pStyle w:val="FormulaText"/>
       </w:pPr>
       <w:r>
-        <w:t xml:space="preserve">보험금 현가의 누계</w:t>
+        <w:t xml:space="preserve">급부 발생자 — 탈퇴자 전부가 급부 대상이다</w:t>
       </w:r>
     </w:p>
     <w:p>
@@ -4426,7 +4613,7 @@
                   <w:sz w:val="24"/>
                   <w:szCs w:val="24"/>
                 </w:rPr>
-                <m:t xml:space="preserve">M</m:t>
+                <m:t xml:space="preserve">C</m:t>
               </m:r>
             </m:e>
             <m:sub>
@@ -4464,15 +4651,15 @@
             </w:rPr>
             <m:t xml:space="preserve"> = </m:t>
           </m:r>
-          <m:sSubSup>
-            <m:e>
-              <m:r>
-                <w:rPr>
-                  <w:rFonts w:ascii="Cambria Math" w:hAnsi="Cambria Math"/>
-                  <w:sz w:val="24"/>
-                  <w:szCs w:val="24"/>
-                </w:rPr>
-                <m:t xml:space="preserve">Σ</m:t>
+          <m:sSub>
+            <m:e>
+              <m:r>
+                <w:rPr>
+                  <w:rFonts w:ascii="Cambria Math" w:hAnsi="Cambria Math"/>
+                  <w:sz w:val="24"/>
+                  <w:szCs w:val="24"/>
+                </w:rPr>
+                <m:t xml:space="preserve">l</m:t>
               </m:r>
             </m:e>
             <m:sub>
@@ -4482,15 +4669,15 @@
                   <w:sz w:val="24"/>
                   <w:szCs w:val="24"/>
                 </w:rPr>
-                <m:t xml:space="preserve">u</m:t>
-              </m:r>
-              <m:r>
-                <w:rPr>
-                  <w:rFonts w:ascii="Cambria Math" w:hAnsi="Cambria Math"/>
-                  <w:sz w:val="24"/>
-                  <w:szCs w:val="24"/>
-                </w:rPr>
-                <m:t xml:space="preserve">=</m:t>
+                <m:t xml:space="preserve">x</m:t>
+              </m:r>
+              <m:r>
+                <w:rPr>
+                  <w:rFonts w:ascii="Cambria Math" w:hAnsi="Cambria Math"/>
+                  <w:sz w:val="24"/>
+                  <w:szCs w:val="24"/>
+                </w:rPr>
+                <m:t xml:space="preserve">+</m:t>
               </m:r>
               <m:r>
                 <w:rPr>
@@ -4499,62 +4686,6 @@
                   <w:szCs w:val="24"/>
                 </w:rPr>
                 <m:t xml:space="preserve">t</m:t>
-              </m:r>
-            </m:sub>
-            <m:sup>
-              <m:r>
-                <w:rPr>
-                  <w:rFonts w:ascii="Cambria Math" w:hAnsi="Cambria Math"/>
-                  <w:sz w:val="24"/>
-                  <w:szCs w:val="24"/>
-                </w:rPr>
-                <m:t xml:space="preserve">n</m:t>
-              </m:r>
-              <m:r>
-                <w:rPr>
-                  <w:rFonts w:ascii="Cambria Math" w:hAnsi="Cambria Math"/>
-                  <w:sz w:val="24"/>
-                  <w:szCs w:val="24"/>
-                </w:rPr>
-                <m:t xml:space="preserve">−</m:t>
-              </m:r>
-              <m:r>
-                <w:rPr>
-                  <w:rFonts w:ascii="Cambria Math" w:hAnsi="Cambria Math"/>
-                  <w:sz w:val="24"/>
-                  <w:szCs w:val="24"/>
-                </w:rPr>
-                <m:t xml:space="preserve">1</m:t>
-              </m:r>
-            </m:sup>
-          </m:sSubSup>
-          <m:r>
-            <w:rPr>
-              <w:rFonts w:ascii="Cambria Math" w:hAnsi="Cambria Math"/>
-              <w:sz w:val="24"/>
-              <w:szCs w:val="24"/>
-            </w:rPr>
-            <m:t xml:space="preserve"> </m:t>
-          </m:r>
-          <m:sSub>
-            <m:e>
-              <m:r>
-                <w:rPr>
-                  <w:rFonts w:ascii="Cambria Math" w:hAnsi="Cambria Math"/>
-                  <w:sz w:val="24"/>
-                  <w:szCs w:val="24"/>
-                </w:rPr>
-                <m:t xml:space="preserve">S</m:t>
-              </m:r>
-            </m:e>
-            <m:sub>
-              <m:r>
-                <w:rPr>
-                  <w:rFonts w:ascii="Cambria Math" w:hAnsi="Cambria Math"/>
-                  <w:sz w:val="24"/>
-                  <w:szCs w:val="24"/>
-                </w:rPr>
-                <m:t xml:space="preserve">u</m:t>
               </m:r>
             </m:sub>
           </m:sSub>
@@ -4574,7 +4705,7 @@
                   <w:sz w:val="24"/>
                   <w:szCs w:val="24"/>
                 </w:rPr>
-                <m:t xml:space="preserve">C</m:t>
+                <m:t xml:space="preserve">Q</m:t>
               </m:r>
             </m:e>
             <m:sub>
@@ -4600,10 +4731,48 @@
                   <w:sz w:val="24"/>
                   <w:szCs w:val="24"/>
                 </w:rPr>
-                <m:t xml:space="preserve">u</m:t>
+                <m:t xml:space="preserve">t</m:t>
               </m:r>
             </m:sub>
           </m:sSub>
+          <m:r>
+            <w:rPr>
+              <w:rFonts w:ascii="Cambria Math" w:hAnsi="Cambria Math"/>
+              <w:sz w:val="24"/>
+              <w:szCs w:val="24"/>
+            </w:rPr>
+            <m:t xml:space="preserve">·</m:t>
+          </m:r>
+          <m:sSup>
+            <m:e>
+              <m:r>
+                <w:rPr>
+                  <w:rFonts w:ascii="Cambria Math" w:hAnsi="Cambria Math"/>
+                  <w:sz w:val="24"/>
+                  <w:szCs w:val="24"/>
+                </w:rPr>
+                <m:t xml:space="preserve">v</m:t>
+              </m:r>
+            </m:e>
+            <m:sup>
+              <m:r>
+                <w:rPr>
+                  <w:rFonts w:ascii="Cambria Math" w:hAnsi="Cambria Math"/>
+                  <w:sz w:val="24"/>
+                  <w:szCs w:val="24"/>
+                </w:rPr>
+                <m:t xml:space="preserve">t</m:t>
+              </m:r>
+              <m:r>
+                <w:rPr>
+                  <w:rFonts w:ascii="Cambria Math" w:hAnsi="Cambria Math"/>
+                  <w:sz w:val="24"/>
+                  <w:szCs w:val="24"/>
+                </w:rPr>
+                <m:t xml:space="preserve">+½</m:t>
+              </m:r>
+            </m:sup>
+          </m:sSup>
         </m:oMath>
       </m:oMathPara>
     </w:p>
@@ -4612,7 +4781,7 @@
         <w:pStyle w:val="FormulaText"/>
       </w:pPr>
       <w:r>
-        <w:t xml:space="preserve">보험금 현가 (PVB) — 보장금액 1원당</w:t>
+        <w:t xml:space="preserve">보험금 현가의 누계</w:t>
       </w:r>
     </w:p>
     <w:p>
@@ -4624,17 +4793,44 @@
           <m:jc m:val="left"/>
         </m:oMathParaPr>
         <m:oMath>
-          <m:r>
-            <m:rPr>
-              <m:nor/>
-            </m:rPr>
-            <w:rPr>
-              <w:rFonts w:ascii="Cambria Math" w:hAnsi="Cambria Math"/>
-              <w:sz w:val="24"/>
-              <w:szCs w:val="24"/>
-            </w:rPr>
-            <m:t xml:space="preserve">PVB</m:t>
-          </m:r>
+          <m:sSub>
+            <m:e>
+              <m:r>
+                <w:rPr>
+                  <w:rFonts w:ascii="Cambria Math" w:hAnsi="Cambria Math"/>
+                  <w:sz w:val="24"/>
+                  <w:szCs w:val="24"/>
+                </w:rPr>
+                <m:t xml:space="preserve">M</m:t>
+              </m:r>
+            </m:e>
+            <m:sub>
+              <m:r>
+                <w:rPr>
+                  <w:rFonts w:ascii="Cambria Math" w:hAnsi="Cambria Math"/>
+                  <w:sz w:val="24"/>
+                  <w:szCs w:val="24"/>
+                </w:rPr>
+                <m:t xml:space="preserve">x</m:t>
+              </m:r>
+              <m:r>
+                <w:rPr>
+                  <w:rFonts w:ascii="Cambria Math" w:hAnsi="Cambria Math"/>
+                  <w:sz w:val="24"/>
+                  <w:szCs w:val="24"/>
+                </w:rPr>
+                <m:t xml:space="preserve">+</m:t>
+              </m:r>
+              <m:r>
+                <w:rPr>
+                  <w:rFonts w:ascii="Cambria Math" w:hAnsi="Cambria Math"/>
+                  <w:sz w:val="24"/>
+                  <w:szCs w:val="24"/>
+                </w:rPr>
+                <m:t xml:space="preserve">t</m:t>
+              </m:r>
+            </m:sub>
+          </m:sSub>
           <m:r>
             <w:rPr>
               <w:rFonts w:ascii="Cambria Math" w:hAnsi="Cambria Math"/>
@@ -4643,6 +4839,78 @@
             </w:rPr>
             <m:t xml:space="preserve"> = </m:t>
           </m:r>
+          <m:sSubSup>
+            <m:e>
+              <m:r>
+                <w:rPr>
+                  <w:rFonts w:ascii="Cambria Math" w:hAnsi="Cambria Math"/>
+                  <w:sz w:val="24"/>
+                  <w:szCs w:val="24"/>
+                </w:rPr>
+                <m:t xml:space="preserve">Σ</m:t>
+              </m:r>
+            </m:e>
+            <m:sub>
+              <m:r>
+                <w:rPr>
+                  <w:rFonts w:ascii="Cambria Math" w:hAnsi="Cambria Math"/>
+                  <w:sz w:val="24"/>
+                  <w:szCs w:val="24"/>
+                </w:rPr>
+                <m:t xml:space="preserve">u</m:t>
+              </m:r>
+              <m:r>
+                <w:rPr>
+                  <w:rFonts w:ascii="Cambria Math" w:hAnsi="Cambria Math"/>
+                  <w:sz w:val="24"/>
+                  <w:szCs w:val="24"/>
+                </w:rPr>
+                <m:t xml:space="preserve">=</m:t>
+              </m:r>
+              <m:r>
+                <w:rPr>
+                  <w:rFonts w:ascii="Cambria Math" w:hAnsi="Cambria Math"/>
+                  <w:sz w:val="24"/>
+                  <w:szCs w:val="24"/>
+                </w:rPr>
+                <m:t xml:space="preserve">t</m:t>
+              </m:r>
+            </m:sub>
+            <m:sup>
+              <m:r>
+                <w:rPr>
+                  <w:rFonts w:ascii="Cambria Math" w:hAnsi="Cambria Math"/>
+                  <w:sz w:val="24"/>
+                  <w:szCs w:val="24"/>
+                </w:rPr>
+                <m:t xml:space="preserve">n</m:t>
+              </m:r>
+              <m:r>
+                <w:rPr>
+                  <w:rFonts w:ascii="Cambria Math" w:hAnsi="Cambria Math"/>
+                  <w:sz w:val="24"/>
+                  <w:szCs w:val="24"/>
+                </w:rPr>
+                <m:t xml:space="preserve">−</m:t>
+              </m:r>
+              <m:r>
+                <w:rPr>
+                  <w:rFonts w:ascii="Cambria Math" w:hAnsi="Cambria Math"/>
+                  <w:sz w:val="24"/>
+                  <w:szCs w:val="24"/>
+                </w:rPr>
+                <m:t xml:space="preserve">1</m:t>
+              </m:r>
+            </m:sup>
+          </m:sSubSup>
+          <m:r>
+            <w:rPr>
+              <w:rFonts w:ascii="Cambria Math" w:hAnsi="Cambria Math"/>
+              <w:sz w:val="24"/>
+              <w:szCs w:val="24"/>
+            </w:rPr>
+            <m:t xml:space="preserve"> </m:t>
+          </m:r>
           <m:sSub>
             <m:e>
               <m:r>
@@ -4651,7 +4919,7 @@
                   <w:sz w:val="24"/>
                   <w:szCs w:val="24"/>
                 </w:rPr>
-                <m:t xml:space="preserve">M</m:t>
+                <m:t xml:space="preserve">S</m:t>
               </m:r>
             </m:e>
             <m:sub>
@@ -4661,7 +4929,53 @@
                   <w:sz w:val="24"/>
                   <w:szCs w:val="24"/>
                 </w:rPr>
+                <m:t xml:space="preserve">u</m:t>
+              </m:r>
+            </m:sub>
+          </m:sSub>
+          <m:r>
+            <w:rPr>
+              <w:rFonts w:ascii="Cambria Math" w:hAnsi="Cambria Math"/>
+              <w:sz w:val="24"/>
+              <w:szCs w:val="24"/>
+            </w:rPr>
+            <m:t xml:space="preserve">·</m:t>
+          </m:r>
+          <m:sSub>
+            <m:e>
+              <m:r>
+                <w:rPr>
+                  <w:rFonts w:ascii="Cambria Math" w:hAnsi="Cambria Math"/>
+                  <w:sz w:val="24"/>
+                  <w:szCs w:val="24"/>
+                </w:rPr>
+                <m:t xml:space="preserve">C</m:t>
+              </m:r>
+            </m:e>
+            <m:sub>
+              <m:r>
+                <w:rPr>
+                  <w:rFonts w:ascii="Cambria Math" w:hAnsi="Cambria Math"/>
+                  <w:sz w:val="24"/>
+                  <w:szCs w:val="24"/>
+                </w:rPr>
                 <m:t xml:space="preserve">x</m:t>
+              </m:r>
+              <m:r>
+                <w:rPr>
+                  <w:rFonts w:ascii="Cambria Math" w:hAnsi="Cambria Math"/>
+                  <w:sz w:val="24"/>
+                  <w:szCs w:val="24"/>
+                </w:rPr>
+                <m:t xml:space="preserve">+</m:t>
+              </m:r>
+              <m:r>
+                <w:rPr>
+                  <w:rFonts w:ascii="Cambria Math" w:hAnsi="Cambria Math"/>
+                  <w:sz w:val="24"/>
+                  <w:szCs w:val="24"/>
+                </w:rPr>
+                <m:t xml:space="preserve">u</m:t>
               </m:r>
             </m:sub>
           </m:sSub>
@@ -4670,26 +4984,10 @@
     </w:p>
     <w:p>
       <w:pPr>
-        <w:pStyle w:val="Note"/>
-      </w:pPr>
-      <w:r>
-        <w:t xml:space="preserve">※ 보장금액 가입금액의 1배 · 종신 (110세) · 면책·삭감 없음 · 집단 “사망 · 80% 이상 장해”. 사망·80% 이상 장해 모두 같은 보험금을 지급하므로 탈퇴자 전부가 급부 대상이다.</w:t>
-      </w:r>
-    </w:p>
-    <w:p>
-      <w:pPr>
-        <w:pStyle w:val="Heading2"/>
-      </w:pPr>
-      <w:r>
-        <w:t xml:space="preserve">사. 순보험료 및 영업보험료</w:t>
-      </w:r>
-    </w:p>
-    <w:p>
-      <w:pPr>
-        <w:pStyle w:val="FormulaLabel"/>
-      </w:pPr>
-      <w:r>
-        <w:t xml:space="preserve">[식] 순보험료 (P)</w:t>
+        <w:pStyle w:val="FormulaText"/>
+      </w:pPr>
+      <w:r>
+        <w:t xml:space="preserve">보험금 현가 (PVB) — 보장금액 1원당</w:t>
       </w:r>
     </w:p>
     <w:p>
@@ -4702,22 +5000,6 @@
         </m:oMathParaPr>
         <m:oMath>
           <m:r>
-            <w:rPr>
-              <w:rFonts w:ascii="Cambria Math" w:hAnsi="Cambria Math"/>
-              <w:sz w:val="24"/>
-              <w:szCs w:val="24"/>
-            </w:rPr>
-            <m:t xml:space="preserve">P</m:t>
-          </m:r>
-          <m:r>
-            <w:rPr>
-              <w:rFonts w:ascii="Cambria Math" w:hAnsi="Cambria Math"/>
-              <w:sz w:val="24"/>
-              <w:szCs w:val="24"/>
-            </w:rPr>
-            <m:t xml:space="preserve"> = </m:t>
-          </m:r>
-          <m:r>
             <m:rPr>
               <m:nor/>
             </m:rPr>
@@ -4734,16 +5016,30 @@
               <w:sz w:val="24"/>
               <w:szCs w:val="24"/>
             </w:rPr>
-            <m:t xml:space="preserve"> / </m:t>
-          </m:r>
-          <m:r>
-            <w:rPr>
-              <w:rFonts w:ascii="Cambria Math" w:hAnsi="Cambria Math"/>
-              <w:sz w:val="24"/>
-              <w:szCs w:val="24"/>
-            </w:rPr>
-            <m:t xml:space="preserve">N*</m:t>
-          </m:r>
+            <m:t xml:space="preserve"> = </m:t>
+          </m:r>
+          <m:sSub>
+            <m:e>
+              <m:r>
+                <w:rPr>
+                  <w:rFonts w:ascii="Cambria Math" w:hAnsi="Cambria Math"/>
+                  <w:sz w:val="24"/>
+                  <w:szCs w:val="24"/>
+                </w:rPr>
+                <m:t xml:space="preserve">M</m:t>
+              </m:r>
+            </m:e>
+            <m:sub>
+              <m:r>
+                <w:rPr>
+                  <w:rFonts w:ascii="Cambria Math" w:hAnsi="Cambria Math"/>
+                  <w:sz w:val="24"/>
+                  <w:szCs w:val="24"/>
+                </w:rPr>
+                <m:t xml:space="preserve">x</m:t>
+              </m:r>
+            </m:sub>
+          </m:sSub>
         </m:oMath>
       </m:oMathPara>
     </w:p>
@@ -4752,7 +5048,86 @@
         <w:pStyle w:val="Note"/>
       </w:pPr>
       <w:r>
-        <w:t xml:space="preserve">※ 담보마다 그 담보의 보험금 현가 PVB 와 그 담보가 속한 집단의 N* 로 낸다. 보장금액 1원당이다.</w:t>
+        <w:t xml:space="preserve">※ 보장금액 가입금액의 1배 · 종신 (110세) · 면책·삭감 없음 · 유지자(사망X, 80% 이상 장해X). 사망·80% 이상 장해 모두 같은 보험금을 지급하므로 탈퇴자 전부가 급부 대상이다.</w:t>
+      </w:r>
+    </w:p>
+    <w:p>
+      <w:pPr>
+        <w:pStyle w:val="Heading2"/>
+      </w:pPr>
+      <w:r>
+        <w:t xml:space="preserve">사. 순보험료 및 영업보험료</w:t>
+      </w:r>
+    </w:p>
+    <w:p>
+      <w:pPr>
+        <w:pStyle w:val="FormulaLabel"/>
+      </w:pPr>
+      <w:r>
+        <w:t xml:space="preserve">[식] 순보험료 (P)</w:t>
+      </w:r>
+    </w:p>
+    <w:p>
+      <w:pPr>
+        <w:pStyle w:val="Formula"/>
+      </w:pPr>
+      <m:oMathPara>
+        <m:oMathParaPr>
+          <m:jc m:val="left"/>
+        </m:oMathParaPr>
+        <m:oMath>
+          <m:r>
+            <w:rPr>
+              <w:rFonts w:ascii="Cambria Math" w:hAnsi="Cambria Math"/>
+              <w:sz w:val="24"/>
+              <w:szCs w:val="24"/>
+            </w:rPr>
+            <m:t xml:space="preserve">P</m:t>
+          </m:r>
+          <m:r>
+            <w:rPr>
+              <w:rFonts w:ascii="Cambria Math" w:hAnsi="Cambria Math"/>
+              <w:sz w:val="24"/>
+              <w:szCs w:val="24"/>
+            </w:rPr>
+            <m:t xml:space="preserve"> = </m:t>
+          </m:r>
+          <m:r>
+            <m:rPr>
+              <m:nor/>
+            </m:rPr>
+            <w:rPr>
+              <w:rFonts w:ascii="Cambria Math" w:hAnsi="Cambria Math"/>
+              <w:sz w:val="24"/>
+              <w:szCs w:val="24"/>
+            </w:rPr>
+            <m:t xml:space="preserve">PVB</m:t>
+          </m:r>
+          <m:r>
+            <w:rPr>
+              <w:rFonts w:ascii="Cambria Math" w:hAnsi="Cambria Math"/>
+              <w:sz w:val="24"/>
+              <w:szCs w:val="24"/>
+            </w:rPr>
+            <m:t xml:space="preserve"> / </m:t>
+          </m:r>
+          <m:r>
+            <w:rPr>
+              <w:rFonts w:ascii="Cambria Math" w:hAnsi="Cambria Math"/>
+              <w:sz w:val="24"/>
+              <w:szCs w:val="24"/>
+            </w:rPr>
+            <m:t xml:space="preserve">N*</m:t>
+          </m:r>
+        </m:oMath>
+      </m:oMathPara>
+    </w:p>
+    <w:p>
+      <w:pPr>
+        <w:pStyle w:val="Note"/>
+      </w:pPr>
+      <w:r>
+        <w:t xml:space="preserve">※ 담보마다 그 담보의 보험금 현가 PVB 를 그 계약 단위의 N*(납입자수는 하나)로 나눈다. 보장금액 1원당이다.</w:t>
       </w:r>
     </w:p>
     <w:p>

--- a/standards/표준_산출방법서_종신보험.docx
+++ b/standards/표준_산출방법서_종신보험.docx
@@ -6896,6 +6896,173 @@
             </w:rPr>
             <m:t xml:space="preserve">000</m:t>
           </m:r>
+          <m:r>
+            <w:rPr>
+              <w:rFonts w:ascii="Cambria Math" w:hAnsi="Cambria Math"/>
+              <w:sz w:val="24"/>
+              <w:szCs w:val="24"/>
+            </w:rPr>
+            <m:t xml:space="preserve"> )</m:t>
+          </m:r>
+        </m:oMath>
+      </m:oMathPara>
+    </w:p>
+    <w:p>
+      <w:pPr>
+        <w:pStyle w:val="FormulaText"/>
+      </w:pPr>
+      <w:r>
+        <w:t xml:space="preserve">회계연도말 보험료적립금 — 적용기초율과 표준기초율(</w:t>
+      </w:r>
+      <w:r>
+        <w:t xml:space="preserve">V</w:t>
+      </w:r>
+      <w:r>
+        <w:rPr>
+          <w:vertAlign w:val="superscript"/>
+        </w:rPr>
+        <w:t xml:space="preserve">표준</w:t>
+      </w:r>
+      <w:r>
+        <w:t xml:space="preserve">) 책임준비금 중 큰 금액</w:t>
+      </w:r>
+    </w:p>
+    <w:p>
+      <w:pPr>
+        <w:pStyle w:val="Formula"/>
+      </w:pPr>
+      <m:oMathPara>
+        <m:oMathParaPr>
+          <m:jc m:val="left"/>
+        </m:oMathParaPr>
+        <m:oMath>
+          <m:sSubSup>
+            <m:e>
+              <m:r>
+                <w:rPr>
+                  <w:rFonts w:ascii="Cambria Math" w:hAnsi="Cambria Math"/>
+                  <w:sz w:val="24"/>
+                  <w:szCs w:val="24"/>
+                </w:rPr>
+                <m:t xml:space="preserve">V</m:t>
+              </m:r>
+            </m:e>
+            <m:sub>
+              <m:r>
+                <w:rPr>
+                  <w:rFonts w:ascii="Cambria Math" w:hAnsi="Cambria Math"/>
+                  <w:sz w:val="24"/>
+                  <w:szCs w:val="24"/>
+                </w:rPr>
+                <m:t xml:space="preserve">t</m:t>
+              </m:r>
+            </m:sub>
+            <m:sup>
+              <m:r>
+                <m:rPr>
+                  <m:nor/>
+                </m:rPr>
+                <w:rPr>
+                  <w:rFonts w:ascii="Cambria Math" w:hAnsi="Cambria Math"/>
+                  <w:sz w:val="24"/>
+                  <w:szCs w:val="24"/>
+                </w:rPr>
+                <m:t xml:space="preserve">결산</m:t>
+              </m:r>
+            </m:sup>
+          </m:sSubSup>
+          <m:r>
+            <w:rPr>
+              <w:rFonts w:ascii="Cambria Math" w:hAnsi="Cambria Math"/>
+              <w:sz w:val="24"/>
+              <w:szCs w:val="24"/>
+            </w:rPr>
+            <m:t xml:space="preserve"> = </m:t>
+          </m:r>
+          <m:r>
+            <m:rPr>
+              <m:sty m:val="p"/>
+            </m:rPr>
+            <w:rPr>
+              <w:rFonts w:ascii="Cambria Math" w:hAnsi="Cambria Math"/>
+              <w:sz w:val="24"/>
+              <w:szCs w:val="24"/>
+            </w:rPr>
+            <m:t xml:space="preserve">max</m:t>
+          </m:r>
+          <m:r>
+            <w:rPr>
+              <w:rFonts w:ascii="Cambria Math" w:hAnsi="Cambria Math"/>
+              <w:sz w:val="24"/>
+              <w:szCs w:val="24"/>
+            </w:rPr>
+            <m:t xml:space="preserve">( </m:t>
+          </m:r>
+          <m:sSub>
+            <m:e>
+              <m:r>
+                <w:rPr>
+                  <w:rFonts w:ascii="Cambria Math" w:hAnsi="Cambria Math"/>
+                  <w:sz w:val="24"/>
+                  <w:szCs w:val="24"/>
+                </w:rPr>
+                <m:t xml:space="preserve">V</m:t>
+              </m:r>
+            </m:e>
+            <m:sub>
+              <m:r>
+                <w:rPr>
+                  <w:rFonts w:ascii="Cambria Math" w:hAnsi="Cambria Math"/>
+                  <w:sz w:val="24"/>
+                  <w:szCs w:val="24"/>
+                </w:rPr>
+                <m:t xml:space="preserve">t</m:t>
+              </m:r>
+            </m:sub>
+          </m:sSub>
+          <m:r>
+            <w:rPr>
+              <w:rFonts w:ascii="Cambria Math" w:hAnsi="Cambria Math"/>
+              <w:sz w:val="24"/>
+              <w:szCs w:val="24"/>
+            </w:rPr>
+            <m:t xml:space="preserve">, </m:t>
+          </m:r>
+          <m:sSubSup>
+            <m:e>
+              <m:r>
+                <w:rPr>
+                  <w:rFonts w:ascii="Cambria Math" w:hAnsi="Cambria Math"/>
+                  <w:sz w:val="24"/>
+                  <w:szCs w:val="24"/>
+                </w:rPr>
+                <m:t xml:space="preserve">V</m:t>
+              </m:r>
+            </m:e>
+            <m:sub>
+              <m:r>
+                <w:rPr>
+                  <w:rFonts w:ascii="Cambria Math" w:hAnsi="Cambria Math"/>
+                  <w:sz w:val="24"/>
+                  <w:szCs w:val="24"/>
+                </w:rPr>
+                <m:t xml:space="preserve">t</m:t>
+              </m:r>
+            </m:sub>
+            <m:sup>
+              <m:r>
+                <m:rPr>
+                  <m:nor/>
+                </m:rPr>
+                <w:rPr>
+                  <w:rFonts w:ascii="Cambria Math" w:hAnsi="Cambria Math"/>
+                  <w:sz w:val="24"/>
+                  <w:szCs w:val="24"/>
+                </w:rPr>
+                <m:t xml:space="preserve">표준</m:t>
+              </m:r>
+            </m:sup>
+          </m:sSubSup>
           <m:r>
             <w:rPr>
               <w:rFonts w:ascii="Cambria Math" w:hAnsi="Cambria Math"/>

--- a/standards/표준_산출방법서_종신보험.docx
+++ b/standards/표준_산출방법서_종신보험.docx
@@ -5858,7 +5858,7 @@
         <w:pStyle w:val="Note"/>
       </w:pPr>
       <w:r>
-        <w:t xml:space="preserve">※ 담보 보험료 = 10만원당 보험료 × (보장금액 ÷ 100,000), 보장금액 = 보험가입금액 × 배수. 여러 담보는 담보 보험료를 더한다.</w:t>
+        <w:t xml:space="preserve">※ 담보 보험료 = 10만원당 보험료 × (보장금액 ÷ 100,000) 에서 10원 미만을 버린다(10원 단위). 보장금액 = 보험가입금액 × 배수. 여러 담보는 담보 보험료를 더한다.</w:t>
       </w:r>
     </w:p>
     <w:p>

--- a/standards/표준_산출방법서_종신보험.docx
+++ b/standards/표준_산출방법서_종신보험.docx
@@ -61,7 +61,7 @@
               <w:spacing w:before="30" w:after="30"/>
             </w:pPr>
             <w:r>
-              <w:t xml:space="preserve">이 문서는 표준 산출방법서 v6 양식입니다. 개요 표의 "양식" 행을 지우지 마세요 — 앱은 이 행을 보고 정해진 순서대로 읽습니다.</w:t>
+              <w:t xml:space="preserve">이 문서는 표준 산출방법서 v7 양식입니다. 개요 표의 "양식" 행을 지우지 마세요 — 앱은 이 행을 보고 정해진 순서대로 읽습니다.</w:t>
             </w:r>
           </w:p>
         </w:tc>
@@ -248,7 +248,7 @@
               <w:spacing w:before="30" w:after="30"/>
             </w:pPr>
             <w:r>
-              <w:t xml:space="preserve">표준 산출방법서 v6</w:t>
+              <w:t xml:space="preserve">표준 산출방법서 v7</w:t>
             </w:r>
           </w:p>
         </w:tc>
@@ -1154,17 +1154,7 @@
     </w:p>
     <w:p>
       <w:r>
-        <w:t xml:space="preserve">(4) 납입면제 사유</w:t>
-      </w:r>
-    </w:p>
-    <w:p>
-      <w:r>
-        <w:t xml:space="preserve">별도의 납입면제율을 두지 않는다(f = 0). 납입자수 l′ 는 모든 담보에 공통인 탈퇴 사유로만 준다(유지자수·납입자수).</w:t>
-      </w:r>
-    </w:p>
-    <w:p>
-      <w:r>
-        <w:t xml:space="preserve">(5) 예정사업비율</w:t>
+        <w:t xml:space="preserve">(4) 예정사업비율</w:t>
       </w:r>
     </w:p>
     <w:tbl>
@@ -1895,6 +1885,12 @@
             </w:r>
             <w:r>
               <w:rPr>
+                <w:vertAlign w:val="superscript"/>
+              </w:rPr>
+              <w:t xml:space="preserve">(k)</w:t>
+            </w:r>
+            <w:r>
+              <w:rPr>
                 <w:vertAlign w:val="subscript"/>
               </w:rPr>
               <w:t xml:space="preserve">x+t</w:t>
@@ -1910,10 +1906,16 @@
               <w:spacing w:before="30" w:after="30"/>
             </w:pPr>
             <w:r>
-              <w:t xml:space="preserve">t시점 생존자수 (기준 인원 </w:t>
+              <w:t xml:space="preserve">생존자 lx(k) — t시점 생존자수(기준 인원 </w:t>
             </w:r>
             <w:r>
               <w:t xml:space="preserve">l</w:t>
+            </w:r>
+            <w:r>
+              <w:rPr>
+                <w:vertAlign w:val="superscript"/>
+              </w:rPr>
+              <w:t xml:space="preserve">(k)</w:t>
             </w:r>
             <w:r>
               <w:rPr>
@@ -1922,7 +1924,7 @@
               <w:t xml:space="preserve">x</w:t>
             </w:r>
             <w:r>
-              <w:t xml:space="preserve"> = 100,000) — 사망 · 80% 이상 장해 가 생기지 않은 사람 수</w:t>
+              <w:t xml:space="preserve"> = 100,000). 그 생존자의 탈퇴 사유가 생기지 않은 사람 수 (다.)</w:t>
             </w:r>
           </w:p>
         </w:tc>
@@ -1937,7 +1939,13 @@
               <w:spacing w:before="30" w:after="30"/>
             </w:pPr>
             <w:r>
-              <w:t xml:space="preserve">l′</w:t>
+              <w:t xml:space="preserve">D</w:t>
+            </w:r>
+            <w:r>
+              <w:rPr>
+                <w:vertAlign w:val="superscript"/>
+              </w:rPr>
+              <w:t xml:space="preserve">(k)</w:t>
             </w:r>
             <w:r>
               <w:rPr>
@@ -1945,30 +1953,92 @@
               </w:rPr>
               <w:t xml:space="preserve">x+t</w:t>
             </w:r>
-          </w:p>
-        </w:tc>
-        <w:tc>
-          <w:tcPr>
-            <w:tcW w:w="0" w:type="auto"/>
-          </w:tcPr>
-          <w:p>
-            <w:pPr>
-              <w:spacing w:before="30" w:after="30"/>
-            </w:pPr>
-            <w:r>
-              <w:t xml:space="preserve">t시점 납입자수 (기준 인원 </w:t>
-            </w:r>
-            <w:r>
-              <w:t xml:space="preserve">l′</w:t>
+            <w:r>
+              <w:t xml:space="preserve"> · </w:t>
+            </w:r>
+            <w:r>
+              <w:t xml:space="preserve">N</w:t>
+            </w:r>
+            <w:r>
+              <w:rPr>
+                <w:vertAlign w:val="superscript"/>
+              </w:rPr>
+              <w:t xml:space="preserve">(k)</w:t>
             </w:r>
             <w:r>
               <w:rPr>
                 <w:vertAlign w:val="subscript"/>
               </w:rPr>
-              <w:t xml:space="preserve">x</w:t>
-            </w:r>
-            <w:r>
-              <w:t xml:space="preserve"> = 100,000) — 탈퇴·납입면제 사유가 생기지 않은 사람 수. 보험료(N*)에 쓰고 계약 전체에 하나다</w:t>
+              <w:t xml:space="preserve">x+t</w:t>
+            </w:r>
+          </w:p>
+        </w:tc>
+        <w:tc>
+          <w:tcPr>
+            <w:tcW w:w="0" w:type="auto"/>
+          </w:tcPr>
+          <w:p>
+            <w:pPr>
+              <w:spacing w:before="30" w:after="30"/>
+            </w:pPr>
+            <w:r>
+              <w:t xml:space="preserve">생존자 lx(k) 의 현가와 그 누계</w:t>
+            </w:r>
+          </w:p>
+        </w:tc>
+      </w:tr>
+      <w:tr>
+        <w:tc>
+          <w:tcPr>
+            <w:tcW w:w="0" w:type="auto"/>
+          </w:tcPr>
+          <w:p>
+            <w:pPr>
+              <w:spacing w:before="30" w:after="30"/>
+            </w:pPr>
+            <w:r>
+              <w:t xml:space="preserve">l · D · N</w:t>
+            </w:r>
+          </w:p>
+        </w:tc>
+        <w:tc>
+          <w:tcPr>
+            <w:tcW w:w="0" w:type="auto"/>
+          </w:tcPr>
+          <w:p>
+            <w:pPr>
+              <w:spacing w:before="30" w:after="30"/>
+            </w:pPr>
+            <w:r>
+              <w:t xml:space="preserve">보험금이 가져다 쓰는 생존자의 lx · Dx · Nx (라. — 담보마다 그 생존자)</w:t>
+            </w:r>
+          </w:p>
+        </w:tc>
+      </w:tr>
+      <w:tr>
+        <w:tc>
+          <w:tcPr>
+            <w:tcW w:w="0" w:type="auto"/>
+          </w:tcPr>
+          <w:p>
+            <w:pPr>
+              <w:spacing w:before="30" w:after="30"/>
+            </w:pPr>
+            <w:r>
+              <w:t xml:space="preserve">D′ · N′</w:t>
+            </w:r>
+          </w:p>
+        </w:tc>
+        <w:tc>
+          <w:tcPr>
+            <w:tcW w:w="0" w:type="auto"/>
+          </w:tcPr>
+          <w:p>
+            <w:pPr>
+              <w:spacing w:before="30" w:after="30"/>
+            </w:pPr>
+            <w:r>
+              <w:t xml:space="preserve">그 계약 단위의 [납입] 생존자의 Dx · Nx — 보험료 납입기수 N* 에 쓴다</w:t>
             </w:r>
           </w:p>
         </w:tc>
@@ -2017,6 +2087,52 @@
               <w:spacing w:before="30" w:after="30"/>
             </w:pPr>
             <w:r>
+              <w:t xml:space="preserve">C</w:t>
+            </w:r>
+            <w:r>
+              <w:rPr>
+                <w:vertAlign w:val="subscript"/>
+              </w:rPr>
+              <w:t xml:space="preserve">x+t</w:t>
+            </w:r>
+            <w:r>
+              <w:t xml:space="preserve"> · </w:t>
+            </w:r>
+            <w:r>
+              <w:t xml:space="preserve">M</w:t>
+            </w:r>
+            <w:r>
+              <w:rPr>
+                <w:vertAlign w:val="subscript"/>
+              </w:rPr>
+              <w:t xml:space="preserve">x+t</w:t>
+            </w:r>
+          </w:p>
+        </w:tc>
+        <w:tc>
+          <w:tcPr>
+            <w:tcW w:w="0" w:type="auto"/>
+          </w:tcPr>
+          <w:p>
+            <w:pPr>
+              <w:spacing w:before="30" w:after="30"/>
+            </w:pPr>
+            <w:r>
+              <w:t xml:space="preserve">급부 발생자의 현가와 그 누계 (라.)</w:t>
+            </w:r>
+          </w:p>
+        </w:tc>
+      </w:tr>
+      <w:tr>
+        <w:tc>
+          <w:tcPr>
+            <w:tcW w:w="0" w:type="auto"/>
+          </w:tcPr>
+          <w:p>
+            <w:pPr>
+              <w:spacing w:before="30" w:after="30"/>
+            </w:pPr>
+            <w:r>
               <w:t xml:space="preserve">V</w:t>
             </w:r>
             <w:r>
@@ -2082,2109 +2198,7 @@
         <w:pStyle w:val="Heading2"/>
       </w:pPr>
       <w:r>
-        <w:t xml:space="preserve">다. 유지자수·납입자수</w:t>
-      </w:r>
-    </w:p>
-    <w:p>
-      <w:pPr>
-        <w:pStyle w:val="FormulaLabel"/>
-      </w:pPr>
-      <w:r>
-        <w:t xml:space="preserve">[식] 유지자수 — 유지자(사망X, 80% 이상 장해X)</w:t>
-      </w:r>
-    </w:p>
-    <w:p>
-      <w:pPr>
-        <w:pStyle w:val="FormulaText"/>
-      </w:pPr>
-      <w:r>
-        <w:t xml:space="preserve">q</w:t>
-      </w:r>
-      <w:r>
-        <w:rPr>
-          <w:vertAlign w:val="subscript"/>
-        </w:rPr>
-        <w:t xml:space="preserve">x</w:t>
-      </w:r>
-      <w:r>
-        <w:t xml:space="preserve"> : 사망률</w:t>
-      </w:r>
-    </w:p>
-    <w:p>
-      <w:pPr>
-        <w:pStyle w:val="FormulaText"/>
-      </w:pPr>
-      <w:r>
-        <w:t xml:space="preserve">r</w:t>
-      </w:r>
-      <w:r>
-        <w:rPr>
-          <w:vertAlign w:val="subscript"/>
-        </w:rPr>
-        <w:t xml:space="preserve">x</w:t>
-      </w:r>
-      <w:r>
-        <w:t xml:space="preserve"> : 80% 이상 장해율</w:t>
-      </w:r>
-    </w:p>
-    <w:p>
-      <w:pPr>
-        <w:pStyle w:val="FormulaText"/>
-      </w:pPr>
-      <w:r>
-        <w:t xml:space="preserve">기준 인원</w:t>
-      </w:r>
-    </w:p>
-    <w:p>
-      <w:pPr>
-        <w:pStyle w:val="Formula"/>
-      </w:pPr>
-      <m:oMathPara>
-        <m:oMathParaPr>
-          <m:jc m:val="left"/>
-        </m:oMathParaPr>
-        <m:oMath>
-          <m:sSub>
-            <m:e>
-              <m:r>
-                <w:rPr>
-                  <w:rFonts w:ascii="Cambria Math" w:hAnsi="Cambria Math"/>
-                  <w:sz w:val="24"/>
-                  <w:szCs w:val="24"/>
-                </w:rPr>
-                <m:t xml:space="preserve">l</m:t>
-              </m:r>
-            </m:e>
-            <m:sub>
-              <m:r>
-                <w:rPr>
-                  <w:rFonts w:ascii="Cambria Math" w:hAnsi="Cambria Math"/>
-                  <w:sz w:val="24"/>
-                  <w:szCs w:val="24"/>
-                </w:rPr>
-                <m:t xml:space="preserve">x</m:t>
-              </m:r>
-            </m:sub>
-          </m:sSub>
-          <m:r>
-            <w:rPr>
-              <w:rFonts w:ascii="Cambria Math" w:hAnsi="Cambria Math"/>
-              <w:sz w:val="24"/>
-              <w:szCs w:val="24"/>
-            </w:rPr>
-            <m:t xml:space="preserve"> = </m:t>
-          </m:r>
-          <m:r>
-            <w:rPr>
-              <w:rFonts w:ascii="Cambria Math" w:hAnsi="Cambria Math"/>
-              <w:sz w:val="24"/>
-              <w:szCs w:val="24"/>
-            </w:rPr>
-            <m:t xml:space="preserve">100</m:t>
-          </m:r>
-          <m:r>
-            <w:rPr>
-              <w:rFonts w:ascii="Cambria Math" w:hAnsi="Cambria Math"/>
-              <w:sz w:val="24"/>
-              <w:szCs w:val="24"/>
-            </w:rPr>
-            <m:t xml:space="preserve">,</m:t>
-          </m:r>
-          <m:r>
-            <w:rPr>
-              <w:rFonts w:ascii="Cambria Math" w:hAnsi="Cambria Math"/>
-              <w:sz w:val="24"/>
-              <w:szCs w:val="24"/>
-            </w:rPr>
-            <m:t xml:space="preserve">000</m:t>
-          </m:r>
-        </m:oMath>
-      </m:oMathPara>
-    </w:p>
-    <w:p>
-      <w:pPr>
-        <w:pStyle w:val="FormulaText"/>
-      </w:pPr>
-      <w:r>
-        <w:t xml:space="preserve">탈퇴율 — 사망과는 겹치는 부분을 절반으로 보고, 1 을 넘지 않는다</w:t>
-      </w:r>
-    </w:p>
-    <w:p>
-      <w:pPr>
-        <w:pStyle w:val="Formula"/>
-      </w:pPr>
-      <m:oMathPara>
-        <m:oMathParaPr>
-          <m:jc m:val="left"/>
-        </m:oMathParaPr>
-        <m:oMath>
-          <m:sSub>
-            <m:e>
-              <m:r>
-                <w:rPr>
-                  <w:rFonts w:ascii="Cambria Math" w:hAnsi="Cambria Math"/>
-                  <w:sz w:val="24"/>
-                  <w:szCs w:val="24"/>
-                </w:rPr>
-                <m:t xml:space="preserve">Q</m:t>
-              </m:r>
-            </m:e>
-            <m:sub>
-              <m:r>
-                <w:rPr>
-                  <w:rFonts w:ascii="Cambria Math" w:hAnsi="Cambria Math"/>
-                  <w:sz w:val="24"/>
-                  <w:szCs w:val="24"/>
-                </w:rPr>
-                <m:t xml:space="preserve">x</m:t>
-              </m:r>
-              <m:r>
-                <w:rPr>
-                  <w:rFonts w:ascii="Cambria Math" w:hAnsi="Cambria Math"/>
-                  <w:sz w:val="24"/>
-                  <w:szCs w:val="24"/>
-                </w:rPr>
-                <m:t xml:space="preserve">+</m:t>
-              </m:r>
-              <m:r>
-                <w:rPr>
-                  <w:rFonts w:ascii="Cambria Math" w:hAnsi="Cambria Math"/>
-                  <w:sz w:val="24"/>
-                  <w:szCs w:val="24"/>
-                </w:rPr>
-                <m:t xml:space="preserve">t</m:t>
-              </m:r>
-            </m:sub>
-          </m:sSub>
-          <m:r>
-            <w:rPr>
-              <w:rFonts w:ascii="Cambria Math" w:hAnsi="Cambria Math"/>
-              <w:sz w:val="24"/>
-              <w:szCs w:val="24"/>
-            </w:rPr>
-            <m:t xml:space="preserve"> = </m:t>
-          </m:r>
-          <m:r>
-            <m:rPr>
-              <m:sty m:val="p"/>
-            </m:rPr>
-            <w:rPr>
-              <w:rFonts w:ascii="Cambria Math" w:hAnsi="Cambria Math"/>
-              <w:sz w:val="24"/>
-              <w:szCs w:val="24"/>
-            </w:rPr>
-            <m:t xml:space="preserve">min</m:t>
-          </m:r>
-          <m:r>
-            <w:rPr>
-              <w:rFonts w:ascii="Cambria Math" w:hAnsi="Cambria Math"/>
-              <w:sz w:val="24"/>
-              <w:szCs w:val="24"/>
-            </w:rPr>
-            <m:t xml:space="preserve">( </m:t>
-          </m:r>
-          <m:r>
-            <w:rPr>
-              <w:rFonts w:ascii="Cambria Math" w:hAnsi="Cambria Math"/>
-              <w:sz w:val="24"/>
-              <w:szCs w:val="24"/>
-            </w:rPr>
-            <m:t xml:space="preserve">1</m:t>
-          </m:r>
-          <m:r>
-            <w:rPr>
-              <w:rFonts w:ascii="Cambria Math" w:hAnsi="Cambria Math"/>
-              <w:sz w:val="24"/>
-              <w:szCs w:val="24"/>
-            </w:rPr>
-            <m:t xml:space="preserve">, </m:t>
-          </m:r>
-          <m:sSub>
-            <m:e>
-              <m:r>
-                <w:rPr>
-                  <w:rFonts w:ascii="Cambria Math" w:hAnsi="Cambria Math"/>
-                  <w:sz w:val="24"/>
-                  <w:szCs w:val="24"/>
-                </w:rPr>
-                <m:t xml:space="preserve">q</m:t>
-              </m:r>
-            </m:e>
-            <m:sub>
-              <m:r>
-                <w:rPr>
-                  <w:rFonts w:ascii="Cambria Math" w:hAnsi="Cambria Math"/>
-                  <w:sz w:val="24"/>
-                  <w:szCs w:val="24"/>
-                </w:rPr>
-                <m:t xml:space="preserve">x</m:t>
-              </m:r>
-              <m:r>
-                <w:rPr>
-                  <w:rFonts w:ascii="Cambria Math" w:hAnsi="Cambria Math"/>
-                  <w:sz w:val="24"/>
-                  <w:szCs w:val="24"/>
-                </w:rPr>
-                <m:t xml:space="preserve">+</m:t>
-              </m:r>
-              <m:r>
-                <w:rPr>
-                  <w:rFonts w:ascii="Cambria Math" w:hAnsi="Cambria Math"/>
-                  <w:sz w:val="24"/>
-                  <w:szCs w:val="24"/>
-                </w:rPr>
-                <m:t xml:space="preserve">t</m:t>
-              </m:r>
-            </m:sub>
-          </m:sSub>
-          <m:r>
-            <w:rPr>
-              <w:rFonts w:ascii="Cambria Math" w:hAnsi="Cambria Math"/>
-              <w:sz w:val="24"/>
-              <w:szCs w:val="24"/>
-            </w:rPr>
-            <m:t xml:space="preserve"> + </m:t>
-          </m:r>
-          <m:sSub>
-            <m:e>
-              <m:r>
-                <w:rPr>
-                  <w:rFonts w:ascii="Cambria Math" w:hAnsi="Cambria Math"/>
-                  <w:sz w:val="24"/>
-                  <w:szCs w:val="24"/>
-                </w:rPr>
-                <m:t xml:space="preserve">r</m:t>
-              </m:r>
-            </m:e>
-            <m:sub>
-              <m:r>
-                <w:rPr>
-                  <w:rFonts w:ascii="Cambria Math" w:hAnsi="Cambria Math"/>
-                  <w:sz w:val="24"/>
-                  <w:szCs w:val="24"/>
-                </w:rPr>
-                <m:t xml:space="preserve">x</m:t>
-              </m:r>
-              <m:r>
-                <w:rPr>
-                  <w:rFonts w:ascii="Cambria Math" w:hAnsi="Cambria Math"/>
-                  <w:sz w:val="24"/>
-                  <w:szCs w:val="24"/>
-                </w:rPr>
-                <m:t xml:space="preserve">+</m:t>
-              </m:r>
-              <m:r>
-                <w:rPr>
-                  <w:rFonts w:ascii="Cambria Math" w:hAnsi="Cambria Math"/>
-                  <w:sz w:val="24"/>
-                  <w:szCs w:val="24"/>
-                </w:rPr>
-                <m:t xml:space="preserve">t</m:t>
-              </m:r>
-            </m:sub>
-          </m:sSub>
-          <m:r>
-            <w:rPr>
-              <w:rFonts w:ascii="Cambria Math" w:hAnsi="Cambria Math"/>
-              <w:sz w:val="24"/>
-              <w:szCs w:val="24"/>
-            </w:rPr>
-            <m:t xml:space="preserve"> − </m:t>
-          </m:r>
-          <m:sSub>
-            <m:e>
-              <m:r>
-                <w:rPr>
-                  <w:rFonts w:ascii="Cambria Math" w:hAnsi="Cambria Math"/>
-                  <w:sz w:val="24"/>
-                  <w:szCs w:val="24"/>
-                </w:rPr>
-                <m:t xml:space="preserve">q</m:t>
-              </m:r>
-            </m:e>
-            <m:sub>
-              <m:r>
-                <w:rPr>
-                  <w:rFonts w:ascii="Cambria Math" w:hAnsi="Cambria Math"/>
-                  <w:sz w:val="24"/>
-                  <w:szCs w:val="24"/>
-                </w:rPr>
-                <m:t xml:space="preserve">x</m:t>
-              </m:r>
-              <m:r>
-                <w:rPr>
-                  <w:rFonts w:ascii="Cambria Math" w:hAnsi="Cambria Math"/>
-                  <w:sz w:val="24"/>
-                  <w:szCs w:val="24"/>
-                </w:rPr>
-                <m:t xml:space="preserve">+</m:t>
-              </m:r>
-              <m:r>
-                <w:rPr>
-                  <w:rFonts w:ascii="Cambria Math" w:hAnsi="Cambria Math"/>
-                  <w:sz w:val="24"/>
-                  <w:szCs w:val="24"/>
-                </w:rPr>
-                <m:t xml:space="preserve">t</m:t>
-              </m:r>
-            </m:sub>
-          </m:sSub>
-          <m:r>
-            <w:rPr>
-              <w:rFonts w:ascii="Cambria Math" w:hAnsi="Cambria Math"/>
-              <w:sz w:val="24"/>
-              <w:szCs w:val="24"/>
-            </w:rPr>
-            <m:t xml:space="preserve">·</m:t>
-          </m:r>
-          <m:sSub>
-            <m:e>
-              <m:r>
-                <w:rPr>
-                  <w:rFonts w:ascii="Cambria Math" w:hAnsi="Cambria Math"/>
-                  <w:sz w:val="24"/>
-                  <w:szCs w:val="24"/>
-                </w:rPr>
-                <m:t xml:space="preserve">r</m:t>
-              </m:r>
-            </m:e>
-            <m:sub>
-              <m:r>
-                <w:rPr>
-                  <w:rFonts w:ascii="Cambria Math" w:hAnsi="Cambria Math"/>
-                  <w:sz w:val="24"/>
-                  <w:szCs w:val="24"/>
-                </w:rPr>
-                <m:t xml:space="preserve">x</m:t>
-              </m:r>
-              <m:r>
-                <w:rPr>
-                  <w:rFonts w:ascii="Cambria Math" w:hAnsi="Cambria Math"/>
-                  <w:sz w:val="24"/>
-                  <w:szCs w:val="24"/>
-                </w:rPr>
-                <m:t xml:space="preserve">+</m:t>
-              </m:r>
-              <m:r>
-                <w:rPr>
-                  <w:rFonts w:ascii="Cambria Math" w:hAnsi="Cambria Math"/>
-                  <w:sz w:val="24"/>
-                  <w:szCs w:val="24"/>
-                </w:rPr>
-                <m:t xml:space="preserve">t</m:t>
-              </m:r>
-            </m:sub>
-          </m:sSub>
-          <m:r>
-            <w:rPr>
-              <w:rFonts w:ascii="Cambria Math" w:hAnsi="Cambria Math"/>
-              <w:sz w:val="24"/>
-              <w:szCs w:val="24"/>
-            </w:rPr>
-            <m:t xml:space="preserve">/</m:t>
-          </m:r>
-          <m:r>
-            <w:rPr>
-              <w:rFonts w:ascii="Cambria Math" w:hAnsi="Cambria Math"/>
-              <w:sz w:val="24"/>
-              <w:szCs w:val="24"/>
-            </w:rPr>
-            <m:t xml:space="preserve">2</m:t>
-          </m:r>
-          <m:r>
-            <w:rPr>
-              <w:rFonts w:ascii="Cambria Math" w:hAnsi="Cambria Math"/>
-              <w:sz w:val="24"/>
-              <w:szCs w:val="24"/>
-            </w:rPr>
-            <m:t xml:space="preserve"> )</m:t>
-          </m:r>
-        </m:oMath>
-      </m:oMathPara>
-    </w:p>
-    <w:p>
-      <w:pPr>
-        <w:pStyle w:val="FormulaText"/>
-      </w:pPr>
-      <w:r>
-        <w:t xml:space="preserve">유지자수 — 탈퇴 사유가 생긴 사람을 뺀다</w:t>
-      </w:r>
-    </w:p>
-    <w:p>
-      <w:pPr>
-        <w:pStyle w:val="Formula"/>
-      </w:pPr>
-      <m:oMathPara>
-        <m:oMathParaPr>
-          <m:jc m:val="left"/>
-        </m:oMathParaPr>
-        <m:oMath>
-          <m:sSub>
-            <m:e>
-              <m:r>
-                <w:rPr>
-                  <w:rFonts w:ascii="Cambria Math" w:hAnsi="Cambria Math"/>
-                  <w:sz w:val="24"/>
-                  <w:szCs w:val="24"/>
-                </w:rPr>
-                <m:t xml:space="preserve">l</m:t>
-              </m:r>
-            </m:e>
-            <m:sub>
-              <m:r>
-                <w:rPr>
-                  <w:rFonts w:ascii="Cambria Math" w:hAnsi="Cambria Math"/>
-                  <w:sz w:val="24"/>
-                  <w:szCs w:val="24"/>
-                </w:rPr>
-                <m:t xml:space="preserve">x</m:t>
-              </m:r>
-              <m:r>
-                <w:rPr>
-                  <w:rFonts w:ascii="Cambria Math" w:hAnsi="Cambria Math"/>
-                  <w:sz w:val="24"/>
-                  <w:szCs w:val="24"/>
-                </w:rPr>
-                <m:t xml:space="preserve">+</m:t>
-              </m:r>
-              <m:r>
-                <w:rPr>
-                  <w:rFonts w:ascii="Cambria Math" w:hAnsi="Cambria Math"/>
-                  <w:sz w:val="24"/>
-                  <w:szCs w:val="24"/>
-                </w:rPr>
-                <m:t xml:space="preserve">t</m:t>
-              </m:r>
-              <m:r>
-                <w:rPr>
-                  <w:rFonts w:ascii="Cambria Math" w:hAnsi="Cambria Math"/>
-                  <w:sz w:val="24"/>
-                  <w:szCs w:val="24"/>
-                </w:rPr>
-                <m:t xml:space="preserve">+</m:t>
-              </m:r>
-              <m:r>
-                <w:rPr>
-                  <w:rFonts w:ascii="Cambria Math" w:hAnsi="Cambria Math"/>
-                  <w:sz w:val="24"/>
-                  <w:szCs w:val="24"/>
-                </w:rPr>
-                <m:t xml:space="preserve">1</m:t>
-              </m:r>
-            </m:sub>
-          </m:sSub>
-          <m:r>
-            <w:rPr>
-              <w:rFonts w:ascii="Cambria Math" w:hAnsi="Cambria Math"/>
-              <w:sz w:val="24"/>
-              <w:szCs w:val="24"/>
-            </w:rPr>
-            <m:t xml:space="preserve"> = </m:t>
-          </m:r>
-          <m:sSub>
-            <m:e>
-              <m:r>
-                <w:rPr>
-                  <w:rFonts w:ascii="Cambria Math" w:hAnsi="Cambria Math"/>
-                  <w:sz w:val="24"/>
-                  <w:szCs w:val="24"/>
-                </w:rPr>
-                <m:t xml:space="preserve">l</m:t>
-              </m:r>
-            </m:e>
-            <m:sub>
-              <m:r>
-                <w:rPr>
-                  <w:rFonts w:ascii="Cambria Math" w:hAnsi="Cambria Math"/>
-                  <w:sz w:val="24"/>
-                  <w:szCs w:val="24"/>
-                </w:rPr>
-                <m:t xml:space="preserve">x</m:t>
-              </m:r>
-              <m:r>
-                <w:rPr>
-                  <w:rFonts w:ascii="Cambria Math" w:hAnsi="Cambria Math"/>
-                  <w:sz w:val="24"/>
-                  <w:szCs w:val="24"/>
-                </w:rPr>
-                <m:t xml:space="preserve">+</m:t>
-              </m:r>
-              <m:r>
-                <w:rPr>
-                  <w:rFonts w:ascii="Cambria Math" w:hAnsi="Cambria Math"/>
-                  <w:sz w:val="24"/>
-                  <w:szCs w:val="24"/>
-                </w:rPr>
-                <m:t xml:space="preserve">t</m:t>
-              </m:r>
-            </m:sub>
-          </m:sSub>
-          <m:r>
-            <w:rPr>
-              <w:rFonts w:ascii="Cambria Math" w:hAnsi="Cambria Math"/>
-              <w:sz w:val="24"/>
-              <w:szCs w:val="24"/>
-            </w:rPr>
-            <m:t xml:space="preserve"> × ( </m:t>
-          </m:r>
-          <m:r>
-            <w:rPr>
-              <w:rFonts w:ascii="Cambria Math" w:hAnsi="Cambria Math"/>
-              <w:sz w:val="24"/>
-              <w:szCs w:val="24"/>
-            </w:rPr>
-            <m:t xml:space="preserve">1</m:t>
-          </m:r>
-          <m:r>
-            <w:rPr>
-              <w:rFonts w:ascii="Cambria Math" w:hAnsi="Cambria Math"/>
-              <w:sz w:val="24"/>
-              <w:szCs w:val="24"/>
-            </w:rPr>
-            <m:t xml:space="preserve"> − </m:t>
-          </m:r>
-          <m:sSub>
-            <m:e>
-              <m:r>
-                <w:rPr>
-                  <w:rFonts w:ascii="Cambria Math" w:hAnsi="Cambria Math"/>
-                  <w:sz w:val="24"/>
-                  <w:szCs w:val="24"/>
-                </w:rPr>
-                <m:t xml:space="preserve">Q</m:t>
-              </m:r>
-            </m:e>
-            <m:sub>
-              <m:r>
-                <w:rPr>
-                  <w:rFonts w:ascii="Cambria Math" w:hAnsi="Cambria Math"/>
-                  <w:sz w:val="24"/>
-                  <w:szCs w:val="24"/>
-                </w:rPr>
-                <m:t xml:space="preserve">x</m:t>
-              </m:r>
-              <m:r>
-                <w:rPr>
-                  <w:rFonts w:ascii="Cambria Math" w:hAnsi="Cambria Math"/>
-                  <w:sz w:val="24"/>
-                  <w:szCs w:val="24"/>
-                </w:rPr>
-                <m:t xml:space="preserve">+</m:t>
-              </m:r>
-              <m:r>
-                <w:rPr>
-                  <w:rFonts w:ascii="Cambria Math" w:hAnsi="Cambria Math"/>
-                  <w:sz w:val="24"/>
-                  <w:szCs w:val="24"/>
-                </w:rPr>
-                <m:t xml:space="preserve">t</m:t>
-              </m:r>
-            </m:sub>
-          </m:sSub>
-          <m:r>
-            <w:rPr>
-              <w:rFonts w:ascii="Cambria Math" w:hAnsi="Cambria Math"/>
-              <w:sz w:val="24"/>
-              <w:szCs w:val="24"/>
-            </w:rPr>
-            <m:t xml:space="preserve"> )</m:t>
-          </m:r>
-        </m:oMath>
-      </m:oMathPara>
-    </w:p>
-    <w:p>
-      <w:pPr>
-        <w:pStyle w:val="Note"/>
-      </w:pPr>
-      <w:r>
-        <w:t xml:space="preserve">※ 사망·80% 이상 장해 담보가 쓴다.</w:t>
-      </w:r>
-    </w:p>
-    <w:p>
-      <w:pPr>
-        <w:pStyle w:val="FormulaLabel"/>
-      </w:pPr>
-      <w:r>
-        <w:t xml:space="preserve">[식] 납입자수 — 납입자(사망X, 80% 이상 장해X)</w:t>
-      </w:r>
-    </w:p>
-    <w:p>
-      <w:pPr>
-        <w:pStyle w:val="FormulaText"/>
-      </w:pPr>
-      <w:r>
-        <w:t xml:space="preserve">q</w:t>
-      </w:r>
-      <w:r>
-        <w:rPr>
-          <w:vertAlign w:val="subscript"/>
-        </w:rPr>
-        <w:t xml:space="preserve">x</w:t>
-      </w:r>
-      <w:r>
-        <w:t xml:space="preserve"> : 사망률</w:t>
-      </w:r>
-    </w:p>
-    <w:p>
-      <w:pPr>
-        <w:pStyle w:val="FormulaText"/>
-      </w:pPr>
-      <w:r>
-        <w:t xml:space="preserve">f</w:t>
-      </w:r>
-      <w:r>
-        <w:rPr>
-          <w:vertAlign w:val="subscript"/>
-        </w:rPr>
-        <w:t xml:space="preserve">x</w:t>
-      </w:r>
-      <w:r>
-        <w:t xml:space="preserve"> : 80% 이상 장해율</w:t>
-      </w:r>
-    </w:p>
-    <w:p>
-      <w:pPr>
-        <w:pStyle w:val="FormulaText"/>
-      </w:pPr>
-      <w:r>
-        <w:t xml:space="preserve">기준 인원</w:t>
-      </w:r>
-    </w:p>
-    <w:p>
-      <w:pPr>
-        <w:pStyle w:val="Formula"/>
-      </w:pPr>
-      <m:oMathPara>
-        <m:oMathParaPr>
-          <m:jc m:val="left"/>
-        </m:oMathParaPr>
-        <m:oMath>
-          <m:sSub>
-            <m:e>
-              <m:r>
-                <w:rPr>
-                  <w:rFonts w:ascii="Cambria Math" w:hAnsi="Cambria Math"/>
-                  <w:sz w:val="24"/>
-                  <w:szCs w:val="24"/>
-                </w:rPr>
-                <m:t xml:space="preserve">l′</m:t>
-              </m:r>
-            </m:e>
-            <m:sub>
-              <m:r>
-                <w:rPr>
-                  <w:rFonts w:ascii="Cambria Math" w:hAnsi="Cambria Math"/>
-                  <w:sz w:val="24"/>
-                  <w:szCs w:val="24"/>
-                </w:rPr>
-                <m:t xml:space="preserve">x</m:t>
-              </m:r>
-            </m:sub>
-          </m:sSub>
-          <m:r>
-            <w:rPr>
-              <w:rFonts w:ascii="Cambria Math" w:hAnsi="Cambria Math"/>
-              <w:sz w:val="24"/>
-              <w:szCs w:val="24"/>
-            </w:rPr>
-            <m:t xml:space="preserve"> = </m:t>
-          </m:r>
-          <m:r>
-            <w:rPr>
-              <w:rFonts w:ascii="Cambria Math" w:hAnsi="Cambria Math"/>
-              <w:sz w:val="24"/>
-              <w:szCs w:val="24"/>
-            </w:rPr>
-            <m:t xml:space="preserve">100</m:t>
-          </m:r>
-          <m:r>
-            <w:rPr>
-              <w:rFonts w:ascii="Cambria Math" w:hAnsi="Cambria Math"/>
-              <w:sz w:val="24"/>
-              <w:szCs w:val="24"/>
-            </w:rPr>
-            <m:t xml:space="preserve">,</m:t>
-          </m:r>
-          <m:r>
-            <w:rPr>
-              <w:rFonts w:ascii="Cambria Math" w:hAnsi="Cambria Math"/>
-              <w:sz w:val="24"/>
-              <w:szCs w:val="24"/>
-            </w:rPr>
-            <m:t xml:space="preserve">000</m:t>
-          </m:r>
-        </m:oMath>
-      </m:oMathPara>
-    </w:p>
-    <w:p>
-      <w:pPr>
-        <w:pStyle w:val="FormulaText"/>
-      </w:pPr>
-      <w:r>
-        <w:t xml:space="preserve">납입 탈퇴율 — 사망과는 겹치는 부분을 절반으로 보고, 1 을 넘지 않는다</w:t>
-      </w:r>
-    </w:p>
-    <w:p>
-      <w:pPr>
-        <w:pStyle w:val="Formula"/>
-      </w:pPr>
-      <m:oMathPara>
-        <m:oMathParaPr>
-          <m:jc m:val="left"/>
-        </m:oMathParaPr>
-        <m:oMath>
-          <m:sSub>
-            <m:e>
-              <m:r>
-                <w:rPr>
-                  <w:rFonts w:ascii="Cambria Math" w:hAnsi="Cambria Math"/>
-                  <w:sz w:val="24"/>
-                  <w:szCs w:val="24"/>
-                </w:rPr>
-                <m:t xml:space="preserve">Q′</m:t>
-              </m:r>
-            </m:e>
-            <m:sub>
-              <m:r>
-                <w:rPr>
-                  <w:rFonts w:ascii="Cambria Math" w:hAnsi="Cambria Math"/>
-                  <w:sz w:val="24"/>
-                  <w:szCs w:val="24"/>
-                </w:rPr>
-                <m:t xml:space="preserve">x</m:t>
-              </m:r>
-              <m:r>
-                <w:rPr>
-                  <w:rFonts w:ascii="Cambria Math" w:hAnsi="Cambria Math"/>
-                  <w:sz w:val="24"/>
-                  <w:szCs w:val="24"/>
-                </w:rPr>
-                <m:t xml:space="preserve">+</m:t>
-              </m:r>
-              <m:r>
-                <w:rPr>
-                  <w:rFonts w:ascii="Cambria Math" w:hAnsi="Cambria Math"/>
-                  <w:sz w:val="24"/>
-                  <w:szCs w:val="24"/>
-                </w:rPr>
-                <m:t xml:space="preserve">t</m:t>
-              </m:r>
-            </m:sub>
-          </m:sSub>
-          <m:r>
-            <w:rPr>
-              <w:rFonts w:ascii="Cambria Math" w:hAnsi="Cambria Math"/>
-              <w:sz w:val="24"/>
-              <w:szCs w:val="24"/>
-            </w:rPr>
-            <m:t xml:space="preserve"> = </m:t>
-          </m:r>
-          <m:r>
-            <m:rPr>
-              <m:sty m:val="p"/>
-            </m:rPr>
-            <w:rPr>
-              <w:rFonts w:ascii="Cambria Math" w:hAnsi="Cambria Math"/>
-              <w:sz w:val="24"/>
-              <w:szCs w:val="24"/>
-            </w:rPr>
-            <m:t xml:space="preserve">min</m:t>
-          </m:r>
-          <m:r>
-            <w:rPr>
-              <w:rFonts w:ascii="Cambria Math" w:hAnsi="Cambria Math"/>
-              <w:sz w:val="24"/>
-              <w:szCs w:val="24"/>
-            </w:rPr>
-            <m:t xml:space="preserve">( </m:t>
-          </m:r>
-          <m:r>
-            <w:rPr>
-              <w:rFonts w:ascii="Cambria Math" w:hAnsi="Cambria Math"/>
-              <w:sz w:val="24"/>
-              <w:szCs w:val="24"/>
-            </w:rPr>
-            <m:t xml:space="preserve">1</m:t>
-          </m:r>
-          <m:r>
-            <w:rPr>
-              <w:rFonts w:ascii="Cambria Math" w:hAnsi="Cambria Math"/>
-              <w:sz w:val="24"/>
-              <w:szCs w:val="24"/>
-            </w:rPr>
-            <m:t xml:space="preserve">, </m:t>
-          </m:r>
-          <m:sSub>
-            <m:e>
-              <m:r>
-                <w:rPr>
-                  <w:rFonts w:ascii="Cambria Math" w:hAnsi="Cambria Math"/>
-                  <w:sz w:val="24"/>
-                  <w:szCs w:val="24"/>
-                </w:rPr>
-                <m:t xml:space="preserve">q</m:t>
-              </m:r>
-            </m:e>
-            <m:sub>
-              <m:r>
-                <w:rPr>
-                  <w:rFonts w:ascii="Cambria Math" w:hAnsi="Cambria Math"/>
-                  <w:sz w:val="24"/>
-                  <w:szCs w:val="24"/>
-                </w:rPr>
-                <m:t xml:space="preserve">x</m:t>
-              </m:r>
-              <m:r>
-                <w:rPr>
-                  <w:rFonts w:ascii="Cambria Math" w:hAnsi="Cambria Math"/>
-                  <w:sz w:val="24"/>
-                  <w:szCs w:val="24"/>
-                </w:rPr>
-                <m:t xml:space="preserve">+</m:t>
-              </m:r>
-              <m:r>
-                <w:rPr>
-                  <w:rFonts w:ascii="Cambria Math" w:hAnsi="Cambria Math"/>
-                  <w:sz w:val="24"/>
-                  <w:szCs w:val="24"/>
-                </w:rPr>
-                <m:t xml:space="preserve">t</m:t>
-              </m:r>
-            </m:sub>
-          </m:sSub>
-          <m:r>
-            <w:rPr>
-              <w:rFonts w:ascii="Cambria Math" w:hAnsi="Cambria Math"/>
-              <w:sz w:val="24"/>
-              <w:szCs w:val="24"/>
-            </w:rPr>
-            <m:t xml:space="preserve"> + </m:t>
-          </m:r>
-          <m:sSub>
-            <m:e>
-              <m:r>
-                <w:rPr>
-                  <w:rFonts w:ascii="Cambria Math" w:hAnsi="Cambria Math"/>
-                  <w:sz w:val="24"/>
-                  <w:szCs w:val="24"/>
-                </w:rPr>
-                <m:t xml:space="preserve">f</m:t>
-              </m:r>
-            </m:e>
-            <m:sub>
-              <m:r>
-                <w:rPr>
-                  <w:rFonts w:ascii="Cambria Math" w:hAnsi="Cambria Math"/>
-                  <w:sz w:val="24"/>
-                  <w:szCs w:val="24"/>
-                </w:rPr>
-                <m:t xml:space="preserve">x</m:t>
-              </m:r>
-              <m:r>
-                <w:rPr>
-                  <w:rFonts w:ascii="Cambria Math" w:hAnsi="Cambria Math"/>
-                  <w:sz w:val="24"/>
-                  <w:szCs w:val="24"/>
-                </w:rPr>
-                <m:t xml:space="preserve">+</m:t>
-              </m:r>
-              <m:r>
-                <w:rPr>
-                  <w:rFonts w:ascii="Cambria Math" w:hAnsi="Cambria Math"/>
-                  <w:sz w:val="24"/>
-                  <w:szCs w:val="24"/>
-                </w:rPr>
-                <m:t xml:space="preserve">t</m:t>
-              </m:r>
-            </m:sub>
-          </m:sSub>
-          <m:r>
-            <w:rPr>
-              <w:rFonts w:ascii="Cambria Math" w:hAnsi="Cambria Math"/>
-              <w:sz w:val="24"/>
-              <w:szCs w:val="24"/>
-            </w:rPr>
-            <m:t xml:space="preserve"> − </m:t>
-          </m:r>
-          <m:sSub>
-            <m:e>
-              <m:r>
-                <w:rPr>
-                  <w:rFonts w:ascii="Cambria Math" w:hAnsi="Cambria Math"/>
-                  <w:sz w:val="24"/>
-                  <w:szCs w:val="24"/>
-                </w:rPr>
-                <m:t xml:space="preserve">q</m:t>
-              </m:r>
-            </m:e>
-            <m:sub>
-              <m:r>
-                <w:rPr>
-                  <w:rFonts w:ascii="Cambria Math" w:hAnsi="Cambria Math"/>
-                  <w:sz w:val="24"/>
-                  <w:szCs w:val="24"/>
-                </w:rPr>
-                <m:t xml:space="preserve">x</m:t>
-              </m:r>
-              <m:r>
-                <w:rPr>
-                  <w:rFonts w:ascii="Cambria Math" w:hAnsi="Cambria Math"/>
-                  <w:sz w:val="24"/>
-                  <w:szCs w:val="24"/>
-                </w:rPr>
-                <m:t xml:space="preserve">+</m:t>
-              </m:r>
-              <m:r>
-                <w:rPr>
-                  <w:rFonts w:ascii="Cambria Math" w:hAnsi="Cambria Math"/>
-                  <w:sz w:val="24"/>
-                  <w:szCs w:val="24"/>
-                </w:rPr>
-                <m:t xml:space="preserve">t</m:t>
-              </m:r>
-            </m:sub>
-          </m:sSub>
-          <m:r>
-            <w:rPr>
-              <w:rFonts w:ascii="Cambria Math" w:hAnsi="Cambria Math"/>
-              <w:sz w:val="24"/>
-              <w:szCs w:val="24"/>
-            </w:rPr>
-            <m:t xml:space="preserve">·</m:t>
-          </m:r>
-          <m:sSub>
-            <m:e>
-              <m:r>
-                <w:rPr>
-                  <w:rFonts w:ascii="Cambria Math" w:hAnsi="Cambria Math"/>
-                  <w:sz w:val="24"/>
-                  <w:szCs w:val="24"/>
-                </w:rPr>
-                <m:t xml:space="preserve">f</m:t>
-              </m:r>
-            </m:e>
-            <m:sub>
-              <m:r>
-                <w:rPr>
-                  <w:rFonts w:ascii="Cambria Math" w:hAnsi="Cambria Math"/>
-                  <w:sz w:val="24"/>
-                  <w:szCs w:val="24"/>
-                </w:rPr>
-                <m:t xml:space="preserve">x</m:t>
-              </m:r>
-              <m:r>
-                <w:rPr>
-                  <w:rFonts w:ascii="Cambria Math" w:hAnsi="Cambria Math"/>
-                  <w:sz w:val="24"/>
-                  <w:szCs w:val="24"/>
-                </w:rPr>
-                <m:t xml:space="preserve">+</m:t>
-              </m:r>
-              <m:r>
-                <w:rPr>
-                  <w:rFonts w:ascii="Cambria Math" w:hAnsi="Cambria Math"/>
-                  <w:sz w:val="24"/>
-                  <w:szCs w:val="24"/>
-                </w:rPr>
-                <m:t xml:space="preserve">t</m:t>
-              </m:r>
-            </m:sub>
-          </m:sSub>
-          <m:r>
-            <w:rPr>
-              <w:rFonts w:ascii="Cambria Math" w:hAnsi="Cambria Math"/>
-              <w:sz w:val="24"/>
-              <w:szCs w:val="24"/>
-            </w:rPr>
-            <m:t xml:space="preserve">/</m:t>
-          </m:r>
-          <m:r>
-            <w:rPr>
-              <w:rFonts w:ascii="Cambria Math" w:hAnsi="Cambria Math"/>
-              <w:sz w:val="24"/>
-              <w:szCs w:val="24"/>
-            </w:rPr>
-            <m:t xml:space="preserve">2</m:t>
-          </m:r>
-          <m:r>
-            <w:rPr>
-              <w:rFonts w:ascii="Cambria Math" w:hAnsi="Cambria Math"/>
-              <w:sz w:val="24"/>
-              <w:szCs w:val="24"/>
-            </w:rPr>
-            <m:t xml:space="preserve"> )</m:t>
-          </m:r>
-        </m:oMath>
-      </m:oMathPara>
-    </w:p>
-    <w:p>
-      <w:pPr>
-        <w:pStyle w:val="FormulaText"/>
-      </w:pPr>
-      <w:r>
-        <w:t xml:space="preserve">납입자수 — 납입을 멈추게 하는 사유가 생긴 사람을 뺀다</w:t>
-      </w:r>
-    </w:p>
-    <w:p>
-      <w:pPr>
-        <w:pStyle w:val="Formula"/>
-      </w:pPr>
-      <m:oMathPara>
-        <m:oMathParaPr>
-          <m:jc m:val="left"/>
-        </m:oMathParaPr>
-        <m:oMath>
-          <m:sSub>
-            <m:e>
-              <m:r>
-                <w:rPr>
-                  <w:rFonts w:ascii="Cambria Math" w:hAnsi="Cambria Math"/>
-                  <w:sz w:val="24"/>
-                  <w:szCs w:val="24"/>
-                </w:rPr>
-                <m:t xml:space="preserve">l′</m:t>
-              </m:r>
-            </m:e>
-            <m:sub>
-              <m:r>
-                <w:rPr>
-                  <w:rFonts w:ascii="Cambria Math" w:hAnsi="Cambria Math"/>
-                  <w:sz w:val="24"/>
-                  <w:szCs w:val="24"/>
-                </w:rPr>
-                <m:t xml:space="preserve">x</m:t>
-              </m:r>
-              <m:r>
-                <w:rPr>
-                  <w:rFonts w:ascii="Cambria Math" w:hAnsi="Cambria Math"/>
-                  <w:sz w:val="24"/>
-                  <w:szCs w:val="24"/>
-                </w:rPr>
-                <m:t xml:space="preserve">+</m:t>
-              </m:r>
-              <m:r>
-                <w:rPr>
-                  <w:rFonts w:ascii="Cambria Math" w:hAnsi="Cambria Math"/>
-                  <w:sz w:val="24"/>
-                  <w:szCs w:val="24"/>
-                </w:rPr>
-                <m:t xml:space="preserve">t</m:t>
-              </m:r>
-              <m:r>
-                <w:rPr>
-                  <w:rFonts w:ascii="Cambria Math" w:hAnsi="Cambria Math"/>
-                  <w:sz w:val="24"/>
-                  <w:szCs w:val="24"/>
-                </w:rPr>
-                <m:t xml:space="preserve">+</m:t>
-              </m:r>
-              <m:r>
-                <w:rPr>
-                  <w:rFonts w:ascii="Cambria Math" w:hAnsi="Cambria Math"/>
-                  <w:sz w:val="24"/>
-                  <w:szCs w:val="24"/>
-                </w:rPr>
-                <m:t xml:space="preserve">1</m:t>
-              </m:r>
-            </m:sub>
-          </m:sSub>
-          <m:r>
-            <w:rPr>
-              <w:rFonts w:ascii="Cambria Math" w:hAnsi="Cambria Math"/>
-              <w:sz w:val="24"/>
-              <w:szCs w:val="24"/>
-            </w:rPr>
-            <m:t xml:space="preserve"> = </m:t>
-          </m:r>
-          <m:sSub>
-            <m:e>
-              <m:r>
-                <w:rPr>
-                  <w:rFonts w:ascii="Cambria Math" w:hAnsi="Cambria Math"/>
-                  <w:sz w:val="24"/>
-                  <w:szCs w:val="24"/>
-                </w:rPr>
-                <m:t xml:space="preserve">l′</m:t>
-              </m:r>
-            </m:e>
-            <m:sub>
-              <m:r>
-                <w:rPr>
-                  <w:rFonts w:ascii="Cambria Math" w:hAnsi="Cambria Math"/>
-                  <w:sz w:val="24"/>
-                  <w:szCs w:val="24"/>
-                </w:rPr>
-                <m:t xml:space="preserve">x</m:t>
-              </m:r>
-              <m:r>
-                <w:rPr>
-                  <w:rFonts w:ascii="Cambria Math" w:hAnsi="Cambria Math"/>
-                  <w:sz w:val="24"/>
-                  <w:szCs w:val="24"/>
-                </w:rPr>
-                <m:t xml:space="preserve">+</m:t>
-              </m:r>
-              <m:r>
-                <w:rPr>
-                  <w:rFonts w:ascii="Cambria Math" w:hAnsi="Cambria Math"/>
-                  <w:sz w:val="24"/>
-                  <w:szCs w:val="24"/>
-                </w:rPr>
-                <m:t xml:space="preserve">t</m:t>
-              </m:r>
-            </m:sub>
-          </m:sSub>
-          <m:r>
-            <w:rPr>
-              <w:rFonts w:ascii="Cambria Math" w:hAnsi="Cambria Math"/>
-              <w:sz w:val="24"/>
-              <w:szCs w:val="24"/>
-            </w:rPr>
-            <m:t xml:space="preserve"> × ( </m:t>
-          </m:r>
-          <m:r>
-            <w:rPr>
-              <w:rFonts w:ascii="Cambria Math" w:hAnsi="Cambria Math"/>
-              <w:sz w:val="24"/>
-              <w:szCs w:val="24"/>
-            </w:rPr>
-            <m:t xml:space="preserve">1</m:t>
-          </m:r>
-          <m:r>
-            <w:rPr>
-              <w:rFonts w:ascii="Cambria Math" w:hAnsi="Cambria Math"/>
-              <w:sz w:val="24"/>
-              <w:szCs w:val="24"/>
-            </w:rPr>
-            <m:t xml:space="preserve"> − </m:t>
-          </m:r>
-          <m:sSub>
-            <m:e>
-              <m:r>
-                <w:rPr>
-                  <w:rFonts w:ascii="Cambria Math" w:hAnsi="Cambria Math"/>
-                  <w:sz w:val="24"/>
-                  <w:szCs w:val="24"/>
-                </w:rPr>
-                <m:t xml:space="preserve">Q′</m:t>
-              </m:r>
-            </m:e>
-            <m:sub>
-              <m:r>
-                <w:rPr>
-                  <w:rFonts w:ascii="Cambria Math" w:hAnsi="Cambria Math"/>
-                  <w:sz w:val="24"/>
-                  <w:szCs w:val="24"/>
-                </w:rPr>
-                <m:t xml:space="preserve">x</m:t>
-              </m:r>
-              <m:r>
-                <w:rPr>
-                  <w:rFonts w:ascii="Cambria Math" w:hAnsi="Cambria Math"/>
-                  <w:sz w:val="24"/>
-                  <w:szCs w:val="24"/>
-                </w:rPr>
-                <m:t xml:space="preserve">+</m:t>
-              </m:r>
-              <m:r>
-                <w:rPr>
-                  <w:rFonts w:ascii="Cambria Math" w:hAnsi="Cambria Math"/>
-                  <w:sz w:val="24"/>
-                  <w:szCs w:val="24"/>
-                </w:rPr>
-                <m:t xml:space="preserve">t</m:t>
-              </m:r>
-            </m:sub>
-          </m:sSub>
-          <m:r>
-            <w:rPr>
-              <w:rFonts w:ascii="Cambria Math" w:hAnsi="Cambria Math"/>
-              <w:sz w:val="24"/>
-              <w:szCs w:val="24"/>
-            </w:rPr>
-            <m:t xml:space="preserve"> )</m:t>
-          </m:r>
-        </m:oMath>
-      </m:oMathPara>
-    </w:p>
-    <w:p>
-      <w:pPr>
-        <w:pStyle w:val="Note"/>
-      </w:pPr>
-      <w:r>
-        <w:t xml:space="preserve">※ 보험료(N*)에만 쓰고 계약 전체에 하나다 — 별도의 납입면제율을 곱하지 않는다.</w:t>
-      </w:r>
-    </w:p>
-    <w:p>
-      <w:pPr>
-        <w:pStyle w:val="Heading2"/>
-      </w:pPr>
-      <w:r>
-        <w:t xml:space="preserve">라. 계산기수 — 보험료</w:t>
-      </w:r>
-    </w:p>
-    <w:p>
-      <w:pPr>
-        <w:pStyle w:val="FormulaLabel"/>
-      </w:pPr>
-      <w:r>
-        <w:t xml:space="preserve">[식] 납입자수의 현가와 누계 (D′ · N′)</w:t>
-      </w:r>
-    </w:p>
-    <w:p>
-      <w:pPr>
-        <w:pStyle w:val="Formula"/>
-      </w:pPr>
-      <m:oMathPara>
-        <m:oMathParaPr>
-          <m:jc m:val="left"/>
-        </m:oMathParaPr>
-        <m:oMath>
-          <m:sSub>
-            <m:e>
-              <m:r>
-                <w:rPr>
-                  <w:rFonts w:ascii="Cambria Math" w:hAnsi="Cambria Math"/>
-                  <w:sz w:val="24"/>
-                  <w:szCs w:val="24"/>
-                </w:rPr>
-                <m:t xml:space="preserve">D′</m:t>
-              </m:r>
-            </m:e>
-            <m:sub>
-              <m:r>
-                <w:rPr>
-                  <w:rFonts w:ascii="Cambria Math" w:hAnsi="Cambria Math"/>
-                  <w:sz w:val="24"/>
-                  <w:szCs w:val="24"/>
-                </w:rPr>
-                <m:t xml:space="preserve">x</m:t>
-              </m:r>
-              <m:r>
-                <w:rPr>
-                  <w:rFonts w:ascii="Cambria Math" w:hAnsi="Cambria Math"/>
-                  <w:sz w:val="24"/>
-                  <w:szCs w:val="24"/>
-                </w:rPr>
-                <m:t xml:space="preserve">+</m:t>
-              </m:r>
-              <m:r>
-                <w:rPr>
-                  <w:rFonts w:ascii="Cambria Math" w:hAnsi="Cambria Math"/>
-                  <w:sz w:val="24"/>
-                  <w:szCs w:val="24"/>
-                </w:rPr>
-                <m:t xml:space="preserve">t</m:t>
-              </m:r>
-            </m:sub>
-          </m:sSub>
-          <m:r>
-            <w:rPr>
-              <w:rFonts w:ascii="Cambria Math" w:hAnsi="Cambria Math"/>
-              <w:sz w:val="24"/>
-              <w:szCs w:val="24"/>
-            </w:rPr>
-            <m:t xml:space="preserve"> = </m:t>
-          </m:r>
-          <m:sSub>
-            <m:e>
-              <m:r>
-                <w:rPr>
-                  <w:rFonts w:ascii="Cambria Math" w:hAnsi="Cambria Math"/>
-                  <w:sz w:val="24"/>
-                  <w:szCs w:val="24"/>
-                </w:rPr>
-                <m:t xml:space="preserve">l′</m:t>
-              </m:r>
-            </m:e>
-            <m:sub>
-              <m:r>
-                <w:rPr>
-                  <w:rFonts w:ascii="Cambria Math" w:hAnsi="Cambria Math"/>
-                  <w:sz w:val="24"/>
-                  <w:szCs w:val="24"/>
-                </w:rPr>
-                <m:t xml:space="preserve">x</m:t>
-              </m:r>
-              <m:r>
-                <w:rPr>
-                  <w:rFonts w:ascii="Cambria Math" w:hAnsi="Cambria Math"/>
-                  <w:sz w:val="24"/>
-                  <w:szCs w:val="24"/>
-                </w:rPr>
-                <m:t xml:space="preserve">+</m:t>
-              </m:r>
-              <m:r>
-                <w:rPr>
-                  <w:rFonts w:ascii="Cambria Math" w:hAnsi="Cambria Math"/>
-                  <w:sz w:val="24"/>
-                  <w:szCs w:val="24"/>
-                </w:rPr>
-                <m:t xml:space="preserve">t</m:t>
-              </m:r>
-            </m:sub>
-          </m:sSub>
-          <m:r>
-            <w:rPr>
-              <w:rFonts w:ascii="Cambria Math" w:hAnsi="Cambria Math"/>
-              <w:sz w:val="24"/>
-              <w:szCs w:val="24"/>
-            </w:rPr>
-            <m:t xml:space="preserve">·</m:t>
-          </m:r>
-          <m:sSup>
-            <m:e>
-              <m:r>
-                <w:rPr>
-                  <w:rFonts w:ascii="Cambria Math" w:hAnsi="Cambria Math"/>
-                  <w:sz w:val="24"/>
-                  <w:szCs w:val="24"/>
-                </w:rPr>
-                <m:t xml:space="preserve">v</m:t>
-              </m:r>
-            </m:e>
-            <m:sup>
-              <m:r>
-                <w:rPr>
-                  <w:rFonts w:ascii="Cambria Math" w:hAnsi="Cambria Math"/>
-                  <w:sz w:val="24"/>
-                  <w:szCs w:val="24"/>
-                </w:rPr>
-                <m:t xml:space="preserve">t</m:t>
-              </m:r>
-            </m:sup>
-          </m:sSup>
-        </m:oMath>
-      </m:oMathPara>
-    </w:p>
-    <w:p>
-      <w:pPr>
-        <w:pStyle w:val="Formula"/>
-      </w:pPr>
-      <m:oMathPara>
-        <m:oMathParaPr>
-          <m:jc m:val="left"/>
-        </m:oMathParaPr>
-        <m:oMath>
-          <m:sSub>
-            <m:e>
-              <m:r>
-                <w:rPr>
-                  <w:rFonts w:ascii="Cambria Math" w:hAnsi="Cambria Math"/>
-                  <w:sz w:val="24"/>
-                  <w:szCs w:val="24"/>
-                </w:rPr>
-                <m:t xml:space="preserve">N′</m:t>
-              </m:r>
-            </m:e>
-            <m:sub>
-              <m:r>
-                <w:rPr>
-                  <w:rFonts w:ascii="Cambria Math" w:hAnsi="Cambria Math"/>
-                  <w:sz w:val="24"/>
-                  <w:szCs w:val="24"/>
-                </w:rPr>
-                <m:t xml:space="preserve">x</m:t>
-              </m:r>
-              <m:r>
-                <w:rPr>
-                  <w:rFonts w:ascii="Cambria Math" w:hAnsi="Cambria Math"/>
-                  <w:sz w:val="24"/>
-                  <w:szCs w:val="24"/>
-                </w:rPr>
-                <m:t xml:space="preserve">+</m:t>
-              </m:r>
-              <m:r>
-                <w:rPr>
-                  <w:rFonts w:ascii="Cambria Math" w:hAnsi="Cambria Math"/>
-                  <w:sz w:val="24"/>
-                  <w:szCs w:val="24"/>
-                </w:rPr>
-                <m:t xml:space="preserve">t</m:t>
-              </m:r>
-            </m:sub>
-          </m:sSub>
-          <m:r>
-            <w:rPr>
-              <w:rFonts w:ascii="Cambria Math" w:hAnsi="Cambria Math"/>
-              <w:sz w:val="24"/>
-              <w:szCs w:val="24"/>
-            </w:rPr>
-            <m:t xml:space="preserve"> = </m:t>
-          </m:r>
-          <m:sSub>
-            <m:e>
-              <m:r>
-                <w:rPr>
-                  <w:rFonts w:ascii="Cambria Math" w:hAnsi="Cambria Math"/>
-                  <w:sz w:val="24"/>
-                  <w:szCs w:val="24"/>
-                </w:rPr>
-                <m:t xml:space="preserve">Σ</m:t>
-              </m:r>
-            </m:e>
-            <m:sub>
-              <m:r>
-                <w:rPr>
-                  <w:rFonts w:ascii="Cambria Math" w:hAnsi="Cambria Math"/>
-                  <w:sz w:val="24"/>
-                  <w:szCs w:val="24"/>
-                </w:rPr>
-                <m:t xml:space="preserve">u</m:t>
-              </m:r>
-              <m:r>
-                <w:rPr>
-                  <w:rFonts w:ascii="Cambria Math" w:hAnsi="Cambria Math"/>
-                  <w:sz w:val="24"/>
-                  <w:szCs w:val="24"/>
-                </w:rPr>
-                <m:t xml:space="preserve">≥</m:t>
-              </m:r>
-              <m:r>
-                <w:rPr>
-                  <w:rFonts w:ascii="Cambria Math" w:hAnsi="Cambria Math"/>
-                  <w:sz w:val="24"/>
-                  <w:szCs w:val="24"/>
-                </w:rPr>
-                <m:t xml:space="preserve">t</m:t>
-              </m:r>
-            </m:sub>
-          </m:sSub>
-          <m:r>
-            <w:rPr>
-              <w:rFonts w:ascii="Cambria Math" w:hAnsi="Cambria Math"/>
-              <w:sz w:val="24"/>
-              <w:szCs w:val="24"/>
-            </w:rPr>
-            <m:t xml:space="preserve"> </m:t>
-          </m:r>
-          <m:sSub>
-            <m:e>
-              <m:r>
-                <w:rPr>
-                  <w:rFonts w:ascii="Cambria Math" w:hAnsi="Cambria Math"/>
-                  <w:sz w:val="24"/>
-                  <w:szCs w:val="24"/>
-                </w:rPr>
-                <m:t xml:space="preserve">D′</m:t>
-              </m:r>
-            </m:e>
-            <m:sub>
-              <m:r>
-                <w:rPr>
-                  <w:rFonts w:ascii="Cambria Math" w:hAnsi="Cambria Math"/>
-                  <w:sz w:val="24"/>
-                  <w:szCs w:val="24"/>
-                </w:rPr>
-                <m:t xml:space="preserve">x</m:t>
-              </m:r>
-              <m:r>
-                <w:rPr>
-                  <w:rFonts w:ascii="Cambria Math" w:hAnsi="Cambria Math"/>
-                  <w:sz w:val="24"/>
-                  <w:szCs w:val="24"/>
-                </w:rPr>
-                <m:t xml:space="preserve">+</m:t>
-              </m:r>
-              <m:r>
-                <w:rPr>
-                  <w:rFonts w:ascii="Cambria Math" w:hAnsi="Cambria Math"/>
-                  <w:sz w:val="24"/>
-                  <w:szCs w:val="24"/>
-                </w:rPr>
-                <m:t xml:space="preserve">u</m:t>
-              </m:r>
-            </m:sub>
-          </m:sSub>
-        </m:oMath>
-      </m:oMathPara>
-    </w:p>
-    <w:p>
-      <w:pPr>
-        <w:pStyle w:val="FormulaLabel"/>
-      </w:pPr>
-      <w:r>
-        <w:t xml:space="preserve">[식] 연납 환산 납입기수 (N*)</w:t>
-      </w:r>
-    </w:p>
-    <w:p>
-      <w:pPr>
-        <w:pStyle w:val="Formula"/>
-      </w:pPr>
-      <m:oMathPara>
-        <m:oMathParaPr>
-          <m:jc m:val="left"/>
-        </m:oMathParaPr>
-        <m:oMath>
-          <m:r>
-            <w:rPr>
-              <w:rFonts w:ascii="Cambria Math" w:hAnsi="Cambria Math"/>
-              <w:sz w:val="24"/>
-              <w:szCs w:val="24"/>
-            </w:rPr>
-            <m:t xml:space="preserve">N*</m:t>
-          </m:r>
-          <m:r>
-            <w:rPr>
-              <w:rFonts w:ascii="Cambria Math" w:hAnsi="Cambria Math"/>
-              <w:sz w:val="24"/>
-              <w:szCs w:val="24"/>
-            </w:rPr>
-            <m:t xml:space="preserve"> = </m:t>
-          </m:r>
-          <m:r>
-            <w:rPr>
-              <w:rFonts w:ascii="Cambria Math" w:hAnsi="Cambria Math"/>
-              <w:sz w:val="24"/>
-              <w:szCs w:val="24"/>
-            </w:rPr>
-            <m:t xml:space="preserve">k</m:t>
-          </m:r>
-          <m:r>
-            <w:rPr>
-              <w:rFonts w:ascii="Cambria Math" w:hAnsi="Cambria Math"/>
-              <w:sz w:val="24"/>
-              <w:szCs w:val="24"/>
-            </w:rPr>
-            <m:t xml:space="preserve"> · [ ( </m:t>
-          </m:r>
-          <m:sSub>
-            <m:e>
-              <m:r>
-                <w:rPr>
-                  <w:rFonts w:ascii="Cambria Math" w:hAnsi="Cambria Math"/>
-                  <w:sz w:val="24"/>
-                  <w:szCs w:val="24"/>
-                </w:rPr>
-                <m:t xml:space="preserve">N′</m:t>
-              </m:r>
-            </m:e>
-            <m:sub>
-              <m:r>
-                <w:rPr>
-                  <w:rFonts w:ascii="Cambria Math" w:hAnsi="Cambria Math"/>
-                  <w:sz w:val="24"/>
-                  <w:szCs w:val="24"/>
-                </w:rPr>
-                <m:t xml:space="preserve">x</m:t>
-              </m:r>
-            </m:sub>
-          </m:sSub>
-          <m:r>
-            <w:rPr>
-              <w:rFonts w:ascii="Cambria Math" w:hAnsi="Cambria Math"/>
-              <w:sz w:val="24"/>
-              <w:szCs w:val="24"/>
-            </w:rPr>
-            <m:t xml:space="preserve"> − </m:t>
-          </m:r>
-          <m:sSub>
-            <m:e>
-              <m:r>
-                <w:rPr>
-                  <w:rFonts w:ascii="Cambria Math" w:hAnsi="Cambria Math"/>
-                  <w:sz w:val="24"/>
-                  <w:szCs w:val="24"/>
-                </w:rPr>
-                <m:t xml:space="preserve">N′</m:t>
-              </m:r>
-            </m:e>
-            <m:sub>
-              <m:r>
-                <w:rPr>
-                  <w:rFonts w:ascii="Cambria Math" w:hAnsi="Cambria Math"/>
-                  <w:sz w:val="24"/>
-                  <w:szCs w:val="24"/>
-                </w:rPr>
-                <m:t xml:space="preserve">x</m:t>
-              </m:r>
-              <m:r>
-                <w:rPr>
-                  <w:rFonts w:ascii="Cambria Math" w:hAnsi="Cambria Math"/>
-                  <w:sz w:val="24"/>
-                  <w:szCs w:val="24"/>
-                </w:rPr>
-                <m:t xml:space="preserve">+</m:t>
-              </m:r>
-              <m:r>
-                <w:rPr>
-                  <w:rFonts w:ascii="Cambria Math" w:hAnsi="Cambria Math"/>
-                  <w:sz w:val="24"/>
-                  <w:szCs w:val="24"/>
-                </w:rPr>
-                <m:t xml:space="preserve">m</m:t>
-              </m:r>
-            </m:sub>
-          </m:sSub>
-          <m:r>
-            <w:rPr>
-              <w:rFonts w:ascii="Cambria Math" w:hAnsi="Cambria Math"/>
-              <w:sz w:val="24"/>
-              <w:szCs w:val="24"/>
-            </w:rPr>
-            <m:t xml:space="preserve"> )</m:t>
-          </m:r>
-        </m:oMath>
-      </m:oMathPara>
-    </w:p>
-    <w:p>
-      <w:pPr>
-        <w:pStyle w:val="Formula"/>
-      </w:pPr>
-      <m:oMathPara>
-        <m:oMathParaPr>
-          <m:jc m:val="left"/>
-        </m:oMathParaPr>
-        <m:oMath>
-          <m:r>
-            <w:rPr>
-              <w:rFonts w:ascii="Cambria Math" w:hAnsi="Cambria Math"/>
-              <w:sz w:val="24"/>
-              <w:szCs w:val="24"/>
-            </w:rPr>
-            <m:t xml:space="preserve">− ( </m:t>
-          </m:r>
-          <m:r>
-            <w:rPr>
-              <w:rFonts w:ascii="Cambria Math" w:hAnsi="Cambria Math"/>
-              <w:sz w:val="24"/>
-              <w:szCs w:val="24"/>
-            </w:rPr>
-            <m:t xml:space="preserve">k</m:t>
-          </m:r>
-          <m:r>
-            <w:rPr>
-              <w:rFonts w:ascii="Cambria Math" w:hAnsi="Cambria Math"/>
-              <w:sz w:val="24"/>
-              <w:szCs w:val="24"/>
-            </w:rPr>
-            <m:t xml:space="preserve">−</m:t>
-          </m:r>
-          <m:r>
-            <w:rPr>
-              <w:rFonts w:ascii="Cambria Math" w:hAnsi="Cambria Math"/>
-              <w:sz w:val="24"/>
-              <w:szCs w:val="24"/>
-            </w:rPr>
-            <m:t xml:space="preserve">1</m:t>
-          </m:r>
-          <m:r>
-            <w:rPr>
-              <w:rFonts w:ascii="Cambria Math" w:hAnsi="Cambria Math"/>
-              <w:sz w:val="24"/>
-              <w:szCs w:val="24"/>
-            </w:rPr>
-            <m:t xml:space="preserve"> )/( </m:t>
-          </m:r>
-          <m:r>
-            <w:rPr>
-              <w:rFonts w:ascii="Cambria Math" w:hAnsi="Cambria Math"/>
-              <w:sz w:val="24"/>
-              <w:szCs w:val="24"/>
-            </w:rPr>
-            <m:t xml:space="preserve">2</m:t>
-          </m:r>
-          <m:r>
-            <w:rPr>
-              <w:rFonts w:ascii="Cambria Math" w:hAnsi="Cambria Math"/>
-              <w:sz w:val="24"/>
-              <w:szCs w:val="24"/>
-            </w:rPr>
-            <m:t xml:space="preserve">·</m:t>
-          </m:r>
-          <m:r>
-            <w:rPr>
-              <w:rFonts w:ascii="Cambria Math" w:hAnsi="Cambria Math"/>
-              <w:sz w:val="24"/>
-              <w:szCs w:val="24"/>
-            </w:rPr>
-            <m:t xml:space="preserve">k</m:t>
-          </m:r>
-          <m:r>
-            <w:rPr>
-              <w:rFonts w:ascii="Cambria Math" w:hAnsi="Cambria Math"/>
-              <w:sz w:val="24"/>
-              <w:szCs w:val="24"/>
-            </w:rPr>
-            <m:t xml:space="preserve"> )·( </m:t>
-          </m:r>
-          <m:sSub>
-            <m:e>
-              <m:r>
-                <w:rPr>
-                  <w:rFonts w:ascii="Cambria Math" w:hAnsi="Cambria Math"/>
-                  <w:sz w:val="24"/>
-                  <w:szCs w:val="24"/>
-                </w:rPr>
-                <m:t xml:space="preserve">D′</m:t>
-              </m:r>
-            </m:e>
-            <m:sub>
-              <m:r>
-                <w:rPr>
-                  <w:rFonts w:ascii="Cambria Math" w:hAnsi="Cambria Math"/>
-                  <w:sz w:val="24"/>
-                  <w:szCs w:val="24"/>
-                </w:rPr>
-                <m:t xml:space="preserve">x</m:t>
-              </m:r>
-            </m:sub>
-          </m:sSub>
-          <m:r>
-            <w:rPr>
-              <w:rFonts w:ascii="Cambria Math" w:hAnsi="Cambria Math"/>
-              <w:sz w:val="24"/>
-              <w:szCs w:val="24"/>
-            </w:rPr>
-            <m:t xml:space="preserve"> − </m:t>
-          </m:r>
-          <m:sSub>
-            <m:e>
-              <m:r>
-                <w:rPr>
-                  <w:rFonts w:ascii="Cambria Math" w:hAnsi="Cambria Math"/>
-                  <w:sz w:val="24"/>
-                  <w:szCs w:val="24"/>
-                </w:rPr>
-                <m:t xml:space="preserve">D′</m:t>
-              </m:r>
-            </m:e>
-            <m:sub>
-              <m:r>
-                <w:rPr>
-                  <w:rFonts w:ascii="Cambria Math" w:hAnsi="Cambria Math"/>
-                  <w:sz w:val="24"/>
-                  <w:szCs w:val="24"/>
-                </w:rPr>
-                <m:t xml:space="preserve">x</m:t>
-              </m:r>
-              <m:r>
-                <w:rPr>
-                  <w:rFonts w:ascii="Cambria Math" w:hAnsi="Cambria Math"/>
-                  <w:sz w:val="24"/>
-                  <w:szCs w:val="24"/>
-                </w:rPr>
-                <m:t xml:space="preserve">+</m:t>
-              </m:r>
-              <m:r>
-                <w:rPr>
-                  <w:rFonts w:ascii="Cambria Math" w:hAnsi="Cambria Math"/>
-                  <w:sz w:val="24"/>
-                  <w:szCs w:val="24"/>
-                </w:rPr>
-                <m:t xml:space="preserve">m</m:t>
-              </m:r>
-            </m:sub>
-          </m:sSub>
-          <m:r>
-            <w:rPr>
-              <w:rFonts w:ascii="Cambria Math" w:hAnsi="Cambria Math"/>
-              <w:sz w:val="24"/>
-              <w:szCs w:val="24"/>
-            </w:rPr>
-            <m:t xml:space="preserve"> ) ]</m:t>
-          </m:r>
-        </m:oMath>
-      </m:oMathPara>
-    </w:p>
-    <w:p>
-      <w:pPr>
-        <w:pStyle w:val="Note"/>
-      </w:pPr>
-      <w:r>
-        <w:t xml:space="preserve">※ k 는 납입주기별 계수(연납 1, 6개월납 2, 3개월납 4, 월납 12)이다. 납입방법에 따라 N* 만 달라지고 보험금의 현가는 같다.</w:t>
-      </w:r>
-    </w:p>
-    <w:p>
-      <w:pPr>
-        <w:pStyle w:val="Heading2"/>
-      </w:pPr>
-      <w:r>
-        <w:t xml:space="preserve">마. 계산기수 — 보험금</w:t>
-      </w:r>
-    </w:p>
-    <w:p>
-      <w:pPr>
-        <w:pStyle w:val="FormulaLabel"/>
-      </w:pPr>
-      <w:r>
-        <w:t xml:space="preserve">[식] 유지자수의 현가와 누계 (D · N)</w:t>
-      </w:r>
-    </w:p>
-    <w:p>
-      <w:pPr>
-        <w:pStyle w:val="Formula"/>
-      </w:pPr>
-      <m:oMathPara>
-        <m:oMathParaPr>
-          <m:jc m:val="left"/>
-        </m:oMathParaPr>
-        <m:oMath>
-          <m:sSub>
-            <m:e>
-              <m:r>
-                <w:rPr>
-                  <w:rFonts w:ascii="Cambria Math" w:hAnsi="Cambria Math"/>
-                  <w:sz w:val="24"/>
-                  <w:szCs w:val="24"/>
-                </w:rPr>
-                <m:t xml:space="preserve">D</m:t>
-              </m:r>
-            </m:e>
-            <m:sub>
-              <m:r>
-                <w:rPr>
-                  <w:rFonts w:ascii="Cambria Math" w:hAnsi="Cambria Math"/>
-                  <w:sz w:val="24"/>
-                  <w:szCs w:val="24"/>
-                </w:rPr>
-                <m:t xml:space="preserve">x</m:t>
-              </m:r>
-              <m:r>
-                <w:rPr>
-                  <w:rFonts w:ascii="Cambria Math" w:hAnsi="Cambria Math"/>
-                  <w:sz w:val="24"/>
-                  <w:szCs w:val="24"/>
-                </w:rPr>
-                <m:t xml:space="preserve">+</m:t>
-              </m:r>
-              <m:r>
-                <w:rPr>
-                  <w:rFonts w:ascii="Cambria Math" w:hAnsi="Cambria Math"/>
-                  <w:sz w:val="24"/>
-                  <w:szCs w:val="24"/>
-                </w:rPr>
-                <m:t xml:space="preserve">t</m:t>
-              </m:r>
-            </m:sub>
-          </m:sSub>
-          <m:r>
-            <w:rPr>
-              <w:rFonts w:ascii="Cambria Math" w:hAnsi="Cambria Math"/>
-              <w:sz w:val="24"/>
-              <w:szCs w:val="24"/>
-            </w:rPr>
-            <m:t xml:space="preserve"> = </m:t>
-          </m:r>
-          <m:sSub>
-            <m:e>
-              <m:r>
-                <w:rPr>
-                  <w:rFonts w:ascii="Cambria Math" w:hAnsi="Cambria Math"/>
-                  <w:sz w:val="24"/>
-                  <w:szCs w:val="24"/>
-                </w:rPr>
-                <m:t xml:space="preserve">l</m:t>
-              </m:r>
-            </m:e>
-            <m:sub>
-              <m:r>
-                <w:rPr>
-                  <w:rFonts w:ascii="Cambria Math" w:hAnsi="Cambria Math"/>
-                  <w:sz w:val="24"/>
-                  <w:szCs w:val="24"/>
-                </w:rPr>
-                <m:t xml:space="preserve">x</m:t>
-              </m:r>
-              <m:r>
-                <w:rPr>
-                  <w:rFonts w:ascii="Cambria Math" w:hAnsi="Cambria Math"/>
-                  <w:sz w:val="24"/>
-                  <w:szCs w:val="24"/>
-                </w:rPr>
-                <m:t xml:space="preserve">+</m:t>
-              </m:r>
-              <m:r>
-                <w:rPr>
-                  <w:rFonts w:ascii="Cambria Math" w:hAnsi="Cambria Math"/>
-                  <w:sz w:val="24"/>
-                  <w:szCs w:val="24"/>
-                </w:rPr>
-                <m:t xml:space="preserve">t</m:t>
-              </m:r>
-            </m:sub>
-          </m:sSub>
-          <m:r>
-            <w:rPr>
-              <w:rFonts w:ascii="Cambria Math" w:hAnsi="Cambria Math"/>
-              <w:sz w:val="24"/>
-              <w:szCs w:val="24"/>
-            </w:rPr>
-            <m:t xml:space="preserve">·</m:t>
-          </m:r>
-          <m:sSup>
-            <m:e>
-              <m:r>
-                <w:rPr>
-                  <w:rFonts w:ascii="Cambria Math" w:hAnsi="Cambria Math"/>
-                  <w:sz w:val="24"/>
-                  <w:szCs w:val="24"/>
-                </w:rPr>
-                <m:t xml:space="preserve">v</m:t>
-              </m:r>
-            </m:e>
-            <m:sup>
-              <m:r>
-                <w:rPr>
-                  <w:rFonts w:ascii="Cambria Math" w:hAnsi="Cambria Math"/>
-                  <w:sz w:val="24"/>
-                  <w:szCs w:val="24"/>
-                </w:rPr>
-                <m:t xml:space="preserve">t</m:t>
-              </m:r>
-            </m:sup>
-          </m:sSup>
-        </m:oMath>
-      </m:oMathPara>
-    </w:p>
-    <w:p>
-      <w:pPr>
-        <w:pStyle w:val="Formula"/>
-      </w:pPr>
-      <m:oMathPara>
-        <m:oMathParaPr>
-          <m:jc m:val="left"/>
-        </m:oMathParaPr>
-        <m:oMath>
-          <m:sSub>
-            <m:e>
-              <m:r>
-                <w:rPr>
-                  <w:rFonts w:ascii="Cambria Math" w:hAnsi="Cambria Math"/>
-                  <w:sz w:val="24"/>
-                  <w:szCs w:val="24"/>
-                </w:rPr>
-                <m:t xml:space="preserve">N</m:t>
-              </m:r>
-            </m:e>
-            <m:sub>
-              <m:r>
-                <w:rPr>
-                  <w:rFonts w:ascii="Cambria Math" w:hAnsi="Cambria Math"/>
-                  <w:sz w:val="24"/>
-                  <w:szCs w:val="24"/>
-                </w:rPr>
-                <m:t xml:space="preserve">x</m:t>
-              </m:r>
-              <m:r>
-                <w:rPr>
-                  <w:rFonts w:ascii="Cambria Math" w:hAnsi="Cambria Math"/>
-                  <w:sz w:val="24"/>
-                  <w:szCs w:val="24"/>
-                </w:rPr>
-                <m:t xml:space="preserve">+</m:t>
-              </m:r>
-              <m:r>
-                <w:rPr>
-                  <w:rFonts w:ascii="Cambria Math" w:hAnsi="Cambria Math"/>
-                  <w:sz w:val="24"/>
-                  <w:szCs w:val="24"/>
-                </w:rPr>
-                <m:t xml:space="preserve">t</m:t>
-              </m:r>
-            </m:sub>
-          </m:sSub>
-          <m:r>
-            <w:rPr>
-              <w:rFonts w:ascii="Cambria Math" w:hAnsi="Cambria Math"/>
-              <w:sz w:val="24"/>
-              <w:szCs w:val="24"/>
-            </w:rPr>
-            <m:t xml:space="preserve"> = </m:t>
-          </m:r>
-          <m:sSub>
-            <m:e>
-              <m:r>
-                <w:rPr>
-                  <w:rFonts w:ascii="Cambria Math" w:hAnsi="Cambria Math"/>
-                  <w:sz w:val="24"/>
-                  <w:szCs w:val="24"/>
-                </w:rPr>
-                <m:t xml:space="preserve">Σ</m:t>
-              </m:r>
-            </m:e>
-            <m:sub>
-              <m:r>
-                <w:rPr>
-                  <w:rFonts w:ascii="Cambria Math" w:hAnsi="Cambria Math"/>
-                  <w:sz w:val="24"/>
-                  <w:szCs w:val="24"/>
-                </w:rPr>
-                <m:t xml:space="preserve">u</m:t>
-              </m:r>
-              <m:r>
-                <w:rPr>
-                  <w:rFonts w:ascii="Cambria Math" w:hAnsi="Cambria Math"/>
-                  <w:sz w:val="24"/>
-                  <w:szCs w:val="24"/>
-                </w:rPr>
-                <m:t xml:space="preserve">≥</m:t>
-              </m:r>
-              <m:r>
-                <w:rPr>
-                  <w:rFonts w:ascii="Cambria Math" w:hAnsi="Cambria Math"/>
-                  <w:sz w:val="24"/>
-                  <w:szCs w:val="24"/>
-                </w:rPr>
-                <m:t xml:space="preserve">t</m:t>
-              </m:r>
-            </m:sub>
-          </m:sSub>
-          <m:r>
-            <w:rPr>
-              <w:rFonts w:ascii="Cambria Math" w:hAnsi="Cambria Math"/>
-              <w:sz w:val="24"/>
-              <w:szCs w:val="24"/>
-            </w:rPr>
-            <m:t xml:space="preserve"> </m:t>
-          </m:r>
-          <m:sSub>
-            <m:e>
-              <m:r>
-                <w:rPr>
-                  <w:rFonts w:ascii="Cambria Math" w:hAnsi="Cambria Math"/>
-                  <w:sz w:val="24"/>
-                  <w:szCs w:val="24"/>
-                </w:rPr>
-                <m:t xml:space="preserve">D</m:t>
-              </m:r>
-            </m:e>
-            <m:sub>
-              <m:r>
-                <w:rPr>
-                  <w:rFonts w:ascii="Cambria Math" w:hAnsi="Cambria Math"/>
-                  <w:sz w:val="24"/>
-                  <w:szCs w:val="24"/>
-                </w:rPr>
-                <m:t xml:space="preserve">x</m:t>
-              </m:r>
-              <m:r>
-                <w:rPr>
-                  <w:rFonts w:ascii="Cambria Math" w:hAnsi="Cambria Math"/>
-                  <w:sz w:val="24"/>
-                  <w:szCs w:val="24"/>
-                </w:rPr>
-                <m:t xml:space="preserve">+</m:t>
-              </m:r>
-              <m:r>
-                <w:rPr>
-                  <w:rFonts w:ascii="Cambria Math" w:hAnsi="Cambria Math"/>
-                  <w:sz w:val="24"/>
-                  <w:szCs w:val="24"/>
-                </w:rPr>
-                <m:t xml:space="preserve">u</m:t>
-              </m:r>
-            </m:sub>
-          </m:sSub>
-        </m:oMath>
-      </m:oMathPara>
-    </w:p>
-    <w:p>
-      <w:pPr>
-        <w:pStyle w:val="Note"/>
-      </w:pPr>
-      <w:r>
-        <w:t xml:space="preserve">※ 담보마다 그 담보의 유지자수 l 로 낸다. 납입 후 유지비와 책임준비금(2.)이 N 을 쓴다.</w:t>
+        <w:t xml:space="preserve">다. 생존자</w:t>
       </w:r>
     </w:p>
     <w:tbl>
@@ -4224,6 +2238,1284 @@
               <w:rPr>
                 <w:b/>
               </w:rPr>
+              <w:t xml:space="preserve">생존자</w:t>
+            </w:r>
+          </w:p>
+        </w:tc>
+        <w:tc>
+          <w:tcPr>
+            <w:tcW w:w="0" w:type="auto"/>
+            <w:shd w:val="clear" w:color="auto" w:fill="EEF1F5"/>
+          </w:tcPr>
+          <w:p>
+            <w:pPr>
+              <w:spacing w:before="30" w:after="30"/>
+            </w:pPr>
+            <w:r>
+              <w:rPr>
+                <w:b/>
+              </w:rPr>
+              <w:t xml:space="preserve">lx(1) — 생존자(사망X, 80% 이상 장해X)</w:t>
+            </w:r>
+          </w:p>
+        </w:tc>
+      </w:tr>
+      <w:tr>
+        <w:tc>
+          <w:tcPr>
+            <w:tcW w:w="0" w:type="auto"/>
+          </w:tcPr>
+          <w:p>
+            <w:pPr>
+              <w:spacing w:before="30" w:after="30"/>
+            </w:pPr>
+            <w:r>
+              <w:t xml:space="preserve">탈퇴 위험률</w:t>
+            </w:r>
+          </w:p>
+        </w:tc>
+        <w:tc>
+          <w:tcPr>
+            <w:tcW w:w="0" w:type="auto"/>
+          </w:tcPr>
+          <w:p>
+            <w:pPr>
+              <w:spacing w:before="30" w:after="30"/>
+            </w:pPr>
+            <w:r>
+              <w:t xml:space="preserve">사망률 및 80% 이상 장해율</w:t>
+            </w:r>
+          </w:p>
+        </w:tc>
+      </w:tr>
+      <w:tr>
+        <w:tc>
+          <w:tcPr>
+            <w:tcW w:w="0" w:type="auto"/>
+          </w:tcPr>
+          <w:p>
+            <w:pPr>
+              <w:spacing w:before="30" w:after="30"/>
+            </w:pPr>
+            <w:r>
+              <w:t xml:space="preserve">납입(N*)</w:t>
+            </w:r>
+          </w:p>
+        </w:tc>
+        <w:tc>
+          <w:tcPr>
+            <w:tcW w:w="0" w:type="auto"/>
+          </w:tcPr>
+          <w:p>
+            <w:pPr>
+              <w:spacing w:before="30" w:after="30"/>
+            </w:pPr>
+            <w:r>
+              <w:t xml:space="preserve">주계약</w:t>
+            </w:r>
+          </w:p>
+        </w:tc>
+      </w:tr>
+      <w:tr>
+        <w:tc>
+          <w:tcPr>
+            <w:tcW w:w="0" w:type="auto"/>
+          </w:tcPr>
+          <w:p>
+            <w:pPr>
+              <w:spacing w:before="30" w:after="30"/>
+            </w:pPr>
+            <w:r>
+              <w:t xml:space="preserve">계산기수</w:t>
+            </w:r>
+          </w:p>
+        </w:tc>
+        <w:tc>
+          <w:tcPr>
+            <w:tcW w:w="0" w:type="auto"/>
+          </w:tcPr>
+          <w:p>
+            <w:pPr>
+              <w:spacing w:before="30" w:after="30"/>
+            </w:pPr>
+            <w:r>
+              <w:t xml:space="preserve">lx · Dx · Nx</w:t>
+            </w:r>
+          </w:p>
+        </w:tc>
+      </w:tr>
+    </w:tbl>
+    <w:p/>
+    <w:p>
+      <w:pPr>
+        <w:pStyle w:val="FormulaLabel"/>
+      </w:pPr>
+      <w:r>
+        <w:t xml:space="preserve">[식] 생존자수 lx(1) — 생존자(사망X, 80% 이상 장해X)</w:t>
+      </w:r>
+    </w:p>
+    <w:p>
+      <w:pPr>
+        <w:pStyle w:val="FormulaText"/>
+      </w:pPr>
+      <w:r>
+        <w:t xml:space="preserve">q</w:t>
+      </w:r>
+      <w:r>
+        <w:rPr>
+          <w:vertAlign w:val="subscript"/>
+        </w:rPr>
+        <w:t xml:space="preserve">x</w:t>
+      </w:r>
+      <w:r>
+        <w:t xml:space="preserve"> : 사망률</w:t>
+      </w:r>
+    </w:p>
+    <w:p>
+      <w:pPr>
+        <w:pStyle w:val="FormulaText"/>
+      </w:pPr>
+      <w:r>
+        <w:t xml:space="preserve">r</w:t>
+      </w:r>
+      <w:r>
+        <w:rPr>
+          <w:vertAlign w:val="subscript"/>
+        </w:rPr>
+        <w:t xml:space="preserve">x</w:t>
+      </w:r>
+      <w:r>
+        <w:t xml:space="preserve"> : 80% 이상 장해율</w:t>
+      </w:r>
+    </w:p>
+    <w:p>
+      <w:pPr>
+        <w:pStyle w:val="FormulaText"/>
+      </w:pPr>
+      <w:r>
+        <w:t xml:space="preserve">기준 인원</w:t>
+      </w:r>
+    </w:p>
+    <w:p>
+      <w:pPr>
+        <w:pStyle w:val="Formula"/>
+      </w:pPr>
+      <m:oMathPara>
+        <m:oMathParaPr>
+          <m:jc m:val="left"/>
+        </m:oMathParaPr>
+        <m:oMath>
+          <m:sSubSup>
+            <m:e>
+              <m:r>
+                <w:rPr>
+                  <w:rFonts w:ascii="Cambria Math" w:hAnsi="Cambria Math"/>
+                  <w:sz w:val="24"/>
+                  <w:szCs w:val="24"/>
+                </w:rPr>
+                <m:t xml:space="preserve">l</m:t>
+              </m:r>
+            </m:e>
+            <m:sub>
+              <m:r>
+                <w:rPr>
+                  <w:rFonts w:ascii="Cambria Math" w:hAnsi="Cambria Math"/>
+                  <w:sz w:val="24"/>
+                  <w:szCs w:val="24"/>
+                </w:rPr>
+                <m:t xml:space="preserve">x</m:t>
+              </m:r>
+            </m:sub>
+            <m:sup>
+              <m:r>
+                <w:rPr>
+                  <w:rFonts w:ascii="Cambria Math" w:hAnsi="Cambria Math"/>
+                  <w:sz w:val="24"/>
+                  <w:szCs w:val="24"/>
+                </w:rPr>
+                <m:t xml:space="preserve">(</m:t>
+              </m:r>
+              <m:r>
+                <w:rPr>
+                  <w:rFonts w:ascii="Cambria Math" w:hAnsi="Cambria Math"/>
+                  <w:sz w:val="24"/>
+                  <w:szCs w:val="24"/>
+                </w:rPr>
+                <m:t xml:space="preserve">1</m:t>
+              </m:r>
+              <m:r>
+                <w:rPr>
+                  <w:rFonts w:ascii="Cambria Math" w:hAnsi="Cambria Math"/>
+                  <w:sz w:val="24"/>
+                  <w:szCs w:val="24"/>
+                </w:rPr>
+                <m:t xml:space="preserve">)</m:t>
+              </m:r>
+            </m:sup>
+          </m:sSubSup>
+          <m:r>
+            <w:rPr>
+              <w:rFonts w:ascii="Cambria Math" w:hAnsi="Cambria Math"/>
+              <w:sz w:val="24"/>
+              <w:szCs w:val="24"/>
+            </w:rPr>
+            <m:t xml:space="preserve"> = </m:t>
+          </m:r>
+          <m:r>
+            <w:rPr>
+              <w:rFonts w:ascii="Cambria Math" w:hAnsi="Cambria Math"/>
+              <w:sz w:val="24"/>
+              <w:szCs w:val="24"/>
+            </w:rPr>
+            <m:t xml:space="preserve">100</m:t>
+          </m:r>
+          <m:r>
+            <w:rPr>
+              <w:rFonts w:ascii="Cambria Math" w:hAnsi="Cambria Math"/>
+              <w:sz w:val="24"/>
+              <w:szCs w:val="24"/>
+            </w:rPr>
+            <m:t xml:space="preserve">,</m:t>
+          </m:r>
+          <m:r>
+            <w:rPr>
+              <w:rFonts w:ascii="Cambria Math" w:hAnsi="Cambria Math"/>
+              <w:sz w:val="24"/>
+              <w:szCs w:val="24"/>
+            </w:rPr>
+            <m:t xml:space="preserve">000</m:t>
+          </m:r>
+        </m:oMath>
+      </m:oMathPara>
+    </w:p>
+    <w:p>
+      <w:pPr>
+        <w:pStyle w:val="FormulaText"/>
+      </w:pPr>
+      <w:r>
+        <w:t xml:space="preserve">탈퇴율 — 사망과는 겹치는 부분을 절반으로 보고, 1 을 넘지 않는다</w:t>
+      </w:r>
+    </w:p>
+    <w:p>
+      <w:pPr>
+        <w:pStyle w:val="Formula"/>
+      </w:pPr>
+      <m:oMathPara>
+        <m:oMathParaPr>
+          <m:jc m:val="left"/>
+        </m:oMathParaPr>
+        <m:oMath>
+          <m:sSubSup>
+            <m:e>
+              <m:r>
+                <w:rPr>
+                  <w:rFonts w:ascii="Cambria Math" w:hAnsi="Cambria Math"/>
+                  <w:sz w:val="24"/>
+                  <w:szCs w:val="24"/>
+                </w:rPr>
+                <m:t xml:space="preserve">Q</m:t>
+              </m:r>
+            </m:e>
+            <m:sub>
+              <m:r>
+                <w:rPr>
+                  <w:rFonts w:ascii="Cambria Math" w:hAnsi="Cambria Math"/>
+                  <w:sz w:val="24"/>
+                  <w:szCs w:val="24"/>
+                </w:rPr>
+                <m:t xml:space="preserve">x</m:t>
+              </m:r>
+              <m:r>
+                <w:rPr>
+                  <w:rFonts w:ascii="Cambria Math" w:hAnsi="Cambria Math"/>
+                  <w:sz w:val="24"/>
+                  <w:szCs w:val="24"/>
+                </w:rPr>
+                <m:t xml:space="preserve">+</m:t>
+              </m:r>
+              <m:r>
+                <w:rPr>
+                  <w:rFonts w:ascii="Cambria Math" w:hAnsi="Cambria Math"/>
+                  <w:sz w:val="24"/>
+                  <w:szCs w:val="24"/>
+                </w:rPr>
+                <m:t xml:space="preserve">t</m:t>
+              </m:r>
+            </m:sub>
+            <m:sup>
+              <m:r>
+                <w:rPr>
+                  <w:rFonts w:ascii="Cambria Math" w:hAnsi="Cambria Math"/>
+                  <w:sz w:val="24"/>
+                  <w:szCs w:val="24"/>
+                </w:rPr>
+                <m:t xml:space="preserve">(</m:t>
+              </m:r>
+              <m:r>
+                <w:rPr>
+                  <w:rFonts w:ascii="Cambria Math" w:hAnsi="Cambria Math"/>
+                  <w:sz w:val="24"/>
+                  <w:szCs w:val="24"/>
+                </w:rPr>
+                <m:t xml:space="preserve">1</m:t>
+              </m:r>
+              <m:r>
+                <w:rPr>
+                  <w:rFonts w:ascii="Cambria Math" w:hAnsi="Cambria Math"/>
+                  <w:sz w:val="24"/>
+                  <w:szCs w:val="24"/>
+                </w:rPr>
+                <m:t xml:space="preserve">)</m:t>
+              </m:r>
+            </m:sup>
+          </m:sSubSup>
+          <m:r>
+            <w:rPr>
+              <w:rFonts w:ascii="Cambria Math" w:hAnsi="Cambria Math"/>
+              <w:sz w:val="24"/>
+              <w:szCs w:val="24"/>
+            </w:rPr>
+            <m:t xml:space="preserve"> = </m:t>
+          </m:r>
+          <m:r>
+            <m:rPr>
+              <m:sty m:val="p"/>
+            </m:rPr>
+            <w:rPr>
+              <w:rFonts w:ascii="Cambria Math" w:hAnsi="Cambria Math"/>
+              <w:sz w:val="24"/>
+              <w:szCs w:val="24"/>
+            </w:rPr>
+            <m:t xml:space="preserve">min</m:t>
+          </m:r>
+          <m:r>
+            <w:rPr>
+              <w:rFonts w:ascii="Cambria Math" w:hAnsi="Cambria Math"/>
+              <w:sz w:val="24"/>
+              <w:szCs w:val="24"/>
+            </w:rPr>
+            <m:t xml:space="preserve">( </m:t>
+          </m:r>
+          <m:r>
+            <w:rPr>
+              <w:rFonts w:ascii="Cambria Math" w:hAnsi="Cambria Math"/>
+              <w:sz w:val="24"/>
+              <w:szCs w:val="24"/>
+            </w:rPr>
+            <m:t xml:space="preserve">1</m:t>
+          </m:r>
+          <m:r>
+            <w:rPr>
+              <w:rFonts w:ascii="Cambria Math" w:hAnsi="Cambria Math"/>
+              <w:sz w:val="24"/>
+              <w:szCs w:val="24"/>
+            </w:rPr>
+            <m:t xml:space="preserve">, </m:t>
+          </m:r>
+          <m:sSub>
+            <m:e>
+              <m:r>
+                <w:rPr>
+                  <w:rFonts w:ascii="Cambria Math" w:hAnsi="Cambria Math"/>
+                  <w:sz w:val="24"/>
+                  <w:szCs w:val="24"/>
+                </w:rPr>
+                <m:t xml:space="preserve">q</m:t>
+              </m:r>
+            </m:e>
+            <m:sub>
+              <m:r>
+                <w:rPr>
+                  <w:rFonts w:ascii="Cambria Math" w:hAnsi="Cambria Math"/>
+                  <w:sz w:val="24"/>
+                  <w:szCs w:val="24"/>
+                </w:rPr>
+                <m:t xml:space="preserve">x</m:t>
+              </m:r>
+              <m:r>
+                <w:rPr>
+                  <w:rFonts w:ascii="Cambria Math" w:hAnsi="Cambria Math"/>
+                  <w:sz w:val="24"/>
+                  <w:szCs w:val="24"/>
+                </w:rPr>
+                <m:t xml:space="preserve">+</m:t>
+              </m:r>
+              <m:r>
+                <w:rPr>
+                  <w:rFonts w:ascii="Cambria Math" w:hAnsi="Cambria Math"/>
+                  <w:sz w:val="24"/>
+                  <w:szCs w:val="24"/>
+                </w:rPr>
+                <m:t xml:space="preserve">t</m:t>
+              </m:r>
+            </m:sub>
+          </m:sSub>
+          <m:r>
+            <w:rPr>
+              <w:rFonts w:ascii="Cambria Math" w:hAnsi="Cambria Math"/>
+              <w:sz w:val="24"/>
+              <w:szCs w:val="24"/>
+            </w:rPr>
+            <m:t xml:space="preserve"> + </m:t>
+          </m:r>
+          <m:sSub>
+            <m:e>
+              <m:r>
+                <w:rPr>
+                  <w:rFonts w:ascii="Cambria Math" w:hAnsi="Cambria Math"/>
+                  <w:sz w:val="24"/>
+                  <w:szCs w:val="24"/>
+                </w:rPr>
+                <m:t xml:space="preserve">r</m:t>
+              </m:r>
+            </m:e>
+            <m:sub>
+              <m:r>
+                <w:rPr>
+                  <w:rFonts w:ascii="Cambria Math" w:hAnsi="Cambria Math"/>
+                  <w:sz w:val="24"/>
+                  <w:szCs w:val="24"/>
+                </w:rPr>
+                <m:t xml:space="preserve">x</m:t>
+              </m:r>
+              <m:r>
+                <w:rPr>
+                  <w:rFonts w:ascii="Cambria Math" w:hAnsi="Cambria Math"/>
+                  <w:sz w:val="24"/>
+                  <w:szCs w:val="24"/>
+                </w:rPr>
+                <m:t xml:space="preserve">+</m:t>
+              </m:r>
+              <m:r>
+                <w:rPr>
+                  <w:rFonts w:ascii="Cambria Math" w:hAnsi="Cambria Math"/>
+                  <w:sz w:val="24"/>
+                  <w:szCs w:val="24"/>
+                </w:rPr>
+                <m:t xml:space="preserve">t</m:t>
+              </m:r>
+            </m:sub>
+          </m:sSub>
+          <m:r>
+            <w:rPr>
+              <w:rFonts w:ascii="Cambria Math" w:hAnsi="Cambria Math"/>
+              <w:sz w:val="24"/>
+              <w:szCs w:val="24"/>
+            </w:rPr>
+            <m:t xml:space="preserve"> − </m:t>
+          </m:r>
+          <m:sSub>
+            <m:e>
+              <m:r>
+                <w:rPr>
+                  <w:rFonts w:ascii="Cambria Math" w:hAnsi="Cambria Math"/>
+                  <w:sz w:val="24"/>
+                  <w:szCs w:val="24"/>
+                </w:rPr>
+                <m:t xml:space="preserve">q</m:t>
+              </m:r>
+            </m:e>
+            <m:sub>
+              <m:r>
+                <w:rPr>
+                  <w:rFonts w:ascii="Cambria Math" w:hAnsi="Cambria Math"/>
+                  <w:sz w:val="24"/>
+                  <w:szCs w:val="24"/>
+                </w:rPr>
+                <m:t xml:space="preserve">x</m:t>
+              </m:r>
+              <m:r>
+                <w:rPr>
+                  <w:rFonts w:ascii="Cambria Math" w:hAnsi="Cambria Math"/>
+                  <w:sz w:val="24"/>
+                  <w:szCs w:val="24"/>
+                </w:rPr>
+                <m:t xml:space="preserve">+</m:t>
+              </m:r>
+              <m:r>
+                <w:rPr>
+                  <w:rFonts w:ascii="Cambria Math" w:hAnsi="Cambria Math"/>
+                  <w:sz w:val="24"/>
+                  <w:szCs w:val="24"/>
+                </w:rPr>
+                <m:t xml:space="preserve">t</m:t>
+              </m:r>
+            </m:sub>
+          </m:sSub>
+          <m:r>
+            <w:rPr>
+              <w:rFonts w:ascii="Cambria Math" w:hAnsi="Cambria Math"/>
+              <w:sz w:val="24"/>
+              <w:szCs w:val="24"/>
+            </w:rPr>
+            <m:t xml:space="preserve">·</m:t>
+          </m:r>
+          <m:sSub>
+            <m:e>
+              <m:r>
+                <w:rPr>
+                  <w:rFonts w:ascii="Cambria Math" w:hAnsi="Cambria Math"/>
+                  <w:sz w:val="24"/>
+                  <w:szCs w:val="24"/>
+                </w:rPr>
+                <m:t xml:space="preserve">r</m:t>
+              </m:r>
+            </m:e>
+            <m:sub>
+              <m:r>
+                <w:rPr>
+                  <w:rFonts w:ascii="Cambria Math" w:hAnsi="Cambria Math"/>
+                  <w:sz w:val="24"/>
+                  <w:szCs w:val="24"/>
+                </w:rPr>
+                <m:t xml:space="preserve">x</m:t>
+              </m:r>
+              <m:r>
+                <w:rPr>
+                  <w:rFonts w:ascii="Cambria Math" w:hAnsi="Cambria Math"/>
+                  <w:sz w:val="24"/>
+                  <w:szCs w:val="24"/>
+                </w:rPr>
+                <m:t xml:space="preserve">+</m:t>
+              </m:r>
+              <m:r>
+                <w:rPr>
+                  <w:rFonts w:ascii="Cambria Math" w:hAnsi="Cambria Math"/>
+                  <w:sz w:val="24"/>
+                  <w:szCs w:val="24"/>
+                </w:rPr>
+                <m:t xml:space="preserve">t</m:t>
+              </m:r>
+            </m:sub>
+          </m:sSub>
+          <m:r>
+            <w:rPr>
+              <w:rFonts w:ascii="Cambria Math" w:hAnsi="Cambria Math"/>
+              <w:sz w:val="24"/>
+              <w:szCs w:val="24"/>
+            </w:rPr>
+            <m:t xml:space="preserve">/</m:t>
+          </m:r>
+          <m:r>
+            <w:rPr>
+              <w:rFonts w:ascii="Cambria Math" w:hAnsi="Cambria Math"/>
+              <w:sz w:val="24"/>
+              <w:szCs w:val="24"/>
+            </w:rPr>
+            <m:t xml:space="preserve">2</m:t>
+          </m:r>
+          <m:r>
+            <w:rPr>
+              <w:rFonts w:ascii="Cambria Math" w:hAnsi="Cambria Math"/>
+              <w:sz w:val="24"/>
+              <w:szCs w:val="24"/>
+            </w:rPr>
+            <m:t xml:space="preserve"> )</m:t>
+          </m:r>
+        </m:oMath>
+      </m:oMathPara>
+    </w:p>
+    <w:p>
+      <w:pPr>
+        <w:pStyle w:val="FormulaText"/>
+      </w:pPr>
+      <w:r>
+        <w:t xml:space="preserve">생존자수 — 탈퇴 사유가 생긴 사람을 뺀다</w:t>
+      </w:r>
+    </w:p>
+    <w:p>
+      <w:pPr>
+        <w:pStyle w:val="Formula"/>
+      </w:pPr>
+      <m:oMathPara>
+        <m:oMathParaPr>
+          <m:jc m:val="left"/>
+        </m:oMathParaPr>
+        <m:oMath>
+          <m:sSubSup>
+            <m:e>
+              <m:r>
+                <w:rPr>
+                  <w:rFonts w:ascii="Cambria Math" w:hAnsi="Cambria Math"/>
+                  <w:sz w:val="24"/>
+                  <w:szCs w:val="24"/>
+                </w:rPr>
+                <m:t xml:space="preserve">l</m:t>
+              </m:r>
+            </m:e>
+            <m:sub>
+              <m:r>
+                <w:rPr>
+                  <w:rFonts w:ascii="Cambria Math" w:hAnsi="Cambria Math"/>
+                  <w:sz w:val="24"/>
+                  <w:szCs w:val="24"/>
+                </w:rPr>
+                <m:t xml:space="preserve">x</m:t>
+              </m:r>
+              <m:r>
+                <w:rPr>
+                  <w:rFonts w:ascii="Cambria Math" w:hAnsi="Cambria Math"/>
+                  <w:sz w:val="24"/>
+                  <w:szCs w:val="24"/>
+                </w:rPr>
+                <m:t xml:space="preserve">+</m:t>
+              </m:r>
+              <m:r>
+                <w:rPr>
+                  <w:rFonts w:ascii="Cambria Math" w:hAnsi="Cambria Math"/>
+                  <w:sz w:val="24"/>
+                  <w:szCs w:val="24"/>
+                </w:rPr>
+                <m:t xml:space="preserve">t</m:t>
+              </m:r>
+              <m:r>
+                <w:rPr>
+                  <w:rFonts w:ascii="Cambria Math" w:hAnsi="Cambria Math"/>
+                  <w:sz w:val="24"/>
+                  <w:szCs w:val="24"/>
+                </w:rPr>
+                <m:t xml:space="preserve">+</m:t>
+              </m:r>
+              <m:r>
+                <w:rPr>
+                  <w:rFonts w:ascii="Cambria Math" w:hAnsi="Cambria Math"/>
+                  <w:sz w:val="24"/>
+                  <w:szCs w:val="24"/>
+                </w:rPr>
+                <m:t xml:space="preserve">1</m:t>
+              </m:r>
+            </m:sub>
+            <m:sup>
+              <m:r>
+                <w:rPr>
+                  <w:rFonts w:ascii="Cambria Math" w:hAnsi="Cambria Math"/>
+                  <w:sz w:val="24"/>
+                  <w:szCs w:val="24"/>
+                </w:rPr>
+                <m:t xml:space="preserve">(</m:t>
+              </m:r>
+              <m:r>
+                <w:rPr>
+                  <w:rFonts w:ascii="Cambria Math" w:hAnsi="Cambria Math"/>
+                  <w:sz w:val="24"/>
+                  <w:szCs w:val="24"/>
+                </w:rPr>
+                <m:t xml:space="preserve">1</m:t>
+              </m:r>
+              <m:r>
+                <w:rPr>
+                  <w:rFonts w:ascii="Cambria Math" w:hAnsi="Cambria Math"/>
+                  <w:sz w:val="24"/>
+                  <w:szCs w:val="24"/>
+                </w:rPr>
+                <m:t xml:space="preserve">)</m:t>
+              </m:r>
+            </m:sup>
+          </m:sSubSup>
+          <m:r>
+            <w:rPr>
+              <w:rFonts w:ascii="Cambria Math" w:hAnsi="Cambria Math"/>
+              <w:sz w:val="24"/>
+              <w:szCs w:val="24"/>
+            </w:rPr>
+            <m:t xml:space="preserve"> = </m:t>
+          </m:r>
+          <m:sSubSup>
+            <m:e>
+              <m:r>
+                <w:rPr>
+                  <w:rFonts w:ascii="Cambria Math" w:hAnsi="Cambria Math"/>
+                  <w:sz w:val="24"/>
+                  <w:szCs w:val="24"/>
+                </w:rPr>
+                <m:t xml:space="preserve">l</m:t>
+              </m:r>
+            </m:e>
+            <m:sub>
+              <m:r>
+                <w:rPr>
+                  <w:rFonts w:ascii="Cambria Math" w:hAnsi="Cambria Math"/>
+                  <w:sz w:val="24"/>
+                  <w:szCs w:val="24"/>
+                </w:rPr>
+                <m:t xml:space="preserve">x</m:t>
+              </m:r>
+              <m:r>
+                <w:rPr>
+                  <w:rFonts w:ascii="Cambria Math" w:hAnsi="Cambria Math"/>
+                  <w:sz w:val="24"/>
+                  <w:szCs w:val="24"/>
+                </w:rPr>
+                <m:t xml:space="preserve">+</m:t>
+              </m:r>
+              <m:r>
+                <w:rPr>
+                  <w:rFonts w:ascii="Cambria Math" w:hAnsi="Cambria Math"/>
+                  <w:sz w:val="24"/>
+                  <w:szCs w:val="24"/>
+                </w:rPr>
+                <m:t xml:space="preserve">t</m:t>
+              </m:r>
+            </m:sub>
+            <m:sup>
+              <m:r>
+                <w:rPr>
+                  <w:rFonts w:ascii="Cambria Math" w:hAnsi="Cambria Math"/>
+                  <w:sz w:val="24"/>
+                  <w:szCs w:val="24"/>
+                </w:rPr>
+                <m:t xml:space="preserve">(</m:t>
+              </m:r>
+              <m:r>
+                <w:rPr>
+                  <w:rFonts w:ascii="Cambria Math" w:hAnsi="Cambria Math"/>
+                  <w:sz w:val="24"/>
+                  <w:szCs w:val="24"/>
+                </w:rPr>
+                <m:t xml:space="preserve">1</m:t>
+              </m:r>
+              <m:r>
+                <w:rPr>
+                  <w:rFonts w:ascii="Cambria Math" w:hAnsi="Cambria Math"/>
+                  <w:sz w:val="24"/>
+                  <w:szCs w:val="24"/>
+                </w:rPr>
+                <m:t xml:space="preserve">)</m:t>
+              </m:r>
+            </m:sup>
+          </m:sSubSup>
+          <m:r>
+            <w:rPr>
+              <w:rFonts w:ascii="Cambria Math" w:hAnsi="Cambria Math"/>
+              <w:sz w:val="24"/>
+              <w:szCs w:val="24"/>
+            </w:rPr>
+            <m:t xml:space="preserve"> × ( </m:t>
+          </m:r>
+          <m:r>
+            <w:rPr>
+              <w:rFonts w:ascii="Cambria Math" w:hAnsi="Cambria Math"/>
+              <w:sz w:val="24"/>
+              <w:szCs w:val="24"/>
+            </w:rPr>
+            <m:t xml:space="preserve">1</m:t>
+          </m:r>
+          <m:r>
+            <w:rPr>
+              <w:rFonts w:ascii="Cambria Math" w:hAnsi="Cambria Math"/>
+              <w:sz w:val="24"/>
+              <w:szCs w:val="24"/>
+            </w:rPr>
+            <m:t xml:space="preserve"> − </m:t>
+          </m:r>
+          <m:sSubSup>
+            <m:e>
+              <m:r>
+                <w:rPr>
+                  <w:rFonts w:ascii="Cambria Math" w:hAnsi="Cambria Math"/>
+                  <w:sz w:val="24"/>
+                  <w:szCs w:val="24"/>
+                </w:rPr>
+                <m:t xml:space="preserve">Q</m:t>
+              </m:r>
+            </m:e>
+            <m:sub>
+              <m:r>
+                <w:rPr>
+                  <w:rFonts w:ascii="Cambria Math" w:hAnsi="Cambria Math"/>
+                  <w:sz w:val="24"/>
+                  <w:szCs w:val="24"/>
+                </w:rPr>
+                <m:t xml:space="preserve">x</m:t>
+              </m:r>
+              <m:r>
+                <w:rPr>
+                  <w:rFonts w:ascii="Cambria Math" w:hAnsi="Cambria Math"/>
+                  <w:sz w:val="24"/>
+                  <w:szCs w:val="24"/>
+                </w:rPr>
+                <m:t xml:space="preserve">+</m:t>
+              </m:r>
+              <m:r>
+                <w:rPr>
+                  <w:rFonts w:ascii="Cambria Math" w:hAnsi="Cambria Math"/>
+                  <w:sz w:val="24"/>
+                  <w:szCs w:val="24"/>
+                </w:rPr>
+                <m:t xml:space="preserve">t</m:t>
+              </m:r>
+            </m:sub>
+            <m:sup>
+              <m:r>
+                <w:rPr>
+                  <w:rFonts w:ascii="Cambria Math" w:hAnsi="Cambria Math"/>
+                  <w:sz w:val="24"/>
+                  <w:szCs w:val="24"/>
+                </w:rPr>
+                <m:t xml:space="preserve">(</m:t>
+              </m:r>
+              <m:r>
+                <w:rPr>
+                  <w:rFonts w:ascii="Cambria Math" w:hAnsi="Cambria Math"/>
+                  <w:sz w:val="24"/>
+                  <w:szCs w:val="24"/>
+                </w:rPr>
+                <m:t xml:space="preserve">1</m:t>
+              </m:r>
+              <m:r>
+                <w:rPr>
+                  <w:rFonts w:ascii="Cambria Math" w:hAnsi="Cambria Math"/>
+                  <w:sz w:val="24"/>
+                  <w:szCs w:val="24"/>
+                </w:rPr>
+                <m:t xml:space="preserve">)</m:t>
+              </m:r>
+            </m:sup>
+          </m:sSubSup>
+          <m:r>
+            <w:rPr>
+              <w:rFonts w:ascii="Cambria Math" w:hAnsi="Cambria Math"/>
+              <w:sz w:val="24"/>
+              <w:szCs w:val="24"/>
+            </w:rPr>
+            <m:t xml:space="preserve"> )</m:t>
+          </m:r>
+        </m:oMath>
+      </m:oMathPara>
+    </w:p>
+    <w:p>
+      <w:pPr>
+        <w:pStyle w:val="FormulaText"/>
+      </w:pPr>
+      <w:r>
+        <w:t xml:space="preserve">현가와 누계</w:t>
+      </w:r>
+    </w:p>
+    <w:p>
+      <w:pPr>
+        <w:pStyle w:val="Formula"/>
+      </w:pPr>
+      <m:oMathPara>
+        <m:oMathParaPr>
+          <m:jc m:val="left"/>
+        </m:oMathParaPr>
+        <m:oMath>
+          <m:sSubSup>
+            <m:e>
+              <m:r>
+                <w:rPr>
+                  <w:rFonts w:ascii="Cambria Math" w:hAnsi="Cambria Math"/>
+                  <w:sz w:val="24"/>
+                  <w:szCs w:val="24"/>
+                </w:rPr>
+                <m:t xml:space="preserve">D</m:t>
+              </m:r>
+            </m:e>
+            <m:sub>
+              <m:r>
+                <w:rPr>
+                  <w:rFonts w:ascii="Cambria Math" w:hAnsi="Cambria Math"/>
+                  <w:sz w:val="24"/>
+                  <w:szCs w:val="24"/>
+                </w:rPr>
+                <m:t xml:space="preserve">x</m:t>
+              </m:r>
+              <m:r>
+                <w:rPr>
+                  <w:rFonts w:ascii="Cambria Math" w:hAnsi="Cambria Math"/>
+                  <w:sz w:val="24"/>
+                  <w:szCs w:val="24"/>
+                </w:rPr>
+                <m:t xml:space="preserve">+</m:t>
+              </m:r>
+              <m:r>
+                <w:rPr>
+                  <w:rFonts w:ascii="Cambria Math" w:hAnsi="Cambria Math"/>
+                  <w:sz w:val="24"/>
+                  <w:szCs w:val="24"/>
+                </w:rPr>
+                <m:t xml:space="preserve">t</m:t>
+              </m:r>
+            </m:sub>
+            <m:sup>
+              <m:r>
+                <w:rPr>
+                  <w:rFonts w:ascii="Cambria Math" w:hAnsi="Cambria Math"/>
+                  <w:sz w:val="24"/>
+                  <w:szCs w:val="24"/>
+                </w:rPr>
+                <m:t xml:space="preserve">(</m:t>
+              </m:r>
+              <m:r>
+                <w:rPr>
+                  <w:rFonts w:ascii="Cambria Math" w:hAnsi="Cambria Math"/>
+                  <w:sz w:val="24"/>
+                  <w:szCs w:val="24"/>
+                </w:rPr>
+                <m:t xml:space="preserve">1</m:t>
+              </m:r>
+              <m:r>
+                <w:rPr>
+                  <w:rFonts w:ascii="Cambria Math" w:hAnsi="Cambria Math"/>
+                  <w:sz w:val="24"/>
+                  <w:szCs w:val="24"/>
+                </w:rPr>
+                <m:t xml:space="preserve">)</m:t>
+              </m:r>
+            </m:sup>
+          </m:sSubSup>
+          <m:r>
+            <w:rPr>
+              <w:rFonts w:ascii="Cambria Math" w:hAnsi="Cambria Math"/>
+              <w:sz w:val="24"/>
+              <w:szCs w:val="24"/>
+            </w:rPr>
+            <m:t xml:space="preserve"> = </m:t>
+          </m:r>
+          <m:sSubSup>
+            <m:e>
+              <m:r>
+                <w:rPr>
+                  <w:rFonts w:ascii="Cambria Math" w:hAnsi="Cambria Math"/>
+                  <w:sz w:val="24"/>
+                  <w:szCs w:val="24"/>
+                </w:rPr>
+                <m:t xml:space="preserve">l</m:t>
+              </m:r>
+            </m:e>
+            <m:sub>
+              <m:r>
+                <w:rPr>
+                  <w:rFonts w:ascii="Cambria Math" w:hAnsi="Cambria Math"/>
+                  <w:sz w:val="24"/>
+                  <w:szCs w:val="24"/>
+                </w:rPr>
+                <m:t xml:space="preserve">x</m:t>
+              </m:r>
+              <m:r>
+                <w:rPr>
+                  <w:rFonts w:ascii="Cambria Math" w:hAnsi="Cambria Math"/>
+                  <w:sz w:val="24"/>
+                  <w:szCs w:val="24"/>
+                </w:rPr>
+                <m:t xml:space="preserve">+</m:t>
+              </m:r>
+              <m:r>
+                <w:rPr>
+                  <w:rFonts w:ascii="Cambria Math" w:hAnsi="Cambria Math"/>
+                  <w:sz w:val="24"/>
+                  <w:szCs w:val="24"/>
+                </w:rPr>
+                <m:t xml:space="preserve">t</m:t>
+              </m:r>
+            </m:sub>
+            <m:sup>
+              <m:r>
+                <w:rPr>
+                  <w:rFonts w:ascii="Cambria Math" w:hAnsi="Cambria Math"/>
+                  <w:sz w:val="24"/>
+                  <w:szCs w:val="24"/>
+                </w:rPr>
+                <m:t xml:space="preserve">(</m:t>
+              </m:r>
+              <m:r>
+                <w:rPr>
+                  <w:rFonts w:ascii="Cambria Math" w:hAnsi="Cambria Math"/>
+                  <w:sz w:val="24"/>
+                  <w:szCs w:val="24"/>
+                </w:rPr>
+                <m:t xml:space="preserve">1</m:t>
+              </m:r>
+              <m:r>
+                <w:rPr>
+                  <w:rFonts w:ascii="Cambria Math" w:hAnsi="Cambria Math"/>
+                  <w:sz w:val="24"/>
+                  <w:szCs w:val="24"/>
+                </w:rPr>
+                <m:t xml:space="preserve">)</m:t>
+              </m:r>
+            </m:sup>
+          </m:sSubSup>
+          <m:r>
+            <w:rPr>
+              <w:rFonts w:ascii="Cambria Math" w:hAnsi="Cambria Math"/>
+              <w:sz w:val="24"/>
+              <w:szCs w:val="24"/>
+            </w:rPr>
+            <m:t xml:space="preserve">·</m:t>
+          </m:r>
+          <m:sSup>
+            <m:e>
+              <m:r>
+                <w:rPr>
+                  <w:rFonts w:ascii="Cambria Math" w:hAnsi="Cambria Math"/>
+                  <w:sz w:val="24"/>
+                  <w:szCs w:val="24"/>
+                </w:rPr>
+                <m:t xml:space="preserve">v</m:t>
+              </m:r>
+            </m:e>
+            <m:sup>
+              <m:r>
+                <w:rPr>
+                  <w:rFonts w:ascii="Cambria Math" w:hAnsi="Cambria Math"/>
+                  <w:sz w:val="24"/>
+                  <w:szCs w:val="24"/>
+                </w:rPr>
+                <m:t xml:space="preserve">t</m:t>
+              </m:r>
+            </m:sup>
+          </m:sSup>
+        </m:oMath>
+      </m:oMathPara>
+    </w:p>
+    <w:p>
+      <w:pPr>
+        <w:pStyle w:val="Formula"/>
+      </w:pPr>
+      <m:oMathPara>
+        <m:oMathParaPr>
+          <m:jc m:val="left"/>
+        </m:oMathParaPr>
+        <m:oMath>
+          <m:sSubSup>
+            <m:e>
+              <m:r>
+                <w:rPr>
+                  <w:rFonts w:ascii="Cambria Math" w:hAnsi="Cambria Math"/>
+                  <w:sz w:val="24"/>
+                  <w:szCs w:val="24"/>
+                </w:rPr>
+                <m:t xml:space="preserve">N</m:t>
+              </m:r>
+            </m:e>
+            <m:sub>
+              <m:r>
+                <w:rPr>
+                  <w:rFonts w:ascii="Cambria Math" w:hAnsi="Cambria Math"/>
+                  <w:sz w:val="24"/>
+                  <w:szCs w:val="24"/>
+                </w:rPr>
+                <m:t xml:space="preserve">x</m:t>
+              </m:r>
+              <m:r>
+                <w:rPr>
+                  <w:rFonts w:ascii="Cambria Math" w:hAnsi="Cambria Math"/>
+                  <w:sz w:val="24"/>
+                  <w:szCs w:val="24"/>
+                </w:rPr>
+                <m:t xml:space="preserve">+</m:t>
+              </m:r>
+              <m:r>
+                <w:rPr>
+                  <w:rFonts w:ascii="Cambria Math" w:hAnsi="Cambria Math"/>
+                  <w:sz w:val="24"/>
+                  <w:szCs w:val="24"/>
+                </w:rPr>
+                <m:t xml:space="preserve">t</m:t>
+              </m:r>
+            </m:sub>
+            <m:sup>
+              <m:r>
+                <w:rPr>
+                  <w:rFonts w:ascii="Cambria Math" w:hAnsi="Cambria Math"/>
+                  <w:sz w:val="24"/>
+                  <w:szCs w:val="24"/>
+                </w:rPr>
+                <m:t xml:space="preserve">(</m:t>
+              </m:r>
+              <m:r>
+                <w:rPr>
+                  <w:rFonts w:ascii="Cambria Math" w:hAnsi="Cambria Math"/>
+                  <w:sz w:val="24"/>
+                  <w:szCs w:val="24"/>
+                </w:rPr>
+                <m:t xml:space="preserve">1</m:t>
+              </m:r>
+              <m:r>
+                <w:rPr>
+                  <w:rFonts w:ascii="Cambria Math" w:hAnsi="Cambria Math"/>
+                  <w:sz w:val="24"/>
+                  <w:szCs w:val="24"/>
+                </w:rPr>
+                <m:t xml:space="preserve">)</m:t>
+              </m:r>
+            </m:sup>
+          </m:sSubSup>
+          <m:r>
+            <w:rPr>
+              <w:rFonts w:ascii="Cambria Math" w:hAnsi="Cambria Math"/>
+              <w:sz w:val="24"/>
+              <w:szCs w:val="24"/>
+            </w:rPr>
+            <m:t xml:space="preserve"> = </m:t>
+          </m:r>
+          <m:sSub>
+            <m:e>
+              <m:r>
+                <w:rPr>
+                  <w:rFonts w:ascii="Cambria Math" w:hAnsi="Cambria Math"/>
+                  <w:sz w:val="24"/>
+                  <w:szCs w:val="24"/>
+                </w:rPr>
+                <m:t xml:space="preserve">Σ</m:t>
+              </m:r>
+            </m:e>
+            <m:sub>
+              <m:r>
+                <w:rPr>
+                  <w:rFonts w:ascii="Cambria Math" w:hAnsi="Cambria Math"/>
+                  <w:sz w:val="24"/>
+                  <w:szCs w:val="24"/>
+                </w:rPr>
+                <m:t xml:space="preserve">u</m:t>
+              </m:r>
+              <m:r>
+                <w:rPr>
+                  <w:rFonts w:ascii="Cambria Math" w:hAnsi="Cambria Math"/>
+                  <w:sz w:val="24"/>
+                  <w:szCs w:val="24"/>
+                </w:rPr>
+                <m:t xml:space="preserve">≥</m:t>
+              </m:r>
+              <m:r>
+                <w:rPr>
+                  <w:rFonts w:ascii="Cambria Math" w:hAnsi="Cambria Math"/>
+                  <w:sz w:val="24"/>
+                  <w:szCs w:val="24"/>
+                </w:rPr>
+                <m:t xml:space="preserve">t</m:t>
+              </m:r>
+            </m:sub>
+          </m:sSub>
+          <m:r>
+            <w:rPr>
+              <w:rFonts w:ascii="Cambria Math" w:hAnsi="Cambria Math"/>
+              <w:sz w:val="24"/>
+              <w:szCs w:val="24"/>
+            </w:rPr>
+            <m:t xml:space="preserve"> </m:t>
+          </m:r>
+          <m:sSubSup>
+            <m:e>
+              <m:r>
+                <w:rPr>
+                  <w:rFonts w:ascii="Cambria Math" w:hAnsi="Cambria Math"/>
+                  <w:sz w:val="24"/>
+                  <w:szCs w:val="24"/>
+                </w:rPr>
+                <m:t xml:space="preserve">D</m:t>
+              </m:r>
+            </m:e>
+            <m:sub>
+              <m:r>
+                <w:rPr>
+                  <w:rFonts w:ascii="Cambria Math" w:hAnsi="Cambria Math"/>
+                  <w:sz w:val="24"/>
+                  <w:szCs w:val="24"/>
+                </w:rPr>
+                <m:t xml:space="preserve">x</m:t>
+              </m:r>
+              <m:r>
+                <w:rPr>
+                  <w:rFonts w:ascii="Cambria Math" w:hAnsi="Cambria Math"/>
+                  <w:sz w:val="24"/>
+                  <w:szCs w:val="24"/>
+                </w:rPr>
+                <m:t xml:space="preserve">+</m:t>
+              </m:r>
+              <m:r>
+                <w:rPr>
+                  <w:rFonts w:ascii="Cambria Math" w:hAnsi="Cambria Math"/>
+                  <w:sz w:val="24"/>
+                  <w:szCs w:val="24"/>
+                </w:rPr>
+                <m:t xml:space="preserve">u</m:t>
+              </m:r>
+            </m:sub>
+            <m:sup>
+              <m:r>
+                <w:rPr>
+                  <w:rFonts w:ascii="Cambria Math" w:hAnsi="Cambria Math"/>
+                  <w:sz w:val="24"/>
+                  <w:szCs w:val="24"/>
+                </w:rPr>
+                <m:t xml:space="preserve">(</m:t>
+              </m:r>
+              <m:r>
+                <w:rPr>
+                  <w:rFonts w:ascii="Cambria Math" w:hAnsi="Cambria Math"/>
+                  <w:sz w:val="24"/>
+                  <w:szCs w:val="24"/>
+                </w:rPr>
+                <m:t xml:space="preserve">1</m:t>
+              </m:r>
+              <m:r>
+                <w:rPr>
+                  <w:rFonts w:ascii="Cambria Math" w:hAnsi="Cambria Math"/>
+                  <w:sz w:val="24"/>
+                  <w:szCs w:val="24"/>
+                </w:rPr>
+                <m:t xml:space="preserve">)</m:t>
+              </m:r>
+            </m:sup>
+          </m:sSubSup>
+        </m:oMath>
+      </m:oMathPara>
+    </w:p>
+    <w:p>
+      <w:pPr>
+        <w:pStyle w:val="Note"/>
+      </w:pPr>
+      <w:r>
+        <w:t xml:space="preserve">※ 사망·80% 이상 장해 보험금이 이 lx 를 쓴다. 주계약의 보험료 납입기수(N*)에 쓴다.</w:t>
+      </w:r>
+    </w:p>
+    <w:p>
+      <w:pPr>
+        <w:pStyle w:val="Heading2"/>
+      </w:pPr>
+      <w:r>
+        <w:t xml:space="preserve">라. 보험금</w:t>
+      </w:r>
+    </w:p>
+    <w:tbl>
+      <w:tblPr>
+        <w:tblW w:w="5000" w:type="pct"/>
+        <w:tblBorders>
+          <w:top w:val="single" w:sz="4" w:space="0" w:color="A0A0A0"/>
+          <w:left w:val="single" w:sz="4" w:space="0" w:color="A0A0A0"/>
+          <w:bottom w:val="single" w:sz="4" w:space="0" w:color="A0A0A0"/>
+          <w:right w:val="single" w:sz="4" w:space="0" w:color="A0A0A0"/>
+          <w:insideH w:val="single" w:sz="4" w:space="0" w:color="A0A0A0"/>
+          <w:insideV w:val="single" w:sz="4" w:space="0" w:color="A0A0A0"/>
+        </w:tblBorders>
+        <w:tblCellMar>
+          <w:left w:w="140" w:type="dxa"/>
+          <w:right w:w="180" w:type="dxa"/>
+        </w:tblCellMar>
+      </w:tblPr>
+      <w:tblGrid>
+        <w:gridCol w:w="2940"/>
+        <w:gridCol w:w="6860"/>
+      </w:tblGrid>
+      <w:tr>
+        <w:trPr>
+          <w:tblHeader/>
+        </w:trPr>
+        <w:tc>
+          <w:tcPr>
+            <w:tcW w:w="0" w:type="auto"/>
+            <w:shd w:val="clear" w:color="auto" w:fill="EEF1F5"/>
+          </w:tcPr>
+          <w:p>
+            <w:pPr>
+              <w:spacing w:before="30" w:after="30"/>
+            </w:pPr>
+            <w:r>
+              <w:rPr>
+                <w:b/>
+              </w:rPr>
               <w:t xml:space="preserve">담보</w:t>
             </w:r>
           </w:p>
@@ -4368,20 +3660,76 @@
               <w:spacing w:before="30" w:after="30"/>
             </w:pPr>
             <w:r>
-              <w:t xml:space="preserve">탈퇴 위험률</w:t>
-            </w:r>
-          </w:p>
-        </w:tc>
-        <w:tc>
-          <w:tcPr>
-            <w:tcW w:w="0" w:type="auto"/>
-          </w:tcPr>
-          <w:p>
-            <w:pPr>
-              <w:spacing w:before="30" w:after="30"/>
-            </w:pPr>
-            <w:r>
-              <w:t xml:space="preserve">사망률 및 80% 이상 장해율</w:t>
+              <w:t xml:space="preserve">생존자</w:t>
+            </w:r>
+          </w:p>
+        </w:tc>
+        <w:tc>
+          <w:tcPr>
+            <w:tcW w:w="0" w:type="auto"/>
+          </w:tcPr>
+          <w:p>
+            <w:pPr>
+              <w:spacing w:before="30" w:after="30"/>
+            </w:pPr>
+            <w:r>
+              <w:t xml:space="preserve">lx(1) — 생존자(사망X, 80% 이상 장해X)</w:t>
+            </w:r>
+          </w:p>
+        </w:tc>
+      </w:tr>
+      <w:tr>
+        <w:tc>
+          <w:tcPr>
+            <w:tcW w:w="0" w:type="auto"/>
+          </w:tcPr>
+          <w:p>
+            <w:pPr>
+              <w:spacing w:before="30" w:after="30"/>
+            </w:pPr>
+            <w:r>
+              <w:t xml:space="preserve">급부 위험률</w:t>
+            </w:r>
+          </w:p>
+        </w:tc>
+        <w:tc>
+          <w:tcPr>
+            <w:tcW w:w="0" w:type="auto"/>
+          </w:tcPr>
+          <w:p>
+            <w:pPr>
+              <w:spacing w:before="30" w:after="30"/>
+            </w:pPr>
+            <w:r>
+              <w:t xml:space="preserve">탈퇴 사유 전부 — 결합 Q (사망률 및 80% 이상 장해율)</w:t>
+            </w:r>
+          </w:p>
+        </w:tc>
+      </w:tr>
+      <w:tr>
+        <w:tc>
+          <w:tcPr>
+            <w:tcW w:w="0" w:type="auto"/>
+          </w:tcPr>
+          <w:p>
+            <w:pPr>
+              <w:spacing w:before="30" w:after="30"/>
+            </w:pPr>
+            <w:r>
+              <w:t xml:space="preserve">계산기수</w:t>
+            </w:r>
+          </w:p>
+        </w:tc>
+        <w:tc>
+          <w:tcPr>
+            <w:tcW w:w="0" w:type="auto"/>
+          </w:tcPr>
+          <w:p>
+            <w:pPr>
+              <w:spacing w:before="30" w:after="30"/>
+            </w:pPr>
+            <w:r>
+              <w:t xml:space="preserve">Cx · Mx</w:t>
             </w:r>
           </w:p>
         </w:tc>
@@ -4393,7 +3741,7 @@
         <w:pStyle w:val="FormulaLabel"/>
       </w:pPr>
       <w:r>
-        <w:t xml:space="preserve">[식] 보험금의 현가 — 사망·80% 이상 장해</w:t>
+        <w:t xml:space="preserve">[식] 보험금 — 사망·80% 이상 장해</w:t>
       </w:r>
     </w:p>
     <w:p>
@@ -4401,7 +3749,7 @@
         <w:pStyle w:val="FormulaText"/>
       </w:pPr>
       <w:r>
-        <w:t xml:space="preserve">보장금액의 배수</w:t>
+        <w:t xml:space="preserve">생존자 — lx(1) 생존자(사망X, 80% 이상 장해X) 를 가져다 쓴다</w:t>
       </w:r>
     </w:p>
     <w:p>
@@ -4421,7 +3769,7 @@
                   <w:sz w:val="24"/>
                   <w:szCs w:val="24"/>
                 </w:rPr>
-                <m:t xml:space="preserve">S</m:t>
+                <m:t xml:space="preserve">l</m:t>
               </m:r>
             </m:e>
             <m:sub>
@@ -4431,6 +3779,22 @@
                   <w:sz w:val="24"/>
                   <w:szCs w:val="24"/>
                 </w:rPr>
+                <m:t xml:space="preserve">x</m:t>
+              </m:r>
+              <m:r>
+                <w:rPr>
+                  <w:rFonts w:ascii="Cambria Math" w:hAnsi="Cambria Math"/>
+                  <w:sz w:val="24"/>
+                  <w:szCs w:val="24"/>
+                </w:rPr>
+                <m:t xml:space="preserve">+</m:t>
+              </m:r>
+              <m:r>
+                <w:rPr>
+                  <w:rFonts w:ascii="Cambria Math" w:hAnsi="Cambria Math"/>
+                  <w:sz w:val="24"/>
+                  <w:szCs w:val="24"/>
+                </w:rPr>
                 <m:t xml:space="preserve">t</m:t>
               </m:r>
             </m:sub>
@@ -4443,24 +3807,72 @@
             </w:rPr>
             <m:t xml:space="preserve"> = </m:t>
           </m:r>
-          <m:r>
-            <w:rPr>
-              <w:rFonts w:ascii="Cambria Math" w:hAnsi="Cambria Math"/>
-              <w:sz w:val="24"/>
-              <w:szCs w:val="24"/>
-            </w:rPr>
-            <m:t xml:space="preserve">1</m:t>
-          </m:r>
+          <m:sSubSup>
+            <m:e>
+              <m:r>
+                <w:rPr>
+                  <w:rFonts w:ascii="Cambria Math" w:hAnsi="Cambria Math"/>
+                  <w:sz w:val="24"/>
+                  <w:szCs w:val="24"/>
+                </w:rPr>
+                <m:t xml:space="preserve">l</m:t>
+              </m:r>
+            </m:e>
+            <m:sub>
+              <m:r>
+                <w:rPr>
+                  <w:rFonts w:ascii="Cambria Math" w:hAnsi="Cambria Math"/>
+                  <w:sz w:val="24"/>
+                  <w:szCs w:val="24"/>
+                </w:rPr>
+                <m:t xml:space="preserve">x</m:t>
+              </m:r>
+              <m:r>
+                <w:rPr>
+                  <w:rFonts w:ascii="Cambria Math" w:hAnsi="Cambria Math"/>
+                  <w:sz w:val="24"/>
+                  <w:szCs w:val="24"/>
+                </w:rPr>
+                <m:t xml:space="preserve">+</m:t>
+              </m:r>
+              <m:r>
+                <w:rPr>
+                  <w:rFonts w:ascii="Cambria Math" w:hAnsi="Cambria Math"/>
+                  <w:sz w:val="24"/>
+                  <w:szCs w:val="24"/>
+                </w:rPr>
+                <m:t xml:space="preserve">t</m:t>
+              </m:r>
+            </m:sub>
+            <m:sup>
+              <m:r>
+                <w:rPr>
+                  <w:rFonts w:ascii="Cambria Math" w:hAnsi="Cambria Math"/>
+                  <w:sz w:val="24"/>
+                  <w:szCs w:val="24"/>
+                </w:rPr>
+                <m:t xml:space="preserve">(</m:t>
+              </m:r>
+              <m:r>
+                <w:rPr>
+                  <w:rFonts w:ascii="Cambria Math" w:hAnsi="Cambria Math"/>
+                  <w:sz w:val="24"/>
+                  <w:szCs w:val="24"/>
+                </w:rPr>
+                <m:t xml:space="preserve">1</m:t>
+              </m:r>
+              <m:r>
+                <w:rPr>
+                  <w:rFonts w:ascii="Cambria Math" w:hAnsi="Cambria Math"/>
+                  <w:sz w:val="24"/>
+                  <w:szCs w:val="24"/>
+                </w:rPr>
+                <m:t xml:space="preserve">)</m:t>
+              </m:r>
+            </m:sup>
+          </m:sSubSup>
         </m:oMath>
       </m:oMathPara>
-    </w:p>
-    <w:p>
-      <w:pPr>
-        <w:pStyle w:val="FormulaText"/>
-      </w:pPr>
-      <w:r>
-        <w:t xml:space="preserve">급부 발생자 — 탈퇴자 전부가 급부 대상이다</w:t>
-      </w:r>
     </w:p>
     <w:p>
       <w:pPr>
@@ -4479,7 +3891,7 @@
                   <w:sz w:val="24"/>
                   <w:szCs w:val="24"/>
                 </w:rPr>
-                <m:t xml:space="preserve">C</m:t>
+                <m:t xml:space="preserve">D</m:t>
               </m:r>
             </m:e>
             <m:sub>
@@ -4517,7 +3929,7 @@
             </w:rPr>
             <m:t xml:space="preserve"> = </m:t>
           </m:r>
-          <m:sSub>
+          <m:sSubSup>
             <m:e>
               <m:r>
                 <w:rPr>
@@ -4525,7 +3937,7 @@
                   <w:sz w:val="24"/>
                   <w:szCs w:val="24"/>
                 </w:rPr>
-                <m:t xml:space="preserve">l</m:t>
+                <m:t xml:space="preserve">D</m:t>
               </m:r>
             </m:e>
             <m:sub>
@@ -4554,72 +3966,6 @@
                 <m:t xml:space="preserve">t</m:t>
               </m:r>
             </m:sub>
-          </m:sSub>
-          <m:r>
-            <w:rPr>
-              <w:rFonts w:ascii="Cambria Math" w:hAnsi="Cambria Math"/>
-              <w:sz w:val="24"/>
-              <w:szCs w:val="24"/>
-            </w:rPr>
-            <m:t xml:space="preserve">·</m:t>
-          </m:r>
-          <m:sSub>
-            <m:e>
-              <m:r>
-                <w:rPr>
-                  <w:rFonts w:ascii="Cambria Math" w:hAnsi="Cambria Math"/>
-                  <w:sz w:val="24"/>
-                  <w:szCs w:val="24"/>
-                </w:rPr>
-                <m:t xml:space="preserve">Q</m:t>
-              </m:r>
-            </m:e>
-            <m:sub>
-              <m:r>
-                <w:rPr>
-                  <w:rFonts w:ascii="Cambria Math" w:hAnsi="Cambria Math"/>
-                  <w:sz w:val="24"/>
-                  <w:szCs w:val="24"/>
-                </w:rPr>
-                <m:t xml:space="preserve">x</m:t>
-              </m:r>
-              <m:r>
-                <w:rPr>
-                  <w:rFonts w:ascii="Cambria Math" w:hAnsi="Cambria Math"/>
-                  <w:sz w:val="24"/>
-                  <w:szCs w:val="24"/>
-                </w:rPr>
-                <m:t xml:space="preserve">+</m:t>
-              </m:r>
-              <m:r>
-                <w:rPr>
-                  <w:rFonts w:ascii="Cambria Math" w:hAnsi="Cambria Math"/>
-                  <w:sz w:val="24"/>
-                  <w:szCs w:val="24"/>
-                </w:rPr>
-                <m:t xml:space="preserve">t</m:t>
-              </m:r>
-            </m:sub>
-          </m:sSub>
-          <m:r>
-            <w:rPr>
-              <w:rFonts w:ascii="Cambria Math" w:hAnsi="Cambria Math"/>
-              <w:sz w:val="24"/>
-              <w:szCs w:val="24"/>
-            </w:rPr>
-            <m:t xml:space="preserve">·</m:t>
-          </m:r>
-          <m:sSup>
-            <m:e>
-              <m:r>
-                <w:rPr>
-                  <w:rFonts w:ascii="Cambria Math" w:hAnsi="Cambria Math"/>
-                  <w:sz w:val="24"/>
-                  <w:szCs w:val="24"/>
-                </w:rPr>
-                <m:t xml:space="preserve">v</m:t>
-              </m:r>
-            </m:e>
             <m:sup>
               <m:r>
                 <w:rPr>
@@ -4627,28 +3973,28 @@
                   <w:sz w:val="24"/>
                   <w:szCs w:val="24"/>
                 </w:rPr>
-                <m:t xml:space="preserve">t</m:t>
-              </m:r>
-              <m:r>
-                <w:rPr>
-                  <w:rFonts w:ascii="Cambria Math" w:hAnsi="Cambria Math"/>
-                  <w:sz w:val="24"/>
-                  <w:szCs w:val="24"/>
-                </w:rPr>
-                <m:t xml:space="preserve">+½</m:t>
+                <m:t xml:space="preserve">(</m:t>
+              </m:r>
+              <m:r>
+                <w:rPr>
+                  <w:rFonts w:ascii="Cambria Math" w:hAnsi="Cambria Math"/>
+                  <w:sz w:val="24"/>
+                  <w:szCs w:val="24"/>
+                </w:rPr>
+                <m:t xml:space="preserve">1</m:t>
+              </m:r>
+              <m:r>
+                <w:rPr>
+                  <w:rFonts w:ascii="Cambria Math" w:hAnsi="Cambria Math"/>
+                  <w:sz w:val="24"/>
+                  <w:szCs w:val="24"/>
+                </w:rPr>
+                <m:t xml:space="preserve">)</m:t>
               </m:r>
             </m:sup>
-          </m:sSup>
+          </m:sSubSup>
         </m:oMath>
       </m:oMathPara>
-    </w:p>
-    <w:p>
-      <w:pPr>
-        <w:pStyle w:val="FormulaText"/>
-      </w:pPr>
-      <w:r>
-        <w:t xml:space="preserve">보험금 현가의 누계</w:t>
-      </w:r>
     </w:p>
     <w:p>
       <w:pPr>
@@ -4667,7 +4013,7 @@
                   <w:sz w:val="24"/>
                   <w:szCs w:val="24"/>
                 </w:rPr>
-                <m:t xml:space="preserve">M</m:t>
+                <m:t xml:space="preserve">N</m:t>
               </m:r>
             </m:e>
             <m:sub>
@@ -4713,7 +4059,7 @@
                   <w:sz w:val="24"/>
                   <w:szCs w:val="24"/>
                 </w:rPr>
-                <m:t xml:space="preserve">Σ</m:t>
+                <m:t xml:space="preserve">N</m:t>
               </m:r>
             </m:e>
             <m:sub>
@@ -4723,15 +4069,15 @@
                   <w:sz w:val="24"/>
                   <w:szCs w:val="24"/>
                 </w:rPr>
-                <m:t xml:space="preserve">u</m:t>
-              </m:r>
-              <m:r>
-                <w:rPr>
-                  <w:rFonts w:ascii="Cambria Math" w:hAnsi="Cambria Math"/>
-                  <w:sz w:val="24"/>
-                  <w:szCs w:val="24"/>
-                </w:rPr>
-                <m:t xml:space="preserve">=</m:t>
+                <m:t xml:space="preserve">x</m:t>
+              </m:r>
+              <m:r>
+                <w:rPr>
+                  <w:rFonts w:ascii="Cambria Math" w:hAnsi="Cambria Math"/>
+                  <w:sz w:val="24"/>
+                  <w:szCs w:val="24"/>
+                </w:rPr>
+                <m:t xml:space="preserve">+</m:t>
               </m:r>
               <m:r>
                 <w:rPr>
@@ -4749,15 +4095,7 @@
                   <w:sz w:val="24"/>
                   <w:szCs w:val="24"/>
                 </w:rPr>
-                <m:t xml:space="preserve">n</m:t>
-              </m:r>
-              <m:r>
-                <w:rPr>
-                  <w:rFonts w:ascii="Cambria Math" w:hAnsi="Cambria Math"/>
-                  <w:sz w:val="24"/>
-                  <w:szCs w:val="24"/>
-                </w:rPr>
-                <m:t xml:space="preserve">−</m:t>
+                <m:t xml:space="preserve">(</m:t>
               </m:r>
               <m:r>
                 <w:rPr>
@@ -4766,85 +4104,17 @@
                   <w:szCs w:val="24"/>
                 </w:rPr>
                 <m:t xml:space="preserve">1</m:t>
+              </m:r>
+              <m:r>
+                <w:rPr>
+                  <w:rFonts w:ascii="Cambria Math" w:hAnsi="Cambria Math"/>
+                  <w:sz w:val="24"/>
+                  <w:szCs w:val="24"/>
+                </w:rPr>
+                <m:t xml:space="preserve">)</m:t>
               </m:r>
             </m:sup>
           </m:sSubSup>
-          <m:r>
-            <w:rPr>
-              <w:rFonts w:ascii="Cambria Math" w:hAnsi="Cambria Math"/>
-              <w:sz w:val="24"/>
-              <w:szCs w:val="24"/>
-            </w:rPr>
-            <m:t xml:space="preserve"> </m:t>
-          </m:r>
-          <m:sSub>
-            <m:e>
-              <m:r>
-                <w:rPr>
-                  <w:rFonts w:ascii="Cambria Math" w:hAnsi="Cambria Math"/>
-                  <w:sz w:val="24"/>
-                  <w:szCs w:val="24"/>
-                </w:rPr>
-                <m:t xml:space="preserve">S</m:t>
-              </m:r>
-            </m:e>
-            <m:sub>
-              <m:r>
-                <w:rPr>
-                  <w:rFonts w:ascii="Cambria Math" w:hAnsi="Cambria Math"/>
-                  <w:sz w:val="24"/>
-                  <w:szCs w:val="24"/>
-                </w:rPr>
-                <m:t xml:space="preserve">u</m:t>
-              </m:r>
-            </m:sub>
-          </m:sSub>
-          <m:r>
-            <w:rPr>
-              <w:rFonts w:ascii="Cambria Math" w:hAnsi="Cambria Math"/>
-              <w:sz w:val="24"/>
-              <w:szCs w:val="24"/>
-            </w:rPr>
-            <m:t xml:space="preserve">·</m:t>
-          </m:r>
-          <m:sSub>
-            <m:e>
-              <m:r>
-                <w:rPr>
-                  <w:rFonts w:ascii="Cambria Math" w:hAnsi="Cambria Math"/>
-                  <w:sz w:val="24"/>
-                  <w:szCs w:val="24"/>
-                </w:rPr>
-                <m:t xml:space="preserve">C</m:t>
-              </m:r>
-            </m:e>
-            <m:sub>
-              <m:r>
-                <w:rPr>
-                  <w:rFonts w:ascii="Cambria Math" w:hAnsi="Cambria Math"/>
-                  <w:sz w:val="24"/>
-                  <w:szCs w:val="24"/>
-                </w:rPr>
-                <m:t xml:space="preserve">x</m:t>
-              </m:r>
-              <m:r>
-                <w:rPr>
-                  <w:rFonts w:ascii="Cambria Math" w:hAnsi="Cambria Math"/>
-                  <w:sz w:val="24"/>
-                  <w:szCs w:val="24"/>
-                </w:rPr>
-                <m:t xml:space="preserve">+</m:t>
-              </m:r>
-              <m:r>
-                <w:rPr>
-                  <w:rFonts w:ascii="Cambria Math" w:hAnsi="Cambria Math"/>
-                  <w:sz w:val="24"/>
-                  <w:szCs w:val="24"/>
-                </w:rPr>
-                <m:t xml:space="preserve">u</m:t>
-              </m:r>
-            </m:sub>
-          </m:sSub>
         </m:oMath>
       </m:oMathPara>
     </w:p>
@@ -4853,7 +4123,7 @@
         <w:pStyle w:val="FormulaText"/>
       </w:pPr>
       <w:r>
-        <w:t xml:space="preserve">보험금 현가 (PVB) — 보장금액 1원당</w:t>
+        <w:t xml:space="preserve">보험료 납입 — 생존자 lx(1) (주계약 [납입])</w:t>
       </w:r>
     </w:p>
     <w:p>
@@ -4865,25 +4135,6 @@
           <m:jc m:val="left"/>
         </m:oMathParaPr>
         <m:oMath>
-          <m:r>
-            <m:rPr>
-              <m:nor/>
-            </m:rPr>
-            <w:rPr>
-              <w:rFonts w:ascii="Cambria Math" w:hAnsi="Cambria Math"/>
-              <w:sz w:val="24"/>
-              <w:szCs w:val="24"/>
-            </w:rPr>
-            <m:t xml:space="preserve">PVB</m:t>
-          </m:r>
-          <m:r>
-            <w:rPr>
-              <w:rFonts w:ascii="Cambria Math" w:hAnsi="Cambria Math"/>
-              <w:sz w:val="24"/>
-              <w:szCs w:val="24"/>
-            </w:rPr>
-            <m:t xml:space="preserve"> = </m:t>
-          </m:r>
           <m:sSub>
             <m:e>
               <m:r>
@@ -4892,7 +4143,7 @@
                   <w:sz w:val="24"/>
                   <w:szCs w:val="24"/>
                 </w:rPr>
-                <m:t xml:space="preserve">M</m:t>
+                <m:t xml:space="preserve">D′</m:t>
               </m:r>
             </m:e>
             <m:sub>
@@ -4904,26 +4155,98 @@
                 </w:rPr>
                 <m:t xml:space="preserve">x</m:t>
               </m:r>
+              <m:r>
+                <w:rPr>
+                  <w:rFonts w:ascii="Cambria Math" w:hAnsi="Cambria Math"/>
+                  <w:sz w:val="24"/>
+                  <w:szCs w:val="24"/>
+                </w:rPr>
+                <m:t xml:space="preserve">+</m:t>
+              </m:r>
+              <m:r>
+                <w:rPr>
+                  <w:rFonts w:ascii="Cambria Math" w:hAnsi="Cambria Math"/>
+                  <w:sz w:val="24"/>
+                  <w:szCs w:val="24"/>
+                </w:rPr>
+                <m:t xml:space="preserve">t</m:t>
+              </m:r>
             </m:sub>
           </m:sSub>
+          <m:r>
+            <w:rPr>
+              <w:rFonts w:ascii="Cambria Math" w:hAnsi="Cambria Math"/>
+              <w:sz w:val="24"/>
+              <w:szCs w:val="24"/>
+            </w:rPr>
+            <m:t xml:space="preserve"> = </m:t>
+          </m:r>
+          <m:sSubSup>
+            <m:e>
+              <m:r>
+                <w:rPr>
+                  <w:rFonts w:ascii="Cambria Math" w:hAnsi="Cambria Math"/>
+                  <w:sz w:val="24"/>
+                  <w:szCs w:val="24"/>
+                </w:rPr>
+                <m:t xml:space="preserve">D</m:t>
+              </m:r>
+            </m:e>
+            <m:sub>
+              <m:r>
+                <w:rPr>
+                  <w:rFonts w:ascii="Cambria Math" w:hAnsi="Cambria Math"/>
+                  <w:sz w:val="24"/>
+                  <w:szCs w:val="24"/>
+                </w:rPr>
+                <m:t xml:space="preserve">x</m:t>
+              </m:r>
+              <m:r>
+                <w:rPr>
+                  <w:rFonts w:ascii="Cambria Math" w:hAnsi="Cambria Math"/>
+                  <w:sz w:val="24"/>
+                  <w:szCs w:val="24"/>
+                </w:rPr>
+                <m:t xml:space="preserve">+</m:t>
+              </m:r>
+              <m:r>
+                <w:rPr>
+                  <w:rFonts w:ascii="Cambria Math" w:hAnsi="Cambria Math"/>
+                  <w:sz w:val="24"/>
+                  <w:szCs w:val="24"/>
+                </w:rPr>
+                <m:t xml:space="preserve">t</m:t>
+              </m:r>
+            </m:sub>
+            <m:sup>
+              <m:r>
+                <w:rPr>
+                  <w:rFonts w:ascii="Cambria Math" w:hAnsi="Cambria Math"/>
+                  <w:sz w:val="24"/>
+                  <w:szCs w:val="24"/>
+                </w:rPr>
+                <m:t xml:space="preserve">(</m:t>
+              </m:r>
+              <m:r>
+                <w:rPr>
+                  <w:rFonts w:ascii="Cambria Math" w:hAnsi="Cambria Math"/>
+                  <w:sz w:val="24"/>
+                  <w:szCs w:val="24"/>
+                </w:rPr>
+                <m:t xml:space="preserve">1</m:t>
+              </m:r>
+              <m:r>
+                <w:rPr>
+                  <w:rFonts w:ascii="Cambria Math" w:hAnsi="Cambria Math"/>
+                  <w:sz w:val="24"/>
+                  <w:szCs w:val="24"/>
+                </w:rPr>
+                <m:t xml:space="preserve">)</m:t>
+              </m:r>
+            </m:sup>
+          </m:sSubSup>
         </m:oMath>
       </m:oMathPara>
-    </w:p>
-    <w:p>
-      <w:pPr>
-        <w:pStyle w:val="Heading2"/>
-      </w:pPr>
-      <w:r>
-        <w:t xml:space="preserve">바. 순보험료 및 영업보험료</w:t>
-      </w:r>
-    </w:p>
-    <w:p>
-      <w:pPr>
-        <w:pStyle w:val="FormulaLabel"/>
-      </w:pPr>
-      <w:r>
-        <w:t xml:space="preserve">[식] 순보험료 (P)</w:t>
-      </w:r>
     </w:p>
     <w:p>
       <w:pPr>
@@ -4934,14 +4257,44 @@
           <m:jc m:val="left"/>
         </m:oMathParaPr>
         <m:oMath>
-          <m:r>
-            <w:rPr>
-              <w:rFonts w:ascii="Cambria Math" w:hAnsi="Cambria Math"/>
-              <w:sz w:val="24"/>
-              <w:szCs w:val="24"/>
-            </w:rPr>
-            <m:t xml:space="preserve">P</m:t>
-          </m:r>
+          <m:sSub>
+            <m:e>
+              <m:r>
+                <w:rPr>
+                  <w:rFonts w:ascii="Cambria Math" w:hAnsi="Cambria Math"/>
+                  <w:sz w:val="24"/>
+                  <w:szCs w:val="24"/>
+                </w:rPr>
+                <m:t xml:space="preserve">N′</m:t>
+              </m:r>
+            </m:e>
+            <m:sub>
+              <m:r>
+                <w:rPr>
+                  <w:rFonts w:ascii="Cambria Math" w:hAnsi="Cambria Math"/>
+                  <w:sz w:val="24"/>
+                  <w:szCs w:val="24"/>
+                </w:rPr>
+                <m:t xml:space="preserve">x</m:t>
+              </m:r>
+              <m:r>
+                <w:rPr>
+                  <w:rFonts w:ascii="Cambria Math" w:hAnsi="Cambria Math"/>
+                  <w:sz w:val="24"/>
+                  <w:szCs w:val="24"/>
+                </w:rPr>
+                <m:t xml:space="preserve">+</m:t>
+              </m:r>
+              <m:r>
+                <w:rPr>
+                  <w:rFonts w:ascii="Cambria Math" w:hAnsi="Cambria Math"/>
+                  <w:sz w:val="24"/>
+                  <w:szCs w:val="24"/>
+                </w:rPr>
+                <m:t xml:space="preserve">t</m:t>
+              </m:r>
+            </m:sub>
+          </m:sSub>
           <m:r>
             <w:rPr>
               <w:rFonts w:ascii="Cambria Math" w:hAnsi="Cambria Math"/>
@@ -4950,6 +4303,594 @@
             </w:rPr>
             <m:t xml:space="preserve"> = </m:t>
           </m:r>
+          <m:sSubSup>
+            <m:e>
+              <m:r>
+                <w:rPr>
+                  <w:rFonts w:ascii="Cambria Math" w:hAnsi="Cambria Math"/>
+                  <w:sz w:val="24"/>
+                  <w:szCs w:val="24"/>
+                </w:rPr>
+                <m:t xml:space="preserve">N</m:t>
+              </m:r>
+            </m:e>
+            <m:sub>
+              <m:r>
+                <w:rPr>
+                  <w:rFonts w:ascii="Cambria Math" w:hAnsi="Cambria Math"/>
+                  <w:sz w:val="24"/>
+                  <w:szCs w:val="24"/>
+                </w:rPr>
+                <m:t xml:space="preserve">x</m:t>
+              </m:r>
+              <m:r>
+                <w:rPr>
+                  <w:rFonts w:ascii="Cambria Math" w:hAnsi="Cambria Math"/>
+                  <w:sz w:val="24"/>
+                  <w:szCs w:val="24"/>
+                </w:rPr>
+                <m:t xml:space="preserve">+</m:t>
+              </m:r>
+              <m:r>
+                <w:rPr>
+                  <w:rFonts w:ascii="Cambria Math" w:hAnsi="Cambria Math"/>
+                  <w:sz w:val="24"/>
+                  <w:szCs w:val="24"/>
+                </w:rPr>
+                <m:t xml:space="preserve">t</m:t>
+              </m:r>
+            </m:sub>
+            <m:sup>
+              <m:r>
+                <w:rPr>
+                  <w:rFonts w:ascii="Cambria Math" w:hAnsi="Cambria Math"/>
+                  <w:sz w:val="24"/>
+                  <w:szCs w:val="24"/>
+                </w:rPr>
+                <m:t xml:space="preserve">(</m:t>
+              </m:r>
+              <m:r>
+                <w:rPr>
+                  <w:rFonts w:ascii="Cambria Math" w:hAnsi="Cambria Math"/>
+                  <w:sz w:val="24"/>
+                  <w:szCs w:val="24"/>
+                </w:rPr>
+                <m:t xml:space="preserve">1</m:t>
+              </m:r>
+              <m:r>
+                <w:rPr>
+                  <w:rFonts w:ascii="Cambria Math" w:hAnsi="Cambria Math"/>
+                  <w:sz w:val="24"/>
+                  <w:szCs w:val="24"/>
+                </w:rPr>
+                <m:t xml:space="preserve">)</m:t>
+              </m:r>
+            </m:sup>
+          </m:sSubSup>
+        </m:oMath>
+      </m:oMathPara>
+    </w:p>
+    <w:p>
+      <w:pPr>
+        <w:pStyle w:val="FormulaText"/>
+      </w:pPr>
+      <w:r>
+        <w:t xml:space="preserve">보장금액의 배수</w:t>
+      </w:r>
+    </w:p>
+    <w:p>
+      <w:pPr>
+        <w:pStyle w:val="Formula"/>
+      </w:pPr>
+      <m:oMathPara>
+        <m:oMathParaPr>
+          <m:jc m:val="left"/>
+        </m:oMathParaPr>
+        <m:oMath>
+          <m:sSub>
+            <m:e>
+              <m:r>
+                <w:rPr>
+                  <w:rFonts w:ascii="Cambria Math" w:hAnsi="Cambria Math"/>
+                  <w:sz w:val="24"/>
+                  <w:szCs w:val="24"/>
+                </w:rPr>
+                <m:t xml:space="preserve">S</m:t>
+              </m:r>
+            </m:e>
+            <m:sub>
+              <m:r>
+                <w:rPr>
+                  <w:rFonts w:ascii="Cambria Math" w:hAnsi="Cambria Math"/>
+                  <w:sz w:val="24"/>
+                  <w:szCs w:val="24"/>
+                </w:rPr>
+                <m:t xml:space="preserve">t</m:t>
+              </m:r>
+            </m:sub>
+          </m:sSub>
+          <m:r>
+            <w:rPr>
+              <w:rFonts w:ascii="Cambria Math" w:hAnsi="Cambria Math"/>
+              <w:sz w:val="24"/>
+              <w:szCs w:val="24"/>
+            </w:rPr>
+            <m:t xml:space="preserve"> = </m:t>
+          </m:r>
+          <m:r>
+            <w:rPr>
+              <w:rFonts w:ascii="Cambria Math" w:hAnsi="Cambria Math"/>
+              <w:sz w:val="24"/>
+              <w:szCs w:val="24"/>
+            </w:rPr>
+            <m:t xml:space="preserve">1</m:t>
+          </m:r>
+        </m:oMath>
+      </m:oMathPara>
+    </w:p>
+    <w:p>
+      <w:pPr>
+        <w:pStyle w:val="FormulaText"/>
+      </w:pPr>
+      <w:r>
+        <w:t xml:space="preserve">급부 발생자 — 탈퇴자 전부가 급부 대상이다</w:t>
+      </w:r>
+    </w:p>
+    <w:p>
+      <w:pPr>
+        <w:pStyle w:val="Formula"/>
+      </w:pPr>
+      <m:oMathPara>
+        <m:oMathParaPr>
+          <m:jc m:val="left"/>
+        </m:oMathParaPr>
+        <m:oMath>
+          <m:sSub>
+            <m:e>
+              <m:r>
+                <w:rPr>
+                  <w:rFonts w:ascii="Cambria Math" w:hAnsi="Cambria Math"/>
+                  <w:sz w:val="24"/>
+                  <w:szCs w:val="24"/>
+                </w:rPr>
+                <m:t xml:space="preserve">C</m:t>
+              </m:r>
+            </m:e>
+            <m:sub>
+              <m:r>
+                <w:rPr>
+                  <w:rFonts w:ascii="Cambria Math" w:hAnsi="Cambria Math"/>
+                  <w:sz w:val="24"/>
+                  <w:szCs w:val="24"/>
+                </w:rPr>
+                <m:t xml:space="preserve">x</m:t>
+              </m:r>
+              <m:r>
+                <w:rPr>
+                  <w:rFonts w:ascii="Cambria Math" w:hAnsi="Cambria Math"/>
+                  <w:sz w:val="24"/>
+                  <w:szCs w:val="24"/>
+                </w:rPr>
+                <m:t xml:space="preserve">+</m:t>
+              </m:r>
+              <m:r>
+                <w:rPr>
+                  <w:rFonts w:ascii="Cambria Math" w:hAnsi="Cambria Math"/>
+                  <w:sz w:val="24"/>
+                  <w:szCs w:val="24"/>
+                </w:rPr>
+                <m:t xml:space="preserve">t</m:t>
+              </m:r>
+            </m:sub>
+          </m:sSub>
+          <m:r>
+            <w:rPr>
+              <w:rFonts w:ascii="Cambria Math" w:hAnsi="Cambria Math"/>
+              <w:sz w:val="24"/>
+              <w:szCs w:val="24"/>
+            </w:rPr>
+            <m:t xml:space="preserve"> = </m:t>
+          </m:r>
+          <m:sSubSup>
+            <m:e>
+              <m:r>
+                <w:rPr>
+                  <w:rFonts w:ascii="Cambria Math" w:hAnsi="Cambria Math"/>
+                  <w:sz w:val="24"/>
+                  <w:szCs w:val="24"/>
+                </w:rPr>
+                <m:t xml:space="preserve">l</m:t>
+              </m:r>
+            </m:e>
+            <m:sub>
+              <m:r>
+                <w:rPr>
+                  <w:rFonts w:ascii="Cambria Math" w:hAnsi="Cambria Math"/>
+                  <w:sz w:val="24"/>
+                  <w:szCs w:val="24"/>
+                </w:rPr>
+                <m:t xml:space="preserve">x</m:t>
+              </m:r>
+              <m:r>
+                <w:rPr>
+                  <w:rFonts w:ascii="Cambria Math" w:hAnsi="Cambria Math"/>
+                  <w:sz w:val="24"/>
+                  <w:szCs w:val="24"/>
+                </w:rPr>
+                <m:t xml:space="preserve">+</m:t>
+              </m:r>
+              <m:r>
+                <w:rPr>
+                  <w:rFonts w:ascii="Cambria Math" w:hAnsi="Cambria Math"/>
+                  <w:sz w:val="24"/>
+                  <w:szCs w:val="24"/>
+                </w:rPr>
+                <m:t xml:space="preserve">t</m:t>
+              </m:r>
+            </m:sub>
+            <m:sup>
+              <m:r>
+                <w:rPr>
+                  <w:rFonts w:ascii="Cambria Math" w:hAnsi="Cambria Math"/>
+                  <w:sz w:val="24"/>
+                  <w:szCs w:val="24"/>
+                </w:rPr>
+                <m:t xml:space="preserve">(</m:t>
+              </m:r>
+              <m:r>
+                <w:rPr>
+                  <w:rFonts w:ascii="Cambria Math" w:hAnsi="Cambria Math"/>
+                  <w:sz w:val="24"/>
+                  <w:szCs w:val="24"/>
+                </w:rPr>
+                <m:t xml:space="preserve">1</m:t>
+              </m:r>
+              <m:r>
+                <w:rPr>
+                  <w:rFonts w:ascii="Cambria Math" w:hAnsi="Cambria Math"/>
+                  <w:sz w:val="24"/>
+                  <w:szCs w:val="24"/>
+                </w:rPr>
+                <m:t xml:space="preserve">)</m:t>
+              </m:r>
+            </m:sup>
+          </m:sSubSup>
+          <m:r>
+            <w:rPr>
+              <w:rFonts w:ascii="Cambria Math" w:hAnsi="Cambria Math"/>
+              <w:sz w:val="24"/>
+              <w:szCs w:val="24"/>
+            </w:rPr>
+            <m:t xml:space="preserve">·</m:t>
+          </m:r>
+          <m:sSubSup>
+            <m:e>
+              <m:r>
+                <w:rPr>
+                  <w:rFonts w:ascii="Cambria Math" w:hAnsi="Cambria Math"/>
+                  <w:sz w:val="24"/>
+                  <w:szCs w:val="24"/>
+                </w:rPr>
+                <m:t xml:space="preserve">Q</m:t>
+              </m:r>
+            </m:e>
+            <m:sub>
+              <m:r>
+                <w:rPr>
+                  <w:rFonts w:ascii="Cambria Math" w:hAnsi="Cambria Math"/>
+                  <w:sz w:val="24"/>
+                  <w:szCs w:val="24"/>
+                </w:rPr>
+                <m:t xml:space="preserve">x</m:t>
+              </m:r>
+              <m:r>
+                <w:rPr>
+                  <w:rFonts w:ascii="Cambria Math" w:hAnsi="Cambria Math"/>
+                  <w:sz w:val="24"/>
+                  <w:szCs w:val="24"/>
+                </w:rPr>
+                <m:t xml:space="preserve">+</m:t>
+              </m:r>
+              <m:r>
+                <w:rPr>
+                  <w:rFonts w:ascii="Cambria Math" w:hAnsi="Cambria Math"/>
+                  <w:sz w:val="24"/>
+                  <w:szCs w:val="24"/>
+                </w:rPr>
+                <m:t xml:space="preserve">t</m:t>
+              </m:r>
+            </m:sub>
+            <m:sup>
+              <m:r>
+                <w:rPr>
+                  <w:rFonts w:ascii="Cambria Math" w:hAnsi="Cambria Math"/>
+                  <w:sz w:val="24"/>
+                  <w:szCs w:val="24"/>
+                </w:rPr>
+                <m:t xml:space="preserve">(</m:t>
+              </m:r>
+              <m:r>
+                <w:rPr>
+                  <w:rFonts w:ascii="Cambria Math" w:hAnsi="Cambria Math"/>
+                  <w:sz w:val="24"/>
+                  <w:szCs w:val="24"/>
+                </w:rPr>
+                <m:t xml:space="preserve">1</m:t>
+              </m:r>
+              <m:r>
+                <w:rPr>
+                  <w:rFonts w:ascii="Cambria Math" w:hAnsi="Cambria Math"/>
+                  <w:sz w:val="24"/>
+                  <w:szCs w:val="24"/>
+                </w:rPr>
+                <m:t xml:space="preserve">)</m:t>
+              </m:r>
+            </m:sup>
+          </m:sSubSup>
+          <m:r>
+            <w:rPr>
+              <w:rFonts w:ascii="Cambria Math" w:hAnsi="Cambria Math"/>
+              <w:sz w:val="24"/>
+              <w:szCs w:val="24"/>
+            </w:rPr>
+            <m:t xml:space="preserve">·</m:t>
+          </m:r>
+          <m:sSup>
+            <m:e>
+              <m:r>
+                <w:rPr>
+                  <w:rFonts w:ascii="Cambria Math" w:hAnsi="Cambria Math"/>
+                  <w:sz w:val="24"/>
+                  <w:szCs w:val="24"/>
+                </w:rPr>
+                <m:t xml:space="preserve">v</m:t>
+              </m:r>
+            </m:e>
+            <m:sup>
+              <m:r>
+                <w:rPr>
+                  <w:rFonts w:ascii="Cambria Math" w:hAnsi="Cambria Math"/>
+                  <w:sz w:val="24"/>
+                  <w:szCs w:val="24"/>
+                </w:rPr>
+                <m:t xml:space="preserve">t</m:t>
+              </m:r>
+              <m:r>
+                <w:rPr>
+                  <w:rFonts w:ascii="Cambria Math" w:hAnsi="Cambria Math"/>
+                  <w:sz w:val="24"/>
+                  <w:szCs w:val="24"/>
+                </w:rPr>
+                <m:t xml:space="preserve">+½</m:t>
+              </m:r>
+            </m:sup>
+          </m:sSup>
+        </m:oMath>
+      </m:oMathPara>
+    </w:p>
+    <w:p>
+      <w:pPr>
+        <w:pStyle w:val="FormulaText"/>
+      </w:pPr>
+      <w:r>
+        <w:t xml:space="preserve">보험금 현가의 누계</w:t>
+      </w:r>
+    </w:p>
+    <w:p>
+      <w:pPr>
+        <w:pStyle w:val="Formula"/>
+      </w:pPr>
+      <m:oMathPara>
+        <m:oMathParaPr>
+          <m:jc m:val="left"/>
+        </m:oMathParaPr>
+        <m:oMath>
+          <m:sSub>
+            <m:e>
+              <m:r>
+                <w:rPr>
+                  <w:rFonts w:ascii="Cambria Math" w:hAnsi="Cambria Math"/>
+                  <w:sz w:val="24"/>
+                  <w:szCs w:val="24"/>
+                </w:rPr>
+                <m:t xml:space="preserve">M</m:t>
+              </m:r>
+            </m:e>
+            <m:sub>
+              <m:r>
+                <w:rPr>
+                  <w:rFonts w:ascii="Cambria Math" w:hAnsi="Cambria Math"/>
+                  <w:sz w:val="24"/>
+                  <w:szCs w:val="24"/>
+                </w:rPr>
+                <m:t xml:space="preserve">x</m:t>
+              </m:r>
+              <m:r>
+                <w:rPr>
+                  <w:rFonts w:ascii="Cambria Math" w:hAnsi="Cambria Math"/>
+                  <w:sz w:val="24"/>
+                  <w:szCs w:val="24"/>
+                </w:rPr>
+                <m:t xml:space="preserve">+</m:t>
+              </m:r>
+              <m:r>
+                <w:rPr>
+                  <w:rFonts w:ascii="Cambria Math" w:hAnsi="Cambria Math"/>
+                  <w:sz w:val="24"/>
+                  <w:szCs w:val="24"/>
+                </w:rPr>
+                <m:t xml:space="preserve">t</m:t>
+              </m:r>
+            </m:sub>
+          </m:sSub>
+          <m:r>
+            <w:rPr>
+              <w:rFonts w:ascii="Cambria Math" w:hAnsi="Cambria Math"/>
+              <w:sz w:val="24"/>
+              <w:szCs w:val="24"/>
+            </w:rPr>
+            <m:t xml:space="preserve"> = </m:t>
+          </m:r>
+          <m:sSubSup>
+            <m:e>
+              <m:r>
+                <w:rPr>
+                  <w:rFonts w:ascii="Cambria Math" w:hAnsi="Cambria Math"/>
+                  <w:sz w:val="24"/>
+                  <w:szCs w:val="24"/>
+                </w:rPr>
+                <m:t xml:space="preserve">Σ</m:t>
+              </m:r>
+            </m:e>
+            <m:sub>
+              <m:r>
+                <w:rPr>
+                  <w:rFonts w:ascii="Cambria Math" w:hAnsi="Cambria Math"/>
+                  <w:sz w:val="24"/>
+                  <w:szCs w:val="24"/>
+                </w:rPr>
+                <m:t xml:space="preserve">u</m:t>
+              </m:r>
+              <m:r>
+                <w:rPr>
+                  <w:rFonts w:ascii="Cambria Math" w:hAnsi="Cambria Math"/>
+                  <w:sz w:val="24"/>
+                  <w:szCs w:val="24"/>
+                </w:rPr>
+                <m:t xml:space="preserve">=</m:t>
+              </m:r>
+              <m:r>
+                <w:rPr>
+                  <w:rFonts w:ascii="Cambria Math" w:hAnsi="Cambria Math"/>
+                  <w:sz w:val="24"/>
+                  <w:szCs w:val="24"/>
+                </w:rPr>
+                <m:t xml:space="preserve">t</m:t>
+              </m:r>
+            </m:sub>
+            <m:sup>
+              <m:r>
+                <w:rPr>
+                  <w:rFonts w:ascii="Cambria Math" w:hAnsi="Cambria Math"/>
+                  <w:sz w:val="24"/>
+                  <w:szCs w:val="24"/>
+                </w:rPr>
+                <m:t xml:space="preserve">n</m:t>
+              </m:r>
+              <m:r>
+                <w:rPr>
+                  <w:rFonts w:ascii="Cambria Math" w:hAnsi="Cambria Math"/>
+                  <w:sz w:val="24"/>
+                  <w:szCs w:val="24"/>
+                </w:rPr>
+                <m:t xml:space="preserve">−</m:t>
+              </m:r>
+              <m:r>
+                <w:rPr>
+                  <w:rFonts w:ascii="Cambria Math" w:hAnsi="Cambria Math"/>
+                  <w:sz w:val="24"/>
+                  <w:szCs w:val="24"/>
+                </w:rPr>
+                <m:t xml:space="preserve">1</m:t>
+              </m:r>
+            </m:sup>
+          </m:sSubSup>
+          <m:r>
+            <w:rPr>
+              <w:rFonts w:ascii="Cambria Math" w:hAnsi="Cambria Math"/>
+              <w:sz w:val="24"/>
+              <w:szCs w:val="24"/>
+            </w:rPr>
+            <m:t xml:space="preserve"> </m:t>
+          </m:r>
+          <m:sSub>
+            <m:e>
+              <m:r>
+                <w:rPr>
+                  <w:rFonts w:ascii="Cambria Math" w:hAnsi="Cambria Math"/>
+                  <w:sz w:val="24"/>
+                  <w:szCs w:val="24"/>
+                </w:rPr>
+                <m:t xml:space="preserve">S</m:t>
+              </m:r>
+            </m:e>
+            <m:sub>
+              <m:r>
+                <w:rPr>
+                  <w:rFonts w:ascii="Cambria Math" w:hAnsi="Cambria Math"/>
+                  <w:sz w:val="24"/>
+                  <w:szCs w:val="24"/>
+                </w:rPr>
+                <m:t xml:space="preserve">u</m:t>
+              </m:r>
+            </m:sub>
+          </m:sSub>
+          <m:r>
+            <w:rPr>
+              <w:rFonts w:ascii="Cambria Math" w:hAnsi="Cambria Math"/>
+              <w:sz w:val="24"/>
+              <w:szCs w:val="24"/>
+            </w:rPr>
+            <m:t xml:space="preserve">·</m:t>
+          </m:r>
+          <m:sSub>
+            <m:e>
+              <m:r>
+                <w:rPr>
+                  <w:rFonts w:ascii="Cambria Math" w:hAnsi="Cambria Math"/>
+                  <w:sz w:val="24"/>
+                  <w:szCs w:val="24"/>
+                </w:rPr>
+                <m:t xml:space="preserve">C</m:t>
+              </m:r>
+            </m:e>
+            <m:sub>
+              <m:r>
+                <w:rPr>
+                  <w:rFonts w:ascii="Cambria Math" w:hAnsi="Cambria Math"/>
+                  <w:sz w:val="24"/>
+                  <w:szCs w:val="24"/>
+                </w:rPr>
+                <m:t xml:space="preserve">x</m:t>
+              </m:r>
+              <m:r>
+                <w:rPr>
+                  <w:rFonts w:ascii="Cambria Math" w:hAnsi="Cambria Math"/>
+                  <w:sz w:val="24"/>
+                  <w:szCs w:val="24"/>
+                </w:rPr>
+                <m:t xml:space="preserve">+</m:t>
+              </m:r>
+              <m:r>
+                <w:rPr>
+                  <w:rFonts w:ascii="Cambria Math" w:hAnsi="Cambria Math"/>
+                  <w:sz w:val="24"/>
+                  <w:szCs w:val="24"/>
+                </w:rPr>
+                <m:t xml:space="preserve">u</m:t>
+              </m:r>
+            </m:sub>
+          </m:sSub>
+        </m:oMath>
+      </m:oMathPara>
+    </w:p>
+    <w:p>
+      <w:pPr>
+        <w:pStyle w:val="FormulaText"/>
+      </w:pPr>
+      <w:r>
+        <w:t xml:space="preserve">보험금 현가 (PVB) — 보장금액 1원당</w:t>
+      </w:r>
+    </w:p>
+    <w:p>
+      <w:pPr>
+        <w:pStyle w:val="Formula"/>
+      </w:pPr>
+      <m:oMathPara>
+        <m:oMathParaPr>
+          <m:jc m:val="left"/>
+        </m:oMathParaPr>
+        <m:oMath>
           <m:r>
             <m:rPr>
               <m:nor/>
@@ -4967,25 +4908,406 @@
               <w:sz w:val="24"/>
               <w:szCs w:val="24"/>
             </w:rPr>
-            <m:t xml:space="preserve"> / </m:t>
-          </m:r>
-          <m:r>
-            <w:rPr>
-              <w:rFonts w:ascii="Cambria Math" w:hAnsi="Cambria Math"/>
-              <w:sz w:val="24"/>
-              <w:szCs w:val="24"/>
-            </w:rPr>
-            <m:t xml:space="preserve">N*</m:t>
-          </m:r>
+            <m:t xml:space="preserve"> = </m:t>
+          </m:r>
+          <m:sSub>
+            <m:e>
+              <m:r>
+                <w:rPr>
+                  <w:rFonts w:ascii="Cambria Math" w:hAnsi="Cambria Math"/>
+                  <w:sz w:val="24"/>
+                  <w:szCs w:val="24"/>
+                </w:rPr>
+                <m:t xml:space="preserve">M</m:t>
+              </m:r>
+            </m:e>
+            <m:sub>
+              <m:r>
+                <w:rPr>
+                  <w:rFonts w:ascii="Cambria Math" w:hAnsi="Cambria Math"/>
+                  <w:sz w:val="24"/>
+                  <w:szCs w:val="24"/>
+                </w:rPr>
+                <m:t xml:space="preserve">x</m:t>
+              </m:r>
+            </m:sub>
+          </m:sSub>
         </m:oMath>
       </m:oMathPara>
     </w:p>
     <w:p>
       <w:pPr>
+        <w:pStyle w:val="Heading2"/>
+      </w:pPr>
+      <w:r>
+        <w:t xml:space="preserve">마. 순보험료 및 영업보험료</w:t>
+      </w:r>
+    </w:p>
+    <w:p>
+      <w:pPr>
+        <w:pStyle w:val="FormulaLabel"/>
+      </w:pPr>
+      <w:r>
+        <w:t xml:space="preserve">[식] 연납 환산 납입기수 (N*)</w:t>
+      </w:r>
+    </w:p>
+    <w:p>
+      <w:pPr>
+        <w:pStyle w:val="Formula"/>
+      </w:pPr>
+      <m:oMathPara>
+        <m:oMathParaPr>
+          <m:jc m:val="left"/>
+        </m:oMathParaPr>
+        <m:oMath>
+          <m:r>
+            <w:rPr>
+              <w:rFonts w:ascii="Cambria Math" w:hAnsi="Cambria Math"/>
+              <w:sz w:val="24"/>
+              <w:szCs w:val="24"/>
+            </w:rPr>
+            <m:t xml:space="preserve">N*</m:t>
+          </m:r>
+          <m:r>
+            <w:rPr>
+              <w:rFonts w:ascii="Cambria Math" w:hAnsi="Cambria Math"/>
+              <w:sz w:val="24"/>
+              <w:szCs w:val="24"/>
+            </w:rPr>
+            <m:t xml:space="preserve"> = </m:t>
+          </m:r>
+          <m:r>
+            <w:rPr>
+              <w:rFonts w:ascii="Cambria Math" w:hAnsi="Cambria Math"/>
+              <w:sz w:val="24"/>
+              <w:szCs w:val="24"/>
+            </w:rPr>
+            <m:t xml:space="preserve">k</m:t>
+          </m:r>
+          <m:r>
+            <w:rPr>
+              <w:rFonts w:ascii="Cambria Math" w:hAnsi="Cambria Math"/>
+              <w:sz w:val="24"/>
+              <w:szCs w:val="24"/>
+            </w:rPr>
+            <m:t xml:space="preserve"> · [ ( </m:t>
+          </m:r>
+          <m:sSub>
+            <m:e>
+              <m:r>
+                <w:rPr>
+                  <w:rFonts w:ascii="Cambria Math" w:hAnsi="Cambria Math"/>
+                  <w:sz w:val="24"/>
+                  <w:szCs w:val="24"/>
+                </w:rPr>
+                <m:t xml:space="preserve">N′</m:t>
+              </m:r>
+            </m:e>
+            <m:sub>
+              <m:r>
+                <w:rPr>
+                  <w:rFonts w:ascii="Cambria Math" w:hAnsi="Cambria Math"/>
+                  <w:sz w:val="24"/>
+                  <w:szCs w:val="24"/>
+                </w:rPr>
+                <m:t xml:space="preserve">x</m:t>
+              </m:r>
+            </m:sub>
+          </m:sSub>
+          <m:r>
+            <w:rPr>
+              <w:rFonts w:ascii="Cambria Math" w:hAnsi="Cambria Math"/>
+              <w:sz w:val="24"/>
+              <w:szCs w:val="24"/>
+            </w:rPr>
+            <m:t xml:space="preserve"> − </m:t>
+          </m:r>
+          <m:sSub>
+            <m:e>
+              <m:r>
+                <w:rPr>
+                  <w:rFonts w:ascii="Cambria Math" w:hAnsi="Cambria Math"/>
+                  <w:sz w:val="24"/>
+                  <w:szCs w:val="24"/>
+                </w:rPr>
+                <m:t xml:space="preserve">N′</m:t>
+              </m:r>
+            </m:e>
+            <m:sub>
+              <m:r>
+                <w:rPr>
+                  <w:rFonts w:ascii="Cambria Math" w:hAnsi="Cambria Math"/>
+                  <w:sz w:val="24"/>
+                  <w:szCs w:val="24"/>
+                </w:rPr>
+                <m:t xml:space="preserve">x</m:t>
+              </m:r>
+              <m:r>
+                <w:rPr>
+                  <w:rFonts w:ascii="Cambria Math" w:hAnsi="Cambria Math"/>
+                  <w:sz w:val="24"/>
+                  <w:szCs w:val="24"/>
+                </w:rPr>
+                <m:t xml:space="preserve">+</m:t>
+              </m:r>
+              <m:r>
+                <w:rPr>
+                  <w:rFonts w:ascii="Cambria Math" w:hAnsi="Cambria Math"/>
+                  <w:sz w:val="24"/>
+                  <w:szCs w:val="24"/>
+                </w:rPr>
+                <m:t xml:space="preserve">m</m:t>
+              </m:r>
+            </m:sub>
+          </m:sSub>
+          <m:r>
+            <w:rPr>
+              <w:rFonts w:ascii="Cambria Math" w:hAnsi="Cambria Math"/>
+              <w:sz w:val="24"/>
+              <w:szCs w:val="24"/>
+            </w:rPr>
+            <m:t xml:space="preserve"> )</m:t>
+          </m:r>
+        </m:oMath>
+      </m:oMathPara>
+    </w:p>
+    <w:p>
+      <w:pPr>
+        <w:pStyle w:val="Formula"/>
+      </w:pPr>
+      <m:oMathPara>
+        <m:oMathParaPr>
+          <m:jc m:val="left"/>
+        </m:oMathParaPr>
+        <m:oMath>
+          <m:r>
+            <w:rPr>
+              <w:rFonts w:ascii="Cambria Math" w:hAnsi="Cambria Math"/>
+              <w:sz w:val="24"/>
+              <w:szCs w:val="24"/>
+            </w:rPr>
+            <m:t xml:space="preserve">− ( </m:t>
+          </m:r>
+          <m:r>
+            <w:rPr>
+              <w:rFonts w:ascii="Cambria Math" w:hAnsi="Cambria Math"/>
+              <w:sz w:val="24"/>
+              <w:szCs w:val="24"/>
+            </w:rPr>
+            <m:t xml:space="preserve">k</m:t>
+          </m:r>
+          <m:r>
+            <w:rPr>
+              <w:rFonts w:ascii="Cambria Math" w:hAnsi="Cambria Math"/>
+              <w:sz w:val="24"/>
+              <w:szCs w:val="24"/>
+            </w:rPr>
+            <m:t xml:space="preserve">−</m:t>
+          </m:r>
+          <m:r>
+            <w:rPr>
+              <w:rFonts w:ascii="Cambria Math" w:hAnsi="Cambria Math"/>
+              <w:sz w:val="24"/>
+              <w:szCs w:val="24"/>
+            </w:rPr>
+            <m:t xml:space="preserve">1</m:t>
+          </m:r>
+          <m:r>
+            <w:rPr>
+              <w:rFonts w:ascii="Cambria Math" w:hAnsi="Cambria Math"/>
+              <w:sz w:val="24"/>
+              <w:szCs w:val="24"/>
+            </w:rPr>
+            <m:t xml:space="preserve"> )/( </m:t>
+          </m:r>
+          <m:r>
+            <w:rPr>
+              <w:rFonts w:ascii="Cambria Math" w:hAnsi="Cambria Math"/>
+              <w:sz w:val="24"/>
+              <w:szCs w:val="24"/>
+            </w:rPr>
+            <m:t xml:space="preserve">2</m:t>
+          </m:r>
+          <m:r>
+            <w:rPr>
+              <w:rFonts w:ascii="Cambria Math" w:hAnsi="Cambria Math"/>
+              <w:sz w:val="24"/>
+              <w:szCs w:val="24"/>
+            </w:rPr>
+            <m:t xml:space="preserve">·</m:t>
+          </m:r>
+          <m:r>
+            <w:rPr>
+              <w:rFonts w:ascii="Cambria Math" w:hAnsi="Cambria Math"/>
+              <w:sz w:val="24"/>
+              <w:szCs w:val="24"/>
+            </w:rPr>
+            <m:t xml:space="preserve">k</m:t>
+          </m:r>
+          <m:r>
+            <w:rPr>
+              <w:rFonts w:ascii="Cambria Math" w:hAnsi="Cambria Math"/>
+              <w:sz w:val="24"/>
+              <w:szCs w:val="24"/>
+            </w:rPr>
+            <m:t xml:space="preserve"> )·( </m:t>
+          </m:r>
+          <m:sSub>
+            <m:e>
+              <m:r>
+                <w:rPr>
+                  <w:rFonts w:ascii="Cambria Math" w:hAnsi="Cambria Math"/>
+                  <w:sz w:val="24"/>
+                  <w:szCs w:val="24"/>
+                </w:rPr>
+                <m:t xml:space="preserve">D′</m:t>
+              </m:r>
+            </m:e>
+            <m:sub>
+              <m:r>
+                <w:rPr>
+                  <w:rFonts w:ascii="Cambria Math" w:hAnsi="Cambria Math"/>
+                  <w:sz w:val="24"/>
+                  <w:szCs w:val="24"/>
+                </w:rPr>
+                <m:t xml:space="preserve">x</m:t>
+              </m:r>
+            </m:sub>
+          </m:sSub>
+          <m:r>
+            <w:rPr>
+              <w:rFonts w:ascii="Cambria Math" w:hAnsi="Cambria Math"/>
+              <w:sz w:val="24"/>
+              <w:szCs w:val="24"/>
+            </w:rPr>
+            <m:t xml:space="preserve"> − </m:t>
+          </m:r>
+          <m:sSub>
+            <m:e>
+              <m:r>
+                <w:rPr>
+                  <w:rFonts w:ascii="Cambria Math" w:hAnsi="Cambria Math"/>
+                  <w:sz w:val="24"/>
+                  <w:szCs w:val="24"/>
+                </w:rPr>
+                <m:t xml:space="preserve">D′</m:t>
+              </m:r>
+            </m:e>
+            <m:sub>
+              <m:r>
+                <w:rPr>
+                  <w:rFonts w:ascii="Cambria Math" w:hAnsi="Cambria Math"/>
+                  <w:sz w:val="24"/>
+                  <w:szCs w:val="24"/>
+                </w:rPr>
+                <m:t xml:space="preserve">x</m:t>
+              </m:r>
+              <m:r>
+                <w:rPr>
+                  <w:rFonts w:ascii="Cambria Math" w:hAnsi="Cambria Math"/>
+                  <w:sz w:val="24"/>
+                  <w:szCs w:val="24"/>
+                </w:rPr>
+                <m:t xml:space="preserve">+</m:t>
+              </m:r>
+              <m:r>
+                <w:rPr>
+                  <w:rFonts w:ascii="Cambria Math" w:hAnsi="Cambria Math"/>
+                  <w:sz w:val="24"/>
+                  <w:szCs w:val="24"/>
+                </w:rPr>
+                <m:t xml:space="preserve">m</m:t>
+              </m:r>
+            </m:sub>
+          </m:sSub>
+          <m:r>
+            <w:rPr>
+              <w:rFonts w:ascii="Cambria Math" w:hAnsi="Cambria Math"/>
+              <w:sz w:val="24"/>
+              <w:szCs w:val="24"/>
+            </w:rPr>
+            <m:t xml:space="preserve"> ) ]</m:t>
+          </m:r>
+        </m:oMath>
+      </m:oMathPara>
+    </w:p>
+    <w:p>
+      <w:pPr>
         <w:pStyle w:val="Note"/>
       </w:pPr>
       <w:r>
-        <w:t xml:space="preserve">※ 담보마다 그 담보의 보험금 현가 PVB 를 그 계약 단위의 N*(납입자수는 하나)로 나눈다. 보장금액 1원당이다.</w:t>
+        <w:t xml:space="preserve">※ D′ · N′ 은 그 계약 단위의 [납입] 생존자의 D · N 이다. k 는 납입주기별 계수(연납 1, 6개월납 2, 3개월납 4, 월납 12) — 납입방법에 따라 N* 만 달라지고 보험금의 현가는 같다.</w:t>
+      </w:r>
+    </w:p>
+    <w:p>
+      <w:pPr>
+        <w:pStyle w:val="FormulaLabel"/>
+      </w:pPr>
+      <w:r>
+        <w:t xml:space="preserve">[식] 순보험료 (P)</w:t>
+      </w:r>
+    </w:p>
+    <w:p>
+      <w:pPr>
+        <w:pStyle w:val="Formula"/>
+      </w:pPr>
+      <m:oMathPara>
+        <m:oMathParaPr>
+          <m:jc m:val="left"/>
+        </m:oMathParaPr>
+        <m:oMath>
+          <m:r>
+            <w:rPr>
+              <w:rFonts w:ascii="Cambria Math" w:hAnsi="Cambria Math"/>
+              <w:sz w:val="24"/>
+              <w:szCs w:val="24"/>
+            </w:rPr>
+            <m:t xml:space="preserve">P</m:t>
+          </m:r>
+          <m:r>
+            <w:rPr>
+              <w:rFonts w:ascii="Cambria Math" w:hAnsi="Cambria Math"/>
+              <w:sz w:val="24"/>
+              <w:szCs w:val="24"/>
+            </w:rPr>
+            <m:t xml:space="preserve"> = </m:t>
+          </m:r>
+          <m:r>
+            <m:rPr>
+              <m:nor/>
+            </m:rPr>
+            <w:rPr>
+              <w:rFonts w:ascii="Cambria Math" w:hAnsi="Cambria Math"/>
+              <w:sz w:val="24"/>
+              <w:szCs w:val="24"/>
+            </w:rPr>
+            <m:t xml:space="preserve">PVB</m:t>
+          </m:r>
+          <m:r>
+            <w:rPr>
+              <w:rFonts w:ascii="Cambria Math" w:hAnsi="Cambria Math"/>
+              <w:sz w:val="24"/>
+              <w:szCs w:val="24"/>
+            </w:rPr>
+            <m:t xml:space="preserve"> / </m:t>
+          </m:r>
+          <m:r>
+            <w:rPr>
+              <w:rFonts w:ascii="Cambria Math" w:hAnsi="Cambria Math"/>
+              <w:sz w:val="24"/>
+              <w:szCs w:val="24"/>
+            </w:rPr>
+            <m:t xml:space="preserve">N*</m:t>
+          </m:r>
+        </m:oMath>
+      </m:oMathPara>
+    </w:p>
+    <w:p>
+      <w:pPr>
+        <w:pStyle w:val="Note"/>
+      </w:pPr>
+      <w:r>
+        <w:t xml:space="preserve">※ 담보마다 그 담보의 보험금 현가 PVB 를 그 계약 단위의 N*([납입] 생존자)로 나눈다. 보장금액 1원당이다.</w:t>
       </w:r>
     </w:p>
     <w:p>
@@ -5898,7 +6220,7 @@
         <w:pStyle w:val="FormulaText"/>
       </w:pPr>
       <w:r>
-        <w:t xml:space="preserve">납입 후 유지비를 포함한 순보험료 — 납입기간의 납입자수 현가로 나눈다</w:t>
+        <w:t xml:space="preserve">납입 후 유지비를 포함한 순보험료 — 납입기간의 [납입] 생존자 현가로 나눈다</w:t>
       </w:r>
     </w:p>
     <w:p>
@@ -6159,7 +6481,7 @@
         <w:pStyle w:val="FormulaText"/>
       </w:pPr>
       <w:r>
-        <w:t xml:space="preserve">t 년도 말 책임준비금 (보장금액 1원당) — 장래 보험금의 현가와 장래 유지비의 현가에서 장래 순보험료의 현가를 뺀 것을 t 시점 유지자수의 현가로 나눈다</w:t>
+        <w:t xml:space="preserve">t 년도 말 책임준비금 (보장금액 1원당) — 장래 보험금의 현가와 장래 유지비의 현가에서 장래 순보험료의 현가를 뺀 것을 t 시점 생존자수의 현가로 나눈다</w:t>
       </w:r>
     </w:p>
     <w:p>

--- a/standards/표준_산출방법서_종신보험.docx
+++ b/standards/표준_산출방법서_종신보험.docx
@@ -61,7 +61,7 @@
               <w:spacing w:before="30" w:after="30"/>
             </w:pPr>
             <w:r>
-              <w:t xml:space="preserve">이 문서는 표준 산출방법서 v7 양식입니다. 개요 표의 "양식" 행을 지우지 마세요 — 앱은 이 행을 보고 정해진 순서대로 읽습니다.</w:t>
+              <w:t xml:space="preserve">이 문서는 표준 산출방법서 v8 양식입니다. 개요 표의 "양식" 행을 지우지 마세요 — 앱은 이 행을 보고 정해진 순서대로 읽습니다.</w:t>
             </w:r>
           </w:p>
         </w:tc>
@@ -248,7 +248,7 @@
               <w:spacing w:before="30" w:after="30"/>
             </w:pPr>
             <w:r>
-              <w:t xml:space="preserve">표준 산출방법서 v7</w:t>
+              <w:t xml:space="preserve">표준 산출방법서 v8</w:t>
             </w:r>
           </w:p>
         </w:tc>
@@ -1906,7 +1906,7 @@
               <w:spacing w:before="30" w:after="30"/>
             </w:pPr>
             <w:r>
-              <w:t xml:space="preserve">생존자 lx(k) — t시점 생존자수(기준 인원 </w:t>
+              <w:t xml:space="preserve">유지자 lx(k) — t시점 유지자수(기준 인원 </w:t>
             </w:r>
             <w:r>
               <w:t xml:space="preserve">l</w:t>
@@ -1924,7 +1924,7 @@
               <w:t xml:space="preserve">x</w:t>
             </w:r>
             <w:r>
-              <w:t xml:space="preserve"> = 100,000). 그 생존자의 탈퇴 사유가 생기지 않은 사람 수 (다.)</w:t>
+              <w:t xml:space="preserve"> = 100,000). 그 유지자의 탈퇴 사유가 생기지 않은 사람 수 (다.)</w:t>
             </w:r>
           </w:p>
         </w:tc>
@@ -1982,7 +1982,7 @@
               <w:spacing w:before="30" w:after="30"/>
             </w:pPr>
             <w:r>
-              <w:t xml:space="preserve">생존자 lx(k) 의 현가와 그 누계</w:t>
+              <w:t xml:space="preserve">유지자 lx(k) 의 현가와 그 누계 (다.)</w:t>
             </w:r>
           </w:p>
         </w:tc>
@@ -1997,20 +1997,20 @@
               <w:spacing w:before="30" w:after="30"/>
             </w:pPr>
             <w:r>
-              <w:t xml:space="preserve">l · D · N</w:t>
-            </w:r>
-          </w:p>
-        </w:tc>
-        <w:tc>
-          <w:tcPr>
-            <w:tcW w:w="0" w:type="auto"/>
-          </w:tcPr>
-          <w:p>
-            <w:pPr>
-              <w:spacing w:before="30" w:after="30"/>
-            </w:pPr>
-            <w:r>
-              <w:t xml:space="preserve">보험금이 가져다 쓰는 생존자의 lx · Dx · Nx (라. — 담보마다 그 생존자)</w:t>
+              <w:t xml:space="preserve">D′ · N′</w:t>
+            </w:r>
+          </w:p>
+        </w:tc>
+        <w:tc>
+          <w:tcPr>
+            <w:tcW w:w="0" w:type="auto"/>
+          </w:tcPr>
+          <w:p>
+            <w:pPr>
+              <w:spacing w:before="30" w:after="30"/>
+            </w:pPr>
+            <w:r>
+              <w:t xml:space="preserve">보험료 납입기수 N* 에 쓰는 유지자의 Dx · Nx (다. — D′ 로 적은 유지자)</w:t>
             </w:r>
           </w:p>
         </w:tc>
@@ -2025,20 +2025,20 @@
               <w:spacing w:before="30" w:after="30"/>
             </w:pPr>
             <w:r>
-              <w:t xml:space="preserve">D′ · N′</w:t>
-            </w:r>
-          </w:p>
-        </w:tc>
-        <w:tc>
-          <w:tcPr>
-            <w:tcW w:w="0" w:type="auto"/>
-          </w:tcPr>
-          <w:p>
-            <w:pPr>
-              <w:spacing w:before="30" w:after="30"/>
-            </w:pPr>
-            <w:r>
-              <w:t xml:space="preserve">그 계약 단위의 [납입] 생존자의 Dx · Nx — 보험료 납입기수 N* 에 쓴다</w:t>
+              <w:t xml:space="preserve">l · D · N</w:t>
+            </w:r>
+          </w:p>
+        </w:tc>
+        <w:tc>
+          <w:tcPr>
+            <w:tcW w:w="0" w:type="auto"/>
+          </w:tcPr>
+          <w:p>
+            <w:pPr>
+              <w:spacing w:before="30" w:after="30"/>
+            </w:pPr>
+            <w:r>
+              <w:t xml:space="preserve">보험금이 가져다 쓰는 유지자의 lx · Dx · Nx (라. — 대상자수)</w:t>
             </w:r>
           </w:p>
         </w:tc>
@@ -2053,26 +2053,32 @@
               <w:spacing w:before="30" w:after="30"/>
             </w:pPr>
             <w:r>
-              <w:t xml:space="preserve">S</w:t>
+              <w:t xml:space="preserve">d</w:t>
+            </w:r>
+            <w:r>
+              <w:rPr>
+                <w:vertAlign w:val="superscript"/>
+              </w:rPr>
+              <w:t xml:space="preserve">(k)</w:t>
             </w:r>
             <w:r>
               <w:rPr>
                 <w:vertAlign w:val="subscript"/>
               </w:rPr>
-              <w:t xml:space="preserve">t</w:t>
-            </w:r>
-          </w:p>
-        </w:tc>
-        <w:tc>
-          <w:tcPr>
-            <w:tcW w:w="0" w:type="auto"/>
-          </w:tcPr>
-          <w:p>
-            <w:pPr>
-              <w:spacing w:before="30" w:after="30"/>
-            </w:pPr>
-            <w:r>
-              <w:t xml:space="preserve">t년도 보장금액의 배수 — 면책·삭감을 반영한다. 보장금액 = 보험가입금액 × 담보의 배수</w:t>
+              <w:t xml:space="preserve">x+t</w:t>
+            </w:r>
+          </w:p>
+        </w:tc>
+        <w:tc>
+          <w:tcPr>
+            <w:tcW w:w="0" w:type="auto"/>
+          </w:tcPr>
+          <w:p>
+            <w:pPr>
+              <w:spacing w:before="30" w:after="30"/>
+            </w:pPr>
+            <w:r>
+              <w:t xml:space="preserve">지급자수 — 대상자수 × 급부 위험률 (라.)</w:t>
             </w:r>
           </w:p>
         </w:tc>
@@ -2119,6 +2125,40 @@
             </w:pPr>
             <w:r>
               <w:t xml:space="preserve">급부 발생자의 현가와 그 누계 (라.)</w:t>
+            </w:r>
+          </w:p>
+        </w:tc>
+      </w:tr>
+      <w:tr>
+        <w:tc>
+          <w:tcPr>
+            <w:tcW w:w="0" w:type="auto"/>
+          </w:tcPr>
+          <w:p>
+            <w:pPr>
+              <w:spacing w:before="30" w:after="30"/>
+            </w:pPr>
+            <w:r>
+              <w:t xml:space="preserve">S</w:t>
+            </w:r>
+            <w:r>
+              <w:rPr>
+                <w:vertAlign w:val="subscript"/>
+              </w:rPr>
+              <w:t xml:space="preserve">t</w:t>
+            </w:r>
+          </w:p>
+        </w:tc>
+        <w:tc>
+          <w:tcPr>
+            <w:tcW w:w="0" w:type="auto"/>
+          </w:tcPr>
+          <w:p>
+            <w:pPr>
+              <w:spacing w:before="30" w:after="30"/>
+            </w:pPr>
+            <w:r>
+              <w:t xml:space="preserve">t년도 보장금액의 배수 — 보장금액 배수 × 면책·삭감 (마.). 보장금액 = 보험가입금액 × 배수</w:t>
             </w:r>
           </w:p>
         </w:tc>
@@ -2198,7 +2238,30 @@
         <w:pStyle w:val="Heading2"/>
       </w:pPr>
       <w:r>
-        <w:t xml:space="preserve">다. 생존자</w:t>
+        <w:t xml:space="preserve">다. 유지자</w:t>
+      </w:r>
+    </w:p>
+    <w:p>
+      <w:r>
+        <w:t xml:space="preserve">(1) </w:t>
+      </w:r>
+      <w:r>
+        <w:t xml:space="preserve">l</w:t>
+      </w:r>
+      <w:r>
+        <w:rPr>
+          <w:vertAlign w:val="superscript"/>
+        </w:rPr>
+        <w:t xml:space="preserve">(1)</w:t>
+      </w:r>
+      <w:r>
+        <w:rPr>
+          <w:vertAlign w:val="subscript"/>
+        </w:rPr>
+        <w:t xml:space="preserve">x</w:t>
+      </w:r>
+      <w:r>
+        <w:t xml:space="preserve"> — 사망, 80% 이상 장해 아닌 유지자</w:t>
       </w:r>
     </w:p>
     <w:tbl>
@@ -2238,7 +2301,7 @@
               <w:rPr>
                 <w:b/>
               </w:rPr>
-              <w:t xml:space="preserve">생존자</w:t>
+              <w:t xml:space="preserve">구분</w:t>
             </w:r>
           </w:p>
         </w:tc>
@@ -2255,7 +2318,7 @@
               <w:rPr>
                 <w:b/>
               </w:rPr>
-              <w:t xml:space="preserve">lx(1) — 생존자(사망X, 80% 이상 장해X)</w:t>
+              <w:t xml:space="preserve">식</w:t>
             </w:r>
           </w:p>
         </w:tc>
@@ -2270,20 +2333,83 @@
               <w:spacing w:before="30" w:after="30"/>
             </w:pPr>
             <w:r>
-              <w:t xml:space="preserve">탈퇴 위험률</w:t>
-            </w:r>
-          </w:p>
-        </w:tc>
-        <w:tc>
-          <w:tcPr>
-            <w:tcW w:w="0" w:type="auto"/>
-          </w:tcPr>
-          <w:p>
-            <w:pPr>
-              <w:spacing w:before="30" w:after="30"/>
-            </w:pPr>
-            <w:r>
-              <w:t xml:space="preserve">사망률 및 80% 이상 장해율</w:t>
+              <w:t xml:space="preserve">대상 위험률</w:t>
+            </w:r>
+          </w:p>
+        </w:tc>
+        <w:tc>
+          <w:tcPr>
+            <w:tcW w:w="0" w:type="auto"/>
+          </w:tcPr>
+          <w:p>
+            <w:pPr>
+              <w:spacing w:before="30" w:after="30"/>
+            </w:pPr>
+            <w:r>
+              <w:t xml:space="preserve">Q</w:t>
+            </w:r>
+            <w:r>
+              <w:rPr>
+                <w:vertAlign w:val="superscript"/>
+              </w:rPr>
+              <w:t xml:space="preserve">(1)</w:t>
+            </w:r>
+            <w:r>
+              <w:rPr>
+                <w:vertAlign w:val="subscript"/>
+              </w:rPr>
+              <w:t xml:space="preserve">x+t</w:t>
+            </w:r>
+            <w:r>
+              <w:t xml:space="preserve"> = min( 1, </w:t>
+            </w:r>
+            <w:r>
+              <w:t xml:space="preserve">q</w:t>
+            </w:r>
+            <w:r>
+              <w:rPr>
+                <w:vertAlign w:val="subscript"/>
+              </w:rPr>
+              <w:t xml:space="preserve">x+t</w:t>
+            </w:r>
+            <w:r>
+              <w:t xml:space="preserve"> + </w:t>
+            </w:r>
+            <w:r>
+              <w:t xml:space="preserve">r</w:t>
+            </w:r>
+            <w:r>
+              <w:rPr>
+                <w:vertAlign w:val="subscript"/>
+              </w:rPr>
+              <w:t xml:space="preserve">x+t</w:t>
+            </w:r>
+            <w:r>
+              <w:t xml:space="preserve"> − </w:t>
+            </w:r>
+            <w:r>
+              <w:t xml:space="preserve">q</w:t>
+            </w:r>
+            <w:r>
+              <w:rPr>
+                <w:vertAlign w:val="subscript"/>
+              </w:rPr>
+              <w:t xml:space="preserve">x+t</w:t>
+            </w:r>
+            <w:r>
+              <w:t xml:space="preserve">·</w:t>
+            </w:r>
+            <w:r>
+              <w:t xml:space="preserve">r</w:t>
+            </w:r>
+            <w:r>
+              <w:rPr>
+                <w:vertAlign w:val="subscript"/>
+              </w:rPr>
+              <w:t xml:space="preserve">x+t</w:t>
+            </w:r>
+            <w:r>
+              <w:t xml:space="preserve">/2 )</w:t>
             </w:r>
           </w:p>
         </w:tc>
@@ -2298,20 +2424,71 @@
               <w:spacing w:before="30" w:after="30"/>
             </w:pPr>
             <w:r>
-              <w:t xml:space="preserve">납입(N*)</w:t>
-            </w:r>
-          </w:p>
-        </w:tc>
-        <w:tc>
-          <w:tcPr>
-            <w:tcW w:w="0" w:type="auto"/>
-          </w:tcPr>
-          <w:p>
-            <w:pPr>
-              <w:spacing w:before="30" w:after="30"/>
-            </w:pPr>
-            <w:r>
-              <w:t xml:space="preserve">주계약</w:t>
+              <w:t xml:space="preserve">계산기수</w:t>
+            </w:r>
+          </w:p>
+        </w:tc>
+        <w:tc>
+          <w:tcPr>
+            <w:tcW w:w="0" w:type="auto"/>
+          </w:tcPr>
+          <w:p>
+            <w:pPr>
+              <w:spacing w:before="30" w:after="30"/>
+            </w:pPr>
+            <w:r>
+              <w:t xml:space="preserve">l</w:t>
+            </w:r>
+            <w:r>
+              <w:rPr>
+                <w:vertAlign w:val="superscript"/>
+              </w:rPr>
+              <w:t xml:space="preserve">(1)</w:t>
+            </w:r>
+            <w:r>
+              <w:rPr>
+                <w:vertAlign w:val="subscript"/>
+              </w:rPr>
+              <w:t xml:space="preserve">x+t+1</w:t>
+            </w:r>
+            <w:r>
+              <w:t xml:space="preserve"> = </w:t>
+            </w:r>
+            <w:r>
+              <w:t xml:space="preserve">l</w:t>
+            </w:r>
+            <w:r>
+              <w:rPr>
+                <w:vertAlign w:val="superscript"/>
+              </w:rPr>
+              <w:t xml:space="preserve">(1)</w:t>
+            </w:r>
+            <w:r>
+              <w:rPr>
+                <w:vertAlign w:val="subscript"/>
+              </w:rPr>
+              <w:t xml:space="preserve">x+t</w:t>
+            </w:r>
+            <w:r>
+              <w:t xml:space="preserve"> × ( 1 − </w:t>
+            </w:r>
+            <w:r>
+              <w:t xml:space="preserve">Q</w:t>
+            </w:r>
+            <w:r>
+              <w:rPr>
+                <w:vertAlign w:val="superscript"/>
+              </w:rPr>
+              <w:t xml:space="preserve">(1)</w:t>
+            </w:r>
+            <w:r>
+              <w:rPr>
+                <w:vertAlign w:val="subscript"/>
+              </w:rPr>
+              <w:t xml:space="preserve">x+t</w:t>
+            </w:r>
+            <w:r>
+              <w:t xml:space="preserve"> )</w:t>
             </w:r>
           </w:p>
         </w:tc>
@@ -2326,20 +2503,110 @@
               <w:spacing w:before="30" w:after="30"/>
             </w:pPr>
             <w:r>
-              <w:t xml:space="preserve">계산기수</w:t>
-            </w:r>
-          </w:p>
-        </w:tc>
-        <w:tc>
-          <w:tcPr>
-            <w:tcW w:w="0" w:type="auto"/>
-          </w:tcPr>
-          <w:p>
-            <w:pPr>
-              <w:spacing w:before="30" w:after="30"/>
-            </w:pPr>
-            <w:r>
-              <w:t xml:space="preserve">lx · Dx · Nx</w:t>
+              <w:t xml:space="preserve">현가누계</w:t>
+            </w:r>
+          </w:p>
+        </w:tc>
+        <w:tc>
+          <w:tcPr>
+            <w:tcW w:w="0" w:type="auto"/>
+          </w:tcPr>
+          <w:p>
+            <w:pPr>
+              <w:spacing w:before="30" w:after="30"/>
+            </w:pPr>
+            <w:r>
+              <w:t xml:space="preserve">D</w:t>
+            </w:r>
+            <w:r>
+              <w:rPr>
+                <w:vertAlign w:val="superscript"/>
+              </w:rPr>
+              <w:t xml:space="preserve">(1)</w:t>
+            </w:r>
+            <w:r>
+              <w:rPr>
+                <w:vertAlign w:val="subscript"/>
+              </w:rPr>
+              <w:t xml:space="preserve">x+t</w:t>
+            </w:r>
+            <w:r>
+              <w:t xml:space="preserve"> = </w:t>
+            </w:r>
+            <w:r>
+              <w:t xml:space="preserve">l</w:t>
+            </w:r>
+            <w:r>
+              <w:rPr>
+                <w:vertAlign w:val="superscript"/>
+              </w:rPr>
+              <w:t xml:space="preserve">(1)</w:t>
+            </w:r>
+            <w:r>
+              <w:rPr>
+                <w:vertAlign w:val="subscript"/>
+              </w:rPr>
+              <w:t xml:space="preserve">x+t</w:t>
+            </w:r>
+            <w:r>
+              <w:t xml:space="preserve">·</w:t>
+            </w:r>
+            <w:r>
+              <w:t xml:space="preserve">v</w:t>
+            </w:r>
+            <w:r>
+              <w:rPr>
+                <w:vertAlign w:val="superscript"/>
+              </w:rPr>
+              <w:t xml:space="preserve">t</w:t>
+            </w:r>
+            <w:r>
+              <w:t xml:space="preserve"> · </w:t>
+            </w:r>
+            <w:r>
+              <w:t xml:space="preserve">N</w:t>
+            </w:r>
+            <w:r>
+              <w:rPr>
+                <w:vertAlign w:val="superscript"/>
+              </w:rPr>
+              <w:t xml:space="preserve">(1)</w:t>
+            </w:r>
+            <w:r>
+              <w:rPr>
+                <w:vertAlign w:val="subscript"/>
+              </w:rPr>
+              <w:t xml:space="preserve">x+t</w:t>
+            </w:r>
+            <w:r>
+              <w:t xml:space="preserve"> = </w:t>
+            </w:r>
+            <w:r>
+              <w:t xml:space="preserve">Σ</w:t>
+            </w:r>
+            <w:r>
+              <w:rPr>
+                <w:vertAlign w:val="subscript"/>
+              </w:rPr>
+              <w:t xml:space="preserve">u≥t</w:t>
+            </w:r>
+            <w:r>
+              <w:t xml:space="preserve"> </w:t>
+            </w:r>
+            <w:r>
+              <w:t xml:space="preserve">D</w:t>
+            </w:r>
+            <w:r>
+              <w:rPr>
+                <w:vertAlign w:val="superscript"/>
+              </w:rPr>
+              <w:t xml:space="preserve">(1)</w:t>
+            </w:r>
+            <w:r>
+              <w:rPr>
+                <w:vertAlign w:val="subscript"/>
+              </w:rPr>
+              <w:t xml:space="preserve">x+u</w:t>
             </w:r>
           </w:p>
         </w:tc>
@@ -2347,19 +2614,17 @@
     </w:tbl>
     <w:p/>
     <w:p>
-      <w:pPr>
-        <w:pStyle w:val="FormulaLabel"/>
-      </w:pPr>
-      <w:r>
-        <w:t xml:space="preserve">[식] 생존자수 lx(1) — 생존자(사망X, 80% 이상 장해X)</w:t>
-      </w:r>
-    </w:p>
-    <w:p>
-      <w:pPr>
-        <w:pStyle w:val="FormulaText"/>
-      </w:pPr>
-      <w:r>
-        <w:t xml:space="preserve">q</w:t>
+      <w:r>
+        <w:t xml:space="preserve">(2) </w:t>
+      </w:r>
+      <w:r>
+        <w:t xml:space="preserve">l</w:t>
+      </w:r>
+      <w:r>
+        <w:rPr>
+          <w:vertAlign w:val="superscript"/>
+        </w:rPr>
+        <w:t xml:space="preserve">(2)</w:t>
       </w:r>
       <w:r>
         <w:rPr>
@@ -2368,1115 +2633,7 @@
         <w:t xml:space="preserve">x</w:t>
       </w:r>
       <w:r>
-        <w:t xml:space="preserve"> : 사망률</w:t>
-      </w:r>
-    </w:p>
-    <w:p>
-      <w:pPr>
-        <w:pStyle w:val="FormulaText"/>
-      </w:pPr>
-      <w:r>
-        <w:t xml:space="preserve">r</w:t>
-      </w:r>
-      <w:r>
-        <w:rPr>
-          <w:vertAlign w:val="subscript"/>
-        </w:rPr>
-        <w:t xml:space="preserve">x</w:t>
-      </w:r>
-      <w:r>
-        <w:t xml:space="preserve"> : 80% 이상 장해율</w:t>
-      </w:r>
-    </w:p>
-    <w:p>
-      <w:pPr>
-        <w:pStyle w:val="FormulaText"/>
-      </w:pPr>
-      <w:r>
-        <w:t xml:space="preserve">기준 인원</w:t>
-      </w:r>
-    </w:p>
-    <w:p>
-      <w:pPr>
-        <w:pStyle w:val="Formula"/>
-      </w:pPr>
-      <m:oMathPara>
-        <m:oMathParaPr>
-          <m:jc m:val="left"/>
-        </m:oMathParaPr>
-        <m:oMath>
-          <m:sSubSup>
-            <m:e>
-              <m:r>
-                <w:rPr>
-                  <w:rFonts w:ascii="Cambria Math" w:hAnsi="Cambria Math"/>
-                  <w:sz w:val="24"/>
-                  <w:szCs w:val="24"/>
-                </w:rPr>
-                <m:t xml:space="preserve">l</m:t>
-              </m:r>
-            </m:e>
-            <m:sub>
-              <m:r>
-                <w:rPr>
-                  <w:rFonts w:ascii="Cambria Math" w:hAnsi="Cambria Math"/>
-                  <w:sz w:val="24"/>
-                  <w:szCs w:val="24"/>
-                </w:rPr>
-                <m:t xml:space="preserve">x</m:t>
-              </m:r>
-            </m:sub>
-            <m:sup>
-              <m:r>
-                <w:rPr>
-                  <w:rFonts w:ascii="Cambria Math" w:hAnsi="Cambria Math"/>
-                  <w:sz w:val="24"/>
-                  <w:szCs w:val="24"/>
-                </w:rPr>
-                <m:t xml:space="preserve">(</m:t>
-              </m:r>
-              <m:r>
-                <w:rPr>
-                  <w:rFonts w:ascii="Cambria Math" w:hAnsi="Cambria Math"/>
-                  <w:sz w:val="24"/>
-                  <w:szCs w:val="24"/>
-                </w:rPr>
-                <m:t xml:space="preserve">1</m:t>
-              </m:r>
-              <m:r>
-                <w:rPr>
-                  <w:rFonts w:ascii="Cambria Math" w:hAnsi="Cambria Math"/>
-                  <w:sz w:val="24"/>
-                  <w:szCs w:val="24"/>
-                </w:rPr>
-                <m:t xml:space="preserve">)</m:t>
-              </m:r>
-            </m:sup>
-          </m:sSubSup>
-          <m:r>
-            <w:rPr>
-              <w:rFonts w:ascii="Cambria Math" w:hAnsi="Cambria Math"/>
-              <w:sz w:val="24"/>
-              <w:szCs w:val="24"/>
-            </w:rPr>
-            <m:t xml:space="preserve"> = </m:t>
-          </m:r>
-          <m:r>
-            <w:rPr>
-              <w:rFonts w:ascii="Cambria Math" w:hAnsi="Cambria Math"/>
-              <w:sz w:val="24"/>
-              <w:szCs w:val="24"/>
-            </w:rPr>
-            <m:t xml:space="preserve">100</m:t>
-          </m:r>
-          <m:r>
-            <w:rPr>
-              <w:rFonts w:ascii="Cambria Math" w:hAnsi="Cambria Math"/>
-              <w:sz w:val="24"/>
-              <w:szCs w:val="24"/>
-            </w:rPr>
-            <m:t xml:space="preserve">,</m:t>
-          </m:r>
-          <m:r>
-            <w:rPr>
-              <w:rFonts w:ascii="Cambria Math" w:hAnsi="Cambria Math"/>
-              <w:sz w:val="24"/>
-              <w:szCs w:val="24"/>
-            </w:rPr>
-            <m:t xml:space="preserve">000</m:t>
-          </m:r>
-        </m:oMath>
-      </m:oMathPara>
-    </w:p>
-    <w:p>
-      <w:pPr>
-        <w:pStyle w:val="FormulaText"/>
-      </w:pPr>
-      <w:r>
-        <w:t xml:space="preserve">탈퇴율 — 사망과는 겹치는 부분을 절반으로 보고, 1 을 넘지 않는다</w:t>
-      </w:r>
-    </w:p>
-    <w:p>
-      <w:pPr>
-        <w:pStyle w:val="Formula"/>
-      </w:pPr>
-      <m:oMathPara>
-        <m:oMathParaPr>
-          <m:jc m:val="left"/>
-        </m:oMathParaPr>
-        <m:oMath>
-          <m:sSubSup>
-            <m:e>
-              <m:r>
-                <w:rPr>
-                  <w:rFonts w:ascii="Cambria Math" w:hAnsi="Cambria Math"/>
-                  <w:sz w:val="24"/>
-                  <w:szCs w:val="24"/>
-                </w:rPr>
-                <m:t xml:space="preserve">Q</m:t>
-              </m:r>
-            </m:e>
-            <m:sub>
-              <m:r>
-                <w:rPr>
-                  <w:rFonts w:ascii="Cambria Math" w:hAnsi="Cambria Math"/>
-                  <w:sz w:val="24"/>
-                  <w:szCs w:val="24"/>
-                </w:rPr>
-                <m:t xml:space="preserve">x</m:t>
-              </m:r>
-              <m:r>
-                <w:rPr>
-                  <w:rFonts w:ascii="Cambria Math" w:hAnsi="Cambria Math"/>
-                  <w:sz w:val="24"/>
-                  <w:szCs w:val="24"/>
-                </w:rPr>
-                <m:t xml:space="preserve">+</m:t>
-              </m:r>
-              <m:r>
-                <w:rPr>
-                  <w:rFonts w:ascii="Cambria Math" w:hAnsi="Cambria Math"/>
-                  <w:sz w:val="24"/>
-                  <w:szCs w:val="24"/>
-                </w:rPr>
-                <m:t xml:space="preserve">t</m:t>
-              </m:r>
-            </m:sub>
-            <m:sup>
-              <m:r>
-                <w:rPr>
-                  <w:rFonts w:ascii="Cambria Math" w:hAnsi="Cambria Math"/>
-                  <w:sz w:val="24"/>
-                  <w:szCs w:val="24"/>
-                </w:rPr>
-                <m:t xml:space="preserve">(</m:t>
-              </m:r>
-              <m:r>
-                <w:rPr>
-                  <w:rFonts w:ascii="Cambria Math" w:hAnsi="Cambria Math"/>
-                  <w:sz w:val="24"/>
-                  <w:szCs w:val="24"/>
-                </w:rPr>
-                <m:t xml:space="preserve">1</m:t>
-              </m:r>
-              <m:r>
-                <w:rPr>
-                  <w:rFonts w:ascii="Cambria Math" w:hAnsi="Cambria Math"/>
-                  <w:sz w:val="24"/>
-                  <w:szCs w:val="24"/>
-                </w:rPr>
-                <m:t xml:space="preserve">)</m:t>
-              </m:r>
-            </m:sup>
-          </m:sSubSup>
-          <m:r>
-            <w:rPr>
-              <w:rFonts w:ascii="Cambria Math" w:hAnsi="Cambria Math"/>
-              <w:sz w:val="24"/>
-              <w:szCs w:val="24"/>
-            </w:rPr>
-            <m:t xml:space="preserve"> = </m:t>
-          </m:r>
-          <m:r>
-            <m:rPr>
-              <m:sty m:val="p"/>
-            </m:rPr>
-            <w:rPr>
-              <w:rFonts w:ascii="Cambria Math" w:hAnsi="Cambria Math"/>
-              <w:sz w:val="24"/>
-              <w:szCs w:val="24"/>
-            </w:rPr>
-            <m:t xml:space="preserve">min</m:t>
-          </m:r>
-          <m:r>
-            <w:rPr>
-              <w:rFonts w:ascii="Cambria Math" w:hAnsi="Cambria Math"/>
-              <w:sz w:val="24"/>
-              <w:szCs w:val="24"/>
-            </w:rPr>
-            <m:t xml:space="preserve">( </m:t>
-          </m:r>
-          <m:r>
-            <w:rPr>
-              <w:rFonts w:ascii="Cambria Math" w:hAnsi="Cambria Math"/>
-              <w:sz w:val="24"/>
-              <w:szCs w:val="24"/>
-            </w:rPr>
-            <m:t xml:space="preserve">1</m:t>
-          </m:r>
-          <m:r>
-            <w:rPr>
-              <w:rFonts w:ascii="Cambria Math" w:hAnsi="Cambria Math"/>
-              <w:sz w:val="24"/>
-              <w:szCs w:val="24"/>
-            </w:rPr>
-            <m:t xml:space="preserve">, </m:t>
-          </m:r>
-          <m:sSub>
-            <m:e>
-              <m:r>
-                <w:rPr>
-                  <w:rFonts w:ascii="Cambria Math" w:hAnsi="Cambria Math"/>
-                  <w:sz w:val="24"/>
-                  <w:szCs w:val="24"/>
-                </w:rPr>
-                <m:t xml:space="preserve">q</m:t>
-              </m:r>
-            </m:e>
-            <m:sub>
-              <m:r>
-                <w:rPr>
-                  <w:rFonts w:ascii="Cambria Math" w:hAnsi="Cambria Math"/>
-                  <w:sz w:val="24"/>
-                  <w:szCs w:val="24"/>
-                </w:rPr>
-                <m:t xml:space="preserve">x</m:t>
-              </m:r>
-              <m:r>
-                <w:rPr>
-                  <w:rFonts w:ascii="Cambria Math" w:hAnsi="Cambria Math"/>
-                  <w:sz w:val="24"/>
-                  <w:szCs w:val="24"/>
-                </w:rPr>
-                <m:t xml:space="preserve">+</m:t>
-              </m:r>
-              <m:r>
-                <w:rPr>
-                  <w:rFonts w:ascii="Cambria Math" w:hAnsi="Cambria Math"/>
-                  <w:sz w:val="24"/>
-                  <w:szCs w:val="24"/>
-                </w:rPr>
-                <m:t xml:space="preserve">t</m:t>
-              </m:r>
-            </m:sub>
-          </m:sSub>
-          <m:r>
-            <w:rPr>
-              <w:rFonts w:ascii="Cambria Math" w:hAnsi="Cambria Math"/>
-              <w:sz w:val="24"/>
-              <w:szCs w:val="24"/>
-            </w:rPr>
-            <m:t xml:space="preserve"> + </m:t>
-          </m:r>
-          <m:sSub>
-            <m:e>
-              <m:r>
-                <w:rPr>
-                  <w:rFonts w:ascii="Cambria Math" w:hAnsi="Cambria Math"/>
-                  <w:sz w:val="24"/>
-                  <w:szCs w:val="24"/>
-                </w:rPr>
-                <m:t xml:space="preserve">r</m:t>
-              </m:r>
-            </m:e>
-            <m:sub>
-              <m:r>
-                <w:rPr>
-                  <w:rFonts w:ascii="Cambria Math" w:hAnsi="Cambria Math"/>
-                  <w:sz w:val="24"/>
-                  <w:szCs w:val="24"/>
-                </w:rPr>
-                <m:t xml:space="preserve">x</m:t>
-              </m:r>
-              <m:r>
-                <w:rPr>
-                  <w:rFonts w:ascii="Cambria Math" w:hAnsi="Cambria Math"/>
-                  <w:sz w:val="24"/>
-                  <w:szCs w:val="24"/>
-                </w:rPr>
-                <m:t xml:space="preserve">+</m:t>
-              </m:r>
-              <m:r>
-                <w:rPr>
-                  <w:rFonts w:ascii="Cambria Math" w:hAnsi="Cambria Math"/>
-                  <w:sz w:val="24"/>
-                  <w:szCs w:val="24"/>
-                </w:rPr>
-                <m:t xml:space="preserve">t</m:t>
-              </m:r>
-            </m:sub>
-          </m:sSub>
-          <m:r>
-            <w:rPr>
-              <w:rFonts w:ascii="Cambria Math" w:hAnsi="Cambria Math"/>
-              <w:sz w:val="24"/>
-              <w:szCs w:val="24"/>
-            </w:rPr>
-            <m:t xml:space="preserve"> − </m:t>
-          </m:r>
-          <m:sSub>
-            <m:e>
-              <m:r>
-                <w:rPr>
-                  <w:rFonts w:ascii="Cambria Math" w:hAnsi="Cambria Math"/>
-                  <w:sz w:val="24"/>
-                  <w:szCs w:val="24"/>
-                </w:rPr>
-                <m:t xml:space="preserve">q</m:t>
-              </m:r>
-            </m:e>
-            <m:sub>
-              <m:r>
-                <w:rPr>
-                  <w:rFonts w:ascii="Cambria Math" w:hAnsi="Cambria Math"/>
-                  <w:sz w:val="24"/>
-                  <w:szCs w:val="24"/>
-                </w:rPr>
-                <m:t xml:space="preserve">x</m:t>
-              </m:r>
-              <m:r>
-                <w:rPr>
-                  <w:rFonts w:ascii="Cambria Math" w:hAnsi="Cambria Math"/>
-                  <w:sz w:val="24"/>
-                  <w:szCs w:val="24"/>
-                </w:rPr>
-                <m:t xml:space="preserve">+</m:t>
-              </m:r>
-              <m:r>
-                <w:rPr>
-                  <w:rFonts w:ascii="Cambria Math" w:hAnsi="Cambria Math"/>
-                  <w:sz w:val="24"/>
-                  <w:szCs w:val="24"/>
-                </w:rPr>
-                <m:t xml:space="preserve">t</m:t>
-              </m:r>
-            </m:sub>
-          </m:sSub>
-          <m:r>
-            <w:rPr>
-              <w:rFonts w:ascii="Cambria Math" w:hAnsi="Cambria Math"/>
-              <w:sz w:val="24"/>
-              <w:szCs w:val="24"/>
-            </w:rPr>
-            <m:t xml:space="preserve">·</m:t>
-          </m:r>
-          <m:sSub>
-            <m:e>
-              <m:r>
-                <w:rPr>
-                  <w:rFonts w:ascii="Cambria Math" w:hAnsi="Cambria Math"/>
-                  <w:sz w:val="24"/>
-                  <w:szCs w:val="24"/>
-                </w:rPr>
-                <m:t xml:space="preserve">r</m:t>
-              </m:r>
-            </m:e>
-            <m:sub>
-              <m:r>
-                <w:rPr>
-                  <w:rFonts w:ascii="Cambria Math" w:hAnsi="Cambria Math"/>
-                  <w:sz w:val="24"/>
-                  <w:szCs w:val="24"/>
-                </w:rPr>
-                <m:t xml:space="preserve">x</m:t>
-              </m:r>
-              <m:r>
-                <w:rPr>
-                  <w:rFonts w:ascii="Cambria Math" w:hAnsi="Cambria Math"/>
-                  <w:sz w:val="24"/>
-                  <w:szCs w:val="24"/>
-                </w:rPr>
-                <m:t xml:space="preserve">+</m:t>
-              </m:r>
-              <m:r>
-                <w:rPr>
-                  <w:rFonts w:ascii="Cambria Math" w:hAnsi="Cambria Math"/>
-                  <w:sz w:val="24"/>
-                  <w:szCs w:val="24"/>
-                </w:rPr>
-                <m:t xml:space="preserve">t</m:t>
-              </m:r>
-            </m:sub>
-          </m:sSub>
-          <m:r>
-            <w:rPr>
-              <w:rFonts w:ascii="Cambria Math" w:hAnsi="Cambria Math"/>
-              <w:sz w:val="24"/>
-              <w:szCs w:val="24"/>
-            </w:rPr>
-            <m:t xml:space="preserve">/</m:t>
-          </m:r>
-          <m:r>
-            <w:rPr>
-              <w:rFonts w:ascii="Cambria Math" w:hAnsi="Cambria Math"/>
-              <w:sz w:val="24"/>
-              <w:szCs w:val="24"/>
-            </w:rPr>
-            <m:t xml:space="preserve">2</m:t>
-          </m:r>
-          <m:r>
-            <w:rPr>
-              <w:rFonts w:ascii="Cambria Math" w:hAnsi="Cambria Math"/>
-              <w:sz w:val="24"/>
-              <w:szCs w:val="24"/>
-            </w:rPr>
-            <m:t xml:space="preserve"> )</m:t>
-          </m:r>
-        </m:oMath>
-      </m:oMathPara>
-    </w:p>
-    <w:p>
-      <w:pPr>
-        <w:pStyle w:val="FormulaText"/>
-      </w:pPr>
-      <w:r>
-        <w:t xml:space="preserve">생존자수 — 탈퇴 사유가 생긴 사람을 뺀다</w:t>
-      </w:r>
-    </w:p>
-    <w:p>
-      <w:pPr>
-        <w:pStyle w:val="Formula"/>
-      </w:pPr>
-      <m:oMathPara>
-        <m:oMathParaPr>
-          <m:jc m:val="left"/>
-        </m:oMathParaPr>
-        <m:oMath>
-          <m:sSubSup>
-            <m:e>
-              <m:r>
-                <w:rPr>
-                  <w:rFonts w:ascii="Cambria Math" w:hAnsi="Cambria Math"/>
-                  <w:sz w:val="24"/>
-                  <w:szCs w:val="24"/>
-                </w:rPr>
-                <m:t xml:space="preserve">l</m:t>
-              </m:r>
-            </m:e>
-            <m:sub>
-              <m:r>
-                <w:rPr>
-                  <w:rFonts w:ascii="Cambria Math" w:hAnsi="Cambria Math"/>
-                  <w:sz w:val="24"/>
-                  <w:szCs w:val="24"/>
-                </w:rPr>
-                <m:t xml:space="preserve">x</m:t>
-              </m:r>
-              <m:r>
-                <w:rPr>
-                  <w:rFonts w:ascii="Cambria Math" w:hAnsi="Cambria Math"/>
-                  <w:sz w:val="24"/>
-                  <w:szCs w:val="24"/>
-                </w:rPr>
-                <m:t xml:space="preserve">+</m:t>
-              </m:r>
-              <m:r>
-                <w:rPr>
-                  <w:rFonts w:ascii="Cambria Math" w:hAnsi="Cambria Math"/>
-                  <w:sz w:val="24"/>
-                  <w:szCs w:val="24"/>
-                </w:rPr>
-                <m:t xml:space="preserve">t</m:t>
-              </m:r>
-              <m:r>
-                <w:rPr>
-                  <w:rFonts w:ascii="Cambria Math" w:hAnsi="Cambria Math"/>
-                  <w:sz w:val="24"/>
-                  <w:szCs w:val="24"/>
-                </w:rPr>
-                <m:t xml:space="preserve">+</m:t>
-              </m:r>
-              <m:r>
-                <w:rPr>
-                  <w:rFonts w:ascii="Cambria Math" w:hAnsi="Cambria Math"/>
-                  <w:sz w:val="24"/>
-                  <w:szCs w:val="24"/>
-                </w:rPr>
-                <m:t xml:space="preserve">1</m:t>
-              </m:r>
-            </m:sub>
-            <m:sup>
-              <m:r>
-                <w:rPr>
-                  <w:rFonts w:ascii="Cambria Math" w:hAnsi="Cambria Math"/>
-                  <w:sz w:val="24"/>
-                  <w:szCs w:val="24"/>
-                </w:rPr>
-                <m:t xml:space="preserve">(</m:t>
-              </m:r>
-              <m:r>
-                <w:rPr>
-                  <w:rFonts w:ascii="Cambria Math" w:hAnsi="Cambria Math"/>
-                  <w:sz w:val="24"/>
-                  <w:szCs w:val="24"/>
-                </w:rPr>
-                <m:t xml:space="preserve">1</m:t>
-              </m:r>
-              <m:r>
-                <w:rPr>
-                  <w:rFonts w:ascii="Cambria Math" w:hAnsi="Cambria Math"/>
-                  <w:sz w:val="24"/>
-                  <w:szCs w:val="24"/>
-                </w:rPr>
-                <m:t xml:space="preserve">)</m:t>
-              </m:r>
-            </m:sup>
-          </m:sSubSup>
-          <m:r>
-            <w:rPr>
-              <w:rFonts w:ascii="Cambria Math" w:hAnsi="Cambria Math"/>
-              <w:sz w:val="24"/>
-              <w:szCs w:val="24"/>
-            </w:rPr>
-            <m:t xml:space="preserve"> = </m:t>
-          </m:r>
-          <m:sSubSup>
-            <m:e>
-              <m:r>
-                <w:rPr>
-                  <w:rFonts w:ascii="Cambria Math" w:hAnsi="Cambria Math"/>
-                  <w:sz w:val="24"/>
-                  <w:szCs w:val="24"/>
-                </w:rPr>
-                <m:t xml:space="preserve">l</m:t>
-              </m:r>
-            </m:e>
-            <m:sub>
-              <m:r>
-                <w:rPr>
-                  <w:rFonts w:ascii="Cambria Math" w:hAnsi="Cambria Math"/>
-                  <w:sz w:val="24"/>
-                  <w:szCs w:val="24"/>
-                </w:rPr>
-                <m:t xml:space="preserve">x</m:t>
-              </m:r>
-              <m:r>
-                <w:rPr>
-                  <w:rFonts w:ascii="Cambria Math" w:hAnsi="Cambria Math"/>
-                  <w:sz w:val="24"/>
-                  <w:szCs w:val="24"/>
-                </w:rPr>
-                <m:t xml:space="preserve">+</m:t>
-              </m:r>
-              <m:r>
-                <w:rPr>
-                  <w:rFonts w:ascii="Cambria Math" w:hAnsi="Cambria Math"/>
-                  <w:sz w:val="24"/>
-                  <w:szCs w:val="24"/>
-                </w:rPr>
-                <m:t xml:space="preserve">t</m:t>
-              </m:r>
-            </m:sub>
-            <m:sup>
-              <m:r>
-                <w:rPr>
-                  <w:rFonts w:ascii="Cambria Math" w:hAnsi="Cambria Math"/>
-                  <w:sz w:val="24"/>
-                  <w:szCs w:val="24"/>
-                </w:rPr>
-                <m:t xml:space="preserve">(</m:t>
-              </m:r>
-              <m:r>
-                <w:rPr>
-                  <w:rFonts w:ascii="Cambria Math" w:hAnsi="Cambria Math"/>
-                  <w:sz w:val="24"/>
-                  <w:szCs w:val="24"/>
-                </w:rPr>
-                <m:t xml:space="preserve">1</m:t>
-              </m:r>
-              <m:r>
-                <w:rPr>
-                  <w:rFonts w:ascii="Cambria Math" w:hAnsi="Cambria Math"/>
-                  <w:sz w:val="24"/>
-                  <w:szCs w:val="24"/>
-                </w:rPr>
-                <m:t xml:space="preserve">)</m:t>
-              </m:r>
-            </m:sup>
-          </m:sSubSup>
-          <m:r>
-            <w:rPr>
-              <w:rFonts w:ascii="Cambria Math" w:hAnsi="Cambria Math"/>
-              <w:sz w:val="24"/>
-              <w:szCs w:val="24"/>
-            </w:rPr>
-            <m:t xml:space="preserve"> × ( </m:t>
-          </m:r>
-          <m:r>
-            <w:rPr>
-              <w:rFonts w:ascii="Cambria Math" w:hAnsi="Cambria Math"/>
-              <w:sz w:val="24"/>
-              <w:szCs w:val="24"/>
-            </w:rPr>
-            <m:t xml:space="preserve">1</m:t>
-          </m:r>
-          <m:r>
-            <w:rPr>
-              <w:rFonts w:ascii="Cambria Math" w:hAnsi="Cambria Math"/>
-              <w:sz w:val="24"/>
-              <w:szCs w:val="24"/>
-            </w:rPr>
-            <m:t xml:space="preserve"> − </m:t>
-          </m:r>
-          <m:sSubSup>
-            <m:e>
-              <m:r>
-                <w:rPr>
-                  <w:rFonts w:ascii="Cambria Math" w:hAnsi="Cambria Math"/>
-                  <w:sz w:val="24"/>
-                  <w:szCs w:val="24"/>
-                </w:rPr>
-                <m:t xml:space="preserve">Q</m:t>
-              </m:r>
-            </m:e>
-            <m:sub>
-              <m:r>
-                <w:rPr>
-                  <w:rFonts w:ascii="Cambria Math" w:hAnsi="Cambria Math"/>
-                  <w:sz w:val="24"/>
-                  <w:szCs w:val="24"/>
-                </w:rPr>
-                <m:t xml:space="preserve">x</m:t>
-              </m:r>
-              <m:r>
-                <w:rPr>
-                  <w:rFonts w:ascii="Cambria Math" w:hAnsi="Cambria Math"/>
-                  <w:sz w:val="24"/>
-                  <w:szCs w:val="24"/>
-                </w:rPr>
-                <m:t xml:space="preserve">+</m:t>
-              </m:r>
-              <m:r>
-                <w:rPr>
-                  <w:rFonts w:ascii="Cambria Math" w:hAnsi="Cambria Math"/>
-                  <w:sz w:val="24"/>
-                  <w:szCs w:val="24"/>
-                </w:rPr>
-                <m:t xml:space="preserve">t</m:t>
-              </m:r>
-            </m:sub>
-            <m:sup>
-              <m:r>
-                <w:rPr>
-                  <w:rFonts w:ascii="Cambria Math" w:hAnsi="Cambria Math"/>
-                  <w:sz w:val="24"/>
-                  <w:szCs w:val="24"/>
-                </w:rPr>
-                <m:t xml:space="preserve">(</m:t>
-              </m:r>
-              <m:r>
-                <w:rPr>
-                  <w:rFonts w:ascii="Cambria Math" w:hAnsi="Cambria Math"/>
-                  <w:sz w:val="24"/>
-                  <w:szCs w:val="24"/>
-                </w:rPr>
-                <m:t xml:space="preserve">1</m:t>
-              </m:r>
-              <m:r>
-                <w:rPr>
-                  <w:rFonts w:ascii="Cambria Math" w:hAnsi="Cambria Math"/>
-                  <w:sz w:val="24"/>
-                  <w:szCs w:val="24"/>
-                </w:rPr>
-                <m:t xml:space="preserve">)</m:t>
-              </m:r>
-            </m:sup>
-          </m:sSubSup>
-          <m:r>
-            <w:rPr>
-              <w:rFonts w:ascii="Cambria Math" w:hAnsi="Cambria Math"/>
-              <w:sz w:val="24"/>
-              <w:szCs w:val="24"/>
-            </w:rPr>
-            <m:t xml:space="preserve"> )</m:t>
-          </m:r>
-        </m:oMath>
-      </m:oMathPara>
-    </w:p>
-    <w:p>
-      <w:pPr>
-        <w:pStyle w:val="FormulaText"/>
-      </w:pPr>
-      <w:r>
-        <w:t xml:space="preserve">현가와 누계</w:t>
-      </w:r>
-    </w:p>
-    <w:p>
-      <w:pPr>
-        <w:pStyle w:val="Formula"/>
-      </w:pPr>
-      <m:oMathPara>
-        <m:oMathParaPr>
-          <m:jc m:val="left"/>
-        </m:oMathParaPr>
-        <m:oMath>
-          <m:sSubSup>
-            <m:e>
-              <m:r>
-                <w:rPr>
-                  <w:rFonts w:ascii="Cambria Math" w:hAnsi="Cambria Math"/>
-                  <w:sz w:val="24"/>
-                  <w:szCs w:val="24"/>
-                </w:rPr>
-                <m:t xml:space="preserve">D</m:t>
-              </m:r>
-            </m:e>
-            <m:sub>
-              <m:r>
-                <w:rPr>
-                  <w:rFonts w:ascii="Cambria Math" w:hAnsi="Cambria Math"/>
-                  <w:sz w:val="24"/>
-                  <w:szCs w:val="24"/>
-                </w:rPr>
-                <m:t xml:space="preserve">x</m:t>
-              </m:r>
-              <m:r>
-                <w:rPr>
-                  <w:rFonts w:ascii="Cambria Math" w:hAnsi="Cambria Math"/>
-                  <w:sz w:val="24"/>
-                  <w:szCs w:val="24"/>
-                </w:rPr>
-                <m:t xml:space="preserve">+</m:t>
-              </m:r>
-              <m:r>
-                <w:rPr>
-                  <w:rFonts w:ascii="Cambria Math" w:hAnsi="Cambria Math"/>
-                  <w:sz w:val="24"/>
-                  <w:szCs w:val="24"/>
-                </w:rPr>
-                <m:t xml:space="preserve">t</m:t>
-              </m:r>
-            </m:sub>
-            <m:sup>
-              <m:r>
-                <w:rPr>
-                  <w:rFonts w:ascii="Cambria Math" w:hAnsi="Cambria Math"/>
-                  <w:sz w:val="24"/>
-                  <w:szCs w:val="24"/>
-                </w:rPr>
-                <m:t xml:space="preserve">(</m:t>
-              </m:r>
-              <m:r>
-                <w:rPr>
-                  <w:rFonts w:ascii="Cambria Math" w:hAnsi="Cambria Math"/>
-                  <w:sz w:val="24"/>
-                  <w:szCs w:val="24"/>
-                </w:rPr>
-                <m:t xml:space="preserve">1</m:t>
-              </m:r>
-              <m:r>
-                <w:rPr>
-                  <w:rFonts w:ascii="Cambria Math" w:hAnsi="Cambria Math"/>
-                  <w:sz w:val="24"/>
-                  <w:szCs w:val="24"/>
-                </w:rPr>
-                <m:t xml:space="preserve">)</m:t>
-              </m:r>
-            </m:sup>
-          </m:sSubSup>
-          <m:r>
-            <w:rPr>
-              <w:rFonts w:ascii="Cambria Math" w:hAnsi="Cambria Math"/>
-              <w:sz w:val="24"/>
-              <w:szCs w:val="24"/>
-            </w:rPr>
-            <m:t xml:space="preserve"> = </m:t>
-          </m:r>
-          <m:sSubSup>
-            <m:e>
-              <m:r>
-                <w:rPr>
-                  <w:rFonts w:ascii="Cambria Math" w:hAnsi="Cambria Math"/>
-                  <w:sz w:val="24"/>
-                  <w:szCs w:val="24"/>
-                </w:rPr>
-                <m:t xml:space="preserve">l</m:t>
-              </m:r>
-            </m:e>
-            <m:sub>
-              <m:r>
-                <w:rPr>
-                  <w:rFonts w:ascii="Cambria Math" w:hAnsi="Cambria Math"/>
-                  <w:sz w:val="24"/>
-                  <w:szCs w:val="24"/>
-                </w:rPr>
-                <m:t xml:space="preserve">x</m:t>
-              </m:r>
-              <m:r>
-                <w:rPr>
-                  <w:rFonts w:ascii="Cambria Math" w:hAnsi="Cambria Math"/>
-                  <w:sz w:val="24"/>
-                  <w:szCs w:val="24"/>
-                </w:rPr>
-                <m:t xml:space="preserve">+</m:t>
-              </m:r>
-              <m:r>
-                <w:rPr>
-                  <w:rFonts w:ascii="Cambria Math" w:hAnsi="Cambria Math"/>
-                  <w:sz w:val="24"/>
-                  <w:szCs w:val="24"/>
-                </w:rPr>
-                <m:t xml:space="preserve">t</m:t>
-              </m:r>
-            </m:sub>
-            <m:sup>
-              <m:r>
-                <w:rPr>
-                  <w:rFonts w:ascii="Cambria Math" w:hAnsi="Cambria Math"/>
-                  <w:sz w:val="24"/>
-                  <w:szCs w:val="24"/>
-                </w:rPr>
-                <m:t xml:space="preserve">(</m:t>
-              </m:r>
-              <m:r>
-                <w:rPr>
-                  <w:rFonts w:ascii="Cambria Math" w:hAnsi="Cambria Math"/>
-                  <w:sz w:val="24"/>
-                  <w:szCs w:val="24"/>
-                </w:rPr>
-                <m:t xml:space="preserve">1</m:t>
-              </m:r>
-              <m:r>
-                <w:rPr>
-                  <w:rFonts w:ascii="Cambria Math" w:hAnsi="Cambria Math"/>
-                  <w:sz w:val="24"/>
-                  <w:szCs w:val="24"/>
-                </w:rPr>
-                <m:t xml:space="preserve">)</m:t>
-              </m:r>
-            </m:sup>
-          </m:sSubSup>
-          <m:r>
-            <w:rPr>
-              <w:rFonts w:ascii="Cambria Math" w:hAnsi="Cambria Math"/>
-              <w:sz w:val="24"/>
-              <w:szCs w:val="24"/>
-            </w:rPr>
-            <m:t xml:space="preserve">·</m:t>
-          </m:r>
-          <m:sSup>
-            <m:e>
-              <m:r>
-                <w:rPr>
-                  <w:rFonts w:ascii="Cambria Math" w:hAnsi="Cambria Math"/>
-                  <w:sz w:val="24"/>
-                  <w:szCs w:val="24"/>
-                </w:rPr>
-                <m:t xml:space="preserve">v</m:t>
-              </m:r>
-            </m:e>
-            <m:sup>
-              <m:r>
-                <w:rPr>
-                  <w:rFonts w:ascii="Cambria Math" w:hAnsi="Cambria Math"/>
-                  <w:sz w:val="24"/>
-                  <w:szCs w:val="24"/>
-                </w:rPr>
-                <m:t xml:space="preserve">t</m:t>
-              </m:r>
-            </m:sup>
-          </m:sSup>
-        </m:oMath>
-      </m:oMathPara>
-    </w:p>
-    <w:p>
-      <w:pPr>
-        <w:pStyle w:val="Formula"/>
-      </w:pPr>
-      <m:oMathPara>
-        <m:oMathParaPr>
-          <m:jc m:val="left"/>
-        </m:oMathParaPr>
-        <m:oMath>
-          <m:sSubSup>
-            <m:e>
-              <m:r>
-                <w:rPr>
-                  <w:rFonts w:ascii="Cambria Math" w:hAnsi="Cambria Math"/>
-                  <w:sz w:val="24"/>
-                  <w:szCs w:val="24"/>
-                </w:rPr>
-                <m:t xml:space="preserve">N</m:t>
-              </m:r>
-            </m:e>
-            <m:sub>
-              <m:r>
-                <w:rPr>
-                  <w:rFonts w:ascii="Cambria Math" w:hAnsi="Cambria Math"/>
-                  <w:sz w:val="24"/>
-                  <w:szCs w:val="24"/>
-                </w:rPr>
-                <m:t xml:space="preserve">x</m:t>
-              </m:r>
-              <m:r>
-                <w:rPr>
-                  <w:rFonts w:ascii="Cambria Math" w:hAnsi="Cambria Math"/>
-                  <w:sz w:val="24"/>
-                  <w:szCs w:val="24"/>
-                </w:rPr>
-                <m:t xml:space="preserve">+</m:t>
-              </m:r>
-              <m:r>
-                <w:rPr>
-                  <w:rFonts w:ascii="Cambria Math" w:hAnsi="Cambria Math"/>
-                  <w:sz w:val="24"/>
-                  <w:szCs w:val="24"/>
-                </w:rPr>
-                <m:t xml:space="preserve">t</m:t>
-              </m:r>
-            </m:sub>
-            <m:sup>
-              <m:r>
-                <w:rPr>
-                  <w:rFonts w:ascii="Cambria Math" w:hAnsi="Cambria Math"/>
-                  <w:sz w:val="24"/>
-                  <w:szCs w:val="24"/>
-                </w:rPr>
-                <m:t xml:space="preserve">(</m:t>
-              </m:r>
-              <m:r>
-                <w:rPr>
-                  <w:rFonts w:ascii="Cambria Math" w:hAnsi="Cambria Math"/>
-                  <w:sz w:val="24"/>
-                  <w:szCs w:val="24"/>
-                </w:rPr>
-                <m:t xml:space="preserve">1</m:t>
-              </m:r>
-              <m:r>
-                <w:rPr>
-                  <w:rFonts w:ascii="Cambria Math" w:hAnsi="Cambria Math"/>
-                  <w:sz w:val="24"/>
-                  <w:szCs w:val="24"/>
-                </w:rPr>
-                <m:t xml:space="preserve">)</m:t>
-              </m:r>
-            </m:sup>
-          </m:sSubSup>
-          <m:r>
-            <w:rPr>
-              <w:rFonts w:ascii="Cambria Math" w:hAnsi="Cambria Math"/>
-              <w:sz w:val="24"/>
-              <w:szCs w:val="24"/>
-            </w:rPr>
-            <m:t xml:space="preserve"> = </m:t>
-          </m:r>
-          <m:sSub>
-            <m:e>
-              <m:r>
-                <w:rPr>
-                  <w:rFonts w:ascii="Cambria Math" w:hAnsi="Cambria Math"/>
-                  <w:sz w:val="24"/>
-                  <w:szCs w:val="24"/>
-                </w:rPr>
-                <m:t xml:space="preserve">Σ</m:t>
-              </m:r>
-            </m:e>
-            <m:sub>
-              <m:r>
-                <w:rPr>
-                  <w:rFonts w:ascii="Cambria Math" w:hAnsi="Cambria Math"/>
-                  <w:sz w:val="24"/>
-                  <w:szCs w:val="24"/>
-                </w:rPr>
-                <m:t xml:space="preserve">u</m:t>
-              </m:r>
-              <m:r>
-                <w:rPr>
-                  <w:rFonts w:ascii="Cambria Math" w:hAnsi="Cambria Math"/>
-                  <w:sz w:val="24"/>
-                  <w:szCs w:val="24"/>
-                </w:rPr>
-                <m:t xml:space="preserve">≥</m:t>
-              </m:r>
-              <m:r>
-                <w:rPr>
-                  <w:rFonts w:ascii="Cambria Math" w:hAnsi="Cambria Math"/>
-                  <w:sz w:val="24"/>
-                  <w:szCs w:val="24"/>
-                </w:rPr>
-                <m:t xml:space="preserve">t</m:t>
-              </m:r>
-            </m:sub>
-          </m:sSub>
-          <m:r>
-            <w:rPr>
-              <w:rFonts w:ascii="Cambria Math" w:hAnsi="Cambria Math"/>
-              <w:sz w:val="24"/>
-              <w:szCs w:val="24"/>
-            </w:rPr>
-            <m:t xml:space="preserve"> </m:t>
-          </m:r>
-          <m:sSubSup>
-            <m:e>
-              <m:r>
-                <w:rPr>
-                  <w:rFonts w:ascii="Cambria Math" w:hAnsi="Cambria Math"/>
-                  <w:sz w:val="24"/>
-                  <w:szCs w:val="24"/>
-                </w:rPr>
-                <m:t xml:space="preserve">D</m:t>
-              </m:r>
-            </m:e>
-            <m:sub>
-              <m:r>
-                <w:rPr>
-                  <w:rFonts w:ascii="Cambria Math" w:hAnsi="Cambria Math"/>
-                  <w:sz w:val="24"/>
-                  <w:szCs w:val="24"/>
-                </w:rPr>
-                <m:t xml:space="preserve">x</m:t>
-              </m:r>
-              <m:r>
-                <w:rPr>
-                  <w:rFonts w:ascii="Cambria Math" w:hAnsi="Cambria Math"/>
-                  <w:sz w:val="24"/>
-                  <w:szCs w:val="24"/>
-                </w:rPr>
-                <m:t xml:space="preserve">+</m:t>
-              </m:r>
-              <m:r>
-                <w:rPr>
-                  <w:rFonts w:ascii="Cambria Math" w:hAnsi="Cambria Math"/>
-                  <w:sz w:val="24"/>
-                  <w:szCs w:val="24"/>
-                </w:rPr>
-                <m:t xml:space="preserve">u</m:t>
-              </m:r>
-            </m:sub>
-            <m:sup>
-              <m:r>
-                <w:rPr>
-                  <w:rFonts w:ascii="Cambria Math" w:hAnsi="Cambria Math"/>
-                  <w:sz w:val="24"/>
-                  <w:szCs w:val="24"/>
-                </w:rPr>
-                <m:t xml:space="preserve">(</m:t>
-              </m:r>
-              <m:r>
-                <w:rPr>
-                  <w:rFonts w:ascii="Cambria Math" w:hAnsi="Cambria Math"/>
-                  <w:sz w:val="24"/>
-                  <w:szCs w:val="24"/>
-                </w:rPr>
-                <m:t xml:space="preserve">1</m:t>
-              </m:r>
-              <m:r>
-                <w:rPr>
-                  <w:rFonts w:ascii="Cambria Math" w:hAnsi="Cambria Math"/>
-                  <w:sz w:val="24"/>
-                  <w:szCs w:val="24"/>
-                </w:rPr>
-                <m:t xml:space="preserve">)</m:t>
-              </m:r>
-            </m:sup>
-          </m:sSubSup>
-        </m:oMath>
-      </m:oMathPara>
-    </w:p>
-    <w:p>
-      <w:pPr>
-        <w:pStyle w:val="Note"/>
-      </w:pPr>
-      <w:r>
-        <w:t xml:space="preserve">※ 사망·80% 이상 장해 보험금이 이 lx 를 쓴다. 주계약의 보험료 납입기수(N*)에 쓴다.</w:t>
-      </w:r>
-    </w:p>
-    <w:p>
-      <w:pPr>
-        <w:pStyle w:val="Heading2"/>
-      </w:pPr>
-      <w:r>
-        <w:t xml:space="preserve">라. 보험금</w:t>
+        <w:t xml:space="preserve"> — 사망 아닌 유지자</w:t>
       </w:r>
     </w:p>
     <w:tbl>
@@ -3516,7 +2673,7 @@
               <w:rPr>
                 <w:b/>
               </w:rPr>
-              <w:t xml:space="preserve">담보</w:t>
+              <w:t xml:space="preserve">구분</w:t>
             </w:r>
           </w:p>
         </w:tc>
@@ -3533,7 +2690,7 @@
               <w:rPr>
                 <w:b/>
               </w:rPr>
-              <w:t xml:space="preserve">사망·80% 이상 장해</w:t>
+              <w:t xml:space="preserve">식</w:t>
             </w:r>
           </w:p>
         </w:tc>
@@ -3548,20 +2705,26 @@
               <w:spacing w:before="30" w:after="30"/>
             </w:pPr>
             <w:r>
-              <w:t xml:space="preserve">급부 유형</w:t>
-            </w:r>
-          </w:p>
-        </w:tc>
-        <w:tc>
-          <w:tcPr>
-            <w:tcW w:w="0" w:type="auto"/>
-          </w:tcPr>
-          <w:p>
-            <w:pPr>
-              <w:spacing w:before="30" w:after="30"/>
-            </w:pPr>
-            <w:r>
-              <w:t xml:space="preserve">사망</w:t>
+              <w:t xml:space="preserve">대상 위험률</w:t>
+            </w:r>
+          </w:p>
+        </w:tc>
+        <w:tc>
+          <w:tcPr>
+            <w:tcW w:w="0" w:type="auto"/>
+          </w:tcPr>
+          <w:p>
+            <w:pPr>
+              <w:spacing w:before="30" w:after="30"/>
+            </w:pPr>
+            <w:r>
+              <w:t xml:space="preserve">q</w:t>
+            </w:r>
+            <w:r>
+              <w:rPr>
+                <w:vertAlign w:val="subscript"/>
+              </w:rPr>
+              <w:t xml:space="preserve">x+t</w:t>
             </w:r>
           </w:p>
         </w:tc>
@@ -3576,20 +2739,65 @@
               <w:spacing w:before="30" w:after="30"/>
             </w:pPr>
             <w:r>
-              <w:t xml:space="preserve">보험기간</w:t>
-            </w:r>
-          </w:p>
-        </w:tc>
-        <w:tc>
-          <w:tcPr>
-            <w:tcW w:w="0" w:type="auto"/>
-          </w:tcPr>
-          <w:p>
-            <w:pPr>
-              <w:spacing w:before="30" w:after="30"/>
-            </w:pPr>
-            <w:r>
-              <w:t xml:space="preserve">종신 (110세)</w:t>
+              <w:t xml:space="preserve">계산기수</w:t>
+            </w:r>
+          </w:p>
+        </w:tc>
+        <w:tc>
+          <w:tcPr>
+            <w:tcW w:w="0" w:type="auto"/>
+          </w:tcPr>
+          <w:p>
+            <w:pPr>
+              <w:spacing w:before="30" w:after="30"/>
+            </w:pPr>
+            <w:r>
+              <w:t xml:space="preserve">l</w:t>
+            </w:r>
+            <w:r>
+              <w:rPr>
+                <w:vertAlign w:val="superscript"/>
+              </w:rPr>
+              <w:t xml:space="preserve">(2)</w:t>
+            </w:r>
+            <w:r>
+              <w:rPr>
+                <w:vertAlign w:val="subscript"/>
+              </w:rPr>
+              <w:t xml:space="preserve">x+t+1</w:t>
+            </w:r>
+            <w:r>
+              <w:t xml:space="preserve"> = </w:t>
+            </w:r>
+            <w:r>
+              <w:t xml:space="preserve">l</w:t>
+            </w:r>
+            <w:r>
+              <w:rPr>
+                <w:vertAlign w:val="superscript"/>
+              </w:rPr>
+              <w:t xml:space="preserve">(2)</w:t>
+            </w:r>
+            <w:r>
+              <w:rPr>
+                <w:vertAlign w:val="subscript"/>
+              </w:rPr>
+              <w:t xml:space="preserve">x+t</w:t>
+            </w:r>
+            <w:r>
+              <w:t xml:space="preserve"> × ( 1 − </w:t>
+            </w:r>
+            <w:r>
+              <w:t xml:space="preserve">q</w:t>
+            </w:r>
+            <w:r>
+              <w:rPr>
+                <w:vertAlign w:val="subscript"/>
+              </w:rPr>
+              <w:t xml:space="preserve">x+t</w:t>
+            </w:r>
+            <w:r>
+              <w:t xml:space="preserve"> )</w:t>
             </w:r>
           </w:p>
         </w:tc>
@@ -3604,132 +2812,92 @@
               <w:spacing w:before="30" w:after="30"/>
             </w:pPr>
             <w:r>
-              <w:t xml:space="preserve">보장금액</w:t>
-            </w:r>
-          </w:p>
-        </w:tc>
-        <w:tc>
-          <w:tcPr>
-            <w:tcW w:w="0" w:type="auto"/>
-          </w:tcPr>
-          <w:p>
-            <w:pPr>
-              <w:spacing w:before="30" w:after="30"/>
-            </w:pPr>
-            <w:r>
-              <w:t xml:space="preserve">가입금액의 1배</w:t>
-            </w:r>
-          </w:p>
-        </w:tc>
-      </w:tr>
-      <w:tr>
-        <w:tc>
-          <w:tcPr>
-            <w:tcW w:w="0" w:type="auto"/>
-          </w:tcPr>
-          <w:p>
-            <w:pPr>
-              <w:spacing w:before="30" w:after="30"/>
-            </w:pPr>
-            <w:r>
-              <w:t xml:space="preserve">면책·삭감</w:t>
-            </w:r>
-          </w:p>
-        </w:tc>
-        <w:tc>
-          <w:tcPr>
-            <w:tcW w:w="0" w:type="auto"/>
-          </w:tcPr>
-          <w:p>
-            <w:pPr>
-              <w:spacing w:before="30" w:after="30"/>
-            </w:pPr>
-            <w:r>
-              <w:t xml:space="preserve">없음</w:t>
-            </w:r>
-          </w:p>
-        </w:tc>
-      </w:tr>
-      <w:tr>
-        <w:tc>
-          <w:tcPr>
-            <w:tcW w:w="0" w:type="auto"/>
-          </w:tcPr>
-          <w:p>
-            <w:pPr>
-              <w:spacing w:before="30" w:after="30"/>
-            </w:pPr>
-            <w:r>
-              <w:t xml:space="preserve">생존자</w:t>
-            </w:r>
-          </w:p>
-        </w:tc>
-        <w:tc>
-          <w:tcPr>
-            <w:tcW w:w="0" w:type="auto"/>
-          </w:tcPr>
-          <w:p>
-            <w:pPr>
-              <w:spacing w:before="30" w:after="30"/>
-            </w:pPr>
-            <w:r>
-              <w:t xml:space="preserve">lx(1) — 생존자(사망X, 80% 이상 장해X)</w:t>
-            </w:r>
-          </w:p>
-        </w:tc>
-      </w:tr>
-      <w:tr>
-        <w:tc>
-          <w:tcPr>
-            <w:tcW w:w="0" w:type="auto"/>
-          </w:tcPr>
-          <w:p>
-            <w:pPr>
-              <w:spacing w:before="30" w:after="30"/>
-            </w:pPr>
-            <w:r>
-              <w:t xml:space="preserve">급부 위험률</w:t>
-            </w:r>
-          </w:p>
-        </w:tc>
-        <w:tc>
-          <w:tcPr>
-            <w:tcW w:w="0" w:type="auto"/>
-          </w:tcPr>
-          <w:p>
-            <w:pPr>
-              <w:spacing w:before="30" w:after="30"/>
-            </w:pPr>
-            <w:r>
-              <w:t xml:space="preserve">탈퇴 사유 전부 — 결합 Q (사망률 및 80% 이상 장해율)</w:t>
-            </w:r>
-          </w:p>
-        </w:tc>
-      </w:tr>
-      <w:tr>
-        <w:tc>
-          <w:tcPr>
-            <w:tcW w:w="0" w:type="auto"/>
-          </w:tcPr>
-          <w:p>
-            <w:pPr>
-              <w:spacing w:before="30" w:after="30"/>
-            </w:pPr>
-            <w:r>
-              <w:t xml:space="preserve">계산기수</w:t>
-            </w:r>
-          </w:p>
-        </w:tc>
-        <w:tc>
-          <w:tcPr>
-            <w:tcW w:w="0" w:type="auto"/>
-          </w:tcPr>
-          <w:p>
-            <w:pPr>
-              <w:spacing w:before="30" w:after="30"/>
-            </w:pPr>
-            <w:r>
-              <w:t xml:space="preserve">Cx · Mx</w:t>
+              <w:t xml:space="preserve">현가누계</w:t>
+            </w:r>
+          </w:p>
+        </w:tc>
+        <w:tc>
+          <w:tcPr>
+            <w:tcW w:w="0" w:type="auto"/>
+          </w:tcPr>
+          <w:p>
+            <w:pPr>
+              <w:spacing w:before="30" w:after="30"/>
+            </w:pPr>
+            <w:r>
+              <w:t xml:space="preserve">D′</w:t>
+            </w:r>
+            <w:r>
+              <w:rPr>
+                <w:vertAlign w:val="subscript"/>
+              </w:rPr>
+              <w:t xml:space="preserve">x+t</w:t>
+            </w:r>
+            <w:r>
+              <w:t xml:space="preserve"> = </w:t>
+            </w:r>
+            <w:r>
+              <w:t xml:space="preserve">l</w:t>
+            </w:r>
+            <w:r>
+              <w:rPr>
+                <w:vertAlign w:val="superscript"/>
+              </w:rPr>
+              <w:t xml:space="preserve">(2)</w:t>
+            </w:r>
+            <w:r>
+              <w:rPr>
+                <w:vertAlign w:val="subscript"/>
+              </w:rPr>
+              <w:t xml:space="preserve">x+t</w:t>
+            </w:r>
+            <w:r>
+              <w:t xml:space="preserve">·</w:t>
+            </w:r>
+            <w:r>
+              <w:t xml:space="preserve">v</w:t>
+            </w:r>
+            <w:r>
+              <w:rPr>
+                <w:vertAlign w:val="superscript"/>
+              </w:rPr>
+              <w:t xml:space="preserve">t</w:t>
+            </w:r>
+            <w:r>
+              <w:t xml:space="preserve"> · </w:t>
+            </w:r>
+            <w:r>
+              <w:t xml:space="preserve">N′</w:t>
+            </w:r>
+            <w:r>
+              <w:rPr>
+                <w:vertAlign w:val="subscript"/>
+              </w:rPr>
+              <w:t xml:space="preserve">x+t</w:t>
+            </w:r>
+            <w:r>
+              <w:t xml:space="preserve"> = </w:t>
+            </w:r>
+            <w:r>
+              <w:t xml:space="preserve">Σ</w:t>
+            </w:r>
+            <w:r>
+              <w:rPr>
+                <w:vertAlign w:val="subscript"/>
+              </w:rPr>
+              <w:t xml:space="preserve">u≥t</w:t>
+            </w:r>
+            <w:r>
+              <w:t xml:space="preserve"> </w:t>
+            </w:r>
+            <w:r>
+              <w:t xml:space="preserve">D′</w:t>
+            </w:r>
+            <w:r>
+              <w:rPr>
+                <w:vertAlign w:val="subscript"/>
+              </w:rPr>
+              <w:t xml:space="preserve">x+u</w:t>
             </w:r>
           </w:p>
         </w:tc>
@@ -3738,18 +2906,485 @@
     <w:p/>
     <w:p>
       <w:pPr>
-        <w:pStyle w:val="FormulaLabel"/>
+        <w:pStyle w:val="Heading2"/>
       </w:pPr>
       <w:r>
-        <w:t xml:space="preserve">[식] 보험금 — 사망·80% 이상 장해</w:t>
+        <w:t xml:space="preserve">라. 보험금</w:t>
       </w:r>
     </w:p>
+    <w:p>
+      <w:r>
+        <w:t xml:space="preserve">(1) 사망</w:t>
+      </w:r>
+    </w:p>
+    <w:tbl>
+      <w:tblPr>
+        <w:tblW w:w="5000" w:type="pct"/>
+        <w:tblBorders>
+          <w:top w:val="single" w:sz="4" w:space="0" w:color="A0A0A0"/>
+          <w:left w:val="single" w:sz="4" w:space="0" w:color="A0A0A0"/>
+          <w:bottom w:val="single" w:sz="4" w:space="0" w:color="A0A0A0"/>
+          <w:right w:val="single" w:sz="4" w:space="0" w:color="A0A0A0"/>
+          <w:insideH w:val="single" w:sz="4" w:space="0" w:color="A0A0A0"/>
+          <w:insideV w:val="single" w:sz="4" w:space="0" w:color="A0A0A0"/>
+        </w:tblBorders>
+        <w:tblCellMar>
+          <w:left w:w="140" w:type="dxa"/>
+          <w:right w:w="180" w:type="dxa"/>
+        </w:tblCellMar>
+      </w:tblPr>
+      <w:tblGrid>
+        <w:gridCol w:w="2940"/>
+        <w:gridCol w:w="6860"/>
+      </w:tblGrid>
+      <w:tr>
+        <w:trPr>
+          <w:tblHeader/>
+        </w:trPr>
+        <w:tc>
+          <w:tcPr>
+            <w:tcW w:w="0" w:type="auto"/>
+            <w:shd w:val="clear" w:color="auto" w:fill="EEF1F5"/>
+          </w:tcPr>
+          <w:p>
+            <w:pPr>
+              <w:spacing w:before="30" w:after="30"/>
+            </w:pPr>
+            <w:r>
+              <w:rPr>
+                <w:b/>
+              </w:rPr>
+              <w:t xml:space="preserve">구분</w:t>
+            </w:r>
+          </w:p>
+        </w:tc>
+        <w:tc>
+          <w:tcPr>
+            <w:tcW w:w="0" w:type="auto"/>
+            <w:shd w:val="clear" w:color="auto" w:fill="EEF1F5"/>
+          </w:tcPr>
+          <w:p>
+            <w:pPr>
+              <w:spacing w:before="30" w:after="30"/>
+            </w:pPr>
+            <w:r>
+              <w:rPr>
+                <w:b/>
+              </w:rPr>
+              <w:t xml:space="preserve">식</w:t>
+            </w:r>
+          </w:p>
+        </w:tc>
+      </w:tr>
+      <w:tr>
+        <w:tc>
+          <w:tcPr>
+            <w:tcW w:w="0" w:type="auto"/>
+          </w:tcPr>
+          <w:p>
+            <w:pPr>
+              <w:spacing w:before="30" w:after="30"/>
+            </w:pPr>
+            <w:r>
+              <w:t xml:space="preserve">대상자수</w:t>
+            </w:r>
+          </w:p>
+        </w:tc>
+        <w:tc>
+          <w:tcPr>
+            <w:tcW w:w="0" w:type="auto"/>
+          </w:tcPr>
+          <w:p>
+            <w:pPr>
+              <w:spacing w:before="30" w:after="30"/>
+            </w:pPr>
+            <w:r>
+              <w:t xml:space="preserve">l</w:t>
+            </w:r>
+            <w:r>
+              <w:rPr>
+                <w:vertAlign w:val="superscript"/>
+              </w:rPr>
+              <w:t xml:space="preserve">(2)</w:t>
+            </w:r>
+            <w:r>
+              <w:rPr>
+                <w:vertAlign w:val="subscript"/>
+              </w:rPr>
+              <w:t xml:space="preserve">x+t</w:t>
+            </w:r>
+          </w:p>
+        </w:tc>
+      </w:tr>
+      <w:tr>
+        <w:tc>
+          <w:tcPr>
+            <w:tcW w:w="0" w:type="auto"/>
+          </w:tcPr>
+          <w:p>
+            <w:pPr>
+              <w:spacing w:before="30" w:after="30"/>
+            </w:pPr>
+            <w:r>
+              <w:t xml:space="preserve">계산기수</w:t>
+            </w:r>
+          </w:p>
+        </w:tc>
+        <w:tc>
+          <w:tcPr>
+            <w:tcW w:w="0" w:type="auto"/>
+          </w:tcPr>
+          <w:p>
+            <w:pPr>
+              <w:spacing w:before="30" w:after="30"/>
+            </w:pPr>
+            <w:r>
+              <w:t xml:space="preserve">d</w:t>
+            </w:r>
+            <w:r>
+              <w:rPr>
+                <w:vertAlign w:val="superscript"/>
+              </w:rPr>
+              <w:t xml:space="preserve">(2)</w:t>
+            </w:r>
+            <w:r>
+              <w:rPr>
+                <w:vertAlign w:val="subscript"/>
+              </w:rPr>
+              <w:t xml:space="preserve">x+t</w:t>
+            </w:r>
+            <w:r>
+              <w:t xml:space="preserve"> = </w:t>
+            </w:r>
+            <w:r>
+              <w:t xml:space="preserve">l</w:t>
+            </w:r>
+            <w:r>
+              <w:rPr>
+                <w:vertAlign w:val="superscript"/>
+              </w:rPr>
+              <w:t xml:space="preserve">(2)</w:t>
+            </w:r>
+            <w:r>
+              <w:rPr>
+                <w:vertAlign w:val="subscript"/>
+              </w:rPr>
+              <w:t xml:space="preserve">x+t</w:t>
+            </w:r>
+            <w:r>
+              <w:t xml:space="preserve"> × </w:t>
+            </w:r>
+            <w:r>
+              <w:t xml:space="preserve">q</w:t>
+            </w:r>
+            <w:r>
+              <w:rPr>
+                <w:vertAlign w:val="subscript"/>
+              </w:rPr>
+              <w:t xml:space="preserve">x+t</w:t>
+            </w:r>
+          </w:p>
+        </w:tc>
+      </w:tr>
+      <w:tr>
+        <w:tc>
+          <w:tcPr>
+            <w:tcW w:w="0" w:type="auto"/>
+          </w:tcPr>
+          <w:p>
+            <w:pPr>
+              <w:spacing w:before="30" w:after="30"/>
+            </w:pPr>
+            <w:r>
+              <w:t xml:space="preserve">계산기수</w:t>
+            </w:r>
+          </w:p>
+        </w:tc>
+        <w:tc>
+          <w:tcPr>
+            <w:tcW w:w="0" w:type="auto"/>
+          </w:tcPr>
+          <w:p>
+            <w:pPr>
+              <w:spacing w:before="30" w:after="30"/>
+            </w:pPr>
+            <w:r>
+              <w:t xml:space="preserve">C</w:t>
+            </w:r>
+            <w:r>
+              <w:rPr>
+                <w:vertAlign w:val="subscript"/>
+              </w:rPr>
+              <w:t xml:space="preserve">x+t</w:t>
+            </w:r>
+            <w:r>
+              <w:t xml:space="preserve"> = </w:t>
+            </w:r>
+            <w:r>
+              <w:t xml:space="preserve">d</w:t>
+            </w:r>
+            <w:r>
+              <w:rPr>
+                <w:vertAlign w:val="superscript"/>
+              </w:rPr>
+              <w:t xml:space="preserve">(2)</w:t>
+            </w:r>
+            <w:r>
+              <w:rPr>
+                <w:vertAlign w:val="subscript"/>
+              </w:rPr>
+              <w:t xml:space="preserve">x+t</w:t>
+            </w:r>
+            <w:r>
+              <w:t xml:space="preserve"> × </w:t>
+            </w:r>
+            <w:r>
+              <w:t xml:space="preserve">v</w:t>
+            </w:r>
+            <w:r>
+              <w:rPr>
+                <w:vertAlign w:val="superscript"/>
+              </w:rPr>
+              <w:t xml:space="preserve">t+½</w:t>
+            </w:r>
+            <w:r>
+              <w:t xml:space="preserve"> · </w:t>
+            </w:r>
+            <w:r>
+              <w:t xml:space="preserve">M</w:t>
+            </w:r>
+            <w:r>
+              <w:rPr>
+                <w:vertAlign w:val="subscript"/>
+              </w:rPr>
+              <w:t xml:space="preserve">x+t</w:t>
+            </w:r>
+            <w:r>
+              <w:t xml:space="preserve"> = </w:t>
+            </w:r>
+            <w:r>
+              <w:t xml:space="preserve">Σ</w:t>
+            </w:r>
+            <w:r>
+              <w:rPr>
+                <w:vertAlign w:val="subscript"/>
+              </w:rPr>
+              <w:t xml:space="preserve">u≥t</w:t>
+            </w:r>
+            <w:r>
+              <w:t xml:space="preserve"> </w:t>
+            </w:r>
+            <w:r>
+              <w:t xml:space="preserve">C</w:t>
+            </w:r>
+            <w:r>
+              <w:rPr>
+                <w:vertAlign w:val="subscript"/>
+              </w:rPr>
+              <w:t xml:space="preserve">x+u</w:t>
+            </w:r>
+          </w:p>
+        </w:tc>
+      </w:tr>
+    </w:tbl>
+    <w:p/>
+    <w:p>
+      <w:pPr>
+        <w:pStyle w:val="Heading2"/>
+      </w:pPr>
+      <w:r>
+        <w:t xml:space="preserve">마. 보장</w:t>
+      </w:r>
+    </w:p>
+    <w:tbl>
+      <w:tblPr>
+        <w:tblW w:w="5000" w:type="pct"/>
+        <w:tblBorders>
+          <w:top w:val="single" w:sz="4" w:space="0" w:color="A0A0A0"/>
+          <w:left w:val="single" w:sz="4" w:space="0" w:color="A0A0A0"/>
+          <w:bottom w:val="single" w:sz="4" w:space="0" w:color="A0A0A0"/>
+          <w:right w:val="single" w:sz="4" w:space="0" w:color="A0A0A0"/>
+          <w:insideH w:val="single" w:sz="4" w:space="0" w:color="A0A0A0"/>
+          <w:insideV w:val="single" w:sz="4" w:space="0" w:color="A0A0A0"/>
+        </w:tblBorders>
+        <w:tblCellMar>
+          <w:left w:w="140" w:type="dxa"/>
+          <w:right w:w="180" w:type="dxa"/>
+        </w:tblCellMar>
+      </w:tblPr>
+      <w:tblGrid>
+        <w:gridCol w:w="1960"/>
+        <w:gridCol w:w="1960"/>
+        <w:gridCol w:w="1960"/>
+        <w:gridCol w:w="1960"/>
+        <w:gridCol w:w="1960"/>
+      </w:tblGrid>
+      <w:tr>
+        <w:trPr>
+          <w:tblHeader/>
+        </w:trPr>
+        <w:tc>
+          <w:tcPr>
+            <w:tcW w:w="0" w:type="auto"/>
+            <w:shd w:val="clear" w:color="auto" w:fill="EEF1F5"/>
+          </w:tcPr>
+          <w:p>
+            <w:pPr>
+              <w:spacing w:before="30" w:after="30"/>
+            </w:pPr>
+            <w:r>
+              <w:rPr>
+                <w:b/>
+              </w:rPr>
+              <w:t xml:space="preserve">구분</w:t>
+            </w:r>
+          </w:p>
+        </w:tc>
+        <w:tc>
+          <w:tcPr>
+            <w:tcW w:w="0" w:type="auto"/>
+            <w:shd w:val="clear" w:color="auto" w:fill="EEF1F5"/>
+          </w:tcPr>
+          <w:p>
+            <w:pPr>
+              <w:spacing w:before="30" w:after="30"/>
+            </w:pPr>
+            <w:r>
+              <w:rPr>
+                <w:b/>
+              </w:rPr>
+              <w:t xml:space="preserve">보장금액 배수</w:t>
+            </w:r>
+          </w:p>
+        </w:tc>
+        <w:tc>
+          <w:tcPr>
+            <w:tcW w:w="0" w:type="auto"/>
+            <w:shd w:val="clear" w:color="auto" w:fill="EEF1F5"/>
+          </w:tcPr>
+          <w:p>
+            <w:pPr>
+              <w:spacing w:before="30" w:after="30"/>
+            </w:pPr>
+            <w:r>
+              <w:rPr>
+                <w:b/>
+              </w:rPr>
+              <w:t xml:space="preserve">면책</w:t>
+            </w:r>
+          </w:p>
+        </w:tc>
+        <w:tc>
+          <w:tcPr>
+            <w:tcW w:w="0" w:type="auto"/>
+            <w:shd w:val="clear" w:color="auto" w:fill="EEF1F5"/>
+          </w:tcPr>
+          <w:p>
+            <w:pPr>
+              <w:spacing w:before="30" w:after="30"/>
+            </w:pPr>
+            <w:r>
+              <w:rPr>
+                <w:b/>
+              </w:rPr>
+              <w:t xml:space="preserve">삭감기간</w:t>
+            </w:r>
+          </w:p>
+        </w:tc>
+        <w:tc>
+          <w:tcPr>
+            <w:tcW w:w="0" w:type="auto"/>
+            <w:shd w:val="clear" w:color="auto" w:fill="EEF1F5"/>
+          </w:tcPr>
+          <w:p>
+            <w:pPr>
+              <w:spacing w:before="30" w:after="30"/>
+            </w:pPr>
+            <w:r>
+              <w:rPr>
+                <w:b/>
+              </w:rPr>
+              <w:t xml:space="preserve">삭감 시 지급률</w:t>
+            </w:r>
+          </w:p>
+        </w:tc>
+      </w:tr>
+      <w:tr>
+        <w:tc>
+          <w:tcPr>
+            <w:tcW w:w="0" w:type="auto"/>
+          </w:tcPr>
+          <w:p>
+            <w:pPr>
+              <w:spacing w:before="30" w:after="30"/>
+            </w:pPr>
+            <w:r>
+              <w:t xml:space="preserve">사망</w:t>
+            </w:r>
+          </w:p>
+        </w:tc>
+        <w:tc>
+          <w:tcPr>
+            <w:tcW w:w="0" w:type="auto"/>
+          </w:tcPr>
+          <w:p>
+            <w:pPr>
+              <w:spacing w:before="30" w:after="30"/>
+              <w:jc w:val="center"/>
+            </w:pPr>
+            <w:r>
+              <w:t xml:space="preserve">1</w:t>
+            </w:r>
+          </w:p>
+        </w:tc>
+        <w:tc>
+          <w:tcPr>
+            <w:tcW w:w="0" w:type="auto"/>
+          </w:tcPr>
+          <w:p>
+            <w:pPr>
+              <w:spacing w:before="30" w:after="30"/>
+            </w:pPr>
+            <w:r>
+              <w:t xml:space="preserve">없음</w:t>
+            </w:r>
+          </w:p>
+        </w:tc>
+        <w:tc>
+          <w:tcPr>
+            <w:tcW w:w="0" w:type="auto"/>
+          </w:tcPr>
+          <w:p>
+            <w:pPr>
+              <w:spacing w:before="30" w:after="30"/>
+            </w:pPr>
+            <w:r>
+              <w:t xml:space="preserve">—</w:t>
+            </w:r>
+          </w:p>
+        </w:tc>
+        <w:tc>
+          <w:tcPr>
+            <w:tcW w:w="0" w:type="auto"/>
+          </w:tcPr>
+          <w:p>
+            <w:pPr>
+              <w:spacing w:before="30" w:after="30"/>
+            </w:pPr>
+            <w:r>
+              <w:t xml:space="preserve">—</w:t>
+            </w:r>
+          </w:p>
+        </w:tc>
+      </w:tr>
+    </w:tbl>
+    <w:p/>
     <w:p>
       <w:pPr>
         <w:pStyle w:val="FormulaText"/>
       </w:pPr>
       <w:r>
-        <w:t xml:space="preserve">생존자 — lx(1) 생존자(사망X, 80% 이상 장해X) 를 가져다 쓴다</w:t>
+        <w:t xml:space="preserve">사망</w:t>
       </w:r>
     </w:p>
     <w:p>
@@ -3769,7 +3404,7 @@
                   <w:sz w:val="24"/>
                   <w:szCs w:val="24"/>
                 </w:rPr>
-                <m:t xml:space="preserve">l</m:t>
+                <m:t xml:space="preserve">S</m:t>
               </m:r>
             </m:e>
             <m:sub>
@@ -3779,22 +3414,6 @@
                   <w:sz w:val="24"/>
                   <w:szCs w:val="24"/>
                 </w:rPr>
-                <m:t xml:space="preserve">x</m:t>
-              </m:r>
-              <m:r>
-                <w:rPr>
-                  <w:rFonts w:ascii="Cambria Math" w:hAnsi="Cambria Math"/>
-                  <w:sz w:val="24"/>
-                  <w:szCs w:val="24"/>
-                </w:rPr>
-                <m:t xml:space="preserve">+</m:t>
-              </m:r>
-              <m:r>
-                <w:rPr>
-                  <w:rFonts w:ascii="Cambria Math" w:hAnsi="Cambria Math"/>
-                  <w:sz w:val="24"/>
-                  <w:szCs w:val="24"/>
-                </w:rPr>
                 <m:t xml:space="preserve">t</m:t>
               </m:r>
             </m:sub>
@@ -3807,6 +3426,53 @@
             </w:rPr>
             <m:t xml:space="preserve"> = </m:t>
           </m:r>
+          <m:r>
+            <w:rPr>
+              <w:rFonts w:ascii="Cambria Math" w:hAnsi="Cambria Math"/>
+              <w:sz w:val="24"/>
+              <w:szCs w:val="24"/>
+            </w:rPr>
+            <m:t xml:space="preserve">1</m:t>
+          </m:r>
+        </m:oMath>
+      </m:oMathPara>
+    </w:p>
+    <w:p>
+      <w:pPr>
+        <w:pStyle w:val="FormulaText"/>
+      </w:pPr>
+      <w:r>
+        <w:t xml:space="preserve">보험금의 현가 — 보장마다</w:t>
+      </w:r>
+    </w:p>
+    <w:p>
+      <w:pPr>
+        <w:pStyle w:val="Formula"/>
+      </w:pPr>
+      <m:oMathPara>
+        <m:oMathParaPr>
+          <m:jc m:val="left"/>
+        </m:oMathParaPr>
+        <m:oMath>
+          <m:r>
+            <m:rPr>
+              <m:nor/>
+            </m:rPr>
+            <w:rPr>
+              <w:rFonts w:ascii="Cambria Math" w:hAnsi="Cambria Math"/>
+              <w:sz w:val="24"/>
+              <w:szCs w:val="24"/>
+            </w:rPr>
+            <m:t xml:space="preserve">PVB</m:t>
+          </m:r>
+          <m:r>
+            <w:rPr>
+              <w:rFonts w:ascii="Cambria Math" w:hAnsi="Cambria Math"/>
+              <w:sz w:val="24"/>
+              <w:szCs w:val="24"/>
+            </w:rPr>
+            <m:t xml:space="preserve"> = </m:t>
+          </m:r>
           <m:sSubSup>
             <m:e>
               <m:r>
@@ -3815,7 +3481,7 @@
                   <w:sz w:val="24"/>
                   <w:szCs w:val="24"/>
                 </w:rPr>
-                <m:t xml:space="preserve">l</m:t>
+                <m:t xml:space="preserve">Σ</m:t>
               </m:r>
             </m:e>
             <m:sub>
@@ -3825,23 +3491,23 @@
                   <w:sz w:val="24"/>
                   <w:szCs w:val="24"/>
                 </w:rPr>
-                <m:t xml:space="preserve">x</m:t>
-              </m:r>
-              <m:r>
-                <w:rPr>
-                  <w:rFonts w:ascii="Cambria Math" w:hAnsi="Cambria Math"/>
-                  <w:sz w:val="24"/>
-                  <w:szCs w:val="24"/>
-                </w:rPr>
-                <m:t xml:space="preserve">+</m:t>
-              </m:r>
-              <m:r>
-                <w:rPr>
-                  <w:rFonts w:ascii="Cambria Math" w:hAnsi="Cambria Math"/>
-                  <w:sz w:val="24"/>
-                  <w:szCs w:val="24"/>
-                </w:rPr>
-                <m:t xml:space="preserve">t</m:t>
+                <m:t xml:space="preserve">u</m:t>
+              </m:r>
+              <m:r>
+                <w:rPr>
+                  <w:rFonts w:ascii="Cambria Math" w:hAnsi="Cambria Math"/>
+                  <w:sz w:val="24"/>
+                  <w:szCs w:val="24"/>
+                </w:rPr>
+                <m:t xml:space="preserve">=</m:t>
+              </m:r>
+              <m:r>
+                <w:rPr>
+                  <w:rFonts w:ascii="Cambria Math" w:hAnsi="Cambria Math"/>
+                  <w:sz w:val="24"/>
+                  <w:szCs w:val="24"/>
+                </w:rPr>
+                <m:t xml:space="preserve">0</m:t>
               </m:r>
             </m:sub>
             <m:sup>
@@ -3851,7 +3517,15 @@
                   <w:sz w:val="24"/>
                   <w:szCs w:val="24"/>
                 </w:rPr>
-                <m:t xml:space="preserve">(</m:t>
+                <m:t xml:space="preserve">n</m:t>
+              </m:r>
+              <m:r>
+                <w:rPr>
+                  <w:rFonts w:ascii="Cambria Math" w:hAnsi="Cambria Math"/>
+                  <w:sz w:val="24"/>
+                  <w:szCs w:val="24"/>
+                </w:rPr>
+                <m:t xml:space="preserve">−</m:t>
               </m:r>
               <m:r>
                 <w:rPr>
@@ -3860,17 +3534,221 @@
                   <w:szCs w:val="24"/>
                 </w:rPr>
                 <m:t xml:space="preserve">1</m:t>
-              </m:r>
-              <m:r>
-                <w:rPr>
-                  <w:rFonts w:ascii="Cambria Math" w:hAnsi="Cambria Math"/>
-                  <w:sz w:val="24"/>
-                  <w:szCs w:val="24"/>
-                </w:rPr>
-                <m:t xml:space="preserve">)</m:t>
               </m:r>
             </m:sup>
           </m:sSubSup>
+          <m:r>
+            <w:rPr>
+              <w:rFonts w:ascii="Cambria Math" w:hAnsi="Cambria Math"/>
+              <w:sz w:val="24"/>
+              <w:szCs w:val="24"/>
+            </w:rPr>
+            <m:t xml:space="preserve"> </m:t>
+          </m:r>
+          <m:sSub>
+            <m:e>
+              <m:r>
+                <w:rPr>
+                  <w:rFonts w:ascii="Cambria Math" w:hAnsi="Cambria Math"/>
+                  <w:sz w:val="24"/>
+                  <w:szCs w:val="24"/>
+                </w:rPr>
+                <m:t xml:space="preserve">S</m:t>
+              </m:r>
+            </m:e>
+            <m:sub>
+              <m:r>
+                <w:rPr>
+                  <w:rFonts w:ascii="Cambria Math" w:hAnsi="Cambria Math"/>
+                  <w:sz w:val="24"/>
+                  <w:szCs w:val="24"/>
+                </w:rPr>
+                <m:t xml:space="preserve">u</m:t>
+              </m:r>
+            </m:sub>
+          </m:sSub>
+          <m:r>
+            <w:rPr>
+              <w:rFonts w:ascii="Cambria Math" w:hAnsi="Cambria Math"/>
+              <w:sz w:val="24"/>
+              <w:szCs w:val="24"/>
+            </w:rPr>
+            <m:t xml:space="preserve">·</m:t>
+          </m:r>
+          <m:sSub>
+            <m:e>
+              <m:r>
+                <w:rPr>
+                  <w:rFonts w:ascii="Cambria Math" w:hAnsi="Cambria Math"/>
+                  <w:sz w:val="24"/>
+                  <w:szCs w:val="24"/>
+                </w:rPr>
+                <m:t xml:space="preserve">C</m:t>
+              </m:r>
+            </m:e>
+            <m:sub>
+              <m:r>
+                <w:rPr>
+                  <w:rFonts w:ascii="Cambria Math" w:hAnsi="Cambria Math"/>
+                  <w:sz w:val="24"/>
+                  <w:szCs w:val="24"/>
+                </w:rPr>
+                <m:t xml:space="preserve">x</m:t>
+              </m:r>
+              <m:r>
+                <w:rPr>
+                  <w:rFonts w:ascii="Cambria Math" w:hAnsi="Cambria Math"/>
+                  <w:sz w:val="24"/>
+                  <w:szCs w:val="24"/>
+                </w:rPr>
+                <m:t xml:space="preserve">+</m:t>
+              </m:r>
+              <m:r>
+                <w:rPr>
+                  <w:rFonts w:ascii="Cambria Math" w:hAnsi="Cambria Math"/>
+                  <w:sz w:val="24"/>
+                  <w:szCs w:val="24"/>
+                </w:rPr>
+                <m:t xml:space="preserve">u</m:t>
+              </m:r>
+            </m:sub>
+          </m:sSub>
+        </m:oMath>
+      </m:oMathPara>
+    </w:p>
+    <w:p>
+      <w:pPr>
+        <w:pStyle w:val="Heading2"/>
+      </w:pPr>
+      <w:r>
+        <w:t xml:space="preserve">바. 순보험료 및 영업보험료</w:t>
+      </w:r>
+    </w:p>
+    <w:p>
+      <w:pPr>
+        <w:pStyle w:val="FormulaLabel"/>
+      </w:pPr>
+      <w:r>
+        <w:t xml:space="preserve">[식] 연납 환산 납입기수 (N*)</w:t>
+      </w:r>
+    </w:p>
+    <w:p>
+      <w:pPr>
+        <w:pStyle w:val="Formula"/>
+      </w:pPr>
+      <m:oMathPara>
+        <m:oMathParaPr>
+          <m:jc m:val="left"/>
+        </m:oMathParaPr>
+        <m:oMath>
+          <m:r>
+            <w:rPr>
+              <w:rFonts w:ascii="Cambria Math" w:hAnsi="Cambria Math"/>
+              <w:sz w:val="24"/>
+              <w:szCs w:val="24"/>
+            </w:rPr>
+            <m:t xml:space="preserve">N*</m:t>
+          </m:r>
+          <m:r>
+            <w:rPr>
+              <w:rFonts w:ascii="Cambria Math" w:hAnsi="Cambria Math"/>
+              <w:sz w:val="24"/>
+              <w:szCs w:val="24"/>
+            </w:rPr>
+            <m:t xml:space="preserve"> = </m:t>
+          </m:r>
+          <m:r>
+            <w:rPr>
+              <w:rFonts w:ascii="Cambria Math" w:hAnsi="Cambria Math"/>
+              <w:sz w:val="24"/>
+              <w:szCs w:val="24"/>
+            </w:rPr>
+            <m:t xml:space="preserve">k</m:t>
+          </m:r>
+          <m:r>
+            <w:rPr>
+              <w:rFonts w:ascii="Cambria Math" w:hAnsi="Cambria Math"/>
+              <w:sz w:val="24"/>
+              <w:szCs w:val="24"/>
+            </w:rPr>
+            <m:t xml:space="preserve"> · [ ( </m:t>
+          </m:r>
+          <m:sSub>
+            <m:e>
+              <m:r>
+                <w:rPr>
+                  <w:rFonts w:ascii="Cambria Math" w:hAnsi="Cambria Math"/>
+                  <w:sz w:val="24"/>
+                  <w:szCs w:val="24"/>
+                </w:rPr>
+                <m:t xml:space="preserve">N′</m:t>
+              </m:r>
+            </m:e>
+            <m:sub>
+              <m:r>
+                <w:rPr>
+                  <w:rFonts w:ascii="Cambria Math" w:hAnsi="Cambria Math"/>
+                  <w:sz w:val="24"/>
+                  <w:szCs w:val="24"/>
+                </w:rPr>
+                <m:t xml:space="preserve">x</m:t>
+              </m:r>
+            </m:sub>
+          </m:sSub>
+          <m:r>
+            <w:rPr>
+              <w:rFonts w:ascii="Cambria Math" w:hAnsi="Cambria Math"/>
+              <w:sz w:val="24"/>
+              <w:szCs w:val="24"/>
+            </w:rPr>
+            <m:t xml:space="preserve"> − </m:t>
+          </m:r>
+          <m:sSub>
+            <m:e>
+              <m:r>
+                <w:rPr>
+                  <w:rFonts w:ascii="Cambria Math" w:hAnsi="Cambria Math"/>
+                  <w:sz w:val="24"/>
+                  <w:szCs w:val="24"/>
+                </w:rPr>
+                <m:t xml:space="preserve">N′</m:t>
+              </m:r>
+            </m:e>
+            <m:sub>
+              <m:r>
+                <w:rPr>
+                  <w:rFonts w:ascii="Cambria Math" w:hAnsi="Cambria Math"/>
+                  <w:sz w:val="24"/>
+                  <w:szCs w:val="24"/>
+                </w:rPr>
+                <m:t xml:space="preserve">x</m:t>
+              </m:r>
+              <m:r>
+                <w:rPr>
+                  <w:rFonts w:ascii="Cambria Math" w:hAnsi="Cambria Math"/>
+                  <w:sz w:val="24"/>
+                  <w:szCs w:val="24"/>
+                </w:rPr>
+                <m:t xml:space="preserve">+</m:t>
+              </m:r>
+              <m:r>
+                <w:rPr>
+                  <w:rFonts w:ascii="Cambria Math" w:hAnsi="Cambria Math"/>
+                  <w:sz w:val="24"/>
+                  <w:szCs w:val="24"/>
+                </w:rPr>
+                <m:t xml:space="preserve">m</m:t>
+              </m:r>
+            </m:sub>
+          </m:sSub>
+          <m:r>
+            <w:rPr>
+              <w:rFonts w:ascii="Cambria Math" w:hAnsi="Cambria Math"/>
+              <w:sz w:val="24"/>
+              <w:szCs w:val="24"/>
+            </w:rPr>
+            <m:t xml:space="preserve"> )</m:t>
+          </m:r>
         </m:oMath>
       </m:oMathPara>
     </w:p>
@@ -3883,6 +3761,78 @@
           <m:jc m:val="left"/>
         </m:oMathParaPr>
         <m:oMath>
+          <m:r>
+            <w:rPr>
+              <w:rFonts w:ascii="Cambria Math" w:hAnsi="Cambria Math"/>
+              <w:sz w:val="24"/>
+              <w:szCs w:val="24"/>
+            </w:rPr>
+            <m:t xml:space="preserve">− ( </m:t>
+          </m:r>
+          <m:r>
+            <w:rPr>
+              <w:rFonts w:ascii="Cambria Math" w:hAnsi="Cambria Math"/>
+              <w:sz w:val="24"/>
+              <w:szCs w:val="24"/>
+            </w:rPr>
+            <m:t xml:space="preserve">k</m:t>
+          </m:r>
+          <m:r>
+            <w:rPr>
+              <w:rFonts w:ascii="Cambria Math" w:hAnsi="Cambria Math"/>
+              <w:sz w:val="24"/>
+              <w:szCs w:val="24"/>
+            </w:rPr>
+            <m:t xml:space="preserve">−</m:t>
+          </m:r>
+          <m:r>
+            <w:rPr>
+              <w:rFonts w:ascii="Cambria Math" w:hAnsi="Cambria Math"/>
+              <w:sz w:val="24"/>
+              <w:szCs w:val="24"/>
+            </w:rPr>
+            <m:t xml:space="preserve">1</m:t>
+          </m:r>
+          <m:r>
+            <w:rPr>
+              <w:rFonts w:ascii="Cambria Math" w:hAnsi="Cambria Math"/>
+              <w:sz w:val="24"/>
+              <w:szCs w:val="24"/>
+            </w:rPr>
+            <m:t xml:space="preserve"> )/( </m:t>
+          </m:r>
+          <m:r>
+            <w:rPr>
+              <w:rFonts w:ascii="Cambria Math" w:hAnsi="Cambria Math"/>
+              <w:sz w:val="24"/>
+              <w:szCs w:val="24"/>
+            </w:rPr>
+            <m:t xml:space="preserve">2</m:t>
+          </m:r>
+          <m:r>
+            <w:rPr>
+              <w:rFonts w:ascii="Cambria Math" w:hAnsi="Cambria Math"/>
+              <w:sz w:val="24"/>
+              <w:szCs w:val="24"/>
+            </w:rPr>
+            <m:t xml:space="preserve">·</m:t>
+          </m:r>
+          <m:r>
+            <w:rPr>
+              <w:rFonts w:ascii="Cambria Math" w:hAnsi="Cambria Math"/>
+              <w:sz w:val="24"/>
+              <w:szCs w:val="24"/>
+            </w:rPr>
+            <m:t xml:space="preserve">k</m:t>
+          </m:r>
+          <m:r>
+            <w:rPr>
+              <w:rFonts w:ascii="Cambria Math" w:hAnsi="Cambria Math"/>
+              <w:sz w:val="24"/>
+              <w:szCs w:val="24"/>
+            </w:rPr>
+            <m:t xml:space="preserve"> )·( </m:t>
+          </m:r>
           <m:sSub>
             <m:e>
               <m:r>
@@ -3891,7 +3841,7 @@
                   <w:sz w:val="24"/>
                   <w:szCs w:val="24"/>
                 </w:rPr>
-                <m:t xml:space="preserve">D</m:t>
+                <m:t xml:space="preserve">D′</m:t>
               </m:r>
             </m:e>
             <m:sub>
@@ -3903,22 +3853,6 @@
                 </w:rPr>
                 <m:t xml:space="preserve">x</m:t>
               </m:r>
-              <m:r>
-                <w:rPr>
-                  <w:rFonts w:ascii="Cambria Math" w:hAnsi="Cambria Math"/>
-                  <w:sz w:val="24"/>
-                  <w:szCs w:val="24"/>
-                </w:rPr>
-                <m:t xml:space="preserve">+</m:t>
-              </m:r>
-              <m:r>
-                <w:rPr>
-                  <w:rFonts w:ascii="Cambria Math" w:hAnsi="Cambria Math"/>
-                  <w:sz w:val="24"/>
-                  <w:szCs w:val="24"/>
-                </w:rPr>
-                <m:t xml:space="preserve">t</m:t>
-              </m:r>
             </m:sub>
           </m:sSub>
           <m:r>
@@ -3927,9 +3861,9 @@
               <w:sz w:val="24"/>
               <w:szCs w:val="24"/>
             </w:rPr>
-            <m:t xml:space="preserve"> = </m:t>
-          </m:r>
-          <m:sSubSup>
+            <m:t xml:space="preserve"> − </m:t>
+          </m:r>
+          <m:sSub>
             <m:e>
               <m:r>
                 <w:rPr>
@@ -3937,7 +3871,7 @@
                   <w:sz w:val="24"/>
                   <w:szCs w:val="24"/>
                 </w:rPr>
-                <m:t xml:space="preserve">D</m:t>
+                <m:t xml:space="preserve">D′</m:t>
               </m:r>
             </m:e>
             <m:sub>
@@ -3963,10 +3897,222 @@
                   <w:sz w:val="24"/>
                   <w:szCs w:val="24"/>
                 </w:rPr>
-                <m:t xml:space="preserve">t</m:t>
+                <m:t xml:space="preserve">m</m:t>
               </m:r>
             </m:sub>
-            <m:sup>
+          </m:sSub>
+          <m:r>
+            <w:rPr>
+              <w:rFonts w:ascii="Cambria Math" w:hAnsi="Cambria Math"/>
+              <w:sz w:val="24"/>
+              <w:szCs w:val="24"/>
+            </w:rPr>
+            <m:t xml:space="preserve"> ) ]</m:t>
+          </m:r>
+        </m:oMath>
+      </m:oMathPara>
+    </w:p>
+    <w:p>
+      <w:pPr>
+        <w:pStyle w:val="FormulaLabel"/>
+      </w:pPr>
+      <w:r>
+        <w:t xml:space="preserve">[식] 순보험료 (P)</w:t>
+      </w:r>
+    </w:p>
+    <w:p>
+      <w:pPr>
+        <w:pStyle w:val="Formula"/>
+      </w:pPr>
+      <m:oMathPara>
+        <m:oMathParaPr>
+          <m:jc m:val="left"/>
+        </m:oMathParaPr>
+        <m:oMath>
+          <m:r>
+            <w:rPr>
+              <w:rFonts w:ascii="Cambria Math" w:hAnsi="Cambria Math"/>
+              <w:sz w:val="24"/>
+              <w:szCs w:val="24"/>
+            </w:rPr>
+            <m:t xml:space="preserve">P</m:t>
+          </m:r>
+          <m:r>
+            <w:rPr>
+              <w:rFonts w:ascii="Cambria Math" w:hAnsi="Cambria Math"/>
+              <w:sz w:val="24"/>
+              <w:szCs w:val="24"/>
+            </w:rPr>
+            <m:t xml:space="preserve"> = </m:t>
+          </m:r>
+          <m:r>
+            <m:rPr>
+              <m:nor/>
+            </m:rPr>
+            <w:rPr>
+              <w:rFonts w:ascii="Cambria Math" w:hAnsi="Cambria Math"/>
+              <w:sz w:val="24"/>
+              <w:szCs w:val="24"/>
+            </w:rPr>
+            <m:t xml:space="preserve">PVB</m:t>
+          </m:r>
+          <m:r>
+            <w:rPr>
+              <w:rFonts w:ascii="Cambria Math" w:hAnsi="Cambria Math"/>
+              <w:sz w:val="24"/>
+              <w:szCs w:val="24"/>
+            </w:rPr>
+            <m:t xml:space="preserve"> / </m:t>
+          </m:r>
+          <m:r>
+            <w:rPr>
+              <w:rFonts w:ascii="Cambria Math" w:hAnsi="Cambria Math"/>
+              <w:sz w:val="24"/>
+              <w:szCs w:val="24"/>
+            </w:rPr>
+            <m:t xml:space="preserve">N*</m:t>
+          </m:r>
+        </m:oMath>
+      </m:oMathPara>
+    </w:p>
+    <w:p>
+      <w:pPr>
+        <w:pStyle w:val="FormulaLabel"/>
+      </w:pPr>
+      <w:r>
+        <w:t xml:space="preserve">[식] 기준연납순보험료</w:t>
+      </w:r>
+    </w:p>
+    <w:p>
+      <w:pPr>
+        <w:pStyle w:val="Formula"/>
+      </w:pPr>
+      <m:oMathPara>
+        <m:oMathParaPr>
+          <m:jc m:val="left"/>
+        </m:oMathParaPr>
+        <m:oMath>
+          <m:sSub>
+            <m:e>
+              <m:r>
+                <w:rPr>
+                  <w:rFonts w:ascii="Cambria Math" w:hAnsi="Cambria Math"/>
+                  <w:sz w:val="24"/>
+                  <w:szCs w:val="24"/>
+                </w:rPr>
+                <m:t xml:space="preserve">P</m:t>
+              </m:r>
+            </m:e>
+            <m:sub>
+              <m:r>
+                <m:rPr>
+                  <m:nor/>
+                </m:rPr>
+                <w:rPr>
+                  <w:rFonts w:ascii="Cambria Math" w:hAnsi="Cambria Math"/>
+                  <w:sz w:val="24"/>
+                  <w:szCs w:val="24"/>
+                </w:rPr>
+                <m:t xml:space="preserve">base</m:t>
+              </m:r>
+            </m:sub>
+          </m:sSub>
+          <m:r>
+            <w:rPr>
+              <w:rFonts w:ascii="Cambria Math" w:hAnsi="Cambria Math"/>
+              <w:sz w:val="24"/>
+              <w:szCs w:val="24"/>
+            </w:rPr>
+            <m:t xml:space="preserve"> = </m:t>
+          </m:r>
+          <m:r>
+            <m:rPr>
+              <m:nor/>
+            </m:rPr>
+            <w:rPr>
+              <w:rFonts w:ascii="Cambria Math" w:hAnsi="Cambria Math"/>
+              <w:sz w:val="24"/>
+              <w:szCs w:val="24"/>
+            </w:rPr>
+            <m:t xml:space="preserve">PVB</m:t>
+          </m:r>
+          <m:r>
+            <w:rPr>
+              <w:rFonts w:ascii="Cambria Math" w:hAnsi="Cambria Math"/>
+              <w:sz w:val="24"/>
+              <w:szCs w:val="24"/>
+            </w:rPr>
+            <m:t xml:space="preserve"> / ( </m:t>
+          </m:r>
+          <m:sSub>
+            <m:e>
+              <m:r>
+                <w:rPr>
+                  <w:rFonts w:ascii="Cambria Math" w:hAnsi="Cambria Math"/>
+                  <w:sz w:val="24"/>
+                  <w:szCs w:val="24"/>
+                </w:rPr>
+                <m:t xml:space="preserve">N′</m:t>
+              </m:r>
+            </m:e>
+            <m:sub>
+              <m:r>
+                <w:rPr>
+                  <w:rFonts w:ascii="Cambria Math" w:hAnsi="Cambria Math"/>
+                  <w:sz w:val="24"/>
+                  <w:szCs w:val="24"/>
+                </w:rPr>
+                <m:t xml:space="preserve">x</m:t>
+              </m:r>
+            </m:sub>
+          </m:sSub>
+          <m:r>
+            <w:rPr>
+              <w:rFonts w:ascii="Cambria Math" w:hAnsi="Cambria Math"/>
+              <w:sz w:val="24"/>
+              <w:szCs w:val="24"/>
+            </w:rPr>
+            <m:t xml:space="preserve"> − </m:t>
+          </m:r>
+          <m:sSub>
+            <m:e>
+              <m:r>
+                <w:rPr>
+                  <w:rFonts w:ascii="Cambria Math" w:hAnsi="Cambria Math"/>
+                  <w:sz w:val="24"/>
+                  <w:szCs w:val="24"/>
+                </w:rPr>
+                <m:t xml:space="preserve">N′</m:t>
+              </m:r>
+            </m:e>
+            <m:sub>
+              <m:r>
+                <w:rPr>
+                  <w:rFonts w:ascii="Cambria Math" w:hAnsi="Cambria Math"/>
+                  <w:sz w:val="24"/>
+                  <w:szCs w:val="24"/>
+                </w:rPr>
+                <m:t xml:space="preserve">x</m:t>
+              </m:r>
+              <m:r>
+                <w:rPr>
+                  <w:rFonts w:ascii="Cambria Math" w:hAnsi="Cambria Math"/>
+                  <w:sz w:val="24"/>
+                  <w:szCs w:val="24"/>
+                </w:rPr>
+                <m:t xml:space="preserve">+</m:t>
+              </m:r>
+              <m:r>
+                <m:rPr>
+                  <m:sty m:val="p"/>
+                </m:rPr>
+                <w:rPr>
+                  <w:rFonts w:ascii="Cambria Math" w:hAnsi="Cambria Math"/>
+                  <w:sz w:val="24"/>
+                  <w:szCs w:val="24"/>
+                </w:rPr>
+                <m:t xml:space="preserve">min</m:t>
+              </m:r>
               <m:r>
                 <w:rPr>
                   <w:rFonts w:ascii="Cambria Math" w:hAnsi="Cambria Math"/>
@@ -3981,7 +4127,23 @@
                   <w:sz w:val="24"/>
                   <w:szCs w:val="24"/>
                 </w:rPr>
-                <m:t xml:space="preserve">1</m:t>
+                <m:t xml:space="preserve">n</m:t>
+              </m:r>
+              <m:r>
+                <w:rPr>
+                  <w:rFonts w:ascii="Cambria Math" w:hAnsi="Cambria Math"/>
+                  <w:sz w:val="24"/>
+                  <w:szCs w:val="24"/>
+                </w:rPr>
+                <m:t xml:space="preserve">,</m:t>
+              </m:r>
+              <m:r>
+                <w:rPr>
+                  <w:rFonts w:ascii="Cambria Math" w:hAnsi="Cambria Math"/>
+                  <w:sz w:val="24"/>
+                  <w:szCs w:val="24"/>
+                </w:rPr>
+                <m:t xml:space="preserve">20</m:t>
               </m:r>
               <m:r>
                 <w:rPr>
@@ -3991,8 +4153,245 @@
                 </w:rPr>
                 <m:t xml:space="preserve">)</m:t>
               </m:r>
-            </m:sup>
-          </m:sSubSup>
+            </m:sub>
+          </m:sSub>
+          <m:r>
+            <w:rPr>
+              <w:rFonts w:ascii="Cambria Math" w:hAnsi="Cambria Math"/>
+              <w:sz w:val="24"/>
+              <w:szCs w:val="24"/>
+            </w:rPr>
+            <m:t xml:space="preserve"> )</m:t>
+          </m:r>
+        </m:oMath>
+      </m:oMathPara>
+    </w:p>
+    <w:p>
+      <w:pPr>
+        <w:pStyle w:val="FormulaLabel"/>
+      </w:pPr>
+      <w:r>
+        <w:t xml:space="preserve">[식] 영업보험료</w:t>
+      </w:r>
+    </w:p>
+    <w:p>
+      <w:pPr>
+        <w:pStyle w:val="Formula"/>
+      </w:pPr>
+      <m:oMathPara>
+        <m:oMathParaPr>
+          <m:jc m:val="left"/>
+        </m:oMathParaPr>
+        <m:oMath>
+          <m:r>
+            <w:rPr>
+              <w:rFonts w:ascii="Cambria Math" w:hAnsi="Cambria Math"/>
+              <w:sz w:val="24"/>
+              <w:szCs w:val="24"/>
+            </w:rPr>
+            <m:t xml:space="preserve">G</m:t>
+          </m:r>
+          <m:r>
+            <w:rPr>
+              <w:rFonts w:ascii="Cambria Math" w:hAnsi="Cambria Math"/>
+              <w:sz w:val="24"/>
+              <w:szCs w:val="24"/>
+            </w:rPr>
+            <m:t xml:space="preserve"> = [ </m:t>
+          </m:r>
+          <m:r>
+            <w:rPr>
+              <w:rFonts w:ascii="Cambria Math" w:hAnsi="Cambria Math"/>
+              <w:sz w:val="24"/>
+              <w:szCs w:val="24"/>
+            </w:rPr>
+            <m:t xml:space="preserve">P</m:t>
+          </m:r>
+          <m:r>
+            <w:rPr>
+              <w:rFonts w:ascii="Cambria Math" w:hAnsi="Cambria Math"/>
+              <w:sz w:val="24"/>
+              <w:szCs w:val="24"/>
+            </w:rPr>
+            <m:t xml:space="preserve"> + ( </m:t>
+          </m:r>
+          <m:sSub>
+            <m:e>
+              <m:r>
+                <w:rPr>
+                  <w:rFonts w:ascii="Cambria Math" w:hAnsi="Cambria Math"/>
+                  <w:sz w:val="24"/>
+                  <w:szCs w:val="24"/>
+                </w:rPr>
+                <m:t xml:space="preserve">α</m:t>
+              </m:r>
+            </m:e>
+            <m:sub>
+              <m:r>
+                <w:rPr>
+                  <w:rFonts w:ascii="Cambria Math" w:hAnsi="Cambria Math"/>
+                  <w:sz w:val="24"/>
+                  <w:szCs w:val="24"/>
+                </w:rPr>
+                <m:t xml:space="preserve">S</m:t>
+              </m:r>
+            </m:sub>
+          </m:sSub>
+          <m:r>
+            <w:rPr>
+              <w:rFonts w:ascii="Cambria Math" w:hAnsi="Cambria Math"/>
+              <w:sz w:val="24"/>
+              <w:szCs w:val="24"/>
+            </w:rPr>
+            <m:t xml:space="preserve"> + </m:t>
+          </m:r>
+          <m:sSub>
+            <m:e>
+              <m:r>
+                <w:rPr>
+                  <w:rFonts w:ascii="Cambria Math" w:hAnsi="Cambria Math"/>
+                  <w:sz w:val="24"/>
+                  <w:szCs w:val="24"/>
+                </w:rPr>
+                <m:t xml:space="preserve">α</m:t>
+              </m:r>
+            </m:e>
+            <m:sub>
+              <m:r>
+                <w:rPr>
+                  <w:rFonts w:ascii="Cambria Math" w:hAnsi="Cambria Math"/>
+                  <w:sz w:val="24"/>
+                  <w:szCs w:val="24"/>
+                </w:rPr>
+                <m:t xml:space="preserve">P</m:t>
+              </m:r>
+            </m:sub>
+          </m:sSub>
+          <m:r>
+            <w:rPr>
+              <w:rFonts w:ascii="Cambria Math" w:hAnsi="Cambria Math"/>
+              <w:sz w:val="24"/>
+              <w:szCs w:val="24"/>
+            </w:rPr>
+            <m:t xml:space="preserve">·</m:t>
+          </m:r>
+          <m:sSub>
+            <m:e>
+              <m:r>
+                <w:rPr>
+                  <w:rFonts w:ascii="Cambria Math" w:hAnsi="Cambria Math"/>
+                  <w:sz w:val="24"/>
+                  <w:szCs w:val="24"/>
+                </w:rPr>
+                <m:t xml:space="preserve">P</m:t>
+              </m:r>
+            </m:e>
+            <m:sub>
+              <m:r>
+                <m:rPr>
+                  <m:nor/>
+                </m:rPr>
+                <w:rPr>
+                  <w:rFonts w:ascii="Cambria Math" w:hAnsi="Cambria Math"/>
+                  <w:sz w:val="24"/>
+                  <w:szCs w:val="24"/>
+                </w:rPr>
+                <m:t xml:space="preserve">base</m:t>
+              </m:r>
+            </m:sub>
+          </m:sSub>
+          <m:r>
+            <w:rPr>
+              <w:rFonts w:ascii="Cambria Math" w:hAnsi="Cambria Math"/>
+              <w:sz w:val="24"/>
+              <w:szCs w:val="24"/>
+            </w:rPr>
+            <m:t xml:space="preserve"> )·</m:t>
+          </m:r>
+          <m:sSub>
+            <m:e>
+              <m:r>
+                <w:rPr>
+                  <w:rFonts w:ascii="Cambria Math" w:hAnsi="Cambria Math"/>
+                  <w:sz w:val="24"/>
+                  <w:szCs w:val="24"/>
+                </w:rPr>
+                <m:t xml:space="preserve">D′</m:t>
+              </m:r>
+            </m:e>
+            <m:sub>
+              <m:r>
+                <w:rPr>
+                  <w:rFonts w:ascii="Cambria Math" w:hAnsi="Cambria Math"/>
+                  <w:sz w:val="24"/>
+                  <w:szCs w:val="24"/>
+                </w:rPr>
+                <m:t xml:space="preserve">x</m:t>
+              </m:r>
+            </m:sub>
+          </m:sSub>
+          <m:r>
+            <w:rPr>
+              <w:rFonts w:ascii="Cambria Math" w:hAnsi="Cambria Math"/>
+              <w:sz w:val="24"/>
+              <w:szCs w:val="24"/>
+            </w:rPr>
+            <m:t xml:space="preserve">/</m:t>
+          </m:r>
+          <m:r>
+            <w:rPr>
+              <w:rFonts w:ascii="Cambria Math" w:hAnsi="Cambria Math"/>
+              <w:sz w:val="24"/>
+              <w:szCs w:val="24"/>
+            </w:rPr>
+            <m:t xml:space="preserve">N*</m:t>
+          </m:r>
+          <m:r>
+            <w:rPr>
+              <w:rFonts w:ascii="Cambria Math" w:hAnsi="Cambria Math"/>
+              <w:sz w:val="24"/>
+              <w:szCs w:val="24"/>
+            </w:rPr>
+            <m:t xml:space="preserve"> + </m:t>
+          </m:r>
+          <m:sSub>
+            <m:e>
+              <m:r>
+                <w:rPr>
+                  <w:rFonts w:ascii="Cambria Math" w:hAnsi="Cambria Math"/>
+                  <w:sz w:val="24"/>
+                  <w:szCs w:val="24"/>
+                </w:rPr>
+                <m:t xml:space="preserve">β</m:t>
+              </m:r>
+            </m:e>
+            <m:sub>
+              <m:r>
+                <w:rPr>
+                  <w:rFonts w:ascii="Cambria Math" w:hAnsi="Cambria Math"/>
+                  <w:sz w:val="24"/>
+                  <w:szCs w:val="24"/>
+                </w:rPr>
+                <m:t xml:space="preserve">S</m:t>
+              </m:r>
+            </m:sub>
+          </m:sSub>
+          <m:r>
+            <w:rPr>
+              <w:rFonts w:ascii="Cambria Math" w:hAnsi="Cambria Math"/>
+              <w:sz w:val="24"/>
+              <w:szCs w:val="24"/>
+            </w:rPr>
+            <m:t xml:space="preserve">/</m:t>
+          </m:r>
+          <m:r>
+            <w:rPr>
+              <w:rFonts w:ascii="Cambria Math" w:hAnsi="Cambria Math"/>
+              <w:sz w:val="24"/>
+              <w:szCs w:val="24"/>
+            </w:rPr>
+            <m:t xml:space="preserve">k</m:t>
+          </m:r>
         </m:oMath>
       </m:oMathPara>
     </w:p>
@@ -4005,6 +4404,30 @@
           <m:jc m:val="left"/>
         </m:oMathParaPr>
         <m:oMath>
+          <m:r>
+            <w:rPr>
+              <w:rFonts w:ascii="Cambria Math" w:hAnsi="Cambria Math"/>
+              <w:sz w:val="24"/>
+              <w:szCs w:val="24"/>
+            </w:rPr>
+            <m:t xml:space="preserve">+ </m:t>
+          </m:r>
+          <m:r>
+            <w:rPr>
+              <w:rFonts w:ascii="Cambria Math" w:hAnsi="Cambria Math"/>
+              <w:sz w:val="24"/>
+              <w:szCs w:val="24"/>
+            </w:rPr>
+            <m:t xml:space="preserve">β′</m:t>
+          </m:r>
+          <m:r>
+            <w:rPr>
+              <w:rFonts w:ascii="Cambria Math" w:hAnsi="Cambria Math"/>
+              <w:sz w:val="24"/>
+              <w:szCs w:val="24"/>
+            </w:rPr>
+            <m:t xml:space="preserve">·( </m:t>
+          </m:r>
           <m:sSub>
             <m:e>
               <m:r>
@@ -4039,7 +4462,7 @@
                   <w:sz w:val="24"/>
                   <w:szCs w:val="24"/>
                 </w:rPr>
-                <m:t xml:space="preserve">t</m:t>
+                <m:t xml:space="preserve">m</m:t>
               </m:r>
             </m:sub>
           </m:sSub>
@@ -4049,9 +4472,9 @@
               <w:sz w:val="24"/>
               <w:szCs w:val="24"/>
             </w:rPr>
-            <m:t xml:space="preserve"> = </m:t>
-          </m:r>
-          <m:sSubSup>
+            <m:t xml:space="preserve"> − </m:t>
+          </m:r>
+          <m:sSub>
             <m:e>
               <m:r>
                 <w:rPr>
@@ -4085,45 +4508,169 @@
                   <w:sz w:val="24"/>
                   <w:szCs w:val="24"/>
                 </w:rPr>
-                <m:t xml:space="preserve">t</m:t>
+                <m:t xml:space="preserve">n</m:t>
               </m:r>
             </m:sub>
-            <m:sup>
-              <m:r>
-                <w:rPr>
-                  <w:rFonts w:ascii="Cambria Math" w:hAnsi="Cambria Math"/>
-                  <w:sz w:val="24"/>
-                  <w:szCs w:val="24"/>
-                </w:rPr>
-                <m:t xml:space="preserve">(</m:t>
-              </m:r>
-              <m:r>
-                <w:rPr>
-                  <w:rFonts w:ascii="Cambria Math" w:hAnsi="Cambria Math"/>
-                  <w:sz w:val="24"/>
-                  <w:szCs w:val="24"/>
-                </w:rPr>
-                <m:t xml:space="preserve">1</m:t>
-              </m:r>
-              <m:r>
-                <w:rPr>
-                  <w:rFonts w:ascii="Cambria Math" w:hAnsi="Cambria Math"/>
-                  <w:sz w:val="24"/>
-                  <w:szCs w:val="24"/>
-                </w:rPr>
-                <m:t xml:space="preserve">)</m:t>
-              </m:r>
-            </m:sup>
-          </m:sSubSup>
+          </m:sSub>
+          <m:r>
+            <w:rPr>
+              <w:rFonts w:ascii="Cambria Math" w:hAnsi="Cambria Math"/>
+              <w:sz w:val="24"/>
+              <w:szCs w:val="24"/>
+            </w:rPr>
+            <m:t xml:space="preserve"> )/</m:t>
+          </m:r>
+          <m:r>
+            <w:rPr>
+              <w:rFonts w:ascii="Cambria Math" w:hAnsi="Cambria Math"/>
+              <w:sz w:val="24"/>
+              <w:szCs w:val="24"/>
+            </w:rPr>
+            <m:t xml:space="preserve">N*</m:t>
+          </m:r>
+          <m:r>
+            <w:rPr>
+              <w:rFonts w:ascii="Cambria Math" w:hAnsi="Cambria Math"/>
+              <w:sz w:val="24"/>
+              <w:szCs w:val="24"/>
+            </w:rPr>
+            <m:t xml:space="preserve"> ] / ( </m:t>
+          </m:r>
+          <m:r>
+            <w:rPr>
+              <w:rFonts w:ascii="Cambria Math" w:hAnsi="Cambria Math"/>
+              <w:sz w:val="24"/>
+              <w:szCs w:val="24"/>
+            </w:rPr>
+            <m:t xml:space="preserve">1</m:t>
+          </m:r>
+          <m:r>
+            <w:rPr>
+              <w:rFonts w:ascii="Cambria Math" w:hAnsi="Cambria Math"/>
+              <w:sz w:val="24"/>
+              <w:szCs w:val="24"/>
+            </w:rPr>
+            <m:t xml:space="preserve"> − </m:t>
+          </m:r>
+          <m:sSub>
+            <m:e>
+              <m:r>
+                <w:rPr>
+                  <w:rFonts w:ascii="Cambria Math" w:hAnsi="Cambria Math"/>
+                  <w:sz w:val="24"/>
+                  <w:szCs w:val="24"/>
+                </w:rPr>
+                <m:t xml:space="preserve">β</m:t>
+              </m:r>
+            </m:e>
+            <m:sub>
+              <m:r>
+                <w:rPr>
+                  <w:rFonts w:ascii="Cambria Math" w:hAnsi="Cambria Math"/>
+                  <w:sz w:val="24"/>
+                  <w:szCs w:val="24"/>
+                </w:rPr>
+                <m:t xml:space="preserve">G</m:t>
+              </m:r>
+            </m:sub>
+          </m:sSub>
+          <m:r>
+            <w:rPr>
+              <w:rFonts w:ascii="Cambria Math" w:hAnsi="Cambria Math"/>
+              <w:sz w:val="24"/>
+              <w:szCs w:val="24"/>
+            </w:rPr>
+            <m:t xml:space="preserve"> − </m:t>
+          </m:r>
+          <m:r>
+            <w:rPr>
+              <w:rFonts w:ascii="Cambria Math" w:hAnsi="Cambria Math"/>
+              <w:sz w:val="24"/>
+              <w:szCs w:val="24"/>
+            </w:rPr>
+            <m:t xml:space="preserve">γ</m:t>
+          </m:r>
+          <m:r>
+            <w:rPr>
+              <w:rFonts w:ascii="Cambria Math" w:hAnsi="Cambria Math"/>
+              <w:sz w:val="24"/>
+              <w:szCs w:val="24"/>
+            </w:rPr>
+            <m:t xml:space="preserve"> )</m:t>
+          </m:r>
         </m:oMath>
       </m:oMathPara>
     </w:p>
     <w:p>
       <w:pPr>
+        <w:pStyle w:val="Note"/>
+      </w:pPr>
+      <w:r>
+        <w:t xml:space="preserve">※ 보장기간 n이 20년보다 짧으면 </w:t>
+      </w:r>
+      <w:r>
+        <w:t xml:space="preserve">α</w:t>
+      </w:r>
+      <w:r>
+        <w:rPr>
+          <w:vertAlign w:val="subscript"/>
+        </w:rPr>
+        <w:t xml:space="preserve">P</w:t>
+      </w:r>
+      <w:r>
+        <w:t xml:space="preserve">는 </w:t>
+      </w:r>
+      <w:r>
+        <w:t xml:space="preserve">α</w:t>
+      </w:r>
+      <w:r>
+        <w:rPr>
+          <w:vertAlign w:val="subscript"/>
+        </w:rPr>
+        <w:t xml:space="preserve">P</w:t>
+      </w:r>
+      <w:r>
+        <w:t xml:space="preserve"> × n/20으로 줄인다.</w:t>
+      </w:r>
+    </w:p>
+    <w:p>
+      <w:pPr>
+        <w:pStyle w:val="Heading1"/>
+      </w:pPr>
+      <w:r>
+        <w:t xml:space="preserve">2. 책임준비금의 계산에 관한 사항</w:t>
+      </w:r>
+    </w:p>
+    <w:p>
+      <w:pPr>
+        <w:pStyle w:val="Note"/>
+      </w:pPr>
+      <w:r>
+        <w:t xml:space="preserve">※ 회계연도말 보험료적립금은 적용기초율 적립금과 표준기초율 적립금 중 큰 금액으로 한다.</w:t>
+      </w:r>
+    </w:p>
+    <w:p>
+      <w:pPr>
+        <w:pStyle w:val="Note"/>
+      </w:pPr>
+      <w:r>
+        <w:t xml:space="preserve">※ 연중 보간은 하지 않고 연말 기준으로 산출한다.</w:t>
+      </w:r>
+    </w:p>
+    <w:p>
+      <w:pPr>
+        <w:pStyle w:val="FormulaLabel"/>
+      </w:pPr>
+      <w:r>
+        <w:t xml:space="preserve">[식] 준비금 산출용 순보험료</w:t>
+      </w:r>
+    </w:p>
+    <w:p>
+      <w:pPr>
         <w:pStyle w:val="FormulaText"/>
       </w:pPr>
       <w:r>
-        <w:t xml:space="preserve">보험료 납입 — 생존자 lx(1) (주계약 [납입])</w:t>
+        <w:t xml:space="preserve">납입 후 유지비를 포함한 순보험료 — 납입기간의 [납입] 유지자 현가로 나눈다</w:t>
       </w:r>
     </w:p>
     <w:p>
@@ -4143,7 +4690,7 @@
                   <w:sz w:val="24"/>
                   <w:szCs w:val="24"/>
                 </w:rPr>
-                <m:t xml:space="preserve">D′</m:t>
+                <m:t xml:space="preserve">P</m:t>
               </m:r>
             </m:e>
             <m:sub>
@@ -4153,23 +4700,7 @@
                   <w:sz w:val="24"/>
                   <w:szCs w:val="24"/>
                 </w:rPr>
-                <m:t xml:space="preserve">x</m:t>
-              </m:r>
-              <m:r>
-                <w:rPr>
-                  <w:rFonts w:ascii="Cambria Math" w:hAnsi="Cambria Math"/>
-                  <w:sz w:val="24"/>
-                  <w:szCs w:val="24"/>
-                </w:rPr>
-                <m:t xml:space="preserve">+</m:t>
-              </m:r>
-              <m:r>
-                <w:rPr>
-                  <w:rFonts w:ascii="Cambria Math" w:hAnsi="Cambria Math"/>
-                  <w:sz w:val="24"/>
-                  <w:szCs w:val="24"/>
-                </w:rPr>
-                <m:t xml:space="preserve">t</m:t>
+                <m:t xml:space="preserve">β</m:t>
               </m:r>
             </m:sub>
           </m:sSub>
@@ -4179,718 +4710,8 @@
               <w:sz w:val="24"/>
               <w:szCs w:val="24"/>
             </w:rPr>
-            <m:t xml:space="preserve"> = </m:t>
-          </m:r>
-          <m:sSubSup>
-            <m:e>
-              <m:r>
-                <w:rPr>
-                  <w:rFonts w:ascii="Cambria Math" w:hAnsi="Cambria Math"/>
-                  <w:sz w:val="24"/>
-                  <w:szCs w:val="24"/>
-                </w:rPr>
-                <m:t xml:space="preserve">D</m:t>
-              </m:r>
-            </m:e>
-            <m:sub>
-              <m:r>
-                <w:rPr>
-                  <w:rFonts w:ascii="Cambria Math" w:hAnsi="Cambria Math"/>
-                  <w:sz w:val="24"/>
-                  <w:szCs w:val="24"/>
-                </w:rPr>
-                <m:t xml:space="preserve">x</m:t>
-              </m:r>
-              <m:r>
-                <w:rPr>
-                  <w:rFonts w:ascii="Cambria Math" w:hAnsi="Cambria Math"/>
-                  <w:sz w:val="24"/>
-                  <w:szCs w:val="24"/>
-                </w:rPr>
-                <m:t xml:space="preserve">+</m:t>
-              </m:r>
-              <m:r>
-                <w:rPr>
-                  <w:rFonts w:ascii="Cambria Math" w:hAnsi="Cambria Math"/>
-                  <w:sz w:val="24"/>
-                  <w:szCs w:val="24"/>
-                </w:rPr>
-                <m:t xml:space="preserve">t</m:t>
-              </m:r>
-            </m:sub>
-            <m:sup>
-              <m:r>
-                <w:rPr>
-                  <w:rFonts w:ascii="Cambria Math" w:hAnsi="Cambria Math"/>
-                  <w:sz w:val="24"/>
-                  <w:szCs w:val="24"/>
-                </w:rPr>
-                <m:t xml:space="preserve">(</m:t>
-              </m:r>
-              <m:r>
-                <w:rPr>
-                  <w:rFonts w:ascii="Cambria Math" w:hAnsi="Cambria Math"/>
-                  <w:sz w:val="24"/>
-                  <w:szCs w:val="24"/>
-                </w:rPr>
-                <m:t xml:space="preserve">1</m:t>
-              </m:r>
-              <m:r>
-                <w:rPr>
-                  <w:rFonts w:ascii="Cambria Math" w:hAnsi="Cambria Math"/>
-                  <w:sz w:val="24"/>
-                  <w:szCs w:val="24"/>
-                </w:rPr>
-                <m:t xml:space="preserve">)</m:t>
-              </m:r>
-            </m:sup>
-          </m:sSubSup>
-        </m:oMath>
-      </m:oMathPara>
-    </w:p>
-    <w:p>
-      <w:pPr>
-        <w:pStyle w:val="Formula"/>
-      </w:pPr>
-      <m:oMathPara>
-        <m:oMathParaPr>
-          <m:jc m:val="left"/>
-        </m:oMathParaPr>
-        <m:oMath>
-          <m:sSub>
-            <m:e>
-              <m:r>
-                <w:rPr>
-                  <w:rFonts w:ascii="Cambria Math" w:hAnsi="Cambria Math"/>
-                  <w:sz w:val="24"/>
-                  <w:szCs w:val="24"/>
-                </w:rPr>
-                <m:t xml:space="preserve">N′</m:t>
-              </m:r>
-            </m:e>
-            <m:sub>
-              <m:r>
-                <w:rPr>
-                  <w:rFonts w:ascii="Cambria Math" w:hAnsi="Cambria Math"/>
-                  <w:sz w:val="24"/>
-                  <w:szCs w:val="24"/>
-                </w:rPr>
-                <m:t xml:space="preserve">x</m:t>
-              </m:r>
-              <m:r>
-                <w:rPr>
-                  <w:rFonts w:ascii="Cambria Math" w:hAnsi="Cambria Math"/>
-                  <w:sz w:val="24"/>
-                  <w:szCs w:val="24"/>
-                </w:rPr>
-                <m:t xml:space="preserve">+</m:t>
-              </m:r>
-              <m:r>
-                <w:rPr>
-                  <w:rFonts w:ascii="Cambria Math" w:hAnsi="Cambria Math"/>
-                  <w:sz w:val="24"/>
-                  <w:szCs w:val="24"/>
-                </w:rPr>
-                <m:t xml:space="preserve">t</m:t>
-              </m:r>
-            </m:sub>
-          </m:sSub>
-          <m:r>
-            <w:rPr>
-              <w:rFonts w:ascii="Cambria Math" w:hAnsi="Cambria Math"/>
-              <w:sz w:val="24"/>
-              <w:szCs w:val="24"/>
-            </w:rPr>
-            <m:t xml:space="preserve"> = </m:t>
-          </m:r>
-          <m:sSubSup>
-            <m:e>
-              <m:r>
-                <w:rPr>
-                  <w:rFonts w:ascii="Cambria Math" w:hAnsi="Cambria Math"/>
-                  <w:sz w:val="24"/>
-                  <w:szCs w:val="24"/>
-                </w:rPr>
-                <m:t xml:space="preserve">N</m:t>
-              </m:r>
-            </m:e>
-            <m:sub>
-              <m:r>
-                <w:rPr>
-                  <w:rFonts w:ascii="Cambria Math" w:hAnsi="Cambria Math"/>
-                  <w:sz w:val="24"/>
-                  <w:szCs w:val="24"/>
-                </w:rPr>
-                <m:t xml:space="preserve">x</m:t>
-              </m:r>
-              <m:r>
-                <w:rPr>
-                  <w:rFonts w:ascii="Cambria Math" w:hAnsi="Cambria Math"/>
-                  <w:sz w:val="24"/>
-                  <w:szCs w:val="24"/>
-                </w:rPr>
-                <m:t xml:space="preserve">+</m:t>
-              </m:r>
-              <m:r>
-                <w:rPr>
-                  <w:rFonts w:ascii="Cambria Math" w:hAnsi="Cambria Math"/>
-                  <w:sz w:val="24"/>
-                  <w:szCs w:val="24"/>
-                </w:rPr>
-                <m:t xml:space="preserve">t</m:t>
-              </m:r>
-            </m:sub>
-            <m:sup>
-              <m:r>
-                <w:rPr>
-                  <w:rFonts w:ascii="Cambria Math" w:hAnsi="Cambria Math"/>
-                  <w:sz w:val="24"/>
-                  <w:szCs w:val="24"/>
-                </w:rPr>
-                <m:t xml:space="preserve">(</m:t>
-              </m:r>
-              <m:r>
-                <w:rPr>
-                  <w:rFonts w:ascii="Cambria Math" w:hAnsi="Cambria Math"/>
-                  <w:sz w:val="24"/>
-                  <w:szCs w:val="24"/>
-                </w:rPr>
-                <m:t xml:space="preserve">1</m:t>
-              </m:r>
-              <m:r>
-                <w:rPr>
-                  <w:rFonts w:ascii="Cambria Math" w:hAnsi="Cambria Math"/>
-                  <w:sz w:val="24"/>
-                  <w:szCs w:val="24"/>
-                </w:rPr>
-                <m:t xml:space="preserve">)</m:t>
-              </m:r>
-            </m:sup>
-          </m:sSubSup>
-        </m:oMath>
-      </m:oMathPara>
-    </w:p>
-    <w:p>
-      <w:pPr>
-        <w:pStyle w:val="FormulaText"/>
-      </w:pPr>
-      <w:r>
-        <w:t xml:space="preserve">보장금액의 배수</w:t>
-      </w:r>
-    </w:p>
-    <w:p>
-      <w:pPr>
-        <w:pStyle w:val="Formula"/>
-      </w:pPr>
-      <m:oMathPara>
-        <m:oMathParaPr>
-          <m:jc m:val="left"/>
-        </m:oMathParaPr>
-        <m:oMath>
-          <m:sSub>
-            <m:e>
-              <m:r>
-                <w:rPr>
-                  <w:rFonts w:ascii="Cambria Math" w:hAnsi="Cambria Math"/>
-                  <w:sz w:val="24"/>
-                  <w:szCs w:val="24"/>
-                </w:rPr>
-                <m:t xml:space="preserve">S</m:t>
-              </m:r>
-            </m:e>
-            <m:sub>
-              <m:r>
-                <w:rPr>
-                  <w:rFonts w:ascii="Cambria Math" w:hAnsi="Cambria Math"/>
-                  <w:sz w:val="24"/>
-                  <w:szCs w:val="24"/>
-                </w:rPr>
-                <m:t xml:space="preserve">t</m:t>
-              </m:r>
-            </m:sub>
-          </m:sSub>
-          <m:r>
-            <w:rPr>
-              <w:rFonts w:ascii="Cambria Math" w:hAnsi="Cambria Math"/>
-              <w:sz w:val="24"/>
-              <w:szCs w:val="24"/>
-            </w:rPr>
-            <m:t xml:space="preserve"> = </m:t>
-          </m:r>
-          <m:r>
-            <w:rPr>
-              <w:rFonts w:ascii="Cambria Math" w:hAnsi="Cambria Math"/>
-              <w:sz w:val="24"/>
-              <w:szCs w:val="24"/>
-            </w:rPr>
-            <m:t xml:space="preserve">1</m:t>
-          </m:r>
-        </m:oMath>
-      </m:oMathPara>
-    </w:p>
-    <w:p>
-      <w:pPr>
-        <w:pStyle w:val="FormulaText"/>
-      </w:pPr>
-      <w:r>
-        <w:t xml:space="preserve">급부 발생자 — 탈퇴자 전부가 급부 대상이다</w:t>
-      </w:r>
-    </w:p>
-    <w:p>
-      <w:pPr>
-        <w:pStyle w:val="Formula"/>
-      </w:pPr>
-      <m:oMathPara>
-        <m:oMathParaPr>
-          <m:jc m:val="left"/>
-        </m:oMathParaPr>
-        <m:oMath>
-          <m:sSub>
-            <m:e>
-              <m:r>
-                <w:rPr>
-                  <w:rFonts w:ascii="Cambria Math" w:hAnsi="Cambria Math"/>
-                  <w:sz w:val="24"/>
-                  <w:szCs w:val="24"/>
-                </w:rPr>
-                <m:t xml:space="preserve">C</m:t>
-              </m:r>
-            </m:e>
-            <m:sub>
-              <m:r>
-                <w:rPr>
-                  <w:rFonts w:ascii="Cambria Math" w:hAnsi="Cambria Math"/>
-                  <w:sz w:val="24"/>
-                  <w:szCs w:val="24"/>
-                </w:rPr>
-                <m:t xml:space="preserve">x</m:t>
-              </m:r>
-              <m:r>
-                <w:rPr>
-                  <w:rFonts w:ascii="Cambria Math" w:hAnsi="Cambria Math"/>
-                  <w:sz w:val="24"/>
-                  <w:szCs w:val="24"/>
-                </w:rPr>
-                <m:t xml:space="preserve">+</m:t>
-              </m:r>
-              <m:r>
-                <w:rPr>
-                  <w:rFonts w:ascii="Cambria Math" w:hAnsi="Cambria Math"/>
-                  <w:sz w:val="24"/>
-                  <w:szCs w:val="24"/>
-                </w:rPr>
-                <m:t xml:space="preserve">t</m:t>
-              </m:r>
-            </m:sub>
-          </m:sSub>
-          <m:r>
-            <w:rPr>
-              <w:rFonts w:ascii="Cambria Math" w:hAnsi="Cambria Math"/>
-              <w:sz w:val="24"/>
-              <w:szCs w:val="24"/>
-            </w:rPr>
-            <m:t xml:space="preserve"> = </m:t>
-          </m:r>
-          <m:sSubSup>
-            <m:e>
-              <m:r>
-                <w:rPr>
-                  <w:rFonts w:ascii="Cambria Math" w:hAnsi="Cambria Math"/>
-                  <w:sz w:val="24"/>
-                  <w:szCs w:val="24"/>
-                </w:rPr>
-                <m:t xml:space="preserve">l</m:t>
-              </m:r>
-            </m:e>
-            <m:sub>
-              <m:r>
-                <w:rPr>
-                  <w:rFonts w:ascii="Cambria Math" w:hAnsi="Cambria Math"/>
-                  <w:sz w:val="24"/>
-                  <w:szCs w:val="24"/>
-                </w:rPr>
-                <m:t xml:space="preserve">x</m:t>
-              </m:r>
-              <m:r>
-                <w:rPr>
-                  <w:rFonts w:ascii="Cambria Math" w:hAnsi="Cambria Math"/>
-                  <w:sz w:val="24"/>
-                  <w:szCs w:val="24"/>
-                </w:rPr>
-                <m:t xml:space="preserve">+</m:t>
-              </m:r>
-              <m:r>
-                <w:rPr>
-                  <w:rFonts w:ascii="Cambria Math" w:hAnsi="Cambria Math"/>
-                  <w:sz w:val="24"/>
-                  <w:szCs w:val="24"/>
-                </w:rPr>
-                <m:t xml:space="preserve">t</m:t>
-              </m:r>
-            </m:sub>
-            <m:sup>
-              <m:r>
-                <w:rPr>
-                  <w:rFonts w:ascii="Cambria Math" w:hAnsi="Cambria Math"/>
-                  <w:sz w:val="24"/>
-                  <w:szCs w:val="24"/>
-                </w:rPr>
-                <m:t xml:space="preserve">(</m:t>
-              </m:r>
-              <m:r>
-                <w:rPr>
-                  <w:rFonts w:ascii="Cambria Math" w:hAnsi="Cambria Math"/>
-                  <w:sz w:val="24"/>
-                  <w:szCs w:val="24"/>
-                </w:rPr>
-                <m:t xml:space="preserve">1</m:t>
-              </m:r>
-              <m:r>
-                <w:rPr>
-                  <w:rFonts w:ascii="Cambria Math" w:hAnsi="Cambria Math"/>
-                  <w:sz w:val="24"/>
-                  <w:szCs w:val="24"/>
-                </w:rPr>
-                <m:t xml:space="preserve">)</m:t>
-              </m:r>
-            </m:sup>
-          </m:sSubSup>
-          <m:r>
-            <w:rPr>
-              <w:rFonts w:ascii="Cambria Math" w:hAnsi="Cambria Math"/>
-              <w:sz w:val="24"/>
-              <w:szCs w:val="24"/>
-            </w:rPr>
-            <m:t xml:space="preserve">·</m:t>
-          </m:r>
-          <m:sSubSup>
-            <m:e>
-              <m:r>
-                <w:rPr>
-                  <w:rFonts w:ascii="Cambria Math" w:hAnsi="Cambria Math"/>
-                  <w:sz w:val="24"/>
-                  <w:szCs w:val="24"/>
-                </w:rPr>
-                <m:t xml:space="preserve">Q</m:t>
-              </m:r>
-            </m:e>
-            <m:sub>
-              <m:r>
-                <w:rPr>
-                  <w:rFonts w:ascii="Cambria Math" w:hAnsi="Cambria Math"/>
-                  <w:sz w:val="24"/>
-                  <w:szCs w:val="24"/>
-                </w:rPr>
-                <m:t xml:space="preserve">x</m:t>
-              </m:r>
-              <m:r>
-                <w:rPr>
-                  <w:rFonts w:ascii="Cambria Math" w:hAnsi="Cambria Math"/>
-                  <w:sz w:val="24"/>
-                  <w:szCs w:val="24"/>
-                </w:rPr>
-                <m:t xml:space="preserve">+</m:t>
-              </m:r>
-              <m:r>
-                <w:rPr>
-                  <w:rFonts w:ascii="Cambria Math" w:hAnsi="Cambria Math"/>
-                  <w:sz w:val="24"/>
-                  <w:szCs w:val="24"/>
-                </w:rPr>
-                <m:t xml:space="preserve">t</m:t>
-              </m:r>
-            </m:sub>
-            <m:sup>
-              <m:r>
-                <w:rPr>
-                  <w:rFonts w:ascii="Cambria Math" w:hAnsi="Cambria Math"/>
-                  <w:sz w:val="24"/>
-                  <w:szCs w:val="24"/>
-                </w:rPr>
-                <m:t xml:space="preserve">(</m:t>
-              </m:r>
-              <m:r>
-                <w:rPr>
-                  <w:rFonts w:ascii="Cambria Math" w:hAnsi="Cambria Math"/>
-                  <w:sz w:val="24"/>
-                  <w:szCs w:val="24"/>
-                </w:rPr>
-                <m:t xml:space="preserve">1</m:t>
-              </m:r>
-              <m:r>
-                <w:rPr>
-                  <w:rFonts w:ascii="Cambria Math" w:hAnsi="Cambria Math"/>
-                  <w:sz w:val="24"/>
-                  <w:szCs w:val="24"/>
-                </w:rPr>
-                <m:t xml:space="preserve">)</m:t>
-              </m:r>
-            </m:sup>
-          </m:sSubSup>
-          <m:r>
-            <w:rPr>
-              <w:rFonts w:ascii="Cambria Math" w:hAnsi="Cambria Math"/>
-              <w:sz w:val="24"/>
-              <w:szCs w:val="24"/>
-            </w:rPr>
-            <m:t xml:space="preserve">·</m:t>
-          </m:r>
-          <m:sSup>
-            <m:e>
-              <m:r>
-                <w:rPr>
-                  <w:rFonts w:ascii="Cambria Math" w:hAnsi="Cambria Math"/>
-                  <w:sz w:val="24"/>
-                  <w:szCs w:val="24"/>
-                </w:rPr>
-                <m:t xml:space="preserve">v</m:t>
-              </m:r>
-            </m:e>
-            <m:sup>
-              <m:r>
-                <w:rPr>
-                  <w:rFonts w:ascii="Cambria Math" w:hAnsi="Cambria Math"/>
-                  <w:sz w:val="24"/>
-                  <w:szCs w:val="24"/>
-                </w:rPr>
-                <m:t xml:space="preserve">t</m:t>
-              </m:r>
-              <m:r>
-                <w:rPr>
-                  <w:rFonts w:ascii="Cambria Math" w:hAnsi="Cambria Math"/>
-                  <w:sz w:val="24"/>
-                  <w:szCs w:val="24"/>
-                </w:rPr>
-                <m:t xml:space="preserve">+½</m:t>
-              </m:r>
-            </m:sup>
-          </m:sSup>
-        </m:oMath>
-      </m:oMathPara>
-    </w:p>
-    <w:p>
-      <w:pPr>
-        <w:pStyle w:val="FormulaText"/>
-      </w:pPr>
-      <w:r>
-        <w:t xml:space="preserve">보험금 현가의 누계</w:t>
-      </w:r>
-    </w:p>
-    <w:p>
-      <w:pPr>
-        <w:pStyle w:val="Formula"/>
-      </w:pPr>
-      <m:oMathPara>
-        <m:oMathParaPr>
-          <m:jc m:val="left"/>
-        </m:oMathParaPr>
-        <m:oMath>
-          <m:sSub>
-            <m:e>
-              <m:r>
-                <w:rPr>
-                  <w:rFonts w:ascii="Cambria Math" w:hAnsi="Cambria Math"/>
-                  <w:sz w:val="24"/>
-                  <w:szCs w:val="24"/>
-                </w:rPr>
-                <m:t xml:space="preserve">M</m:t>
-              </m:r>
-            </m:e>
-            <m:sub>
-              <m:r>
-                <w:rPr>
-                  <w:rFonts w:ascii="Cambria Math" w:hAnsi="Cambria Math"/>
-                  <w:sz w:val="24"/>
-                  <w:szCs w:val="24"/>
-                </w:rPr>
-                <m:t xml:space="preserve">x</m:t>
-              </m:r>
-              <m:r>
-                <w:rPr>
-                  <w:rFonts w:ascii="Cambria Math" w:hAnsi="Cambria Math"/>
-                  <w:sz w:val="24"/>
-                  <w:szCs w:val="24"/>
-                </w:rPr>
-                <m:t xml:space="preserve">+</m:t>
-              </m:r>
-              <m:r>
-                <w:rPr>
-                  <w:rFonts w:ascii="Cambria Math" w:hAnsi="Cambria Math"/>
-                  <w:sz w:val="24"/>
-                  <w:szCs w:val="24"/>
-                </w:rPr>
-                <m:t xml:space="preserve">t</m:t>
-              </m:r>
-            </m:sub>
-          </m:sSub>
-          <m:r>
-            <w:rPr>
-              <w:rFonts w:ascii="Cambria Math" w:hAnsi="Cambria Math"/>
-              <w:sz w:val="24"/>
-              <w:szCs w:val="24"/>
-            </w:rPr>
-            <m:t xml:space="preserve"> = </m:t>
-          </m:r>
-          <m:sSubSup>
-            <m:e>
-              <m:r>
-                <w:rPr>
-                  <w:rFonts w:ascii="Cambria Math" w:hAnsi="Cambria Math"/>
-                  <w:sz w:val="24"/>
-                  <w:szCs w:val="24"/>
-                </w:rPr>
-                <m:t xml:space="preserve">Σ</m:t>
-              </m:r>
-            </m:e>
-            <m:sub>
-              <m:r>
-                <w:rPr>
-                  <w:rFonts w:ascii="Cambria Math" w:hAnsi="Cambria Math"/>
-                  <w:sz w:val="24"/>
-                  <w:szCs w:val="24"/>
-                </w:rPr>
-                <m:t xml:space="preserve">u</m:t>
-              </m:r>
-              <m:r>
-                <w:rPr>
-                  <w:rFonts w:ascii="Cambria Math" w:hAnsi="Cambria Math"/>
-                  <w:sz w:val="24"/>
-                  <w:szCs w:val="24"/>
-                </w:rPr>
-                <m:t xml:space="preserve">=</m:t>
-              </m:r>
-              <m:r>
-                <w:rPr>
-                  <w:rFonts w:ascii="Cambria Math" w:hAnsi="Cambria Math"/>
-                  <w:sz w:val="24"/>
-                  <w:szCs w:val="24"/>
-                </w:rPr>
-                <m:t xml:space="preserve">t</m:t>
-              </m:r>
-            </m:sub>
-            <m:sup>
-              <m:r>
-                <w:rPr>
-                  <w:rFonts w:ascii="Cambria Math" w:hAnsi="Cambria Math"/>
-                  <w:sz w:val="24"/>
-                  <w:szCs w:val="24"/>
-                </w:rPr>
-                <m:t xml:space="preserve">n</m:t>
-              </m:r>
-              <m:r>
-                <w:rPr>
-                  <w:rFonts w:ascii="Cambria Math" w:hAnsi="Cambria Math"/>
-                  <w:sz w:val="24"/>
-                  <w:szCs w:val="24"/>
-                </w:rPr>
-                <m:t xml:space="preserve">−</m:t>
-              </m:r>
-              <m:r>
-                <w:rPr>
-                  <w:rFonts w:ascii="Cambria Math" w:hAnsi="Cambria Math"/>
-                  <w:sz w:val="24"/>
-                  <w:szCs w:val="24"/>
-                </w:rPr>
-                <m:t xml:space="preserve">1</m:t>
-              </m:r>
-            </m:sup>
-          </m:sSubSup>
-          <m:r>
-            <w:rPr>
-              <w:rFonts w:ascii="Cambria Math" w:hAnsi="Cambria Math"/>
-              <w:sz w:val="24"/>
-              <w:szCs w:val="24"/>
-            </w:rPr>
-            <m:t xml:space="preserve"> </m:t>
-          </m:r>
-          <m:sSub>
-            <m:e>
-              <m:r>
-                <w:rPr>
-                  <w:rFonts w:ascii="Cambria Math" w:hAnsi="Cambria Math"/>
-                  <w:sz w:val="24"/>
-                  <w:szCs w:val="24"/>
-                </w:rPr>
-                <m:t xml:space="preserve">S</m:t>
-              </m:r>
-            </m:e>
-            <m:sub>
-              <m:r>
-                <w:rPr>
-                  <w:rFonts w:ascii="Cambria Math" w:hAnsi="Cambria Math"/>
-                  <w:sz w:val="24"/>
-                  <w:szCs w:val="24"/>
-                </w:rPr>
-                <m:t xml:space="preserve">u</m:t>
-              </m:r>
-            </m:sub>
-          </m:sSub>
-          <m:r>
-            <w:rPr>
-              <w:rFonts w:ascii="Cambria Math" w:hAnsi="Cambria Math"/>
-              <w:sz w:val="24"/>
-              <w:szCs w:val="24"/>
-            </w:rPr>
-            <m:t xml:space="preserve">·</m:t>
-          </m:r>
-          <m:sSub>
-            <m:e>
-              <m:r>
-                <w:rPr>
-                  <w:rFonts w:ascii="Cambria Math" w:hAnsi="Cambria Math"/>
-                  <w:sz w:val="24"/>
-                  <w:szCs w:val="24"/>
-                </w:rPr>
-                <m:t xml:space="preserve">C</m:t>
-              </m:r>
-            </m:e>
-            <m:sub>
-              <m:r>
-                <w:rPr>
-                  <w:rFonts w:ascii="Cambria Math" w:hAnsi="Cambria Math"/>
-                  <w:sz w:val="24"/>
-                  <w:szCs w:val="24"/>
-                </w:rPr>
-                <m:t xml:space="preserve">x</m:t>
-              </m:r>
-              <m:r>
-                <w:rPr>
-                  <w:rFonts w:ascii="Cambria Math" w:hAnsi="Cambria Math"/>
-                  <w:sz w:val="24"/>
-                  <w:szCs w:val="24"/>
-                </w:rPr>
-                <m:t xml:space="preserve">+</m:t>
-              </m:r>
-              <m:r>
-                <w:rPr>
-                  <w:rFonts w:ascii="Cambria Math" w:hAnsi="Cambria Math"/>
-                  <w:sz w:val="24"/>
-                  <w:szCs w:val="24"/>
-                </w:rPr>
-                <m:t xml:space="preserve">u</m:t>
-              </m:r>
-            </m:sub>
-          </m:sSub>
-        </m:oMath>
-      </m:oMathPara>
-    </w:p>
-    <w:p>
-      <w:pPr>
-        <w:pStyle w:val="FormulaText"/>
-      </w:pPr>
-      <w:r>
-        <w:t xml:space="preserve">보험금 현가 (PVB) — 보장금액 1원당</w:t>
-      </w:r>
-    </w:p>
-    <w:p>
-      <w:pPr>
-        <w:pStyle w:val="Formula"/>
-      </w:pPr>
-      <m:oMathPara>
-        <m:oMathParaPr>
-          <m:jc m:val="left"/>
-        </m:oMathParaPr>
-        <m:oMath>
+            <m:t xml:space="preserve"> = ( </m:t>
+          </m:r>
           <m:r>
             <m:rPr>
               <m:nor/>
@@ -4908,7 +4729,23 @@
               <w:sz w:val="24"/>
               <w:szCs w:val="24"/>
             </w:rPr>
-            <m:t xml:space="preserve"> = </m:t>
+            <m:t xml:space="preserve"> + </m:t>
+          </m:r>
+          <m:r>
+            <w:rPr>
+              <w:rFonts w:ascii="Cambria Math" w:hAnsi="Cambria Math"/>
+              <w:sz w:val="24"/>
+              <w:szCs w:val="24"/>
+            </w:rPr>
+            <m:t xml:space="preserve">β′</m:t>
+          </m:r>
+          <m:r>
+            <w:rPr>
+              <w:rFonts w:ascii="Cambria Math" w:hAnsi="Cambria Math"/>
+              <w:sz w:val="24"/>
+              <w:szCs w:val="24"/>
+            </w:rPr>
+            <m:t xml:space="preserve">·( </m:t>
           </m:r>
           <m:sSub>
             <m:e>
@@ -4918,7 +4755,7 @@
                   <w:sz w:val="24"/>
                   <w:szCs w:val="24"/>
                 </w:rPr>
-                <m:t xml:space="preserve">M</m:t>
+                <m:t xml:space="preserve">N</m:t>
               </m:r>
             </m:e>
             <m:sub>
@@ -4930,67 +4767,31 @@
                 </w:rPr>
                 <m:t xml:space="preserve">x</m:t>
               </m:r>
+              <m:r>
+                <w:rPr>
+                  <w:rFonts w:ascii="Cambria Math" w:hAnsi="Cambria Math"/>
+                  <w:sz w:val="24"/>
+                  <w:szCs w:val="24"/>
+                </w:rPr>
+                <m:t xml:space="preserve">+</m:t>
+              </m:r>
+              <m:r>
+                <w:rPr>
+                  <w:rFonts w:ascii="Cambria Math" w:hAnsi="Cambria Math"/>
+                  <w:sz w:val="24"/>
+                  <w:szCs w:val="24"/>
+                </w:rPr>
+                <m:t xml:space="preserve">m</m:t>
+              </m:r>
             </m:sub>
           </m:sSub>
-        </m:oMath>
-      </m:oMathPara>
-    </w:p>
-    <w:p>
-      <w:pPr>
-        <w:pStyle w:val="Heading2"/>
-      </w:pPr>
-      <w:r>
-        <w:t xml:space="preserve">마. 순보험료 및 영업보험료</w:t>
-      </w:r>
-    </w:p>
-    <w:p>
-      <w:pPr>
-        <w:pStyle w:val="FormulaLabel"/>
-      </w:pPr>
-      <w:r>
-        <w:t xml:space="preserve">[식] 연납 환산 납입기수 (N*)</w:t>
-      </w:r>
-    </w:p>
-    <w:p>
-      <w:pPr>
-        <w:pStyle w:val="Formula"/>
-      </w:pPr>
-      <m:oMathPara>
-        <m:oMathParaPr>
-          <m:jc m:val="left"/>
-        </m:oMathParaPr>
-        <m:oMath>
-          <m:r>
-            <w:rPr>
-              <w:rFonts w:ascii="Cambria Math" w:hAnsi="Cambria Math"/>
-              <w:sz w:val="24"/>
-              <w:szCs w:val="24"/>
-            </w:rPr>
-            <m:t xml:space="preserve">N*</m:t>
-          </m:r>
-          <m:r>
-            <w:rPr>
-              <w:rFonts w:ascii="Cambria Math" w:hAnsi="Cambria Math"/>
-              <w:sz w:val="24"/>
-              <w:szCs w:val="24"/>
-            </w:rPr>
-            <m:t xml:space="preserve"> = </m:t>
-          </m:r>
-          <m:r>
-            <w:rPr>
-              <w:rFonts w:ascii="Cambria Math" w:hAnsi="Cambria Math"/>
-              <w:sz w:val="24"/>
-              <w:szCs w:val="24"/>
-            </w:rPr>
-            <m:t xml:space="preserve">k</m:t>
-          </m:r>
-          <m:r>
-            <w:rPr>
-              <w:rFonts w:ascii="Cambria Math" w:hAnsi="Cambria Math"/>
-              <w:sz w:val="24"/>
-              <w:szCs w:val="24"/>
-            </w:rPr>
-            <m:t xml:space="preserve"> · [ ( </m:t>
+          <m:r>
+            <w:rPr>
+              <w:rFonts w:ascii="Cambria Math" w:hAnsi="Cambria Math"/>
+              <w:sz w:val="24"/>
+              <w:szCs w:val="24"/>
+            </w:rPr>
+            <m:t xml:space="preserve"> − </m:t>
           </m:r>
           <m:sSub>
             <m:e>
@@ -5000,7 +4801,7 @@
                   <w:sz w:val="24"/>
                   <w:szCs w:val="24"/>
                 </w:rPr>
-                <m:t xml:space="preserve">N′</m:t>
+                <m:t xml:space="preserve">N</m:t>
               </m:r>
             </m:e>
             <m:sub>
@@ -5012,6 +4813,22 @@
                 </w:rPr>
                 <m:t xml:space="preserve">x</m:t>
               </m:r>
+              <m:r>
+                <w:rPr>
+                  <w:rFonts w:ascii="Cambria Math" w:hAnsi="Cambria Math"/>
+                  <w:sz w:val="24"/>
+                  <w:szCs w:val="24"/>
+                </w:rPr>
+                <m:t xml:space="preserve">+</m:t>
+              </m:r>
+              <m:r>
+                <w:rPr>
+                  <w:rFonts w:ascii="Cambria Math" w:hAnsi="Cambria Math"/>
+                  <w:sz w:val="24"/>
+                  <w:szCs w:val="24"/>
+                </w:rPr>
+                <m:t xml:space="preserve">n</m:t>
+              </m:r>
             </m:sub>
           </m:sSub>
           <m:r>
@@ -5020,7 +4837,7 @@
               <w:sz w:val="24"/>
               <w:szCs w:val="24"/>
             </w:rPr>
-            <m:t xml:space="preserve"> − </m:t>
+            <m:t xml:space="preserve"> ) ) / ( </m:t>
           </m:r>
           <m:sSub>
             <m:e>
@@ -5042,22 +4859,6 @@
                 </w:rPr>
                 <m:t xml:space="preserve">x</m:t>
               </m:r>
-              <m:r>
-                <w:rPr>
-                  <w:rFonts w:ascii="Cambria Math" w:hAnsi="Cambria Math"/>
-                  <w:sz w:val="24"/>
-                  <w:szCs w:val="24"/>
-                </w:rPr>
-                <m:t xml:space="preserve">+</m:t>
-              </m:r>
-              <m:r>
-                <w:rPr>
-                  <w:rFonts w:ascii="Cambria Math" w:hAnsi="Cambria Math"/>
-                  <w:sz w:val="24"/>
-                  <w:szCs w:val="24"/>
-                </w:rPr>
-                <m:t xml:space="preserve">m</m:t>
-              </m:r>
             </m:sub>
           </m:sSub>
           <m:r>
@@ -5066,91 +4867,7 @@
               <w:sz w:val="24"/>
               <w:szCs w:val="24"/>
             </w:rPr>
-            <m:t xml:space="preserve"> )</m:t>
-          </m:r>
-        </m:oMath>
-      </m:oMathPara>
-    </w:p>
-    <w:p>
-      <w:pPr>
-        <w:pStyle w:val="Formula"/>
-      </w:pPr>
-      <m:oMathPara>
-        <m:oMathParaPr>
-          <m:jc m:val="left"/>
-        </m:oMathParaPr>
-        <m:oMath>
-          <m:r>
-            <w:rPr>
-              <w:rFonts w:ascii="Cambria Math" w:hAnsi="Cambria Math"/>
-              <w:sz w:val="24"/>
-              <w:szCs w:val="24"/>
-            </w:rPr>
-            <m:t xml:space="preserve">− ( </m:t>
-          </m:r>
-          <m:r>
-            <w:rPr>
-              <w:rFonts w:ascii="Cambria Math" w:hAnsi="Cambria Math"/>
-              <w:sz w:val="24"/>
-              <w:szCs w:val="24"/>
-            </w:rPr>
-            <m:t xml:space="preserve">k</m:t>
-          </m:r>
-          <m:r>
-            <w:rPr>
-              <w:rFonts w:ascii="Cambria Math" w:hAnsi="Cambria Math"/>
-              <w:sz w:val="24"/>
-              <w:szCs w:val="24"/>
-            </w:rPr>
-            <m:t xml:space="preserve">−</m:t>
-          </m:r>
-          <m:r>
-            <w:rPr>
-              <w:rFonts w:ascii="Cambria Math" w:hAnsi="Cambria Math"/>
-              <w:sz w:val="24"/>
-              <w:szCs w:val="24"/>
-            </w:rPr>
-            <m:t xml:space="preserve">1</m:t>
-          </m:r>
-          <m:r>
-            <w:rPr>
-              <w:rFonts w:ascii="Cambria Math" w:hAnsi="Cambria Math"/>
-              <w:sz w:val="24"/>
-              <w:szCs w:val="24"/>
-            </w:rPr>
-            <m:t xml:space="preserve"> )/( </m:t>
-          </m:r>
-          <m:r>
-            <w:rPr>
-              <w:rFonts w:ascii="Cambria Math" w:hAnsi="Cambria Math"/>
-              <w:sz w:val="24"/>
-              <w:szCs w:val="24"/>
-            </w:rPr>
-            <m:t xml:space="preserve">2</m:t>
-          </m:r>
-          <m:r>
-            <w:rPr>
-              <w:rFonts w:ascii="Cambria Math" w:hAnsi="Cambria Math"/>
-              <w:sz w:val="24"/>
-              <w:szCs w:val="24"/>
-            </w:rPr>
-            <m:t xml:space="preserve">·</m:t>
-          </m:r>
-          <m:r>
-            <w:rPr>
-              <w:rFonts w:ascii="Cambria Math" w:hAnsi="Cambria Math"/>
-              <w:sz w:val="24"/>
-              <w:szCs w:val="24"/>
-            </w:rPr>
-            <m:t xml:space="preserve">k</m:t>
-          </m:r>
-          <m:r>
-            <w:rPr>
-              <w:rFonts w:ascii="Cambria Math" w:hAnsi="Cambria Math"/>
-              <w:sz w:val="24"/>
-              <w:szCs w:val="24"/>
-            </w:rPr>
-            <m:t xml:space="preserve"> )·( </m:t>
+            <m:t xml:space="preserve"> − </m:t>
           </m:r>
           <m:sSub>
             <m:e>
@@ -5160,7 +4877,7 @@
                   <w:sz w:val="24"/>
                   <w:szCs w:val="24"/>
                 </w:rPr>
-                <m:t xml:space="preserve">D′</m:t>
+                <m:t xml:space="preserve">N′</m:t>
               </m:r>
             </m:e>
             <m:sub>
@@ -5172,36 +4889,6 @@
                 </w:rPr>
                 <m:t xml:space="preserve">x</m:t>
               </m:r>
-            </m:sub>
-          </m:sSub>
-          <m:r>
-            <w:rPr>
-              <w:rFonts w:ascii="Cambria Math" w:hAnsi="Cambria Math"/>
-              <w:sz w:val="24"/>
-              <w:szCs w:val="24"/>
-            </w:rPr>
-            <m:t xml:space="preserve"> − </m:t>
-          </m:r>
-          <m:sSub>
-            <m:e>
-              <m:r>
-                <w:rPr>
-                  <w:rFonts w:ascii="Cambria Math" w:hAnsi="Cambria Math"/>
-                  <w:sz w:val="24"/>
-                  <w:szCs w:val="24"/>
-                </w:rPr>
-                <m:t xml:space="preserve">D′</m:t>
-              </m:r>
-            </m:e>
-            <m:sub>
-              <m:r>
-                <w:rPr>
-                  <w:rFonts w:ascii="Cambria Math" w:hAnsi="Cambria Math"/>
-                  <w:sz w:val="24"/>
-                  <w:szCs w:val="24"/>
-                </w:rPr>
-                <m:t xml:space="preserve">x</m:t>
-              </m:r>
               <m:r>
                 <w:rPr>
                   <w:rFonts w:ascii="Cambria Math" w:hAnsi="Cambria Math"/>
@@ -5217,276 +4904,6 @@
                   <w:szCs w:val="24"/>
                 </w:rPr>
                 <m:t xml:space="preserve">m</m:t>
-              </m:r>
-            </m:sub>
-          </m:sSub>
-          <m:r>
-            <w:rPr>
-              <w:rFonts w:ascii="Cambria Math" w:hAnsi="Cambria Math"/>
-              <w:sz w:val="24"/>
-              <w:szCs w:val="24"/>
-            </w:rPr>
-            <m:t xml:space="preserve"> ) ]</m:t>
-          </m:r>
-        </m:oMath>
-      </m:oMathPara>
-    </w:p>
-    <w:p>
-      <w:pPr>
-        <w:pStyle w:val="Note"/>
-      </w:pPr>
-      <w:r>
-        <w:t xml:space="preserve">※ D′ · N′ 은 그 계약 단위의 [납입] 생존자의 D · N 이다. k 는 납입주기별 계수(연납 1, 6개월납 2, 3개월납 4, 월납 12) — 납입방법에 따라 N* 만 달라지고 보험금의 현가는 같다.</w:t>
-      </w:r>
-    </w:p>
-    <w:p>
-      <w:pPr>
-        <w:pStyle w:val="FormulaLabel"/>
-      </w:pPr>
-      <w:r>
-        <w:t xml:space="preserve">[식] 순보험료 (P)</w:t>
-      </w:r>
-    </w:p>
-    <w:p>
-      <w:pPr>
-        <w:pStyle w:val="Formula"/>
-      </w:pPr>
-      <m:oMathPara>
-        <m:oMathParaPr>
-          <m:jc m:val="left"/>
-        </m:oMathParaPr>
-        <m:oMath>
-          <m:r>
-            <w:rPr>
-              <w:rFonts w:ascii="Cambria Math" w:hAnsi="Cambria Math"/>
-              <w:sz w:val="24"/>
-              <w:szCs w:val="24"/>
-            </w:rPr>
-            <m:t xml:space="preserve">P</m:t>
-          </m:r>
-          <m:r>
-            <w:rPr>
-              <w:rFonts w:ascii="Cambria Math" w:hAnsi="Cambria Math"/>
-              <w:sz w:val="24"/>
-              <w:szCs w:val="24"/>
-            </w:rPr>
-            <m:t xml:space="preserve"> = </m:t>
-          </m:r>
-          <m:r>
-            <m:rPr>
-              <m:nor/>
-            </m:rPr>
-            <w:rPr>
-              <w:rFonts w:ascii="Cambria Math" w:hAnsi="Cambria Math"/>
-              <w:sz w:val="24"/>
-              <w:szCs w:val="24"/>
-            </w:rPr>
-            <m:t xml:space="preserve">PVB</m:t>
-          </m:r>
-          <m:r>
-            <w:rPr>
-              <w:rFonts w:ascii="Cambria Math" w:hAnsi="Cambria Math"/>
-              <w:sz w:val="24"/>
-              <w:szCs w:val="24"/>
-            </w:rPr>
-            <m:t xml:space="preserve"> / </m:t>
-          </m:r>
-          <m:r>
-            <w:rPr>
-              <w:rFonts w:ascii="Cambria Math" w:hAnsi="Cambria Math"/>
-              <w:sz w:val="24"/>
-              <w:szCs w:val="24"/>
-            </w:rPr>
-            <m:t xml:space="preserve">N*</m:t>
-          </m:r>
-        </m:oMath>
-      </m:oMathPara>
-    </w:p>
-    <w:p>
-      <w:pPr>
-        <w:pStyle w:val="Note"/>
-      </w:pPr>
-      <w:r>
-        <w:t xml:space="preserve">※ 담보마다 그 담보의 보험금 현가 PVB 를 그 계약 단위의 N*([납입] 생존자)로 나눈다. 보장금액 1원당이다.</w:t>
-      </w:r>
-    </w:p>
-    <w:p>
-      <w:pPr>
-        <w:pStyle w:val="FormulaLabel"/>
-      </w:pPr>
-      <w:r>
-        <w:t xml:space="preserve">[식] 기준연납순보험료</w:t>
-      </w:r>
-    </w:p>
-    <w:p>
-      <w:pPr>
-        <w:pStyle w:val="Formula"/>
-      </w:pPr>
-      <m:oMathPara>
-        <m:oMathParaPr>
-          <m:jc m:val="left"/>
-        </m:oMathParaPr>
-        <m:oMath>
-          <m:sSub>
-            <m:e>
-              <m:r>
-                <w:rPr>
-                  <w:rFonts w:ascii="Cambria Math" w:hAnsi="Cambria Math"/>
-                  <w:sz w:val="24"/>
-                  <w:szCs w:val="24"/>
-                </w:rPr>
-                <m:t xml:space="preserve">P</m:t>
-              </m:r>
-            </m:e>
-            <m:sub>
-              <m:r>
-                <m:rPr>
-                  <m:nor/>
-                </m:rPr>
-                <w:rPr>
-                  <w:rFonts w:ascii="Cambria Math" w:hAnsi="Cambria Math"/>
-                  <w:sz w:val="24"/>
-                  <w:szCs w:val="24"/>
-                </w:rPr>
-                <m:t xml:space="preserve">base</m:t>
-              </m:r>
-            </m:sub>
-          </m:sSub>
-          <m:r>
-            <w:rPr>
-              <w:rFonts w:ascii="Cambria Math" w:hAnsi="Cambria Math"/>
-              <w:sz w:val="24"/>
-              <w:szCs w:val="24"/>
-            </w:rPr>
-            <m:t xml:space="preserve"> = </m:t>
-          </m:r>
-          <m:r>
-            <m:rPr>
-              <m:nor/>
-            </m:rPr>
-            <w:rPr>
-              <w:rFonts w:ascii="Cambria Math" w:hAnsi="Cambria Math"/>
-              <w:sz w:val="24"/>
-              <w:szCs w:val="24"/>
-            </w:rPr>
-            <m:t xml:space="preserve">PVB</m:t>
-          </m:r>
-          <m:r>
-            <w:rPr>
-              <w:rFonts w:ascii="Cambria Math" w:hAnsi="Cambria Math"/>
-              <w:sz w:val="24"/>
-              <w:szCs w:val="24"/>
-            </w:rPr>
-            <m:t xml:space="preserve"> / ( </m:t>
-          </m:r>
-          <m:sSub>
-            <m:e>
-              <m:r>
-                <w:rPr>
-                  <w:rFonts w:ascii="Cambria Math" w:hAnsi="Cambria Math"/>
-                  <w:sz w:val="24"/>
-                  <w:szCs w:val="24"/>
-                </w:rPr>
-                <m:t xml:space="preserve">N′</m:t>
-              </m:r>
-            </m:e>
-            <m:sub>
-              <m:r>
-                <w:rPr>
-                  <w:rFonts w:ascii="Cambria Math" w:hAnsi="Cambria Math"/>
-                  <w:sz w:val="24"/>
-                  <w:szCs w:val="24"/>
-                </w:rPr>
-                <m:t xml:space="preserve">x</m:t>
-              </m:r>
-            </m:sub>
-          </m:sSub>
-          <m:r>
-            <w:rPr>
-              <w:rFonts w:ascii="Cambria Math" w:hAnsi="Cambria Math"/>
-              <w:sz w:val="24"/>
-              <w:szCs w:val="24"/>
-            </w:rPr>
-            <m:t xml:space="preserve"> − </m:t>
-          </m:r>
-          <m:sSub>
-            <m:e>
-              <m:r>
-                <w:rPr>
-                  <w:rFonts w:ascii="Cambria Math" w:hAnsi="Cambria Math"/>
-                  <w:sz w:val="24"/>
-                  <w:szCs w:val="24"/>
-                </w:rPr>
-                <m:t xml:space="preserve">N′</m:t>
-              </m:r>
-            </m:e>
-            <m:sub>
-              <m:r>
-                <w:rPr>
-                  <w:rFonts w:ascii="Cambria Math" w:hAnsi="Cambria Math"/>
-                  <w:sz w:val="24"/>
-                  <w:szCs w:val="24"/>
-                </w:rPr>
-                <m:t xml:space="preserve">x</m:t>
-              </m:r>
-              <m:r>
-                <w:rPr>
-                  <w:rFonts w:ascii="Cambria Math" w:hAnsi="Cambria Math"/>
-                  <w:sz w:val="24"/>
-                  <w:szCs w:val="24"/>
-                </w:rPr>
-                <m:t xml:space="preserve">+</m:t>
-              </m:r>
-              <m:r>
-                <m:rPr>
-                  <m:sty m:val="p"/>
-                </m:rPr>
-                <w:rPr>
-                  <w:rFonts w:ascii="Cambria Math" w:hAnsi="Cambria Math"/>
-                  <w:sz w:val="24"/>
-                  <w:szCs w:val="24"/>
-                </w:rPr>
-                <m:t xml:space="preserve">min</m:t>
-              </m:r>
-              <m:r>
-                <w:rPr>
-                  <w:rFonts w:ascii="Cambria Math" w:hAnsi="Cambria Math"/>
-                  <w:sz w:val="24"/>
-                  <w:szCs w:val="24"/>
-                </w:rPr>
-                <m:t xml:space="preserve">(</m:t>
-              </m:r>
-              <m:r>
-                <w:rPr>
-                  <w:rFonts w:ascii="Cambria Math" w:hAnsi="Cambria Math"/>
-                  <w:sz w:val="24"/>
-                  <w:szCs w:val="24"/>
-                </w:rPr>
-                <m:t xml:space="preserve">n</m:t>
-              </m:r>
-              <m:r>
-                <w:rPr>
-                  <w:rFonts w:ascii="Cambria Math" w:hAnsi="Cambria Math"/>
-                  <w:sz w:val="24"/>
-                  <w:szCs w:val="24"/>
-                </w:rPr>
-                <m:t xml:space="preserve">,</m:t>
-              </m:r>
-              <m:r>
-                <w:rPr>
-                  <w:rFonts w:ascii="Cambria Math" w:hAnsi="Cambria Math"/>
-                  <w:sz w:val="24"/>
-                  <w:szCs w:val="24"/>
-                </w:rPr>
-                <m:t xml:space="preserve">20</m:t>
-              </m:r>
-              <m:r>
-                <w:rPr>
-                  <w:rFonts w:ascii="Cambria Math" w:hAnsi="Cambria Math"/>
-                  <w:sz w:val="24"/>
-                  <w:szCs w:val="24"/>
-                </w:rPr>
-                <m:t xml:space="preserve">)</m:t>
               </m:r>
             </m:sub>
           </m:sSub>
@@ -5506,474 +4923,7 @@
         <w:pStyle w:val="FormulaLabel"/>
       </w:pPr>
       <w:r>
-        <w:t xml:space="preserve">[식] 영업보험료</w:t>
-      </w:r>
-    </w:p>
-    <w:p>
-      <w:pPr>
-        <w:pStyle w:val="Formula"/>
-      </w:pPr>
-      <m:oMathPara>
-        <m:oMathParaPr>
-          <m:jc m:val="left"/>
-        </m:oMathParaPr>
-        <m:oMath>
-          <m:r>
-            <w:rPr>
-              <w:rFonts w:ascii="Cambria Math" w:hAnsi="Cambria Math"/>
-              <w:sz w:val="24"/>
-              <w:szCs w:val="24"/>
-            </w:rPr>
-            <m:t xml:space="preserve">G</m:t>
-          </m:r>
-          <m:r>
-            <w:rPr>
-              <w:rFonts w:ascii="Cambria Math" w:hAnsi="Cambria Math"/>
-              <w:sz w:val="24"/>
-              <w:szCs w:val="24"/>
-            </w:rPr>
-            <m:t xml:space="preserve"> = [ </m:t>
-          </m:r>
-          <m:r>
-            <w:rPr>
-              <w:rFonts w:ascii="Cambria Math" w:hAnsi="Cambria Math"/>
-              <w:sz w:val="24"/>
-              <w:szCs w:val="24"/>
-            </w:rPr>
-            <m:t xml:space="preserve">P</m:t>
-          </m:r>
-          <m:r>
-            <w:rPr>
-              <w:rFonts w:ascii="Cambria Math" w:hAnsi="Cambria Math"/>
-              <w:sz w:val="24"/>
-              <w:szCs w:val="24"/>
-            </w:rPr>
-            <m:t xml:space="preserve"> + ( </m:t>
-          </m:r>
-          <m:sSub>
-            <m:e>
-              <m:r>
-                <w:rPr>
-                  <w:rFonts w:ascii="Cambria Math" w:hAnsi="Cambria Math"/>
-                  <w:sz w:val="24"/>
-                  <w:szCs w:val="24"/>
-                </w:rPr>
-                <m:t xml:space="preserve">α</m:t>
-              </m:r>
-            </m:e>
-            <m:sub>
-              <m:r>
-                <w:rPr>
-                  <w:rFonts w:ascii="Cambria Math" w:hAnsi="Cambria Math"/>
-                  <w:sz w:val="24"/>
-                  <w:szCs w:val="24"/>
-                </w:rPr>
-                <m:t xml:space="preserve">S</m:t>
-              </m:r>
-            </m:sub>
-          </m:sSub>
-          <m:r>
-            <w:rPr>
-              <w:rFonts w:ascii="Cambria Math" w:hAnsi="Cambria Math"/>
-              <w:sz w:val="24"/>
-              <w:szCs w:val="24"/>
-            </w:rPr>
-            <m:t xml:space="preserve"> + </m:t>
-          </m:r>
-          <m:sSub>
-            <m:e>
-              <m:r>
-                <w:rPr>
-                  <w:rFonts w:ascii="Cambria Math" w:hAnsi="Cambria Math"/>
-                  <w:sz w:val="24"/>
-                  <w:szCs w:val="24"/>
-                </w:rPr>
-                <m:t xml:space="preserve">α</m:t>
-              </m:r>
-            </m:e>
-            <m:sub>
-              <m:r>
-                <w:rPr>
-                  <w:rFonts w:ascii="Cambria Math" w:hAnsi="Cambria Math"/>
-                  <w:sz w:val="24"/>
-                  <w:szCs w:val="24"/>
-                </w:rPr>
-                <m:t xml:space="preserve">P</m:t>
-              </m:r>
-            </m:sub>
-          </m:sSub>
-          <m:r>
-            <w:rPr>
-              <w:rFonts w:ascii="Cambria Math" w:hAnsi="Cambria Math"/>
-              <w:sz w:val="24"/>
-              <w:szCs w:val="24"/>
-            </w:rPr>
-            <m:t xml:space="preserve">·</m:t>
-          </m:r>
-          <m:sSub>
-            <m:e>
-              <m:r>
-                <w:rPr>
-                  <w:rFonts w:ascii="Cambria Math" w:hAnsi="Cambria Math"/>
-                  <w:sz w:val="24"/>
-                  <w:szCs w:val="24"/>
-                </w:rPr>
-                <m:t xml:space="preserve">P</m:t>
-              </m:r>
-            </m:e>
-            <m:sub>
-              <m:r>
-                <m:rPr>
-                  <m:nor/>
-                </m:rPr>
-                <w:rPr>
-                  <w:rFonts w:ascii="Cambria Math" w:hAnsi="Cambria Math"/>
-                  <w:sz w:val="24"/>
-                  <w:szCs w:val="24"/>
-                </w:rPr>
-                <m:t xml:space="preserve">base</m:t>
-              </m:r>
-            </m:sub>
-          </m:sSub>
-          <m:r>
-            <w:rPr>
-              <w:rFonts w:ascii="Cambria Math" w:hAnsi="Cambria Math"/>
-              <w:sz w:val="24"/>
-              <w:szCs w:val="24"/>
-            </w:rPr>
-            <m:t xml:space="preserve"> )·</m:t>
-          </m:r>
-          <m:sSub>
-            <m:e>
-              <m:r>
-                <w:rPr>
-                  <w:rFonts w:ascii="Cambria Math" w:hAnsi="Cambria Math"/>
-                  <w:sz w:val="24"/>
-                  <w:szCs w:val="24"/>
-                </w:rPr>
-                <m:t xml:space="preserve">D′</m:t>
-              </m:r>
-            </m:e>
-            <m:sub>
-              <m:r>
-                <w:rPr>
-                  <w:rFonts w:ascii="Cambria Math" w:hAnsi="Cambria Math"/>
-                  <w:sz w:val="24"/>
-                  <w:szCs w:val="24"/>
-                </w:rPr>
-                <m:t xml:space="preserve">x</m:t>
-              </m:r>
-            </m:sub>
-          </m:sSub>
-          <m:r>
-            <w:rPr>
-              <w:rFonts w:ascii="Cambria Math" w:hAnsi="Cambria Math"/>
-              <w:sz w:val="24"/>
-              <w:szCs w:val="24"/>
-            </w:rPr>
-            <m:t xml:space="preserve">/</m:t>
-          </m:r>
-          <m:r>
-            <w:rPr>
-              <w:rFonts w:ascii="Cambria Math" w:hAnsi="Cambria Math"/>
-              <w:sz w:val="24"/>
-              <w:szCs w:val="24"/>
-            </w:rPr>
-            <m:t xml:space="preserve">N*</m:t>
-          </m:r>
-          <m:r>
-            <w:rPr>
-              <w:rFonts w:ascii="Cambria Math" w:hAnsi="Cambria Math"/>
-              <w:sz w:val="24"/>
-              <w:szCs w:val="24"/>
-            </w:rPr>
-            <m:t xml:space="preserve"> + </m:t>
-          </m:r>
-          <m:sSub>
-            <m:e>
-              <m:r>
-                <w:rPr>
-                  <w:rFonts w:ascii="Cambria Math" w:hAnsi="Cambria Math"/>
-                  <w:sz w:val="24"/>
-                  <w:szCs w:val="24"/>
-                </w:rPr>
-                <m:t xml:space="preserve">β</m:t>
-              </m:r>
-            </m:e>
-            <m:sub>
-              <m:r>
-                <w:rPr>
-                  <w:rFonts w:ascii="Cambria Math" w:hAnsi="Cambria Math"/>
-                  <w:sz w:val="24"/>
-                  <w:szCs w:val="24"/>
-                </w:rPr>
-                <m:t xml:space="preserve">S</m:t>
-              </m:r>
-            </m:sub>
-          </m:sSub>
-          <m:r>
-            <w:rPr>
-              <w:rFonts w:ascii="Cambria Math" w:hAnsi="Cambria Math"/>
-              <w:sz w:val="24"/>
-              <w:szCs w:val="24"/>
-            </w:rPr>
-            <m:t xml:space="preserve">/</m:t>
-          </m:r>
-          <m:r>
-            <w:rPr>
-              <w:rFonts w:ascii="Cambria Math" w:hAnsi="Cambria Math"/>
-              <w:sz w:val="24"/>
-              <w:szCs w:val="24"/>
-            </w:rPr>
-            <m:t xml:space="preserve">k</m:t>
-          </m:r>
-        </m:oMath>
-      </m:oMathPara>
-    </w:p>
-    <w:p>
-      <w:pPr>
-        <w:pStyle w:val="Formula"/>
-      </w:pPr>
-      <m:oMathPara>
-        <m:oMathParaPr>
-          <m:jc m:val="left"/>
-        </m:oMathParaPr>
-        <m:oMath>
-          <m:r>
-            <w:rPr>
-              <w:rFonts w:ascii="Cambria Math" w:hAnsi="Cambria Math"/>
-              <w:sz w:val="24"/>
-              <w:szCs w:val="24"/>
-            </w:rPr>
-            <m:t xml:space="preserve">+ </m:t>
-          </m:r>
-          <m:r>
-            <w:rPr>
-              <w:rFonts w:ascii="Cambria Math" w:hAnsi="Cambria Math"/>
-              <w:sz w:val="24"/>
-              <w:szCs w:val="24"/>
-            </w:rPr>
-            <m:t xml:space="preserve">β′</m:t>
-          </m:r>
-          <m:r>
-            <w:rPr>
-              <w:rFonts w:ascii="Cambria Math" w:hAnsi="Cambria Math"/>
-              <w:sz w:val="24"/>
-              <w:szCs w:val="24"/>
-            </w:rPr>
-            <m:t xml:space="preserve">·( </m:t>
-          </m:r>
-          <m:sSub>
-            <m:e>
-              <m:r>
-                <w:rPr>
-                  <w:rFonts w:ascii="Cambria Math" w:hAnsi="Cambria Math"/>
-                  <w:sz w:val="24"/>
-                  <w:szCs w:val="24"/>
-                </w:rPr>
-                <m:t xml:space="preserve">N</m:t>
-              </m:r>
-            </m:e>
-            <m:sub>
-              <m:r>
-                <w:rPr>
-                  <w:rFonts w:ascii="Cambria Math" w:hAnsi="Cambria Math"/>
-                  <w:sz w:val="24"/>
-                  <w:szCs w:val="24"/>
-                </w:rPr>
-                <m:t xml:space="preserve">x</m:t>
-              </m:r>
-              <m:r>
-                <w:rPr>
-                  <w:rFonts w:ascii="Cambria Math" w:hAnsi="Cambria Math"/>
-                  <w:sz w:val="24"/>
-                  <w:szCs w:val="24"/>
-                </w:rPr>
-                <m:t xml:space="preserve">+</m:t>
-              </m:r>
-              <m:r>
-                <w:rPr>
-                  <w:rFonts w:ascii="Cambria Math" w:hAnsi="Cambria Math"/>
-                  <w:sz w:val="24"/>
-                  <w:szCs w:val="24"/>
-                </w:rPr>
-                <m:t xml:space="preserve">m</m:t>
-              </m:r>
-            </m:sub>
-          </m:sSub>
-          <m:r>
-            <w:rPr>
-              <w:rFonts w:ascii="Cambria Math" w:hAnsi="Cambria Math"/>
-              <w:sz w:val="24"/>
-              <w:szCs w:val="24"/>
-            </w:rPr>
-            <m:t xml:space="preserve"> − </m:t>
-          </m:r>
-          <m:sSub>
-            <m:e>
-              <m:r>
-                <w:rPr>
-                  <w:rFonts w:ascii="Cambria Math" w:hAnsi="Cambria Math"/>
-                  <w:sz w:val="24"/>
-                  <w:szCs w:val="24"/>
-                </w:rPr>
-                <m:t xml:space="preserve">N</m:t>
-              </m:r>
-            </m:e>
-            <m:sub>
-              <m:r>
-                <w:rPr>
-                  <w:rFonts w:ascii="Cambria Math" w:hAnsi="Cambria Math"/>
-                  <w:sz w:val="24"/>
-                  <w:szCs w:val="24"/>
-                </w:rPr>
-                <m:t xml:space="preserve">x</m:t>
-              </m:r>
-              <m:r>
-                <w:rPr>
-                  <w:rFonts w:ascii="Cambria Math" w:hAnsi="Cambria Math"/>
-                  <w:sz w:val="24"/>
-                  <w:szCs w:val="24"/>
-                </w:rPr>
-                <m:t xml:space="preserve">+</m:t>
-              </m:r>
-              <m:r>
-                <w:rPr>
-                  <w:rFonts w:ascii="Cambria Math" w:hAnsi="Cambria Math"/>
-                  <w:sz w:val="24"/>
-                  <w:szCs w:val="24"/>
-                </w:rPr>
-                <m:t xml:space="preserve">n</m:t>
-              </m:r>
-            </m:sub>
-          </m:sSub>
-          <m:r>
-            <w:rPr>
-              <w:rFonts w:ascii="Cambria Math" w:hAnsi="Cambria Math"/>
-              <w:sz w:val="24"/>
-              <w:szCs w:val="24"/>
-            </w:rPr>
-            <m:t xml:space="preserve"> )/</m:t>
-          </m:r>
-          <m:r>
-            <w:rPr>
-              <w:rFonts w:ascii="Cambria Math" w:hAnsi="Cambria Math"/>
-              <w:sz w:val="24"/>
-              <w:szCs w:val="24"/>
-            </w:rPr>
-            <m:t xml:space="preserve">N*</m:t>
-          </m:r>
-          <m:r>
-            <w:rPr>
-              <w:rFonts w:ascii="Cambria Math" w:hAnsi="Cambria Math"/>
-              <w:sz w:val="24"/>
-              <w:szCs w:val="24"/>
-            </w:rPr>
-            <m:t xml:space="preserve"> ] / ( </m:t>
-          </m:r>
-          <m:r>
-            <w:rPr>
-              <w:rFonts w:ascii="Cambria Math" w:hAnsi="Cambria Math"/>
-              <w:sz w:val="24"/>
-              <w:szCs w:val="24"/>
-            </w:rPr>
-            <m:t xml:space="preserve">1</m:t>
-          </m:r>
-          <m:r>
-            <w:rPr>
-              <w:rFonts w:ascii="Cambria Math" w:hAnsi="Cambria Math"/>
-              <w:sz w:val="24"/>
-              <w:szCs w:val="24"/>
-            </w:rPr>
-            <m:t xml:space="preserve"> − </m:t>
-          </m:r>
-          <m:sSub>
-            <m:e>
-              <m:r>
-                <w:rPr>
-                  <w:rFonts w:ascii="Cambria Math" w:hAnsi="Cambria Math"/>
-                  <w:sz w:val="24"/>
-                  <w:szCs w:val="24"/>
-                </w:rPr>
-                <m:t xml:space="preserve">β</m:t>
-              </m:r>
-            </m:e>
-            <m:sub>
-              <m:r>
-                <w:rPr>
-                  <w:rFonts w:ascii="Cambria Math" w:hAnsi="Cambria Math"/>
-                  <w:sz w:val="24"/>
-                  <w:szCs w:val="24"/>
-                </w:rPr>
-                <m:t xml:space="preserve">G</m:t>
-              </m:r>
-            </m:sub>
-          </m:sSub>
-          <m:r>
-            <w:rPr>
-              <w:rFonts w:ascii="Cambria Math" w:hAnsi="Cambria Math"/>
-              <w:sz w:val="24"/>
-              <w:szCs w:val="24"/>
-            </w:rPr>
-            <m:t xml:space="preserve"> − </m:t>
-          </m:r>
-          <m:r>
-            <w:rPr>
-              <w:rFonts w:ascii="Cambria Math" w:hAnsi="Cambria Math"/>
-              <w:sz w:val="24"/>
-              <w:szCs w:val="24"/>
-            </w:rPr>
-            <m:t xml:space="preserve">γ</m:t>
-          </m:r>
-          <m:r>
-            <w:rPr>
-              <w:rFonts w:ascii="Cambria Math" w:hAnsi="Cambria Math"/>
-              <w:sz w:val="24"/>
-              <w:szCs w:val="24"/>
-            </w:rPr>
-            <m:t xml:space="preserve"> )</m:t>
-          </m:r>
-        </m:oMath>
-      </m:oMathPara>
-    </w:p>
-    <w:p>
-      <w:pPr>
-        <w:pStyle w:val="Note"/>
-      </w:pPr>
-      <w:r>
-        <w:t xml:space="preserve">※ 보장기간 n이 20년보다 짧으면 </w:t>
-      </w:r>
-      <w:r>
-        <w:t xml:space="preserve">α</w:t>
-      </w:r>
-      <w:r>
-        <w:rPr>
-          <w:vertAlign w:val="subscript"/>
-        </w:rPr>
-        <w:t xml:space="preserve">P</w:t>
-      </w:r>
-      <w:r>
-        <w:t xml:space="preserve">는 </w:t>
-      </w:r>
-      <w:r>
-        <w:t xml:space="preserve">α</w:t>
-      </w:r>
-      <w:r>
-        <w:rPr>
-          <w:vertAlign w:val="subscript"/>
-        </w:rPr>
-        <w:t xml:space="preserve">P</w:t>
-      </w:r>
-      <w:r>
-        <w:t xml:space="preserve"> × n/20으로 줄인다.</w:t>
-      </w:r>
-    </w:p>
-    <w:p>
-      <w:pPr>
-        <w:pStyle w:val="FormulaLabel"/>
-      </w:pPr>
-      <w:r>
-        <w:t xml:space="preserve">[식] 1원당 보험료의 반올림과 10만원당 보험료</w:t>
+        <w:t xml:space="preserve">[식] 연말 책임준비금</w:t>
       </w:r>
     </w:p>
     <w:p>
@@ -5981,507 +4931,7 @@
         <w:pStyle w:val="FormulaText"/>
       </w:pPr>
       <w:r>
-        <w:t xml:space="preserve">1원당 영업보험료 — 소수 여섯째 자리까지</w:t>
-      </w:r>
-    </w:p>
-    <w:p>
-      <w:pPr>
-        <w:pStyle w:val="Formula"/>
-      </w:pPr>
-      <m:oMathPara>
-        <m:oMathParaPr>
-          <m:jc m:val="left"/>
-        </m:oMathParaPr>
-        <m:oMath>
-          <m:r>
-            <w:rPr>
-              <w:rFonts w:ascii="Cambria Math" w:hAnsi="Cambria Math"/>
-              <w:sz w:val="24"/>
-              <w:szCs w:val="24"/>
-            </w:rPr>
-            <m:t xml:space="preserve">G</m:t>
-          </m:r>
-          <m:r>
-            <w:rPr>
-              <w:rFonts w:ascii="Cambria Math" w:hAnsi="Cambria Math"/>
-              <w:sz w:val="24"/>
-              <w:szCs w:val="24"/>
-            </w:rPr>
-            <m:t xml:space="preserve">₁ = </m:t>
-          </m:r>
-          <m:r>
-            <m:rPr>
-              <m:sty m:val="p"/>
-            </m:rPr>
-            <w:rPr>
-              <w:rFonts w:ascii="Cambria Math" w:hAnsi="Cambria Math"/>
-              <w:sz w:val="24"/>
-              <w:szCs w:val="24"/>
-            </w:rPr>
-            <m:t xml:space="preserve">round</m:t>
-          </m:r>
-          <m:r>
-            <w:rPr>
-              <w:rFonts w:ascii="Cambria Math" w:hAnsi="Cambria Math"/>
-              <w:sz w:val="24"/>
-              <w:szCs w:val="24"/>
-            </w:rPr>
-            <m:t xml:space="preserve">₆( </m:t>
-          </m:r>
-          <m:r>
-            <w:rPr>
-              <w:rFonts w:ascii="Cambria Math" w:hAnsi="Cambria Math"/>
-              <w:sz w:val="24"/>
-              <w:szCs w:val="24"/>
-            </w:rPr>
-            <m:t xml:space="preserve">G</m:t>
-          </m:r>
-          <m:r>
-            <w:rPr>
-              <w:rFonts w:ascii="Cambria Math" w:hAnsi="Cambria Math"/>
-              <w:sz w:val="24"/>
-              <w:szCs w:val="24"/>
-            </w:rPr>
-            <m:t xml:space="preserve"> )</m:t>
-          </m:r>
-        </m:oMath>
-      </m:oMathPara>
-    </w:p>
-    <w:p>
-      <w:pPr>
-        <w:pStyle w:val="FormulaText"/>
-      </w:pPr>
-      <w:r>
-        <w:t xml:space="preserve">10만원당 보험료 — 원 단위로 반올림</w:t>
-      </w:r>
-    </w:p>
-    <w:p>
-      <w:pPr>
-        <w:pStyle w:val="Formula"/>
-      </w:pPr>
-      <m:oMathPara>
-        <m:oMathParaPr>
-          <m:jc m:val="left"/>
-        </m:oMathParaPr>
-        <m:oMath>
-          <m:sSub>
-            <m:e>
-              <m:r>
-                <w:rPr>
-                  <w:rFonts w:ascii="Cambria Math" w:hAnsi="Cambria Math"/>
-                  <w:sz w:val="24"/>
-                  <w:szCs w:val="24"/>
-                </w:rPr>
-                <m:t xml:space="preserve">G</m:t>
-              </m:r>
-            </m:e>
-            <m:sub>
-              <m:r>
-                <w:rPr>
-                  <w:rFonts w:ascii="Cambria Math" w:hAnsi="Cambria Math"/>
-                  <w:sz w:val="24"/>
-                  <w:szCs w:val="24"/>
-                </w:rPr>
-                <m:t xml:space="preserve">10</m:t>
-              </m:r>
-              <m:r>
-                <m:rPr>
-                  <m:nor/>
-                </m:rPr>
-                <w:rPr>
-                  <w:rFonts w:ascii="Cambria Math" w:hAnsi="Cambria Math"/>
-                  <w:sz w:val="24"/>
-                  <w:szCs w:val="24"/>
-                </w:rPr>
-                <m:t xml:space="preserve">만</m:t>
-              </m:r>
-            </m:sub>
-          </m:sSub>
-          <m:r>
-            <w:rPr>
-              <w:rFonts w:ascii="Cambria Math" w:hAnsi="Cambria Math"/>
-              <w:sz w:val="24"/>
-              <w:szCs w:val="24"/>
-            </w:rPr>
-            <m:t xml:space="preserve"> = </m:t>
-          </m:r>
-          <m:r>
-            <m:rPr>
-              <m:sty m:val="p"/>
-            </m:rPr>
-            <w:rPr>
-              <w:rFonts w:ascii="Cambria Math" w:hAnsi="Cambria Math"/>
-              <w:sz w:val="24"/>
-              <w:szCs w:val="24"/>
-            </w:rPr>
-            <m:t xml:space="preserve">round</m:t>
-          </m:r>
-          <m:r>
-            <w:rPr>
-              <w:rFonts w:ascii="Cambria Math" w:hAnsi="Cambria Math"/>
-              <w:sz w:val="24"/>
-              <w:szCs w:val="24"/>
-            </w:rPr>
-            <m:t xml:space="preserve">( </m:t>
-          </m:r>
-          <m:r>
-            <w:rPr>
-              <w:rFonts w:ascii="Cambria Math" w:hAnsi="Cambria Math"/>
-              <w:sz w:val="24"/>
-              <w:szCs w:val="24"/>
-            </w:rPr>
-            <m:t xml:space="preserve">G</m:t>
-          </m:r>
-          <m:r>
-            <w:rPr>
-              <w:rFonts w:ascii="Cambria Math" w:hAnsi="Cambria Math"/>
-              <w:sz w:val="24"/>
-              <w:szCs w:val="24"/>
-            </w:rPr>
-            <m:t xml:space="preserve">₁ × </m:t>
-          </m:r>
-          <m:r>
-            <w:rPr>
-              <w:rFonts w:ascii="Cambria Math" w:hAnsi="Cambria Math"/>
-              <w:sz w:val="24"/>
-              <w:szCs w:val="24"/>
-            </w:rPr>
-            <m:t xml:space="preserve">100</m:t>
-          </m:r>
-          <m:r>
-            <w:rPr>
-              <w:rFonts w:ascii="Cambria Math" w:hAnsi="Cambria Math"/>
-              <w:sz w:val="24"/>
-              <w:szCs w:val="24"/>
-            </w:rPr>
-            <m:t xml:space="preserve">,</m:t>
-          </m:r>
-          <m:r>
-            <w:rPr>
-              <w:rFonts w:ascii="Cambria Math" w:hAnsi="Cambria Math"/>
-              <w:sz w:val="24"/>
-              <w:szCs w:val="24"/>
-            </w:rPr>
-            <m:t xml:space="preserve">000</m:t>
-          </m:r>
-          <m:r>
-            <w:rPr>
-              <w:rFonts w:ascii="Cambria Math" w:hAnsi="Cambria Math"/>
-              <w:sz w:val="24"/>
-              <w:szCs w:val="24"/>
-            </w:rPr>
-            <m:t xml:space="preserve"> )</m:t>
-          </m:r>
-        </m:oMath>
-      </m:oMathPara>
-    </w:p>
-    <w:p>
-      <w:pPr>
-        <w:pStyle w:val="Note"/>
-      </w:pPr>
-      <w:r>
-        <w:t xml:space="preserve">※ 담보 보험료 = 10만원당 보험료 × (보장금액 ÷ 100,000) 에서 10원 미만을 버린다(10원 단위). 보장금액 = 보험가입금액 × 배수. 여러 담보는 담보 보험료를 더한다.</w:t>
-      </w:r>
-    </w:p>
-    <w:p>
-      <w:pPr>
-        <w:pStyle w:val="Heading1"/>
-      </w:pPr>
-      <w:r>
-        <w:t xml:space="preserve">2. 책임준비금의 계산에 관한 사항</w:t>
-      </w:r>
-    </w:p>
-    <w:p>
-      <w:pPr>
-        <w:pStyle w:val="Note"/>
-      </w:pPr>
-      <w:r>
-        <w:t xml:space="preserve">※ 회계연도말 보험료적립금은 적용기초율 적립금과 표준기초율 적립금 중 큰 금액으로 한다.</w:t>
-      </w:r>
-    </w:p>
-    <w:p>
-      <w:pPr>
-        <w:pStyle w:val="Note"/>
-      </w:pPr>
-      <w:r>
-        <w:t xml:space="preserve">※ 연중 보간은 하지 않고 연말 기준으로 산출한다.</w:t>
-      </w:r>
-    </w:p>
-    <w:p>
-      <w:pPr>
-        <w:pStyle w:val="FormulaLabel"/>
-      </w:pPr>
-      <w:r>
-        <w:t xml:space="preserve">[식] 준비금 산출용 순보험료</w:t>
-      </w:r>
-    </w:p>
-    <w:p>
-      <w:pPr>
-        <w:pStyle w:val="FormulaText"/>
-      </w:pPr>
-      <w:r>
-        <w:t xml:space="preserve">납입 후 유지비를 포함한 순보험료 — 납입기간의 [납입] 생존자 현가로 나눈다</w:t>
-      </w:r>
-    </w:p>
-    <w:p>
-      <w:pPr>
-        <w:pStyle w:val="Formula"/>
-      </w:pPr>
-      <m:oMathPara>
-        <m:oMathParaPr>
-          <m:jc m:val="left"/>
-        </m:oMathParaPr>
-        <m:oMath>
-          <m:sSub>
-            <m:e>
-              <m:r>
-                <w:rPr>
-                  <w:rFonts w:ascii="Cambria Math" w:hAnsi="Cambria Math"/>
-                  <w:sz w:val="24"/>
-                  <w:szCs w:val="24"/>
-                </w:rPr>
-                <m:t xml:space="preserve">P</m:t>
-              </m:r>
-            </m:e>
-            <m:sub>
-              <m:r>
-                <w:rPr>
-                  <w:rFonts w:ascii="Cambria Math" w:hAnsi="Cambria Math"/>
-                  <w:sz w:val="24"/>
-                  <w:szCs w:val="24"/>
-                </w:rPr>
-                <m:t xml:space="preserve">β</m:t>
-              </m:r>
-            </m:sub>
-          </m:sSub>
-          <m:r>
-            <w:rPr>
-              <w:rFonts w:ascii="Cambria Math" w:hAnsi="Cambria Math"/>
-              <w:sz w:val="24"/>
-              <w:szCs w:val="24"/>
-            </w:rPr>
-            <m:t xml:space="preserve"> = ( </m:t>
-          </m:r>
-          <m:r>
-            <m:rPr>
-              <m:nor/>
-            </m:rPr>
-            <w:rPr>
-              <w:rFonts w:ascii="Cambria Math" w:hAnsi="Cambria Math"/>
-              <w:sz w:val="24"/>
-              <w:szCs w:val="24"/>
-            </w:rPr>
-            <m:t xml:space="preserve">PVB</m:t>
-          </m:r>
-          <m:r>
-            <w:rPr>
-              <w:rFonts w:ascii="Cambria Math" w:hAnsi="Cambria Math"/>
-              <w:sz w:val="24"/>
-              <w:szCs w:val="24"/>
-            </w:rPr>
-            <m:t xml:space="preserve"> + </m:t>
-          </m:r>
-          <m:r>
-            <w:rPr>
-              <w:rFonts w:ascii="Cambria Math" w:hAnsi="Cambria Math"/>
-              <w:sz w:val="24"/>
-              <w:szCs w:val="24"/>
-            </w:rPr>
-            <m:t xml:space="preserve">β′</m:t>
-          </m:r>
-          <m:r>
-            <w:rPr>
-              <w:rFonts w:ascii="Cambria Math" w:hAnsi="Cambria Math"/>
-              <w:sz w:val="24"/>
-              <w:szCs w:val="24"/>
-            </w:rPr>
-            <m:t xml:space="preserve">·( </m:t>
-          </m:r>
-          <m:sSub>
-            <m:e>
-              <m:r>
-                <w:rPr>
-                  <w:rFonts w:ascii="Cambria Math" w:hAnsi="Cambria Math"/>
-                  <w:sz w:val="24"/>
-                  <w:szCs w:val="24"/>
-                </w:rPr>
-                <m:t xml:space="preserve">N</m:t>
-              </m:r>
-            </m:e>
-            <m:sub>
-              <m:r>
-                <w:rPr>
-                  <w:rFonts w:ascii="Cambria Math" w:hAnsi="Cambria Math"/>
-                  <w:sz w:val="24"/>
-                  <w:szCs w:val="24"/>
-                </w:rPr>
-                <m:t xml:space="preserve">x</m:t>
-              </m:r>
-              <m:r>
-                <w:rPr>
-                  <w:rFonts w:ascii="Cambria Math" w:hAnsi="Cambria Math"/>
-                  <w:sz w:val="24"/>
-                  <w:szCs w:val="24"/>
-                </w:rPr>
-                <m:t xml:space="preserve">+</m:t>
-              </m:r>
-              <m:r>
-                <w:rPr>
-                  <w:rFonts w:ascii="Cambria Math" w:hAnsi="Cambria Math"/>
-                  <w:sz w:val="24"/>
-                  <w:szCs w:val="24"/>
-                </w:rPr>
-                <m:t xml:space="preserve">m</m:t>
-              </m:r>
-            </m:sub>
-          </m:sSub>
-          <m:r>
-            <w:rPr>
-              <w:rFonts w:ascii="Cambria Math" w:hAnsi="Cambria Math"/>
-              <w:sz w:val="24"/>
-              <w:szCs w:val="24"/>
-            </w:rPr>
-            <m:t xml:space="preserve"> − </m:t>
-          </m:r>
-          <m:sSub>
-            <m:e>
-              <m:r>
-                <w:rPr>
-                  <w:rFonts w:ascii="Cambria Math" w:hAnsi="Cambria Math"/>
-                  <w:sz w:val="24"/>
-                  <w:szCs w:val="24"/>
-                </w:rPr>
-                <m:t xml:space="preserve">N</m:t>
-              </m:r>
-            </m:e>
-            <m:sub>
-              <m:r>
-                <w:rPr>
-                  <w:rFonts w:ascii="Cambria Math" w:hAnsi="Cambria Math"/>
-                  <w:sz w:val="24"/>
-                  <w:szCs w:val="24"/>
-                </w:rPr>
-                <m:t xml:space="preserve">x</m:t>
-              </m:r>
-              <m:r>
-                <w:rPr>
-                  <w:rFonts w:ascii="Cambria Math" w:hAnsi="Cambria Math"/>
-                  <w:sz w:val="24"/>
-                  <w:szCs w:val="24"/>
-                </w:rPr>
-                <m:t xml:space="preserve">+</m:t>
-              </m:r>
-              <m:r>
-                <w:rPr>
-                  <w:rFonts w:ascii="Cambria Math" w:hAnsi="Cambria Math"/>
-                  <w:sz w:val="24"/>
-                  <w:szCs w:val="24"/>
-                </w:rPr>
-                <m:t xml:space="preserve">n</m:t>
-              </m:r>
-            </m:sub>
-          </m:sSub>
-          <m:r>
-            <w:rPr>
-              <w:rFonts w:ascii="Cambria Math" w:hAnsi="Cambria Math"/>
-              <w:sz w:val="24"/>
-              <w:szCs w:val="24"/>
-            </w:rPr>
-            <m:t xml:space="preserve"> ) ) / ( </m:t>
-          </m:r>
-          <m:sSub>
-            <m:e>
-              <m:r>
-                <w:rPr>
-                  <w:rFonts w:ascii="Cambria Math" w:hAnsi="Cambria Math"/>
-                  <w:sz w:val="24"/>
-                  <w:szCs w:val="24"/>
-                </w:rPr>
-                <m:t xml:space="preserve">N′</m:t>
-              </m:r>
-            </m:e>
-            <m:sub>
-              <m:r>
-                <w:rPr>
-                  <w:rFonts w:ascii="Cambria Math" w:hAnsi="Cambria Math"/>
-                  <w:sz w:val="24"/>
-                  <w:szCs w:val="24"/>
-                </w:rPr>
-                <m:t xml:space="preserve">x</m:t>
-              </m:r>
-            </m:sub>
-          </m:sSub>
-          <m:r>
-            <w:rPr>
-              <w:rFonts w:ascii="Cambria Math" w:hAnsi="Cambria Math"/>
-              <w:sz w:val="24"/>
-              <w:szCs w:val="24"/>
-            </w:rPr>
-            <m:t xml:space="preserve"> − </m:t>
-          </m:r>
-          <m:sSub>
-            <m:e>
-              <m:r>
-                <w:rPr>
-                  <w:rFonts w:ascii="Cambria Math" w:hAnsi="Cambria Math"/>
-                  <w:sz w:val="24"/>
-                  <w:szCs w:val="24"/>
-                </w:rPr>
-                <m:t xml:space="preserve">N′</m:t>
-              </m:r>
-            </m:e>
-            <m:sub>
-              <m:r>
-                <w:rPr>
-                  <w:rFonts w:ascii="Cambria Math" w:hAnsi="Cambria Math"/>
-                  <w:sz w:val="24"/>
-                  <w:szCs w:val="24"/>
-                </w:rPr>
-                <m:t xml:space="preserve">x</m:t>
-              </m:r>
-              <m:r>
-                <w:rPr>
-                  <w:rFonts w:ascii="Cambria Math" w:hAnsi="Cambria Math"/>
-                  <w:sz w:val="24"/>
-                  <w:szCs w:val="24"/>
-                </w:rPr>
-                <m:t xml:space="preserve">+</m:t>
-              </m:r>
-              <m:r>
-                <w:rPr>
-                  <w:rFonts w:ascii="Cambria Math" w:hAnsi="Cambria Math"/>
-                  <w:sz w:val="24"/>
-                  <w:szCs w:val="24"/>
-                </w:rPr>
-                <m:t xml:space="preserve">m</m:t>
-              </m:r>
-            </m:sub>
-          </m:sSub>
-          <m:r>
-            <w:rPr>
-              <w:rFonts w:ascii="Cambria Math" w:hAnsi="Cambria Math"/>
-              <w:sz w:val="24"/>
-              <w:szCs w:val="24"/>
-            </w:rPr>
-            <m:t xml:space="preserve"> )</m:t>
-          </m:r>
-        </m:oMath>
-      </m:oMathPara>
-    </w:p>
-    <w:p>
-      <w:pPr>
-        <w:pStyle w:val="FormulaLabel"/>
-      </w:pPr>
-      <w:r>
-        <w:t xml:space="preserve">[식] 연말 책임준비금</w:t>
-      </w:r>
-    </w:p>
-    <w:p>
-      <w:pPr>
-        <w:pStyle w:val="FormulaText"/>
-      </w:pPr>
-      <w:r>
-        <w:t xml:space="preserve">t 년도 말 책임준비금 (보장금액 1원당) — 장래 보험금의 현가와 장래 유지비의 현가에서 장래 순보험료의 현가를 뺀 것을 t 시점 생존자수의 현가로 나눈다</w:t>
+        <w:t xml:space="preserve">t 년도 말 책임준비금 (보장금액 1원당) — 장래 보험금의 현가와 장래 유지비의 현가에서 장래 순보험료의 현가를 뺀 것을 t 시점 유지자수의 현가로 나눈다</w:t>
       </w:r>
     </w:p>
     <w:p>

--- a/standards/표준_산출방법서_종신보험.docx
+++ b/standards/표준_산출방법서_종신보험.docx
@@ -3381,14 +3381,6 @@
     <w:p/>
     <w:p>
       <w:pPr>
-        <w:pStyle w:val="FormulaText"/>
-      </w:pPr>
-      <w:r>
-        <w:t xml:space="preserve">사망</w:t>
-      </w:r>
-    </w:p>
-    <w:p>
-      <w:pPr>
         <w:pStyle w:val="Formula"/>
       </w:pPr>
       <m:oMathPara>
@@ -3396,64 +3388,6 @@
           <m:jc m:val="left"/>
         </m:oMathParaPr>
         <m:oMath>
-          <m:sSub>
-            <m:e>
-              <m:r>
-                <w:rPr>
-                  <w:rFonts w:ascii="Cambria Math" w:hAnsi="Cambria Math"/>
-                  <w:sz w:val="24"/>
-                  <w:szCs w:val="24"/>
-                </w:rPr>
-                <m:t xml:space="preserve">S</m:t>
-              </m:r>
-            </m:e>
-            <m:sub>
-              <m:r>
-                <w:rPr>
-                  <w:rFonts w:ascii="Cambria Math" w:hAnsi="Cambria Math"/>
-                  <w:sz w:val="24"/>
-                  <w:szCs w:val="24"/>
-                </w:rPr>
-                <m:t xml:space="preserve">t</m:t>
-              </m:r>
-            </m:sub>
-          </m:sSub>
-          <m:r>
-            <w:rPr>
-              <w:rFonts w:ascii="Cambria Math" w:hAnsi="Cambria Math"/>
-              <w:sz w:val="24"/>
-              <w:szCs w:val="24"/>
-            </w:rPr>
-            <m:t xml:space="preserve"> = </m:t>
-          </m:r>
-          <m:r>
-            <w:rPr>
-              <w:rFonts w:ascii="Cambria Math" w:hAnsi="Cambria Math"/>
-              <w:sz w:val="24"/>
-              <w:szCs w:val="24"/>
-            </w:rPr>
-            <m:t xml:space="preserve">1</m:t>
-          </m:r>
-        </m:oMath>
-      </m:oMathPara>
-    </w:p>
-    <w:p>
-      <w:pPr>
-        <w:pStyle w:val="FormulaText"/>
-      </w:pPr>
-      <w:r>
-        <w:t xml:space="preserve">보험금의 현가 — 보장마다</w:t>
-      </w:r>
-    </w:p>
-    <w:p>
-      <w:pPr>
-        <w:pStyle w:val="Formula"/>
-      </w:pPr>
-      <m:oMathPara>
-        <m:oMathParaPr>
-          <m:jc m:val="left"/>
-        </m:oMathParaPr>
-        <m:oMath>
           <m:r>
             <m:rPr>
               <m:nor/>
@@ -3473,7 +3407,23 @@
             </w:rPr>
             <m:t xml:space="preserve"> = </m:t>
           </m:r>
-          <m:sSubSup>
+          <m:r>
+            <w:rPr>
+              <w:rFonts w:ascii="Cambria Math" w:hAnsi="Cambria Math"/>
+              <w:sz w:val="24"/>
+              <w:szCs w:val="24"/>
+            </w:rPr>
+            <m:t xml:space="preserve">1</m:t>
+          </m:r>
+          <m:r>
+            <w:rPr>
+              <w:rFonts w:ascii="Cambria Math" w:hAnsi="Cambria Math"/>
+              <w:sz w:val="24"/>
+              <w:szCs w:val="24"/>
+            </w:rPr>
+            <m:t xml:space="preserve">·</m:t>
+          </m:r>
+          <m:sSub>
             <m:e>
               <m:r>
                 <w:rPr>
@@ -3481,7 +3431,7 @@
                   <w:sz w:val="24"/>
                   <w:szCs w:val="24"/>
                 </w:rPr>
-                <m:t xml:space="preserve">Σ</m:t>
+                <m:t xml:space="preserve">M</m:t>
               </m:r>
             </m:e>
             <m:sub>
@@ -3491,125 +3441,7 @@
                   <w:sz w:val="24"/>
                   <w:szCs w:val="24"/>
                 </w:rPr>
-                <m:t xml:space="preserve">u</m:t>
-              </m:r>
-              <m:r>
-                <w:rPr>
-                  <w:rFonts w:ascii="Cambria Math" w:hAnsi="Cambria Math"/>
-                  <w:sz w:val="24"/>
-                  <w:szCs w:val="24"/>
-                </w:rPr>
-                <m:t xml:space="preserve">=</m:t>
-              </m:r>
-              <m:r>
-                <w:rPr>
-                  <w:rFonts w:ascii="Cambria Math" w:hAnsi="Cambria Math"/>
-                  <w:sz w:val="24"/>
-                  <w:szCs w:val="24"/>
-                </w:rPr>
-                <m:t xml:space="preserve">0</m:t>
-              </m:r>
-            </m:sub>
-            <m:sup>
-              <m:r>
-                <w:rPr>
-                  <w:rFonts w:ascii="Cambria Math" w:hAnsi="Cambria Math"/>
-                  <w:sz w:val="24"/>
-                  <w:szCs w:val="24"/>
-                </w:rPr>
-                <m:t xml:space="preserve">n</m:t>
-              </m:r>
-              <m:r>
-                <w:rPr>
-                  <w:rFonts w:ascii="Cambria Math" w:hAnsi="Cambria Math"/>
-                  <w:sz w:val="24"/>
-                  <w:szCs w:val="24"/>
-                </w:rPr>
-                <m:t xml:space="preserve">−</m:t>
-              </m:r>
-              <m:r>
-                <w:rPr>
-                  <w:rFonts w:ascii="Cambria Math" w:hAnsi="Cambria Math"/>
-                  <w:sz w:val="24"/>
-                  <w:szCs w:val="24"/>
-                </w:rPr>
-                <m:t xml:space="preserve">1</m:t>
-              </m:r>
-            </m:sup>
-          </m:sSubSup>
-          <m:r>
-            <w:rPr>
-              <w:rFonts w:ascii="Cambria Math" w:hAnsi="Cambria Math"/>
-              <w:sz w:val="24"/>
-              <w:szCs w:val="24"/>
-            </w:rPr>
-            <m:t xml:space="preserve"> </m:t>
-          </m:r>
-          <m:sSub>
-            <m:e>
-              <m:r>
-                <w:rPr>
-                  <w:rFonts w:ascii="Cambria Math" w:hAnsi="Cambria Math"/>
-                  <w:sz w:val="24"/>
-                  <w:szCs w:val="24"/>
-                </w:rPr>
-                <m:t xml:space="preserve">S</m:t>
-              </m:r>
-            </m:e>
-            <m:sub>
-              <m:r>
-                <w:rPr>
-                  <w:rFonts w:ascii="Cambria Math" w:hAnsi="Cambria Math"/>
-                  <w:sz w:val="24"/>
-                  <w:szCs w:val="24"/>
-                </w:rPr>
-                <m:t xml:space="preserve">u</m:t>
-              </m:r>
-            </m:sub>
-          </m:sSub>
-          <m:r>
-            <w:rPr>
-              <w:rFonts w:ascii="Cambria Math" w:hAnsi="Cambria Math"/>
-              <w:sz w:val="24"/>
-              <w:szCs w:val="24"/>
-            </w:rPr>
-            <m:t xml:space="preserve">·</m:t>
-          </m:r>
-          <m:sSub>
-            <m:e>
-              <m:r>
-                <w:rPr>
-                  <w:rFonts w:ascii="Cambria Math" w:hAnsi="Cambria Math"/>
-                  <w:sz w:val="24"/>
-                  <w:szCs w:val="24"/>
-                </w:rPr>
-                <m:t xml:space="preserve">C</m:t>
-              </m:r>
-            </m:e>
-            <m:sub>
-              <m:r>
-                <w:rPr>
-                  <w:rFonts w:ascii="Cambria Math" w:hAnsi="Cambria Math"/>
-                  <w:sz w:val="24"/>
-                  <w:szCs w:val="24"/>
-                </w:rPr>
                 <m:t xml:space="preserve">x</m:t>
-              </m:r>
-              <m:r>
-                <w:rPr>
-                  <w:rFonts w:ascii="Cambria Math" w:hAnsi="Cambria Math"/>
-                  <w:sz w:val="24"/>
-                  <w:szCs w:val="24"/>
-                </w:rPr>
-                <m:t xml:space="preserve">+</m:t>
-              </m:r>
-              <m:r>
-                <w:rPr>
-                  <w:rFonts w:ascii="Cambria Math" w:hAnsi="Cambria Math"/>
-                  <w:sz w:val="24"/>
-                  <w:szCs w:val="24"/>
-                </w:rPr>
-                <m:t xml:space="preserve">u</m:t>
               </m:r>
             </m:sub>
           </m:sSub>

--- a/standards/표준_산출방법서_종신보험.docx
+++ b/standards/표준_산출방법서_종신보험.docx
@@ -40,7 +40,9 @@
           </w:tcPr>
           <w:p>
             <w:pPr>
-              <w:spacing w:before="30" w:after="30"/>
+              <w:keepNext/>
+              <w:spacing w:before="30" w:after="30"/>
+              <w:jc w:val="center"/>
             </w:pPr>
             <w:r>
               <w:rPr>
@@ -58,6 +60,7 @@
           </w:tcPr>
           <w:p>
             <w:pPr>
+              <w:keepNext/>
               <w:spacing w:before="30" w:after="30"/>
             </w:pPr>
             <w:r>
@@ -73,6 +76,7 @@
           </w:tcPr>
           <w:p>
             <w:pPr>
+              <w:keepNext/>
               <w:spacing w:before="30" w:after="30"/>
             </w:pPr>
             <w:r>
@@ -88,6 +92,7 @@
           </w:tcPr>
           <w:p>
             <w:pPr>
+              <w:keepNext/>
               <w:spacing w:before="30" w:after="30"/>
             </w:pPr>
             <w:r>
@@ -103,6 +108,7 @@
           </w:tcPr>
           <w:p>
             <w:pPr>
+              <w:keepNext/>
               <w:spacing w:before="30" w:after="30"/>
             </w:pPr>
             <w:r>
@@ -118,6 +124,7 @@
           </w:tcPr>
           <w:p>
             <w:pPr>
+              <w:keepNext/>
               <w:spacing w:before="30" w:after="30"/>
             </w:pPr>
             <w:r>
@@ -133,6 +140,7 @@
           </w:tcPr>
           <w:p>
             <w:pPr>
+              <w:keepNext/>
               <w:spacing w:before="30" w:after="30"/>
             </w:pPr>
             <w:r>
@@ -197,7 +205,9 @@
           </w:tcPr>
           <w:p>
             <w:pPr>
-              <w:spacing w:before="30" w:after="30"/>
+              <w:keepNext/>
+              <w:spacing w:before="30" w:after="30"/>
+              <w:jc w:val="center"/>
             </w:pPr>
             <w:r>
               <w:rPr>
@@ -214,7 +224,9 @@
           </w:tcPr>
           <w:p>
             <w:pPr>
-              <w:spacing w:before="30" w:after="30"/>
+              <w:keepNext/>
+              <w:spacing w:before="30" w:after="30"/>
+              <w:jc w:val="center"/>
             </w:pPr>
             <w:r>
               <w:rPr>
@@ -232,6 +244,7 @@
           </w:tcPr>
           <w:p>
             <w:pPr>
+              <w:keepNext/>
               <w:spacing w:before="30" w:after="30"/>
             </w:pPr>
             <w:r>
@@ -245,6 +258,7 @@
           </w:tcPr>
           <w:p>
             <w:pPr>
+              <w:keepNext/>
               <w:spacing w:before="30" w:after="30"/>
             </w:pPr>
             <w:r>
@@ -260,6 +274,7 @@
           </w:tcPr>
           <w:p>
             <w:pPr>
+              <w:keepNext/>
               <w:spacing w:before="30" w:after="30"/>
             </w:pPr>
             <w:r>
@@ -273,6 +288,7 @@
           </w:tcPr>
           <w:p>
             <w:pPr>
+              <w:keepNext/>
               <w:spacing w:before="30" w:after="30"/>
             </w:pPr>
             <w:r>
@@ -288,6 +304,7 @@
           </w:tcPr>
           <w:p>
             <w:pPr>
+              <w:keepNext/>
               <w:spacing w:before="30" w:after="30"/>
             </w:pPr>
             <w:r>
@@ -301,6 +318,7 @@
           </w:tcPr>
           <w:p>
             <w:pPr>
+              <w:keepNext/>
               <w:spacing w:before="30" w:after="30"/>
             </w:pPr>
             <w:r>
@@ -316,6 +334,7 @@
           </w:tcPr>
           <w:p>
             <w:pPr>
+              <w:keepNext/>
               <w:spacing w:before="30" w:after="30"/>
             </w:pPr>
             <w:r>
@@ -329,6 +348,7 @@
           </w:tcPr>
           <w:p>
             <w:pPr>
+              <w:keepNext/>
               <w:spacing w:before="30" w:after="30"/>
             </w:pPr>
             <w:r>
@@ -403,7 +423,9 @@
           </w:tcPr>
           <w:p>
             <w:pPr>
-              <w:spacing w:before="30" w:after="30"/>
+              <w:keepNext/>
+              <w:spacing w:before="30" w:after="30"/>
+              <w:jc w:val="center"/>
             </w:pPr>
             <w:r>
               <w:rPr>
@@ -420,7 +442,9 @@
           </w:tcPr>
           <w:p>
             <w:pPr>
-              <w:spacing w:before="30" w:after="30"/>
+              <w:keepNext/>
+              <w:spacing w:before="30" w:after="30"/>
+              <w:jc w:val="center"/>
             </w:pPr>
             <w:r>
               <w:rPr>
@@ -438,6 +462,7 @@
           </w:tcPr>
           <w:p>
             <w:pPr>
+              <w:keepNext/>
               <w:spacing w:before="30" w:after="30"/>
             </w:pPr>
             <w:r>
@@ -451,6 +476,7 @@
           </w:tcPr>
           <w:p>
             <w:pPr>
+              <w:keepNext/>
               <w:spacing w:before="30" w:after="30"/>
             </w:pPr>
             <w:r>
@@ -466,6 +492,7 @@
           </w:tcPr>
           <w:p>
             <w:pPr>
+              <w:keepNext/>
               <w:spacing w:before="30" w:after="30"/>
             </w:pPr>
             <w:r>
@@ -479,6 +506,7 @@
           </w:tcPr>
           <w:p>
             <w:pPr>
+              <w:keepNext/>
               <w:spacing w:before="30" w:after="30"/>
             </w:pPr>
             <w:r>
@@ -494,6 +522,7 @@
           </w:tcPr>
           <w:p>
             <w:pPr>
+              <w:keepNext/>
               <w:spacing w:before="30" w:after="30"/>
             </w:pPr>
             <w:r>
@@ -507,6 +536,7 @@
           </w:tcPr>
           <w:p>
             <w:pPr>
+              <w:keepNext/>
               <w:spacing w:before="30" w:after="30"/>
             </w:pPr>
             <w:r>
@@ -522,6 +552,7 @@
           </w:tcPr>
           <w:p>
             <w:pPr>
+              <w:keepNext/>
               <w:spacing w:before="30" w:after="30"/>
             </w:pPr>
             <w:r>
@@ -535,6 +566,7 @@
           </w:tcPr>
           <w:p>
             <w:pPr>
+              <w:keepNext/>
               <w:spacing w:before="30" w:after="30"/>
             </w:pPr>
             <w:r>
@@ -605,7 +637,9 @@
           </w:tcPr>
           <w:p>
             <w:pPr>
-              <w:spacing w:before="30" w:after="30"/>
+              <w:keepNext/>
+              <w:spacing w:before="30" w:after="30"/>
+              <w:jc w:val="center"/>
             </w:pPr>
             <w:r>
               <w:rPr>
@@ -622,7 +656,9 @@
           </w:tcPr>
           <w:p>
             <w:pPr>
-              <w:spacing w:before="30" w:after="30"/>
+              <w:keepNext/>
+              <w:spacing w:before="30" w:after="30"/>
+              <w:jc w:val="center"/>
             </w:pPr>
             <w:r>
               <w:rPr>
@@ -639,7 +675,9 @@
           </w:tcPr>
           <w:p>
             <w:pPr>
-              <w:spacing w:before="30" w:after="30"/>
+              <w:keepNext/>
+              <w:spacing w:before="30" w:after="30"/>
+              <w:jc w:val="center"/>
             </w:pPr>
             <w:r>
               <w:rPr>
@@ -657,6 +695,7 @@
           </w:tcPr>
           <w:p>
             <w:pPr>
+              <w:keepNext/>
               <w:spacing w:before="30" w:after="30"/>
             </w:pPr>
             <w:r>
@@ -670,6 +709,7 @@
           </w:tcPr>
           <w:p>
             <w:pPr>
+              <w:keepNext/>
               <w:spacing w:before="30" w:after="30"/>
             </w:pPr>
             <w:r>
@@ -683,6 +723,7 @@
           </w:tcPr>
           <w:p>
             <w:pPr>
+              <w:keepNext/>
               <w:spacing w:before="30" w:after="30"/>
             </w:pPr>
             <w:r>
@@ -794,7 +835,9 @@
           </w:tcPr>
           <w:p>
             <w:pPr>
-              <w:spacing w:before="30" w:after="30"/>
+              <w:keepNext/>
+              <w:spacing w:before="30" w:after="30"/>
+              <w:jc w:val="center"/>
             </w:pPr>
             <w:r>
               <w:rPr>
@@ -811,7 +854,9 @@
           </w:tcPr>
           <w:p>
             <w:pPr>
-              <w:spacing w:before="30" w:after="30"/>
+              <w:keepNext/>
+              <w:spacing w:before="30" w:after="30"/>
+              <w:jc w:val="center"/>
             </w:pPr>
             <w:r>
               <w:rPr>
@@ -829,6 +874,7 @@
           </w:tcPr>
           <w:p>
             <w:pPr>
+              <w:keepNext/>
               <w:spacing w:before="30" w:after="30"/>
             </w:pPr>
             <w:r>
@@ -842,6 +888,7 @@
           </w:tcPr>
           <w:p>
             <w:pPr>
+              <w:keepNext/>
               <w:spacing w:before="30" w:after="30"/>
             </w:pPr>
             <w:r>
@@ -919,7 +966,9 @@
           </w:tcPr>
           <w:p>
             <w:pPr>
-              <w:spacing w:before="30" w:after="30"/>
+              <w:keepNext/>
+              <w:spacing w:before="30" w:after="30"/>
+              <w:jc w:val="center"/>
             </w:pPr>
             <w:r>
               <w:rPr>
@@ -936,7 +985,9 @@
           </w:tcPr>
           <w:p>
             <w:pPr>
-              <w:spacing w:before="30" w:after="30"/>
+              <w:keepNext/>
+              <w:spacing w:before="30" w:after="30"/>
+              <w:jc w:val="center"/>
             </w:pPr>
             <w:r>
               <w:rPr>
@@ -953,7 +1004,9 @@
           </w:tcPr>
           <w:p>
             <w:pPr>
-              <w:spacing w:before="30" w:after="30"/>
+              <w:keepNext/>
+              <w:spacing w:before="30" w:after="30"/>
+              <w:jc w:val="center"/>
             </w:pPr>
             <w:r>
               <w:rPr>
@@ -970,7 +1023,9 @@
           </w:tcPr>
           <w:p>
             <w:pPr>
-              <w:spacing w:before="30" w:after="30"/>
+              <w:keepNext/>
+              <w:spacing w:before="30" w:after="30"/>
+              <w:jc w:val="center"/>
             </w:pPr>
             <w:r>
               <w:rPr>
@@ -987,7 +1042,9 @@
           </w:tcPr>
           <w:p>
             <w:pPr>
-              <w:spacing w:before="30" w:after="30"/>
+              <w:keepNext/>
+              <w:spacing w:before="30" w:after="30"/>
+              <w:jc w:val="center"/>
             </w:pPr>
             <w:r>
               <w:rPr>
@@ -1005,6 +1062,7 @@
           </w:tcPr>
           <w:p>
             <w:pPr>
+              <w:keepNext/>
               <w:spacing w:before="30" w:after="30"/>
             </w:pPr>
             <w:r>
@@ -1018,6 +1076,7 @@
           </w:tcPr>
           <w:p>
             <w:pPr>
+              <w:keepNext/>
               <w:spacing w:before="30" w:after="30"/>
             </w:pPr>
             <w:r>
@@ -1031,6 +1090,7 @@
           </w:tcPr>
           <w:p>
             <w:pPr>
+              <w:keepNext/>
               <w:spacing w:before="30" w:after="30"/>
             </w:pPr>
             <w:r>
@@ -1044,6 +1104,7 @@
           </w:tcPr>
           <w:p>
             <w:pPr>
+              <w:keepNext/>
               <w:spacing w:before="30" w:after="30"/>
             </w:pPr>
             <w:r>
@@ -1057,6 +1118,7 @@
           </w:tcPr>
           <w:p>
             <w:pPr>
+              <w:keepNext/>
               <w:spacing w:before="30" w:after="30"/>
             </w:pPr>
             <w:r>
@@ -1190,7 +1252,9 @@
           </w:tcPr>
           <w:p>
             <w:pPr>
-              <w:spacing w:before="30" w:after="30"/>
+              <w:keepNext/>
+              <w:spacing w:before="30" w:after="30"/>
+              <w:jc w:val="center"/>
             </w:pPr>
             <w:r>
               <w:rPr>
@@ -1207,7 +1271,9 @@
           </w:tcPr>
           <w:p>
             <w:pPr>
-              <w:spacing w:before="30" w:after="30"/>
+              <w:keepNext/>
+              <w:spacing w:before="30" w:after="30"/>
+              <w:jc w:val="center"/>
             </w:pPr>
             <w:r>
               <w:rPr>
@@ -1224,7 +1290,9 @@
           </w:tcPr>
           <w:p>
             <w:pPr>
-              <w:spacing w:before="30" w:after="30"/>
+              <w:keepNext/>
+              <w:spacing w:before="30" w:after="30"/>
+              <w:jc w:val="center"/>
             </w:pPr>
             <w:r>
               <w:rPr>
@@ -1241,7 +1309,9 @@
           </w:tcPr>
           <w:p>
             <w:pPr>
-              <w:spacing w:before="30" w:after="30"/>
+              <w:keepNext/>
+              <w:spacing w:before="30" w:after="30"/>
+              <w:jc w:val="center"/>
             </w:pPr>
             <w:r>
               <w:rPr>
@@ -1259,6 +1329,7 @@
           </w:tcPr>
           <w:p>
             <w:pPr>
+              <w:keepNext/>
               <w:spacing w:before="30" w:after="30"/>
             </w:pPr>
             <w:r>
@@ -1272,6 +1343,7 @@
           </w:tcPr>
           <w:p>
             <w:pPr>
+              <w:keepNext/>
               <w:spacing w:before="30" w:after="30"/>
             </w:pPr>
             <w:r>
@@ -1291,6 +1363,7 @@
           </w:tcPr>
           <w:p>
             <w:pPr>
+              <w:keepNext/>
               <w:spacing w:before="30" w:after="30"/>
             </w:pPr>
             <w:r>
@@ -1304,6 +1377,7 @@
           </w:tcPr>
           <w:p>
             <w:pPr>
+              <w:keepNext/>
               <w:spacing w:before="30" w:after="30"/>
               <w:jc w:val="center"/>
             </w:pPr>
@@ -1320,6 +1394,7 @@
           </w:tcPr>
           <w:p>
             <w:pPr>
+              <w:keepNext/>
               <w:spacing w:before="30" w:after="30"/>
             </w:pPr>
             <w:r>
@@ -1333,6 +1408,7 @@
           </w:tcPr>
           <w:p>
             <w:pPr>
+              <w:keepNext/>
               <w:spacing w:before="30" w:after="30"/>
             </w:pPr>
             <w:r>
@@ -1352,6 +1428,7 @@
           </w:tcPr>
           <w:p>
             <w:pPr>
+              <w:keepNext/>
               <w:spacing w:before="30" w:after="30"/>
             </w:pPr>
             <w:r>
@@ -1365,6 +1442,7 @@
           </w:tcPr>
           <w:p>
             <w:pPr>
+              <w:keepNext/>
               <w:spacing w:before="30" w:after="30"/>
               <w:jc w:val="center"/>
             </w:pPr>
@@ -1381,6 +1459,7 @@
           </w:tcPr>
           <w:p>
             <w:pPr>
+              <w:keepNext/>
               <w:spacing w:before="30" w:after="30"/>
             </w:pPr>
             <w:r>
@@ -1394,6 +1473,7 @@
           </w:tcPr>
           <w:p>
             <w:pPr>
+              <w:keepNext/>
               <w:spacing w:before="30" w:after="30"/>
             </w:pPr>
             <w:r>
@@ -1413,6 +1493,7 @@
           </w:tcPr>
           <w:p>
             <w:pPr>
+              <w:keepNext/>
               <w:spacing w:before="30" w:after="30"/>
             </w:pPr>
             <w:r>
@@ -1426,6 +1507,7 @@
           </w:tcPr>
           <w:p>
             <w:pPr>
+              <w:keepNext/>
               <w:spacing w:before="30" w:after="30"/>
               <w:jc w:val="center"/>
             </w:pPr>
@@ -1442,6 +1524,7 @@
           </w:tcPr>
           <w:p>
             <w:pPr>
+              <w:keepNext/>
               <w:spacing w:before="30" w:after="30"/>
             </w:pPr>
             <w:r>
@@ -1455,6 +1538,7 @@
           </w:tcPr>
           <w:p>
             <w:pPr>
+              <w:keepNext/>
               <w:spacing w:before="30" w:after="30"/>
             </w:pPr>
             <w:r>
@@ -1474,6 +1558,7 @@
           </w:tcPr>
           <w:p>
             <w:pPr>
+              <w:keepNext/>
               <w:spacing w:before="30" w:after="30"/>
             </w:pPr>
             <w:r>
@@ -1487,6 +1572,7 @@
           </w:tcPr>
           <w:p>
             <w:pPr>
+              <w:keepNext/>
               <w:spacing w:before="30" w:after="30"/>
               <w:jc w:val="center"/>
             </w:pPr>
@@ -1503,6 +1589,7 @@
           </w:tcPr>
           <w:p>
             <w:pPr>
+              <w:keepNext/>
               <w:spacing w:before="30" w:after="30"/>
             </w:pPr>
             <w:r>
@@ -1516,6 +1603,7 @@
           </w:tcPr>
           <w:p>
             <w:pPr>
+              <w:keepNext/>
               <w:spacing w:before="30" w:after="30"/>
             </w:pPr>
             <w:r>
@@ -1529,6 +1617,7 @@
           </w:tcPr>
           <w:p>
             <w:pPr>
+              <w:keepNext/>
               <w:spacing w:before="30" w:after="30"/>
             </w:pPr>
             <w:r>
@@ -1542,6 +1631,7 @@
           </w:tcPr>
           <w:p>
             <w:pPr>
+              <w:keepNext/>
               <w:spacing w:before="30" w:after="30"/>
               <w:jc w:val="center"/>
             </w:pPr>
@@ -1647,7 +1737,9 @@
           </w:tcPr>
           <w:p>
             <w:pPr>
-              <w:spacing w:before="30" w:after="30"/>
+              <w:keepNext/>
+              <w:spacing w:before="30" w:after="30"/>
+              <w:jc w:val="center"/>
             </w:pPr>
             <w:r>
               <w:rPr>
@@ -1664,7 +1756,9 @@
           </w:tcPr>
           <w:p>
             <w:pPr>
-              <w:spacing w:before="30" w:after="30"/>
+              <w:keepNext/>
+              <w:spacing w:before="30" w:after="30"/>
+              <w:jc w:val="center"/>
             </w:pPr>
             <w:r>
               <w:rPr>
@@ -1682,6 +1776,7 @@
           </w:tcPr>
           <w:p>
             <w:pPr>
+              <w:keepNext/>
               <w:spacing w:before="30" w:after="30"/>
             </w:pPr>
             <w:r>
@@ -1695,6 +1790,7 @@
           </w:tcPr>
           <w:p>
             <w:pPr>
+              <w:keepNext/>
               <w:spacing w:before="30" w:after="30"/>
             </w:pPr>
             <w:r>
@@ -1710,6 +1806,7 @@
           </w:tcPr>
           <w:p>
             <w:pPr>
+              <w:keepNext/>
               <w:spacing w:before="30" w:after="30"/>
             </w:pPr>
             <w:r>
@@ -1723,6 +1820,7 @@
           </w:tcPr>
           <w:p>
             <w:pPr>
+              <w:keepNext/>
               <w:spacing w:before="30" w:after="30"/>
             </w:pPr>
             <w:r>
@@ -1738,6 +1836,7 @@
           </w:tcPr>
           <w:p>
             <w:pPr>
+              <w:keepNext/>
               <w:spacing w:before="30" w:after="30"/>
             </w:pPr>
             <w:r>
@@ -1751,6 +1850,7 @@
           </w:tcPr>
           <w:p>
             <w:pPr>
+              <w:keepNext/>
               <w:spacing w:before="30" w:after="30"/>
             </w:pPr>
             <w:r>
@@ -1766,6 +1866,7 @@
           </w:tcPr>
           <w:p>
             <w:pPr>
+              <w:keepNext/>
               <w:spacing w:before="30" w:after="30"/>
             </w:pPr>
             <w:r>
@@ -1779,6 +1880,7 @@
           </w:tcPr>
           <w:p>
             <w:pPr>
+              <w:keepNext/>
               <w:spacing w:before="30" w:after="30"/>
             </w:pPr>
             <w:r>
@@ -1794,6 +1896,7 @@
           </w:tcPr>
           <w:p>
             <w:pPr>
+              <w:keepNext/>
               <w:spacing w:before="30" w:after="30"/>
             </w:pPr>
             <w:r>
@@ -1807,6 +1910,7 @@
           </w:tcPr>
           <w:p>
             <w:pPr>
+              <w:keepNext/>
               <w:spacing w:before="30" w:after="30"/>
             </w:pPr>
             <w:r>
@@ -1822,6 +1926,7 @@
           </w:tcPr>
           <w:p>
             <w:pPr>
+              <w:keepNext/>
               <w:spacing w:before="30" w:after="30"/>
             </w:pPr>
             <w:r>
@@ -1835,6 +1940,7 @@
           </w:tcPr>
           <w:p>
             <w:pPr>
+              <w:keepNext/>
               <w:spacing w:before="30" w:after="30"/>
             </w:pPr>
             <w:r>
@@ -1850,6 +1956,7 @@
           </w:tcPr>
           <w:p>
             <w:pPr>
+              <w:keepNext/>
               <w:spacing w:before="30" w:after="30"/>
             </w:pPr>
             <w:r>
@@ -1863,6 +1970,7 @@
           </w:tcPr>
           <w:p>
             <w:pPr>
+              <w:keepNext/>
               <w:spacing w:before="30" w:after="30"/>
             </w:pPr>
             <w:r>
@@ -1878,6 +1986,7 @@
           </w:tcPr>
           <w:p>
             <w:pPr>
+              <w:keepNext/>
               <w:spacing w:before="30" w:after="30"/>
             </w:pPr>
             <w:r>
@@ -1903,6 +2012,7 @@
           </w:tcPr>
           <w:p>
             <w:pPr>
+              <w:keepNext/>
               <w:spacing w:before="30" w:after="30"/>
             </w:pPr>
             <w:r>
@@ -1936,6 +2046,7 @@
           </w:tcPr>
           <w:p>
             <w:pPr>
+              <w:keepNext/>
               <w:spacing w:before="30" w:after="30"/>
             </w:pPr>
             <w:r>
@@ -1979,6 +2090,7 @@
           </w:tcPr>
           <w:p>
             <w:pPr>
+              <w:keepNext/>
               <w:spacing w:before="30" w:after="30"/>
             </w:pPr>
             <w:r>
@@ -1994,6 +2106,7 @@
           </w:tcPr>
           <w:p>
             <w:pPr>
+              <w:keepNext/>
               <w:spacing w:before="30" w:after="30"/>
             </w:pPr>
             <w:r>
@@ -2007,6 +2120,7 @@
           </w:tcPr>
           <w:p>
             <w:pPr>
+              <w:keepNext/>
               <w:spacing w:before="30" w:after="30"/>
             </w:pPr>
             <w:r>
@@ -2022,6 +2136,7 @@
           </w:tcPr>
           <w:p>
             <w:pPr>
+              <w:keepNext/>
               <w:spacing w:before="30" w:after="30"/>
             </w:pPr>
             <w:r>
@@ -2035,6 +2150,7 @@
           </w:tcPr>
           <w:p>
             <w:pPr>
+              <w:keepNext/>
               <w:spacing w:before="30" w:after="30"/>
             </w:pPr>
             <w:r>
@@ -2050,6 +2166,7 @@
           </w:tcPr>
           <w:p>
             <w:pPr>
+              <w:keepNext/>
               <w:spacing w:before="30" w:after="30"/>
             </w:pPr>
             <w:r>
@@ -2075,6 +2192,7 @@
           </w:tcPr>
           <w:p>
             <w:pPr>
+              <w:keepNext/>
               <w:spacing w:before="30" w:after="30"/>
             </w:pPr>
             <w:r>
@@ -2090,6 +2208,7 @@
           </w:tcPr>
           <w:p>
             <w:pPr>
+              <w:keepNext/>
               <w:spacing w:before="30" w:after="30"/>
             </w:pPr>
             <w:r>
@@ -2121,6 +2240,7 @@
           </w:tcPr>
           <w:p>
             <w:pPr>
+              <w:keepNext/>
               <w:spacing w:before="30" w:after="30"/>
             </w:pPr>
             <w:r>
@@ -2136,6 +2256,7 @@
           </w:tcPr>
           <w:p>
             <w:pPr>
+              <w:keepNext/>
               <w:spacing w:before="30" w:after="30"/>
             </w:pPr>
             <w:r>
@@ -2155,6 +2276,7 @@
           </w:tcPr>
           <w:p>
             <w:pPr>
+              <w:keepNext/>
               <w:spacing w:before="30" w:after="30"/>
             </w:pPr>
             <w:r>
@@ -2170,6 +2292,7 @@
           </w:tcPr>
           <w:p>
             <w:pPr>
+              <w:keepNext/>
               <w:spacing w:before="30" w:after="30"/>
             </w:pPr>
             <w:r>
@@ -2189,6 +2312,7 @@
           </w:tcPr>
           <w:p>
             <w:pPr>
+              <w:keepNext/>
               <w:spacing w:before="30" w:after="30"/>
             </w:pPr>
             <w:r>
@@ -2227,6 +2351,212 @@
             </w:pPr>
             <w:r>
               <w:t xml:space="preserve">t년도 말 해지환급금 (보장금액 1원당, 3.)</w:t>
+            </w:r>
+          </w:p>
+        </w:tc>
+      </w:tr>
+    </w:tbl>
+    <w:p/>
+    <w:p>
+      <w:r>
+        <w:t xml:space="preserve">위험률 합성</w:t>
+      </w:r>
+    </w:p>
+    <w:tbl>
+      <w:tblPr>
+        <w:tblW w:w="5000" w:type="pct"/>
+        <w:tblBorders>
+          <w:top w:val="single" w:sz="4" w:space="0" w:color="A0A0A0"/>
+          <w:left w:val="single" w:sz="4" w:space="0" w:color="A0A0A0"/>
+          <w:bottom w:val="single" w:sz="4" w:space="0" w:color="A0A0A0"/>
+          <w:right w:val="single" w:sz="4" w:space="0" w:color="A0A0A0"/>
+          <w:insideH w:val="single" w:sz="4" w:space="0" w:color="A0A0A0"/>
+          <w:insideV w:val="single" w:sz="4" w:space="0" w:color="A0A0A0"/>
+        </w:tblBorders>
+        <w:tblCellMar>
+          <w:left w:w="140" w:type="dxa"/>
+          <w:right w:w="180" w:type="dxa"/>
+        </w:tblCellMar>
+      </w:tblPr>
+      <w:tblGrid>
+        <w:gridCol w:w="1176"/>
+        <w:gridCol w:w="2940"/>
+        <w:gridCol w:w="5684"/>
+      </w:tblGrid>
+      <w:tr>
+        <w:trPr>
+          <w:tblHeader/>
+        </w:trPr>
+        <w:tc>
+          <w:tcPr>
+            <w:tcW w:w="0" w:type="auto"/>
+            <w:shd w:val="clear" w:color="auto" w:fill="EEF1F5"/>
+          </w:tcPr>
+          <w:p>
+            <w:pPr>
+              <w:keepNext/>
+              <w:spacing w:before="30" w:after="30"/>
+              <w:jc w:val="center"/>
+            </w:pPr>
+            <w:r>
+              <w:rPr>
+                <w:b/>
+              </w:rPr>
+              <w:t xml:space="preserve">기호</w:t>
+            </w:r>
+          </w:p>
+        </w:tc>
+        <w:tc>
+          <w:tcPr>
+            <w:tcW w:w="0" w:type="auto"/>
+            <w:shd w:val="clear" w:color="auto" w:fill="EEF1F5"/>
+          </w:tcPr>
+          <w:p>
+            <w:pPr>
+              <w:keepNext/>
+              <w:spacing w:before="30" w:after="30"/>
+              <w:jc w:val="center"/>
+            </w:pPr>
+            <w:r>
+              <w:rPr>
+                <w:b/>
+              </w:rPr>
+              <w:t xml:space="preserve">이름</w:t>
+            </w:r>
+          </w:p>
+        </w:tc>
+        <w:tc>
+          <w:tcPr>
+            <w:tcW w:w="0" w:type="auto"/>
+            <w:shd w:val="clear" w:color="auto" w:fill="EEF1F5"/>
+          </w:tcPr>
+          <w:p>
+            <w:pPr>
+              <w:keepNext/>
+              <w:spacing w:before="30" w:after="30"/>
+              <w:jc w:val="center"/>
+            </w:pPr>
+            <w:r>
+              <w:rPr>
+                <w:b/>
+              </w:rPr>
+              <w:t xml:space="preserve">식</w:t>
+            </w:r>
+          </w:p>
+        </w:tc>
+      </w:tr>
+      <w:tr>
+        <w:tc>
+          <w:tcPr>
+            <w:tcW w:w="0" w:type="auto"/>
+          </w:tcPr>
+          <w:p>
+            <w:pPr>
+              <w:spacing w:before="30" w:after="30"/>
+            </w:pPr>
+            <w:r>
+              <w:t xml:space="preserve">Q</w:t>
+            </w:r>
+            <w:r>
+              <w:rPr>
+                <w:vertAlign w:val="superscript"/>
+              </w:rPr>
+              <w:t xml:space="preserve">(1)</w:t>
+            </w:r>
+            <w:r>
+              <w:rPr>
+                <w:vertAlign w:val="subscript"/>
+              </w:rPr>
+              <w:t xml:space="preserve">x</w:t>
+            </w:r>
+          </w:p>
+        </w:tc>
+        <w:tc>
+          <w:tcPr>
+            <w:tcW w:w="0" w:type="auto"/>
+          </w:tcPr>
+          <w:p>
+            <w:pPr>
+              <w:spacing w:before="30" w:after="30"/>
+            </w:pPr>
+            <w:r>
+              <w:t xml:space="preserve">사망·80% 이상 장해 결합</w:t>
+            </w:r>
+          </w:p>
+        </w:tc>
+        <w:tc>
+          <w:tcPr>
+            <w:tcW w:w="0" w:type="auto"/>
+          </w:tcPr>
+          <w:p>
+            <w:pPr>
+              <w:spacing w:before="30" w:after="30"/>
+            </w:pPr>
+            <w:r>
+              <w:t xml:space="preserve">Q</w:t>
+            </w:r>
+            <w:r>
+              <w:rPr>
+                <w:vertAlign w:val="superscript"/>
+              </w:rPr>
+              <w:t xml:space="preserve">(1)</w:t>
+            </w:r>
+            <w:r>
+              <w:rPr>
+                <w:vertAlign w:val="subscript"/>
+              </w:rPr>
+              <w:t xml:space="preserve">x+t</w:t>
+            </w:r>
+            <w:r>
+              <w:t xml:space="preserve"> = min( 1, </w:t>
+            </w:r>
+            <w:r>
+              <w:t xml:space="preserve">q</w:t>
+            </w:r>
+            <w:r>
+              <w:rPr>
+                <w:vertAlign w:val="subscript"/>
+              </w:rPr>
+              <w:t xml:space="preserve">x+t</w:t>
+            </w:r>
+            <w:r>
+              <w:t xml:space="preserve"> + </w:t>
+            </w:r>
+            <w:r>
+              <w:t xml:space="preserve">r</w:t>
+            </w:r>
+            <w:r>
+              <w:rPr>
+                <w:vertAlign w:val="subscript"/>
+              </w:rPr>
+              <w:t xml:space="preserve">x+t</w:t>
+            </w:r>
+            <w:r>
+              <w:t xml:space="preserve"> − </w:t>
+            </w:r>
+            <w:r>
+              <w:t xml:space="preserve">q</w:t>
+            </w:r>
+            <w:r>
+              <w:rPr>
+                <w:vertAlign w:val="subscript"/>
+              </w:rPr>
+              <w:t xml:space="preserve">x+t</w:t>
+            </w:r>
+            <w:r>
+              <w:t xml:space="preserve">·</w:t>
+            </w:r>
+            <w:r>
+              <w:t xml:space="preserve">r</w:t>
+            </w:r>
+            <w:r>
+              <w:rPr>
+                <w:vertAlign w:val="subscript"/>
+              </w:rPr>
+              <w:t xml:space="preserve">x+t</w:t>
+            </w:r>
+            <w:r>
+              <w:t xml:space="preserve">/2 )</w:t>
             </w:r>
           </w:p>
         </w:tc>
@@ -2295,7 +2625,9 @@
           </w:tcPr>
           <w:p>
             <w:pPr>
-              <w:spacing w:before="30" w:after="30"/>
+              <w:keepNext/>
+              <w:spacing w:before="30" w:after="30"/>
+              <w:jc w:val="center"/>
             </w:pPr>
             <w:r>
               <w:rPr>
@@ -2312,7 +2644,9 @@
           </w:tcPr>
           <w:p>
             <w:pPr>
-              <w:spacing w:before="30" w:after="30"/>
+              <w:keepNext/>
+              <w:spacing w:before="30" w:after="30"/>
+              <w:jc w:val="center"/>
             </w:pPr>
             <w:r>
               <w:rPr>
@@ -2330,6 +2664,7 @@
           </w:tcPr>
           <w:p>
             <w:pPr>
+              <w:keepNext/>
               <w:spacing w:before="30" w:after="30"/>
             </w:pPr>
             <w:r>
@@ -2343,6 +2678,7 @@
           </w:tcPr>
           <w:p>
             <w:pPr>
+              <w:keepNext/>
               <w:spacing w:before="30" w:after="30"/>
             </w:pPr>
             <w:r>
@@ -2359,57 +2695,6 @@
                 <w:vertAlign w:val="subscript"/>
               </w:rPr>
               <w:t xml:space="preserve">x+t</w:t>
-            </w:r>
-            <w:r>
-              <w:t xml:space="preserve"> = min( 1, </w:t>
-            </w:r>
-            <w:r>
-              <w:t xml:space="preserve">q</w:t>
-            </w:r>
-            <w:r>
-              <w:rPr>
-                <w:vertAlign w:val="subscript"/>
-              </w:rPr>
-              <w:t xml:space="preserve">x+t</w:t>
-            </w:r>
-            <w:r>
-              <w:t xml:space="preserve"> + </w:t>
-            </w:r>
-            <w:r>
-              <w:t xml:space="preserve">r</w:t>
-            </w:r>
-            <w:r>
-              <w:rPr>
-                <w:vertAlign w:val="subscript"/>
-              </w:rPr>
-              <w:t xml:space="preserve">x+t</w:t>
-            </w:r>
-            <w:r>
-              <w:t xml:space="preserve"> − </w:t>
-            </w:r>
-            <w:r>
-              <w:t xml:space="preserve">q</w:t>
-            </w:r>
-            <w:r>
-              <w:rPr>
-                <w:vertAlign w:val="subscript"/>
-              </w:rPr>
-              <w:t xml:space="preserve">x+t</w:t>
-            </w:r>
-            <w:r>
-              <w:t xml:space="preserve">·</w:t>
-            </w:r>
-            <w:r>
-              <w:t xml:space="preserve">r</w:t>
-            </w:r>
-            <w:r>
-              <w:rPr>
-                <w:vertAlign w:val="subscript"/>
-              </w:rPr>
-              <w:t xml:space="preserve">x+t</w:t>
-            </w:r>
-            <w:r>
-              <w:t xml:space="preserve">/2 )</w:t>
             </w:r>
           </w:p>
         </w:tc>
@@ -2421,6 +2706,7 @@
           </w:tcPr>
           <w:p>
             <w:pPr>
+              <w:keepNext/>
               <w:spacing w:before="30" w:after="30"/>
             </w:pPr>
             <w:r>
@@ -2434,6 +2720,7 @@
           </w:tcPr>
           <w:p>
             <w:pPr>
+              <w:keepNext/>
               <w:spacing w:before="30" w:after="30"/>
             </w:pPr>
             <w:r>
@@ -2667,7 +2954,9 @@
           </w:tcPr>
           <w:p>
             <w:pPr>
-              <w:spacing w:before="30" w:after="30"/>
+              <w:keepNext/>
+              <w:spacing w:before="30" w:after="30"/>
+              <w:jc w:val="center"/>
             </w:pPr>
             <w:r>
               <w:rPr>
@@ -2684,7 +2973,9 @@
           </w:tcPr>
           <w:p>
             <w:pPr>
-              <w:spacing w:before="30" w:after="30"/>
+              <w:keepNext/>
+              <w:spacing w:before="30" w:after="30"/>
+              <w:jc w:val="center"/>
             </w:pPr>
             <w:r>
               <w:rPr>
@@ -2702,6 +2993,7 @@
           </w:tcPr>
           <w:p>
             <w:pPr>
+              <w:keepNext/>
               <w:spacing w:before="30" w:after="30"/>
             </w:pPr>
             <w:r>
@@ -2715,6 +3007,7 @@
           </w:tcPr>
           <w:p>
             <w:pPr>
+              <w:keepNext/>
               <w:spacing w:before="30" w:after="30"/>
             </w:pPr>
             <w:r>
@@ -2736,6 +3029,7 @@
           </w:tcPr>
           <w:p>
             <w:pPr>
+              <w:keepNext/>
               <w:spacing w:before="30" w:after="30"/>
             </w:pPr>
             <w:r>
@@ -2749,6 +3043,7 @@
           </w:tcPr>
           <w:p>
             <w:pPr>
+              <w:keepNext/>
               <w:spacing w:before="30" w:after="30"/>
             </w:pPr>
             <w:r>
@@ -2948,7 +3243,9 @@
           </w:tcPr>
           <w:p>
             <w:pPr>
-              <w:spacing w:before="30" w:after="30"/>
+              <w:keepNext/>
+              <w:spacing w:before="30" w:after="30"/>
+              <w:jc w:val="center"/>
             </w:pPr>
             <w:r>
               <w:rPr>
@@ -2965,7 +3262,9 @@
           </w:tcPr>
           <w:p>
             <w:pPr>
-              <w:spacing w:before="30" w:after="30"/>
+              <w:keepNext/>
+              <w:spacing w:before="30" w:after="30"/>
+              <w:jc w:val="center"/>
             </w:pPr>
             <w:r>
               <w:rPr>
@@ -2983,6 +3282,7 @@
           </w:tcPr>
           <w:p>
             <w:pPr>
+              <w:keepNext/>
               <w:spacing w:before="30" w:after="30"/>
             </w:pPr>
             <w:r>
@@ -2996,6 +3296,7 @@
           </w:tcPr>
           <w:p>
             <w:pPr>
+              <w:keepNext/>
               <w:spacing w:before="30" w:after="30"/>
             </w:pPr>
             <w:r>
@@ -3023,6 +3324,7 @@
           </w:tcPr>
           <w:p>
             <w:pPr>
+              <w:keepNext/>
               <w:spacing w:before="30" w:after="30"/>
             </w:pPr>
             <w:r>
@@ -3036,6 +3338,7 @@
           </w:tcPr>
           <w:p>
             <w:pPr>
+              <w:keepNext/>
               <w:spacing w:before="30" w:after="30"/>
             </w:pPr>
             <w:r>
@@ -3096,7 +3399,7 @@
               <w:spacing w:before="30" w:after="30"/>
             </w:pPr>
             <w:r>
-              <w:t xml:space="preserve">계산기수</w:t>
+              <w:t xml:space="preserve">현가 및 누계</w:t>
             </w:r>
           </w:p>
         </w:tc>
@@ -3230,7 +3533,9 @@
           </w:tcPr>
           <w:p>
             <w:pPr>
-              <w:spacing w:before="30" w:after="30"/>
+              <w:keepNext/>
+              <w:spacing w:before="30" w:after="30"/>
+              <w:jc w:val="center"/>
             </w:pPr>
             <w:r>
               <w:rPr>
@@ -3247,7 +3552,9 @@
           </w:tcPr>
           <w:p>
             <w:pPr>
-              <w:spacing w:before="30" w:after="30"/>
+              <w:keepNext/>
+              <w:spacing w:before="30" w:after="30"/>
+              <w:jc w:val="center"/>
             </w:pPr>
             <w:r>
               <w:rPr>
@@ -3264,7 +3571,9 @@
           </w:tcPr>
           <w:p>
             <w:pPr>
-              <w:spacing w:before="30" w:after="30"/>
+              <w:keepNext/>
+              <w:spacing w:before="30" w:after="30"/>
+              <w:jc w:val="center"/>
             </w:pPr>
             <w:r>
               <w:rPr>
@@ -3281,7 +3590,9 @@
           </w:tcPr>
           <w:p>
             <w:pPr>
-              <w:spacing w:before="30" w:after="30"/>
+              <w:keepNext/>
+              <w:spacing w:before="30" w:after="30"/>
+              <w:jc w:val="center"/>
             </w:pPr>
             <w:r>
               <w:rPr>
@@ -3298,7 +3609,9 @@
           </w:tcPr>
           <w:p>
             <w:pPr>
-              <w:spacing w:before="30" w:after="30"/>
+              <w:keepNext/>
+              <w:spacing w:before="30" w:after="30"/>
+              <w:jc w:val="center"/>
             </w:pPr>
             <w:r>
               <w:rPr>

--- a/standards/표준_산출방법서_종신보험.docx
+++ b/standards/표준_산출방법서_종신보험.docx
@@ -2803,7 +2803,19 @@
               <w:spacing w:before="30" w:after="30"/>
             </w:pPr>
             <w:r>
-              <w:t xml:space="preserve">D</w:t>
+              <w:t xml:space="preserve">D′</w:t>
+            </w:r>
+            <w:r>
+              <w:rPr>
+                <w:vertAlign w:val="subscript"/>
+              </w:rPr>
+              <w:t xml:space="preserve">x+t</w:t>
+            </w:r>
+            <w:r>
+              <w:t xml:space="preserve"> = </w:t>
+            </w:r>
+            <w:r>
+              <w:t xml:space="preserve">l</w:t>
             </w:r>
             <w:r>
               <w:rPr>
@@ -2818,76 +2830,46 @@
               <w:t xml:space="preserve">x+t</w:t>
             </w:r>
             <w:r>
+              <w:t xml:space="preserve">·</w:t>
+            </w:r>
+            <w:r>
+              <w:t xml:space="preserve">v</w:t>
+            </w:r>
+            <w:r>
+              <w:rPr>
+                <w:vertAlign w:val="superscript"/>
+              </w:rPr>
+              <w:t xml:space="preserve">t</w:t>
+            </w:r>
+            <w:r>
+              <w:t xml:space="preserve"> · </w:t>
+            </w:r>
+            <w:r>
+              <w:t xml:space="preserve">N′</w:t>
+            </w:r>
+            <w:r>
+              <w:rPr>
+                <w:vertAlign w:val="subscript"/>
+              </w:rPr>
+              <w:t xml:space="preserve">x+t</w:t>
+            </w:r>
+            <w:r>
               <w:t xml:space="preserve"> = </w:t>
             </w:r>
             <w:r>
-              <w:t xml:space="preserve">l</w:t>
-            </w:r>
-            <w:r>
-              <w:rPr>
-                <w:vertAlign w:val="superscript"/>
-              </w:rPr>
-              <w:t xml:space="preserve">(1)</w:t>
+              <w:t xml:space="preserve">Σ</w:t>
             </w:r>
             <w:r>
               <w:rPr>
                 <w:vertAlign w:val="subscript"/>
               </w:rPr>
-              <w:t xml:space="preserve">x+t</w:t>
-            </w:r>
-            <w:r>
-              <w:t xml:space="preserve">·</w:t>
-            </w:r>
-            <w:r>
-              <w:t xml:space="preserve">v</w:t>
-            </w:r>
-            <w:r>
-              <w:rPr>
-                <w:vertAlign w:val="superscript"/>
-              </w:rPr>
-              <w:t xml:space="preserve">t</w:t>
-            </w:r>
-            <w:r>
-              <w:t xml:space="preserve"> · </w:t>
-            </w:r>
-            <w:r>
-              <w:t xml:space="preserve">N</w:t>
-            </w:r>
-            <w:r>
-              <w:rPr>
-                <w:vertAlign w:val="superscript"/>
-              </w:rPr>
-              <w:t xml:space="preserve">(1)</w:t>
-            </w:r>
-            <w:r>
-              <w:rPr>
-                <w:vertAlign w:val="subscript"/>
-              </w:rPr>
-              <w:t xml:space="preserve">x+t</w:t>
-            </w:r>
-            <w:r>
-              <w:t xml:space="preserve"> = </w:t>
-            </w:r>
-            <w:r>
-              <w:t xml:space="preserve">Σ</w:t>
-            </w:r>
-            <w:r>
-              <w:rPr>
-                <w:vertAlign w:val="subscript"/>
-              </w:rPr>
               <w:t xml:space="preserve">u≥t</w:t>
             </w:r>
             <w:r>
               <w:t xml:space="preserve"> </w:t>
             </w:r>
             <w:r>
-              <w:t xml:space="preserve">D</w:t>
-            </w:r>
-            <w:r>
-              <w:rPr>
-                <w:vertAlign w:val="superscript"/>
-              </w:rPr>
-              <w:t xml:space="preserve">(1)</w:t>
+              <w:t xml:space="preserve">D′</w:t>
             </w:r>
             <w:r>
               <w:rPr>
@@ -3120,7 +3102,13 @@
               <w:spacing w:before="30" w:after="30"/>
             </w:pPr>
             <w:r>
-              <w:t xml:space="preserve">D′</w:t>
+              <w:t xml:space="preserve">D</w:t>
+            </w:r>
+            <w:r>
+              <w:rPr>
+                <w:vertAlign w:val="superscript"/>
+              </w:rPr>
+              <w:t xml:space="preserve">(2)</w:t>
             </w:r>
             <w:r>
               <w:rPr>
@@ -3162,7 +3150,13 @@
               <w:t xml:space="preserve"> · </w:t>
             </w:r>
             <w:r>
-              <w:t xml:space="preserve">N′</w:t>
+              <w:t xml:space="preserve">N</w:t>
+            </w:r>
+            <w:r>
+              <w:rPr>
+                <w:vertAlign w:val="superscript"/>
+              </w:rPr>
+              <w:t xml:space="preserve">(2)</w:t>
             </w:r>
             <w:r>
               <w:rPr>
@@ -3186,7 +3180,13 @@
               <w:t xml:space="preserve"> </w:t>
             </w:r>
             <w:r>
-              <w:t xml:space="preserve">D′</w:t>
+              <w:t xml:space="preserve">D</w:t>
+            </w:r>
+            <w:r>
+              <w:rPr>
+                <w:vertAlign w:val="superscript"/>
+              </w:rPr>
+              <w:t xml:space="preserve">(2)</w:t>
             </w:r>
             <w:r>
               <w:rPr>

--- a/standards/표준_산출방법서_종신보험.docx
+++ b/standards/표준_산출방법서_종신보험.docx
@@ -2520,10 +2520,10 @@
               <w:t xml:space="preserve">x+t</w:t>
             </w:r>
             <w:r>
-              <w:t xml:space="preserve"> + </w:t>
-            </w:r>
-            <w:r>
-              <w:t xml:space="preserve">r</w:t>
+              <w:t xml:space="preserve"> + r80_{x+t} − </w:t>
+            </w:r>
+            <w:r>
+              <w:t xml:space="preserve">q</w:t>
             </w:r>
             <w:r>
               <w:rPr>
@@ -2532,31 +2532,7 @@
               <w:t xml:space="preserve">x+t</w:t>
             </w:r>
             <w:r>
-              <w:t xml:space="preserve"> − </w:t>
-            </w:r>
-            <w:r>
-              <w:t xml:space="preserve">q</w:t>
-            </w:r>
-            <w:r>
-              <w:rPr>
-                <w:vertAlign w:val="subscript"/>
-              </w:rPr>
-              <w:t xml:space="preserve">x+t</w:t>
-            </w:r>
-            <w:r>
-              <w:t xml:space="preserve">·</w:t>
-            </w:r>
-            <w:r>
-              <w:t xml:space="preserve">r</w:t>
-            </w:r>
-            <w:r>
-              <w:rPr>
-                <w:vertAlign w:val="subscript"/>
-              </w:rPr>
-              <w:t xml:space="preserve">x+t</w:t>
-            </w:r>
-            <w:r>
-              <w:t xml:space="preserve">/2 )</w:t>
+              <w:t xml:space="preserve">·r80_{x+t}/2 )</w:t>
             </w:r>
           </w:p>
         </w:tc>
